--- a/reports/个人实验报告.docx
+++ b/reports/个人实验报告.docx
@@ -255,7 +255,7 @@
             <w:pPr>
               <w:spacing w:after="40" w:before="40" w:line="276" w:lineRule="auto"/>
               <w:ind w:firstLine="0"/>
-              <w:jc w:val="left"/>
+              <w:jc w:val="center"/>
             </w:pPr>
             <w:r>
               <w:rPr>
@@ -264,7 +264,7 @@
                 <w:color w:val="000000"/>
                 <w:sz w:val="19"/>
               </w:rPr>
-              <w:t>________________</w:t>
+              <w:t>周新永</w:t>
             </w:r>
           </w:p>
         </w:tc>
@@ -318,7 +318,7 @@
             <w:pPr>
               <w:spacing w:after="40" w:before="40" w:line="276" w:lineRule="auto"/>
               <w:ind w:firstLine="0"/>
-              <w:jc w:val="left"/>
+              <w:jc w:val="center"/>
             </w:pPr>
             <w:r>
               <w:rPr>
@@ -327,7 +327,7 @@
                 <w:color w:val="000000"/>
                 <w:sz w:val="19"/>
               </w:rPr>
-              <w:t>________________</w:t>
+              <w:t>M202674502</w:t>
             </w:r>
           </w:p>
         </w:tc>
@@ -1606,7 +1606,7 @@
                 <w:color w:val="000000"/>
                 <w:sz w:val="18"/>
               </w:rPr>
-              <w:t>代码测试</w:t>
+              <w:t>10月19日代码测试</w:t>
             </w:r>
           </w:p>
         </w:tc>
@@ -3228,7 +3228,7 @@
           <w:color w:val="000000"/>
           <w:sz w:val="21"/>
         </w:rPr>
-        <w:t>自动测试结果为 161 passed in 3.80s。输入文件哈希和源码哈希分别保存于 data_manifest.json 和 source_hashes.json；status.json 记载 complete。测试集基线覆盖 370/370 题，预测覆盖率为 100.00%。</w:t>
+        <w:t>10月19日自动测试结果为 161 passed in 3.80s。输入文件哈希和源码哈希分别保存于 data_manifest.json 和 source_hashes.json；status.json 记载 complete。测试集基线覆盖 370/370 题，预测覆盖率为 100.00%。</w:t>
       </w:r>
     </w:p>
     <w:p>
@@ -7831,7 +7831,7 @@
           <w:color w:val="000000"/>
           <w:sz w:val="21"/>
         </w:rPr>
-        <w:t>本次自动测试 161 项通过，覆盖实体链接、指标输入校验、预测覆盖、配对抽样、个人运行协议及相关工具。测试支持实现行为符合预期，不能代替模型泛化实验。</w:t>
+        <w:t>10月19日自动测试 161 项通过，覆盖实体链接、指标输入校验、预测覆盖、配对抽样、个人运行协议及相关工具。测试支持实现行为符合预期，不能代替模型泛化实验。</w:t>
       </w:r>
     </w:p>
     <w:p>
@@ -7873,7 +7873,49 @@
           <w:color w:val="000000"/>
           <w:sz w:val="21"/>
         </w:rPr>
-        <w:t>人工评分结果：准确性 ______；完整性 ______；流畅度 ______；无依据断言 ______；实际评审题数 ______；评审日期 ______。真实终端截图、个人信息和此项主观评审完成后，方可按课程要求形成最终提交版。</w:t>
+        <w:t>人工评分结果：准确性 ______；完整性 ______；流畅度 ______；无依据断言 ______；实际评审题数 ______；评审日期 ______。真实终端截图、班级信息和此项主观评审完成后，方可按课程要求形成最终提交版。</w:t>
+      </w:r>
+    </w:p>
+    <w:p>
+      <w:pPr>
+        <w:pStyle w:val="Heading3"/>
+      </w:pPr>
+      <w:r>
+        <w:rPr>
+          <w:rFonts w:ascii="Arial" w:hAnsi="Arial" w:cs="Arial" w:eastAsia="黑体"/>
+          <w:b/>
+          <w:color w:val="000000"/>
+          <w:sz w:val="24"/>
+        </w:rPr>
+        <w:t>交付升级记录</w:t>
+      </w:r>
+    </w:p>
+    <w:p>
+      <w:pPr>
+        <w:widowControl/>
+      </w:pPr>
+      <w:r>
+        <w:rPr>
+          <w:rFonts w:ascii="Arial" w:hAnsi="Arial" w:cs="Arial" w:eastAsia="宋体"/>
+          <w:b w:val="0"/>
+          <w:color w:val="000000"/>
+          <w:sz w:val="19"/>
+        </w:rPr>
+        <w:t>2026年10月24日交付升级：新增离线端到端验收和个人模型演示参数，修复未知数字续集误命中原片并加入回归测试。 2026年10月24日在全新隔离CPU环境、仅代码副本中执行，181项测试通过，耗时14.57秒；语法与致命代码检查通过。python -m kgqa.acceptance --output-dir output/acceptance/review 实际返回PASS；13项检查全部通过。10部虚构电影按6/2/2划分，150道题，完整测试30题；四种关系、多答案、别名、拒答、模型重载及15次参数对照已通过。个人模型路径演示成功。该夹具只验证代码行为，不计入200部Wikidata电影的实验成绩。 验收使用合成小夹具，只检查软件流程，不计入10月19日的 Wikidata 实验，也不替代真实截图或人工评分。</w:t>
+      </w:r>
+    </w:p>
+    <w:p>
+      <w:pPr>
+        <w:widowControl/>
+      </w:pPr>
+      <w:r>
+        <w:rPr>
+          <w:rFonts w:ascii="Arial" w:hAnsi="Arial" w:cs="Arial" w:eastAsia="宋体"/>
+          <w:b w:val="0"/>
+          <w:color w:val="000000"/>
+          <w:sz w:val="18"/>
+        </w:rPr>
+        <w:t>离线验收及个人模型演示的操作说明见 docs/提交验收说明.md。</w:t>
       </w:r>
     </w:p>
     <w:p>
@@ -8446,7 +8488,7 @@
                 <w:color w:val="000000"/>
                 <w:sz w:val="17"/>
               </w:rPr>
-              <w:t>真实终端截图与个人信息</w:t>
+              <w:t>真实终端截图与班级</w:t>
             </w:r>
           </w:p>
         </w:tc>
@@ -8504,7 +8546,7 @@
                 <w:color w:val="000000"/>
                 <w:sz w:val="17"/>
               </w:rPr>
-              <w:t>本人采集真实窗口并填写身份字段</w:t>
+              <w:t>本人采集真实窗口并填写班级</w:t>
             </w:r>
           </w:p>
         </w:tc>
@@ -8538,13 +8580,42 @@
                 <w:color w:val="000000"/>
                 <w:sz w:val="17"/>
               </w:rPr>
-              <w:t>个人贡献理解与复核</w:t>
+              <w:t>10月24日交付验收</w:t>
             </w:r>
           </w:p>
         </w:tc>
         <w:tc>
           <w:tcPr>
             <w:tcW w:type="dxa" w:w="3572"/>
+            <w:vAlign w:val="center"/>
+            <w:tcMar>
+              <w:top w:w="85" w:type="dxa"/>
+              <w:left w:w="85" w:type="dxa"/>
+              <w:bottom w:w="85" w:type="dxa"/>
+              <w:right w:w="85" w:type="dxa"/>
+            </w:tcMar>
+            <w:shd w:fill="F6F7F8"/>
+          </w:tcPr>
+          <w:p>
+            <w:pPr>
+              <w:spacing w:after="40" w:before="40" w:line="276" w:lineRule="auto"/>
+              <w:ind w:firstLine="0"/>
+              <w:jc w:val="left"/>
+            </w:pPr>
+            <w:r>
+              <w:rPr>
+                <w:rFonts w:ascii="Arial" w:hAnsi="Arial" w:cs="Arial" w:eastAsia="宋体"/>
+                <w:b w:val="0"/>
+                <w:color w:val="000000"/>
+                <w:sz w:val="17"/>
+              </w:rPr>
+              <w:t>2026年10月24日在全新隔离CPU环境、仅代码副本中执行，181项测试通过，耗时14.57秒；语法与致命代码检查通过。</w:t>
+            </w:r>
+          </w:p>
+        </w:tc>
+        <w:tc>
+          <w:tcPr>
+            <w:tcW w:type="dxa" w:w="3458"/>
             <w:vAlign w:val="center"/>
             <w:tcMar>
               <w:top w:w="85" w:type="dxa"/>
@@ -8567,36 +8638,7 @@
                 <w:color w:val="000000"/>
                 <w:sz w:val="17"/>
               </w:rPr>
-              <w:t>代码与数值可逐项核验</w:t>
-            </w:r>
-          </w:p>
-        </w:tc>
-        <w:tc>
-          <w:tcPr>
-            <w:tcW w:type="dxa" w:w="3458"/>
-            <w:vAlign w:val="center"/>
-            <w:tcMar>
-              <w:top w:w="85" w:type="dxa"/>
-              <w:left w:w="85" w:type="dxa"/>
-              <w:bottom w:w="85" w:type="dxa"/>
-              <w:right w:w="85" w:type="dxa"/>
-            </w:tcMar>
-            <w:shd w:fill="F6F7F8"/>
-          </w:tcPr>
-          <w:p>
-            <w:pPr>
-              <w:spacing w:after="40" w:before="40" w:line="276" w:lineRule="auto"/>
-              <w:ind w:firstLine="0"/>
-              <w:jc w:val="left"/>
-            </w:pPr>
-            <w:r>
-              <w:rPr>
-                <w:rFonts w:ascii="Arial" w:hAnsi="Arial" w:cs="Arial" w:eastAsia="宋体"/>
-                <w:b w:val="0"/>
-                <w:color w:val="000000"/>
-                <w:sz w:val="17"/>
-              </w:rPr>
-              <w:t>本人阅读差异并准备说明失败案例</w:t>
+              <w:t>合成夹具只验证软件流程</w:t>
             </w:r>
           </w:p>
         </w:tc>

--- a/reports/个人实验报告.docx
+++ b/reports/个人实验报告.docx
@@ -5,41 +5,75 @@
     <w:p>
       <w:pPr>
         <w:pStyle w:val="Title"/>
-        <w:spacing w:after="160"/>
-        <w:ind w:firstLine="0"/>
-        <w:jc w:val="center"/>
-      </w:pPr>
-      <w:r>
-        <w:rPr>
-          <w:rFonts w:ascii="Times New Roman" w:hAnsi="Times New Roman" w:eastAsia="黑体"/>
-          <w:b/>
-          <w:color w:val="000000"/>
-          <w:sz w:val="36"/>
-        </w:rPr>
-        <w:t>Wikidata电影知识图谱问答与自动评测实验报告</w:t>
-      </w:r>
-    </w:p>
-    <w:p>
-      <w:pPr>
-        <w:pStyle w:val="Subtitle"/>
-        <w:spacing w:after="200"/>
+        <w:keepNext/>
+        <w:keepLines w:val="0"/>
+        <w:pageBreakBefore w:val="0"/>
+        <w:widowControl/>
+        <w:spacing w:after="200" w:line="300" w:lineRule="auto" w:before="0"/>
         <w:ind w:firstLine="0"/>
         <w:jc w:val="center"/>
       </w:pPr>
       <w:r>
         <w:rPr>
           <w:rFonts w:ascii="Times New Roman" w:hAnsi="Times New Roman" w:eastAsia="宋体"/>
+          <w:b/>
+          <w:i w:val="0"/>
+          <w:color w:val="000000"/>
+          <w:sz w:val="36"/>
+        </w:rPr>
+        <w:t>Wikidata电影知识图谱问答实验报告</w:t>
+      </w:r>
+    </w:p>
+    <w:p>
+      <w:pPr>
+        <w:pStyle w:val="Subtitle"/>
+        <w:keepNext w:val="0"/>
+        <w:keepLines w:val="0"/>
+        <w:pageBreakBefore w:val="0"/>
+        <w:widowControl/>
+        <w:spacing w:after="80" w:line="300" w:lineRule="auto" w:before="0"/>
+        <w:ind w:firstLine="0"/>
+        <w:jc w:val="center"/>
+      </w:pPr>
+      <w:r>
+        <w:rPr>
+          <w:rFonts w:ascii="Times New Roman" w:hAnsi="Times New Roman" w:eastAsia="宋体"/>
+          <w:b w:val="0"/>
           <w:i w:val="0"/>
           <w:color w:val="000000"/>
           <w:sz w:val="21"/>
         </w:rPr>
-        <w:t>人工智能 I 课程实验报告</w:t>
+        <w:t>人工智能 I 课程实验  问答规划与评价</w:t>
+      </w:r>
+    </w:p>
+    <w:p>
+      <w:pPr>
+        <w:pStyle w:val="Heading1"/>
+        <w:keepNext/>
+        <w:keepLines w:val="0"/>
+        <w:pageBreakBefore w:val="0"/>
+        <w:widowControl/>
+        <w:spacing w:line="300" w:lineRule="auto" w:before="200" w:after="100"/>
+        <w:jc w:val="left"/>
+      </w:pPr>
+      <w:r>
+        <w:rPr>
+          <w:rFonts w:ascii="Times New Roman" w:hAnsi="Times New Roman" w:eastAsia="宋体"/>
+          <w:b/>
+          <w:i w:val="0"/>
+          <w:color w:val="000000"/>
+          <w:sz w:val="26"/>
+        </w:rPr>
+        <w:t>1 实验基本信息与个人任务</w:t>
       </w:r>
     </w:p>
     <w:p>
       <w:pPr>
         <w:keepNext/>
-        <w:spacing w:before="100" w:after="100" w:line="276" w:lineRule="auto"/>
+        <w:keepLines w:val="0"/>
+        <w:pageBreakBefore w:val="0"/>
+        <w:widowControl/>
+        <w:spacing w:before="0" w:after="80" w:line="300" w:lineRule="auto"/>
         <w:ind w:firstLine="0"/>
         <w:jc w:val="center"/>
       </w:pPr>
@@ -48,7 +82,7 @@
           <w:rFonts w:ascii="Times New Roman" w:hAnsi="Times New Roman" w:eastAsia="宋体"/>
           <w:b/>
           <w:color w:val="000000"/>
-          <w:sz w:val="21"/>
+          <w:sz w:val="19"/>
         </w:rPr>
         <w:t>表1 实验基本信息</w:t>
       </w:r>
@@ -66,6 +100,12 @@
           <w:right w:val="single" w:sz="5" w:color="D9D9D9"/>
           <w:insideH w:val="single" w:sz="5" w:color="D9D9D9"/>
           <w:insideV w:val="single" w:sz="5" w:color="D9D9D9"/>
+          <w:top w:val="single" w:sz="4" w:color="D9D9D9"/>
+          <w:left w:val="single" w:sz="4" w:color="D9D9D9"/>
+          <w:bottom w:val="single" w:sz="4" w:color="D9D9D9"/>
+          <w:right w:val="single" w:sz="4" w:color="D9D9D9"/>
+          <w:insideH w:val="single" w:sz="4" w:color="D9D9D9"/>
+          <w:insideV w:val="single" w:sz="4" w:color="D9D9D9"/>
         </w:tblBorders>
       </w:tblPr>
       <w:tblGrid>
@@ -76,6 +116,7 @@
         <w:trPr>
           <w:cantSplit/>
           <w:tblHeader/>
+          <w:tblHeader/>
         </w:trPr>
         <w:tc>
           <w:tcPr>
@@ -88,20 +129,27 @@
               <w:right w:w="80" w:type="dxa"/>
             </w:tcMar>
             <w:shd w:fill="EFEFEF"/>
+            <w:tcMar>
+              <w:top w:w="70" w:type="dxa"/>
+              <w:left w:w="70" w:type="dxa"/>
+              <w:bottom w:w="70" w:type="dxa"/>
+              <w:right w:w="70" w:type="dxa"/>
+            </w:tcMar>
+            <w:shd w:fill="E7E6E6"/>
           </w:tcPr>
           <w:p>
             <w:pPr>
-              <w:keepNext/>
-              <w:spacing w:before="0" w:after="0" w:line="276" w:lineRule="auto"/>
+              <w:keepNext w:val="0"/>
+              <w:spacing w:before="0" w:after="40" w:line="276" w:lineRule="auto"/>
               <w:ind w:firstLine="0"/>
-              <w:jc w:val="center"/>
+              <w:jc w:val="left"/>
             </w:pPr>
             <w:r>
               <w:rPr>
                 <w:rFonts w:ascii="Times New Roman" w:hAnsi="Times New Roman" w:eastAsia="宋体"/>
                 <w:b/>
                 <w:color w:val="000000"/>
-                <w:sz w:val="21"/>
+                <w:sz w:val="19"/>
               </w:rPr>
               <w:t>项目</w:t>
             </w:r>
@@ -118,11 +166,18 @@
               <w:right w:w="80" w:type="dxa"/>
             </w:tcMar>
             <w:shd w:fill="EFEFEF"/>
+            <w:tcMar>
+              <w:top w:w="70" w:type="dxa"/>
+              <w:left w:w="70" w:type="dxa"/>
+              <w:bottom w:w="70" w:type="dxa"/>
+              <w:right w:w="70" w:type="dxa"/>
+            </w:tcMar>
+            <w:shd w:fill="E7E6E6"/>
           </w:tcPr>
           <w:p>
             <w:pPr>
-              <w:keepNext/>
-              <w:spacing w:before="0" w:after="0" w:line="276" w:lineRule="auto"/>
+              <w:keepNext w:val="0"/>
+              <w:spacing w:before="0" w:after="40" w:line="276" w:lineRule="auto"/>
               <w:ind w:firstLine="0"/>
               <w:jc w:val="left"/>
             </w:pPr>
@@ -131,7 +186,7 @@
                 <w:rFonts w:ascii="Times New Roman" w:hAnsi="Times New Roman" w:eastAsia="宋体"/>
                 <w:b/>
                 <w:color w:val="000000"/>
-                <w:sz w:val="21"/>
+                <w:sz w:val="19"/>
               </w:rPr>
               <w:t>内容</w:t>
             </w:r>
@@ -152,20 +207,26 @@
               <w:left w:w="80" w:type="dxa"/>
               <w:right w:w="80" w:type="dxa"/>
             </w:tcMar>
+            <w:tcMar>
+              <w:top w:w="70" w:type="dxa"/>
+              <w:left w:w="70" w:type="dxa"/>
+              <w:bottom w:w="70" w:type="dxa"/>
+              <w:right w:w="70" w:type="dxa"/>
+            </w:tcMar>
           </w:tcPr>
           <w:p>
             <w:pPr>
-              <w:keepNext/>
-              <w:spacing w:before="0" w:after="0" w:line="276" w:lineRule="auto"/>
+              <w:keepNext w:val="0"/>
+              <w:spacing w:before="0" w:after="40" w:line="276" w:lineRule="auto"/>
               <w:ind w:firstLine="0"/>
-              <w:jc w:val="center"/>
+              <w:jc w:val="left"/>
             </w:pPr>
             <w:r>
               <w:rPr>
                 <w:rFonts w:ascii="Times New Roman" w:hAnsi="Times New Roman" w:eastAsia="宋体"/>
                 <w:b w:val="0"/>
                 <w:color w:val="000000"/>
-                <w:sz w:val="21"/>
+                <w:sz w:val="19"/>
               </w:rPr>
               <w:t>实验名称</w:t>
             </w:r>
@@ -181,11 +242,17 @@
               <w:left w:w="80" w:type="dxa"/>
               <w:right w:w="80" w:type="dxa"/>
             </w:tcMar>
+            <w:tcMar>
+              <w:top w:w="70" w:type="dxa"/>
+              <w:left w:w="70" w:type="dxa"/>
+              <w:bottom w:w="70" w:type="dxa"/>
+              <w:right w:w="70" w:type="dxa"/>
+            </w:tcMar>
           </w:tcPr>
           <w:p>
             <w:pPr>
-              <w:keepNext/>
-              <w:spacing w:before="0" w:after="0" w:line="276" w:lineRule="auto"/>
+              <w:keepNext w:val="0"/>
+              <w:spacing w:before="0" w:after="40" w:line="276" w:lineRule="auto"/>
               <w:ind w:firstLine="0"/>
               <w:jc w:val="left"/>
             </w:pPr>
@@ -194,7 +261,7 @@
                 <w:rFonts w:ascii="Times New Roman" w:hAnsi="Times New Roman" w:eastAsia="宋体"/>
                 <w:b w:val="0"/>
                 <w:color w:val="000000"/>
-                <w:sz w:val="21"/>
+                <w:sz w:val="19"/>
               </w:rPr>
               <w:t>基于Wikidata电影知识图谱的问答与自动评测</w:t>
             </w:r>
@@ -215,20 +282,26 @@
               <w:left w:w="80" w:type="dxa"/>
               <w:right w:w="80" w:type="dxa"/>
             </w:tcMar>
+            <w:tcMar>
+              <w:top w:w="70" w:type="dxa"/>
+              <w:left w:w="70" w:type="dxa"/>
+              <w:bottom w:w="70" w:type="dxa"/>
+              <w:right w:w="70" w:type="dxa"/>
+            </w:tcMar>
           </w:tcPr>
           <w:p>
             <w:pPr>
-              <w:keepNext/>
-              <w:spacing w:before="0" w:after="0" w:line="276" w:lineRule="auto"/>
+              <w:keepNext w:val="0"/>
+              <w:spacing w:before="0" w:after="40" w:line="276" w:lineRule="auto"/>
               <w:ind w:firstLine="0"/>
-              <w:jc w:val="center"/>
+              <w:jc w:val="left"/>
             </w:pPr>
             <w:r>
               <w:rPr>
                 <w:rFonts w:ascii="Times New Roman" w:hAnsi="Times New Roman" w:eastAsia="宋体"/>
                 <w:b w:val="0"/>
                 <w:color w:val="000000"/>
-                <w:sz w:val="21"/>
+                <w:sz w:val="19"/>
               </w:rPr>
               <w:t>姓名</w:t>
             </w:r>
@@ -244,11 +317,17 @@
               <w:left w:w="80" w:type="dxa"/>
               <w:right w:w="80" w:type="dxa"/>
             </w:tcMar>
+            <w:tcMar>
+              <w:top w:w="70" w:type="dxa"/>
+              <w:left w:w="70" w:type="dxa"/>
+              <w:bottom w:w="70" w:type="dxa"/>
+              <w:right w:w="70" w:type="dxa"/>
+            </w:tcMar>
           </w:tcPr>
           <w:p>
             <w:pPr>
-              <w:keepNext/>
-              <w:spacing w:before="0" w:after="0" w:line="276" w:lineRule="auto"/>
+              <w:keepNext w:val="0"/>
+              <w:spacing w:before="0" w:after="40" w:line="276" w:lineRule="auto"/>
               <w:ind w:firstLine="0"/>
               <w:jc w:val="left"/>
             </w:pPr>
@@ -257,7 +336,7 @@
                 <w:rFonts w:ascii="Times New Roman" w:hAnsi="Times New Roman" w:eastAsia="宋体"/>
                 <w:b w:val="0"/>
                 <w:color w:val="000000"/>
-                <w:sz w:val="21"/>
+                <w:sz w:val="19"/>
               </w:rPr>
               <w:t>周新永</w:t>
             </w:r>
@@ -278,20 +357,26 @@
               <w:left w:w="80" w:type="dxa"/>
               <w:right w:w="80" w:type="dxa"/>
             </w:tcMar>
+            <w:tcMar>
+              <w:top w:w="70" w:type="dxa"/>
+              <w:left w:w="70" w:type="dxa"/>
+              <w:bottom w:w="70" w:type="dxa"/>
+              <w:right w:w="70" w:type="dxa"/>
+            </w:tcMar>
           </w:tcPr>
           <w:p>
             <w:pPr>
-              <w:keepNext/>
-              <w:spacing w:before="0" w:after="0" w:line="276" w:lineRule="auto"/>
+              <w:keepNext w:val="0"/>
+              <w:spacing w:before="0" w:after="40" w:line="276" w:lineRule="auto"/>
               <w:ind w:firstLine="0"/>
-              <w:jc w:val="center"/>
+              <w:jc w:val="left"/>
             </w:pPr>
             <w:r>
               <w:rPr>
                 <w:rFonts w:ascii="Times New Roman" w:hAnsi="Times New Roman" w:eastAsia="宋体"/>
                 <w:b w:val="0"/>
                 <w:color w:val="000000"/>
-                <w:sz w:val="21"/>
+                <w:sz w:val="19"/>
               </w:rPr>
               <w:t>学号</w:t>
             </w:r>
@@ -307,12 +392,17 @@
               <w:left w:w="80" w:type="dxa"/>
               <w:right w:w="80" w:type="dxa"/>
             </w:tcMar>
+            <w:tcMar>
+              <w:top w:w="70" w:type="dxa"/>
+              <w:left w:w="70" w:type="dxa"/>
+              <w:bottom w:w="70" w:type="dxa"/>
+              <w:right w:w="70" w:type="dxa"/>
+            </w:tcMar>
           </w:tcPr>
           <w:p>
             <w:pPr>
-              <w:keepNext/>
-              <w:spacing w:before="0" w:after="0" w:line="276" w:lineRule="auto"/>
-              <w:ind w:firstLine="0"/>
+              <w:keepNext w:val="0"/>
+              <w:spacing w:line="276" w:lineRule="auto" w:before="0" w:after="40"/>
               <w:jc w:val="left"/>
             </w:pPr>
             <w:r>
@@ -320,7 +410,7 @@
                 <w:rFonts w:ascii="Times New Roman" w:hAnsi="Times New Roman" w:eastAsia="宋体"/>
                 <w:b w:val="0"/>
                 <w:color w:val="000000"/>
-                <w:sz w:val="21"/>
+                <w:sz w:val="19"/>
               </w:rPr>
               <w:t>M202674502</w:t>
             </w:r>
@@ -341,20 +431,26 @@
               <w:left w:w="80" w:type="dxa"/>
               <w:right w:w="80" w:type="dxa"/>
             </w:tcMar>
+            <w:tcMar>
+              <w:top w:w="70" w:type="dxa"/>
+              <w:left w:w="70" w:type="dxa"/>
+              <w:bottom w:w="70" w:type="dxa"/>
+              <w:right w:w="70" w:type="dxa"/>
+            </w:tcMar>
           </w:tcPr>
           <w:p>
             <w:pPr>
-              <w:keepNext/>
-              <w:spacing w:before="0" w:after="0" w:line="276" w:lineRule="auto"/>
+              <w:keepNext w:val="0"/>
+              <w:spacing w:before="0" w:after="40" w:line="276" w:lineRule="auto"/>
               <w:ind w:firstLine="0"/>
-              <w:jc w:val="center"/>
+              <w:jc w:val="left"/>
             </w:pPr>
             <w:r>
               <w:rPr>
                 <w:rFonts w:ascii="Times New Roman" w:hAnsi="Times New Roman" w:eastAsia="宋体"/>
                 <w:b w:val="0"/>
                 <w:color w:val="000000"/>
-                <w:sz w:val="21"/>
+                <w:sz w:val="19"/>
               </w:rPr>
               <w:t>班级</w:t>
             </w:r>
@@ -370,12 +466,17 @@
               <w:left w:w="80" w:type="dxa"/>
               <w:right w:w="80" w:type="dxa"/>
             </w:tcMar>
+            <w:tcMar>
+              <w:top w:w="70" w:type="dxa"/>
+              <w:left w:w="70" w:type="dxa"/>
+              <w:bottom w:w="70" w:type="dxa"/>
+              <w:right w:w="70" w:type="dxa"/>
+            </w:tcMar>
           </w:tcPr>
           <w:p>
             <w:pPr>
-              <w:keepNext/>
-              <w:spacing w:before="0" w:after="0" w:line="276" w:lineRule="auto"/>
-              <w:ind w:firstLine="0"/>
+              <w:keepNext w:val="0"/>
+              <w:spacing w:line="276" w:lineRule="auto" w:before="0" w:after="40"/>
               <w:jc w:val="left"/>
             </w:pPr>
             <w:r>
@@ -383,8 +484,9 @@
                 <w:rFonts w:ascii="Times New Roman" w:hAnsi="Times New Roman" w:eastAsia="宋体"/>
                 <w:b w:val="0"/>
                 <w:color w:val="000000"/>
-                <w:sz w:val="21"/>
+                <w:sz w:val="19"/>
               </w:rPr>
+              <w:t>硕2609班</w:t>
             </w:r>
           </w:p>
         </w:tc>
@@ -403,20 +505,26 @@
               <w:left w:w="80" w:type="dxa"/>
               <w:right w:w="80" w:type="dxa"/>
             </w:tcMar>
+            <w:tcMar>
+              <w:top w:w="70" w:type="dxa"/>
+              <w:left w:w="70" w:type="dxa"/>
+              <w:bottom w:w="70" w:type="dxa"/>
+              <w:right w:w="70" w:type="dxa"/>
+            </w:tcMar>
           </w:tcPr>
           <w:p>
             <w:pPr>
-              <w:keepNext/>
-              <w:spacing w:before="0" w:after="0" w:line="276" w:lineRule="auto"/>
+              <w:keepNext w:val="0"/>
+              <w:spacing w:before="0" w:after="40" w:line="276" w:lineRule="auto"/>
               <w:ind w:firstLine="0"/>
-              <w:jc w:val="center"/>
+              <w:jc w:val="left"/>
             </w:pPr>
             <w:r>
               <w:rPr>
                 <w:rFonts w:ascii="Times New Roman" w:hAnsi="Times New Roman" w:eastAsia="宋体"/>
                 <w:b w:val="0"/>
                 <w:color w:val="000000"/>
-                <w:sz w:val="21"/>
+                <w:sz w:val="19"/>
               </w:rPr>
               <w:t>主要实验运行日期</w:t>
             </w:r>
@@ -432,11 +540,17 @@
               <w:left w:w="80" w:type="dxa"/>
               <w:right w:w="80" w:type="dxa"/>
             </w:tcMar>
+            <w:tcMar>
+              <w:top w:w="70" w:type="dxa"/>
+              <w:left w:w="70" w:type="dxa"/>
+              <w:bottom w:w="70" w:type="dxa"/>
+              <w:right w:w="70" w:type="dxa"/>
+            </w:tcMar>
           </w:tcPr>
           <w:p>
             <w:pPr>
-              <w:keepNext/>
-              <w:spacing w:before="0" w:after="0" w:line="276" w:lineRule="auto"/>
+              <w:keepNext w:val="0"/>
+              <w:spacing w:before="0" w:after="40" w:line="276" w:lineRule="auto"/>
               <w:ind w:firstLine="0"/>
               <w:jc w:val="left"/>
             </w:pPr>
@@ -445,7 +559,7 @@
                 <w:rFonts w:ascii="Times New Roman" w:hAnsi="Times New Roman" w:eastAsia="宋体"/>
                 <w:b w:val="0"/>
                 <w:color w:val="000000"/>
-                <w:sz w:val="21"/>
+                <w:sz w:val="19"/>
               </w:rPr>
               <w:t>2026年10月30日</w:t>
             </w:r>
@@ -466,20 +580,26 @@
               <w:left w:w="80" w:type="dxa"/>
               <w:right w:w="80" w:type="dxa"/>
             </w:tcMar>
+            <w:tcMar>
+              <w:top w:w="70" w:type="dxa"/>
+              <w:left w:w="70" w:type="dxa"/>
+              <w:bottom w:w="70" w:type="dxa"/>
+              <w:right w:w="70" w:type="dxa"/>
+            </w:tcMar>
           </w:tcPr>
           <w:p>
             <w:pPr>
-              <w:keepNext/>
-              <w:spacing w:before="0" w:after="0" w:line="276" w:lineRule="auto"/>
+              <w:keepNext w:val="0"/>
+              <w:spacing w:before="0" w:after="40" w:line="276" w:lineRule="auto"/>
               <w:ind w:firstLine="0"/>
-              <w:jc w:val="center"/>
+              <w:jc w:val="left"/>
             </w:pPr>
             <w:r>
               <w:rPr>
                 <w:rFonts w:ascii="Times New Roman" w:hAnsi="Times New Roman" w:eastAsia="宋体"/>
                 <w:b w:val="0"/>
                 <w:color w:val="000000"/>
-                <w:sz w:val="21"/>
+                <w:sz w:val="19"/>
               </w:rPr>
               <w:t>补充推理与中文检验日期</w:t>
             </w:r>
@@ -495,11 +615,17 @@
               <w:left w:w="80" w:type="dxa"/>
               <w:right w:w="80" w:type="dxa"/>
             </w:tcMar>
+            <w:tcMar>
+              <w:top w:w="70" w:type="dxa"/>
+              <w:left w:w="70" w:type="dxa"/>
+              <w:bottom w:w="70" w:type="dxa"/>
+              <w:right w:w="70" w:type="dxa"/>
+            </w:tcMar>
           </w:tcPr>
           <w:p>
             <w:pPr>
-              <w:keepNext/>
-              <w:spacing w:before="0" w:after="0" w:line="276" w:lineRule="auto"/>
+              <w:keepNext w:val="0"/>
+              <w:spacing w:before="0" w:after="40" w:line="276" w:lineRule="auto"/>
               <w:ind w:firstLine="0"/>
               <w:jc w:val="left"/>
             </w:pPr>
@@ -508,7 +634,7 @@
                 <w:rFonts w:ascii="Times New Roman" w:hAnsi="Times New Roman" w:eastAsia="宋体"/>
                 <w:b w:val="0"/>
                 <w:color w:val="000000"/>
-                <w:sz w:val="21"/>
+                <w:sz w:val="19"/>
               </w:rPr>
               <w:t>2026年10月31日</w:t>
             </w:r>
@@ -529,20 +655,26 @@
               <w:left w:w="80" w:type="dxa"/>
               <w:right w:w="80" w:type="dxa"/>
             </w:tcMar>
+            <w:tcMar>
+              <w:top w:w="70" w:type="dxa"/>
+              <w:left w:w="70" w:type="dxa"/>
+              <w:bottom w:w="70" w:type="dxa"/>
+              <w:right w:w="70" w:type="dxa"/>
+            </w:tcMar>
           </w:tcPr>
           <w:p>
             <w:pPr>
               <w:keepNext w:val="0"/>
-              <w:spacing w:before="0" w:after="0" w:line="276" w:lineRule="auto"/>
+              <w:spacing w:before="0" w:after="40" w:line="276" w:lineRule="auto"/>
               <w:ind w:firstLine="0"/>
-              <w:jc w:val="center"/>
+              <w:jc w:val="left"/>
             </w:pPr>
             <w:r>
               <w:rPr>
                 <w:rFonts w:ascii="Times New Roman" w:hAnsi="Times New Roman" w:eastAsia="宋体"/>
                 <w:b w:val="0"/>
                 <w:color w:val="000000"/>
-                <w:sz w:val="21"/>
+                <w:sz w:val="19"/>
               </w:rPr>
               <w:t>实验完成日期</w:t>
             </w:r>
@@ -558,12 +690,17 @@
               <w:left w:w="80" w:type="dxa"/>
               <w:right w:w="80" w:type="dxa"/>
             </w:tcMar>
+            <w:tcMar>
+              <w:top w:w="70" w:type="dxa"/>
+              <w:left w:w="70" w:type="dxa"/>
+              <w:bottom w:w="70" w:type="dxa"/>
+              <w:right w:w="70" w:type="dxa"/>
+            </w:tcMar>
           </w:tcPr>
           <w:p>
             <w:pPr>
               <w:keepNext w:val="0"/>
-              <w:spacing w:before="0" w:after="0" w:line="276" w:lineRule="auto"/>
-              <w:ind w:firstLine="0"/>
+              <w:spacing w:line="276" w:lineRule="auto" w:before="0" w:after="40"/>
               <w:jc w:val="left"/>
             </w:pPr>
             <w:r>
@@ -571,9 +708,70 @@
                 <w:rFonts w:ascii="Times New Roman" w:hAnsi="Times New Roman" w:eastAsia="宋体"/>
                 <w:b w:val="0"/>
                 <w:color w:val="000000"/>
-                <w:sz w:val="21"/>
+                <w:sz w:val="19"/>
               </w:rPr>
-              <w:t>2026年10月31日</w:t>
+              <w:t>2026年10月30日</w:t>
+            </w:r>
+          </w:p>
+        </w:tc>
+      </w:tr>
+      <w:tr>
+        <w:trPr>
+          <w:cantSplit/>
+        </w:trPr>
+        <w:tc>
+          <w:tcPr>
+            <w:tcW w:type="dxa" w:w="2603"/>
+            <w:vAlign w:val="center"/>
+            <w:tcMar>
+              <w:top w:w="70" w:type="dxa"/>
+              <w:left w:w="70" w:type="dxa"/>
+              <w:bottom w:w="70" w:type="dxa"/>
+              <w:right w:w="70" w:type="dxa"/>
+            </w:tcMar>
+          </w:tcPr>
+          <w:p>
+            <w:pPr>
+              <w:keepNext w:val="0"/>
+              <w:spacing w:line="276" w:lineRule="auto" w:before="0" w:after="40"/>
+              <w:jc w:val="left"/>
+            </w:pPr>
+            <w:r>
+              <w:rPr>
+                <w:rFonts w:ascii="Times New Roman" w:hAnsi="Times New Roman" w:eastAsia="宋体"/>
+                <w:b w:val="0"/>
+                <w:color w:val="000000"/>
+                <w:sz w:val="19"/>
+              </w:rPr>
+              <w:t>报告责任分工</w:t>
+            </w:r>
+          </w:p>
+        </w:tc>
+        <w:tc>
+          <w:tcPr>
+            <w:tcW w:type="dxa" w:w="6694"/>
+            <w:vAlign w:val="center"/>
+            <w:tcMar>
+              <w:top w:w="70" w:type="dxa"/>
+              <w:left w:w="70" w:type="dxa"/>
+              <w:bottom w:w="70" w:type="dxa"/>
+              <w:right w:w="70" w:type="dxa"/>
+            </w:tcMar>
+          </w:tcPr>
+          <w:p>
+            <w:pPr>
+              <w:keepNext w:val="0"/>
+              <w:spacing w:line="276" w:lineRule="auto" w:before="0" w:after="40"/>
+              <w:jc w:val="left"/>
+            </w:pPr>
+            <w:r>
+              <w:rPr>
+                <w:rFonts w:ascii="Times New Roman" w:hAnsi="Times New Roman" w:eastAsia="宋体"/>
+                <w:b w:val="0"/>
+                <w:color w:val="000000"/>
+                <w:sz w:val="19"/>
+              </w:rPr>
+              <w:t>A0管道、电影实体链接与候选确认、关系阈值诊断、P0语义规划与确定性执行、严格评价、拒答分析及证据交互</w:t>
             </w:r>
           </w:p>
         </w:tc>
@@ -581,63 +779,75 @@
     </w:tbl>
     <w:p>
       <w:pPr>
-        <w:spacing w:after="0" w:before="0" w:line="60" w:lineRule="exact"/>
+        <w:keepNext w:val="0"/>
+        <w:keepLines w:val="0"/>
+        <w:pageBreakBefore w:val="0"/>
+        <w:widowControl/>
+        <w:spacing w:line="300" w:lineRule="auto" w:before="0" w:after="80"/>
+        <w:jc w:val="both"/>
       </w:pPr>
       <w:r>
         <w:rPr>
           <w:rFonts w:ascii="Times New Roman" w:hAnsi="Times New Roman" w:eastAsia="宋体"/>
           <w:color w:val="000000"/>
-          <w:sz w:val="6"/>
+          <w:sz w:val="21"/>
         </w:rPr>
+        <w:t>本实验围绕Wikidata电影知识图谱问答展开，先在5000电影固定图谱上比较管道与神经生成，再进行阈值、学习率、结构前缀和鲁棒性分析，最后扩展中英文输入、证据保护及冻结指令模型规划。我的报告重点为问答、计划执行与评价；A0基础运行加载配套冻结分类器，本轮未重新训练A0。</w:t>
+      </w:r>
+    </w:p>
+    <w:p>
+      <w:pPr>
+        <w:keepNext w:val="0"/>
+        <w:keepLines w:val="0"/>
+        <w:pageBreakBefore w:val="0"/>
+        <w:widowControl/>
+        <w:spacing w:line="300" w:lineRule="auto" w:before="0" w:after="80"/>
+        <w:jc w:val="both"/>
+      </w:pPr>
+      <w:r>
+        <w:rPr>
+          <w:rFonts w:ascii="Times New Roman" w:hAnsi="Times New Roman" w:eastAsia="宋体"/>
+          <w:color w:val="000000"/>
+          <w:sz w:val="21"/>
+        </w:rPr>
+        <w:t>按当前完整交付物分配，我负责A0管道、电影实体链接与候选确认、关系阈值诊断、P0语义规划与确定性执行、严格评价、拒答分析及证据交互。夏俊杰负责5000电影数据与来源核验、TransE、B0—B3/C0训练、自由问法微调复核、冻结模型服务、证据生成与运行环境。两人共享数据划分、事实范围及严格评价接口，共同整理结果、CI与报告。分工按最新模块责任组织，工作量约各一半，不追溯历史贡献。</w:t>
       </w:r>
     </w:p>
     <w:p>
       <w:pPr>
         <w:pStyle w:val="Heading1"/>
+        <w:keepNext/>
+        <w:keepLines w:val="0"/>
+        <w:pageBreakBefore w:val="0"/>
+        <w:widowControl/>
+        <w:spacing w:line="300" w:lineRule="auto" w:before="200" w:after="100"/>
+        <w:jc w:val="left"/>
       </w:pPr>
       <w:r>
         <w:rPr>
-          <w:rFonts w:ascii="Times New Roman" w:hAnsi="Times New Roman" w:eastAsia="黑体"/>
+          <w:rFonts w:ascii="Times New Roman" w:hAnsi="Times New Roman" w:eastAsia="宋体"/>
+          <w:b/>
+          <w:i w:val="0"/>
           <w:color w:val="000000"/>
-        </w:rPr>
-        <w:t>1 实验目的与个人任务</w:t>
-      </w:r>
-    </w:p>
-    <w:p>
-      <w:r>
-        <w:rPr>
-          <w:rFonts w:ascii="Times New Roman" w:hAnsi="Times New Roman" w:eastAsia="宋体"/>
-          <w:color w:val="000000"/>
-        </w:rPr>
-        <w:t>本实验围绕Wikidata电影知识图谱问答展开。我负责A0管道问答及自动评测，重点检查电影实体链接、关系判断、置信度阈值和答案实体解析如何影响最终结果，并通过逐题预测、参数修改和浏览器测试记录实际运行过程。我的基础实验使用与5000部电影数据配套的冻结分类器；本轮没有重新训练A0。</w:t>
-      </w:r>
-    </w:p>
-    <w:p>
-      <w:r>
-        <w:rPr>
-          <w:rFonts w:ascii="Times New Roman" w:hAnsi="Times New Roman" w:eastAsia="宋体"/>
-          <w:color w:val="000000"/>
-        </w:rPr>
-        <w:t>我与夏俊杰在同一冻结图谱和电影划分上协作。夏俊杰负责数据版本核验、TransE图嵌入、神经模型训练、学习率对照和结构前缀消融；我负责A0推理与阈值检查、实体链接、严格自动评价、组合实体解析修正、名称恢复评价和配对扰动诊断。共同训练结果用于比较不同问答方式，个人实验以我实际完成的推理和评价过程为主。后续中文扩展中，我负责输入适配与前端交互，并与夏俊杰共同整理辅助中文标签。</w:t>
-      </w:r>
-    </w:p>
-    <w:p>
-      <w:pPr>
-        <w:pStyle w:val="Heading1"/>
-      </w:pPr>
-      <w:r>
-        <w:rPr>
-          <w:rFonts w:ascii="Times New Roman" w:hAnsi="Times New Roman" w:eastAsia="黑体"/>
-          <w:color w:val="000000"/>
+          <w:sz w:val="26"/>
         </w:rPr>
         <w:t>2 实验环境</w:t>
       </w:r>
     </w:p>
     <w:p>
+      <w:pPr>
+        <w:keepNext w:val="0"/>
+        <w:keepLines w:val="0"/>
+        <w:pageBreakBefore w:val="0"/>
+        <w:widowControl/>
+        <w:spacing w:line="300" w:lineRule="auto" w:before="0" w:after="80"/>
+        <w:jc w:val="both"/>
+      </w:pPr>
       <w:r>
         <w:rPr>
           <w:rFonts w:ascii="Times New Roman" w:hAnsi="Times New Roman" w:eastAsia="宋体"/>
           <w:color w:val="000000"/>
+          <w:sz w:val="21"/>
         </w:rPr>
         <w:t>5000部电影主实验在Windows环境运行。A0利用CPU完成关系分类、图谱查询和答案生成；共同对照中的图嵌入及神经训练使用GPU。表2记录主实验环境，环境版本取自本轮实际运行记录。</w:t>
       </w:r>
@@ -645,7 +855,10 @@
     <w:p>
       <w:pPr>
         <w:keepNext/>
-        <w:spacing w:before="100" w:after="100" w:line="276" w:lineRule="auto"/>
+        <w:keepLines w:val="0"/>
+        <w:pageBreakBefore w:val="0"/>
+        <w:widowControl/>
+        <w:spacing w:before="0" w:after="80" w:line="300" w:lineRule="auto"/>
         <w:ind w:firstLine="0"/>
         <w:jc w:val="center"/>
       </w:pPr>
@@ -654,7 +867,7 @@
           <w:rFonts w:ascii="Times New Roman" w:hAnsi="Times New Roman" w:eastAsia="宋体"/>
           <w:b/>
           <w:color w:val="000000"/>
-          <w:sz w:val="21"/>
+          <w:sz w:val="19"/>
         </w:rPr>
         <w:t>表2 主实验软硬件环境</w:t>
       </w:r>
@@ -672,6 +885,12 @@
           <w:right w:val="single" w:sz="5" w:color="D9D9D9"/>
           <w:insideH w:val="single" w:sz="5" w:color="D9D9D9"/>
           <w:insideV w:val="single" w:sz="5" w:color="D9D9D9"/>
+          <w:top w:val="single" w:sz="4" w:color="D9D9D9"/>
+          <w:left w:val="single" w:sz="4" w:color="D9D9D9"/>
+          <w:bottom w:val="single" w:sz="4" w:color="D9D9D9"/>
+          <w:right w:val="single" w:sz="4" w:color="D9D9D9"/>
+          <w:insideH w:val="single" w:sz="4" w:color="D9D9D9"/>
+          <w:insideV w:val="single" w:sz="4" w:color="D9D9D9"/>
         </w:tblBorders>
       </w:tblPr>
       <w:tblGrid>
@@ -682,6 +901,7 @@
         <w:trPr>
           <w:cantSplit/>
           <w:tblHeader/>
+          <w:tblHeader/>
         </w:trPr>
         <w:tc>
           <w:tcPr>
@@ -694,20 +914,27 @@
               <w:right w:w="80" w:type="dxa"/>
             </w:tcMar>
             <w:shd w:fill="EFEFEF"/>
+            <w:tcMar>
+              <w:top w:w="70" w:type="dxa"/>
+              <w:left w:w="70" w:type="dxa"/>
+              <w:bottom w:w="70" w:type="dxa"/>
+              <w:right w:w="70" w:type="dxa"/>
+            </w:tcMar>
+            <w:shd w:fill="E7E6E6"/>
           </w:tcPr>
           <w:p>
             <w:pPr>
               <w:keepNext/>
-              <w:spacing w:before="0" w:after="0" w:line="276" w:lineRule="auto"/>
+              <w:spacing w:before="0" w:after="40" w:line="276" w:lineRule="auto"/>
               <w:ind w:firstLine="0"/>
-              <w:jc w:val="center"/>
+              <w:jc w:val="left"/>
             </w:pPr>
             <w:r>
               <w:rPr>
                 <w:rFonts w:ascii="Times New Roman" w:hAnsi="Times New Roman" w:eastAsia="宋体"/>
                 <w:b/>
                 <w:color w:val="000000"/>
-                <w:sz w:val="21"/>
+                <w:sz w:val="19"/>
               </w:rPr>
               <w:t>项目</w:t>
             </w:r>
@@ -724,11 +951,18 @@
               <w:right w:w="80" w:type="dxa"/>
             </w:tcMar>
             <w:shd w:fill="EFEFEF"/>
+            <w:tcMar>
+              <w:top w:w="70" w:type="dxa"/>
+              <w:left w:w="70" w:type="dxa"/>
+              <w:bottom w:w="70" w:type="dxa"/>
+              <w:right w:w="70" w:type="dxa"/>
+            </w:tcMar>
+            <w:shd w:fill="E7E6E6"/>
           </w:tcPr>
           <w:p>
             <w:pPr>
               <w:keepNext/>
-              <w:spacing w:before="0" w:after="0" w:line="276" w:lineRule="auto"/>
+              <w:spacing w:before="0" w:after="40" w:line="276" w:lineRule="auto"/>
               <w:ind w:firstLine="0"/>
               <w:jc w:val="left"/>
             </w:pPr>
@@ -737,7 +971,7 @@
                 <w:rFonts w:ascii="Times New Roman" w:hAnsi="Times New Roman" w:eastAsia="宋体"/>
                 <w:b/>
                 <w:color w:val="000000"/>
-                <w:sz w:val="21"/>
+                <w:sz w:val="19"/>
               </w:rPr>
               <w:t>配置</w:t>
             </w:r>
@@ -758,20 +992,26 @@
               <w:left w:w="80" w:type="dxa"/>
               <w:right w:w="80" w:type="dxa"/>
             </w:tcMar>
+            <w:tcMar>
+              <w:top w:w="70" w:type="dxa"/>
+              <w:left w:w="70" w:type="dxa"/>
+              <w:bottom w:w="70" w:type="dxa"/>
+              <w:right w:w="70" w:type="dxa"/>
+            </w:tcMar>
           </w:tcPr>
           <w:p>
             <w:pPr>
               <w:keepNext/>
-              <w:spacing w:before="0" w:after="0" w:line="276" w:lineRule="auto"/>
+              <w:spacing w:before="0" w:after="40" w:line="276" w:lineRule="auto"/>
               <w:ind w:firstLine="0"/>
-              <w:jc w:val="center"/>
+              <w:jc w:val="left"/>
             </w:pPr>
             <w:r>
               <w:rPr>
                 <w:rFonts w:ascii="Times New Roman" w:hAnsi="Times New Roman" w:eastAsia="宋体"/>
                 <w:b w:val="0"/>
                 <w:color w:val="000000"/>
-                <w:sz w:val="21"/>
+                <w:sz w:val="19"/>
               </w:rPr>
               <w:t>操作系统</w:t>
             </w:r>
@@ -787,11 +1027,17 @@
               <w:left w:w="80" w:type="dxa"/>
               <w:right w:w="80" w:type="dxa"/>
             </w:tcMar>
+            <w:tcMar>
+              <w:top w:w="70" w:type="dxa"/>
+              <w:left w:w="70" w:type="dxa"/>
+              <w:bottom w:w="70" w:type="dxa"/>
+              <w:right w:w="70" w:type="dxa"/>
+            </w:tcMar>
           </w:tcPr>
           <w:p>
             <w:pPr>
               <w:keepNext/>
-              <w:spacing w:before="0" w:after="0" w:line="276" w:lineRule="auto"/>
+              <w:spacing w:before="0" w:after="40" w:line="276" w:lineRule="auto"/>
               <w:ind w:firstLine="0"/>
               <w:jc w:val="left"/>
             </w:pPr>
@@ -800,7 +1046,7 @@
                 <w:rFonts w:ascii="Times New Roman" w:hAnsi="Times New Roman" w:eastAsia="宋体"/>
                 <w:b w:val="0"/>
                 <w:color w:val="000000"/>
-                <w:sz w:val="21"/>
+                <w:sz w:val="19"/>
               </w:rPr>
               <w:t>Windows 11，版本标识10.0.22631</w:t>
             </w:r>
@@ -821,20 +1067,26 @@
               <w:left w:w="80" w:type="dxa"/>
               <w:right w:w="80" w:type="dxa"/>
             </w:tcMar>
+            <w:tcMar>
+              <w:top w:w="70" w:type="dxa"/>
+              <w:left w:w="70" w:type="dxa"/>
+              <w:bottom w:w="70" w:type="dxa"/>
+              <w:right w:w="70" w:type="dxa"/>
+            </w:tcMar>
           </w:tcPr>
           <w:p>
             <w:pPr>
               <w:keepNext/>
-              <w:spacing w:before="0" w:after="0" w:line="276" w:lineRule="auto"/>
+              <w:spacing w:before="0" w:after="40" w:line="276" w:lineRule="auto"/>
               <w:ind w:firstLine="0"/>
-              <w:jc w:val="center"/>
+              <w:jc w:val="left"/>
             </w:pPr>
             <w:r>
               <w:rPr>
                 <w:rFonts w:ascii="Times New Roman" w:hAnsi="Times New Roman" w:eastAsia="宋体"/>
                 <w:b w:val="0"/>
                 <w:color w:val="000000"/>
-                <w:sz w:val="21"/>
+                <w:sz w:val="19"/>
               </w:rPr>
               <w:t>Python</w:t>
             </w:r>
@@ -850,11 +1102,17 @@
               <w:left w:w="80" w:type="dxa"/>
               <w:right w:w="80" w:type="dxa"/>
             </w:tcMar>
+            <w:tcMar>
+              <w:top w:w="70" w:type="dxa"/>
+              <w:left w:w="70" w:type="dxa"/>
+              <w:bottom w:w="70" w:type="dxa"/>
+              <w:right w:w="70" w:type="dxa"/>
+            </w:tcMar>
           </w:tcPr>
           <w:p>
             <w:pPr>
               <w:keepNext/>
-              <w:spacing w:before="0" w:after="0" w:line="276" w:lineRule="auto"/>
+              <w:spacing w:before="0" w:after="40" w:line="276" w:lineRule="auto"/>
               <w:ind w:firstLine="0"/>
               <w:jc w:val="left"/>
             </w:pPr>
@@ -863,7 +1121,7 @@
                 <w:rFonts w:ascii="Times New Roman" w:hAnsi="Times New Roman" w:eastAsia="宋体"/>
                 <w:b w:val="0"/>
                 <w:color w:val="000000"/>
-                <w:sz w:val="21"/>
+                <w:sz w:val="19"/>
               </w:rPr>
               <w:t>3.12.8</w:t>
             </w:r>
@@ -884,20 +1142,26 @@
               <w:left w:w="80" w:type="dxa"/>
               <w:right w:w="80" w:type="dxa"/>
             </w:tcMar>
+            <w:tcMar>
+              <w:top w:w="70" w:type="dxa"/>
+              <w:left w:w="70" w:type="dxa"/>
+              <w:bottom w:w="70" w:type="dxa"/>
+              <w:right w:w="70" w:type="dxa"/>
+            </w:tcMar>
           </w:tcPr>
           <w:p>
             <w:pPr>
               <w:keepNext/>
-              <w:spacing w:before="0" w:after="0" w:line="276" w:lineRule="auto"/>
+              <w:spacing w:before="0" w:after="40" w:line="276" w:lineRule="auto"/>
               <w:ind w:firstLine="0"/>
-              <w:jc w:val="center"/>
+              <w:jc w:val="left"/>
             </w:pPr>
             <w:r>
               <w:rPr>
                 <w:rFonts w:ascii="Times New Roman" w:hAnsi="Times New Roman" w:eastAsia="宋体"/>
                 <w:b w:val="0"/>
                 <w:color w:val="000000"/>
-                <w:sz w:val="21"/>
+                <w:sz w:val="19"/>
               </w:rPr>
               <w:t>CPU与内存</w:t>
             </w:r>
@@ -913,11 +1177,17 @@
               <w:left w:w="80" w:type="dxa"/>
               <w:right w:w="80" w:type="dxa"/>
             </w:tcMar>
+            <w:tcMar>
+              <w:top w:w="70" w:type="dxa"/>
+              <w:left w:w="70" w:type="dxa"/>
+              <w:bottom w:w="70" w:type="dxa"/>
+              <w:right w:w="70" w:type="dxa"/>
+            </w:tcMar>
           </w:tcPr>
           <w:p>
             <w:pPr>
               <w:keepNext/>
-              <w:spacing w:before="0" w:after="0" w:line="276" w:lineRule="auto"/>
+              <w:spacing w:before="0" w:after="40" w:line="276" w:lineRule="auto"/>
               <w:ind w:firstLine="0"/>
               <w:jc w:val="left"/>
             </w:pPr>
@@ -926,7 +1196,7 @@
                 <w:rFonts w:ascii="Times New Roman" w:hAnsi="Times New Roman" w:eastAsia="宋体"/>
                 <w:b w:val="0"/>
                 <w:color w:val="000000"/>
-                <w:sz w:val="21"/>
+                <w:sz w:val="19"/>
               </w:rPr>
               <w:t>AMD Ryzen 5 5600H with Radeon Graphics；内存15.86 GB</w:t>
             </w:r>
@@ -947,20 +1217,26 @@
               <w:left w:w="80" w:type="dxa"/>
               <w:right w:w="80" w:type="dxa"/>
             </w:tcMar>
+            <w:tcMar>
+              <w:top w:w="70" w:type="dxa"/>
+              <w:left w:w="70" w:type="dxa"/>
+              <w:bottom w:w="70" w:type="dxa"/>
+              <w:right w:w="70" w:type="dxa"/>
+            </w:tcMar>
           </w:tcPr>
           <w:p>
             <w:pPr>
               <w:keepNext/>
-              <w:spacing w:before="0" w:after="0" w:line="276" w:lineRule="auto"/>
+              <w:spacing w:before="0" w:after="40" w:line="276" w:lineRule="auto"/>
               <w:ind w:firstLine="0"/>
-              <w:jc w:val="center"/>
+              <w:jc w:val="left"/>
             </w:pPr>
             <w:r>
               <w:rPr>
                 <w:rFonts w:ascii="Times New Roman" w:hAnsi="Times New Roman" w:eastAsia="宋体"/>
                 <w:b w:val="0"/>
                 <w:color w:val="000000"/>
-                <w:sz w:val="21"/>
+                <w:sz w:val="19"/>
               </w:rPr>
               <w:t>GPU</w:t>
             </w:r>
@@ -976,11 +1252,17 @@
               <w:left w:w="80" w:type="dxa"/>
               <w:right w:w="80" w:type="dxa"/>
             </w:tcMar>
+            <w:tcMar>
+              <w:top w:w="70" w:type="dxa"/>
+              <w:left w:w="70" w:type="dxa"/>
+              <w:bottom w:w="70" w:type="dxa"/>
+              <w:right w:w="70" w:type="dxa"/>
+            </w:tcMar>
           </w:tcPr>
           <w:p>
             <w:pPr>
               <w:keepNext/>
-              <w:spacing w:before="0" w:after="0" w:line="276" w:lineRule="auto"/>
+              <w:spacing w:before="0" w:after="40" w:line="276" w:lineRule="auto"/>
               <w:ind w:firstLine="0"/>
               <w:jc w:val="left"/>
             </w:pPr>
@@ -989,7 +1271,7 @@
                 <w:rFonts w:ascii="Times New Roman" w:hAnsi="Times New Roman" w:eastAsia="宋体"/>
                 <w:b w:val="0"/>
                 <w:color w:val="000000"/>
-                <w:sz w:val="21"/>
+                <w:sz w:val="19"/>
               </w:rPr>
               <w:t>NVIDIA GeForce RTX 3050 Laptop GPU；显存4096 MiB；驱动560.81</w:t>
             </w:r>
@@ -1010,20 +1292,26 @@
               <w:left w:w="80" w:type="dxa"/>
               <w:right w:w="80" w:type="dxa"/>
             </w:tcMar>
+            <w:tcMar>
+              <w:top w:w="70" w:type="dxa"/>
+              <w:left w:w="70" w:type="dxa"/>
+              <w:bottom w:w="70" w:type="dxa"/>
+              <w:right w:w="70" w:type="dxa"/>
+            </w:tcMar>
           </w:tcPr>
           <w:p>
             <w:pPr>
               <w:keepNext/>
-              <w:spacing w:before="0" w:after="0" w:line="276" w:lineRule="auto"/>
+              <w:spacing w:before="0" w:after="40" w:line="276" w:lineRule="auto"/>
               <w:ind w:firstLine="0"/>
-              <w:jc w:val="center"/>
+              <w:jc w:val="left"/>
             </w:pPr>
             <w:r>
               <w:rPr>
                 <w:rFonts w:ascii="Times New Roman" w:hAnsi="Times New Roman" w:eastAsia="宋体"/>
                 <w:b w:val="0"/>
                 <w:color w:val="000000"/>
-                <w:sz w:val="21"/>
+                <w:sz w:val="19"/>
               </w:rPr>
               <w:t>深度学习环境</w:t>
             </w:r>
@@ -1039,11 +1327,17 @@
               <w:left w:w="80" w:type="dxa"/>
               <w:right w:w="80" w:type="dxa"/>
             </w:tcMar>
+            <w:tcMar>
+              <w:top w:w="70" w:type="dxa"/>
+              <w:left w:w="70" w:type="dxa"/>
+              <w:bottom w:w="70" w:type="dxa"/>
+              <w:right w:w="70" w:type="dxa"/>
+            </w:tcMar>
           </w:tcPr>
           <w:p>
             <w:pPr>
               <w:keepNext/>
-              <w:spacing w:before="0" w:after="0" w:line="276" w:lineRule="auto"/>
+              <w:spacing w:before="0" w:after="40" w:line="276" w:lineRule="auto"/>
               <w:ind w:firstLine="0"/>
               <w:jc w:val="left"/>
             </w:pPr>
@@ -1052,7 +1346,7 @@
                 <w:rFonts w:ascii="Times New Roman" w:hAnsi="Times New Roman" w:eastAsia="宋体"/>
                 <w:b w:val="0"/>
                 <w:color w:val="000000"/>
-                <w:sz w:val="21"/>
+                <w:sz w:val="19"/>
               </w:rPr>
               <w:t>PyTorch 2.6.0+cu124；CUDA 12.4；transformers 4.48.3；pykeen 1.11.1</w:t>
             </w:r>
@@ -1073,20 +1367,26 @@
               <w:left w:w="80" w:type="dxa"/>
               <w:right w:w="80" w:type="dxa"/>
             </w:tcMar>
+            <w:tcMar>
+              <w:top w:w="70" w:type="dxa"/>
+              <w:left w:w="70" w:type="dxa"/>
+              <w:bottom w:w="70" w:type="dxa"/>
+              <w:right w:w="70" w:type="dxa"/>
+            </w:tcMar>
           </w:tcPr>
           <w:p>
             <w:pPr>
               <w:keepNext/>
-              <w:spacing w:before="0" w:after="0" w:line="276" w:lineRule="auto"/>
+              <w:spacing w:before="0" w:after="40" w:line="276" w:lineRule="auto"/>
               <w:ind w:firstLine="0"/>
-              <w:jc w:val="center"/>
+              <w:jc w:val="left"/>
             </w:pPr>
             <w:r>
               <w:rPr>
                 <w:rFonts w:ascii="Times New Roman" w:hAnsi="Times New Roman" w:eastAsia="宋体"/>
                 <w:b w:val="0"/>
                 <w:color w:val="000000"/>
-                <w:sz w:val="21"/>
+                <w:sz w:val="19"/>
               </w:rPr>
               <w:t>分类与数据处理</w:t>
             </w:r>
@@ -1102,11 +1402,17 @@
               <w:left w:w="80" w:type="dxa"/>
               <w:right w:w="80" w:type="dxa"/>
             </w:tcMar>
+            <w:tcMar>
+              <w:top w:w="70" w:type="dxa"/>
+              <w:left w:w="70" w:type="dxa"/>
+              <w:bottom w:w="70" w:type="dxa"/>
+              <w:right w:w="70" w:type="dxa"/>
+            </w:tcMar>
           </w:tcPr>
           <w:p>
             <w:pPr>
               <w:keepNext/>
-              <w:spacing w:before="0" w:after="0" w:line="276" w:lineRule="auto"/>
+              <w:spacing w:before="0" w:after="40" w:line="276" w:lineRule="auto"/>
               <w:ind w:firstLine="0"/>
               <w:jc w:val="left"/>
             </w:pPr>
@@ -1115,7 +1421,7 @@
                 <w:rFonts w:ascii="Times New Roman" w:hAnsi="Times New Roman" w:eastAsia="宋体"/>
                 <w:b w:val="0"/>
                 <w:color w:val="000000"/>
-                <w:sz w:val="21"/>
+                <w:sz w:val="19"/>
               </w:rPr>
               <w:t>scikit-learn 1.6.1；numpy 1.26.4；pandas 2.2.3</w:t>
             </w:r>
@@ -1136,20 +1442,26 @@
               <w:left w:w="80" w:type="dxa"/>
               <w:right w:w="80" w:type="dxa"/>
             </w:tcMar>
+            <w:tcMar>
+              <w:top w:w="70" w:type="dxa"/>
+              <w:left w:w="70" w:type="dxa"/>
+              <w:bottom w:w="70" w:type="dxa"/>
+              <w:right w:w="70" w:type="dxa"/>
+            </w:tcMar>
           </w:tcPr>
           <w:p>
             <w:pPr>
               <w:keepNext w:val="0"/>
-              <w:spacing w:before="0" w:after="0" w:line="276" w:lineRule="auto"/>
+              <w:spacing w:before="0" w:after="40" w:line="276" w:lineRule="auto"/>
               <w:ind w:firstLine="0"/>
-              <w:jc w:val="center"/>
+              <w:jc w:val="left"/>
             </w:pPr>
             <w:r>
               <w:rPr>
                 <w:rFonts w:ascii="Times New Roman" w:hAnsi="Times New Roman" w:eastAsia="宋体"/>
                 <w:b w:val="0"/>
                 <w:color w:val="000000"/>
-                <w:sz w:val="21"/>
+                <w:sz w:val="19"/>
               </w:rPr>
               <w:t>文本评价</w:t>
             </w:r>
@@ -1165,11 +1477,17 @@
               <w:left w:w="80" w:type="dxa"/>
               <w:right w:w="80" w:type="dxa"/>
             </w:tcMar>
+            <w:tcMar>
+              <w:top w:w="70" w:type="dxa"/>
+              <w:left w:w="70" w:type="dxa"/>
+              <w:bottom w:w="70" w:type="dxa"/>
+              <w:right w:w="70" w:type="dxa"/>
+            </w:tcMar>
           </w:tcPr>
           <w:p>
             <w:pPr>
               <w:keepNext w:val="0"/>
-              <w:spacing w:before="0" w:after="0" w:line="276" w:lineRule="auto"/>
+              <w:spacing w:before="0" w:after="40" w:line="276" w:lineRule="auto"/>
               <w:ind w:firstLine="0"/>
               <w:jc w:val="left"/>
             </w:pPr>
@@ -1178,7 +1496,7 @@
                 <w:rFonts w:ascii="Times New Roman" w:hAnsi="Times New Roman" w:eastAsia="宋体"/>
                 <w:b w:val="0"/>
                 <w:color w:val="000000"/>
-                <w:sz w:val="21"/>
+                <w:sz w:val="19"/>
               </w:rPr>
               <w:t>sacrebleu 2.5.1；rouge-score 0.1.2</w:t>
             </w:r>
@@ -1188,42 +1506,93 @@
     </w:tbl>
     <w:p>
       <w:pPr>
-        <w:spacing w:after="0" w:before="0" w:line="60" w:lineRule="exact"/>
+        <w:keepNext w:val="0"/>
+        <w:keepLines w:val="0"/>
+        <w:pageBreakBefore w:val="0"/>
+        <w:widowControl/>
+        <w:spacing w:line="300" w:lineRule="auto" w:before="0" w:after="80"/>
+        <w:jc w:val="both"/>
       </w:pPr>
       <w:r>
         <w:rPr>
           <w:rFonts w:ascii="Times New Roman" w:hAnsi="Times New Roman" w:eastAsia="宋体"/>
           <w:color w:val="000000"/>
-          <w:sz w:val="6"/>
-        </w:rPr>
-      </w:r>
-    </w:p>
-    <w:p>
-      <w:r>
-        <w:rPr>
-          <w:rFonts w:ascii="Times New Roman" w:hAnsi="Times New Roman" w:eastAsia="宋体"/>
-          <w:color w:val="000000"/>
+          <w:sz w:val="21"/>
         </w:rPr>
         <w:t>A0原四阈值运行将OMP_NUM_THREADS与MKL_NUM_THREADS设为2。神经实验的torch线程数为4，训练采用BF16，最终生成采用float32贪心解码。中文适配与补充阈值检验另在Python 3.12.14环境执行，使用scikit-learn 1.6.1和numpy 1.26.4；中文检验还使用scipy 1.17.1。补充阈值运行仍将OMP与MKL线程数设为2；它与主实验属于不同的运行环境，分别记录耗时。</w:t>
       </w:r>
     </w:p>
     <w:p>
       <w:pPr>
-        <w:pStyle w:val="Heading1"/>
+        <w:keepNext w:val="0"/>
+        <w:keepLines w:val="0"/>
+        <w:pageBreakBefore w:val="0"/>
+        <w:widowControl/>
+        <w:spacing w:line="300" w:lineRule="auto" w:before="0" w:after="80"/>
+        <w:jc w:val="both"/>
       </w:pPr>
-      <w:r>
-        <w:rPr>
-          <w:rFonts w:ascii="Times New Roman" w:hAnsi="Times New Roman" w:eastAsia="黑体"/>
-          <w:color w:val="000000"/>
-        </w:rPr>
-        <w:t>3 数据集与数据划分</w:t>
-      </w:r>
-    </w:p>
-    <w:p>
       <w:r>
         <w:rPr>
           <w:rFonts w:ascii="Times New Roman" w:hAnsi="Times New Roman" w:eastAsia="宋体"/>
           <w:color w:val="000000"/>
+          <w:sz w:val="21"/>
+        </w:rPr>
+        <w:t>2026年10月31日的扩展推理另用H盘项目内.venv（Python 3.11.7）执行；本机GPU为RTX 3070 Ti Laptop 8GiB。自由问法微调与P0服务在Ubuntu 18.04服务器运行，使用项目独立Python 3.11.18、torch 2.6.0+cu118、驱动530.30.02及4张V100-SXM2-32GB中的GPU1。用户允许共享一张卡，分配器限制25%、CPU线程2；不停止其他用户任务。主实验3050训练、后续本机复核与V100推理的环境及计时分别记录。</w:t>
+      </w:r>
+    </w:p>
+    <w:p>
+      <w:pPr>
+        <w:keepNext w:val="0"/>
+        <w:keepLines w:val="0"/>
+        <w:pageBreakBefore w:val="0"/>
+        <w:widowControl/>
+        <w:spacing w:line="300" w:lineRule="auto" w:before="0" w:after="80"/>
+        <w:jc w:val="both"/>
+      </w:pPr>
+      <w:r>
+        <w:rPr>
+          <w:rFonts w:ascii="Times New Roman" w:hAnsi="Times New Roman" w:eastAsia="宋体"/>
+          <w:color w:val="000000"/>
+          <w:sz w:val="21"/>
+        </w:rPr>
+        <w:t>环境截图待补1张真实操作系统终端图，须显示解释器路径、Python及依赖版本、当前目录。现有浏览器运行图不能替代这项材料。</w:t>
+      </w:r>
+    </w:p>
+    <w:p>
+      <w:pPr>
+        <w:pStyle w:val="Heading1"/>
+        <w:keepNext/>
+        <w:keepLines w:val="0"/>
+        <w:pageBreakBefore w:val="0"/>
+        <w:widowControl/>
+        <w:spacing w:line="300" w:lineRule="auto" w:before="200" w:after="100"/>
+        <w:jc w:val="left"/>
+      </w:pPr>
+      <w:r>
+        <w:rPr>
+          <w:rFonts w:ascii="Times New Roman" w:hAnsi="Times New Roman" w:eastAsia="宋体"/>
+          <w:b/>
+          <w:i w:val="0"/>
+          <w:color w:val="000000"/>
+          <w:sz w:val="26"/>
+        </w:rPr>
+        <w:t>3 数据集与实验设置</w:t>
+      </w:r>
+    </w:p>
+    <w:p>
+      <w:pPr>
+        <w:keepNext w:val="0"/>
+        <w:keepLines w:val="0"/>
+        <w:pageBreakBefore w:val="0"/>
+        <w:widowControl/>
+        <w:spacing w:line="300" w:lineRule="auto" w:before="0" w:after="80"/>
+        <w:jc w:val="both"/>
+      </w:pPr>
+      <w:r>
+        <w:rPr>
+          <w:rFonts w:ascii="Times New Roman" w:hAnsi="Times New Roman" w:eastAsia="宋体"/>
+          <w:color w:val="000000"/>
+          <w:sz w:val="21"/>
         </w:rPr>
         <w:t>本轮使用冻结的Wikidata电影数据，共5000部电影、7864个实体、35485条三元组和58994道问答。在原有1000部电影的基础上新增4000部，保留原有电影所属集合，再对新增电影按种子42划分，使电影总体比例为70%∶15%∶15%。同一电影的不同问题均放在同一集合，避免同一片名同时进入训练和测试。</w:t>
       </w:r>
@@ -1231,7 +1600,10 @@
     <w:p>
       <w:pPr>
         <w:keepNext/>
-        <w:spacing w:before="100" w:after="100" w:line="276" w:lineRule="auto"/>
+        <w:keepLines w:val="0"/>
+        <w:pageBreakBefore w:val="0"/>
+        <w:widowControl/>
+        <w:spacing w:before="0" w:after="80" w:line="300" w:lineRule="auto"/>
         <w:ind w:firstLine="0"/>
         <w:jc w:val="center"/>
       </w:pPr>
@@ -1240,7 +1612,7 @@
           <w:rFonts w:ascii="Times New Roman" w:hAnsi="Times New Roman" w:eastAsia="宋体"/>
           <w:b/>
           <w:color w:val="000000"/>
-          <w:sz w:val="21"/>
+          <w:sz w:val="19"/>
         </w:rPr>
         <w:t>表3 电影与问答划分</w:t>
       </w:r>
@@ -1258,6 +1630,12 @@
           <w:right w:val="single" w:sz="5" w:color="D9D9D9"/>
           <w:insideH w:val="single" w:sz="5" w:color="D9D9D9"/>
           <w:insideV w:val="single" w:sz="5" w:color="D9D9D9"/>
+          <w:top w:val="single" w:sz="4" w:color="D9D9D9"/>
+          <w:left w:val="single" w:sz="4" w:color="D9D9D9"/>
+          <w:bottom w:val="single" w:sz="4" w:color="D9D9D9"/>
+          <w:right w:val="single" w:sz="4" w:color="D9D9D9"/>
+          <w:insideH w:val="single" w:sz="4" w:color="D9D9D9"/>
+          <w:insideV w:val="single" w:sz="4" w:color="D9D9D9"/>
         </w:tblBorders>
       </w:tblPr>
       <w:tblGrid>
@@ -1269,6 +1647,7 @@
         <w:trPr>
           <w:cantSplit/>
           <w:tblHeader/>
+          <w:tblHeader/>
         </w:trPr>
         <w:tc>
           <w:tcPr>
@@ -1281,20 +1660,27 @@
               <w:right w:w="80" w:type="dxa"/>
             </w:tcMar>
             <w:shd w:fill="EFEFEF"/>
+            <w:tcMar>
+              <w:top w:w="70" w:type="dxa"/>
+              <w:left w:w="70" w:type="dxa"/>
+              <w:bottom w:w="70" w:type="dxa"/>
+              <w:right w:w="70" w:type="dxa"/>
+            </w:tcMar>
+            <w:shd w:fill="E7E6E6"/>
           </w:tcPr>
           <w:p>
             <w:pPr>
               <w:keepNext/>
-              <w:spacing w:before="0" w:after="0" w:line="276" w:lineRule="auto"/>
+              <w:spacing w:before="0" w:after="40" w:line="276" w:lineRule="auto"/>
               <w:ind w:firstLine="0"/>
-              <w:jc w:val="center"/>
+              <w:jc w:val="left"/>
             </w:pPr>
             <w:r>
               <w:rPr>
                 <w:rFonts w:ascii="Times New Roman" w:hAnsi="Times New Roman" w:eastAsia="宋体"/>
                 <w:b/>
                 <w:color w:val="000000"/>
-                <w:sz w:val="21"/>
+                <w:sz w:val="19"/>
               </w:rPr>
               <w:t>划分</w:t>
             </w:r>
@@ -1311,20 +1697,27 @@
               <w:right w:w="80" w:type="dxa"/>
             </w:tcMar>
             <w:shd w:fill="EFEFEF"/>
+            <w:tcMar>
+              <w:top w:w="70" w:type="dxa"/>
+              <w:left w:w="70" w:type="dxa"/>
+              <w:bottom w:w="70" w:type="dxa"/>
+              <w:right w:w="70" w:type="dxa"/>
+            </w:tcMar>
+            <w:shd w:fill="E7E6E6"/>
           </w:tcPr>
           <w:p>
             <w:pPr>
               <w:keepNext/>
-              <w:spacing w:before="0" w:after="0" w:line="276" w:lineRule="auto"/>
+              <w:spacing w:before="0" w:after="40" w:line="276" w:lineRule="auto"/>
               <w:ind w:firstLine="0"/>
-              <w:jc w:val="center"/>
+              <w:jc w:val="left"/>
             </w:pPr>
             <w:r>
               <w:rPr>
                 <w:rFonts w:ascii="Times New Roman" w:hAnsi="Times New Roman" w:eastAsia="宋体"/>
                 <w:b/>
                 <w:color w:val="000000"/>
-                <w:sz w:val="21"/>
+                <w:sz w:val="19"/>
               </w:rPr>
               <w:t>电影数</w:t>
             </w:r>
@@ -1341,20 +1734,27 @@
               <w:right w:w="80" w:type="dxa"/>
             </w:tcMar>
             <w:shd w:fill="EFEFEF"/>
+            <w:tcMar>
+              <w:top w:w="70" w:type="dxa"/>
+              <w:left w:w="70" w:type="dxa"/>
+              <w:bottom w:w="70" w:type="dxa"/>
+              <w:right w:w="70" w:type="dxa"/>
+            </w:tcMar>
+            <w:shd w:fill="E7E6E6"/>
           </w:tcPr>
           <w:p>
             <w:pPr>
               <w:keepNext/>
-              <w:spacing w:before="0" w:after="0" w:line="276" w:lineRule="auto"/>
+              <w:spacing w:before="0" w:after="40" w:line="276" w:lineRule="auto"/>
               <w:ind w:firstLine="0"/>
-              <w:jc w:val="center"/>
+              <w:jc w:val="left"/>
             </w:pPr>
             <w:r>
               <w:rPr>
                 <w:rFonts w:ascii="Times New Roman" w:hAnsi="Times New Roman" w:eastAsia="宋体"/>
                 <w:b/>
                 <w:color w:val="000000"/>
-                <w:sz w:val="21"/>
+                <w:sz w:val="19"/>
               </w:rPr>
               <w:t>问答数</w:t>
             </w:r>
@@ -1375,20 +1775,26 @@
               <w:left w:w="80" w:type="dxa"/>
               <w:right w:w="80" w:type="dxa"/>
             </w:tcMar>
+            <w:tcMar>
+              <w:top w:w="70" w:type="dxa"/>
+              <w:left w:w="70" w:type="dxa"/>
+              <w:bottom w:w="70" w:type="dxa"/>
+              <w:right w:w="70" w:type="dxa"/>
+            </w:tcMar>
           </w:tcPr>
           <w:p>
             <w:pPr>
               <w:keepNext/>
-              <w:spacing w:before="0" w:after="0" w:line="276" w:lineRule="auto"/>
+              <w:spacing w:before="0" w:after="40" w:line="276" w:lineRule="auto"/>
               <w:ind w:firstLine="0"/>
-              <w:jc w:val="center"/>
+              <w:jc w:val="left"/>
             </w:pPr>
             <w:r>
               <w:rPr>
                 <w:rFonts w:ascii="Times New Roman" w:hAnsi="Times New Roman" w:eastAsia="宋体"/>
                 <w:b w:val="0"/>
                 <w:color w:val="000000"/>
-                <w:sz w:val="21"/>
+                <w:sz w:val="19"/>
               </w:rPr>
               <w:t>训练集</w:t>
             </w:r>
@@ -1404,20 +1810,26 @@
               <w:left w:w="80" w:type="dxa"/>
               <w:right w:w="80" w:type="dxa"/>
             </w:tcMar>
+            <w:tcMar>
+              <w:top w:w="70" w:type="dxa"/>
+              <w:left w:w="70" w:type="dxa"/>
+              <w:bottom w:w="70" w:type="dxa"/>
+              <w:right w:w="70" w:type="dxa"/>
+            </w:tcMar>
           </w:tcPr>
           <w:p>
             <w:pPr>
               <w:keepNext/>
-              <w:spacing w:before="0" w:after="0" w:line="276" w:lineRule="auto"/>
+              <w:spacing w:before="0" w:after="40" w:line="276" w:lineRule="auto"/>
               <w:ind w:firstLine="0"/>
-              <w:jc w:val="center"/>
+              <w:jc w:val="left"/>
             </w:pPr>
             <w:r>
               <w:rPr>
                 <w:rFonts w:ascii="Times New Roman" w:hAnsi="Times New Roman" w:eastAsia="宋体"/>
                 <w:b w:val="0"/>
                 <w:color w:val="000000"/>
-                <w:sz w:val="21"/>
+                <w:sz w:val="19"/>
               </w:rPr>
               <w:t>3500</w:t>
             </w:r>
@@ -1433,20 +1845,26 @@
               <w:left w:w="80" w:type="dxa"/>
               <w:right w:w="80" w:type="dxa"/>
             </w:tcMar>
+            <w:tcMar>
+              <w:top w:w="70" w:type="dxa"/>
+              <w:left w:w="70" w:type="dxa"/>
+              <w:bottom w:w="70" w:type="dxa"/>
+              <w:right w:w="70" w:type="dxa"/>
+            </w:tcMar>
           </w:tcPr>
           <w:p>
             <w:pPr>
               <w:keepNext/>
-              <w:spacing w:before="0" w:after="0" w:line="276" w:lineRule="auto"/>
+              <w:spacing w:before="0" w:after="40" w:line="276" w:lineRule="auto"/>
               <w:ind w:firstLine="0"/>
-              <w:jc w:val="center"/>
+              <w:jc w:val="left"/>
             </w:pPr>
             <w:r>
               <w:rPr>
                 <w:rFonts w:ascii="Times New Roman" w:hAnsi="Times New Roman" w:eastAsia="宋体"/>
                 <w:b w:val="0"/>
                 <w:color w:val="000000"/>
-                <w:sz w:val="21"/>
+                <w:sz w:val="19"/>
               </w:rPr>
               <w:t>41220</w:t>
             </w:r>
@@ -1467,20 +1885,26 @@
               <w:left w:w="80" w:type="dxa"/>
               <w:right w:w="80" w:type="dxa"/>
             </w:tcMar>
+            <w:tcMar>
+              <w:top w:w="70" w:type="dxa"/>
+              <w:left w:w="70" w:type="dxa"/>
+              <w:bottom w:w="70" w:type="dxa"/>
+              <w:right w:w="70" w:type="dxa"/>
+            </w:tcMar>
           </w:tcPr>
           <w:p>
             <w:pPr>
               <w:keepNext/>
-              <w:spacing w:before="0" w:after="0" w:line="276" w:lineRule="auto"/>
+              <w:spacing w:before="0" w:after="40" w:line="276" w:lineRule="auto"/>
               <w:ind w:firstLine="0"/>
-              <w:jc w:val="center"/>
+              <w:jc w:val="left"/>
             </w:pPr>
             <w:r>
               <w:rPr>
                 <w:rFonts w:ascii="Times New Roman" w:hAnsi="Times New Roman" w:eastAsia="宋体"/>
                 <w:b w:val="0"/>
                 <w:color w:val="000000"/>
-                <w:sz w:val="21"/>
+                <w:sz w:val="19"/>
               </w:rPr>
               <w:t>验证集</w:t>
             </w:r>
@@ -1496,20 +1920,26 @@
               <w:left w:w="80" w:type="dxa"/>
               <w:right w:w="80" w:type="dxa"/>
             </w:tcMar>
+            <w:tcMar>
+              <w:top w:w="70" w:type="dxa"/>
+              <w:left w:w="70" w:type="dxa"/>
+              <w:bottom w:w="70" w:type="dxa"/>
+              <w:right w:w="70" w:type="dxa"/>
+            </w:tcMar>
           </w:tcPr>
           <w:p>
             <w:pPr>
               <w:keepNext/>
-              <w:spacing w:before="0" w:after="0" w:line="276" w:lineRule="auto"/>
+              <w:spacing w:before="0" w:after="40" w:line="276" w:lineRule="auto"/>
               <w:ind w:firstLine="0"/>
-              <w:jc w:val="center"/>
+              <w:jc w:val="left"/>
             </w:pPr>
             <w:r>
               <w:rPr>
                 <w:rFonts w:ascii="Times New Roman" w:hAnsi="Times New Roman" w:eastAsia="宋体"/>
                 <w:b w:val="0"/>
                 <w:color w:val="000000"/>
-                <w:sz w:val="21"/>
+                <w:sz w:val="19"/>
               </w:rPr>
               <w:t>750</w:t>
             </w:r>
@@ -1525,20 +1955,26 @@
               <w:left w:w="80" w:type="dxa"/>
               <w:right w:w="80" w:type="dxa"/>
             </w:tcMar>
+            <w:tcMar>
+              <w:top w:w="70" w:type="dxa"/>
+              <w:left w:w="70" w:type="dxa"/>
+              <w:bottom w:w="70" w:type="dxa"/>
+              <w:right w:w="70" w:type="dxa"/>
+            </w:tcMar>
           </w:tcPr>
           <w:p>
             <w:pPr>
               <w:keepNext/>
-              <w:spacing w:before="0" w:after="0" w:line="276" w:lineRule="auto"/>
+              <w:spacing w:before="0" w:after="40" w:line="276" w:lineRule="auto"/>
               <w:ind w:firstLine="0"/>
-              <w:jc w:val="center"/>
+              <w:jc w:val="left"/>
             </w:pPr>
             <w:r>
               <w:rPr>
                 <w:rFonts w:ascii="Times New Roman" w:hAnsi="Times New Roman" w:eastAsia="宋体"/>
                 <w:b w:val="0"/>
                 <w:color w:val="000000"/>
-                <w:sz w:val="21"/>
+                <w:sz w:val="19"/>
               </w:rPr>
               <w:t>8857</w:t>
             </w:r>
@@ -1559,20 +1995,26 @@
               <w:left w:w="80" w:type="dxa"/>
               <w:right w:w="80" w:type="dxa"/>
             </w:tcMar>
+            <w:tcMar>
+              <w:top w:w="70" w:type="dxa"/>
+              <w:left w:w="70" w:type="dxa"/>
+              <w:bottom w:w="70" w:type="dxa"/>
+              <w:right w:w="70" w:type="dxa"/>
+            </w:tcMar>
           </w:tcPr>
           <w:p>
             <w:pPr>
               <w:keepNext/>
-              <w:spacing w:before="0" w:after="0" w:line="276" w:lineRule="auto"/>
+              <w:spacing w:before="0" w:after="40" w:line="276" w:lineRule="auto"/>
               <w:ind w:firstLine="0"/>
-              <w:jc w:val="center"/>
+              <w:jc w:val="left"/>
             </w:pPr>
             <w:r>
               <w:rPr>
                 <w:rFonts w:ascii="Times New Roman" w:hAnsi="Times New Roman" w:eastAsia="宋体"/>
                 <w:b w:val="0"/>
                 <w:color w:val="000000"/>
-                <w:sz w:val="21"/>
+                <w:sz w:val="19"/>
               </w:rPr>
               <w:t>测试集</w:t>
             </w:r>
@@ -1588,20 +2030,26 @@
               <w:left w:w="80" w:type="dxa"/>
               <w:right w:w="80" w:type="dxa"/>
             </w:tcMar>
+            <w:tcMar>
+              <w:top w:w="70" w:type="dxa"/>
+              <w:left w:w="70" w:type="dxa"/>
+              <w:bottom w:w="70" w:type="dxa"/>
+              <w:right w:w="70" w:type="dxa"/>
+            </w:tcMar>
           </w:tcPr>
           <w:p>
             <w:pPr>
               <w:keepNext/>
-              <w:spacing w:before="0" w:after="0" w:line="276" w:lineRule="auto"/>
+              <w:spacing w:before="0" w:after="40" w:line="276" w:lineRule="auto"/>
               <w:ind w:firstLine="0"/>
-              <w:jc w:val="center"/>
+              <w:jc w:val="left"/>
             </w:pPr>
             <w:r>
               <w:rPr>
                 <w:rFonts w:ascii="Times New Roman" w:hAnsi="Times New Roman" w:eastAsia="宋体"/>
                 <w:b w:val="0"/>
                 <w:color w:val="000000"/>
-                <w:sz w:val="21"/>
+                <w:sz w:val="19"/>
               </w:rPr>
               <w:t>750</w:t>
             </w:r>
@@ -1617,20 +2065,26 @@
               <w:left w:w="80" w:type="dxa"/>
               <w:right w:w="80" w:type="dxa"/>
             </w:tcMar>
+            <w:tcMar>
+              <w:top w:w="70" w:type="dxa"/>
+              <w:left w:w="70" w:type="dxa"/>
+              <w:bottom w:w="70" w:type="dxa"/>
+              <w:right w:w="70" w:type="dxa"/>
+            </w:tcMar>
           </w:tcPr>
           <w:p>
             <w:pPr>
               <w:keepNext/>
-              <w:spacing w:before="0" w:after="0" w:line="276" w:lineRule="auto"/>
+              <w:spacing w:before="0" w:after="40" w:line="276" w:lineRule="auto"/>
               <w:ind w:firstLine="0"/>
-              <w:jc w:val="center"/>
+              <w:jc w:val="left"/>
             </w:pPr>
             <w:r>
               <w:rPr>
                 <w:rFonts w:ascii="Times New Roman" w:hAnsi="Times New Roman" w:eastAsia="宋体"/>
                 <w:b w:val="0"/>
                 <w:color w:val="000000"/>
-                <w:sz w:val="21"/>
+                <w:sz w:val="19"/>
               </w:rPr>
               <w:t>8917</w:t>
             </w:r>
@@ -1651,20 +2105,26 @@
               <w:left w:w="80" w:type="dxa"/>
               <w:right w:w="80" w:type="dxa"/>
             </w:tcMar>
+            <w:tcMar>
+              <w:top w:w="70" w:type="dxa"/>
+              <w:left w:w="70" w:type="dxa"/>
+              <w:bottom w:w="70" w:type="dxa"/>
+              <w:right w:w="70" w:type="dxa"/>
+            </w:tcMar>
           </w:tcPr>
           <w:p>
             <w:pPr>
               <w:keepNext w:val="0"/>
-              <w:spacing w:before="0" w:after="0" w:line="276" w:lineRule="auto"/>
+              <w:spacing w:before="0" w:after="40" w:line="276" w:lineRule="auto"/>
               <w:ind w:firstLine="0"/>
-              <w:jc w:val="center"/>
+              <w:jc w:val="left"/>
             </w:pPr>
             <w:r>
               <w:rPr>
                 <w:rFonts w:ascii="Times New Roman" w:hAnsi="Times New Roman" w:eastAsia="宋体"/>
                 <w:b w:val="0"/>
                 <w:color w:val="000000"/>
-                <w:sz w:val="21"/>
+                <w:sz w:val="19"/>
               </w:rPr>
               <w:t>合计</w:t>
             </w:r>
@@ -1680,20 +2140,26 @@
               <w:left w:w="80" w:type="dxa"/>
               <w:right w:w="80" w:type="dxa"/>
             </w:tcMar>
+            <w:tcMar>
+              <w:top w:w="70" w:type="dxa"/>
+              <w:left w:w="70" w:type="dxa"/>
+              <w:bottom w:w="70" w:type="dxa"/>
+              <w:right w:w="70" w:type="dxa"/>
+            </w:tcMar>
           </w:tcPr>
           <w:p>
             <w:pPr>
               <w:keepNext w:val="0"/>
-              <w:spacing w:before="0" w:after="0" w:line="276" w:lineRule="auto"/>
+              <w:spacing w:before="0" w:after="40" w:line="276" w:lineRule="auto"/>
               <w:ind w:firstLine="0"/>
-              <w:jc w:val="center"/>
+              <w:jc w:val="left"/>
             </w:pPr>
             <w:r>
               <w:rPr>
                 <w:rFonts w:ascii="Times New Roman" w:hAnsi="Times New Roman" w:eastAsia="宋体"/>
                 <w:b w:val="0"/>
                 <w:color w:val="000000"/>
-                <w:sz w:val="21"/>
+                <w:sz w:val="19"/>
               </w:rPr>
               <w:t>5000</w:t>
             </w:r>
@@ -1709,20 +2175,26 @@
               <w:left w:w="80" w:type="dxa"/>
               <w:right w:w="80" w:type="dxa"/>
             </w:tcMar>
+            <w:tcMar>
+              <w:top w:w="70" w:type="dxa"/>
+              <w:left w:w="70" w:type="dxa"/>
+              <w:bottom w:w="70" w:type="dxa"/>
+              <w:right w:w="70" w:type="dxa"/>
+            </w:tcMar>
           </w:tcPr>
           <w:p>
             <w:pPr>
               <w:keepNext w:val="0"/>
-              <w:spacing w:before="0" w:after="0" w:line="276" w:lineRule="auto"/>
+              <w:spacing w:before="0" w:after="40" w:line="276" w:lineRule="auto"/>
               <w:ind w:firstLine="0"/>
-              <w:jc w:val="center"/>
+              <w:jc w:val="left"/>
             </w:pPr>
             <w:r>
               <w:rPr>
                 <w:rFonts w:ascii="Times New Roman" w:hAnsi="Times New Roman" w:eastAsia="宋体"/>
                 <w:b w:val="0"/>
                 <w:color w:val="000000"/>
-                <w:sz w:val="21"/>
+                <w:sz w:val="19"/>
               </w:rPr>
               <w:t>58994</w:t>
             </w:r>
@@ -1732,81 +2204,189 @@
     </w:tbl>
     <w:p>
       <w:pPr>
-        <w:spacing w:after="0" w:before="0" w:line="60" w:lineRule="exact"/>
+        <w:keepNext w:val="0"/>
+        <w:keepLines w:val="0"/>
+        <w:pageBreakBefore w:val="0"/>
+        <w:widowControl/>
+        <w:spacing w:line="300" w:lineRule="auto" w:before="0" w:after="80"/>
+        <w:jc w:val="both"/>
       </w:pPr>
       <w:r>
         <w:rPr>
           <w:rFonts w:ascii="Times New Roman" w:hAnsi="Times New Roman" w:eastAsia="宋体"/>
           <w:color w:val="000000"/>
-          <w:sz w:val="6"/>
-        </w:rPr>
-      </w:r>
-    </w:p>
-    <w:p>
-      <w:r>
-        <w:rPr>
-          <w:rFonts w:ascii="Times New Roman" w:hAnsi="Times New Roman" w:eastAsia="宋体"/>
-          <w:color w:val="000000"/>
+          <w:sz w:val="21"/>
         </w:rPr>
         <w:t>问答覆盖导演P57、电影类型P136、制作国家P495、原始语言P364，并包含无法回答的UNKNOWN问题。8917道测试题中，可回答题为8106道，拒答题为811道。对于有多个导演、类型或国家的电影，标准答案保留完整实体集合，而不是只取一个名称。</w:t>
       </w:r>
     </w:p>
     <w:p>
+      <w:pPr>
+        <w:keepNext w:val="0"/>
+        <w:keepLines w:val="0"/>
+        <w:pageBreakBefore w:val="0"/>
+        <w:widowControl/>
+        <w:spacing w:line="300" w:lineRule="auto" w:before="0" w:after="80"/>
+        <w:jc w:val="both"/>
+      </w:pPr>
       <w:r>
         <w:rPr>
           <w:rFonts w:ascii="Times New Roman" w:hAnsi="Times New Roman" w:eastAsia="宋体"/>
           <w:color w:val="000000"/>
+          <w:sz w:val="21"/>
         </w:rPr>
         <w:t>数据候选偏向跨语言百科覆盖较多、元数据较完整的电影，因此样本存在筛选偏差。问答由共享模板构建，推理时允许查询完整冻结图谱；测试电影虽未出现在训练问题中，其图谱事实仍可被检索。这个划分主要检验固定图谱上的问法识别、实体定位和答案生成，不能直接解释为对未知图谱事实的预测能力。辅助中文标签单独保存，用于显示与片名别名，不改变主实验的三元组、划分和参考答案。</w:t>
       </w:r>
     </w:p>
     <w:p>
       <w:pPr>
-        <w:pStyle w:val="Heading1"/>
+        <w:pStyle w:val="Heading2"/>
+        <w:keepNext/>
+        <w:keepLines w:val="0"/>
+        <w:pageBreakBefore w:val="0"/>
+        <w:widowControl/>
+        <w:spacing w:line="300" w:lineRule="auto" w:before="200" w:after="100"/>
+        <w:jc w:val="left"/>
       </w:pPr>
       <w:r>
         <w:rPr>
-          <w:rFonts w:ascii="Times New Roman" w:hAnsi="Times New Roman" w:eastAsia="黑体"/>
+          <w:rFonts w:ascii="Times New Roman" w:hAnsi="Times New Roman" w:eastAsia="宋体"/>
+          <w:b/>
+          <w:i w:val="0"/>
           <w:color w:val="000000"/>
+          <w:sz w:val="24"/>
         </w:rPr>
-        <w:t>4 总体实验设置</w:t>
+        <w:t>3.1 后续数据版本与评价边界</w:t>
+      </w:r>
+    </w:p>
+    <w:p>
+      <w:pPr>
+        <w:keepNext w:val="0"/>
+        <w:keepLines w:val="0"/>
+        <w:pageBreakBefore w:val="0"/>
+        <w:widowControl/>
+        <w:spacing w:line="300" w:lineRule="auto" w:before="0" w:after="80"/>
+        <w:jc w:val="both"/>
+      </w:pPr>
+      <w:r>
+        <w:rPr>
+          <w:rFonts w:ascii="Times New Roman" w:hAnsi="Times New Roman" w:eastAsia="宋体"/>
+          <w:color w:val="000000"/>
+          <w:sz w:val="21"/>
+        </w:rPr>
+        <w:t>V1四关系主实验保留5000电影、35485三元组与58994道模板问答不变。V2目录另存5000电影的170516条带类型声明，覆盖12属性；其实体、日期、金额和限定信息由工具执行器按类型读取，不直接充当B0的新训练标签。四关系自由问法v2另有86974题，训练/验证/测试为73202/6868/6904，继承电影划分并按问法family区分；这些问题仍由程序化改写生成。</w:t>
+      </w:r>
+    </w:p>
+    <w:p>
+      <w:pPr>
+        <w:keepNext w:val="0"/>
+        <w:keepLines w:val="0"/>
+        <w:pageBreakBefore w:val="0"/>
+        <w:widowControl/>
+        <w:spacing w:line="300" w:lineRule="auto" w:before="0" w:after="80"/>
+        <w:jc w:val="both"/>
+      </w:pPr>
+      <w:r>
+        <w:rPr>
+          <w:rFonts w:ascii="Times New Roman" w:hAnsi="Times New Roman" w:eastAsia="宋体"/>
+          <w:color w:val="000000"/>
+          <w:sz w:val="21"/>
+        </w:rPr>
+        <w:t>439题扰动诊断、48题免训练开发验收、20题P0开发验收与8917题V1主测试集分别统计，不能混成同一测试集，也不能直接相减解释为开放域提升。</w:t>
+      </w:r>
+    </w:p>
+    <w:p>
+      <w:pPr>
+        <w:pStyle w:val="Heading1"/>
+        <w:keepNext/>
+        <w:keepLines w:val="0"/>
+        <w:pageBreakBefore w:val="0"/>
+        <w:widowControl/>
+        <w:spacing w:line="300" w:lineRule="auto" w:before="200" w:after="100"/>
+        <w:jc w:val="left"/>
+      </w:pPr>
+      <w:r>
+        <w:rPr>
+          <w:rFonts w:ascii="Times New Roman" w:hAnsi="Times New Roman" w:eastAsia="宋体"/>
+          <w:b/>
+          <w:i w:val="0"/>
+          <w:color w:val="000000"/>
+          <w:sz w:val="26"/>
+        </w:rPr>
+        <w:t>4 方法实现与评价协议</w:t>
       </w:r>
     </w:p>
     <w:p>
       <w:pPr>
         <w:pStyle w:val="Heading2"/>
+        <w:keepNext/>
+        <w:keepLines w:val="0"/>
+        <w:pageBreakBefore w:val="0"/>
+        <w:widowControl/>
+        <w:spacing w:line="300" w:lineRule="auto" w:before="200" w:after="100"/>
+        <w:jc w:val="left"/>
       </w:pPr>
       <w:r>
         <w:rPr>
-          <w:rFonts w:ascii="Times New Roman" w:hAnsi="Times New Roman" w:eastAsia="黑体"/>
+          <w:rFonts w:ascii="Times New Roman" w:hAnsi="Times New Roman" w:eastAsia="宋体"/>
+          <w:b/>
+          <w:i w:val="0"/>
           <w:color w:val="000000"/>
+          <w:sz w:val="24"/>
         </w:rPr>
         <w:t>4.1 A0推理过程</w:t>
       </w:r>
     </w:p>
     <w:p>
+      <w:pPr>
+        <w:keepNext w:val="0"/>
+        <w:keepLines w:val="0"/>
+        <w:pageBreakBefore w:val="0"/>
+        <w:widowControl/>
+        <w:spacing w:line="300" w:lineRule="auto" w:before="0" w:after="80"/>
+        <w:jc w:val="both"/>
+      </w:pPr>
       <w:r>
         <w:rPr>
           <w:rFonts w:ascii="Times New Roman" w:hAnsi="Times New Roman" w:eastAsia="宋体"/>
           <w:color w:val="000000"/>
+          <w:sz w:val="21"/>
         </w:rPr>
         <w:t>A0首先用电影标题及别名把输入片名链接到电影QID，再将已识别标题替换为统一占位符。这样，关系分类更依赖“谁执导”“来自哪个国家”等问法，而不是记住具体电影名称。链接器结合完整片段边界、字符顺序相似度和候选分差判断是否接受；如果不能可靠区分同名电影，就拒答或要求补充年份。</w:t>
       </w:r>
     </w:p>
     <w:p>
+      <w:pPr>
+        <w:keepNext w:val="0"/>
+        <w:keepLines w:val="0"/>
+        <w:pageBreakBefore w:val="0"/>
+        <w:widowControl/>
+        <w:spacing w:line="300" w:lineRule="auto" w:before="0" w:after="80"/>
+        <w:jc w:val="both"/>
+      </w:pPr>
       <w:r>
         <w:rPr>
           <w:rFonts w:ascii="Times New Roman" w:hAnsi="Times New Roman" w:eastAsia="宋体"/>
           <w:color w:val="000000"/>
+          <w:sz w:val="21"/>
         </w:rPr>
         <w:t>关系分类器合并两组TF-IDF特征：词级一元、二元词组，以及char_wb字符3—5 gram；随后用逻辑回归得到关系类别概率。本轮直接加载冻结模型已有的词表、逆文档频率和分类器，不使用验证或测试问题重新拟合特征。基线最大类别概率阈值设为0.30；只有电影链接成功、关系不是UNKNOWN、概率达到阈值且图中存在相应事实，系统才返回该关系的全部答案。</w:t>
       </w:r>
     </w:p>
     <w:p>
+      <w:pPr>
+        <w:keepNext w:val="0"/>
+        <w:keepLines w:val="0"/>
+        <w:pageBreakBefore w:val="0"/>
+        <w:widowControl/>
+        <w:spacing w:line="300" w:lineRule="auto" w:before="0" w:after="80"/>
+        <w:jc w:val="both"/>
+      </w:pPr>
       <w:r>
         <w:rPr>
           <w:rFonts w:ascii="Times New Roman" w:hAnsi="Times New Roman" w:eastAsia="宋体"/>
           <w:color w:val="000000"/>
+          <w:sz w:val="21"/>
         </w:rPr>
         <w:t>我将阈值作为个人参数修改对象，先检查0.70、0.90、0.99三种既有预设。首次结果没有变化后，我检查已保存的关系置信度，再补充0.995、0.998、0.999三种更高阈值及同环境0.30对照，用于观察拒答边界。这组补充属于诊断后的敏感性实验，正式基线仍为0.30；每种设置读取同一冻结模型和同一测试集，保留逐题电影、关系、答案实体及计时。</w:t>
       </w:r>
@@ -1814,29 +2394,56 @@
     <w:p>
       <w:pPr>
         <w:pStyle w:val="Heading2"/>
+        <w:keepNext/>
+        <w:keepLines w:val="0"/>
+        <w:pageBreakBefore w:val="0"/>
+        <w:widowControl/>
+        <w:spacing w:line="300" w:lineRule="auto" w:before="200" w:after="100"/>
+        <w:jc w:val="left"/>
       </w:pPr>
       <w:r>
         <w:rPr>
-          <w:rFonts w:ascii="Times New Roman" w:hAnsi="Times New Roman" w:eastAsia="黑体"/>
+          <w:rFonts w:ascii="Times New Roman" w:hAnsi="Times New Roman" w:eastAsia="宋体"/>
+          <w:b/>
+          <w:i w:val="0"/>
           <w:color w:val="000000"/>
+          <w:sz w:val="24"/>
         </w:rPr>
         <w:t>4.2 自动评价口径</w:t>
       </w:r>
     </w:p>
     <w:p>
+      <w:pPr>
+        <w:keepNext w:val="0"/>
+        <w:keepLines w:val="0"/>
+        <w:pageBreakBefore w:val="0"/>
+        <w:widowControl/>
+        <w:spacing w:line="300" w:lineRule="auto" w:before="0" w:after="80"/>
+        <w:jc w:val="both"/>
+      </w:pPr>
       <w:r>
         <w:rPr>
           <w:rFonts w:ascii="Times New Roman" w:hAnsi="Times New Roman" w:eastAsia="宋体"/>
           <w:color w:val="000000"/>
+          <w:sz w:val="21"/>
         </w:rPr>
         <w:t>主要指标为实体集合准确率和实体Macro-F1。集合准确率要求预测QID集合与标准集合完全相同；Macro-F1先按题计算实体F1，再对问题取平均。例如标准答案有两位导演而系统只答出一位，集合准确率为0，F1仍可获得部分分数。拒答题按标准拒答处理检查，同时核对可回答与拒答题的分母，避免总体分数掩盖误拒答。</w:t>
       </w:r>
     </w:p>
     <w:p>
+      <w:pPr>
+        <w:keepNext w:val="0"/>
+        <w:keepLines w:val="0"/>
+        <w:pageBreakBefore w:val="0"/>
+        <w:widowControl/>
+        <w:spacing w:line="300" w:lineRule="auto" w:before="0" w:after="80"/>
+        <w:jc w:val="both"/>
+      </w:pPr>
       <w:r>
         <w:rPr>
           <w:rFonts w:ascii="Times New Roman" w:hAnsi="Times New Roman" w:eastAsia="宋体"/>
           <w:color w:val="000000"/>
+          <w:sz w:val="21"/>
         </w:rPr>
         <w:t>SacreBLEU和ROUGE-L比较完整生成句与参考句的文本重叠。神经答案先定位生成句中的答案部分，再按名称解析为实体；短ASCII别名保留大小写要求，不跨列表分隔符拼接名称。同名实体的消歧只使用实际链接电影的保留事实，不向预测过程提供标准关系或标准答案。文本指标与实体指标衡量的对象不同，句式相近不一定代表实体正确，实体全对也不意味着整句文本完全一致。</w:t>
       </w:r>
@@ -1844,50 +2451,170 @@
     <w:p>
       <w:pPr>
         <w:pStyle w:val="Heading2"/>
+        <w:keepNext/>
+        <w:keepLines w:val="0"/>
+        <w:pageBreakBefore w:val="0"/>
+        <w:widowControl/>
+        <w:spacing w:line="300" w:lineRule="auto" w:before="200" w:after="100"/>
+        <w:jc w:val="left"/>
       </w:pPr>
       <w:r>
         <w:rPr>
-          <w:rFonts w:ascii="Times New Roman" w:hAnsi="Times New Roman" w:eastAsia="黑体"/>
+          <w:rFonts w:ascii="Times New Roman" w:hAnsi="Times New Roman" w:eastAsia="宋体"/>
+          <w:b/>
+          <w:i w:val="0"/>
           <w:color w:val="000000"/>
+          <w:sz w:val="24"/>
         </w:rPr>
         <w:t>4.3 共同神经对照设置</w:t>
       </w:r>
     </w:p>
     <w:p>
+      <w:pPr>
+        <w:keepNext w:val="0"/>
+        <w:keepLines w:val="0"/>
+        <w:pageBreakBefore w:val="0"/>
+        <w:widowControl/>
+        <w:spacing w:line="300" w:lineRule="auto" w:before="0" w:after="80"/>
+        <w:jc w:val="both"/>
+      </w:pPr>
       <w:r>
         <w:rPr>
           <w:rFonts w:ascii="Times New Roman" w:hAnsi="Times New Roman" w:eastAsia="宋体"/>
           <w:color w:val="000000"/>
+          <w:sz w:val="21"/>
         </w:rPr>
         <w:t>B0—B3均以FLAN-T5-small生成答案，将检索到的电影事实文本与TransE向量形成的结构前缀一同输入；C0保留相同事实文本，移除结构前缀。各配置的具体学习率和检查点结果集中列于表7。</w:t>
       </w:r>
     </w:p>
     <w:p>
+      <w:pPr>
+        <w:keepNext w:val="0"/>
+        <w:keepLines w:val="0"/>
+        <w:pageBreakBefore w:val="0"/>
+        <w:widowControl/>
+        <w:spacing w:line="300" w:lineRule="auto" w:before="0" w:after="80"/>
+        <w:jc w:val="both"/>
+      </w:pPr>
       <w:r>
         <w:rPr>
           <w:rFonts w:ascii="Times New Roman" w:hAnsi="Times New Roman" w:eastAsia="宋体"/>
           <w:color w:val="000000"/>
+          <w:sz w:val="21"/>
         </w:rPr>
-        <w:t>夏俊杰完成TransE的100轮训练，以及B0—B3和C0各5轮神经训练。五组使用相同数据与预算：训练batch为8，梯度累积2次，最大有效batch为16；评价batch为64，输入最多512 token，目标最多96 token，随机种子和打乱种子均为42。B0—B3仅改变学习率，C0在B0学习率下移除结构前缀。每轮完整评价8857道验证题，恢复验证选择的检查点后再生成测试答案。</w:t>
+        <w:t>共同神经对照由数据与模型模块负责，记录包括TransE的100轮训练，以及B0—B3和C0各5轮神经训练。五组使用相同数据与预算：训练batch为8，梯度累积2次，最大有效batch为16；评价batch为64，输入最多512 token，目标最多96 token，随机种子和打乱种子均为42。B0—B3仅改变学习率，C0在B0学习率下移除结构前缀。每轮完整评价8857道验证题，恢复验证选择的检查点后再生成测试答案。</w:t>
       </w:r>
     </w:p>
     <w:p>
+      <w:pPr>
+        <w:keepNext w:val="0"/>
+        <w:keepLines w:val="0"/>
+        <w:pageBreakBefore w:val="0"/>
+        <w:widowControl/>
+        <w:spacing w:line="300" w:lineRule="auto" w:before="0" w:after="80"/>
+        <w:jc w:val="both"/>
+      </w:pPr>
       <w:r>
         <w:rPr>
           <w:rFonts w:ascii="Times New Roman" w:hAnsi="Times New Roman" w:eastAsia="宋体"/>
           <w:color w:val="000000"/>
+          <w:sz w:val="21"/>
         </w:rPr>
         <w:t>B模型按原始验证实体F1选择，分数相同时优先较小的B编号，C0只作消融对照，不参与选模。测试集用于最终比较。名称恢复作为独立后处理另行评价，不参与检查点或学习率选择。</w:t>
       </w:r>
     </w:p>
     <w:p>
       <w:pPr>
-        <w:pStyle w:val="Heading1"/>
+        <w:pStyle w:val="Heading2"/>
+        <w:keepNext/>
+        <w:keepLines w:val="0"/>
+        <w:pageBreakBefore w:val="0"/>
+        <w:widowControl/>
+        <w:spacing w:line="300" w:lineRule="auto" w:before="200" w:after="100"/>
+        <w:jc w:val="left"/>
       </w:pPr>
       <w:r>
         <w:rPr>
-          <w:rFonts w:ascii="Times New Roman" w:hAnsi="Times New Roman" w:eastAsia="黑体"/>
+          <w:rFonts w:ascii="Times New Roman" w:hAnsi="Times New Roman" w:eastAsia="宋体"/>
+          <w:b/>
+          <w:i w:val="0"/>
           <w:color w:val="000000"/>
+          <w:sz w:val="24"/>
+        </w:rPr>
+        <w:t>4.4 免训练扩展与P0语义规划</w:t>
+      </w:r>
+    </w:p>
+    <w:p>
+      <w:pPr>
+        <w:keepNext w:val="0"/>
+        <w:keepLines w:val="0"/>
+        <w:pageBreakBefore w:val="0"/>
+        <w:widowControl/>
+        <w:spacing w:line="300" w:lineRule="auto" w:before="0" w:after="80"/>
+        <w:jc w:val="both"/>
+      </w:pPr>
+      <w:r>
+        <w:rPr>
+          <w:rFonts w:ascii="Times New Roman" w:hAnsi="Times New Roman" w:eastAsia="宋体"/>
+          <w:color w:val="000000"/>
+          <w:sz w:val="21"/>
+        </w:rPr>
+        <w:t>先保留A0/B0原始分支，再增加中英文输入适配、范围保护、证据核验和显式工具回退。V2扩展工具D0提供规则查询；P0使用冻结Qwen2.5-3B-Instruct，将问题转为kgqa-plan/1 JSON计划，校验电影候选、属性白名单与预算后，由Explorer.execute确定性执行。当前算子为事实查询、实体交集、导演作品反查与同口径金额比较。</w:t>
+      </w:r>
+    </w:p>
+    <w:p>
+      <w:pPr>
+        <w:keepNext w:val="0"/>
+        <w:keepLines w:val="0"/>
+        <w:pageBreakBefore w:val="0"/>
+        <w:widowControl/>
+        <w:spacing w:line="300" w:lineRule="auto" w:before="0" w:after="80"/>
+        <w:jc w:val="both"/>
+      </w:pPr>
+      <w:r>
+        <w:rPr>
+          <w:rFonts w:ascii="Times New Roman" w:hAnsi="Times New Roman" w:eastAsia="宋体"/>
+          <w:color w:val="000000"/>
+          <w:sz w:val="21"/>
+        </w:rPr>
+        <w:t>P0不再把整句问题交给四类关系分类器，而是分开处理片名定位、查询规划、图谱执行和证据回答。模糊片名要求确认；遗漏电影、未执行条件或模型服务故障明确返回澄清、拒答或错误。长列表、日期金额等使用完整模板兜底并记录fallback_used；保留模型原始计划、原始文本、执行结果与证据。权重冻结，工具事实不写回模型。</w:t>
+      </w:r>
+    </w:p>
+    <w:p>
+      <w:pPr>
+        <w:keepNext w:val="0"/>
+        <w:keepLines w:val="0"/>
+        <w:pageBreakBefore w:val="0"/>
+        <w:widowControl/>
+        <w:spacing w:line="300" w:lineRule="auto" w:before="0" w:after="80"/>
+        <w:jc w:val="both"/>
+      </w:pPr>
+      <w:r>
+        <w:rPr>
+          <w:rFonts w:ascii="Times New Roman" w:hAnsi="Times New Roman" w:eastAsia="宋体"/>
+          <w:color w:val="000000"/>
+          <w:sz w:val="21"/>
+        </w:rPr>
+        <w:t>仍不支持任意自然语言问题。剧情、主观推荐、开放域评论、任意过滤/计数和未实现的推理链需要新数据或新算子；已有12属性也取决于本地声明覆盖。接入Transformer指令模型扩大了表达入口，不等于已经正确解析所有表达。</w:t>
+      </w:r>
+    </w:p>
+    <w:p>
+      <w:pPr>
+        <w:pStyle w:val="Heading1"/>
+        <w:keepNext/>
+        <w:keepLines w:val="0"/>
+        <w:pageBreakBefore w:val="0"/>
+        <w:widowControl/>
+        <w:spacing w:line="300" w:lineRule="auto" w:before="200" w:after="100"/>
+        <w:jc w:val="left"/>
+      </w:pPr>
+      <w:r>
+        <w:rPr>
+          <w:rFonts w:ascii="Times New Roman" w:hAnsi="Times New Roman" w:eastAsia="宋体"/>
+          <w:b/>
+          <w:i w:val="0"/>
+          <w:color w:val="000000"/>
+          <w:sz w:val="26"/>
         </w:rPr>
         <w:t>5 实验结果</w:t>
       </w:r>
@@ -1895,47 +2622,92 @@
     <w:p>
       <w:pPr>
         <w:pStyle w:val="Heading2"/>
+        <w:keepNext/>
+        <w:keepLines w:val="0"/>
+        <w:pageBreakBefore w:val="0"/>
+        <w:widowControl/>
+        <w:spacing w:line="300" w:lineRule="auto" w:before="200" w:after="100"/>
+        <w:jc w:val="left"/>
       </w:pPr>
       <w:r>
         <w:rPr>
-          <w:rFonts w:ascii="Times New Roman" w:hAnsi="Times New Roman" w:eastAsia="黑体"/>
+          <w:rFonts w:ascii="Times New Roman" w:hAnsi="Times New Roman" w:eastAsia="宋体"/>
+          <w:b/>
+          <w:i w:val="0"/>
           <w:color w:val="000000"/>
+          <w:sz w:val="24"/>
         </w:rPr>
         <w:t>5.1 基础实验设置与运行记录</w:t>
       </w:r>
     </w:p>
     <w:p>
+      <w:pPr>
+        <w:keepNext w:val="0"/>
+        <w:keepLines w:val="0"/>
+        <w:pageBreakBefore w:val="0"/>
+        <w:widowControl/>
+        <w:spacing w:line="300" w:lineRule="auto" w:before="0" w:after="80"/>
+        <w:jc w:val="both"/>
+      </w:pPr>
       <w:r>
         <w:rPr>
           <w:rFonts w:ascii="Times New Roman" w:hAnsi="Times New Roman" w:eastAsia="宋体"/>
           <w:color w:val="000000"/>
+          <w:sz w:val="21"/>
         </w:rPr>
         <w:t>我的基础运行使用5000部电影配套冻结A0模型，数据划分为41220道训练题、8857道验证题和8917道测试题，划分种子42。A0本轮不训练，直接以0.30阈值对完整测试集逐题推理；电影词表、图谱事实、关系分类器和评价规则固定，测试输入不附带标准答案。</w:t>
       </w:r>
     </w:p>
     <w:p>
+      <w:pPr>
+        <w:keepNext w:val="0"/>
+        <w:keepLines w:val="0"/>
+        <w:pageBreakBefore w:val="0"/>
+        <w:widowControl/>
+        <w:spacing w:line="300" w:lineRule="auto" w:before="0" w:after="80"/>
+        <w:jc w:val="both"/>
+      </w:pPr>
       <w:r>
         <w:rPr>
           <w:rFonts w:ascii="Times New Roman" w:hAnsi="Times New Roman" w:eastAsia="宋体"/>
           <w:color w:val="000000"/>
+          <w:sz w:val="21"/>
         </w:rPr>
         <w:t>实际执行时，我先核对数据与模型配套关系，再加载冻结实体表、问答划分和分类器，逐题执行片名链接、关系预测、阈值判断和事实查询。预测结果写出后，再由自动评分程序与参考答案按问题ID对应。通过这种先保存预测再评分的方式，我能够复查每道题的电影、关系和实体集合，而不只看到一行汇总分数。</w:t>
       </w:r>
     </w:p>
     <w:p>
+      <w:pPr>
+        <w:keepNext w:val="0"/>
+        <w:keepLines w:val="0"/>
+        <w:pageBreakBefore w:val="0"/>
+        <w:widowControl/>
+        <w:spacing w:line="300" w:lineRule="auto" w:before="0" w:after="80"/>
+        <w:jc w:val="both"/>
+      </w:pPr>
       <w:r>
         <w:rPr>
           <w:rFonts w:ascii="Times New Roman" w:hAnsi="Times New Roman" w:eastAsia="宋体"/>
           <w:color w:val="000000"/>
+          <w:sz w:val="21"/>
         </w:rPr>
         <w:t>A0批量检查使用benchmarks/run_frozen_thresholds.py，数据参数指向data/processed/movies_5000_20261029，模型参数指向models/pipeline_5000_20261029/model.pkl。每个配置分别保存predictions_test.jsonl与metrics_test.json。界面测试采用kgqa.web双系统入口，并启用固定名称恢复；补充高阈值实验继续加载同一模型，以新的运行记录单独保存结果。</w:t>
       </w:r>
     </w:p>
     <w:p>
+      <w:pPr>
+        <w:keepNext w:val="0"/>
+        <w:keepLines w:val="0"/>
+        <w:pageBreakBefore w:val="0"/>
+        <w:widowControl/>
+        <w:spacing w:line="300" w:lineRule="auto" w:before="0" w:after="80"/>
+        <w:jc w:val="both"/>
+      </w:pPr>
       <w:r>
         <w:rPr>
           <w:rFonts w:ascii="Times New Roman" w:hAnsi="Times New Roman" w:eastAsia="宋体"/>
           <w:color w:val="000000"/>
+          <w:sz w:val="21"/>
         </w:rPr>
         <w:t>我还通过浏览器提交问题，检查页面输入、模型调用、答案和事实展示是否连通。图5-1记录英文导演问题的实际双系统输出；图5-2记录后续中文导演问题的实际提交。浏览器中的神经分支为B0加名称恢复，其显示结果与下文B0原始生成成绩分开解释。截图用于记录模型测试过程，完整批量分数仍以8917道测试题的逐题文件为依据。</w:t>
       </w:r>
@@ -1943,11 +2715,19 @@
     <w:p>
       <w:pPr>
         <w:keepNext/>
-        <w:spacing w:before="100" w:after="0"/>
+        <w:keepLines w:val="0"/>
+        <w:pageBreakBefore w:val="0"/>
+        <w:widowControl/>
+        <w:spacing w:before="0" w:after="80" w:line="300" w:lineRule="auto"/>
         <w:ind w:firstLine="0"/>
         <w:jc w:val="center"/>
       </w:pPr>
       <w:r>
+        <w:rPr>
+          <w:rFonts w:ascii="Times New Roman" w:hAnsi="Times New Roman" w:eastAsia="宋体"/>
+          <w:color w:val="000000"/>
+          <w:sz w:val="21"/>
+        </w:rPr>
         <w:drawing>
           <wp:inline xmlns:a="http://schemas.openxmlformats.org/drawingml/2006/main" xmlns:pic="http://schemas.openxmlformats.org/drawingml/2006/picture">
             <wp:extent cx="5544000" cy="5531006"/>
@@ -1984,8 +2764,11 @@
     </w:p>
     <w:p>
       <w:pPr>
-        <w:keepNext/>
-        <w:spacing w:before="100" w:after="100" w:line="276" w:lineRule="auto"/>
+        <w:keepNext w:val="0"/>
+        <w:keepLines w:val="0"/>
+        <w:pageBreakBefore w:val="0"/>
+        <w:widowControl/>
+        <w:spacing w:before="0" w:after="80" w:line="300" w:lineRule="auto"/>
         <w:ind w:firstLine="0"/>
         <w:jc w:val="center"/>
       </w:pPr>
@@ -1994,15 +2777,20 @@
           <w:rFonts w:ascii="Times New Roman" w:hAnsi="Times New Roman" w:eastAsia="宋体"/>
           <w:b/>
           <w:color w:val="000000"/>
-          <w:sz w:val="21"/>
+          <w:sz w:val="19"/>
         </w:rPr>
         <w:t>图5-1 英文导演问题的实际浏览器测试</w:t>
       </w:r>
     </w:p>
     <w:p>
       <w:pPr>
-        <w:spacing w:line="300" w:lineRule="auto"/>
+        <w:keepNext w:val="0"/>
+        <w:keepLines w:val="0"/>
+        <w:pageBreakBefore w:val="0"/>
+        <w:widowControl/>
+        <w:spacing w:line="300" w:lineRule="auto" w:before="0" w:after="80"/>
         <w:ind w:firstLine="0"/>
+        <w:jc w:val="both"/>
       </w:pPr>
       <w:r>
         <w:rPr>
@@ -2016,11 +2804,19 @@
     <w:p>
       <w:pPr>
         <w:keepNext/>
-        <w:spacing w:before="100" w:after="0"/>
+        <w:keepLines w:val="0"/>
+        <w:pageBreakBefore w:val="0"/>
+        <w:widowControl/>
+        <w:spacing w:before="0" w:after="80" w:line="300" w:lineRule="auto"/>
         <w:ind w:firstLine="0"/>
         <w:jc w:val="center"/>
       </w:pPr>
       <w:r>
+        <w:rPr>
+          <w:rFonts w:ascii="Times New Roman" w:hAnsi="Times New Roman" w:eastAsia="宋体"/>
+          <w:color w:val="000000"/>
+          <w:sz w:val="21"/>
+        </w:rPr>
         <w:drawing>
           <wp:inline xmlns:a="http://schemas.openxmlformats.org/drawingml/2006/main" xmlns:pic="http://schemas.openxmlformats.org/drawingml/2006/picture">
             <wp:extent cx="5544000" cy="5825532"/>
@@ -2057,8 +2853,11 @@
     </w:p>
     <w:p>
       <w:pPr>
-        <w:keepNext/>
-        <w:spacing w:before="100" w:after="100" w:line="276" w:lineRule="auto"/>
+        <w:keepNext w:val="0"/>
+        <w:keepLines w:val="0"/>
+        <w:pageBreakBefore w:val="0"/>
+        <w:widowControl/>
+        <w:spacing w:before="0" w:after="80" w:line="300" w:lineRule="auto"/>
         <w:ind w:firstLine="0"/>
         <w:jc w:val="center"/>
       </w:pPr>
@@ -2067,15 +2866,20 @@
           <w:rFonts w:ascii="Times New Roman" w:hAnsi="Times New Roman" w:eastAsia="宋体"/>
           <w:b/>
           <w:color w:val="000000"/>
-          <w:sz w:val="21"/>
+          <w:sz w:val="19"/>
         </w:rPr>
         <w:t>图5-2 中文导演问题的实际浏览器测试</w:t>
       </w:r>
     </w:p>
     <w:p>
       <w:pPr>
-        <w:spacing w:line="300" w:lineRule="auto"/>
+        <w:keepNext w:val="0"/>
+        <w:keepLines w:val="0"/>
+        <w:pageBreakBefore w:val="0"/>
+        <w:widowControl/>
+        <w:spacing w:line="300" w:lineRule="auto" w:before="0" w:after="80"/>
         <w:ind w:firstLine="0"/>
+        <w:jc w:val="both"/>
       </w:pPr>
       <w:r>
         <w:rPr>
@@ -2088,21 +2892,96 @@
     </w:p>
     <w:p>
       <w:pPr>
-        <w:pStyle w:val="Heading2"/>
+        <w:pStyle w:val="Heading3"/>
+        <w:keepNext/>
+        <w:keepLines w:val="0"/>
+        <w:pageBreakBefore w:val="0"/>
+        <w:widowControl/>
+        <w:spacing w:line="300" w:lineRule="auto" w:before="200" w:after="100"/>
+        <w:jc w:val="left"/>
       </w:pPr>
       <w:r>
         <w:rPr>
-          <w:rFonts w:ascii="Times New Roman" w:hAnsi="Times New Roman" w:eastAsia="黑体"/>
+          <w:rFonts w:ascii="Times New Roman" w:hAnsi="Times New Roman" w:eastAsia="宋体"/>
+          <w:b/>
+          <w:i w:val="0"/>
           <w:color w:val="000000"/>
+          <w:sz w:val="22"/>
+        </w:rPr>
+        <w:t>P0补充运行记录</w:t>
+      </w:r>
+    </w:p>
+    <w:p>
+      <w:pPr>
+        <w:keepNext w:val="0"/>
+        <w:keepLines w:val="0"/>
+        <w:pageBreakBefore w:val="0"/>
+        <w:widowControl/>
+        <w:spacing w:line="300" w:lineRule="auto" w:before="0" w:after="80"/>
+        <w:jc w:val="both"/>
+      </w:pPr>
+      <w:r>
+        <w:rPr>
+          <w:rFonts w:ascii="Times New Roman" w:hAnsi="Times New Roman" w:eastAsia="宋体"/>
+          <w:color w:val="000000"/>
+          <w:sz w:val="21"/>
+        </w:rPr>
+        <w:t>2026年10月31日实际下载并启动Qwen/Qwen2.5-3B-Instruct，修订号aa8e72537993ba99e69dfaafa59ed015b17504d1，FP16冻结推理，服务只监听服务器127.0.0.1，通过SSH转发到本机7870端口。GPU1实测进程约2.1—2.5GiB；25%是PyTorch分配器上限，不代表整卡独占。真实问题“Who put together the screenplay for Inception?”执行P58并返回Christopher Nolan；“what else did the person who made it direct? Just three titles.”执行导演反查，记录limit=3及模板回退。这两例用于确认真实HTTP链路，完整开发结果另表列出。</w:t>
+      </w:r>
+    </w:p>
+    <w:p>
+      <w:pPr>
+        <w:keepNext w:val="0"/>
+        <w:keepLines w:val="0"/>
+        <w:pageBreakBefore w:val="0"/>
+        <w:widowControl/>
+        <w:spacing w:line="300" w:lineRule="auto" w:before="0" w:after="80"/>
+        <w:jc w:val="both"/>
+      </w:pPr>
+      <w:r>
+        <w:rPr>
+          <w:rFonts w:ascii="Times New Roman" w:hAnsi="Times New Roman" w:eastAsia="宋体"/>
+          <w:color w:val="000000"/>
+          <w:sz w:val="21"/>
+        </w:rPr>
+        <w:t>P0运行入口为python -m kgqa.semantic_qa；Web新增/api/semantic，并将P0与A0/B0及V2规则工具独立展示。服务、模型清单和逐题输出保存于verification/2026-10-31/semantic_p0/，原数据与旧训练目录保持冻结。</w:t>
+      </w:r>
+    </w:p>
+    <w:p>
+      <w:pPr>
+        <w:pStyle w:val="Heading2"/>
+        <w:keepNext/>
+        <w:keepLines w:val="0"/>
+        <w:pageBreakBefore w:val="0"/>
+        <w:widowControl/>
+        <w:spacing w:line="300" w:lineRule="auto" w:before="200" w:after="100"/>
+        <w:jc w:val="left"/>
+      </w:pPr>
+      <w:r>
+        <w:rPr>
+          <w:rFonts w:ascii="Times New Roman" w:hAnsi="Times New Roman" w:eastAsia="宋体"/>
+          <w:b/>
+          <w:i w:val="0"/>
+          <w:color w:val="000000"/>
+          <w:sz w:val="24"/>
         </w:rPr>
         <w:t>5.2 基础实验结果</w:t>
       </w:r>
     </w:p>
     <w:p>
+      <w:pPr>
+        <w:keepNext w:val="0"/>
+        <w:keepLines w:val="0"/>
+        <w:pageBreakBefore w:val="0"/>
+        <w:widowControl/>
+        <w:spacing w:line="300" w:lineRule="auto" w:before="0" w:after="80"/>
+        <w:jc w:val="both"/>
+      </w:pPr>
       <w:r>
         <w:rPr>
           <w:rFonts w:ascii="Times New Roman" w:hAnsi="Times New Roman" w:eastAsia="宋体"/>
           <w:color w:val="000000"/>
+          <w:sz w:val="21"/>
         </w:rPr>
         <w:t>在阈值0.30下，A0完成全部8917道测试题，实体集合准确率和实体Macro-F1均为100.00%，SacreBLEU与ROUGE-L均为100.00%。其中8106道可回答题的实体集合准确率及F1均为100.00%，811道拒答题的拒答正确率为100.00%。各项结果说明基础管道在本轮规范模板与固定事实范围内完成了预期回答。</w:t>
       </w:r>
@@ -2110,7 +2989,10 @@
     <w:p>
       <w:pPr>
         <w:keepNext/>
-        <w:spacing w:before="100" w:after="100" w:line="276" w:lineRule="auto"/>
+        <w:keepLines w:val="0"/>
+        <w:pageBreakBefore w:val="0"/>
+        <w:widowControl/>
+        <w:spacing w:before="0" w:after="80" w:line="300" w:lineRule="auto"/>
         <w:ind w:firstLine="0"/>
         <w:jc w:val="center"/>
       </w:pPr>
@@ -2119,7 +3001,7 @@
           <w:rFonts w:ascii="Times New Roman" w:hAnsi="Times New Roman" w:eastAsia="宋体"/>
           <w:b/>
           <w:color w:val="000000"/>
-          <w:sz w:val="21"/>
+          <w:sz w:val="19"/>
         </w:rPr>
         <w:t>表4 A0基础运行的结果与计算开销</w:t>
       </w:r>
@@ -2137,6 +3019,12 @@
           <w:right w:val="single" w:sz="5" w:color="D9D9D9"/>
           <w:insideH w:val="single" w:sz="5" w:color="D9D9D9"/>
           <w:insideV w:val="single" w:sz="5" w:color="D9D9D9"/>
+          <w:top w:val="single" w:sz="4" w:color="D9D9D9"/>
+          <w:left w:val="single" w:sz="4" w:color="D9D9D9"/>
+          <w:bottom w:val="single" w:sz="4" w:color="D9D9D9"/>
+          <w:right w:val="single" w:sz="4" w:color="D9D9D9"/>
+          <w:insideH w:val="single" w:sz="4" w:color="D9D9D9"/>
+          <w:insideV w:val="single" w:sz="4" w:color="D9D9D9"/>
         </w:tblBorders>
       </w:tblPr>
       <w:tblGrid>
@@ -2147,6 +3035,7 @@
         <w:trPr>
           <w:cantSplit/>
           <w:tblHeader/>
+          <w:tblHeader/>
         </w:trPr>
         <w:tc>
           <w:tcPr>
@@ -2159,20 +3048,27 @@
               <w:right w:w="80" w:type="dxa"/>
             </w:tcMar>
             <w:shd w:fill="EFEFEF"/>
+            <w:tcMar>
+              <w:top w:w="70" w:type="dxa"/>
+              <w:left w:w="70" w:type="dxa"/>
+              <w:bottom w:w="70" w:type="dxa"/>
+              <w:right w:w="70" w:type="dxa"/>
+            </w:tcMar>
+            <w:shd w:fill="E7E6E6"/>
           </w:tcPr>
           <w:p>
             <w:pPr>
               <w:keepNext/>
-              <w:spacing w:before="0" w:after="0" w:line="276" w:lineRule="auto"/>
+              <w:spacing w:before="0" w:after="40" w:line="276" w:lineRule="auto"/>
               <w:ind w:firstLine="0"/>
-              <w:jc w:val="center"/>
+              <w:jc w:val="left"/>
             </w:pPr>
             <w:r>
               <w:rPr>
                 <w:rFonts w:ascii="Times New Roman" w:hAnsi="Times New Roman" w:eastAsia="宋体"/>
                 <w:b/>
                 <w:color w:val="000000"/>
-                <w:sz w:val="21"/>
+                <w:sz w:val="19"/>
               </w:rPr>
               <w:t>项目</w:t>
             </w:r>
@@ -2189,11 +3085,18 @@
               <w:right w:w="80" w:type="dxa"/>
             </w:tcMar>
             <w:shd w:fill="EFEFEF"/>
+            <w:tcMar>
+              <w:top w:w="70" w:type="dxa"/>
+              <w:left w:w="70" w:type="dxa"/>
+              <w:bottom w:w="70" w:type="dxa"/>
+              <w:right w:w="70" w:type="dxa"/>
+            </w:tcMar>
+            <w:shd w:fill="E7E6E6"/>
           </w:tcPr>
           <w:p>
             <w:pPr>
               <w:keepNext/>
-              <w:spacing w:before="0" w:after="0" w:line="276" w:lineRule="auto"/>
+              <w:spacing w:before="0" w:after="40" w:line="276" w:lineRule="auto"/>
               <w:ind w:firstLine="0"/>
               <w:jc w:val="left"/>
             </w:pPr>
@@ -2202,7 +3105,7 @@
                 <w:rFonts w:ascii="Times New Roman" w:hAnsi="Times New Roman" w:eastAsia="宋体"/>
                 <w:b/>
                 <w:color w:val="000000"/>
-                <w:sz w:val="21"/>
+                <w:sz w:val="19"/>
               </w:rPr>
               <w:t>结果</w:t>
             </w:r>
@@ -2223,20 +3126,26 @@
               <w:left w:w="80" w:type="dxa"/>
               <w:right w:w="80" w:type="dxa"/>
             </w:tcMar>
+            <w:tcMar>
+              <w:top w:w="70" w:type="dxa"/>
+              <w:left w:w="70" w:type="dxa"/>
+              <w:bottom w:w="70" w:type="dxa"/>
+              <w:right w:w="70" w:type="dxa"/>
+            </w:tcMar>
           </w:tcPr>
           <w:p>
             <w:pPr>
               <w:keepNext/>
-              <w:spacing w:before="0" w:after="0" w:line="276" w:lineRule="auto"/>
+              <w:spacing w:before="0" w:after="40" w:line="276" w:lineRule="auto"/>
               <w:ind w:firstLine="0"/>
-              <w:jc w:val="center"/>
+              <w:jc w:val="left"/>
             </w:pPr>
             <w:r>
               <w:rPr>
                 <w:rFonts w:ascii="Times New Roman" w:hAnsi="Times New Roman" w:eastAsia="宋体"/>
                 <w:b w:val="0"/>
                 <w:color w:val="000000"/>
-                <w:sz w:val="21"/>
+                <w:sz w:val="19"/>
               </w:rPr>
               <w:t>完整测试题数</w:t>
             </w:r>
@@ -2252,11 +3161,17 @@
               <w:left w:w="80" w:type="dxa"/>
               <w:right w:w="80" w:type="dxa"/>
             </w:tcMar>
+            <w:tcMar>
+              <w:top w:w="70" w:type="dxa"/>
+              <w:left w:w="70" w:type="dxa"/>
+              <w:bottom w:w="70" w:type="dxa"/>
+              <w:right w:w="70" w:type="dxa"/>
+            </w:tcMar>
           </w:tcPr>
           <w:p>
             <w:pPr>
               <w:keepNext/>
-              <w:spacing w:before="0" w:after="0" w:line="276" w:lineRule="auto"/>
+              <w:spacing w:before="0" w:after="40" w:line="276" w:lineRule="auto"/>
               <w:ind w:firstLine="0"/>
               <w:jc w:val="left"/>
             </w:pPr>
@@ -2265,7 +3180,7 @@
                 <w:rFonts w:ascii="Times New Roman" w:hAnsi="Times New Roman" w:eastAsia="宋体"/>
                 <w:b w:val="0"/>
                 <w:color w:val="000000"/>
-                <w:sz w:val="21"/>
+                <w:sz w:val="19"/>
               </w:rPr>
               <w:t>8917</w:t>
             </w:r>
@@ -2286,20 +3201,26 @@
               <w:left w:w="80" w:type="dxa"/>
               <w:right w:w="80" w:type="dxa"/>
             </w:tcMar>
+            <w:tcMar>
+              <w:top w:w="70" w:type="dxa"/>
+              <w:left w:w="70" w:type="dxa"/>
+              <w:bottom w:w="70" w:type="dxa"/>
+              <w:right w:w="70" w:type="dxa"/>
+            </w:tcMar>
           </w:tcPr>
           <w:p>
             <w:pPr>
               <w:keepNext/>
-              <w:spacing w:before="0" w:after="0" w:line="276" w:lineRule="auto"/>
+              <w:spacing w:before="0" w:after="40" w:line="276" w:lineRule="auto"/>
               <w:ind w:firstLine="0"/>
-              <w:jc w:val="center"/>
+              <w:jc w:val="left"/>
             </w:pPr>
             <w:r>
               <w:rPr>
                 <w:rFonts w:ascii="Times New Roman" w:hAnsi="Times New Roman" w:eastAsia="宋体"/>
                 <w:b w:val="0"/>
                 <w:color w:val="000000"/>
-                <w:sz w:val="21"/>
+                <w:sz w:val="19"/>
               </w:rPr>
               <w:t>实体集合准确率 / 实体Macro-F1</w:t>
             </w:r>
@@ -2315,11 +3236,17 @@
               <w:left w:w="80" w:type="dxa"/>
               <w:right w:w="80" w:type="dxa"/>
             </w:tcMar>
+            <w:tcMar>
+              <w:top w:w="70" w:type="dxa"/>
+              <w:left w:w="70" w:type="dxa"/>
+              <w:bottom w:w="70" w:type="dxa"/>
+              <w:right w:w="70" w:type="dxa"/>
+            </w:tcMar>
           </w:tcPr>
           <w:p>
             <w:pPr>
               <w:keepNext/>
-              <w:spacing w:before="0" w:after="0" w:line="276" w:lineRule="auto"/>
+              <w:spacing w:before="0" w:after="40" w:line="276" w:lineRule="auto"/>
               <w:ind w:firstLine="0"/>
               <w:jc w:val="left"/>
             </w:pPr>
@@ -2328,7 +3255,7 @@
                 <w:rFonts w:ascii="Times New Roman" w:hAnsi="Times New Roman" w:eastAsia="宋体"/>
                 <w:b w:val="0"/>
                 <w:color w:val="000000"/>
-                <w:sz w:val="21"/>
+                <w:sz w:val="19"/>
               </w:rPr>
               <w:t>100.00% / 100.00%</w:t>
             </w:r>
@@ -2349,20 +3276,26 @@
               <w:left w:w="80" w:type="dxa"/>
               <w:right w:w="80" w:type="dxa"/>
             </w:tcMar>
+            <w:tcMar>
+              <w:top w:w="70" w:type="dxa"/>
+              <w:left w:w="70" w:type="dxa"/>
+              <w:bottom w:w="70" w:type="dxa"/>
+              <w:right w:w="70" w:type="dxa"/>
+            </w:tcMar>
           </w:tcPr>
           <w:p>
             <w:pPr>
               <w:keepNext/>
-              <w:spacing w:before="0" w:after="0" w:line="276" w:lineRule="auto"/>
+              <w:spacing w:before="0" w:after="40" w:line="276" w:lineRule="auto"/>
               <w:ind w:firstLine="0"/>
-              <w:jc w:val="center"/>
+              <w:jc w:val="left"/>
             </w:pPr>
             <w:r>
               <w:rPr>
                 <w:rFonts w:ascii="Times New Roman" w:hAnsi="Times New Roman" w:eastAsia="宋体"/>
                 <w:b w:val="0"/>
                 <w:color w:val="000000"/>
-                <w:sz w:val="21"/>
+                <w:sz w:val="19"/>
               </w:rPr>
               <w:t>SacreBLEU / ROUGE-L</w:t>
             </w:r>
@@ -2378,11 +3311,17 @@
               <w:left w:w="80" w:type="dxa"/>
               <w:right w:w="80" w:type="dxa"/>
             </w:tcMar>
+            <w:tcMar>
+              <w:top w:w="70" w:type="dxa"/>
+              <w:left w:w="70" w:type="dxa"/>
+              <w:bottom w:w="70" w:type="dxa"/>
+              <w:right w:w="70" w:type="dxa"/>
+            </w:tcMar>
           </w:tcPr>
           <w:p>
             <w:pPr>
               <w:keepNext/>
-              <w:spacing w:before="0" w:after="0" w:line="276" w:lineRule="auto"/>
+              <w:spacing w:before="0" w:after="40" w:line="276" w:lineRule="auto"/>
               <w:ind w:firstLine="0"/>
               <w:jc w:val="left"/>
             </w:pPr>
@@ -2391,7 +3330,7 @@
                 <w:rFonts w:ascii="Times New Roman" w:hAnsi="Times New Roman" w:eastAsia="宋体"/>
                 <w:b w:val="0"/>
                 <w:color w:val="000000"/>
-                <w:sz w:val="21"/>
+                <w:sz w:val="19"/>
               </w:rPr>
               <w:t>100.00 / 100.00</w:t>
             </w:r>
@@ -2412,20 +3351,26 @@
               <w:left w:w="80" w:type="dxa"/>
               <w:right w:w="80" w:type="dxa"/>
             </w:tcMar>
+            <w:tcMar>
+              <w:top w:w="70" w:type="dxa"/>
+              <w:left w:w="70" w:type="dxa"/>
+              <w:bottom w:w="70" w:type="dxa"/>
+              <w:right w:w="70" w:type="dxa"/>
+            </w:tcMar>
           </w:tcPr>
           <w:p>
             <w:pPr>
               <w:keepNext/>
-              <w:spacing w:before="0" w:after="0" w:line="276" w:lineRule="auto"/>
+              <w:spacing w:before="0" w:after="40" w:line="276" w:lineRule="auto"/>
               <w:ind w:firstLine="0"/>
-              <w:jc w:val="center"/>
+              <w:jc w:val="left"/>
             </w:pPr>
             <w:r>
               <w:rPr>
                 <w:rFonts w:ascii="Times New Roman" w:hAnsi="Times New Roman" w:eastAsia="宋体"/>
                 <w:b w:val="0"/>
                 <w:color w:val="000000"/>
-                <w:sz w:val="21"/>
+                <w:sz w:val="19"/>
               </w:rPr>
               <w:t>可回答题 / 拒答题</w:t>
             </w:r>
@@ -2441,11 +3386,17 @@
               <w:left w:w="80" w:type="dxa"/>
               <w:right w:w="80" w:type="dxa"/>
             </w:tcMar>
+            <w:tcMar>
+              <w:top w:w="70" w:type="dxa"/>
+              <w:left w:w="70" w:type="dxa"/>
+              <w:bottom w:w="70" w:type="dxa"/>
+              <w:right w:w="70" w:type="dxa"/>
+            </w:tcMar>
           </w:tcPr>
           <w:p>
             <w:pPr>
               <w:keepNext/>
-              <w:spacing w:before="0" w:after="0" w:line="276" w:lineRule="auto"/>
+              <w:spacing w:before="0" w:after="40" w:line="276" w:lineRule="auto"/>
               <w:ind w:firstLine="0"/>
               <w:jc w:val="left"/>
             </w:pPr>
@@ -2454,7 +3405,7 @@
                 <w:rFonts w:ascii="Times New Roman" w:hAnsi="Times New Roman" w:eastAsia="宋体"/>
                 <w:b w:val="0"/>
                 <w:color w:val="000000"/>
-                <w:sz w:val="21"/>
+                <w:sz w:val="19"/>
               </w:rPr>
               <w:t>8106 / 811</w:t>
             </w:r>
@@ -2475,20 +3426,26 @@
               <w:left w:w="80" w:type="dxa"/>
               <w:right w:w="80" w:type="dxa"/>
             </w:tcMar>
+            <w:tcMar>
+              <w:top w:w="70" w:type="dxa"/>
+              <w:left w:w="70" w:type="dxa"/>
+              <w:bottom w:w="70" w:type="dxa"/>
+              <w:right w:w="70" w:type="dxa"/>
+            </w:tcMar>
           </w:tcPr>
           <w:p>
             <w:pPr>
               <w:keepNext/>
-              <w:spacing w:before="0" w:after="0" w:line="276" w:lineRule="auto"/>
+              <w:spacing w:before="0" w:after="40" w:line="276" w:lineRule="auto"/>
               <w:ind w:firstLine="0"/>
-              <w:jc w:val="center"/>
+              <w:jc w:val="left"/>
             </w:pPr>
             <w:r>
               <w:rPr>
                 <w:rFonts w:ascii="Times New Roman" w:hAnsi="Times New Roman" w:eastAsia="宋体"/>
                 <w:b w:val="0"/>
                 <w:color w:val="000000"/>
-                <w:sz w:val="21"/>
+                <w:sz w:val="19"/>
               </w:rPr>
               <w:t>完整测试推理墙时</w:t>
             </w:r>
@@ -2504,11 +3461,17 @@
               <w:left w:w="80" w:type="dxa"/>
               <w:right w:w="80" w:type="dxa"/>
             </w:tcMar>
+            <w:tcMar>
+              <w:top w:w="70" w:type="dxa"/>
+              <w:left w:w="70" w:type="dxa"/>
+              <w:bottom w:w="70" w:type="dxa"/>
+              <w:right w:w="70" w:type="dxa"/>
+            </w:tcMar>
           </w:tcPr>
           <w:p>
             <w:pPr>
               <w:keepNext/>
-              <w:spacing w:before="0" w:after="0" w:line="276" w:lineRule="auto"/>
+              <w:spacing w:before="0" w:after="40" w:line="276" w:lineRule="auto"/>
               <w:ind w:firstLine="0"/>
               <w:jc w:val="left"/>
             </w:pPr>
@@ -2517,7 +3480,7 @@
                 <w:rFonts w:ascii="Times New Roman" w:hAnsi="Times New Roman" w:eastAsia="宋体"/>
                 <w:b w:val="0"/>
                 <w:color w:val="000000"/>
-                <w:sz w:val="21"/>
+                <w:sz w:val="19"/>
               </w:rPr>
               <w:t>14.47554 s</w:t>
             </w:r>
@@ -2538,20 +3501,26 @@
               <w:left w:w="80" w:type="dxa"/>
               <w:right w:w="80" w:type="dxa"/>
             </w:tcMar>
+            <w:tcMar>
+              <w:top w:w="70" w:type="dxa"/>
+              <w:left w:w="70" w:type="dxa"/>
+              <w:bottom w:w="70" w:type="dxa"/>
+              <w:right w:w="70" w:type="dxa"/>
+            </w:tcMar>
           </w:tcPr>
           <w:p>
             <w:pPr>
               <w:keepNext w:val="0"/>
-              <w:spacing w:before="0" w:after="0" w:line="276" w:lineRule="auto"/>
+              <w:spacing w:before="0" w:after="40" w:line="276" w:lineRule="auto"/>
               <w:ind w:firstLine="0"/>
-              <w:jc w:val="center"/>
+              <w:jc w:val="left"/>
             </w:pPr>
             <w:r>
               <w:rPr>
                 <w:rFonts w:ascii="Times New Roman" w:hAnsi="Times New Roman" w:eastAsia="宋体"/>
                 <w:b w:val="0"/>
                 <w:color w:val="000000"/>
-                <w:sz w:val="21"/>
+                <w:sz w:val="19"/>
               </w:rPr>
               <w:t>单题管道平均延迟 / P95</w:t>
             </w:r>
@@ -2567,11 +3536,17 @@
               <w:left w:w="80" w:type="dxa"/>
               <w:right w:w="80" w:type="dxa"/>
             </w:tcMar>
+            <w:tcMar>
+              <w:top w:w="70" w:type="dxa"/>
+              <w:left w:w="70" w:type="dxa"/>
+              <w:bottom w:w="70" w:type="dxa"/>
+              <w:right w:w="70" w:type="dxa"/>
+            </w:tcMar>
           </w:tcPr>
           <w:p>
             <w:pPr>
               <w:keepNext w:val="0"/>
-              <w:spacing w:before="0" w:after="0" w:line="276" w:lineRule="auto"/>
+              <w:spacing w:before="0" w:after="40" w:line="276" w:lineRule="auto"/>
               <w:ind w:firstLine="0"/>
               <w:jc w:val="left"/>
             </w:pPr>
@@ -2580,7 +3555,7 @@
                 <w:rFonts w:ascii="Times New Roman" w:hAnsi="Times New Roman" w:eastAsia="宋体"/>
                 <w:b w:val="0"/>
                 <w:color w:val="000000"/>
-                <w:sz w:val="21"/>
+                <w:sz w:val="19"/>
               </w:rPr>
               <w:t>1.61918 ms / 2.61550 ms</w:t>
             </w:r>
@@ -2590,42 +3565,869 @@
     </w:tbl>
     <w:p>
       <w:pPr>
-        <w:spacing w:after="0" w:before="0" w:line="60" w:lineRule="exact"/>
+        <w:keepNext w:val="0"/>
+        <w:keepLines w:val="0"/>
+        <w:pageBreakBefore w:val="0"/>
+        <w:widowControl/>
+        <w:spacing w:line="300" w:lineRule="auto" w:before="0" w:after="80"/>
+        <w:jc w:val="both"/>
       </w:pPr>
       <w:r>
         <w:rPr>
           <w:rFonts w:ascii="Times New Roman" w:hAnsi="Times New Roman" w:eastAsia="宋体"/>
           <w:color w:val="000000"/>
-          <w:sz w:val="6"/>
-        </w:rPr>
-      </w:r>
-    </w:p>
-    <w:p>
-      <w:r>
-        <w:rPr>
-          <w:rFonts w:ascii="Times New Roman" w:hAnsi="Times New Roman" w:eastAsia="宋体"/>
-          <w:color w:val="000000"/>
+          <w:sz w:val="21"/>
         </w:rPr>
         <w:t>表4的时间全部取自0.30阈值这次运行：墙时为整段测试推理耗时，单题延迟来自每题管道计时，二者统计边界不同。共同对照中B0原始测试实体F1为99.53%，BLEU为99.78，ROUGE-L为99.89；其神经生成采用同步batch后按题分摊的计时方式，因此本报告不把它与A0单题管道延迟直接换算成端到端加速倍数。基础值与各次阈值修改值在图5-3中共同展示。</w:t>
       </w:r>
     </w:p>
     <w:p>
       <w:pPr>
-        <w:pStyle w:val="Heading2"/>
+        <w:pStyle w:val="Heading3"/>
+        <w:keepNext/>
+        <w:keepLines w:val="0"/>
+        <w:pageBreakBefore w:val="0"/>
+        <w:widowControl/>
+        <w:spacing w:line="300" w:lineRule="auto" w:before="200" w:after="100"/>
+        <w:jc w:val="left"/>
       </w:pPr>
       <w:r>
         <w:rPr>
-          <w:rFonts w:ascii="Times New Roman" w:hAnsi="Times New Roman" w:eastAsia="黑体"/>
+          <w:rFonts w:ascii="Times New Roman" w:hAnsi="Times New Roman" w:eastAsia="宋体"/>
+          <w:b/>
+          <w:i w:val="0"/>
           <w:color w:val="000000"/>
+          <w:sz w:val="22"/>
+        </w:rPr>
+        <w:t>P0开发验收结果</w:t>
+      </w:r>
+    </w:p>
+    <w:p>
+      <w:pPr>
+        <w:keepNext w:val="0"/>
+        <w:keepLines w:val="0"/>
+        <w:pageBreakBefore w:val="0"/>
+        <w:widowControl/>
+        <w:spacing w:line="300" w:lineRule="auto" w:before="0" w:after="80"/>
+        <w:jc w:val="both"/>
+      </w:pPr>
+      <w:r>
+        <w:rPr>
+          <w:rFonts w:ascii="Times New Roman" w:hAnsi="Times New Roman" w:eastAsia="宋体"/>
+          <w:color w:val="000000"/>
+          <w:sz w:val="21"/>
+        </w:rPr>
+        <w:t>20题为程序编写的开发验收，中英文各10题，仅涉及Inception和Interstellar两部电影；已用于开发诊断，不是独立泛化测试。结构化判分不代表生成句的事实正确性或流畅度，尚无人工文本评分。</w:t>
+      </w:r>
+    </w:p>
+    <w:p>
+      <w:pPr>
+        <w:keepNext/>
+        <w:keepLines w:val="0"/>
+        <w:pageBreakBefore w:val="0"/>
+        <w:widowControl/>
+        <w:spacing w:line="300" w:lineRule="auto" w:before="0" w:after="80"/>
+        <w:jc w:val="center"/>
+      </w:pPr>
+      <w:r>
+        <w:rPr>
+          <w:rFonts w:ascii="Times New Roman" w:hAnsi="Times New Roman" w:eastAsia="宋体"/>
+          <w:b/>
+          <w:color w:val="000000"/>
+          <w:sz w:val="19"/>
+        </w:rPr>
+        <w:t>补充表1 D0与P0开发验收结果</w:t>
+      </w:r>
+    </w:p>
+    <w:tbl>
+      <w:tblPr>
+        <w:tblW w:type="auto" w:w="0"/>
+        <w:tblLayout w:type="fixed"/>
+        <w:tblLook w:firstColumn="1" w:firstRow="1" w:lastColumn="0" w:lastRow="0" w:noHBand="0" w:noVBand="1" w:val="04A0"/>
+        <w:tblBorders>
+          <w:top w:val="single" w:sz="4" w:color="D9D9D9"/>
+          <w:left w:val="single" w:sz="4" w:color="D9D9D9"/>
+          <w:bottom w:val="single" w:sz="4" w:color="D9D9D9"/>
+          <w:right w:val="single" w:sz="4" w:color="D9D9D9"/>
+          <w:insideH w:val="single" w:sz="4" w:color="D9D9D9"/>
+          <w:insideV w:val="single" w:sz="4" w:color="D9D9D9"/>
+        </w:tblBorders>
+      </w:tblPr>
+      <w:tblGrid>
+        <w:gridCol w:w="3288"/>
+        <w:gridCol w:w="3061"/>
+        <w:gridCol w:w="3061"/>
+      </w:tblGrid>
+      <w:tr>
+        <w:trPr>
+          <w:tblHeader/>
+          <w:cantSplit/>
+        </w:trPr>
+        <w:tc>
+          <w:tcPr>
+            <w:tcW w:type="dxa" w:w="3288"/>
+            <w:vAlign w:val="center"/>
+            <w:tcMar>
+              <w:top w:w="70" w:type="dxa"/>
+              <w:left w:w="70" w:type="dxa"/>
+              <w:bottom w:w="70" w:type="dxa"/>
+              <w:right w:w="70" w:type="dxa"/>
+            </w:tcMar>
+            <w:shd w:fill="E7E6E6"/>
+          </w:tcPr>
+          <w:p>
+            <w:pPr>
+              <w:keepNext/>
+              <w:spacing w:line="276" w:lineRule="auto" w:before="0" w:after="40"/>
+              <w:jc w:val="left"/>
+            </w:pPr>
+            <w:r>
+              <w:rPr>
+                <w:rFonts w:ascii="Times New Roman" w:hAnsi="Times New Roman" w:eastAsia="宋体"/>
+                <w:b/>
+                <w:color w:val="000000"/>
+                <w:sz w:val="19"/>
+              </w:rPr>
+              <w:t>指标</w:t>
+            </w:r>
+          </w:p>
+        </w:tc>
+        <w:tc>
+          <w:tcPr>
+            <w:tcW w:type="dxa" w:w="3061"/>
+            <w:vAlign w:val="center"/>
+            <w:tcMar>
+              <w:top w:w="70" w:type="dxa"/>
+              <w:left w:w="70" w:type="dxa"/>
+              <w:bottom w:w="70" w:type="dxa"/>
+              <w:right w:w="70" w:type="dxa"/>
+            </w:tcMar>
+            <w:shd w:fill="E7E6E6"/>
+          </w:tcPr>
+          <w:p>
+            <w:pPr>
+              <w:keepNext/>
+              <w:spacing w:line="276" w:lineRule="auto" w:before="0" w:after="40"/>
+              <w:jc w:val="left"/>
+            </w:pPr>
+            <w:r>
+              <w:rPr>
+                <w:rFonts w:ascii="Times New Roman" w:hAnsi="Times New Roman" w:eastAsia="宋体"/>
+                <w:b/>
+                <w:color w:val="000000"/>
+                <w:sz w:val="19"/>
+              </w:rPr>
+              <w:t>D0规则工具</w:t>
+            </w:r>
+          </w:p>
+        </w:tc>
+        <w:tc>
+          <w:tcPr>
+            <w:tcW w:type="dxa" w:w="3061"/>
+            <w:vAlign w:val="center"/>
+            <w:tcMar>
+              <w:top w:w="70" w:type="dxa"/>
+              <w:left w:w="70" w:type="dxa"/>
+              <w:bottom w:w="70" w:type="dxa"/>
+              <w:right w:w="70" w:type="dxa"/>
+            </w:tcMar>
+            <w:shd w:fill="E7E6E6"/>
+          </w:tcPr>
+          <w:p>
+            <w:pPr>
+              <w:keepNext/>
+              <w:spacing w:line="276" w:lineRule="auto" w:before="0" w:after="40"/>
+              <w:jc w:val="left"/>
+            </w:pPr>
+            <w:r>
+              <w:rPr>
+                <w:rFonts w:ascii="Times New Roman" w:hAnsi="Times New Roman" w:eastAsia="宋体"/>
+                <w:b/>
+                <w:color w:val="000000"/>
+                <w:sz w:val="19"/>
+              </w:rPr>
+              <w:t>P0冻结模型规划</w:t>
+            </w:r>
+          </w:p>
+        </w:tc>
+      </w:tr>
+      <w:tr>
+        <w:trPr>
+          <w:cantSplit/>
+        </w:trPr>
+        <w:tc>
+          <w:tcPr>
+            <w:tcW w:type="dxa" w:w="3288"/>
+            <w:vAlign w:val="center"/>
+            <w:tcMar>
+              <w:top w:w="70" w:type="dxa"/>
+              <w:left w:w="70" w:type="dxa"/>
+              <w:bottom w:w="70" w:type="dxa"/>
+              <w:right w:w="70" w:type="dxa"/>
+            </w:tcMar>
+          </w:tcPr>
+          <w:p>
+            <w:pPr>
+              <w:keepNext/>
+              <w:spacing w:line="276" w:lineRule="auto" w:before="0" w:after="40"/>
+              <w:jc w:val="left"/>
+            </w:pPr>
+            <w:r>
+              <w:rPr>
+                <w:rFonts w:ascii="Times New Roman" w:hAnsi="Times New Roman" w:eastAsia="宋体"/>
+                <w:b w:val="0"/>
+                <w:color w:val="000000"/>
+                <w:sz w:val="19"/>
+              </w:rPr>
+              <w:t>计划匹配</w:t>
+            </w:r>
+          </w:p>
+        </w:tc>
+        <w:tc>
+          <w:tcPr>
+            <w:tcW w:type="dxa" w:w="3061"/>
+            <w:vAlign w:val="center"/>
+            <w:tcMar>
+              <w:top w:w="70" w:type="dxa"/>
+              <w:left w:w="70" w:type="dxa"/>
+              <w:bottom w:w="70" w:type="dxa"/>
+              <w:right w:w="70" w:type="dxa"/>
+            </w:tcMar>
+          </w:tcPr>
+          <w:p>
+            <w:pPr>
+              <w:keepNext/>
+              <w:spacing w:line="276" w:lineRule="auto" w:before="0" w:after="40"/>
+              <w:jc w:val="left"/>
+            </w:pPr>
+            <w:r>
+              <w:rPr>
+                <w:rFonts w:ascii="Times New Roman" w:hAnsi="Times New Roman" w:eastAsia="宋体"/>
+                <w:b w:val="0"/>
+                <w:color w:val="000000"/>
+                <w:sz w:val="19"/>
+              </w:rPr>
+              <w:t>12/16  75.00%</w:t>
+            </w:r>
+          </w:p>
+        </w:tc>
+        <w:tc>
+          <w:tcPr>
+            <w:tcW w:type="dxa" w:w="3061"/>
+            <w:vAlign w:val="center"/>
+            <w:tcMar>
+              <w:top w:w="70" w:type="dxa"/>
+              <w:left w:w="70" w:type="dxa"/>
+              <w:bottom w:w="70" w:type="dxa"/>
+              <w:right w:w="70" w:type="dxa"/>
+            </w:tcMar>
+          </w:tcPr>
+          <w:p>
+            <w:pPr>
+              <w:keepNext/>
+              <w:spacing w:line="276" w:lineRule="auto" w:before="0" w:after="40"/>
+              <w:jc w:val="left"/>
+            </w:pPr>
+            <w:r>
+              <w:rPr>
+                <w:rFonts w:ascii="Times New Roman" w:hAnsi="Times New Roman" w:eastAsia="宋体"/>
+                <w:b w:val="0"/>
+                <w:color w:val="000000"/>
+                <w:sz w:val="19"/>
+              </w:rPr>
+              <w:t>7/16  43.75%</w:t>
+            </w:r>
+          </w:p>
+        </w:tc>
+      </w:tr>
+      <w:tr>
+        <w:trPr>
+          <w:cantSplit/>
+        </w:trPr>
+        <w:tc>
+          <w:tcPr>
+            <w:tcW w:type="dxa" w:w="3288"/>
+            <w:vAlign w:val="center"/>
+            <w:tcMar>
+              <w:top w:w="70" w:type="dxa"/>
+              <w:left w:w="70" w:type="dxa"/>
+              <w:bottom w:w="70" w:type="dxa"/>
+              <w:right w:w="70" w:type="dxa"/>
+            </w:tcMar>
+          </w:tcPr>
+          <w:p>
+            <w:pPr>
+              <w:keepNext/>
+              <w:spacing w:line="276" w:lineRule="auto" w:before="0" w:after="40"/>
+              <w:jc w:val="left"/>
+            </w:pPr>
+            <w:r>
+              <w:rPr>
+                <w:rFonts w:ascii="Times New Roman" w:hAnsi="Times New Roman" w:eastAsia="宋体"/>
+                <w:b w:val="0"/>
+                <w:color w:val="000000"/>
+                <w:sz w:val="19"/>
+              </w:rPr>
+              <w:t>工具结果匹配</w:t>
+            </w:r>
+          </w:p>
+        </w:tc>
+        <w:tc>
+          <w:tcPr>
+            <w:tcW w:type="dxa" w:w="3061"/>
+            <w:vAlign w:val="center"/>
+            <w:tcMar>
+              <w:top w:w="70" w:type="dxa"/>
+              <w:left w:w="70" w:type="dxa"/>
+              <w:bottom w:w="70" w:type="dxa"/>
+              <w:right w:w="70" w:type="dxa"/>
+            </w:tcMar>
+          </w:tcPr>
+          <w:p>
+            <w:pPr>
+              <w:keepNext/>
+              <w:spacing w:line="276" w:lineRule="auto" w:before="0" w:after="40"/>
+              <w:jc w:val="left"/>
+            </w:pPr>
+            <w:r>
+              <w:rPr>
+                <w:rFonts w:ascii="Times New Roman" w:hAnsi="Times New Roman" w:eastAsia="宋体"/>
+                <w:b w:val="0"/>
+                <w:color w:val="000000"/>
+                <w:sz w:val="19"/>
+              </w:rPr>
+              <w:t>8/16  50.00%</w:t>
+            </w:r>
+          </w:p>
+        </w:tc>
+        <w:tc>
+          <w:tcPr>
+            <w:tcW w:type="dxa" w:w="3061"/>
+            <w:vAlign w:val="center"/>
+            <w:tcMar>
+              <w:top w:w="70" w:type="dxa"/>
+              <w:left w:w="70" w:type="dxa"/>
+              <w:bottom w:w="70" w:type="dxa"/>
+              <w:right w:w="70" w:type="dxa"/>
+            </w:tcMar>
+          </w:tcPr>
+          <w:p>
+            <w:pPr>
+              <w:keepNext/>
+              <w:spacing w:line="276" w:lineRule="auto" w:before="0" w:after="40"/>
+              <w:jc w:val="left"/>
+            </w:pPr>
+            <w:r>
+              <w:rPr>
+                <w:rFonts w:ascii="Times New Roman" w:hAnsi="Times New Roman" w:eastAsia="宋体"/>
+                <w:b w:val="0"/>
+                <w:color w:val="000000"/>
+                <w:sz w:val="19"/>
+              </w:rPr>
+              <w:t>7/16  43.75%</w:t>
+            </w:r>
+          </w:p>
+        </w:tc>
+      </w:tr>
+      <w:tr>
+        <w:trPr>
+          <w:cantSplit/>
+        </w:trPr>
+        <w:tc>
+          <w:tcPr>
+            <w:tcW w:type="dxa" w:w="3288"/>
+            <w:vAlign w:val="center"/>
+            <w:tcMar>
+              <w:top w:w="70" w:type="dxa"/>
+              <w:left w:w="70" w:type="dxa"/>
+              <w:bottom w:w="70" w:type="dxa"/>
+              <w:right w:w="70" w:type="dxa"/>
+            </w:tcMar>
+          </w:tcPr>
+          <w:p>
+            <w:pPr>
+              <w:keepNext/>
+              <w:spacing w:line="276" w:lineRule="auto" w:before="0" w:after="40"/>
+              <w:jc w:val="left"/>
+            </w:pPr>
+            <w:r>
+              <w:rPr>
+                <w:rFonts w:ascii="Times New Roman" w:hAnsi="Times New Roman" w:eastAsia="宋体"/>
+                <w:b w:val="0"/>
+                <w:color w:val="000000"/>
+                <w:sz w:val="19"/>
+              </w:rPr>
+              <w:t>状态匹配</w:t>
+            </w:r>
+          </w:p>
+        </w:tc>
+        <w:tc>
+          <w:tcPr>
+            <w:tcW w:type="dxa" w:w="3061"/>
+            <w:vAlign w:val="center"/>
+            <w:tcMar>
+              <w:top w:w="70" w:type="dxa"/>
+              <w:left w:w="70" w:type="dxa"/>
+              <w:bottom w:w="70" w:type="dxa"/>
+              <w:right w:w="70" w:type="dxa"/>
+            </w:tcMar>
+          </w:tcPr>
+          <w:p>
+            <w:pPr>
+              <w:keepNext/>
+              <w:spacing w:line="276" w:lineRule="auto" w:before="0" w:after="40"/>
+              <w:jc w:val="left"/>
+            </w:pPr>
+            <w:r>
+              <w:rPr>
+                <w:rFonts w:ascii="Times New Roman" w:hAnsi="Times New Roman" w:eastAsia="宋体"/>
+                <w:b w:val="0"/>
+                <w:color w:val="000000"/>
+                <w:sz w:val="19"/>
+              </w:rPr>
+              <w:t>12/20  60.00%</w:t>
+            </w:r>
+          </w:p>
+        </w:tc>
+        <w:tc>
+          <w:tcPr>
+            <w:tcW w:type="dxa" w:w="3061"/>
+            <w:vAlign w:val="center"/>
+            <w:tcMar>
+              <w:top w:w="70" w:type="dxa"/>
+              <w:left w:w="70" w:type="dxa"/>
+              <w:bottom w:w="70" w:type="dxa"/>
+              <w:right w:w="70" w:type="dxa"/>
+            </w:tcMar>
+          </w:tcPr>
+          <w:p>
+            <w:pPr>
+              <w:keepNext/>
+              <w:spacing w:line="276" w:lineRule="auto" w:before="0" w:after="40"/>
+              <w:jc w:val="left"/>
+            </w:pPr>
+            <w:r>
+              <w:rPr>
+                <w:rFonts w:ascii="Times New Roman" w:hAnsi="Times New Roman" w:eastAsia="宋体"/>
+                <w:b w:val="0"/>
+                <w:color w:val="000000"/>
+                <w:sz w:val="19"/>
+              </w:rPr>
+              <w:t>14/20  70.00%</w:t>
+            </w:r>
+          </w:p>
+        </w:tc>
+      </w:tr>
+      <w:tr>
+        <w:trPr>
+          <w:cantSplit/>
+        </w:trPr>
+        <w:tc>
+          <w:tcPr>
+            <w:tcW w:type="dxa" w:w="3288"/>
+            <w:vAlign w:val="center"/>
+            <w:tcMar>
+              <w:top w:w="70" w:type="dxa"/>
+              <w:left w:w="70" w:type="dxa"/>
+              <w:bottom w:w="70" w:type="dxa"/>
+              <w:right w:w="70" w:type="dxa"/>
+            </w:tcMar>
+          </w:tcPr>
+          <w:p>
+            <w:pPr>
+              <w:keepNext/>
+              <w:spacing w:line="276" w:lineRule="auto" w:before="0" w:after="40"/>
+              <w:jc w:val="left"/>
+            </w:pPr>
+            <w:r>
+              <w:rPr>
+                <w:rFonts w:ascii="Times New Roman" w:hAnsi="Times New Roman" w:eastAsia="宋体"/>
+                <w:b w:val="0"/>
+                <w:color w:val="000000"/>
+                <w:sz w:val="19"/>
+              </w:rPr>
+              <w:t>结构任务匹配</w:t>
+            </w:r>
+          </w:p>
+        </w:tc>
+        <w:tc>
+          <w:tcPr>
+            <w:tcW w:type="dxa" w:w="3061"/>
+            <w:vAlign w:val="center"/>
+            <w:tcMar>
+              <w:top w:w="70" w:type="dxa"/>
+              <w:left w:w="70" w:type="dxa"/>
+              <w:bottom w:w="70" w:type="dxa"/>
+              <w:right w:w="70" w:type="dxa"/>
+            </w:tcMar>
+          </w:tcPr>
+          <w:p>
+            <w:pPr>
+              <w:keepNext/>
+              <w:spacing w:line="276" w:lineRule="auto" w:before="0" w:after="40"/>
+              <w:jc w:val="left"/>
+            </w:pPr>
+            <w:r>
+              <w:rPr>
+                <w:rFonts w:ascii="Times New Roman" w:hAnsi="Times New Roman" w:eastAsia="宋体"/>
+                <w:b w:val="0"/>
+                <w:color w:val="000000"/>
+                <w:sz w:val="19"/>
+              </w:rPr>
+              <w:t>12/20  60.00%</w:t>
+            </w:r>
+          </w:p>
+        </w:tc>
+        <w:tc>
+          <w:tcPr>
+            <w:tcW w:type="dxa" w:w="3061"/>
+            <w:vAlign w:val="center"/>
+            <w:tcMar>
+              <w:top w:w="70" w:type="dxa"/>
+              <w:left w:w="70" w:type="dxa"/>
+              <w:bottom w:w="70" w:type="dxa"/>
+              <w:right w:w="70" w:type="dxa"/>
+            </w:tcMar>
+          </w:tcPr>
+          <w:p>
+            <w:pPr>
+              <w:keepNext/>
+              <w:spacing w:line="276" w:lineRule="auto" w:before="0" w:after="40"/>
+              <w:jc w:val="left"/>
+            </w:pPr>
+            <w:r>
+              <w:rPr>
+                <w:rFonts w:ascii="Times New Roman" w:hAnsi="Times New Roman" w:eastAsia="宋体"/>
+                <w:b w:val="0"/>
+                <w:color w:val="000000"/>
+                <w:sz w:val="19"/>
+              </w:rPr>
+              <w:t>10/20  50.00%</w:t>
+            </w:r>
+          </w:p>
+        </w:tc>
+      </w:tr>
+      <w:tr>
+        <w:trPr>
+          <w:cantSplit/>
+        </w:trPr>
+        <w:tc>
+          <w:tcPr>
+            <w:tcW w:type="dxa" w:w="3288"/>
+            <w:vAlign w:val="center"/>
+            <w:tcMar>
+              <w:top w:w="70" w:type="dxa"/>
+              <w:left w:w="70" w:type="dxa"/>
+              <w:bottom w:w="70" w:type="dxa"/>
+              <w:right w:w="70" w:type="dxa"/>
+            </w:tcMar>
+          </w:tcPr>
+          <w:p>
+            <w:pPr>
+              <w:keepNext/>
+              <w:spacing w:line="276" w:lineRule="auto" w:before="0" w:after="40"/>
+              <w:jc w:val="left"/>
+            </w:pPr>
+            <w:r>
+              <w:rPr>
+                <w:rFonts w:ascii="Times New Roman" w:hAnsi="Times New Roman" w:eastAsia="宋体"/>
+                <w:b w:val="0"/>
+                <w:color w:val="000000"/>
+                <w:sz w:val="19"/>
+              </w:rPr>
+              <w:t>模板回退</w:t>
+            </w:r>
+          </w:p>
+        </w:tc>
+        <w:tc>
+          <w:tcPr>
+            <w:tcW w:type="dxa" w:w="3061"/>
+            <w:vAlign w:val="center"/>
+            <w:tcMar>
+              <w:top w:w="70" w:type="dxa"/>
+              <w:left w:w="70" w:type="dxa"/>
+              <w:bottom w:w="70" w:type="dxa"/>
+              <w:right w:w="70" w:type="dxa"/>
+            </w:tcMar>
+          </w:tcPr>
+          <w:p>
+            <w:pPr>
+              <w:keepNext/>
+              <w:spacing w:line="276" w:lineRule="auto" w:before="0" w:after="40"/>
+              <w:jc w:val="left"/>
+            </w:pPr>
+            <w:r>
+              <w:rPr>
+                <w:rFonts w:ascii="Times New Roman" w:hAnsi="Times New Roman" w:eastAsia="宋体"/>
+                <w:b w:val="0"/>
+                <w:color w:val="000000"/>
+                <w:sz w:val="19"/>
+              </w:rPr>
+              <w:t>0/20  0.00%</w:t>
+            </w:r>
+          </w:p>
+        </w:tc>
+        <w:tc>
+          <w:tcPr>
+            <w:tcW w:type="dxa" w:w="3061"/>
+            <w:vAlign w:val="center"/>
+            <w:tcMar>
+              <w:top w:w="70" w:type="dxa"/>
+              <w:left w:w="70" w:type="dxa"/>
+              <w:bottom w:w="70" w:type="dxa"/>
+              <w:right w:w="70" w:type="dxa"/>
+            </w:tcMar>
+          </w:tcPr>
+          <w:p>
+            <w:pPr>
+              <w:keepNext/>
+              <w:spacing w:line="276" w:lineRule="auto" w:before="0" w:after="40"/>
+              <w:jc w:val="left"/>
+            </w:pPr>
+            <w:r>
+              <w:rPr>
+                <w:rFonts w:ascii="Times New Roman" w:hAnsi="Times New Roman" w:eastAsia="宋体"/>
+                <w:b w:val="0"/>
+                <w:color w:val="000000"/>
+                <w:sz w:val="19"/>
+              </w:rPr>
+              <w:t>11/20  55.00%</w:t>
+            </w:r>
+          </w:p>
+        </w:tc>
+      </w:tr>
+      <w:tr>
+        <w:trPr>
+          <w:cantSplit/>
+        </w:trPr>
+        <w:tc>
+          <w:tcPr>
+            <w:tcW w:type="dxa" w:w="3288"/>
+            <w:vAlign w:val="center"/>
+            <w:tcMar>
+              <w:top w:w="70" w:type="dxa"/>
+              <w:left w:w="70" w:type="dxa"/>
+              <w:bottom w:w="70" w:type="dxa"/>
+              <w:right w:w="70" w:type="dxa"/>
+            </w:tcMar>
+          </w:tcPr>
+          <w:p>
+            <w:pPr>
+              <w:keepNext/>
+              <w:spacing w:line="276" w:lineRule="auto" w:before="0" w:after="40"/>
+              <w:jc w:val="left"/>
+            </w:pPr>
+            <w:r>
+              <w:rPr>
+                <w:rFonts w:ascii="Times New Roman" w:hAnsi="Times New Roman" w:eastAsia="宋体"/>
+                <w:b w:val="0"/>
+                <w:color w:val="000000"/>
+                <w:sz w:val="19"/>
+              </w:rPr>
+              <w:t>平均单题延迟 ms</w:t>
+            </w:r>
+          </w:p>
+        </w:tc>
+        <w:tc>
+          <w:tcPr>
+            <w:tcW w:type="dxa" w:w="3061"/>
+            <w:vAlign w:val="center"/>
+            <w:tcMar>
+              <w:top w:w="70" w:type="dxa"/>
+              <w:left w:w="70" w:type="dxa"/>
+              <w:bottom w:w="70" w:type="dxa"/>
+              <w:right w:w="70" w:type="dxa"/>
+            </w:tcMar>
+          </w:tcPr>
+          <w:p>
+            <w:pPr>
+              <w:keepNext/>
+              <w:spacing w:line="276" w:lineRule="auto" w:before="0" w:after="40"/>
+              <w:jc w:val="left"/>
+            </w:pPr>
+            <w:r>
+              <w:rPr>
+                <w:rFonts w:ascii="Times New Roman" w:hAnsi="Times New Roman" w:eastAsia="宋体"/>
+                <w:b w:val="0"/>
+                <w:color w:val="000000"/>
+                <w:sz w:val="19"/>
+              </w:rPr>
+              <w:t>15.80</w:t>
+            </w:r>
+          </w:p>
+        </w:tc>
+        <w:tc>
+          <w:tcPr>
+            <w:tcW w:type="dxa" w:w="3061"/>
+            <w:vAlign w:val="center"/>
+            <w:tcMar>
+              <w:top w:w="70" w:type="dxa"/>
+              <w:left w:w="70" w:type="dxa"/>
+              <w:bottom w:w="70" w:type="dxa"/>
+              <w:right w:w="70" w:type="dxa"/>
+            </w:tcMar>
+          </w:tcPr>
+          <w:p>
+            <w:pPr>
+              <w:keepNext/>
+              <w:spacing w:line="276" w:lineRule="auto" w:before="0" w:after="40"/>
+              <w:jc w:val="left"/>
+            </w:pPr>
+            <w:r>
+              <w:rPr>
+                <w:rFonts w:ascii="Times New Roman" w:hAnsi="Times New Roman" w:eastAsia="宋体"/>
+                <w:b w:val="0"/>
+                <w:color w:val="000000"/>
+                <w:sz w:val="19"/>
+              </w:rPr>
+              <w:t>5954.60</w:t>
+            </w:r>
+          </w:p>
+        </w:tc>
+      </w:tr>
+      <w:tr>
+        <w:trPr>
+          <w:cantSplit/>
+        </w:trPr>
+        <w:tc>
+          <w:tcPr>
+            <w:tcW w:type="dxa" w:w="3288"/>
+            <w:vAlign w:val="center"/>
+            <w:tcMar>
+              <w:top w:w="70" w:type="dxa"/>
+              <w:left w:w="70" w:type="dxa"/>
+              <w:bottom w:w="70" w:type="dxa"/>
+              <w:right w:w="70" w:type="dxa"/>
+            </w:tcMar>
+          </w:tcPr>
+          <w:p>
+            <w:pPr>
+              <w:keepNext w:val="0"/>
+              <w:spacing w:line="276" w:lineRule="auto" w:before="0" w:after="40"/>
+              <w:jc w:val="left"/>
+            </w:pPr>
+            <w:r>
+              <w:rPr>
+                <w:rFonts w:ascii="Times New Roman" w:hAnsi="Times New Roman" w:eastAsia="宋体"/>
+                <w:b w:val="0"/>
+                <w:color w:val="000000"/>
+                <w:sz w:val="19"/>
+              </w:rPr>
+              <w:t>P95单题延迟 ms</w:t>
+            </w:r>
+          </w:p>
+        </w:tc>
+        <w:tc>
+          <w:tcPr>
+            <w:tcW w:type="dxa" w:w="3061"/>
+            <w:vAlign w:val="center"/>
+            <w:tcMar>
+              <w:top w:w="70" w:type="dxa"/>
+              <w:left w:w="70" w:type="dxa"/>
+              <w:bottom w:w="70" w:type="dxa"/>
+              <w:right w:w="70" w:type="dxa"/>
+            </w:tcMar>
+          </w:tcPr>
+          <w:p>
+            <w:pPr>
+              <w:keepNext w:val="0"/>
+              <w:spacing w:line="276" w:lineRule="auto" w:before="0" w:after="40"/>
+              <w:jc w:val="left"/>
+            </w:pPr>
+            <w:r>
+              <w:rPr>
+                <w:rFonts w:ascii="Times New Roman" w:hAnsi="Times New Roman" w:eastAsia="宋体"/>
+                <w:b w:val="0"/>
+                <w:color w:val="000000"/>
+                <w:sz w:val="19"/>
+              </w:rPr>
+              <w:t>26.30</w:t>
+            </w:r>
+          </w:p>
+        </w:tc>
+        <w:tc>
+          <w:tcPr>
+            <w:tcW w:type="dxa" w:w="3061"/>
+            <w:vAlign w:val="center"/>
+            <w:tcMar>
+              <w:top w:w="70" w:type="dxa"/>
+              <w:left w:w="70" w:type="dxa"/>
+              <w:bottom w:w="70" w:type="dxa"/>
+              <w:right w:w="70" w:type="dxa"/>
+            </w:tcMar>
+          </w:tcPr>
+          <w:p>
+            <w:pPr>
+              <w:keepNext w:val="0"/>
+              <w:spacing w:line="276" w:lineRule="auto" w:before="0" w:after="40"/>
+              <w:jc w:val="left"/>
+            </w:pPr>
+            <w:r>
+              <w:rPr>
+                <w:rFonts w:ascii="Times New Roman" w:hAnsi="Times New Roman" w:eastAsia="宋体"/>
+                <w:b w:val="0"/>
+                <w:color w:val="000000"/>
+                <w:sz w:val="19"/>
+              </w:rPr>
+              <w:t>16901.10</w:t>
+            </w:r>
+          </w:p>
+        </w:tc>
+      </w:tr>
+    </w:tbl>
+    <w:p>
+      <w:pPr>
+        <w:keepNext w:val="0"/>
+        <w:keepLines w:val="0"/>
+        <w:pageBreakBefore w:val="0"/>
+        <w:widowControl/>
+        <w:spacing w:line="300" w:lineRule="auto" w:before="0" w:after="80"/>
+        <w:jc w:val="both"/>
+      </w:pPr>
+      <w:r>
+        <w:rPr>
+          <w:rFonts w:ascii="Times New Roman" w:hAnsi="Times New Roman" w:eastAsia="宋体"/>
+          <w:color w:val="000000"/>
+          <w:sz w:val="21"/>
+        </w:rPr>
+        <w:t>延迟为逐题串行墙时，排除初始化、未预热，包含本机到服务器接口开销。计划/结果只在16道有可评价计划的题上计分，状态与结构任务对全部20题计分。原始输出、参考、来源哈希与source_unchanged/inputs_unchanged检查均保留。</w:t>
+      </w:r>
+    </w:p>
+    <w:p>
+      <w:pPr>
+        <w:pStyle w:val="Heading2"/>
+        <w:keepNext/>
+        <w:keepLines w:val="0"/>
+        <w:pageBreakBefore w:val="0"/>
+        <w:widowControl/>
+        <w:spacing w:line="300" w:lineRule="auto" w:before="200" w:after="100"/>
+        <w:jc w:val="left"/>
+      </w:pPr>
+      <w:r>
+        <w:rPr>
+          <w:rFonts w:ascii="Times New Roman" w:hAnsi="Times New Roman" w:eastAsia="宋体"/>
+          <w:b/>
+          <w:i w:val="0"/>
+          <w:color w:val="000000"/>
+          <w:sz w:val="24"/>
         </w:rPr>
         <w:t>5.3 参数修改与重复实验</w:t>
       </w:r>
     </w:p>
     <w:p>
+      <w:pPr>
+        <w:keepNext w:val="0"/>
+        <w:keepLines w:val="0"/>
+        <w:pageBreakBefore w:val="0"/>
+        <w:widowControl/>
+        <w:spacing w:line="300" w:lineRule="auto" w:before="0" w:after="80"/>
+        <w:jc w:val="both"/>
+      </w:pPr>
       <w:r>
         <w:rPr>
           <w:rFonts w:ascii="Times New Roman" w:hAnsi="Times New Roman" w:eastAsia="宋体"/>
           <w:color w:val="000000"/>
+          <w:sz w:val="21"/>
         </w:rPr>
         <w:t>完成0.30基线后，我保持模型、电影词表、图谱、8917道测试输入及评分接口不变，分别将阈值改为0.70、0.90和0.99，并各重新执行一次完整推理。这里的三次修改运行使用同一个冻结分类器，改变的是是否接受关系预测的门槛，没有重新训练模型，也没有改动参考答案。</w:t>
       </w:r>
@@ -2633,7 +4435,10 @@
     <w:p>
       <w:pPr>
         <w:keepNext/>
-        <w:spacing w:before="100" w:after="100" w:line="276" w:lineRule="auto"/>
+        <w:keepLines w:val="0"/>
+        <w:pageBreakBefore w:val="0"/>
+        <w:widowControl/>
+        <w:spacing w:before="0" w:after="80" w:line="300" w:lineRule="auto"/>
         <w:ind w:firstLine="0"/>
         <w:jc w:val="center"/>
       </w:pPr>
@@ -2642,7 +4447,7 @@
           <w:rFonts w:ascii="Times New Roman" w:hAnsi="Times New Roman" w:eastAsia="宋体"/>
           <w:b/>
           <w:color w:val="000000"/>
-          <w:sz w:val="21"/>
+          <w:sz w:val="19"/>
         </w:rPr>
         <w:t>表5 同一冻结A0的阈值修改结果</w:t>
       </w:r>
@@ -2660,6 +4465,12 @@
           <w:right w:val="single" w:sz="5" w:color="D9D9D9"/>
           <w:insideH w:val="single" w:sz="5" w:color="D9D9D9"/>
           <w:insideV w:val="single" w:sz="5" w:color="D9D9D9"/>
+          <w:top w:val="single" w:sz="4" w:color="D9D9D9"/>
+          <w:left w:val="single" w:sz="4" w:color="D9D9D9"/>
+          <w:bottom w:val="single" w:sz="4" w:color="D9D9D9"/>
+          <w:right w:val="single" w:sz="4" w:color="D9D9D9"/>
+          <w:insideH w:val="single" w:sz="4" w:color="D9D9D9"/>
+          <w:insideV w:val="single" w:sz="4" w:color="D9D9D9"/>
         </w:tblBorders>
       </w:tblPr>
       <w:tblGrid>
@@ -2674,6 +4485,7 @@
         <w:trPr>
           <w:cantSplit/>
           <w:tblHeader/>
+          <w:tblHeader/>
         </w:trPr>
         <w:tc>
           <w:tcPr>
@@ -2686,20 +4498,27 @@
               <w:right w:w="80" w:type="dxa"/>
             </w:tcMar>
             <w:shd w:fill="EFEFEF"/>
+            <w:tcMar>
+              <w:top w:w="70" w:type="dxa"/>
+              <w:left w:w="70" w:type="dxa"/>
+              <w:bottom w:w="70" w:type="dxa"/>
+              <w:right w:w="70" w:type="dxa"/>
+            </w:tcMar>
+            <w:shd w:fill="E7E6E6"/>
           </w:tcPr>
           <w:p>
             <w:pPr>
               <w:keepNext/>
-              <w:spacing w:before="0" w:after="0" w:line="276" w:lineRule="auto"/>
+              <w:spacing w:before="0" w:after="40" w:line="276" w:lineRule="auto"/>
               <w:ind w:firstLine="0"/>
-              <w:jc w:val="center"/>
+              <w:jc w:val="left"/>
             </w:pPr>
             <w:r>
               <w:rPr>
                 <w:rFonts w:ascii="Times New Roman" w:hAnsi="Times New Roman" w:eastAsia="宋体"/>
                 <w:b/>
                 <w:color w:val="000000"/>
-                <w:sz w:val="20"/>
+                <w:sz w:val="19"/>
               </w:rPr>
               <w:t>阈值</w:t>
             </w:r>
@@ -2716,20 +4535,27 @@
               <w:right w:w="80" w:type="dxa"/>
             </w:tcMar>
             <w:shd w:fill="EFEFEF"/>
+            <w:tcMar>
+              <w:top w:w="70" w:type="dxa"/>
+              <w:left w:w="70" w:type="dxa"/>
+              <w:bottom w:w="70" w:type="dxa"/>
+              <w:right w:w="70" w:type="dxa"/>
+            </w:tcMar>
+            <w:shd w:fill="E7E6E6"/>
           </w:tcPr>
           <w:p>
             <w:pPr>
               <w:keepNext/>
-              <w:spacing w:before="0" w:after="0" w:line="276" w:lineRule="auto"/>
+              <w:spacing w:before="0" w:after="40" w:line="276" w:lineRule="auto"/>
               <w:ind w:firstLine="0"/>
-              <w:jc w:val="center"/>
+              <w:jc w:val="left"/>
             </w:pPr>
             <w:r>
               <w:rPr>
                 <w:rFonts w:ascii="Times New Roman" w:hAnsi="Times New Roman" w:eastAsia="宋体"/>
                 <w:b/>
                 <w:color w:val="000000"/>
-                <w:sz w:val="20"/>
+                <w:sz w:val="19"/>
               </w:rPr>
               <w:t>测试题数</w:t>
             </w:r>
@@ -2746,20 +4572,27 @@
               <w:right w:w="80" w:type="dxa"/>
             </w:tcMar>
             <w:shd w:fill="EFEFEF"/>
+            <w:tcMar>
+              <w:top w:w="70" w:type="dxa"/>
+              <w:left w:w="70" w:type="dxa"/>
+              <w:bottom w:w="70" w:type="dxa"/>
+              <w:right w:w="70" w:type="dxa"/>
+            </w:tcMar>
+            <w:shd w:fill="E7E6E6"/>
           </w:tcPr>
           <w:p>
             <w:pPr>
               <w:keepNext/>
-              <w:spacing w:before="0" w:after="0" w:line="276" w:lineRule="auto"/>
+              <w:spacing w:before="0" w:after="40" w:line="276" w:lineRule="auto"/>
               <w:ind w:firstLine="0"/>
-              <w:jc w:val="center"/>
+              <w:jc w:val="left"/>
             </w:pPr>
             <w:r>
               <w:rPr>
                 <w:rFonts w:ascii="Times New Roman" w:hAnsi="Times New Roman" w:eastAsia="宋体"/>
                 <w:b/>
                 <w:color w:val="000000"/>
-                <w:sz w:val="20"/>
+                <w:sz w:val="19"/>
               </w:rPr>
               <w:t>集合准确率%</w:t>
             </w:r>
@@ -2776,20 +4609,27 @@
               <w:right w:w="80" w:type="dxa"/>
             </w:tcMar>
             <w:shd w:fill="EFEFEF"/>
+            <w:tcMar>
+              <w:top w:w="70" w:type="dxa"/>
+              <w:left w:w="70" w:type="dxa"/>
+              <w:bottom w:w="70" w:type="dxa"/>
+              <w:right w:w="70" w:type="dxa"/>
+            </w:tcMar>
+            <w:shd w:fill="E7E6E6"/>
           </w:tcPr>
           <w:p>
             <w:pPr>
               <w:keepNext/>
-              <w:spacing w:before="0" w:after="0" w:line="276" w:lineRule="auto"/>
+              <w:spacing w:before="0" w:after="40" w:line="276" w:lineRule="auto"/>
               <w:ind w:firstLine="0"/>
-              <w:jc w:val="center"/>
+              <w:jc w:val="left"/>
             </w:pPr>
             <w:r>
               <w:rPr>
                 <w:rFonts w:ascii="Times New Roman" w:hAnsi="Times New Roman" w:eastAsia="宋体"/>
                 <w:b/>
                 <w:color w:val="000000"/>
-                <w:sz w:val="20"/>
+                <w:sz w:val="19"/>
               </w:rPr>
               <w:t>实体F1%</w:t>
             </w:r>
@@ -2806,20 +4646,27 @@
               <w:right w:w="80" w:type="dxa"/>
             </w:tcMar>
             <w:shd w:fill="EFEFEF"/>
+            <w:tcMar>
+              <w:top w:w="70" w:type="dxa"/>
+              <w:left w:w="70" w:type="dxa"/>
+              <w:bottom w:w="70" w:type="dxa"/>
+              <w:right w:w="70" w:type="dxa"/>
+            </w:tcMar>
+            <w:shd w:fill="E7E6E6"/>
           </w:tcPr>
           <w:p>
             <w:pPr>
               <w:keepNext/>
-              <w:spacing w:before="0" w:after="0" w:line="276" w:lineRule="auto"/>
+              <w:spacing w:before="0" w:after="40" w:line="276" w:lineRule="auto"/>
               <w:ind w:firstLine="0"/>
-              <w:jc w:val="center"/>
+              <w:jc w:val="left"/>
             </w:pPr>
             <w:r>
               <w:rPr>
                 <w:rFonts w:ascii="Times New Roman" w:hAnsi="Times New Roman" w:eastAsia="宋体"/>
                 <w:b/>
                 <w:color w:val="000000"/>
-                <w:sz w:val="20"/>
+                <w:sz w:val="19"/>
               </w:rPr>
               <w:t>推理墙时s</w:t>
             </w:r>
@@ -2836,20 +4683,27 @@
               <w:right w:w="80" w:type="dxa"/>
             </w:tcMar>
             <w:shd w:fill="EFEFEF"/>
+            <w:tcMar>
+              <w:top w:w="70" w:type="dxa"/>
+              <w:left w:w="70" w:type="dxa"/>
+              <w:bottom w:w="70" w:type="dxa"/>
+              <w:right w:w="70" w:type="dxa"/>
+            </w:tcMar>
+            <w:shd w:fill="E7E6E6"/>
           </w:tcPr>
           <w:p>
             <w:pPr>
               <w:keepNext/>
-              <w:spacing w:before="0" w:after="0" w:line="276" w:lineRule="auto"/>
+              <w:spacing w:before="0" w:after="40" w:line="276" w:lineRule="auto"/>
               <w:ind w:firstLine="0"/>
-              <w:jc w:val="center"/>
+              <w:jc w:val="left"/>
             </w:pPr>
             <w:r>
               <w:rPr>
                 <w:rFonts w:ascii="Times New Roman" w:hAnsi="Times New Roman" w:eastAsia="宋体"/>
                 <w:b/>
                 <w:color w:val="000000"/>
-                <w:sz w:val="20"/>
+                <w:sz w:val="19"/>
               </w:rPr>
               <w:t>平均延迟ms</w:t>
             </w:r>
@@ -2870,20 +4724,26 @@
               <w:left w:w="80" w:type="dxa"/>
               <w:right w:w="80" w:type="dxa"/>
             </w:tcMar>
+            <w:tcMar>
+              <w:top w:w="70" w:type="dxa"/>
+              <w:left w:w="70" w:type="dxa"/>
+              <w:bottom w:w="70" w:type="dxa"/>
+              <w:right w:w="70" w:type="dxa"/>
+            </w:tcMar>
           </w:tcPr>
           <w:p>
             <w:pPr>
               <w:keepNext/>
-              <w:spacing w:before="0" w:after="0" w:line="276" w:lineRule="auto"/>
+              <w:spacing w:before="0" w:after="40" w:line="276" w:lineRule="auto"/>
               <w:ind w:firstLine="0"/>
-              <w:jc w:val="center"/>
+              <w:jc w:val="left"/>
             </w:pPr>
             <w:r>
               <w:rPr>
                 <w:rFonts w:ascii="Times New Roman" w:hAnsi="Times New Roman" w:eastAsia="宋体"/>
                 <w:b w:val="0"/>
                 <w:color w:val="000000"/>
-                <w:sz w:val="20"/>
+                <w:sz w:val="19"/>
               </w:rPr>
               <w:t>0.30</w:t>
             </w:r>
@@ -2899,20 +4759,26 @@
               <w:left w:w="80" w:type="dxa"/>
               <w:right w:w="80" w:type="dxa"/>
             </w:tcMar>
+            <w:tcMar>
+              <w:top w:w="70" w:type="dxa"/>
+              <w:left w:w="70" w:type="dxa"/>
+              <w:bottom w:w="70" w:type="dxa"/>
+              <w:right w:w="70" w:type="dxa"/>
+            </w:tcMar>
           </w:tcPr>
           <w:p>
             <w:pPr>
               <w:keepNext/>
-              <w:spacing w:before="0" w:after="0" w:line="276" w:lineRule="auto"/>
+              <w:spacing w:before="0" w:after="40" w:line="276" w:lineRule="auto"/>
               <w:ind w:firstLine="0"/>
-              <w:jc w:val="center"/>
+              <w:jc w:val="left"/>
             </w:pPr>
             <w:r>
               <w:rPr>
                 <w:rFonts w:ascii="Times New Roman" w:hAnsi="Times New Roman" w:eastAsia="宋体"/>
                 <w:b w:val="0"/>
                 <w:color w:val="000000"/>
-                <w:sz w:val="20"/>
+                <w:sz w:val="19"/>
               </w:rPr>
               <w:t>8917</w:t>
             </w:r>
@@ -2928,20 +4794,26 @@
               <w:left w:w="80" w:type="dxa"/>
               <w:right w:w="80" w:type="dxa"/>
             </w:tcMar>
+            <w:tcMar>
+              <w:top w:w="70" w:type="dxa"/>
+              <w:left w:w="70" w:type="dxa"/>
+              <w:bottom w:w="70" w:type="dxa"/>
+              <w:right w:w="70" w:type="dxa"/>
+            </w:tcMar>
           </w:tcPr>
           <w:p>
             <w:pPr>
               <w:keepNext/>
-              <w:spacing w:before="0" w:after="0" w:line="276" w:lineRule="auto"/>
+              <w:spacing w:before="0" w:after="40" w:line="276" w:lineRule="auto"/>
               <w:ind w:firstLine="0"/>
-              <w:jc w:val="center"/>
+              <w:jc w:val="left"/>
             </w:pPr>
             <w:r>
               <w:rPr>
                 <w:rFonts w:ascii="Times New Roman" w:hAnsi="Times New Roman" w:eastAsia="宋体"/>
                 <w:b w:val="0"/>
                 <w:color w:val="000000"/>
-                <w:sz w:val="20"/>
+                <w:sz w:val="19"/>
               </w:rPr>
               <w:t>100.00</w:t>
             </w:r>
@@ -2957,20 +4829,26 @@
               <w:left w:w="80" w:type="dxa"/>
               <w:right w:w="80" w:type="dxa"/>
             </w:tcMar>
+            <w:tcMar>
+              <w:top w:w="70" w:type="dxa"/>
+              <w:left w:w="70" w:type="dxa"/>
+              <w:bottom w:w="70" w:type="dxa"/>
+              <w:right w:w="70" w:type="dxa"/>
+            </w:tcMar>
           </w:tcPr>
           <w:p>
             <w:pPr>
               <w:keepNext/>
-              <w:spacing w:before="0" w:after="0" w:line="276" w:lineRule="auto"/>
+              <w:spacing w:before="0" w:after="40" w:line="276" w:lineRule="auto"/>
               <w:ind w:firstLine="0"/>
-              <w:jc w:val="center"/>
+              <w:jc w:val="left"/>
             </w:pPr>
             <w:r>
               <w:rPr>
                 <w:rFonts w:ascii="Times New Roman" w:hAnsi="Times New Roman" w:eastAsia="宋体"/>
                 <w:b w:val="0"/>
                 <w:color w:val="000000"/>
-                <w:sz w:val="20"/>
+                <w:sz w:val="19"/>
               </w:rPr>
               <w:t>100.00</w:t>
             </w:r>
@@ -2986,20 +4864,26 @@
               <w:left w:w="80" w:type="dxa"/>
               <w:right w:w="80" w:type="dxa"/>
             </w:tcMar>
+            <w:tcMar>
+              <w:top w:w="70" w:type="dxa"/>
+              <w:left w:w="70" w:type="dxa"/>
+              <w:bottom w:w="70" w:type="dxa"/>
+              <w:right w:w="70" w:type="dxa"/>
+            </w:tcMar>
           </w:tcPr>
           <w:p>
             <w:pPr>
               <w:keepNext/>
-              <w:spacing w:before="0" w:after="0" w:line="276" w:lineRule="auto"/>
+              <w:spacing w:before="0" w:after="40" w:line="276" w:lineRule="auto"/>
               <w:ind w:firstLine="0"/>
-              <w:jc w:val="center"/>
+              <w:jc w:val="left"/>
             </w:pPr>
             <w:r>
               <w:rPr>
                 <w:rFonts w:ascii="Times New Roman" w:hAnsi="Times New Roman" w:eastAsia="宋体"/>
                 <w:b w:val="0"/>
                 <w:color w:val="000000"/>
-                <w:sz w:val="20"/>
+                <w:sz w:val="19"/>
               </w:rPr>
               <w:t>14.47554</w:t>
             </w:r>
@@ -3015,20 +4899,26 @@
               <w:left w:w="80" w:type="dxa"/>
               <w:right w:w="80" w:type="dxa"/>
             </w:tcMar>
+            <w:tcMar>
+              <w:top w:w="70" w:type="dxa"/>
+              <w:left w:w="70" w:type="dxa"/>
+              <w:bottom w:w="70" w:type="dxa"/>
+              <w:right w:w="70" w:type="dxa"/>
+            </w:tcMar>
           </w:tcPr>
           <w:p>
             <w:pPr>
               <w:keepNext/>
-              <w:spacing w:before="0" w:after="0" w:line="276" w:lineRule="auto"/>
+              <w:spacing w:before="0" w:after="40" w:line="276" w:lineRule="auto"/>
               <w:ind w:firstLine="0"/>
-              <w:jc w:val="center"/>
+              <w:jc w:val="left"/>
             </w:pPr>
             <w:r>
               <w:rPr>
                 <w:rFonts w:ascii="Times New Roman" w:hAnsi="Times New Roman" w:eastAsia="宋体"/>
                 <w:b w:val="0"/>
                 <w:color w:val="000000"/>
-                <w:sz w:val="20"/>
+                <w:sz w:val="19"/>
               </w:rPr>
               <w:t>1.61918</w:t>
             </w:r>
@@ -3049,20 +4939,26 @@
               <w:left w:w="80" w:type="dxa"/>
               <w:right w:w="80" w:type="dxa"/>
             </w:tcMar>
+            <w:tcMar>
+              <w:top w:w="70" w:type="dxa"/>
+              <w:left w:w="70" w:type="dxa"/>
+              <w:bottom w:w="70" w:type="dxa"/>
+              <w:right w:w="70" w:type="dxa"/>
+            </w:tcMar>
           </w:tcPr>
           <w:p>
             <w:pPr>
               <w:keepNext/>
-              <w:spacing w:before="0" w:after="0" w:line="276" w:lineRule="auto"/>
+              <w:spacing w:before="0" w:after="40" w:line="276" w:lineRule="auto"/>
               <w:ind w:firstLine="0"/>
-              <w:jc w:val="center"/>
+              <w:jc w:val="left"/>
             </w:pPr>
             <w:r>
               <w:rPr>
                 <w:rFonts w:ascii="Times New Roman" w:hAnsi="Times New Roman" w:eastAsia="宋体"/>
                 <w:b w:val="0"/>
                 <w:color w:val="000000"/>
-                <w:sz w:val="20"/>
+                <w:sz w:val="19"/>
               </w:rPr>
               <w:t>0.70</w:t>
             </w:r>
@@ -3078,20 +4974,26 @@
               <w:left w:w="80" w:type="dxa"/>
               <w:right w:w="80" w:type="dxa"/>
             </w:tcMar>
+            <w:tcMar>
+              <w:top w:w="70" w:type="dxa"/>
+              <w:left w:w="70" w:type="dxa"/>
+              <w:bottom w:w="70" w:type="dxa"/>
+              <w:right w:w="70" w:type="dxa"/>
+            </w:tcMar>
           </w:tcPr>
           <w:p>
             <w:pPr>
               <w:keepNext/>
-              <w:spacing w:before="0" w:after="0" w:line="276" w:lineRule="auto"/>
+              <w:spacing w:before="0" w:after="40" w:line="276" w:lineRule="auto"/>
               <w:ind w:firstLine="0"/>
-              <w:jc w:val="center"/>
+              <w:jc w:val="left"/>
             </w:pPr>
             <w:r>
               <w:rPr>
                 <w:rFonts w:ascii="Times New Roman" w:hAnsi="Times New Roman" w:eastAsia="宋体"/>
                 <w:b w:val="0"/>
                 <w:color w:val="000000"/>
-                <w:sz w:val="20"/>
+                <w:sz w:val="19"/>
               </w:rPr>
               <w:t>8917</w:t>
             </w:r>
@@ -3107,20 +5009,26 @@
               <w:left w:w="80" w:type="dxa"/>
               <w:right w:w="80" w:type="dxa"/>
             </w:tcMar>
+            <w:tcMar>
+              <w:top w:w="70" w:type="dxa"/>
+              <w:left w:w="70" w:type="dxa"/>
+              <w:bottom w:w="70" w:type="dxa"/>
+              <w:right w:w="70" w:type="dxa"/>
+            </w:tcMar>
           </w:tcPr>
           <w:p>
             <w:pPr>
               <w:keepNext/>
-              <w:spacing w:before="0" w:after="0" w:line="276" w:lineRule="auto"/>
+              <w:spacing w:before="0" w:after="40" w:line="276" w:lineRule="auto"/>
               <w:ind w:firstLine="0"/>
-              <w:jc w:val="center"/>
+              <w:jc w:val="left"/>
             </w:pPr>
             <w:r>
               <w:rPr>
                 <w:rFonts w:ascii="Times New Roman" w:hAnsi="Times New Roman" w:eastAsia="宋体"/>
                 <w:b w:val="0"/>
                 <w:color w:val="000000"/>
-                <w:sz w:val="20"/>
+                <w:sz w:val="19"/>
               </w:rPr>
               <w:t>100.00</w:t>
             </w:r>
@@ -3136,20 +5044,26 @@
               <w:left w:w="80" w:type="dxa"/>
               <w:right w:w="80" w:type="dxa"/>
             </w:tcMar>
+            <w:tcMar>
+              <w:top w:w="70" w:type="dxa"/>
+              <w:left w:w="70" w:type="dxa"/>
+              <w:bottom w:w="70" w:type="dxa"/>
+              <w:right w:w="70" w:type="dxa"/>
+            </w:tcMar>
           </w:tcPr>
           <w:p>
             <w:pPr>
               <w:keepNext/>
-              <w:spacing w:before="0" w:after="0" w:line="276" w:lineRule="auto"/>
+              <w:spacing w:before="0" w:after="40" w:line="276" w:lineRule="auto"/>
               <w:ind w:firstLine="0"/>
-              <w:jc w:val="center"/>
+              <w:jc w:val="left"/>
             </w:pPr>
             <w:r>
               <w:rPr>
                 <w:rFonts w:ascii="Times New Roman" w:hAnsi="Times New Roman" w:eastAsia="宋体"/>
                 <w:b w:val="0"/>
                 <w:color w:val="000000"/>
-                <w:sz w:val="20"/>
+                <w:sz w:val="19"/>
               </w:rPr>
               <w:t>100.00</w:t>
             </w:r>
@@ -3165,20 +5079,26 @@
               <w:left w:w="80" w:type="dxa"/>
               <w:right w:w="80" w:type="dxa"/>
             </w:tcMar>
+            <w:tcMar>
+              <w:top w:w="70" w:type="dxa"/>
+              <w:left w:w="70" w:type="dxa"/>
+              <w:bottom w:w="70" w:type="dxa"/>
+              <w:right w:w="70" w:type="dxa"/>
+            </w:tcMar>
           </w:tcPr>
           <w:p>
             <w:pPr>
               <w:keepNext/>
-              <w:spacing w:before="0" w:after="0" w:line="276" w:lineRule="auto"/>
+              <w:spacing w:before="0" w:after="40" w:line="276" w:lineRule="auto"/>
               <w:ind w:firstLine="0"/>
-              <w:jc w:val="center"/>
+              <w:jc w:val="left"/>
             </w:pPr>
             <w:r>
               <w:rPr>
                 <w:rFonts w:ascii="Times New Roman" w:hAnsi="Times New Roman" w:eastAsia="宋体"/>
                 <w:b w:val="0"/>
                 <w:color w:val="000000"/>
-                <w:sz w:val="20"/>
+                <w:sz w:val="19"/>
               </w:rPr>
               <w:t>15.51402</w:t>
             </w:r>
@@ -3194,20 +5114,26 @@
               <w:left w:w="80" w:type="dxa"/>
               <w:right w:w="80" w:type="dxa"/>
             </w:tcMar>
+            <w:tcMar>
+              <w:top w:w="70" w:type="dxa"/>
+              <w:left w:w="70" w:type="dxa"/>
+              <w:bottom w:w="70" w:type="dxa"/>
+              <w:right w:w="70" w:type="dxa"/>
+            </w:tcMar>
           </w:tcPr>
           <w:p>
             <w:pPr>
               <w:keepNext/>
-              <w:spacing w:before="0" w:after="0" w:line="276" w:lineRule="auto"/>
+              <w:spacing w:before="0" w:after="40" w:line="276" w:lineRule="auto"/>
               <w:ind w:firstLine="0"/>
-              <w:jc w:val="center"/>
+              <w:jc w:val="left"/>
             </w:pPr>
             <w:r>
               <w:rPr>
                 <w:rFonts w:ascii="Times New Roman" w:hAnsi="Times New Roman" w:eastAsia="宋体"/>
                 <w:b w:val="0"/>
                 <w:color w:val="000000"/>
-                <w:sz w:val="20"/>
+                <w:sz w:val="19"/>
               </w:rPr>
               <w:t>1.73478</w:t>
             </w:r>
@@ -3228,20 +5154,26 @@
               <w:left w:w="80" w:type="dxa"/>
               <w:right w:w="80" w:type="dxa"/>
             </w:tcMar>
+            <w:tcMar>
+              <w:top w:w="70" w:type="dxa"/>
+              <w:left w:w="70" w:type="dxa"/>
+              <w:bottom w:w="70" w:type="dxa"/>
+              <w:right w:w="70" w:type="dxa"/>
+            </w:tcMar>
           </w:tcPr>
           <w:p>
             <w:pPr>
               <w:keepNext/>
-              <w:spacing w:before="0" w:after="0" w:line="276" w:lineRule="auto"/>
+              <w:spacing w:before="0" w:after="40" w:line="276" w:lineRule="auto"/>
               <w:ind w:firstLine="0"/>
-              <w:jc w:val="center"/>
+              <w:jc w:val="left"/>
             </w:pPr>
             <w:r>
               <w:rPr>
                 <w:rFonts w:ascii="Times New Roman" w:hAnsi="Times New Roman" w:eastAsia="宋体"/>
                 <w:b w:val="0"/>
                 <w:color w:val="000000"/>
-                <w:sz w:val="20"/>
+                <w:sz w:val="19"/>
               </w:rPr>
               <w:t>0.90</w:t>
             </w:r>
@@ -3257,20 +5189,26 @@
               <w:left w:w="80" w:type="dxa"/>
               <w:right w:w="80" w:type="dxa"/>
             </w:tcMar>
+            <w:tcMar>
+              <w:top w:w="70" w:type="dxa"/>
+              <w:left w:w="70" w:type="dxa"/>
+              <w:bottom w:w="70" w:type="dxa"/>
+              <w:right w:w="70" w:type="dxa"/>
+            </w:tcMar>
           </w:tcPr>
           <w:p>
             <w:pPr>
               <w:keepNext/>
-              <w:spacing w:before="0" w:after="0" w:line="276" w:lineRule="auto"/>
+              <w:spacing w:before="0" w:after="40" w:line="276" w:lineRule="auto"/>
               <w:ind w:firstLine="0"/>
-              <w:jc w:val="center"/>
+              <w:jc w:val="left"/>
             </w:pPr>
             <w:r>
               <w:rPr>
                 <w:rFonts w:ascii="Times New Roman" w:hAnsi="Times New Roman" w:eastAsia="宋体"/>
                 <w:b w:val="0"/>
                 <w:color w:val="000000"/>
-                <w:sz w:val="20"/>
+                <w:sz w:val="19"/>
               </w:rPr>
               <w:t>8917</w:t>
             </w:r>
@@ -3286,20 +5224,26 @@
               <w:left w:w="80" w:type="dxa"/>
               <w:right w:w="80" w:type="dxa"/>
             </w:tcMar>
+            <w:tcMar>
+              <w:top w:w="70" w:type="dxa"/>
+              <w:left w:w="70" w:type="dxa"/>
+              <w:bottom w:w="70" w:type="dxa"/>
+              <w:right w:w="70" w:type="dxa"/>
+            </w:tcMar>
           </w:tcPr>
           <w:p>
             <w:pPr>
               <w:keepNext/>
-              <w:spacing w:before="0" w:after="0" w:line="276" w:lineRule="auto"/>
+              <w:spacing w:before="0" w:after="40" w:line="276" w:lineRule="auto"/>
               <w:ind w:firstLine="0"/>
-              <w:jc w:val="center"/>
+              <w:jc w:val="left"/>
             </w:pPr>
             <w:r>
               <w:rPr>
                 <w:rFonts w:ascii="Times New Roman" w:hAnsi="Times New Roman" w:eastAsia="宋体"/>
                 <w:b w:val="0"/>
                 <w:color w:val="000000"/>
-                <w:sz w:val="20"/>
+                <w:sz w:val="19"/>
               </w:rPr>
               <w:t>100.00</w:t>
             </w:r>
@@ -3315,20 +5259,26 @@
               <w:left w:w="80" w:type="dxa"/>
               <w:right w:w="80" w:type="dxa"/>
             </w:tcMar>
+            <w:tcMar>
+              <w:top w:w="70" w:type="dxa"/>
+              <w:left w:w="70" w:type="dxa"/>
+              <w:bottom w:w="70" w:type="dxa"/>
+              <w:right w:w="70" w:type="dxa"/>
+            </w:tcMar>
           </w:tcPr>
           <w:p>
             <w:pPr>
               <w:keepNext/>
-              <w:spacing w:before="0" w:after="0" w:line="276" w:lineRule="auto"/>
+              <w:spacing w:before="0" w:after="40" w:line="276" w:lineRule="auto"/>
               <w:ind w:firstLine="0"/>
-              <w:jc w:val="center"/>
+              <w:jc w:val="left"/>
             </w:pPr>
             <w:r>
               <w:rPr>
                 <w:rFonts w:ascii="Times New Roman" w:hAnsi="Times New Roman" w:eastAsia="宋体"/>
                 <w:b w:val="0"/>
                 <w:color w:val="000000"/>
-                <w:sz w:val="20"/>
+                <w:sz w:val="19"/>
               </w:rPr>
               <w:t>100.00</w:t>
             </w:r>
@@ -3344,20 +5294,26 @@
               <w:left w:w="80" w:type="dxa"/>
               <w:right w:w="80" w:type="dxa"/>
             </w:tcMar>
+            <w:tcMar>
+              <w:top w:w="70" w:type="dxa"/>
+              <w:left w:w="70" w:type="dxa"/>
+              <w:bottom w:w="70" w:type="dxa"/>
+              <w:right w:w="70" w:type="dxa"/>
+            </w:tcMar>
           </w:tcPr>
           <w:p>
             <w:pPr>
               <w:keepNext/>
-              <w:spacing w:before="0" w:after="0" w:line="276" w:lineRule="auto"/>
+              <w:spacing w:before="0" w:after="40" w:line="276" w:lineRule="auto"/>
               <w:ind w:firstLine="0"/>
-              <w:jc w:val="center"/>
+              <w:jc w:val="left"/>
             </w:pPr>
             <w:r>
               <w:rPr>
                 <w:rFonts w:ascii="Times New Roman" w:hAnsi="Times New Roman" w:eastAsia="宋体"/>
                 <w:b w:val="0"/>
                 <w:color w:val="000000"/>
-                <w:sz w:val="20"/>
+                <w:sz w:val="19"/>
               </w:rPr>
               <w:t>13.00168</w:t>
             </w:r>
@@ -3373,20 +5329,26 @@
               <w:left w:w="80" w:type="dxa"/>
               <w:right w:w="80" w:type="dxa"/>
             </w:tcMar>
+            <w:tcMar>
+              <w:top w:w="70" w:type="dxa"/>
+              <w:left w:w="70" w:type="dxa"/>
+              <w:bottom w:w="70" w:type="dxa"/>
+              <w:right w:w="70" w:type="dxa"/>
+            </w:tcMar>
           </w:tcPr>
           <w:p>
             <w:pPr>
               <w:keepNext/>
-              <w:spacing w:before="0" w:after="0" w:line="276" w:lineRule="auto"/>
+              <w:spacing w:before="0" w:after="40" w:line="276" w:lineRule="auto"/>
               <w:ind w:firstLine="0"/>
-              <w:jc w:val="center"/>
+              <w:jc w:val="left"/>
             </w:pPr>
             <w:r>
               <w:rPr>
                 <w:rFonts w:ascii="Times New Roman" w:hAnsi="Times New Roman" w:eastAsia="宋体"/>
                 <w:b w:val="0"/>
                 <w:color w:val="000000"/>
-                <w:sz w:val="20"/>
+                <w:sz w:val="19"/>
               </w:rPr>
               <w:t>1.45391</w:t>
             </w:r>
@@ -3407,20 +5369,26 @@
               <w:left w:w="80" w:type="dxa"/>
               <w:right w:w="80" w:type="dxa"/>
             </w:tcMar>
+            <w:tcMar>
+              <w:top w:w="70" w:type="dxa"/>
+              <w:left w:w="70" w:type="dxa"/>
+              <w:bottom w:w="70" w:type="dxa"/>
+              <w:right w:w="70" w:type="dxa"/>
+            </w:tcMar>
           </w:tcPr>
           <w:p>
             <w:pPr>
               <w:keepNext w:val="0"/>
-              <w:spacing w:before="0" w:after="0" w:line="276" w:lineRule="auto"/>
+              <w:spacing w:before="0" w:after="40" w:line="276" w:lineRule="auto"/>
               <w:ind w:firstLine="0"/>
-              <w:jc w:val="center"/>
+              <w:jc w:val="left"/>
             </w:pPr>
             <w:r>
               <w:rPr>
                 <w:rFonts w:ascii="Times New Roman" w:hAnsi="Times New Roman" w:eastAsia="宋体"/>
                 <w:b w:val="0"/>
                 <w:color w:val="000000"/>
-                <w:sz w:val="20"/>
+                <w:sz w:val="19"/>
               </w:rPr>
               <w:t>0.99</w:t>
             </w:r>
@@ -3436,20 +5404,26 @@
               <w:left w:w="80" w:type="dxa"/>
               <w:right w:w="80" w:type="dxa"/>
             </w:tcMar>
+            <w:tcMar>
+              <w:top w:w="70" w:type="dxa"/>
+              <w:left w:w="70" w:type="dxa"/>
+              <w:bottom w:w="70" w:type="dxa"/>
+              <w:right w:w="70" w:type="dxa"/>
+            </w:tcMar>
           </w:tcPr>
           <w:p>
             <w:pPr>
               <w:keepNext w:val="0"/>
-              <w:spacing w:before="0" w:after="0" w:line="276" w:lineRule="auto"/>
+              <w:spacing w:before="0" w:after="40" w:line="276" w:lineRule="auto"/>
               <w:ind w:firstLine="0"/>
-              <w:jc w:val="center"/>
+              <w:jc w:val="left"/>
             </w:pPr>
             <w:r>
               <w:rPr>
                 <w:rFonts w:ascii="Times New Roman" w:hAnsi="Times New Roman" w:eastAsia="宋体"/>
                 <w:b w:val="0"/>
                 <w:color w:val="000000"/>
-                <w:sz w:val="20"/>
+                <w:sz w:val="19"/>
               </w:rPr>
               <w:t>8917</w:t>
             </w:r>
@@ -3465,20 +5439,26 @@
               <w:left w:w="80" w:type="dxa"/>
               <w:right w:w="80" w:type="dxa"/>
             </w:tcMar>
+            <w:tcMar>
+              <w:top w:w="70" w:type="dxa"/>
+              <w:left w:w="70" w:type="dxa"/>
+              <w:bottom w:w="70" w:type="dxa"/>
+              <w:right w:w="70" w:type="dxa"/>
+            </w:tcMar>
           </w:tcPr>
           <w:p>
             <w:pPr>
               <w:keepNext w:val="0"/>
-              <w:spacing w:before="0" w:after="0" w:line="276" w:lineRule="auto"/>
+              <w:spacing w:before="0" w:after="40" w:line="276" w:lineRule="auto"/>
               <w:ind w:firstLine="0"/>
-              <w:jc w:val="center"/>
+              <w:jc w:val="left"/>
             </w:pPr>
             <w:r>
               <w:rPr>
                 <w:rFonts w:ascii="Times New Roman" w:hAnsi="Times New Roman" w:eastAsia="宋体"/>
                 <w:b w:val="0"/>
                 <w:color w:val="000000"/>
-                <w:sz w:val="20"/>
+                <w:sz w:val="19"/>
               </w:rPr>
               <w:t>100.00</w:t>
             </w:r>
@@ -3494,20 +5474,26 @@
               <w:left w:w="80" w:type="dxa"/>
               <w:right w:w="80" w:type="dxa"/>
             </w:tcMar>
+            <w:tcMar>
+              <w:top w:w="70" w:type="dxa"/>
+              <w:left w:w="70" w:type="dxa"/>
+              <w:bottom w:w="70" w:type="dxa"/>
+              <w:right w:w="70" w:type="dxa"/>
+            </w:tcMar>
           </w:tcPr>
           <w:p>
             <w:pPr>
               <w:keepNext w:val="0"/>
-              <w:spacing w:before="0" w:after="0" w:line="276" w:lineRule="auto"/>
+              <w:spacing w:before="0" w:after="40" w:line="276" w:lineRule="auto"/>
               <w:ind w:firstLine="0"/>
-              <w:jc w:val="center"/>
+              <w:jc w:val="left"/>
             </w:pPr>
             <w:r>
               <w:rPr>
                 <w:rFonts w:ascii="Times New Roman" w:hAnsi="Times New Roman" w:eastAsia="宋体"/>
                 <w:b w:val="0"/>
                 <w:color w:val="000000"/>
-                <w:sz w:val="20"/>
+                <w:sz w:val="19"/>
               </w:rPr>
               <w:t>100.00</w:t>
             </w:r>
@@ -3523,20 +5509,26 @@
               <w:left w:w="80" w:type="dxa"/>
               <w:right w:w="80" w:type="dxa"/>
             </w:tcMar>
+            <w:tcMar>
+              <w:top w:w="70" w:type="dxa"/>
+              <w:left w:w="70" w:type="dxa"/>
+              <w:bottom w:w="70" w:type="dxa"/>
+              <w:right w:w="70" w:type="dxa"/>
+            </w:tcMar>
           </w:tcPr>
           <w:p>
             <w:pPr>
               <w:keepNext w:val="0"/>
-              <w:spacing w:before="0" w:after="0" w:line="276" w:lineRule="auto"/>
+              <w:spacing w:before="0" w:after="40" w:line="276" w:lineRule="auto"/>
               <w:ind w:firstLine="0"/>
-              <w:jc w:val="center"/>
+              <w:jc w:val="left"/>
             </w:pPr>
             <w:r>
               <w:rPr>
                 <w:rFonts w:ascii="Times New Roman" w:hAnsi="Times New Roman" w:eastAsia="宋体"/>
                 <w:b w:val="0"/>
                 <w:color w:val="000000"/>
-                <w:sz w:val="20"/>
+                <w:sz w:val="19"/>
               </w:rPr>
               <w:t>13.19294</w:t>
             </w:r>
@@ -3552,20 +5544,26 @@
               <w:left w:w="80" w:type="dxa"/>
               <w:right w:w="80" w:type="dxa"/>
             </w:tcMar>
+            <w:tcMar>
+              <w:top w:w="70" w:type="dxa"/>
+              <w:left w:w="70" w:type="dxa"/>
+              <w:bottom w:w="70" w:type="dxa"/>
+              <w:right w:w="70" w:type="dxa"/>
+            </w:tcMar>
           </w:tcPr>
           <w:p>
             <w:pPr>
               <w:keepNext w:val="0"/>
-              <w:spacing w:before="0" w:after="0" w:line="276" w:lineRule="auto"/>
+              <w:spacing w:before="0" w:after="40" w:line="276" w:lineRule="auto"/>
               <w:ind w:firstLine="0"/>
-              <w:jc w:val="center"/>
+              <w:jc w:val="left"/>
             </w:pPr>
             <w:r>
               <w:rPr>
                 <w:rFonts w:ascii="Times New Roman" w:hAnsi="Times New Roman" w:eastAsia="宋体"/>
                 <w:b w:val="0"/>
                 <w:color w:val="000000"/>
-                <w:sz w:val="20"/>
+                <w:sz w:val="19"/>
               </w:rPr>
               <w:t>1.47528</w:t>
             </w:r>
@@ -3575,30 +5573,36 @@
     </w:tbl>
     <w:p>
       <w:pPr>
-        <w:spacing w:after="0" w:before="0" w:line="60" w:lineRule="exact"/>
+        <w:keepNext w:val="0"/>
+        <w:keepLines w:val="0"/>
+        <w:pageBreakBefore w:val="0"/>
+        <w:widowControl/>
+        <w:spacing w:line="300" w:lineRule="auto" w:before="0" w:after="80"/>
+        <w:jc w:val="both"/>
       </w:pPr>
       <w:r>
         <w:rPr>
           <w:rFonts w:ascii="Times New Roman" w:hAnsi="Times New Roman" w:eastAsia="宋体"/>
           <w:color w:val="000000"/>
-          <w:sz w:val="6"/>
-        </w:rPr>
-      </w:r>
-    </w:p>
-    <w:p>
-      <w:r>
-        <w:rPr>
-          <w:rFonts w:ascii="Times New Roman" w:hAnsi="Times New Roman" w:eastAsia="宋体"/>
-          <w:color w:val="000000"/>
+          <w:sz w:val="21"/>
         </w:rPr>
         <w:t>三次预设修改均未改变实体分数，BLEU和ROUGE-L也均为100.00。我进一步检查已保存的8106道可回答题，关系置信度最小值为0.9973375741，最大值为0.9987837391，全部高于0.99；因此，原四个阈值都没有挡住这些回答。这给出了分数不变的直接原因。</w:t>
       </w:r>
     </w:p>
     <w:p>
+      <w:pPr>
+        <w:keepNext w:val="0"/>
+        <w:keepLines w:val="0"/>
+        <w:pageBreakBefore w:val="0"/>
+        <w:widowControl/>
+        <w:spacing w:line="300" w:lineRule="auto" w:before="0" w:after="80"/>
+        <w:jc w:val="both"/>
+      </w:pPr>
       <w:r>
         <w:rPr>
           <w:rFonts w:ascii="Times New Roman" w:hAnsi="Times New Roman" w:eastAsia="宋体"/>
           <w:color w:val="000000"/>
+          <w:sz w:val="21"/>
         </w:rPr>
         <w:t>为观察参数确实改变回答的情形，我在Python 3.12.14的同一CPU进程中重新运行0.30对照，并分别运行0.995、0.998、0.999三个修改值。各次均完整测试8917题，模型和数据哈希保持不变，未重新训练。该组数值是在检查原测试置信度后确定的，只用于诊断阈值作用，不作为事先预设的泛化验证，也不据此修改默认阈值。</w:t>
       </w:r>
@@ -3606,7 +5610,10 @@
     <w:p>
       <w:pPr>
         <w:keepNext/>
-        <w:spacing w:before="100" w:after="100" w:line="276" w:lineRule="auto"/>
+        <w:keepLines w:val="0"/>
+        <w:pageBreakBefore w:val="0"/>
+        <w:widowControl/>
+        <w:spacing w:before="0" w:after="80" w:line="300" w:lineRule="auto"/>
         <w:ind w:firstLine="0"/>
         <w:jc w:val="center"/>
       </w:pPr>
@@ -3615,7 +5622,7 @@
           <w:rFonts w:ascii="Times New Roman" w:hAnsi="Times New Roman" w:eastAsia="宋体"/>
           <w:b/>
           <w:color w:val="000000"/>
-          <w:sz w:val="21"/>
+          <w:sz w:val="19"/>
         </w:rPr>
         <w:t>表6 诊断后补充阈值实验</w:t>
       </w:r>
@@ -3633,6 +5640,12 @@
           <w:right w:val="single" w:sz="5" w:color="D9D9D9"/>
           <w:insideH w:val="single" w:sz="5" w:color="D9D9D9"/>
           <w:insideV w:val="single" w:sz="5" w:color="D9D9D9"/>
+          <w:top w:val="single" w:sz="4" w:color="D9D9D9"/>
+          <w:left w:val="single" w:sz="4" w:color="D9D9D9"/>
+          <w:bottom w:val="single" w:sz="4" w:color="D9D9D9"/>
+          <w:right w:val="single" w:sz="4" w:color="D9D9D9"/>
+          <w:insideH w:val="single" w:sz="4" w:color="D9D9D9"/>
+          <w:insideV w:val="single" w:sz="4" w:color="D9D9D9"/>
         </w:tblBorders>
       </w:tblPr>
       <w:tblGrid>
@@ -3647,6 +5660,7 @@
         <w:trPr>
           <w:cantSplit/>
           <w:tblHeader/>
+          <w:tblHeader/>
         </w:trPr>
         <w:tc>
           <w:tcPr>
@@ -3659,20 +5673,27 @@
               <w:right w:w="80" w:type="dxa"/>
             </w:tcMar>
             <w:shd w:fill="EFEFEF"/>
+            <w:tcMar>
+              <w:top w:w="70" w:type="dxa"/>
+              <w:left w:w="70" w:type="dxa"/>
+              <w:bottom w:w="70" w:type="dxa"/>
+              <w:right w:w="70" w:type="dxa"/>
+            </w:tcMar>
+            <w:shd w:fill="E7E6E6"/>
           </w:tcPr>
           <w:p>
             <w:pPr>
               <w:keepNext/>
-              <w:spacing w:before="0" w:after="0" w:line="276" w:lineRule="auto"/>
+              <w:spacing w:before="0" w:after="40" w:line="276" w:lineRule="auto"/>
               <w:ind w:firstLine="0"/>
-              <w:jc w:val="center"/>
+              <w:jc w:val="left"/>
             </w:pPr>
             <w:r>
               <w:rPr>
                 <w:rFonts w:ascii="Times New Roman" w:hAnsi="Times New Roman" w:eastAsia="宋体"/>
                 <w:b/>
                 <w:color w:val="000000"/>
-                <w:sz w:val="20"/>
+                <w:sz w:val="19"/>
               </w:rPr>
               <w:t>阈值</w:t>
             </w:r>
@@ -3689,20 +5710,27 @@
               <w:right w:w="80" w:type="dxa"/>
             </w:tcMar>
             <w:shd w:fill="EFEFEF"/>
+            <w:tcMar>
+              <w:top w:w="70" w:type="dxa"/>
+              <w:left w:w="70" w:type="dxa"/>
+              <w:bottom w:w="70" w:type="dxa"/>
+              <w:right w:w="70" w:type="dxa"/>
+            </w:tcMar>
+            <w:shd w:fill="E7E6E6"/>
           </w:tcPr>
           <w:p>
             <w:pPr>
               <w:keepNext/>
-              <w:spacing w:before="0" w:after="0" w:line="276" w:lineRule="auto"/>
+              <w:spacing w:before="0" w:after="40" w:line="276" w:lineRule="auto"/>
               <w:ind w:firstLine="0"/>
-              <w:jc w:val="center"/>
+              <w:jc w:val="left"/>
             </w:pPr>
             <w:r>
               <w:rPr>
                 <w:rFonts w:ascii="Times New Roman" w:hAnsi="Times New Roman" w:eastAsia="宋体"/>
                 <w:b/>
                 <w:color w:val="000000"/>
-                <w:sz w:val="20"/>
+                <w:sz w:val="19"/>
               </w:rPr>
               <w:t>总体实体F1%</w:t>
             </w:r>
@@ -3719,20 +5747,27 @@
               <w:right w:w="80" w:type="dxa"/>
             </w:tcMar>
             <w:shd w:fill="EFEFEF"/>
+            <w:tcMar>
+              <w:top w:w="70" w:type="dxa"/>
+              <w:left w:w="70" w:type="dxa"/>
+              <w:bottom w:w="70" w:type="dxa"/>
+              <w:right w:w="70" w:type="dxa"/>
+            </w:tcMar>
+            <w:shd w:fill="E7E6E6"/>
           </w:tcPr>
           <w:p>
             <w:pPr>
               <w:keepNext/>
-              <w:spacing w:before="0" w:after="0" w:line="276" w:lineRule="auto"/>
+              <w:spacing w:before="0" w:after="40" w:line="276" w:lineRule="auto"/>
               <w:ind w:firstLine="0"/>
-              <w:jc w:val="center"/>
+              <w:jc w:val="left"/>
             </w:pPr>
             <w:r>
               <w:rPr>
                 <w:rFonts w:ascii="Times New Roman" w:hAnsi="Times New Roman" w:eastAsia="宋体"/>
                 <w:b/>
                 <w:color w:val="000000"/>
-                <w:sz w:val="20"/>
+                <w:sz w:val="19"/>
               </w:rPr>
               <w:t>可回答题F1%</w:t>
             </w:r>
@@ -3749,20 +5784,27 @@
               <w:right w:w="80" w:type="dxa"/>
             </w:tcMar>
             <w:shd w:fill="EFEFEF"/>
+            <w:tcMar>
+              <w:top w:w="70" w:type="dxa"/>
+              <w:left w:w="70" w:type="dxa"/>
+              <w:bottom w:w="70" w:type="dxa"/>
+              <w:right w:w="70" w:type="dxa"/>
+            </w:tcMar>
+            <w:shd w:fill="E7E6E6"/>
           </w:tcPr>
           <w:p>
             <w:pPr>
               <w:keepNext/>
-              <w:spacing w:before="0" w:after="0" w:line="276" w:lineRule="auto"/>
+              <w:spacing w:before="0" w:after="40" w:line="276" w:lineRule="auto"/>
               <w:ind w:firstLine="0"/>
-              <w:jc w:val="center"/>
+              <w:jc w:val="left"/>
             </w:pPr>
             <w:r>
               <w:rPr>
                 <w:rFonts w:ascii="Times New Roman" w:hAnsi="Times New Roman" w:eastAsia="宋体"/>
                 <w:b/>
                 <w:color w:val="000000"/>
-                <w:sz w:val="20"/>
+                <w:sz w:val="19"/>
               </w:rPr>
               <w:t>误拒答数</w:t>
             </w:r>
@@ -3779,20 +5821,27 @@
               <w:right w:w="80" w:type="dxa"/>
             </w:tcMar>
             <w:shd w:fill="EFEFEF"/>
+            <w:tcMar>
+              <w:top w:w="70" w:type="dxa"/>
+              <w:left w:w="70" w:type="dxa"/>
+              <w:bottom w:w="70" w:type="dxa"/>
+              <w:right w:w="70" w:type="dxa"/>
+            </w:tcMar>
+            <w:shd w:fill="E7E6E6"/>
           </w:tcPr>
           <w:p>
             <w:pPr>
               <w:keepNext/>
-              <w:spacing w:before="0" w:after="0" w:line="276" w:lineRule="auto"/>
+              <w:spacing w:before="0" w:after="40" w:line="276" w:lineRule="auto"/>
               <w:ind w:firstLine="0"/>
-              <w:jc w:val="center"/>
+              <w:jc w:val="left"/>
             </w:pPr>
             <w:r>
               <w:rPr>
                 <w:rFonts w:ascii="Times New Roman" w:hAnsi="Times New Roman" w:eastAsia="宋体"/>
                 <w:b/>
                 <w:color w:val="000000"/>
-                <w:sz w:val="20"/>
+                <w:sz w:val="19"/>
               </w:rPr>
               <w:t>推理墙时s</w:t>
             </w:r>
@@ -3809,20 +5858,27 @@
               <w:right w:w="80" w:type="dxa"/>
             </w:tcMar>
             <w:shd w:fill="EFEFEF"/>
+            <w:tcMar>
+              <w:top w:w="70" w:type="dxa"/>
+              <w:left w:w="70" w:type="dxa"/>
+              <w:bottom w:w="70" w:type="dxa"/>
+              <w:right w:w="70" w:type="dxa"/>
+            </w:tcMar>
+            <w:shd w:fill="E7E6E6"/>
           </w:tcPr>
           <w:p>
             <w:pPr>
               <w:keepNext/>
-              <w:spacing w:before="0" w:after="0" w:line="276" w:lineRule="auto"/>
+              <w:spacing w:before="0" w:after="40" w:line="276" w:lineRule="auto"/>
               <w:ind w:firstLine="0"/>
-              <w:jc w:val="center"/>
+              <w:jc w:val="left"/>
             </w:pPr>
             <w:r>
               <w:rPr>
                 <w:rFonts w:ascii="Times New Roman" w:hAnsi="Times New Roman" w:eastAsia="宋体"/>
                 <w:b/>
                 <w:color w:val="000000"/>
-                <w:sz w:val="20"/>
+                <w:sz w:val="19"/>
               </w:rPr>
               <w:t>平均延迟ms</w:t>
             </w:r>
@@ -3843,20 +5899,26 @@
               <w:left w:w="80" w:type="dxa"/>
               <w:right w:w="80" w:type="dxa"/>
             </w:tcMar>
+            <w:tcMar>
+              <w:top w:w="70" w:type="dxa"/>
+              <w:left w:w="70" w:type="dxa"/>
+              <w:bottom w:w="70" w:type="dxa"/>
+              <w:right w:w="70" w:type="dxa"/>
+            </w:tcMar>
           </w:tcPr>
           <w:p>
             <w:pPr>
               <w:keepNext/>
-              <w:spacing w:before="0" w:after="0" w:line="276" w:lineRule="auto"/>
+              <w:spacing w:before="0" w:after="40" w:line="276" w:lineRule="auto"/>
               <w:ind w:firstLine="0"/>
-              <w:jc w:val="center"/>
+              <w:jc w:val="left"/>
             </w:pPr>
             <w:r>
               <w:rPr>
                 <w:rFonts w:ascii="Times New Roman" w:hAnsi="Times New Roman" w:eastAsia="宋体"/>
                 <w:b w:val="0"/>
                 <w:color w:val="000000"/>
-                <w:sz w:val="20"/>
+                <w:sz w:val="19"/>
               </w:rPr>
               <w:t>0.30 对照</w:t>
             </w:r>
@@ -3872,20 +5934,26 @@
               <w:left w:w="80" w:type="dxa"/>
               <w:right w:w="80" w:type="dxa"/>
             </w:tcMar>
+            <w:tcMar>
+              <w:top w:w="70" w:type="dxa"/>
+              <w:left w:w="70" w:type="dxa"/>
+              <w:bottom w:w="70" w:type="dxa"/>
+              <w:right w:w="70" w:type="dxa"/>
+            </w:tcMar>
           </w:tcPr>
           <w:p>
             <w:pPr>
               <w:keepNext/>
-              <w:spacing w:before="0" w:after="0" w:line="276" w:lineRule="auto"/>
+              <w:spacing w:before="0" w:after="40" w:line="276" w:lineRule="auto"/>
               <w:ind w:firstLine="0"/>
-              <w:jc w:val="center"/>
+              <w:jc w:val="left"/>
             </w:pPr>
             <w:r>
               <w:rPr>
                 <w:rFonts w:ascii="Times New Roman" w:hAnsi="Times New Roman" w:eastAsia="宋体"/>
                 <w:b w:val="0"/>
                 <w:color w:val="000000"/>
-                <w:sz w:val="20"/>
+                <w:sz w:val="19"/>
               </w:rPr>
               <w:t>100.00</w:t>
             </w:r>
@@ -3901,20 +5969,26 @@
               <w:left w:w="80" w:type="dxa"/>
               <w:right w:w="80" w:type="dxa"/>
             </w:tcMar>
+            <w:tcMar>
+              <w:top w:w="70" w:type="dxa"/>
+              <w:left w:w="70" w:type="dxa"/>
+              <w:bottom w:w="70" w:type="dxa"/>
+              <w:right w:w="70" w:type="dxa"/>
+            </w:tcMar>
           </w:tcPr>
           <w:p>
             <w:pPr>
               <w:keepNext/>
-              <w:spacing w:before="0" w:after="0" w:line="276" w:lineRule="auto"/>
+              <w:spacing w:before="0" w:after="40" w:line="276" w:lineRule="auto"/>
               <w:ind w:firstLine="0"/>
-              <w:jc w:val="center"/>
+              <w:jc w:val="left"/>
             </w:pPr>
             <w:r>
               <w:rPr>
                 <w:rFonts w:ascii="Times New Roman" w:hAnsi="Times New Roman" w:eastAsia="宋体"/>
                 <w:b w:val="0"/>
                 <w:color w:val="000000"/>
-                <w:sz w:val="20"/>
+                <w:sz w:val="19"/>
               </w:rPr>
               <w:t>100.00</w:t>
             </w:r>
@@ -3930,20 +6004,26 @@
               <w:left w:w="80" w:type="dxa"/>
               <w:right w:w="80" w:type="dxa"/>
             </w:tcMar>
+            <w:tcMar>
+              <w:top w:w="70" w:type="dxa"/>
+              <w:left w:w="70" w:type="dxa"/>
+              <w:bottom w:w="70" w:type="dxa"/>
+              <w:right w:w="70" w:type="dxa"/>
+            </w:tcMar>
           </w:tcPr>
           <w:p>
             <w:pPr>
               <w:keepNext/>
-              <w:spacing w:before="0" w:after="0" w:line="276" w:lineRule="auto"/>
+              <w:spacing w:before="0" w:after="40" w:line="276" w:lineRule="auto"/>
               <w:ind w:firstLine="0"/>
-              <w:jc w:val="center"/>
+              <w:jc w:val="left"/>
             </w:pPr>
             <w:r>
               <w:rPr>
                 <w:rFonts w:ascii="Times New Roman" w:hAnsi="Times New Roman" w:eastAsia="宋体"/>
                 <w:b w:val="0"/>
                 <w:color w:val="000000"/>
-                <w:sz w:val="20"/>
+                <w:sz w:val="19"/>
               </w:rPr>
               <w:t>0</w:t>
             </w:r>
@@ -3959,20 +6039,26 @@
               <w:left w:w="80" w:type="dxa"/>
               <w:right w:w="80" w:type="dxa"/>
             </w:tcMar>
+            <w:tcMar>
+              <w:top w:w="70" w:type="dxa"/>
+              <w:left w:w="70" w:type="dxa"/>
+              <w:bottom w:w="70" w:type="dxa"/>
+              <w:right w:w="70" w:type="dxa"/>
+            </w:tcMar>
           </w:tcPr>
           <w:p>
             <w:pPr>
               <w:keepNext/>
-              <w:spacing w:before="0" w:after="0" w:line="276" w:lineRule="auto"/>
+              <w:spacing w:before="0" w:after="40" w:line="276" w:lineRule="auto"/>
               <w:ind w:firstLine="0"/>
-              <w:jc w:val="center"/>
+              <w:jc w:val="left"/>
             </w:pPr>
             <w:r>
               <w:rPr>
                 <w:rFonts w:ascii="Times New Roman" w:hAnsi="Times New Roman" w:eastAsia="宋体"/>
                 <w:b w:val="0"/>
                 <w:color w:val="000000"/>
-                <w:sz w:val="20"/>
+                <w:sz w:val="19"/>
               </w:rPr>
               <w:t>10.18526</w:t>
             </w:r>
@@ -3988,20 +6074,26 @@
               <w:left w:w="80" w:type="dxa"/>
               <w:right w:w="80" w:type="dxa"/>
             </w:tcMar>
+            <w:tcMar>
+              <w:top w:w="70" w:type="dxa"/>
+              <w:left w:w="70" w:type="dxa"/>
+              <w:bottom w:w="70" w:type="dxa"/>
+              <w:right w:w="70" w:type="dxa"/>
+            </w:tcMar>
           </w:tcPr>
           <w:p>
             <w:pPr>
               <w:keepNext/>
-              <w:spacing w:before="0" w:after="0" w:line="276" w:lineRule="auto"/>
+              <w:spacing w:before="0" w:after="40" w:line="276" w:lineRule="auto"/>
               <w:ind w:firstLine="0"/>
-              <w:jc w:val="center"/>
+              <w:jc w:val="left"/>
             </w:pPr>
             <w:r>
               <w:rPr>
                 <w:rFonts w:ascii="Times New Roman" w:hAnsi="Times New Roman" w:eastAsia="宋体"/>
                 <w:b w:val="0"/>
                 <w:color w:val="000000"/>
-                <w:sz w:val="20"/>
+                <w:sz w:val="19"/>
               </w:rPr>
               <w:t>1.13897</w:t>
             </w:r>
@@ -4022,20 +6114,26 @@
               <w:left w:w="80" w:type="dxa"/>
               <w:right w:w="80" w:type="dxa"/>
             </w:tcMar>
+            <w:tcMar>
+              <w:top w:w="70" w:type="dxa"/>
+              <w:left w:w="70" w:type="dxa"/>
+              <w:bottom w:w="70" w:type="dxa"/>
+              <w:right w:w="70" w:type="dxa"/>
+            </w:tcMar>
           </w:tcPr>
           <w:p>
             <w:pPr>
               <w:keepNext/>
-              <w:spacing w:before="0" w:after="0" w:line="276" w:lineRule="auto"/>
+              <w:spacing w:before="0" w:after="40" w:line="276" w:lineRule="auto"/>
               <w:ind w:firstLine="0"/>
-              <w:jc w:val="center"/>
+              <w:jc w:val="left"/>
             </w:pPr>
             <w:r>
               <w:rPr>
                 <w:rFonts w:ascii="Times New Roman" w:hAnsi="Times New Roman" w:eastAsia="宋体"/>
                 <w:b w:val="0"/>
                 <w:color w:val="000000"/>
-                <w:sz w:val="20"/>
+                <w:sz w:val="19"/>
               </w:rPr>
               <w:t>0.995</w:t>
             </w:r>
@@ -4051,20 +6149,26 @@
               <w:left w:w="80" w:type="dxa"/>
               <w:right w:w="80" w:type="dxa"/>
             </w:tcMar>
+            <w:tcMar>
+              <w:top w:w="70" w:type="dxa"/>
+              <w:left w:w="70" w:type="dxa"/>
+              <w:bottom w:w="70" w:type="dxa"/>
+              <w:right w:w="70" w:type="dxa"/>
+            </w:tcMar>
           </w:tcPr>
           <w:p>
             <w:pPr>
               <w:keepNext/>
-              <w:spacing w:before="0" w:after="0" w:line="276" w:lineRule="auto"/>
+              <w:spacing w:before="0" w:after="40" w:line="276" w:lineRule="auto"/>
               <w:ind w:firstLine="0"/>
-              <w:jc w:val="center"/>
+              <w:jc w:val="left"/>
             </w:pPr>
             <w:r>
               <w:rPr>
                 <w:rFonts w:ascii="Times New Roman" w:hAnsi="Times New Roman" w:eastAsia="宋体"/>
                 <w:b w:val="0"/>
                 <w:color w:val="000000"/>
-                <w:sz w:val="20"/>
+                <w:sz w:val="19"/>
               </w:rPr>
               <w:t>100.00</w:t>
             </w:r>
@@ -4080,20 +6184,26 @@
               <w:left w:w="80" w:type="dxa"/>
               <w:right w:w="80" w:type="dxa"/>
             </w:tcMar>
+            <w:tcMar>
+              <w:top w:w="70" w:type="dxa"/>
+              <w:left w:w="70" w:type="dxa"/>
+              <w:bottom w:w="70" w:type="dxa"/>
+              <w:right w:w="70" w:type="dxa"/>
+            </w:tcMar>
           </w:tcPr>
           <w:p>
             <w:pPr>
               <w:keepNext/>
-              <w:spacing w:before="0" w:after="0" w:line="276" w:lineRule="auto"/>
+              <w:spacing w:before="0" w:after="40" w:line="276" w:lineRule="auto"/>
               <w:ind w:firstLine="0"/>
-              <w:jc w:val="center"/>
+              <w:jc w:val="left"/>
             </w:pPr>
             <w:r>
               <w:rPr>
                 <w:rFonts w:ascii="Times New Roman" w:hAnsi="Times New Roman" w:eastAsia="宋体"/>
                 <w:b w:val="0"/>
                 <w:color w:val="000000"/>
-                <w:sz w:val="20"/>
+                <w:sz w:val="19"/>
               </w:rPr>
               <w:t>100.00</w:t>
             </w:r>
@@ -4109,20 +6219,26 @@
               <w:left w:w="80" w:type="dxa"/>
               <w:right w:w="80" w:type="dxa"/>
             </w:tcMar>
+            <w:tcMar>
+              <w:top w:w="70" w:type="dxa"/>
+              <w:left w:w="70" w:type="dxa"/>
+              <w:bottom w:w="70" w:type="dxa"/>
+              <w:right w:w="70" w:type="dxa"/>
+            </w:tcMar>
           </w:tcPr>
           <w:p>
             <w:pPr>
               <w:keepNext/>
-              <w:spacing w:before="0" w:after="0" w:line="276" w:lineRule="auto"/>
+              <w:spacing w:before="0" w:after="40" w:line="276" w:lineRule="auto"/>
               <w:ind w:firstLine="0"/>
-              <w:jc w:val="center"/>
+              <w:jc w:val="left"/>
             </w:pPr>
             <w:r>
               <w:rPr>
                 <w:rFonts w:ascii="Times New Roman" w:hAnsi="Times New Roman" w:eastAsia="宋体"/>
                 <w:b w:val="0"/>
                 <w:color w:val="000000"/>
-                <w:sz w:val="20"/>
+                <w:sz w:val="19"/>
               </w:rPr>
               <w:t>0</w:t>
             </w:r>
@@ -4138,20 +6254,26 @@
               <w:left w:w="80" w:type="dxa"/>
               <w:right w:w="80" w:type="dxa"/>
             </w:tcMar>
+            <w:tcMar>
+              <w:top w:w="70" w:type="dxa"/>
+              <w:left w:w="70" w:type="dxa"/>
+              <w:bottom w:w="70" w:type="dxa"/>
+              <w:right w:w="70" w:type="dxa"/>
+            </w:tcMar>
           </w:tcPr>
           <w:p>
             <w:pPr>
               <w:keepNext/>
-              <w:spacing w:before="0" w:after="0" w:line="276" w:lineRule="auto"/>
+              <w:spacing w:before="0" w:after="40" w:line="276" w:lineRule="auto"/>
               <w:ind w:firstLine="0"/>
-              <w:jc w:val="center"/>
+              <w:jc w:val="left"/>
             </w:pPr>
             <w:r>
               <w:rPr>
                 <w:rFonts w:ascii="Times New Roman" w:hAnsi="Times New Roman" w:eastAsia="宋体"/>
                 <w:b w:val="0"/>
                 <w:color w:val="000000"/>
-                <w:sz w:val="20"/>
+                <w:sz w:val="19"/>
               </w:rPr>
               <w:t>10.44154</w:t>
             </w:r>
@@ -4167,20 +6289,26 @@
               <w:left w:w="80" w:type="dxa"/>
               <w:right w:w="80" w:type="dxa"/>
             </w:tcMar>
+            <w:tcMar>
+              <w:top w:w="70" w:type="dxa"/>
+              <w:left w:w="70" w:type="dxa"/>
+              <w:bottom w:w="70" w:type="dxa"/>
+              <w:right w:w="70" w:type="dxa"/>
+            </w:tcMar>
           </w:tcPr>
           <w:p>
             <w:pPr>
               <w:keepNext/>
-              <w:spacing w:before="0" w:after="0" w:line="276" w:lineRule="auto"/>
+              <w:spacing w:before="0" w:after="40" w:line="276" w:lineRule="auto"/>
               <w:ind w:firstLine="0"/>
-              <w:jc w:val="center"/>
+              <w:jc w:val="left"/>
             </w:pPr>
             <w:r>
               <w:rPr>
                 <w:rFonts w:ascii="Times New Roman" w:hAnsi="Times New Roman" w:eastAsia="宋体"/>
                 <w:b w:val="0"/>
                 <w:color w:val="000000"/>
-                <w:sz w:val="20"/>
+                <w:sz w:val="19"/>
               </w:rPr>
               <w:t>1.16794</w:t>
             </w:r>
@@ -4201,20 +6329,26 @@
               <w:left w:w="80" w:type="dxa"/>
               <w:right w:w="80" w:type="dxa"/>
             </w:tcMar>
+            <w:tcMar>
+              <w:top w:w="70" w:type="dxa"/>
+              <w:left w:w="70" w:type="dxa"/>
+              <w:bottom w:w="70" w:type="dxa"/>
+              <w:right w:w="70" w:type="dxa"/>
+            </w:tcMar>
           </w:tcPr>
           <w:p>
             <w:pPr>
               <w:keepNext/>
-              <w:spacing w:before="0" w:after="0" w:line="276" w:lineRule="auto"/>
+              <w:spacing w:before="0" w:after="40" w:line="276" w:lineRule="auto"/>
               <w:ind w:firstLine="0"/>
-              <w:jc w:val="center"/>
+              <w:jc w:val="left"/>
             </w:pPr>
             <w:r>
               <w:rPr>
                 <w:rFonts w:ascii="Times New Roman" w:hAnsi="Times New Roman" w:eastAsia="宋体"/>
                 <w:b w:val="0"/>
                 <w:color w:val="000000"/>
-                <w:sz w:val="20"/>
+                <w:sz w:val="19"/>
               </w:rPr>
               <w:t>0.998</w:t>
             </w:r>
@@ -4230,20 +6364,26 @@
               <w:left w:w="80" w:type="dxa"/>
               <w:right w:w="80" w:type="dxa"/>
             </w:tcMar>
+            <w:tcMar>
+              <w:top w:w="70" w:type="dxa"/>
+              <w:left w:w="70" w:type="dxa"/>
+              <w:bottom w:w="70" w:type="dxa"/>
+              <w:right w:w="70" w:type="dxa"/>
+            </w:tcMar>
           </w:tcPr>
           <w:p>
             <w:pPr>
               <w:keepNext/>
-              <w:spacing w:before="0" w:after="0" w:line="276" w:lineRule="auto"/>
+              <w:spacing w:before="0" w:after="40" w:line="276" w:lineRule="auto"/>
               <w:ind w:firstLine="0"/>
-              <w:jc w:val="center"/>
+              <w:jc w:val="left"/>
             </w:pPr>
             <w:r>
               <w:rPr>
                 <w:rFonts w:ascii="Times New Roman" w:hAnsi="Times New Roman" w:eastAsia="宋体"/>
                 <w:b w:val="0"/>
                 <w:color w:val="000000"/>
-                <w:sz w:val="20"/>
+                <w:sz w:val="19"/>
               </w:rPr>
               <w:t>84.12</w:t>
             </w:r>
@@ -4259,20 +6399,26 @@
               <w:left w:w="80" w:type="dxa"/>
               <w:right w:w="80" w:type="dxa"/>
             </w:tcMar>
+            <w:tcMar>
+              <w:top w:w="70" w:type="dxa"/>
+              <w:left w:w="70" w:type="dxa"/>
+              <w:bottom w:w="70" w:type="dxa"/>
+              <w:right w:w="70" w:type="dxa"/>
+            </w:tcMar>
           </w:tcPr>
           <w:p>
             <w:pPr>
               <w:keepNext/>
-              <w:spacing w:before="0" w:after="0" w:line="276" w:lineRule="auto"/>
+              <w:spacing w:before="0" w:after="40" w:line="276" w:lineRule="auto"/>
               <w:ind w:firstLine="0"/>
-              <w:jc w:val="center"/>
+              <w:jc w:val="left"/>
             </w:pPr>
             <w:r>
               <w:rPr>
                 <w:rFonts w:ascii="Times New Roman" w:hAnsi="Times New Roman" w:eastAsia="宋体"/>
                 <w:b w:val="0"/>
                 <w:color w:val="000000"/>
-                <w:sz w:val="20"/>
+                <w:sz w:val="19"/>
               </w:rPr>
               <w:t>82.53</w:t>
             </w:r>
@@ -4288,20 +6434,26 @@
               <w:left w:w="80" w:type="dxa"/>
               <w:right w:w="80" w:type="dxa"/>
             </w:tcMar>
+            <w:tcMar>
+              <w:top w:w="70" w:type="dxa"/>
+              <w:left w:w="70" w:type="dxa"/>
+              <w:bottom w:w="70" w:type="dxa"/>
+              <w:right w:w="70" w:type="dxa"/>
+            </w:tcMar>
           </w:tcPr>
           <w:p>
             <w:pPr>
               <w:keepNext/>
-              <w:spacing w:before="0" w:after="0" w:line="276" w:lineRule="auto"/>
+              <w:spacing w:before="0" w:after="40" w:line="276" w:lineRule="auto"/>
               <w:ind w:firstLine="0"/>
-              <w:jc w:val="center"/>
+              <w:jc w:val="left"/>
             </w:pPr>
             <w:r>
               <w:rPr>
                 <w:rFonts w:ascii="Times New Roman" w:hAnsi="Times New Roman" w:eastAsia="宋体"/>
                 <w:b w:val="0"/>
                 <w:color w:val="000000"/>
-                <w:sz w:val="20"/>
+                <w:sz w:val="19"/>
               </w:rPr>
               <w:t>1416</w:t>
             </w:r>
@@ -4317,20 +6469,26 @@
               <w:left w:w="80" w:type="dxa"/>
               <w:right w:w="80" w:type="dxa"/>
             </w:tcMar>
+            <w:tcMar>
+              <w:top w:w="70" w:type="dxa"/>
+              <w:left w:w="70" w:type="dxa"/>
+              <w:bottom w:w="70" w:type="dxa"/>
+              <w:right w:w="70" w:type="dxa"/>
+            </w:tcMar>
           </w:tcPr>
           <w:p>
             <w:pPr>
               <w:keepNext/>
-              <w:spacing w:before="0" w:after="0" w:line="276" w:lineRule="auto"/>
+              <w:spacing w:before="0" w:after="40" w:line="276" w:lineRule="auto"/>
               <w:ind w:firstLine="0"/>
-              <w:jc w:val="center"/>
+              <w:jc w:val="left"/>
             </w:pPr>
             <w:r>
               <w:rPr>
                 <w:rFonts w:ascii="Times New Roman" w:hAnsi="Times New Roman" w:eastAsia="宋体"/>
                 <w:b w:val="0"/>
                 <w:color w:val="000000"/>
-                <w:sz w:val="20"/>
+                <w:sz w:val="19"/>
               </w:rPr>
               <w:t>10.32388</w:t>
             </w:r>
@@ -4346,20 +6504,26 @@
               <w:left w:w="80" w:type="dxa"/>
               <w:right w:w="80" w:type="dxa"/>
             </w:tcMar>
+            <w:tcMar>
+              <w:top w:w="70" w:type="dxa"/>
+              <w:left w:w="70" w:type="dxa"/>
+              <w:bottom w:w="70" w:type="dxa"/>
+              <w:right w:w="70" w:type="dxa"/>
+            </w:tcMar>
           </w:tcPr>
           <w:p>
             <w:pPr>
               <w:keepNext/>
-              <w:spacing w:before="0" w:after="0" w:line="276" w:lineRule="auto"/>
+              <w:spacing w:before="0" w:after="40" w:line="276" w:lineRule="auto"/>
               <w:ind w:firstLine="0"/>
-              <w:jc w:val="center"/>
+              <w:jc w:val="left"/>
             </w:pPr>
             <w:r>
               <w:rPr>
                 <w:rFonts w:ascii="Times New Roman" w:hAnsi="Times New Roman" w:eastAsia="宋体"/>
                 <w:b w:val="0"/>
                 <w:color w:val="000000"/>
-                <w:sz w:val="20"/>
+                <w:sz w:val="19"/>
               </w:rPr>
               <w:t>1.15478</w:t>
             </w:r>
@@ -4380,20 +6544,26 @@
               <w:left w:w="80" w:type="dxa"/>
               <w:right w:w="80" w:type="dxa"/>
             </w:tcMar>
+            <w:tcMar>
+              <w:top w:w="70" w:type="dxa"/>
+              <w:left w:w="70" w:type="dxa"/>
+              <w:bottom w:w="70" w:type="dxa"/>
+              <w:right w:w="70" w:type="dxa"/>
+            </w:tcMar>
           </w:tcPr>
           <w:p>
             <w:pPr>
               <w:keepNext w:val="0"/>
-              <w:spacing w:before="0" w:after="0" w:line="276" w:lineRule="auto"/>
+              <w:spacing w:before="0" w:after="40" w:line="276" w:lineRule="auto"/>
               <w:ind w:firstLine="0"/>
-              <w:jc w:val="center"/>
+              <w:jc w:val="left"/>
             </w:pPr>
             <w:r>
               <w:rPr>
                 <w:rFonts w:ascii="Times New Roman" w:hAnsi="Times New Roman" w:eastAsia="宋体"/>
                 <w:b w:val="0"/>
                 <w:color w:val="000000"/>
-                <w:sz w:val="20"/>
+                <w:sz w:val="19"/>
               </w:rPr>
               <w:t>0.999</w:t>
             </w:r>
@@ -4409,20 +6579,26 @@
               <w:left w:w="80" w:type="dxa"/>
               <w:right w:w="80" w:type="dxa"/>
             </w:tcMar>
+            <w:tcMar>
+              <w:top w:w="70" w:type="dxa"/>
+              <w:left w:w="70" w:type="dxa"/>
+              <w:bottom w:w="70" w:type="dxa"/>
+              <w:right w:w="70" w:type="dxa"/>
+            </w:tcMar>
           </w:tcPr>
           <w:p>
             <w:pPr>
               <w:keepNext w:val="0"/>
-              <w:spacing w:before="0" w:after="0" w:line="276" w:lineRule="auto"/>
+              <w:spacing w:before="0" w:after="40" w:line="276" w:lineRule="auto"/>
               <w:ind w:firstLine="0"/>
-              <w:jc w:val="center"/>
+              <w:jc w:val="left"/>
             </w:pPr>
             <w:r>
               <w:rPr>
                 <w:rFonts w:ascii="Times New Roman" w:hAnsi="Times New Roman" w:eastAsia="宋体"/>
                 <w:b w:val="0"/>
                 <w:color w:val="000000"/>
-                <w:sz w:val="20"/>
+                <w:sz w:val="19"/>
               </w:rPr>
               <w:t>9.09</w:t>
             </w:r>
@@ -4438,20 +6614,26 @@
               <w:left w:w="80" w:type="dxa"/>
               <w:right w:w="80" w:type="dxa"/>
             </w:tcMar>
+            <w:tcMar>
+              <w:top w:w="70" w:type="dxa"/>
+              <w:left w:w="70" w:type="dxa"/>
+              <w:bottom w:w="70" w:type="dxa"/>
+              <w:right w:w="70" w:type="dxa"/>
+            </w:tcMar>
           </w:tcPr>
           <w:p>
             <w:pPr>
               <w:keepNext w:val="0"/>
-              <w:spacing w:before="0" w:after="0" w:line="276" w:lineRule="auto"/>
+              <w:spacing w:before="0" w:after="40" w:line="276" w:lineRule="auto"/>
               <w:ind w:firstLine="0"/>
-              <w:jc w:val="center"/>
+              <w:jc w:val="left"/>
             </w:pPr>
             <w:r>
               <w:rPr>
                 <w:rFonts w:ascii="Times New Roman" w:hAnsi="Times New Roman" w:eastAsia="宋体"/>
                 <w:b w:val="0"/>
                 <w:color w:val="000000"/>
-                <w:sz w:val="20"/>
+                <w:sz w:val="19"/>
               </w:rPr>
               <w:t>0.00</w:t>
             </w:r>
@@ -4467,20 +6649,26 @@
               <w:left w:w="80" w:type="dxa"/>
               <w:right w:w="80" w:type="dxa"/>
             </w:tcMar>
+            <w:tcMar>
+              <w:top w:w="70" w:type="dxa"/>
+              <w:left w:w="70" w:type="dxa"/>
+              <w:bottom w:w="70" w:type="dxa"/>
+              <w:right w:w="70" w:type="dxa"/>
+            </w:tcMar>
           </w:tcPr>
           <w:p>
             <w:pPr>
               <w:keepNext w:val="0"/>
-              <w:spacing w:before="0" w:after="0" w:line="276" w:lineRule="auto"/>
+              <w:spacing w:before="0" w:after="40" w:line="276" w:lineRule="auto"/>
               <w:ind w:firstLine="0"/>
-              <w:jc w:val="center"/>
+              <w:jc w:val="left"/>
             </w:pPr>
             <w:r>
               <w:rPr>
                 <w:rFonts w:ascii="Times New Roman" w:hAnsi="Times New Roman" w:eastAsia="宋体"/>
                 <w:b w:val="0"/>
                 <w:color w:val="000000"/>
-                <w:sz w:val="20"/>
+                <w:sz w:val="19"/>
               </w:rPr>
               <w:t>8106</w:t>
             </w:r>
@@ -4496,20 +6684,26 @@
               <w:left w:w="80" w:type="dxa"/>
               <w:right w:w="80" w:type="dxa"/>
             </w:tcMar>
+            <w:tcMar>
+              <w:top w:w="70" w:type="dxa"/>
+              <w:left w:w="70" w:type="dxa"/>
+              <w:bottom w:w="70" w:type="dxa"/>
+              <w:right w:w="70" w:type="dxa"/>
+            </w:tcMar>
           </w:tcPr>
           <w:p>
             <w:pPr>
               <w:keepNext w:val="0"/>
-              <w:spacing w:before="0" w:after="0" w:line="276" w:lineRule="auto"/>
+              <w:spacing w:before="0" w:after="40" w:line="276" w:lineRule="auto"/>
               <w:ind w:firstLine="0"/>
-              <w:jc w:val="center"/>
+              <w:jc w:val="left"/>
             </w:pPr>
             <w:r>
               <w:rPr>
                 <w:rFonts w:ascii="Times New Roman" w:hAnsi="Times New Roman" w:eastAsia="宋体"/>
                 <w:b w:val="0"/>
                 <w:color w:val="000000"/>
-                <w:sz w:val="20"/>
+                <w:sz w:val="19"/>
               </w:rPr>
               <w:t>9.99861</w:t>
             </w:r>
@@ -4525,20 +6719,26 @@
               <w:left w:w="80" w:type="dxa"/>
               <w:right w:w="80" w:type="dxa"/>
             </w:tcMar>
+            <w:tcMar>
+              <w:top w:w="70" w:type="dxa"/>
+              <w:left w:w="70" w:type="dxa"/>
+              <w:bottom w:w="70" w:type="dxa"/>
+              <w:right w:w="70" w:type="dxa"/>
+            </w:tcMar>
           </w:tcPr>
           <w:p>
             <w:pPr>
               <w:keepNext w:val="0"/>
-              <w:spacing w:before="0" w:after="0" w:line="276" w:lineRule="auto"/>
+              <w:spacing w:before="0" w:after="40" w:line="276" w:lineRule="auto"/>
               <w:ind w:firstLine="0"/>
-              <w:jc w:val="center"/>
+              <w:jc w:val="left"/>
             </w:pPr>
             <w:r>
               <w:rPr>
                 <w:rFonts w:ascii="Times New Roman" w:hAnsi="Times New Roman" w:eastAsia="宋体"/>
                 <w:b w:val="0"/>
                 <w:color w:val="000000"/>
-                <w:sz w:val="20"/>
+                <w:sz w:val="19"/>
               </w:rPr>
               <w:t>1.11847</w:t>
             </w:r>
@@ -4548,42 +6748,75 @@
     </w:tbl>
     <w:p>
       <w:pPr>
-        <w:spacing w:after="0" w:before="0" w:line="60" w:lineRule="exact"/>
+        <w:keepNext w:val="0"/>
+        <w:keepLines w:val="0"/>
+        <w:pageBreakBefore w:val="0"/>
+        <w:widowControl/>
+        <w:spacing w:line="300" w:lineRule="auto" w:before="0" w:after="80"/>
+        <w:jc w:val="both"/>
       </w:pPr>
       <w:r>
         <w:rPr>
           <w:rFonts w:ascii="Times New Roman" w:hAnsi="Times New Roman" w:eastAsia="宋体"/>
           <w:color w:val="000000"/>
-          <w:sz w:val="6"/>
-        </w:rPr>
-      </w:r>
-    </w:p>
-    <w:p>
-      <w:r>
-        <w:rPr>
-          <w:rFonts w:ascii="Times New Roman" w:hAnsi="Times New Roman" w:eastAsia="宋体"/>
-          <w:color w:val="000000"/>
+          <w:sz w:val="21"/>
         </w:rPr>
         <w:t>表6各设置的总体集合准确率与实体F1相同。0.998时，1416道电影类型P136问题全部误拒答，另外三种关系及811道拒答题仍全部正确；0.999时，8106道可回答题全部被拒答，只剩811道本应拒答的问题得分，总体指标降至9.09%。这说明过高阈值会在事实和关系预测正确时仍阻断回答。原预设和补充实验的时间分开比较；各设置仅一次完整运行，秒数波动不作为稳定加速结论。</w:t>
       </w:r>
     </w:p>
     <w:p>
+      <w:pPr>
+        <w:keepNext w:val="0"/>
+        <w:keepLines w:val="0"/>
+        <w:pageBreakBefore w:val="0"/>
+        <w:widowControl/>
+        <w:spacing w:line="300" w:lineRule="auto" w:before="0" w:after="80"/>
+        <w:jc w:val="both"/>
+      </w:pPr>
       <w:r>
         <w:rPr>
           <w:rFonts w:ascii="Times New Roman" w:hAnsi="Times New Roman" w:eastAsia="宋体"/>
           <w:color w:val="000000"/>
+          <w:sz w:val="21"/>
         </w:rPr>
-        <w:t>为比较另一类参数变化，我同时整理了夏俊杰完成的神经学习率实验。B0—B3从相同预训练模型独立训练，学习率依次为1×10⁻⁴、3×10⁻⁵、3×10⁻⁴、1×10⁻³；C0保持1×10⁻⁴并移除结构前缀。这些共同结果用于理解学习率和结构输入的作用，不属于我个人重新训练A0的过程。</w:t>
+        <w:t>共同神经对照用于比较另一类参数变化。B0—B3从相同预训练模型独立训练，学习率依次为1×10⁻⁴、3×10⁻⁵、3×10⁻⁴、1×10⁻³；C0保持1×10⁻⁴并移除结构前缀。这些结果与A0阈值实验分别解释，不把它们写成A0重新训练。</w:t>
+      </w:r>
+    </w:p>
+    <w:p>
+      <w:pPr>
+        <w:keepNext w:val="0"/>
+        <w:keepLines w:val="0"/>
+        <w:pageBreakBefore w:val="0"/>
+        <w:widowControl/>
+        <w:spacing w:line="300" w:lineRule="auto" w:before="0" w:after="80"/>
+        <w:jc w:val="both"/>
+      </w:pPr>
+      <w:r>
+        <w:rPr>
+          <w:rFonts w:ascii="Times New Roman" w:hAnsi="Times New Roman" w:eastAsia="宋体"/>
+          <w:color w:val="000000"/>
+          <w:sz w:val="21"/>
+        </w:rPr>
+        <w:t>P0本轮只固定一组模型与推理配置，未进行三次学习率训练，也未把开发提示修改冒称课程参数重复实验。本报告的参数实验仍采用上文A0阈值或B0—B3独立学习率运行；P0是另列的功能扩展。</w:t>
       </w:r>
     </w:p>
     <w:p>
       <w:pPr>
         <w:pStyle w:val="Heading2"/>
+        <w:keepNext/>
+        <w:keepLines w:val="0"/>
+        <w:pageBreakBefore w:val="0"/>
+        <w:widowControl/>
+        <w:spacing w:line="300" w:lineRule="auto" w:before="200" w:after="100"/>
+        <w:jc w:val="left"/>
       </w:pPr>
       <w:r>
         <w:rPr>
-          <w:rFonts w:ascii="Times New Roman" w:hAnsi="Times New Roman" w:eastAsia="黑体"/>
+          <w:rFonts w:ascii="Times New Roman" w:hAnsi="Times New Roman" w:eastAsia="宋体"/>
+          <w:b/>
+          <w:i w:val="0"/>
           <w:color w:val="000000"/>
+          <w:sz w:val="24"/>
         </w:rPr>
         <w:t>5.4 基础实验与参数修改实验的结果对比</w:t>
       </w:r>
@@ -4591,11 +6824,19 @@
     <w:p>
       <w:pPr>
         <w:keepNext/>
-        <w:spacing w:before="100" w:after="0"/>
+        <w:keepLines w:val="0"/>
+        <w:pageBreakBefore w:val="0"/>
+        <w:widowControl/>
+        <w:spacing w:before="0" w:after="80" w:line="300" w:lineRule="auto"/>
         <w:ind w:firstLine="0"/>
         <w:jc w:val="center"/>
       </w:pPr>
       <w:r>
+        <w:rPr>
+          <w:rFonts w:ascii="Times New Roman" w:hAnsi="Times New Roman" w:eastAsia="宋体"/>
+          <w:color w:val="000000"/>
+          <w:sz w:val="21"/>
+        </w:rPr>
         <w:drawing>
           <wp:inline xmlns:a="http://schemas.openxmlformats.org/drawingml/2006/main" xmlns:pic="http://schemas.openxmlformats.org/drawingml/2006/picture">
             <wp:extent cx="5903999" cy="4031548"/>
@@ -4632,8 +6873,11 @@
     </w:p>
     <w:p>
       <w:pPr>
-        <w:keepNext/>
-        <w:spacing w:before="100" w:after="100" w:line="276" w:lineRule="auto"/>
+        <w:keepNext w:val="0"/>
+        <w:keepLines w:val="0"/>
+        <w:pageBreakBefore w:val="0"/>
+        <w:widowControl/>
+        <w:spacing w:before="0" w:after="80" w:line="300" w:lineRule="auto"/>
         <w:ind w:firstLine="0"/>
         <w:jc w:val="center"/>
       </w:pPr>
@@ -4642,15 +6886,20 @@
           <w:rFonts w:ascii="Times New Roman" w:hAnsi="Times New Roman" w:eastAsia="宋体"/>
           <w:b/>
           <w:color w:val="000000"/>
-          <w:sz w:val="21"/>
+          <w:sz w:val="19"/>
         </w:rPr>
         <w:t>图5-3 A0阈值变化与测试分数及运行时间</w:t>
       </w:r>
     </w:p>
     <w:p>
       <w:pPr>
-        <w:spacing w:line="300" w:lineRule="auto"/>
+        <w:keepNext w:val="0"/>
+        <w:keepLines w:val="0"/>
+        <w:pageBreakBefore w:val="0"/>
+        <w:widowControl/>
+        <w:spacing w:line="300" w:lineRule="auto" w:before="0" w:after="80"/>
         <w:ind w:firstLine="0"/>
+        <w:jc w:val="both"/>
       </w:pPr>
       <w:r>
         <w:rPr>
@@ -4662,10 +6911,19 @@
       </w:r>
     </w:p>
     <w:p>
+      <w:pPr>
+        <w:keepNext w:val="0"/>
+        <w:keepLines w:val="0"/>
+        <w:pageBreakBefore w:val="0"/>
+        <w:widowControl/>
+        <w:spacing w:line="300" w:lineRule="auto" w:before="0" w:after="80"/>
+        <w:jc w:val="both"/>
+      </w:pPr>
       <w:r>
         <w:rPr>
           <w:rFonts w:ascii="Times New Roman" w:hAnsi="Times New Roman" w:eastAsia="宋体"/>
           <w:color w:val="000000"/>
+          <w:sz w:val="21"/>
         </w:rPr>
         <w:t>图5-3和表5、表6显示，阈值作用并非在整个数值范围内均匀变化。原预设范围没有触及当前正确回答的置信度，而0.998进入了该分布，0.999则高于全部可回答题置信度，从而形成明显的误拒答。0.30与0.995在当前补充对照中同为100.00%，没有证据表明0.995更优；我继续保留正式默认值0.30。</w:t>
       </w:r>
@@ -4673,7 +6931,10 @@
     <w:p>
       <w:pPr>
         <w:keepNext/>
-        <w:spacing w:before="100" w:after="100" w:line="276" w:lineRule="auto"/>
+        <w:keepLines w:val="0"/>
+        <w:pageBreakBefore w:val="0"/>
+        <w:widowControl/>
+        <w:spacing w:before="0" w:after="80" w:line="300" w:lineRule="auto"/>
         <w:ind w:firstLine="0"/>
         <w:jc w:val="center"/>
       </w:pPr>
@@ -4682,7 +6943,7 @@
           <w:rFonts w:ascii="Times New Roman" w:hAnsi="Times New Roman" w:eastAsia="宋体"/>
           <w:b/>
           <w:color w:val="000000"/>
-          <w:sz w:val="21"/>
+          <w:sz w:val="19"/>
         </w:rPr>
         <w:t>表7 共同神经学习率与结构前缀对照</w:t>
       </w:r>
@@ -4700,6 +6961,12 @@
           <w:right w:val="single" w:sz="5" w:color="D9D9D9"/>
           <w:insideH w:val="single" w:sz="5" w:color="D9D9D9"/>
           <w:insideV w:val="single" w:sz="5" w:color="D9D9D9"/>
+          <w:top w:val="single" w:sz="4" w:color="D9D9D9"/>
+          <w:left w:val="single" w:sz="4" w:color="D9D9D9"/>
+          <w:bottom w:val="single" w:sz="4" w:color="D9D9D9"/>
+          <w:right w:val="single" w:sz="4" w:color="D9D9D9"/>
+          <w:insideH w:val="single" w:sz="4" w:color="D9D9D9"/>
+          <w:insideV w:val="single" w:sz="4" w:color="D9D9D9"/>
         </w:tblBorders>
       </w:tblPr>
       <w:tblGrid>
@@ -4714,6 +6981,7 @@
         <w:trPr>
           <w:cantSplit/>
           <w:tblHeader/>
+          <w:tblHeader/>
         </w:trPr>
         <w:tc>
           <w:tcPr>
@@ -4726,20 +6994,27 @@
               <w:right w:w="80" w:type="dxa"/>
             </w:tcMar>
             <w:shd w:fill="EFEFEF"/>
+            <w:tcMar>
+              <w:top w:w="70" w:type="dxa"/>
+              <w:left w:w="70" w:type="dxa"/>
+              <w:bottom w:w="70" w:type="dxa"/>
+              <w:right w:w="70" w:type="dxa"/>
+            </w:tcMar>
+            <w:shd w:fill="E7E6E6"/>
           </w:tcPr>
           <w:p>
             <w:pPr>
               <w:keepNext/>
-              <w:spacing w:before="0" w:after="0" w:line="276" w:lineRule="auto"/>
+              <w:spacing w:before="0" w:after="40" w:line="276" w:lineRule="auto"/>
               <w:ind w:firstLine="0"/>
-              <w:jc w:val="center"/>
+              <w:jc w:val="left"/>
             </w:pPr>
             <w:r>
               <w:rPr>
                 <w:rFonts w:ascii="Times New Roman" w:hAnsi="Times New Roman" w:eastAsia="宋体"/>
                 <w:b/>
                 <w:color w:val="000000"/>
-                <w:sz w:val="20"/>
+                <w:sz w:val="19"/>
               </w:rPr>
               <w:t>配置</w:t>
             </w:r>
@@ -4756,20 +7031,27 @@
               <w:right w:w="80" w:type="dxa"/>
             </w:tcMar>
             <w:shd w:fill="EFEFEF"/>
+            <w:tcMar>
+              <w:top w:w="70" w:type="dxa"/>
+              <w:left w:w="70" w:type="dxa"/>
+              <w:bottom w:w="70" w:type="dxa"/>
+              <w:right w:w="70" w:type="dxa"/>
+            </w:tcMar>
+            <w:shd w:fill="E7E6E6"/>
           </w:tcPr>
           <w:p>
             <w:pPr>
               <w:keepNext/>
-              <w:spacing w:before="0" w:after="0" w:line="276" w:lineRule="auto"/>
+              <w:spacing w:before="0" w:after="40" w:line="276" w:lineRule="auto"/>
               <w:ind w:firstLine="0"/>
-              <w:jc w:val="center"/>
+              <w:jc w:val="left"/>
             </w:pPr>
             <w:r>
               <w:rPr>
                 <w:rFonts w:ascii="Times New Roman" w:hAnsi="Times New Roman" w:eastAsia="宋体"/>
                 <w:b/>
                 <w:color w:val="000000"/>
-                <w:sz w:val="20"/>
+                <w:sz w:val="19"/>
               </w:rPr>
               <w:t>学习率</w:t>
             </w:r>
@@ -4786,20 +7068,27 @@
               <w:right w:w="80" w:type="dxa"/>
             </w:tcMar>
             <w:shd w:fill="EFEFEF"/>
+            <w:tcMar>
+              <w:top w:w="70" w:type="dxa"/>
+              <w:left w:w="70" w:type="dxa"/>
+              <w:bottom w:w="70" w:type="dxa"/>
+              <w:right w:w="70" w:type="dxa"/>
+            </w:tcMar>
+            <w:shd w:fill="E7E6E6"/>
           </w:tcPr>
           <w:p>
             <w:pPr>
               <w:keepNext/>
-              <w:spacing w:before="0" w:after="0" w:line="276" w:lineRule="auto"/>
+              <w:spacing w:before="0" w:after="40" w:line="276" w:lineRule="auto"/>
               <w:ind w:firstLine="0"/>
-              <w:jc w:val="center"/>
+              <w:jc w:val="left"/>
             </w:pPr>
             <w:r>
               <w:rPr>
                 <w:rFonts w:ascii="Times New Roman" w:hAnsi="Times New Roman" w:eastAsia="宋体"/>
                 <w:b/>
                 <w:color w:val="000000"/>
-                <w:sz w:val="20"/>
+                <w:sz w:val="19"/>
               </w:rPr>
               <w:t>最佳轮</w:t>
             </w:r>
@@ -4816,20 +7105,27 @@
               <w:right w:w="80" w:type="dxa"/>
             </w:tcMar>
             <w:shd w:fill="EFEFEF"/>
+            <w:tcMar>
+              <w:top w:w="70" w:type="dxa"/>
+              <w:left w:w="70" w:type="dxa"/>
+              <w:bottom w:w="70" w:type="dxa"/>
+              <w:right w:w="70" w:type="dxa"/>
+            </w:tcMar>
+            <w:shd w:fill="E7E6E6"/>
           </w:tcPr>
           <w:p>
             <w:pPr>
               <w:keepNext/>
-              <w:spacing w:before="0" w:after="0" w:line="276" w:lineRule="auto"/>
+              <w:spacing w:before="0" w:after="40" w:line="276" w:lineRule="auto"/>
               <w:ind w:firstLine="0"/>
-              <w:jc w:val="center"/>
+              <w:jc w:val="left"/>
             </w:pPr>
             <w:r>
               <w:rPr>
                 <w:rFonts w:ascii="Times New Roman" w:hAnsi="Times New Roman" w:eastAsia="宋体"/>
                 <w:b/>
                 <w:color w:val="000000"/>
-                <w:sz w:val="20"/>
+                <w:sz w:val="19"/>
               </w:rPr>
               <w:t>验证F1%</w:t>
             </w:r>
@@ -4846,20 +7142,27 @@
               <w:right w:w="80" w:type="dxa"/>
             </w:tcMar>
             <w:shd w:fill="EFEFEF"/>
+            <w:tcMar>
+              <w:top w:w="70" w:type="dxa"/>
+              <w:left w:w="70" w:type="dxa"/>
+              <w:bottom w:w="70" w:type="dxa"/>
+              <w:right w:w="70" w:type="dxa"/>
+            </w:tcMar>
+            <w:shd w:fill="E7E6E6"/>
           </w:tcPr>
           <w:p>
             <w:pPr>
               <w:keepNext/>
-              <w:spacing w:before="0" w:after="0" w:line="276" w:lineRule="auto"/>
+              <w:spacing w:before="0" w:after="40" w:line="276" w:lineRule="auto"/>
               <w:ind w:firstLine="0"/>
-              <w:jc w:val="center"/>
+              <w:jc w:val="left"/>
             </w:pPr>
             <w:r>
               <w:rPr>
                 <w:rFonts w:ascii="Times New Roman" w:hAnsi="Times New Roman" w:eastAsia="宋体"/>
                 <w:b/>
                 <w:color w:val="000000"/>
-                <w:sz w:val="20"/>
+                <w:sz w:val="19"/>
               </w:rPr>
               <w:t>测试F1%</w:t>
             </w:r>
@@ -4876,20 +7179,27 @@
               <w:right w:w="80" w:type="dxa"/>
             </w:tcMar>
             <w:shd w:fill="EFEFEF"/>
+            <w:tcMar>
+              <w:top w:w="70" w:type="dxa"/>
+              <w:left w:w="70" w:type="dxa"/>
+              <w:bottom w:w="70" w:type="dxa"/>
+              <w:right w:w="70" w:type="dxa"/>
+            </w:tcMar>
+            <w:shd w:fill="E7E6E6"/>
           </w:tcPr>
           <w:p>
             <w:pPr>
               <w:keepNext/>
-              <w:spacing w:before="0" w:after="0" w:line="276" w:lineRule="auto"/>
+              <w:spacing w:before="0" w:after="40" w:line="276" w:lineRule="auto"/>
               <w:ind w:firstLine="0"/>
-              <w:jc w:val="center"/>
+              <w:jc w:val="left"/>
             </w:pPr>
             <w:r>
               <w:rPr>
                 <w:rFonts w:ascii="Times New Roman" w:hAnsi="Times New Roman" w:eastAsia="宋体"/>
                 <w:b/>
                 <w:color w:val="000000"/>
-                <w:sz w:val="20"/>
+                <w:sz w:val="19"/>
               </w:rPr>
               <w:t>训练及验证s</w:t>
             </w:r>
@@ -4910,20 +7220,26 @@
               <w:left w:w="80" w:type="dxa"/>
               <w:right w:w="80" w:type="dxa"/>
             </w:tcMar>
+            <w:tcMar>
+              <w:top w:w="70" w:type="dxa"/>
+              <w:left w:w="70" w:type="dxa"/>
+              <w:bottom w:w="70" w:type="dxa"/>
+              <w:right w:w="70" w:type="dxa"/>
+            </w:tcMar>
           </w:tcPr>
           <w:p>
             <w:pPr>
               <w:keepNext/>
-              <w:spacing w:before="0" w:after="0" w:line="276" w:lineRule="auto"/>
+              <w:spacing w:before="0" w:after="40" w:line="276" w:lineRule="auto"/>
               <w:ind w:firstLine="0"/>
-              <w:jc w:val="center"/>
+              <w:jc w:val="left"/>
             </w:pPr>
             <w:r>
               <w:rPr>
                 <w:rFonts w:ascii="Times New Roman" w:hAnsi="Times New Roman" w:eastAsia="宋体"/>
                 <w:b w:val="0"/>
                 <w:color w:val="000000"/>
-                <w:sz w:val="20"/>
+                <w:sz w:val="19"/>
               </w:rPr>
               <w:t>B0</w:t>
             </w:r>
@@ -4939,20 +7255,26 @@
               <w:left w:w="80" w:type="dxa"/>
               <w:right w:w="80" w:type="dxa"/>
             </w:tcMar>
+            <w:tcMar>
+              <w:top w:w="70" w:type="dxa"/>
+              <w:left w:w="70" w:type="dxa"/>
+              <w:bottom w:w="70" w:type="dxa"/>
+              <w:right w:w="70" w:type="dxa"/>
+            </w:tcMar>
           </w:tcPr>
           <w:p>
             <w:pPr>
               <w:keepNext/>
-              <w:spacing w:before="0" w:after="0" w:line="276" w:lineRule="auto"/>
+              <w:spacing w:before="0" w:after="40" w:line="276" w:lineRule="auto"/>
               <w:ind w:firstLine="0"/>
-              <w:jc w:val="center"/>
+              <w:jc w:val="left"/>
             </w:pPr>
             <w:r>
               <w:rPr>
                 <w:rFonts w:ascii="Times New Roman" w:hAnsi="Times New Roman" w:eastAsia="宋体"/>
                 <w:b w:val="0"/>
                 <w:color w:val="000000"/>
-                <w:sz w:val="20"/>
+                <w:sz w:val="19"/>
               </w:rPr>
               <w:t>1×10⁻⁴</w:t>
             </w:r>
@@ -4968,20 +7290,26 @@
               <w:left w:w="80" w:type="dxa"/>
               <w:right w:w="80" w:type="dxa"/>
             </w:tcMar>
+            <w:tcMar>
+              <w:top w:w="70" w:type="dxa"/>
+              <w:left w:w="70" w:type="dxa"/>
+              <w:bottom w:w="70" w:type="dxa"/>
+              <w:right w:w="70" w:type="dxa"/>
+            </w:tcMar>
           </w:tcPr>
           <w:p>
             <w:pPr>
               <w:keepNext/>
-              <w:spacing w:before="0" w:after="0" w:line="276" w:lineRule="auto"/>
+              <w:spacing w:before="0" w:after="40" w:line="276" w:lineRule="auto"/>
               <w:ind w:firstLine="0"/>
-              <w:jc w:val="center"/>
+              <w:jc w:val="left"/>
             </w:pPr>
             <w:r>
               <w:rPr>
                 <w:rFonts w:ascii="Times New Roman" w:hAnsi="Times New Roman" w:eastAsia="宋体"/>
                 <w:b w:val="0"/>
                 <w:color w:val="000000"/>
-                <w:sz w:val="20"/>
+                <w:sz w:val="19"/>
               </w:rPr>
               <w:t>3</w:t>
             </w:r>
@@ -4997,20 +7325,26 @@
               <w:left w:w="80" w:type="dxa"/>
               <w:right w:w="80" w:type="dxa"/>
             </w:tcMar>
+            <w:tcMar>
+              <w:top w:w="70" w:type="dxa"/>
+              <w:left w:w="70" w:type="dxa"/>
+              <w:bottom w:w="70" w:type="dxa"/>
+              <w:right w:w="70" w:type="dxa"/>
+            </w:tcMar>
           </w:tcPr>
           <w:p>
             <w:pPr>
               <w:keepNext/>
-              <w:spacing w:before="0" w:after="0" w:line="276" w:lineRule="auto"/>
+              <w:spacing w:before="0" w:after="40" w:line="276" w:lineRule="auto"/>
               <w:ind w:firstLine="0"/>
-              <w:jc w:val="center"/>
+              <w:jc w:val="left"/>
             </w:pPr>
             <w:r>
               <w:rPr>
                 <w:rFonts w:ascii="Times New Roman" w:hAnsi="Times New Roman" w:eastAsia="宋体"/>
                 <w:b w:val="0"/>
                 <w:color w:val="000000"/>
-                <w:sz w:val="20"/>
+                <w:sz w:val="19"/>
               </w:rPr>
               <w:t>99.78</w:t>
             </w:r>
@@ -5026,20 +7360,26 @@
               <w:left w:w="80" w:type="dxa"/>
               <w:right w:w="80" w:type="dxa"/>
             </w:tcMar>
+            <w:tcMar>
+              <w:top w:w="70" w:type="dxa"/>
+              <w:left w:w="70" w:type="dxa"/>
+              <w:bottom w:w="70" w:type="dxa"/>
+              <w:right w:w="70" w:type="dxa"/>
+            </w:tcMar>
           </w:tcPr>
           <w:p>
             <w:pPr>
               <w:keepNext/>
-              <w:spacing w:before="0" w:after="0" w:line="276" w:lineRule="auto"/>
+              <w:spacing w:before="0" w:after="40" w:line="276" w:lineRule="auto"/>
               <w:ind w:firstLine="0"/>
-              <w:jc w:val="center"/>
+              <w:jc w:val="left"/>
             </w:pPr>
             <w:r>
               <w:rPr>
                 <w:rFonts w:ascii="Times New Roman" w:hAnsi="Times New Roman" w:eastAsia="宋体"/>
                 <w:b w:val="0"/>
                 <w:color w:val="000000"/>
-                <w:sz w:val="20"/>
+                <w:sz w:val="19"/>
               </w:rPr>
               <w:t>99.53</w:t>
             </w:r>
@@ -5055,20 +7395,26 @@
               <w:left w:w="80" w:type="dxa"/>
               <w:right w:w="80" w:type="dxa"/>
             </w:tcMar>
+            <w:tcMar>
+              <w:top w:w="70" w:type="dxa"/>
+              <w:left w:w="70" w:type="dxa"/>
+              <w:bottom w:w="70" w:type="dxa"/>
+              <w:right w:w="70" w:type="dxa"/>
+            </w:tcMar>
           </w:tcPr>
           <w:p>
             <w:pPr>
               <w:keepNext/>
-              <w:spacing w:before="0" w:after="0" w:line="276" w:lineRule="auto"/>
+              <w:spacing w:before="0" w:after="40" w:line="276" w:lineRule="auto"/>
               <w:ind w:firstLine="0"/>
-              <w:jc w:val="center"/>
+              <w:jc w:val="left"/>
             </w:pPr>
             <w:r>
               <w:rPr>
                 <w:rFonts w:ascii="Times New Roman" w:hAnsi="Times New Roman" w:eastAsia="宋体"/>
                 <w:b w:val="0"/>
                 <w:color w:val="000000"/>
-                <w:sz w:val="20"/>
+                <w:sz w:val="19"/>
               </w:rPr>
               <w:t>5670.2</w:t>
             </w:r>
@@ -5089,20 +7435,26 @@
               <w:left w:w="80" w:type="dxa"/>
               <w:right w:w="80" w:type="dxa"/>
             </w:tcMar>
+            <w:tcMar>
+              <w:top w:w="70" w:type="dxa"/>
+              <w:left w:w="70" w:type="dxa"/>
+              <w:bottom w:w="70" w:type="dxa"/>
+              <w:right w:w="70" w:type="dxa"/>
+            </w:tcMar>
           </w:tcPr>
           <w:p>
             <w:pPr>
               <w:keepNext/>
-              <w:spacing w:before="0" w:after="0" w:line="276" w:lineRule="auto"/>
+              <w:spacing w:before="0" w:after="40" w:line="276" w:lineRule="auto"/>
               <w:ind w:firstLine="0"/>
-              <w:jc w:val="center"/>
+              <w:jc w:val="left"/>
             </w:pPr>
             <w:r>
               <w:rPr>
                 <w:rFonts w:ascii="Times New Roman" w:hAnsi="Times New Roman" w:eastAsia="宋体"/>
                 <w:b w:val="0"/>
                 <w:color w:val="000000"/>
-                <w:sz w:val="20"/>
+                <w:sz w:val="19"/>
               </w:rPr>
               <w:t>B1</w:t>
             </w:r>
@@ -5118,20 +7470,26 @@
               <w:left w:w="80" w:type="dxa"/>
               <w:right w:w="80" w:type="dxa"/>
             </w:tcMar>
+            <w:tcMar>
+              <w:top w:w="70" w:type="dxa"/>
+              <w:left w:w="70" w:type="dxa"/>
+              <w:bottom w:w="70" w:type="dxa"/>
+              <w:right w:w="70" w:type="dxa"/>
+            </w:tcMar>
           </w:tcPr>
           <w:p>
             <w:pPr>
               <w:keepNext/>
-              <w:spacing w:before="0" w:after="0" w:line="276" w:lineRule="auto"/>
+              <w:spacing w:before="0" w:after="40" w:line="276" w:lineRule="auto"/>
               <w:ind w:firstLine="0"/>
-              <w:jc w:val="center"/>
+              <w:jc w:val="left"/>
             </w:pPr>
             <w:r>
               <w:rPr>
                 <w:rFonts w:ascii="Times New Roman" w:hAnsi="Times New Roman" w:eastAsia="宋体"/>
                 <w:b w:val="0"/>
                 <w:color w:val="000000"/>
-                <w:sz w:val="20"/>
+                <w:sz w:val="19"/>
               </w:rPr>
               <w:t>3×10⁻⁵</w:t>
             </w:r>
@@ -5147,20 +7505,26 @@
               <w:left w:w="80" w:type="dxa"/>
               <w:right w:w="80" w:type="dxa"/>
             </w:tcMar>
+            <w:tcMar>
+              <w:top w:w="70" w:type="dxa"/>
+              <w:left w:w="70" w:type="dxa"/>
+              <w:bottom w:w="70" w:type="dxa"/>
+              <w:right w:w="70" w:type="dxa"/>
+            </w:tcMar>
           </w:tcPr>
           <w:p>
             <w:pPr>
               <w:keepNext/>
-              <w:spacing w:before="0" w:after="0" w:line="276" w:lineRule="auto"/>
+              <w:spacing w:before="0" w:after="40" w:line="276" w:lineRule="auto"/>
               <w:ind w:firstLine="0"/>
-              <w:jc w:val="center"/>
+              <w:jc w:val="left"/>
             </w:pPr>
             <w:r>
               <w:rPr>
                 <w:rFonts w:ascii="Times New Roman" w:hAnsi="Times New Roman" w:eastAsia="宋体"/>
                 <w:b w:val="0"/>
                 <w:color w:val="000000"/>
-                <w:sz w:val="20"/>
+                <w:sz w:val="19"/>
               </w:rPr>
               <w:t>1</w:t>
             </w:r>
@@ -5176,20 +7540,26 @@
               <w:left w:w="80" w:type="dxa"/>
               <w:right w:w="80" w:type="dxa"/>
             </w:tcMar>
+            <w:tcMar>
+              <w:top w:w="70" w:type="dxa"/>
+              <w:left w:w="70" w:type="dxa"/>
+              <w:bottom w:w="70" w:type="dxa"/>
+              <w:right w:w="70" w:type="dxa"/>
+            </w:tcMar>
           </w:tcPr>
           <w:p>
             <w:pPr>
               <w:keepNext/>
-              <w:spacing w:before="0" w:after="0" w:line="276" w:lineRule="auto"/>
+              <w:spacing w:before="0" w:after="40" w:line="276" w:lineRule="auto"/>
               <w:ind w:firstLine="0"/>
-              <w:jc w:val="center"/>
+              <w:jc w:val="left"/>
             </w:pPr>
             <w:r>
               <w:rPr>
                 <w:rFonts w:ascii="Times New Roman" w:hAnsi="Times New Roman" w:eastAsia="宋体"/>
                 <w:b w:val="0"/>
                 <w:color w:val="000000"/>
-                <w:sz w:val="20"/>
+                <w:sz w:val="19"/>
               </w:rPr>
               <w:t>99.78</w:t>
             </w:r>
@@ -5205,20 +7575,26 @@
               <w:left w:w="80" w:type="dxa"/>
               <w:right w:w="80" w:type="dxa"/>
             </w:tcMar>
+            <w:tcMar>
+              <w:top w:w="70" w:type="dxa"/>
+              <w:left w:w="70" w:type="dxa"/>
+              <w:bottom w:w="70" w:type="dxa"/>
+              <w:right w:w="70" w:type="dxa"/>
+            </w:tcMar>
           </w:tcPr>
           <w:p>
             <w:pPr>
               <w:keepNext/>
-              <w:spacing w:before="0" w:after="0" w:line="276" w:lineRule="auto"/>
+              <w:spacing w:before="0" w:after="40" w:line="276" w:lineRule="auto"/>
               <w:ind w:firstLine="0"/>
-              <w:jc w:val="center"/>
+              <w:jc w:val="left"/>
             </w:pPr>
             <w:r>
               <w:rPr>
                 <w:rFonts w:ascii="Times New Roman" w:hAnsi="Times New Roman" w:eastAsia="宋体"/>
                 <w:b w:val="0"/>
                 <w:color w:val="000000"/>
-                <w:sz w:val="20"/>
+                <w:sz w:val="19"/>
               </w:rPr>
               <w:t>99.53</w:t>
             </w:r>
@@ -5234,20 +7610,26 @@
               <w:left w:w="80" w:type="dxa"/>
               <w:right w:w="80" w:type="dxa"/>
             </w:tcMar>
+            <w:tcMar>
+              <w:top w:w="70" w:type="dxa"/>
+              <w:left w:w="70" w:type="dxa"/>
+              <w:bottom w:w="70" w:type="dxa"/>
+              <w:right w:w="70" w:type="dxa"/>
+            </w:tcMar>
           </w:tcPr>
           <w:p>
             <w:pPr>
               <w:keepNext/>
-              <w:spacing w:before="0" w:after="0" w:line="276" w:lineRule="auto"/>
+              <w:spacing w:before="0" w:after="40" w:line="276" w:lineRule="auto"/>
               <w:ind w:firstLine="0"/>
-              <w:jc w:val="center"/>
+              <w:jc w:val="left"/>
             </w:pPr>
             <w:r>
               <w:rPr>
                 <w:rFonts w:ascii="Times New Roman" w:hAnsi="Times New Roman" w:eastAsia="宋体"/>
                 <w:b w:val="0"/>
                 <w:color w:val="000000"/>
-                <w:sz w:val="20"/>
+                <w:sz w:val="19"/>
               </w:rPr>
               <w:t>5625.0</w:t>
             </w:r>
@@ -5268,20 +7650,26 @@
               <w:left w:w="80" w:type="dxa"/>
               <w:right w:w="80" w:type="dxa"/>
             </w:tcMar>
+            <w:tcMar>
+              <w:top w:w="70" w:type="dxa"/>
+              <w:left w:w="70" w:type="dxa"/>
+              <w:bottom w:w="70" w:type="dxa"/>
+              <w:right w:w="70" w:type="dxa"/>
+            </w:tcMar>
           </w:tcPr>
           <w:p>
             <w:pPr>
               <w:keepNext/>
-              <w:spacing w:before="0" w:after="0" w:line="276" w:lineRule="auto"/>
+              <w:spacing w:before="0" w:after="40" w:line="276" w:lineRule="auto"/>
               <w:ind w:firstLine="0"/>
-              <w:jc w:val="center"/>
+              <w:jc w:val="left"/>
             </w:pPr>
             <w:r>
               <w:rPr>
                 <w:rFonts w:ascii="Times New Roman" w:hAnsi="Times New Roman" w:eastAsia="宋体"/>
                 <w:b w:val="0"/>
                 <w:color w:val="000000"/>
-                <w:sz w:val="20"/>
+                <w:sz w:val="19"/>
               </w:rPr>
               <w:t>B2</w:t>
             </w:r>
@@ -5297,20 +7685,26 @@
               <w:left w:w="80" w:type="dxa"/>
               <w:right w:w="80" w:type="dxa"/>
             </w:tcMar>
+            <w:tcMar>
+              <w:top w:w="70" w:type="dxa"/>
+              <w:left w:w="70" w:type="dxa"/>
+              <w:bottom w:w="70" w:type="dxa"/>
+              <w:right w:w="70" w:type="dxa"/>
+            </w:tcMar>
           </w:tcPr>
           <w:p>
             <w:pPr>
               <w:keepNext/>
-              <w:spacing w:before="0" w:after="0" w:line="276" w:lineRule="auto"/>
+              <w:spacing w:before="0" w:after="40" w:line="276" w:lineRule="auto"/>
               <w:ind w:firstLine="0"/>
-              <w:jc w:val="center"/>
+              <w:jc w:val="left"/>
             </w:pPr>
             <w:r>
               <w:rPr>
                 <w:rFonts w:ascii="Times New Roman" w:hAnsi="Times New Roman" w:eastAsia="宋体"/>
                 <w:b w:val="0"/>
                 <w:color w:val="000000"/>
-                <w:sz w:val="20"/>
+                <w:sz w:val="19"/>
               </w:rPr>
               <w:t>3×10⁻⁴</w:t>
             </w:r>
@@ -5326,20 +7720,26 @@
               <w:left w:w="80" w:type="dxa"/>
               <w:right w:w="80" w:type="dxa"/>
             </w:tcMar>
+            <w:tcMar>
+              <w:top w:w="70" w:type="dxa"/>
+              <w:left w:w="70" w:type="dxa"/>
+              <w:bottom w:w="70" w:type="dxa"/>
+              <w:right w:w="70" w:type="dxa"/>
+            </w:tcMar>
           </w:tcPr>
           <w:p>
             <w:pPr>
               <w:keepNext/>
-              <w:spacing w:before="0" w:after="0" w:line="276" w:lineRule="auto"/>
+              <w:spacing w:before="0" w:after="40" w:line="276" w:lineRule="auto"/>
               <w:ind w:firstLine="0"/>
-              <w:jc w:val="center"/>
+              <w:jc w:val="left"/>
             </w:pPr>
             <w:r>
               <w:rPr>
                 <w:rFonts w:ascii="Times New Roman" w:hAnsi="Times New Roman" w:eastAsia="宋体"/>
                 <w:b w:val="0"/>
                 <w:color w:val="000000"/>
-                <w:sz w:val="20"/>
+                <w:sz w:val="19"/>
               </w:rPr>
               <w:t>1</w:t>
             </w:r>
@@ -5355,20 +7755,26 @@
               <w:left w:w="80" w:type="dxa"/>
               <w:right w:w="80" w:type="dxa"/>
             </w:tcMar>
+            <w:tcMar>
+              <w:top w:w="70" w:type="dxa"/>
+              <w:left w:w="70" w:type="dxa"/>
+              <w:bottom w:w="70" w:type="dxa"/>
+              <w:right w:w="70" w:type="dxa"/>
+            </w:tcMar>
           </w:tcPr>
           <w:p>
             <w:pPr>
               <w:keepNext/>
-              <w:spacing w:before="0" w:after="0" w:line="276" w:lineRule="auto"/>
+              <w:spacing w:before="0" w:after="40" w:line="276" w:lineRule="auto"/>
               <w:ind w:firstLine="0"/>
-              <w:jc w:val="center"/>
+              <w:jc w:val="left"/>
             </w:pPr>
             <w:r>
               <w:rPr>
                 <w:rFonts w:ascii="Times New Roman" w:hAnsi="Times New Roman" w:eastAsia="宋体"/>
                 <w:b w:val="0"/>
                 <w:color w:val="000000"/>
-                <w:sz w:val="20"/>
+                <w:sz w:val="19"/>
               </w:rPr>
               <w:t>99.78</w:t>
             </w:r>
@@ -5384,20 +7790,26 @@
               <w:left w:w="80" w:type="dxa"/>
               <w:right w:w="80" w:type="dxa"/>
             </w:tcMar>
+            <w:tcMar>
+              <w:top w:w="70" w:type="dxa"/>
+              <w:left w:w="70" w:type="dxa"/>
+              <w:bottom w:w="70" w:type="dxa"/>
+              <w:right w:w="70" w:type="dxa"/>
+            </w:tcMar>
           </w:tcPr>
           <w:p>
             <w:pPr>
               <w:keepNext/>
-              <w:spacing w:before="0" w:after="0" w:line="276" w:lineRule="auto"/>
+              <w:spacing w:before="0" w:after="40" w:line="276" w:lineRule="auto"/>
               <w:ind w:firstLine="0"/>
-              <w:jc w:val="center"/>
+              <w:jc w:val="left"/>
             </w:pPr>
             <w:r>
               <w:rPr>
                 <w:rFonts w:ascii="Times New Roman" w:hAnsi="Times New Roman" w:eastAsia="宋体"/>
                 <w:b w:val="0"/>
                 <w:color w:val="000000"/>
-                <w:sz w:val="20"/>
+                <w:sz w:val="19"/>
               </w:rPr>
               <w:t>99.46</w:t>
             </w:r>
@@ -5413,20 +7825,26 @@
               <w:left w:w="80" w:type="dxa"/>
               <w:right w:w="80" w:type="dxa"/>
             </w:tcMar>
+            <w:tcMar>
+              <w:top w:w="70" w:type="dxa"/>
+              <w:left w:w="70" w:type="dxa"/>
+              <w:bottom w:w="70" w:type="dxa"/>
+              <w:right w:w="70" w:type="dxa"/>
+            </w:tcMar>
           </w:tcPr>
           <w:p>
             <w:pPr>
               <w:keepNext/>
-              <w:spacing w:before="0" w:after="0" w:line="276" w:lineRule="auto"/>
+              <w:spacing w:before="0" w:after="40" w:line="276" w:lineRule="auto"/>
               <w:ind w:firstLine="0"/>
-              <w:jc w:val="center"/>
+              <w:jc w:val="left"/>
             </w:pPr>
             <w:r>
               <w:rPr>
                 <w:rFonts w:ascii="Times New Roman" w:hAnsi="Times New Roman" w:eastAsia="宋体"/>
                 <w:b w:val="0"/>
                 <w:color w:val="000000"/>
-                <w:sz w:val="20"/>
+                <w:sz w:val="19"/>
               </w:rPr>
               <w:t>6725.1</w:t>
             </w:r>
@@ -5447,20 +7865,26 @@
               <w:left w:w="80" w:type="dxa"/>
               <w:right w:w="80" w:type="dxa"/>
             </w:tcMar>
+            <w:tcMar>
+              <w:top w:w="70" w:type="dxa"/>
+              <w:left w:w="70" w:type="dxa"/>
+              <w:bottom w:w="70" w:type="dxa"/>
+              <w:right w:w="70" w:type="dxa"/>
+            </w:tcMar>
           </w:tcPr>
           <w:p>
             <w:pPr>
               <w:keepNext/>
-              <w:spacing w:before="0" w:after="0" w:line="276" w:lineRule="auto"/>
+              <w:spacing w:before="0" w:after="40" w:line="276" w:lineRule="auto"/>
               <w:ind w:firstLine="0"/>
-              <w:jc w:val="center"/>
+              <w:jc w:val="left"/>
             </w:pPr>
             <w:r>
               <w:rPr>
                 <w:rFonts w:ascii="Times New Roman" w:hAnsi="Times New Roman" w:eastAsia="宋体"/>
                 <w:b w:val="0"/>
                 <w:color w:val="000000"/>
-                <w:sz w:val="20"/>
+                <w:sz w:val="19"/>
               </w:rPr>
               <w:t>B3</w:t>
             </w:r>
@@ -5476,20 +7900,26 @@
               <w:left w:w="80" w:type="dxa"/>
               <w:right w:w="80" w:type="dxa"/>
             </w:tcMar>
+            <w:tcMar>
+              <w:top w:w="70" w:type="dxa"/>
+              <w:left w:w="70" w:type="dxa"/>
+              <w:bottom w:w="70" w:type="dxa"/>
+              <w:right w:w="70" w:type="dxa"/>
+            </w:tcMar>
           </w:tcPr>
           <w:p>
             <w:pPr>
               <w:keepNext/>
-              <w:spacing w:before="0" w:after="0" w:line="276" w:lineRule="auto"/>
+              <w:spacing w:before="0" w:after="40" w:line="276" w:lineRule="auto"/>
               <w:ind w:firstLine="0"/>
-              <w:jc w:val="center"/>
+              <w:jc w:val="left"/>
             </w:pPr>
             <w:r>
               <w:rPr>
                 <w:rFonts w:ascii="Times New Roman" w:hAnsi="Times New Roman" w:eastAsia="宋体"/>
                 <w:b w:val="0"/>
                 <w:color w:val="000000"/>
-                <w:sz w:val="20"/>
+                <w:sz w:val="19"/>
               </w:rPr>
               <w:t>1×10⁻³</w:t>
             </w:r>
@@ -5505,20 +7935,26 @@
               <w:left w:w="80" w:type="dxa"/>
               <w:right w:w="80" w:type="dxa"/>
             </w:tcMar>
+            <w:tcMar>
+              <w:top w:w="70" w:type="dxa"/>
+              <w:left w:w="70" w:type="dxa"/>
+              <w:bottom w:w="70" w:type="dxa"/>
+              <w:right w:w="70" w:type="dxa"/>
+            </w:tcMar>
           </w:tcPr>
           <w:p>
             <w:pPr>
               <w:keepNext/>
-              <w:spacing w:before="0" w:after="0" w:line="276" w:lineRule="auto"/>
+              <w:spacing w:before="0" w:after="40" w:line="276" w:lineRule="auto"/>
               <w:ind w:firstLine="0"/>
-              <w:jc w:val="center"/>
+              <w:jc w:val="left"/>
             </w:pPr>
             <w:r>
               <w:rPr>
                 <w:rFonts w:ascii="Times New Roman" w:hAnsi="Times New Roman" w:eastAsia="宋体"/>
                 <w:b w:val="0"/>
                 <w:color w:val="000000"/>
-                <w:sz w:val="20"/>
+                <w:sz w:val="19"/>
               </w:rPr>
               <w:t>4</w:t>
             </w:r>
@@ -5534,20 +7970,26 @@
               <w:left w:w="80" w:type="dxa"/>
               <w:right w:w="80" w:type="dxa"/>
             </w:tcMar>
+            <w:tcMar>
+              <w:top w:w="70" w:type="dxa"/>
+              <w:left w:w="70" w:type="dxa"/>
+              <w:bottom w:w="70" w:type="dxa"/>
+              <w:right w:w="70" w:type="dxa"/>
+            </w:tcMar>
           </w:tcPr>
           <w:p>
             <w:pPr>
               <w:keepNext/>
-              <w:spacing w:before="0" w:after="0" w:line="276" w:lineRule="auto"/>
+              <w:spacing w:before="0" w:after="40" w:line="276" w:lineRule="auto"/>
               <w:ind w:firstLine="0"/>
-              <w:jc w:val="center"/>
+              <w:jc w:val="left"/>
             </w:pPr>
             <w:r>
               <w:rPr>
                 <w:rFonts w:ascii="Times New Roman" w:hAnsi="Times New Roman" w:eastAsia="宋体"/>
                 <w:b w:val="0"/>
                 <w:color w:val="000000"/>
-                <w:sz w:val="20"/>
+                <w:sz w:val="19"/>
               </w:rPr>
               <w:t>99.77</w:t>
             </w:r>
@@ -5563,20 +8005,26 @@
               <w:left w:w="80" w:type="dxa"/>
               <w:right w:w="80" w:type="dxa"/>
             </w:tcMar>
+            <w:tcMar>
+              <w:top w:w="70" w:type="dxa"/>
+              <w:left w:w="70" w:type="dxa"/>
+              <w:bottom w:w="70" w:type="dxa"/>
+              <w:right w:w="70" w:type="dxa"/>
+            </w:tcMar>
           </w:tcPr>
           <w:p>
             <w:pPr>
               <w:keepNext/>
-              <w:spacing w:before="0" w:after="0" w:line="276" w:lineRule="auto"/>
+              <w:spacing w:before="0" w:after="40" w:line="276" w:lineRule="auto"/>
               <w:ind w:firstLine="0"/>
-              <w:jc w:val="center"/>
+              <w:jc w:val="left"/>
             </w:pPr>
             <w:r>
               <w:rPr>
                 <w:rFonts w:ascii="Times New Roman" w:hAnsi="Times New Roman" w:eastAsia="宋体"/>
                 <w:b w:val="0"/>
                 <w:color w:val="000000"/>
-                <w:sz w:val="20"/>
+                <w:sz w:val="19"/>
               </w:rPr>
               <w:t>99.52</w:t>
             </w:r>
@@ -5592,20 +8040,26 @@
               <w:left w:w="80" w:type="dxa"/>
               <w:right w:w="80" w:type="dxa"/>
             </w:tcMar>
+            <w:tcMar>
+              <w:top w:w="70" w:type="dxa"/>
+              <w:left w:w="70" w:type="dxa"/>
+              <w:bottom w:w="70" w:type="dxa"/>
+              <w:right w:w="70" w:type="dxa"/>
+            </w:tcMar>
           </w:tcPr>
           <w:p>
             <w:pPr>
               <w:keepNext/>
-              <w:spacing w:before="0" w:after="0" w:line="276" w:lineRule="auto"/>
+              <w:spacing w:before="0" w:after="40" w:line="276" w:lineRule="auto"/>
               <w:ind w:firstLine="0"/>
-              <w:jc w:val="center"/>
+              <w:jc w:val="left"/>
             </w:pPr>
             <w:r>
               <w:rPr>
                 <w:rFonts w:ascii="Times New Roman" w:hAnsi="Times New Roman" w:eastAsia="宋体"/>
                 <w:b w:val="0"/>
                 <w:color w:val="000000"/>
-                <w:sz w:val="20"/>
+                <w:sz w:val="19"/>
               </w:rPr>
               <w:t>6804.7</w:t>
             </w:r>
@@ -5626,20 +8080,26 @@
               <w:left w:w="80" w:type="dxa"/>
               <w:right w:w="80" w:type="dxa"/>
             </w:tcMar>
+            <w:tcMar>
+              <w:top w:w="70" w:type="dxa"/>
+              <w:left w:w="70" w:type="dxa"/>
+              <w:bottom w:w="70" w:type="dxa"/>
+              <w:right w:w="70" w:type="dxa"/>
+            </w:tcMar>
           </w:tcPr>
           <w:p>
             <w:pPr>
               <w:keepNext w:val="0"/>
-              <w:spacing w:before="0" w:after="0" w:line="276" w:lineRule="auto"/>
+              <w:spacing w:before="0" w:after="40" w:line="276" w:lineRule="auto"/>
               <w:ind w:firstLine="0"/>
-              <w:jc w:val="center"/>
+              <w:jc w:val="left"/>
             </w:pPr>
             <w:r>
               <w:rPr>
                 <w:rFonts w:ascii="Times New Roman" w:hAnsi="Times New Roman" w:eastAsia="宋体"/>
                 <w:b w:val="0"/>
                 <w:color w:val="000000"/>
-                <w:sz w:val="20"/>
+                <w:sz w:val="19"/>
               </w:rPr>
               <w:t>C0 无结构前缀</w:t>
             </w:r>
@@ -5655,20 +8115,26 @@
               <w:left w:w="80" w:type="dxa"/>
               <w:right w:w="80" w:type="dxa"/>
             </w:tcMar>
+            <w:tcMar>
+              <w:top w:w="70" w:type="dxa"/>
+              <w:left w:w="70" w:type="dxa"/>
+              <w:bottom w:w="70" w:type="dxa"/>
+              <w:right w:w="70" w:type="dxa"/>
+            </w:tcMar>
           </w:tcPr>
           <w:p>
             <w:pPr>
               <w:keepNext w:val="0"/>
-              <w:spacing w:before="0" w:after="0" w:line="276" w:lineRule="auto"/>
+              <w:spacing w:before="0" w:after="40" w:line="276" w:lineRule="auto"/>
               <w:ind w:firstLine="0"/>
-              <w:jc w:val="center"/>
+              <w:jc w:val="left"/>
             </w:pPr>
             <w:r>
               <w:rPr>
                 <w:rFonts w:ascii="Times New Roman" w:hAnsi="Times New Roman" w:eastAsia="宋体"/>
                 <w:b w:val="0"/>
                 <w:color w:val="000000"/>
-                <w:sz w:val="20"/>
+                <w:sz w:val="19"/>
               </w:rPr>
               <w:t>1×10⁻⁴</w:t>
             </w:r>
@@ -5684,20 +8150,26 @@
               <w:left w:w="80" w:type="dxa"/>
               <w:right w:w="80" w:type="dxa"/>
             </w:tcMar>
+            <w:tcMar>
+              <w:top w:w="70" w:type="dxa"/>
+              <w:left w:w="70" w:type="dxa"/>
+              <w:bottom w:w="70" w:type="dxa"/>
+              <w:right w:w="70" w:type="dxa"/>
+            </w:tcMar>
           </w:tcPr>
           <w:p>
             <w:pPr>
               <w:keepNext w:val="0"/>
-              <w:spacing w:before="0" w:after="0" w:line="276" w:lineRule="auto"/>
+              <w:spacing w:before="0" w:after="40" w:line="276" w:lineRule="auto"/>
               <w:ind w:firstLine="0"/>
-              <w:jc w:val="center"/>
+              <w:jc w:val="left"/>
             </w:pPr>
             <w:r>
               <w:rPr>
                 <w:rFonts w:ascii="Times New Roman" w:hAnsi="Times New Roman" w:eastAsia="宋体"/>
                 <w:b w:val="0"/>
                 <w:color w:val="000000"/>
-                <w:sz w:val="20"/>
+                <w:sz w:val="19"/>
               </w:rPr>
               <w:t>1</w:t>
             </w:r>
@@ -5713,20 +8185,26 @@
               <w:left w:w="80" w:type="dxa"/>
               <w:right w:w="80" w:type="dxa"/>
             </w:tcMar>
+            <w:tcMar>
+              <w:top w:w="70" w:type="dxa"/>
+              <w:left w:w="70" w:type="dxa"/>
+              <w:bottom w:w="70" w:type="dxa"/>
+              <w:right w:w="70" w:type="dxa"/>
+            </w:tcMar>
           </w:tcPr>
           <w:p>
             <w:pPr>
               <w:keepNext w:val="0"/>
-              <w:spacing w:before="0" w:after="0" w:line="276" w:lineRule="auto"/>
+              <w:spacing w:before="0" w:after="40" w:line="276" w:lineRule="auto"/>
               <w:ind w:firstLine="0"/>
-              <w:jc w:val="center"/>
+              <w:jc w:val="left"/>
             </w:pPr>
             <w:r>
               <w:rPr>
                 <w:rFonts w:ascii="Times New Roman" w:hAnsi="Times New Roman" w:eastAsia="宋体"/>
                 <w:b w:val="0"/>
                 <w:color w:val="000000"/>
-                <w:sz w:val="20"/>
+                <w:sz w:val="19"/>
               </w:rPr>
               <w:t>99.78</w:t>
             </w:r>
@@ -5742,20 +8220,26 @@
               <w:left w:w="80" w:type="dxa"/>
               <w:right w:w="80" w:type="dxa"/>
             </w:tcMar>
+            <w:tcMar>
+              <w:top w:w="70" w:type="dxa"/>
+              <w:left w:w="70" w:type="dxa"/>
+              <w:bottom w:w="70" w:type="dxa"/>
+              <w:right w:w="70" w:type="dxa"/>
+            </w:tcMar>
           </w:tcPr>
           <w:p>
             <w:pPr>
               <w:keepNext w:val="0"/>
-              <w:spacing w:before="0" w:after="0" w:line="276" w:lineRule="auto"/>
+              <w:spacing w:before="0" w:after="40" w:line="276" w:lineRule="auto"/>
               <w:ind w:firstLine="0"/>
-              <w:jc w:val="center"/>
+              <w:jc w:val="left"/>
             </w:pPr>
             <w:r>
               <w:rPr>
                 <w:rFonts w:ascii="Times New Roman" w:hAnsi="Times New Roman" w:eastAsia="宋体"/>
                 <w:b w:val="0"/>
                 <w:color w:val="000000"/>
-                <w:sz w:val="20"/>
+                <w:sz w:val="19"/>
               </w:rPr>
               <w:t>99.53</w:t>
             </w:r>
@@ -5771,20 +8255,26 @@
               <w:left w:w="80" w:type="dxa"/>
               <w:right w:w="80" w:type="dxa"/>
             </w:tcMar>
+            <w:tcMar>
+              <w:top w:w="70" w:type="dxa"/>
+              <w:left w:w="70" w:type="dxa"/>
+              <w:bottom w:w="70" w:type="dxa"/>
+              <w:right w:w="70" w:type="dxa"/>
+            </w:tcMar>
           </w:tcPr>
           <w:p>
             <w:pPr>
               <w:keepNext w:val="0"/>
-              <w:spacing w:before="0" w:after="0" w:line="276" w:lineRule="auto"/>
+              <w:spacing w:before="0" w:after="40" w:line="276" w:lineRule="auto"/>
               <w:ind w:firstLine="0"/>
-              <w:jc w:val="center"/>
+              <w:jc w:val="left"/>
             </w:pPr>
             <w:r>
               <w:rPr>
                 <w:rFonts w:ascii="Times New Roman" w:hAnsi="Times New Roman" w:eastAsia="宋体"/>
                 <w:b w:val="0"/>
                 <w:color w:val="000000"/>
-                <w:sz w:val="20"/>
+                <w:sz w:val="19"/>
               </w:rPr>
               <w:t>6135.2</w:t>
             </w:r>
@@ -5794,24 +8284,20 @@
     </w:tbl>
     <w:p>
       <w:pPr>
-        <w:spacing w:after="0" w:before="0" w:line="60" w:lineRule="exact"/>
+        <w:keepNext/>
+        <w:keepLines w:val="0"/>
+        <w:pageBreakBefore w:val="0"/>
+        <w:widowControl/>
+        <w:spacing w:before="0" w:after="80" w:line="300" w:lineRule="auto"/>
+        <w:ind w:firstLine="0"/>
+        <w:jc w:val="center"/>
       </w:pPr>
       <w:r>
         <w:rPr>
           <w:rFonts w:ascii="Times New Roman" w:hAnsi="Times New Roman" w:eastAsia="宋体"/>
           <w:color w:val="000000"/>
-          <w:sz w:val="6"/>
+          <w:sz w:val="21"/>
         </w:rPr>
-      </w:r>
-    </w:p>
-    <w:p>
-      <w:pPr>
-        <w:keepNext/>
-        <w:spacing w:before="100" w:after="0"/>
-        <w:ind w:firstLine="0"/>
-        <w:jc w:val="center"/>
-      </w:pPr>
-      <w:r>
         <w:drawing>
           <wp:inline xmlns:a="http://schemas.openxmlformats.org/drawingml/2006/main" xmlns:pic="http://schemas.openxmlformats.org/drawingml/2006/picture">
             <wp:extent cx="5903999" cy="2713898"/>
@@ -5848,8 +8334,11 @@
     </w:p>
     <w:p>
       <w:pPr>
-        <w:keepNext/>
-        <w:spacing w:before="100" w:after="100" w:line="276" w:lineRule="auto"/>
+        <w:keepNext w:val="0"/>
+        <w:keepLines w:val="0"/>
+        <w:pageBreakBefore w:val="0"/>
+        <w:widowControl/>
+        <w:spacing w:before="0" w:after="80" w:line="300" w:lineRule="auto"/>
         <w:ind w:firstLine="0"/>
         <w:jc w:val="center"/>
       </w:pPr>
@@ -5858,15 +8347,20 @@
           <w:rFonts w:ascii="Times New Roman" w:hAnsi="Times New Roman" w:eastAsia="宋体"/>
           <w:b/>
           <w:color w:val="000000"/>
-          <w:sz w:val="21"/>
+          <w:sz w:val="19"/>
         </w:rPr>
         <w:t>图5-4 共同神经实验的学习率结果与结构前缀对照</w:t>
       </w:r>
     </w:p>
     <w:p>
       <w:pPr>
-        <w:spacing w:line="300" w:lineRule="auto"/>
+        <w:keepNext w:val="0"/>
+        <w:keepLines w:val="0"/>
+        <w:pageBreakBefore w:val="0"/>
+        <w:widowControl/>
+        <w:spacing w:line="300" w:lineRule="auto" w:before="0" w:after="80"/>
         <w:ind w:firstLine="0"/>
+        <w:jc w:val="both"/>
       </w:pPr>
       <w:r>
         <w:rPr>
@@ -5874,35 +8368,137 @@
           <w:color w:val="000000"/>
           <w:sz w:val="21"/>
         </w:rPr>
-        <w:t>B0—B3比较不同学习率的实体F1；C0作为相同学习率下的独立消融项标出。图中分数来自统一实体解析v2，训练由夏俊杰完成，未将名称恢复结果混入原始模型比较。</w:t>
+        <w:t>B0—B3比较不同学习率的实体F1；C0作为相同学习率下的独立消融项标出。图中分数来自统一实体解析v2，未将名称恢复结果混入原始模型比较。</w:t>
       </w:r>
     </w:p>
     <w:p>
+      <w:pPr>
+        <w:keepNext w:val="0"/>
+        <w:keepLines w:val="0"/>
+        <w:pageBreakBefore w:val="0"/>
+        <w:widowControl/>
+        <w:spacing w:line="300" w:lineRule="auto" w:before="0" w:after="80"/>
+        <w:jc w:val="both"/>
+      </w:pPr>
       <w:r>
         <w:rPr>
           <w:rFonts w:ascii="Times New Roman" w:hAnsi="Times New Roman" w:eastAsia="宋体"/>
           <w:color w:val="000000"/>
+          <w:sz w:val="21"/>
         </w:rPr>
         <w:t>B0、B1、B2的原始验证F1同为99.77871%，按既定同分规则选择B0；B3为99.76516%。完整测试中，B0与B1为99.52899%，B2为99.46170%，B3为99.51553%。这些差异在两位小数下较小，但B2比B0低约0.07个百分点，B3也未超过B0；较高学习率没有在本轮带来更好的测试实体F1。</w:t>
       </w:r>
     </w:p>
     <w:p>
+      <w:pPr>
+        <w:keepNext w:val="0"/>
+        <w:keepLines w:val="0"/>
+        <w:pageBreakBefore w:val="0"/>
+        <w:widowControl/>
+        <w:spacing w:line="300" w:lineRule="auto" w:before="0" w:after="80"/>
+        <w:jc w:val="both"/>
+      </w:pPr>
       <w:r>
         <w:rPr>
           <w:rFonts w:ascii="Times New Roman" w:hAnsi="Times New Roman" w:eastAsia="宋体"/>
           <w:color w:val="000000"/>
+          <w:sz w:val="21"/>
         </w:rPr>
         <w:t>表7耗时包括全部训练轮、逐轮完整验证及其间的检查点和记录写入，不包括模型初始化、最终检查点恢复和测试生成。B0与C0的测试实体F1均为99.52899%，本轮未观察到结构前缀带来的F1增益；单次单种子对照尚不足以判断结构信息在其他数据或问法中是否有效。</w:t>
       </w:r>
     </w:p>
     <w:p>
       <w:pPr>
-        <w:pStyle w:val="Heading2"/>
+        <w:pStyle w:val="Heading3"/>
+        <w:keepNext/>
+        <w:keepLines w:val="0"/>
+        <w:pageBreakBefore w:val="0"/>
+        <w:widowControl/>
+        <w:spacing w:line="300" w:lineRule="auto" w:before="200" w:after="100"/>
+        <w:jc w:val="left"/>
       </w:pPr>
       <w:r>
         <w:rPr>
-          <w:rFonts w:ascii="Times New Roman" w:hAnsi="Times New Roman" w:eastAsia="黑体"/>
+          <w:rFonts w:ascii="Times New Roman" w:hAnsi="Times New Roman" w:eastAsia="宋体"/>
+          <w:b/>
+          <w:i w:val="0"/>
           <w:color w:val="000000"/>
+          <w:sz w:val="22"/>
+        </w:rPr>
+        <w:t>免训练增强与自由问法微调补充对照</w:t>
+      </w:r>
+    </w:p>
+    <w:p>
+      <w:pPr>
+        <w:keepNext w:val="0"/>
+        <w:keepLines w:val="0"/>
+        <w:pageBreakBefore w:val="0"/>
+        <w:widowControl/>
+        <w:spacing w:line="300" w:lineRule="auto" w:before="0" w:after="80"/>
+        <w:jc w:val="both"/>
+      </w:pPr>
+      <w:r>
+        <w:rPr>
+          <w:rFonts w:ascii="Times New Roman" w:hAnsi="Times New Roman" w:eastAsia="宋体"/>
+          <w:color w:val="000000"/>
+          <w:sz w:val="21"/>
+        </w:rPr>
+        <w:t>48道中英文开发验收中，24道可答、12道不可答、12道需要澄清。原始A0在24道可答题实体F1为100%，但不可答拒答为50%、澄清为16.67%；加保护后分别为100%、83.33%，非可答题的自动非拒答比例由50%降至0。该比例依赖拒答标志及规范文本，不能代替人工事实核查。B0原始/保护/混合分支可答F1为94.79%/91.67%/100%，混合分支2/48题使用工具回退。工具修正不能归因于B0自身能力增长。</w:t>
+      </w:r>
+    </w:p>
+    <w:p>
+      <w:pPr>
+        <w:keepNext w:val="0"/>
+        <w:keepLines w:val="0"/>
+        <w:pageBreakBefore w:val="0"/>
+        <w:widowControl/>
+        <w:spacing w:line="300" w:lineRule="auto" w:before="0" w:after="80"/>
+        <w:jc w:val="both"/>
+      </w:pPr>
+      <w:r>
+        <w:rPr>
+          <w:rFonts w:ascii="Times New Roman" w:hAnsi="Times New Roman" w:eastAsia="宋体"/>
+          <w:color w:val="000000"/>
+          <w:sz w:val="21"/>
+        </w:rPr>
+        <w:t>四关系自由问法v2微调已完成3轮（学习率3e-5、有效batch16、seed42），按验证F1选择第3轮。验证总体F1由89.65%到93.20%，可答F1由88.03%到99.53%，拒答却从95.47%降至70.53%。6904题未见family测试实体F1为69.41%、可答F1为72.48%、拒答58.33%；没有旧B0同测试集对照，不能与原模板测试直接作提升差值。总耗时15632.05秒，进程采样峰值5600MiB；未替换界面默认模型。</w:t>
+      </w:r>
+    </w:p>
+    <w:p>
+      <w:pPr>
+        <w:keepNext w:val="0"/>
+        <w:keepLines w:val="0"/>
+        <w:pageBreakBefore w:val="0"/>
+        <w:widowControl/>
+        <w:spacing w:line="300" w:lineRule="auto" w:before="0" w:after="80"/>
+        <w:jc w:val="both"/>
+      </w:pPr>
+      <w:r>
+        <w:rPr>
+          <w:rFonts w:ascii="Times New Roman" w:hAnsi="Times New Roman" w:eastAsia="宋体"/>
+          <w:color w:val="000000"/>
+          <w:sz w:val="21"/>
+        </w:rPr>
+        <w:t>P0与D0的20题结果则显示：P0状态匹配为70%高于D0的60%，但计划43.75%低于75%，结构任务50%低于60%，平均延迟约5.95秒。这不是模型规模增大便必然提升的结果；提示约束、属性语义、多电影绑定与证据执行需要分别验收。</w:t>
+      </w:r>
+    </w:p>
+    <w:p>
+      <w:pPr>
+        <w:pStyle w:val="Heading2"/>
+        <w:keepNext/>
+        <w:keepLines w:val="0"/>
+        <w:pageBreakBefore w:val="0"/>
+        <w:widowControl/>
+        <w:spacing w:line="300" w:lineRule="auto" w:before="200" w:after="100"/>
+        <w:jc w:val="left"/>
+      </w:pPr>
+      <w:r>
+        <w:rPr>
+          <w:rFonts w:ascii="Times New Roman" w:hAnsi="Times New Roman" w:eastAsia="宋体"/>
+          <w:b/>
+          <w:i w:val="0"/>
+          <w:color w:val="000000"/>
+          <w:sz w:val="24"/>
         </w:rPr>
         <w:t>5.5 结果对比分析</w:t>
       </w:r>
@@ -5910,38 +8506,74 @@
     <w:p>
       <w:pPr>
         <w:pStyle w:val="Heading3"/>
+        <w:keepNext/>
+        <w:keepLines w:val="0"/>
+        <w:pageBreakBefore w:val="0"/>
+        <w:widowControl/>
+        <w:spacing w:line="300" w:lineRule="auto" w:before="200" w:after="100"/>
+        <w:jc w:val="left"/>
       </w:pPr>
       <w:r>
         <w:rPr>
-          <w:rFonts w:ascii="Times New Roman" w:hAnsi="Times New Roman" w:eastAsia="黑体"/>
+          <w:rFonts w:ascii="Times New Roman" w:hAnsi="Times New Roman" w:eastAsia="宋体"/>
+          <w:b/>
+          <w:i w:val="0"/>
           <w:color w:val="000000"/>
+          <w:sz w:val="22"/>
         </w:rPr>
         <w:t>5.5.1 阈值与误拒答的关系</w:t>
       </w:r>
     </w:p>
     <w:p>
+      <w:pPr>
+        <w:keepNext w:val="0"/>
+        <w:keepLines w:val="0"/>
+        <w:pageBreakBefore w:val="0"/>
+        <w:widowControl/>
+        <w:spacing w:line="300" w:lineRule="auto" w:before="0" w:after="80"/>
+        <w:jc w:val="both"/>
+      </w:pPr>
       <w:r>
         <w:rPr>
           <w:rFonts w:ascii="Times New Roman" w:hAnsi="Times New Roman" w:eastAsia="宋体"/>
           <w:color w:val="000000"/>
+          <w:sz w:val="21"/>
         </w:rPr>
         <w:t>我原先希望通过提高接受门槛，观察错误回答和误拒答之间的变化。原四种阈值全为100.00%，进一步检查才发现可回答题置信度集中在0.99734—0.99878这一窄区间。A0在固定模板上能够正确判断关系，答案再从已链接电影的事实中取出，因此0.99以下的门槛没有发挥筛选作用；补充到0.998和0.999后，才实际触发了对正确回答的拒绝。</w:t>
       </w:r>
     </w:p>
     <w:p>
+      <w:pPr>
+        <w:keepNext w:val="0"/>
+        <w:keepLines w:val="0"/>
+        <w:pageBreakBefore w:val="0"/>
+        <w:widowControl/>
+        <w:spacing w:line="300" w:lineRule="auto" w:before="0" w:after="80"/>
+        <w:jc w:val="both"/>
+      </w:pPr>
       <w:r>
         <w:rPr>
           <w:rFonts w:ascii="Times New Roman" w:hAnsi="Times New Roman" w:eastAsia="宋体"/>
           <w:color w:val="000000"/>
+          <w:sz w:val="21"/>
         </w:rPr>
         <w:t>补充结果符合“门槛过严会增加误拒答”的预期。0.998的损失全部来自电影类型问题，而0.999使所有可回答题失分，说明某一关系的预测概率较低也可能是正确预测，不能把统一高门槛直接等同于更可靠回答。当前0.30与0.995的总体分数相同，二者均优于0.998和0.999；0.999仍有9.09%得分仅因为811道拒答题正确，这也说明必须同时查看可回答题F1和误拒答数。</w:t>
       </w:r>
     </w:p>
     <w:p>
+      <w:pPr>
+        <w:keepNext w:val="0"/>
+        <w:keepLines w:val="0"/>
+        <w:pageBreakBefore w:val="0"/>
+        <w:widowControl/>
+        <w:spacing w:line="300" w:lineRule="auto" w:before="0" w:after="80"/>
+        <w:jc w:val="both"/>
+      </w:pPr>
       <w:r>
         <w:rPr>
           <w:rFonts w:ascii="Times New Roman" w:hAnsi="Times New Roman" w:eastAsia="宋体"/>
           <w:color w:val="000000"/>
+          <w:sz w:val="21"/>
         </w:rPr>
         <w:t>本次补充是在看到原测试置信度后进行，能够解释这批数据上的参数机制，不能当作独立数据上的阈值寻优结论。我保留原正式值0.30，将原四阈值不变和高阈值失分的过程一并记录。参数实验由此给出了完整因果链：提高门槛、阻断关系预测、增加误拒答，最终降低实体指标。</w:t>
       </w:r>
@@ -5949,20 +8581,38 @@
     <w:p>
       <w:pPr>
         <w:pStyle w:val="Heading3"/>
+        <w:keepNext/>
+        <w:keepLines w:val="0"/>
+        <w:pageBreakBefore w:val="0"/>
+        <w:widowControl/>
+        <w:spacing w:line="300" w:lineRule="auto" w:before="200" w:after="100"/>
+        <w:jc w:val="left"/>
       </w:pPr>
       <w:r>
         <w:rPr>
-          <w:rFonts w:ascii="Times New Roman" w:hAnsi="Times New Roman" w:eastAsia="黑体"/>
+          <w:rFonts w:ascii="Times New Roman" w:hAnsi="Times New Roman" w:eastAsia="宋体"/>
+          <w:b/>
+          <w:i w:val="0"/>
           <w:color w:val="000000"/>
+          <w:sz w:val="22"/>
         </w:rPr>
         <w:t>5.5.2 实体链接与输入扰动</w:t>
       </w:r>
     </w:p>
     <w:p>
+      <w:pPr>
+        <w:keepNext w:val="0"/>
+        <w:keepLines w:val="0"/>
+        <w:pageBreakBefore w:val="0"/>
+        <w:widowControl/>
+        <w:spacing w:line="300" w:lineRule="auto" w:before="0" w:after="80"/>
+        <w:jc w:val="both"/>
+      </w:pPr>
       <w:r>
         <w:rPr>
           <w:rFonts w:ascii="Times New Roman" w:hAnsi="Times New Roman" w:eastAsia="宋体"/>
           <w:color w:val="000000"/>
+          <w:sz w:val="21"/>
         </w:rPr>
         <w:t>为检查模板外的表现，我按电影覆盖和关系均衡构建了439道扰动诊断题，包括100道原题、100道改写、89道别名、100道拼写扰动和50道不可回答题。别名与同源89道原题配对，其余改写与错拼也按同源原题比较。它是覆盖导向的小样本诊断，不是自然问题总体的随机抽样。</w:t>
       </w:r>
@@ -5970,7 +8620,10 @@
     <w:p>
       <w:pPr>
         <w:keepNext/>
-        <w:spacing w:before="100" w:after="100" w:line="276" w:lineRule="auto"/>
+        <w:keepLines w:val="0"/>
+        <w:pageBreakBefore w:val="0"/>
+        <w:widowControl/>
+        <w:spacing w:before="0" w:after="80" w:line="300" w:lineRule="auto"/>
         <w:ind w:firstLine="0"/>
         <w:jc w:val="center"/>
       </w:pPr>
@@ -5979,7 +8632,7 @@
           <w:rFonts w:ascii="Times New Roman" w:hAnsi="Times New Roman" w:eastAsia="宋体"/>
           <w:b/>
           <w:color w:val="000000"/>
-          <w:sz w:val="21"/>
+          <w:sz w:val="19"/>
         </w:rPr>
         <w:t>表8 共同扰动诊断的实体Macro-F1</w:t>
       </w:r>
@@ -5997,6 +8650,12 @@
           <w:right w:val="single" w:sz="5" w:color="D9D9D9"/>
           <w:insideH w:val="single" w:sz="5" w:color="D9D9D9"/>
           <w:insideV w:val="single" w:sz="5" w:color="D9D9D9"/>
+          <w:top w:val="single" w:sz="4" w:color="D9D9D9"/>
+          <w:left w:val="single" w:sz="4" w:color="D9D9D9"/>
+          <w:bottom w:val="single" w:sz="4" w:color="D9D9D9"/>
+          <w:right w:val="single" w:sz="4" w:color="D9D9D9"/>
+          <w:insideH w:val="single" w:sz="4" w:color="D9D9D9"/>
+          <w:insideV w:val="single" w:sz="4" w:color="D9D9D9"/>
         </w:tblBorders>
       </w:tblPr>
       <w:tblGrid>
@@ -6009,6 +8668,7 @@
         <w:trPr>
           <w:cantSplit/>
           <w:tblHeader/>
+          <w:tblHeader/>
         </w:trPr>
         <w:tc>
           <w:tcPr>
@@ -6021,20 +8681,27 @@
               <w:right w:w="80" w:type="dxa"/>
             </w:tcMar>
             <w:shd w:fill="EFEFEF"/>
+            <w:tcMar>
+              <w:top w:w="70" w:type="dxa"/>
+              <w:left w:w="70" w:type="dxa"/>
+              <w:bottom w:w="70" w:type="dxa"/>
+              <w:right w:w="70" w:type="dxa"/>
+            </w:tcMar>
+            <w:shd w:fill="E7E6E6"/>
           </w:tcPr>
           <w:p>
             <w:pPr>
               <w:keepNext/>
-              <w:spacing w:before="0" w:after="0" w:line="276" w:lineRule="auto"/>
+              <w:spacing w:before="0" w:after="40" w:line="276" w:lineRule="auto"/>
               <w:ind w:firstLine="0"/>
-              <w:jc w:val="center"/>
+              <w:jc w:val="left"/>
             </w:pPr>
             <w:r>
               <w:rPr>
                 <w:rFonts w:ascii="Times New Roman" w:hAnsi="Times New Roman" w:eastAsia="宋体"/>
                 <w:b/>
                 <w:color w:val="000000"/>
-                <w:sz w:val="21"/>
+                <w:sz w:val="19"/>
               </w:rPr>
               <w:t>问题类型</w:t>
             </w:r>
@@ -6051,20 +8718,27 @@
               <w:right w:w="80" w:type="dxa"/>
             </w:tcMar>
             <w:shd w:fill="EFEFEF"/>
+            <w:tcMar>
+              <w:top w:w="70" w:type="dxa"/>
+              <w:left w:w="70" w:type="dxa"/>
+              <w:bottom w:w="70" w:type="dxa"/>
+              <w:right w:w="70" w:type="dxa"/>
+            </w:tcMar>
+            <w:shd w:fill="E7E6E6"/>
           </w:tcPr>
           <w:p>
             <w:pPr>
               <w:keepNext/>
-              <w:spacing w:before="0" w:after="0" w:line="276" w:lineRule="auto"/>
+              <w:spacing w:before="0" w:after="40" w:line="276" w:lineRule="auto"/>
               <w:ind w:firstLine="0"/>
-              <w:jc w:val="center"/>
+              <w:jc w:val="left"/>
             </w:pPr>
             <w:r>
               <w:rPr>
                 <w:rFonts w:ascii="Times New Roman" w:hAnsi="Times New Roman" w:eastAsia="宋体"/>
                 <w:b/>
                 <w:color w:val="000000"/>
-                <w:sz w:val="21"/>
+                <w:sz w:val="19"/>
               </w:rPr>
               <w:t>题数</w:t>
             </w:r>
@@ -6081,20 +8755,27 @@
               <w:right w:w="80" w:type="dxa"/>
             </w:tcMar>
             <w:shd w:fill="EFEFEF"/>
+            <w:tcMar>
+              <w:top w:w="70" w:type="dxa"/>
+              <w:left w:w="70" w:type="dxa"/>
+              <w:bottom w:w="70" w:type="dxa"/>
+              <w:right w:w="70" w:type="dxa"/>
+            </w:tcMar>
+            <w:shd w:fill="E7E6E6"/>
           </w:tcPr>
           <w:p>
             <w:pPr>
               <w:keepNext/>
-              <w:spacing w:before="0" w:after="0" w:line="276" w:lineRule="auto"/>
+              <w:spacing w:before="0" w:after="40" w:line="276" w:lineRule="auto"/>
               <w:ind w:firstLine="0"/>
-              <w:jc w:val="center"/>
+              <w:jc w:val="left"/>
             </w:pPr>
             <w:r>
               <w:rPr>
                 <w:rFonts w:ascii="Times New Roman" w:hAnsi="Times New Roman" w:eastAsia="宋体"/>
                 <w:b/>
                 <w:color w:val="000000"/>
-                <w:sz w:val="21"/>
+                <w:sz w:val="19"/>
               </w:rPr>
               <w:t>A0 F1%</w:t>
             </w:r>
@@ -6111,20 +8792,27 @@
               <w:right w:w="80" w:type="dxa"/>
             </w:tcMar>
             <w:shd w:fill="EFEFEF"/>
+            <w:tcMar>
+              <w:top w:w="70" w:type="dxa"/>
+              <w:left w:w="70" w:type="dxa"/>
+              <w:bottom w:w="70" w:type="dxa"/>
+              <w:right w:w="70" w:type="dxa"/>
+            </w:tcMar>
+            <w:shd w:fill="E7E6E6"/>
           </w:tcPr>
           <w:p>
             <w:pPr>
               <w:keepNext/>
-              <w:spacing w:before="0" w:after="0" w:line="276" w:lineRule="auto"/>
+              <w:spacing w:before="0" w:after="40" w:line="276" w:lineRule="auto"/>
               <w:ind w:firstLine="0"/>
-              <w:jc w:val="center"/>
+              <w:jc w:val="left"/>
             </w:pPr>
             <w:r>
               <w:rPr>
                 <w:rFonts w:ascii="Times New Roman" w:hAnsi="Times New Roman" w:eastAsia="宋体"/>
                 <w:b/>
                 <w:color w:val="000000"/>
-                <w:sz w:val="21"/>
+                <w:sz w:val="19"/>
               </w:rPr>
               <w:t>B0原始F1%</w:t>
             </w:r>
@@ -6145,20 +8833,26 @@
               <w:left w:w="80" w:type="dxa"/>
               <w:right w:w="80" w:type="dxa"/>
             </w:tcMar>
+            <w:tcMar>
+              <w:top w:w="70" w:type="dxa"/>
+              <w:left w:w="70" w:type="dxa"/>
+              <w:bottom w:w="70" w:type="dxa"/>
+              <w:right w:w="70" w:type="dxa"/>
+            </w:tcMar>
           </w:tcPr>
           <w:p>
             <w:pPr>
               <w:keepNext/>
-              <w:spacing w:before="0" w:after="0" w:line="276" w:lineRule="auto"/>
+              <w:spacing w:before="0" w:after="40" w:line="276" w:lineRule="auto"/>
               <w:ind w:firstLine="0"/>
-              <w:jc w:val="center"/>
+              <w:jc w:val="left"/>
             </w:pPr>
             <w:r>
               <w:rPr>
                 <w:rFonts w:ascii="Times New Roman" w:hAnsi="Times New Roman" w:eastAsia="宋体"/>
                 <w:b w:val="0"/>
                 <w:color w:val="000000"/>
-                <w:sz w:val="21"/>
+                <w:sz w:val="19"/>
               </w:rPr>
               <w:t>原始问题</w:t>
             </w:r>
@@ -6174,20 +8868,26 @@
               <w:left w:w="80" w:type="dxa"/>
               <w:right w:w="80" w:type="dxa"/>
             </w:tcMar>
+            <w:tcMar>
+              <w:top w:w="70" w:type="dxa"/>
+              <w:left w:w="70" w:type="dxa"/>
+              <w:bottom w:w="70" w:type="dxa"/>
+              <w:right w:w="70" w:type="dxa"/>
+            </w:tcMar>
           </w:tcPr>
           <w:p>
             <w:pPr>
               <w:keepNext/>
-              <w:spacing w:before="0" w:after="0" w:line="276" w:lineRule="auto"/>
+              <w:spacing w:before="0" w:after="40" w:line="276" w:lineRule="auto"/>
               <w:ind w:firstLine="0"/>
-              <w:jc w:val="center"/>
+              <w:jc w:val="left"/>
             </w:pPr>
             <w:r>
               <w:rPr>
                 <w:rFonts w:ascii="Times New Roman" w:hAnsi="Times New Roman" w:eastAsia="宋体"/>
                 <w:b w:val="0"/>
                 <w:color w:val="000000"/>
-                <w:sz w:val="21"/>
+                <w:sz w:val="19"/>
               </w:rPr>
               <w:t>100</w:t>
             </w:r>
@@ -6203,20 +8903,26 @@
               <w:left w:w="80" w:type="dxa"/>
               <w:right w:w="80" w:type="dxa"/>
             </w:tcMar>
+            <w:tcMar>
+              <w:top w:w="70" w:type="dxa"/>
+              <w:left w:w="70" w:type="dxa"/>
+              <w:bottom w:w="70" w:type="dxa"/>
+              <w:right w:w="70" w:type="dxa"/>
+            </w:tcMar>
           </w:tcPr>
           <w:p>
             <w:pPr>
               <w:keepNext/>
-              <w:spacing w:before="0" w:after="0" w:line="276" w:lineRule="auto"/>
+              <w:spacing w:before="0" w:after="40" w:line="276" w:lineRule="auto"/>
               <w:ind w:firstLine="0"/>
-              <w:jc w:val="center"/>
+              <w:jc w:val="left"/>
             </w:pPr>
             <w:r>
               <w:rPr>
                 <w:rFonts w:ascii="Times New Roman" w:hAnsi="Times New Roman" w:eastAsia="宋体"/>
                 <w:b w:val="0"/>
                 <w:color w:val="000000"/>
-                <w:sz w:val="21"/>
+                <w:sz w:val="19"/>
               </w:rPr>
               <w:t>100.00</w:t>
             </w:r>
@@ -6232,20 +8938,26 @@
               <w:left w:w="80" w:type="dxa"/>
               <w:right w:w="80" w:type="dxa"/>
             </w:tcMar>
+            <w:tcMar>
+              <w:top w:w="70" w:type="dxa"/>
+              <w:left w:w="70" w:type="dxa"/>
+              <w:bottom w:w="70" w:type="dxa"/>
+              <w:right w:w="70" w:type="dxa"/>
+            </w:tcMar>
           </w:tcPr>
           <w:p>
             <w:pPr>
               <w:keepNext/>
-              <w:spacing w:before="0" w:after="0" w:line="276" w:lineRule="auto"/>
+              <w:spacing w:before="0" w:after="40" w:line="276" w:lineRule="auto"/>
               <w:ind w:firstLine="0"/>
-              <w:jc w:val="center"/>
+              <w:jc w:val="left"/>
             </w:pPr>
             <w:r>
               <w:rPr>
                 <w:rFonts w:ascii="Times New Roman" w:hAnsi="Times New Roman" w:eastAsia="宋体"/>
                 <w:b w:val="0"/>
                 <w:color w:val="000000"/>
-                <w:sz w:val="21"/>
+                <w:sz w:val="19"/>
               </w:rPr>
               <w:t>100.00</w:t>
             </w:r>
@@ -6266,20 +8978,26 @@
               <w:left w:w="80" w:type="dxa"/>
               <w:right w:w="80" w:type="dxa"/>
             </w:tcMar>
+            <w:tcMar>
+              <w:top w:w="70" w:type="dxa"/>
+              <w:left w:w="70" w:type="dxa"/>
+              <w:bottom w:w="70" w:type="dxa"/>
+              <w:right w:w="70" w:type="dxa"/>
+            </w:tcMar>
           </w:tcPr>
           <w:p>
             <w:pPr>
               <w:keepNext/>
-              <w:spacing w:before="0" w:after="0" w:line="276" w:lineRule="auto"/>
+              <w:spacing w:before="0" w:after="40" w:line="276" w:lineRule="auto"/>
               <w:ind w:firstLine="0"/>
-              <w:jc w:val="center"/>
+              <w:jc w:val="left"/>
             </w:pPr>
             <w:r>
               <w:rPr>
                 <w:rFonts w:ascii="Times New Roman" w:hAnsi="Times New Roman" w:eastAsia="宋体"/>
                 <w:b w:val="0"/>
                 <w:color w:val="000000"/>
-                <w:sz w:val="21"/>
+                <w:sz w:val="19"/>
               </w:rPr>
               <w:t>表达改写</w:t>
             </w:r>
@@ -6295,20 +9013,26 @@
               <w:left w:w="80" w:type="dxa"/>
               <w:right w:w="80" w:type="dxa"/>
             </w:tcMar>
+            <w:tcMar>
+              <w:top w:w="70" w:type="dxa"/>
+              <w:left w:w="70" w:type="dxa"/>
+              <w:bottom w:w="70" w:type="dxa"/>
+              <w:right w:w="70" w:type="dxa"/>
+            </w:tcMar>
           </w:tcPr>
           <w:p>
             <w:pPr>
               <w:keepNext/>
-              <w:spacing w:before="0" w:after="0" w:line="276" w:lineRule="auto"/>
+              <w:spacing w:before="0" w:after="40" w:line="276" w:lineRule="auto"/>
               <w:ind w:firstLine="0"/>
-              <w:jc w:val="center"/>
+              <w:jc w:val="left"/>
             </w:pPr>
             <w:r>
               <w:rPr>
                 <w:rFonts w:ascii="Times New Roman" w:hAnsi="Times New Roman" w:eastAsia="宋体"/>
                 <w:b w:val="0"/>
                 <w:color w:val="000000"/>
-                <w:sz w:val="21"/>
+                <w:sz w:val="19"/>
               </w:rPr>
               <w:t>100</w:t>
             </w:r>
@@ -6324,20 +9048,26 @@
               <w:left w:w="80" w:type="dxa"/>
               <w:right w:w="80" w:type="dxa"/>
             </w:tcMar>
+            <w:tcMar>
+              <w:top w:w="70" w:type="dxa"/>
+              <w:left w:w="70" w:type="dxa"/>
+              <w:bottom w:w="70" w:type="dxa"/>
+              <w:right w:w="70" w:type="dxa"/>
+            </w:tcMar>
           </w:tcPr>
           <w:p>
             <w:pPr>
               <w:keepNext/>
-              <w:spacing w:before="0" w:after="0" w:line="276" w:lineRule="auto"/>
+              <w:spacing w:before="0" w:after="40" w:line="276" w:lineRule="auto"/>
               <w:ind w:firstLine="0"/>
-              <w:jc w:val="center"/>
+              <w:jc w:val="left"/>
             </w:pPr>
             <w:r>
               <w:rPr>
                 <w:rFonts w:ascii="Times New Roman" w:hAnsi="Times New Roman" w:eastAsia="宋体"/>
                 <w:b w:val="0"/>
                 <w:color w:val="000000"/>
-                <w:sz w:val="21"/>
+                <w:sz w:val="19"/>
               </w:rPr>
               <w:t>75.00</w:t>
             </w:r>
@@ -6353,20 +9083,26 @@
               <w:left w:w="80" w:type="dxa"/>
               <w:right w:w="80" w:type="dxa"/>
             </w:tcMar>
+            <w:tcMar>
+              <w:top w:w="70" w:type="dxa"/>
+              <w:left w:w="70" w:type="dxa"/>
+              <w:bottom w:w="70" w:type="dxa"/>
+              <w:right w:w="70" w:type="dxa"/>
+            </w:tcMar>
           </w:tcPr>
           <w:p>
             <w:pPr>
               <w:keepNext/>
-              <w:spacing w:before="0" w:after="0" w:line="276" w:lineRule="auto"/>
+              <w:spacing w:before="0" w:after="40" w:line="276" w:lineRule="auto"/>
               <w:ind w:firstLine="0"/>
-              <w:jc w:val="center"/>
+              <w:jc w:val="left"/>
             </w:pPr>
             <w:r>
               <w:rPr>
                 <w:rFonts w:ascii="Times New Roman" w:hAnsi="Times New Roman" w:eastAsia="宋体"/>
                 <w:b w:val="0"/>
                 <w:color w:val="000000"/>
-                <w:sz w:val="21"/>
+                <w:sz w:val="19"/>
               </w:rPr>
               <w:t>68.00</w:t>
             </w:r>
@@ -6387,20 +9123,26 @@
               <w:left w:w="80" w:type="dxa"/>
               <w:right w:w="80" w:type="dxa"/>
             </w:tcMar>
+            <w:tcMar>
+              <w:top w:w="70" w:type="dxa"/>
+              <w:left w:w="70" w:type="dxa"/>
+              <w:bottom w:w="70" w:type="dxa"/>
+              <w:right w:w="70" w:type="dxa"/>
+            </w:tcMar>
           </w:tcPr>
           <w:p>
             <w:pPr>
               <w:keepNext/>
-              <w:spacing w:before="0" w:after="0" w:line="276" w:lineRule="auto"/>
+              <w:spacing w:before="0" w:after="40" w:line="276" w:lineRule="auto"/>
               <w:ind w:firstLine="0"/>
-              <w:jc w:val="center"/>
+              <w:jc w:val="left"/>
             </w:pPr>
             <w:r>
               <w:rPr>
                 <w:rFonts w:ascii="Times New Roman" w:hAnsi="Times New Roman" w:eastAsia="宋体"/>
                 <w:b w:val="0"/>
                 <w:color w:val="000000"/>
-                <w:sz w:val="21"/>
+                <w:sz w:val="19"/>
               </w:rPr>
               <w:t>片名别名</w:t>
             </w:r>
@@ -6416,20 +9158,26 @@
               <w:left w:w="80" w:type="dxa"/>
               <w:right w:w="80" w:type="dxa"/>
             </w:tcMar>
+            <w:tcMar>
+              <w:top w:w="70" w:type="dxa"/>
+              <w:left w:w="70" w:type="dxa"/>
+              <w:bottom w:w="70" w:type="dxa"/>
+              <w:right w:w="70" w:type="dxa"/>
+            </w:tcMar>
           </w:tcPr>
           <w:p>
             <w:pPr>
               <w:keepNext/>
-              <w:spacing w:before="0" w:after="0" w:line="276" w:lineRule="auto"/>
+              <w:spacing w:before="0" w:after="40" w:line="276" w:lineRule="auto"/>
               <w:ind w:firstLine="0"/>
-              <w:jc w:val="center"/>
+              <w:jc w:val="left"/>
             </w:pPr>
             <w:r>
               <w:rPr>
                 <w:rFonts w:ascii="Times New Roman" w:hAnsi="Times New Roman" w:eastAsia="宋体"/>
                 <w:b w:val="0"/>
                 <w:color w:val="000000"/>
-                <w:sz w:val="21"/>
+                <w:sz w:val="19"/>
               </w:rPr>
               <w:t>89</w:t>
             </w:r>
@@ -6445,20 +9193,26 @@
               <w:left w:w="80" w:type="dxa"/>
               <w:right w:w="80" w:type="dxa"/>
             </w:tcMar>
+            <w:tcMar>
+              <w:top w:w="70" w:type="dxa"/>
+              <w:left w:w="70" w:type="dxa"/>
+              <w:bottom w:w="70" w:type="dxa"/>
+              <w:right w:w="70" w:type="dxa"/>
+            </w:tcMar>
           </w:tcPr>
           <w:p>
             <w:pPr>
               <w:keepNext/>
-              <w:spacing w:before="0" w:after="0" w:line="276" w:lineRule="auto"/>
+              <w:spacing w:before="0" w:after="40" w:line="276" w:lineRule="auto"/>
               <w:ind w:firstLine="0"/>
-              <w:jc w:val="center"/>
+              <w:jc w:val="left"/>
             </w:pPr>
             <w:r>
               <w:rPr>
                 <w:rFonts w:ascii="Times New Roman" w:hAnsi="Times New Roman" w:eastAsia="宋体"/>
                 <w:b w:val="0"/>
                 <w:color w:val="000000"/>
-                <w:sz w:val="21"/>
+                <w:sz w:val="19"/>
               </w:rPr>
               <w:t>98.88</w:t>
             </w:r>
@@ -6474,20 +9228,26 @@
               <w:left w:w="80" w:type="dxa"/>
               <w:right w:w="80" w:type="dxa"/>
             </w:tcMar>
+            <w:tcMar>
+              <w:top w:w="70" w:type="dxa"/>
+              <w:left w:w="70" w:type="dxa"/>
+              <w:bottom w:w="70" w:type="dxa"/>
+              <w:right w:w="70" w:type="dxa"/>
+            </w:tcMar>
           </w:tcPr>
           <w:p>
             <w:pPr>
               <w:keepNext/>
-              <w:spacing w:before="0" w:after="0" w:line="276" w:lineRule="auto"/>
+              <w:spacing w:before="0" w:after="40" w:line="276" w:lineRule="auto"/>
               <w:ind w:firstLine="0"/>
-              <w:jc w:val="center"/>
+              <w:jc w:val="left"/>
             </w:pPr>
             <w:r>
               <w:rPr>
                 <w:rFonts w:ascii="Times New Roman" w:hAnsi="Times New Roman" w:eastAsia="宋体"/>
                 <w:b w:val="0"/>
                 <w:color w:val="000000"/>
-                <w:sz w:val="21"/>
+                <w:sz w:val="19"/>
               </w:rPr>
               <w:t>98.88</w:t>
             </w:r>
@@ -6508,20 +9268,26 @@
               <w:left w:w="80" w:type="dxa"/>
               <w:right w:w="80" w:type="dxa"/>
             </w:tcMar>
+            <w:tcMar>
+              <w:top w:w="70" w:type="dxa"/>
+              <w:left w:w="70" w:type="dxa"/>
+              <w:bottom w:w="70" w:type="dxa"/>
+              <w:right w:w="70" w:type="dxa"/>
+            </w:tcMar>
           </w:tcPr>
           <w:p>
             <w:pPr>
               <w:keepNext/>
-              <w:spacing w:before="0" w:after="0" w:line="276" w:lineRule="auto"/>
+              <w:spacing w:before="0" w:after="40" w:line="276" w:lineRule="auto"/>
               <w:ind w:firstLine="0"/>
-              <w:jc w:val="center"/>
+              <w:jc w:val="left"/>
             </w:pPr>
             <w:r>
               <w:rPr>
                 <w:rFonts w:ascii="Times New Roman" w:hAnsi="Times New Roman" w:eastAsia="宋体"/>
                 <w:b w:val="0"/>
                 <w:color w:val="000000"/>
-                <w:sz w:val="21"/>
+                <w:sz w:val="19"/>
               </w:rPr>
               <w:t>拼写扰动</w:t>
             </w:r>
@@ -6537,20 +9303,26 @@
               <w:left w:w="80" w:type="dxa"/>
               <w:right w:w="80" w:type="dxa"/>
             </w:tcMar>
+            <w:tcMar>
+              <w:top w:w="70" w:type="dxa"/>
+              <w:left w:w="70" w:type="dxa"/>
+              <w:bottom w:w="70" w:type="dxa"/>
+              <w:right w:w="70" w:type="dxa"/>
+            </w:tcMar>
           </w:tcPr>
           <w:p>
             <w:pPr>
               <w:keepNext/>
-              <w:spacing w:before="0" w:after="0" w:line="276" w:lineRule="auto"/>
+              <w:spacing w:before="0" w:after="40" w:line="276" w:lineRule="auto"/>
               <w:ind w:firstLine="0"/>
-              <w:jc w:val="center"/>
+              <w:jc w:val="left"/>
             </w:pPr>
             <w:r>
               <w:rPr>
                 <w:rFonts w:ascii="Times New Roman" w:hAnsi="Times New Roman" w:eastAsia="宋体"/>
                 <w:b w:val="0"/>
                 <w:color w:val="000000"/>
-                <w:sz w:val="21"/>
+                <w:sz w:val="19"/>
               </w:rPr>
               <w:t>100</w:t>
             </w:r>
@@ -6566,20 +9338,26 @@
               <w:left w:w="80" w:type="dxa"/>
               <w:right w:w="80" w:type="dxa"/>
             </w:tcMar>
+            <w:tcMar>
+              <w:top w:w="70" w:type="dxa"/>
+              <w:left w:w="70" w:type="dxa"/>
+              <w:bottom w:w="70" w:type="dxa"/>
+              <w:right w:w="70" w:type="dxa"/>
+            </w:tcMar>
           </w:tcPr>
           <w:p>
             <w:pPr>
               <w:keepNext/>
-              <w:spacing w:before="0" w:after="0" w:line="276" w:lineRule="auto"/>
+              <w:spacing w:before="0" w:after="40" w:line="276" w:lineRule="auto"/>
               <w:ind w:firstLine="0"/>
-              <w:jc w:val="center"/>
+              <w:jc w:val="left"/>
             </w:pPr>
             <w:r>
               <w:rPr>
                 <w:rFonts w:ascii="Times New Roman" w:hAnsi="Times New Roman" w:eastAsia="宋体"/>
                 <w:b w:val="0"/>
                 <w:color w:val="000000"/>
-                <w:sz w:val="21"/>
+                <w:sz w:val="19"/>
               </w:rPr>
               <w:t>53.67</w:t>
             </w:r>
@@ -6595,20 +9373,26 @@
               <w:left w:w="80" w:type="dxa"/>
               <w:right w:w="80" w:type="dxa"/>
             </w:tcMar>
+            <w:tcMar>
+              <w:top w:w="70" w:type="dxa"/>
+              <w:left w:w="70" w:type="dxa"/>
+              <w:bottom w:w="70" w:type="dxa"/>
+              <w:right w:w="70" w:type="dxa"/>
+            </w:tcMar>
           </w:tcPr>
           <w:p>
             <w:pPr>
               <w:keepNext/>
-              <w:spacing w:before="0" w:after="0" w:line="276" w:lineRule="auto"/>
+              <w:spacing w:before="0" w:after="40" w:line="276" w:lineRule="auto"/>
               <w:ind w:firstLine="0"/>
-              <w:jc w:val="center"/>
+              <w:jc w:val="left"/>
             </w:pPr>
             <w:r>
               <w:rPr>
                 <w:rFonts w:ascii="Times New Roman" w:hAnsi="Times New Roman" w:eastAsia="宋体"/>
                 <w:b w:val="0"/>
                 <w:color w:val="000000"/>
-                <w:sz w:val="21"/>
+                <w:sz w:val="19"/>
               </w:rPr>
               <w:t>62.67</w:t>
             </w:r>
@@ -6629,20 +9413,26 @@
               <w:left w:w="80" w:type="dxa"/>
               <w:right w:w="80" w:type="dxa"/>
             </w:tcMar>
+            <w:tcMar>
+              <w:top w:w="70" w:type="dxa"/>
+              <w:left w:w="70" w:type="dxa"/>
+              <w:bottom w:w="70" w:type="dxa"/>
+              <w:right w:w="70" w:type="dxa"/>
+            </w:tcMar>
           </w:tcPr>
           <w:p>
             <w:pPr>
               <w:keepNext/>
-              <w:spacing w:before="0" w:after="0" w:line="276" w:lineRule="auto"/>
+              <w:spacing w:before="0" w:after="40" w:line="276" w:lineRule="auto"/>
               <w:ind w:firstLine="0"/>
-              <w:jc w:val="center"/>
+              <w:jc w:val="left"/>
             </w:pPr>
             <w:r>
               <w:rPr>
                 <w:rFonts w:ascii="Times New Roman" w:hAnsi="Times New Roman" w:eastAsia="宋体"/>
                 <w:b w:val="0"/>
                 <w:color w:val="000000"/>
-                <w:sz w:val="21"/>
+                <w:sz w:val="19"/>
               </w:rPr>
               <w:t>不可回答</w:t>
             </w:r>
@@ -6658,20 +9448,26 @@
               <w:left w:w="80" w:type="dxa"/>
               <w:right w:w="80" w:type="dxa"/>
             </w:tcMar>
+            <w:tcMar>
+              <w:top w:w="70" w:type="dxa"/>
+              <w:left w:w="70" w:type="dxa"/>
+              <w:bottom w:w="70" w:type="dxa"/>
+              <w:right w:w="70" w:type="dxa"/>
+            </w:tcMar>
           </w:tcPr>
           <w:p>
             <w:pPr>
               <w:keepNext/>
-              <w:spacing w:before="0" w:after="0" w:line="276" w:lineRule="auto"/>
+              <w:spacing w:before="0" w:after="40" w:line="276" w:lineRule="auto"/>
               <w:ind w:firstLine="0"/>
-              <w:jc w:val="center"/>
+              <w:jc w:val="left"/>
             </w:pPr>
             <w:r>
               <w:rPr>
                 <w:rFonts w:ascii="Times New Roman" w:hAnsi="Times New Roman" w:eastAsia="宋体"/>
                 <w:b w:val="0"/>
                 <w:color w:val="000000"/>
-                <w:sz w:val="21"/>
+                <w:sz w:val="19"/>
               </w:rPr>
               <w:t>50</w:t>
             </w:r>
@@ -6687,20 +9483,26 @@
               <w:left w:w="80" w:type="dxa"/>
               <w:right w:w="80" w:type="dxa"/>
             </w:tcMar>
+            <w:tcMar>
+              <w:top w:w="70" w:type="dxa"/>
+              <w:left w:w="70" w:type="dxa"/>
+              <w:bottom w:w="70" w:type="dxa"/>
+              <w:right w:w="70" w:type="dxa"/>
+            </w:tcMar>
           </w:tcPr>
           <w:p>
             <w:pPr>
               <w:keepNext/>
-              <w:spacing w:before="0" w:after="0" w:line="276" w:lineRule="auto"/>
+              <w:spacing w:before="0" w:after="40" w:line="276" w:lineRule="auto"/>
               <w:ind w:firstLine="0"/>
-              <w:jc w:val="center"/>
+              <w:jc w:val="left"/>
             </w:pPr>
             <w:r>
               <w:rPr>
                 <w:rFonts w:ascii="Times New Roman" w:hAnsi="Times New Roman" w:eastAsia="宋体"/>
                 <w:b w:val="0"/>
                 <w:color w:val="000000"/>
-                <w:sz w:val="21"/>
+                <w:sz w:val="19"/>
               </w:rPr>
               <w:t>100.00</w:t>
             </w:r>
@@ -6716,20 +9518,26 @@
               <w:left w:w="80" w:type="dxa"/>
               <w:right w:w="80" w:type="dxa"/>
             </w:tcMar>
+            <w:tcMar>
+              <w:top w:w="70" w:type="dxa"/>
+              <w:left w:w="70" w:type="dxa"/>
+              <w:bottom w:w="70" w:type="dxa"/>
+              <w:right w:w="70" w:type="dxa"/>
+            </w:tcMar>
           </w:tcPr>
           <w:p>
             <w:pPr>
               <w:keepNext/>
-              <w:spacing w:before="0" w:after="0" w:line="276" w:lineRule="auto"/>
+              <w:spacing w:before="0" w:after="40" w:line="276" w:lineRule="auto"/>
               <w:ind w:firstLine="0"/>
-              <w:jc w:val="center"/>
+              <w:jc w:val="left"/>
             </w:pPr>
             <w:r>
               <w:rPr>
                 <w:rFonts w:ascii="Times New Roman" w:hAnsi="Times New Roman" w:eastAsia="宋体"/>
                 <w:b w:val="0"/>
                 <w:color w:val="000000"/>
-                <w:sz w:val="21"/>
+                <w:sz w:val="19"/>
               </w:rPr>
               <w:t>100.00</w:t>
             </w:r>
@@ -6750,20 +9558,26 @@
               <w:left w:w="80" w:type="dxa"/>
               <w:right w:w="80" w:type="dxa"/>
             </w:tcMar>
+            <w:tcMar>
+              <w:top w:w="70" w:type="dxa"/>
+              <w:left w:w="70" w:type="dxa"/>
+              <w:bottom w:w="70" w:type="dxa"/>
+              <w:right w:w="70" w:type="dxa"/>
+            </w:tcMar>
           </w:tcPr>
           <w:p>
             <w:pPr>
               <w:keepNext w:val="0"/>
-              <w:spacing w:before="0" w:after="0" w:line="276" w:lineRule="auto"/>
+              <w:spacing w:before="0" w:after="40" w:line="276" w:lineRule="auto"/>
               <w:ind w:firstLine="0"/>
-              <w:jc w:val="center"/>
+              <w:jc w:val="left"/>
             </w:pPr>
             <w:r>
               <w:rPr>
                 <w:rFonts w:ascii="Times New Roman" w:hAnsi="Times New Roman" w:eastAsia="宋体"/>
                 <w:b w:val="0"/>
                 <w:color w:val="000000"/>
-                <w:sz w:val="21"/>
+                <w:sz w:val="19"/>
               </w:rPr>
               <w:t>全部诊断题</w:t>
             </w:r>
@@ -6779,20 +9593,26 @@
               <w:left w:w="80" w:type="dxa"/>
               <w:right w:w="80" w:type="dxa"/>
             </w:tcMar>
+            <w:tcMar>
+              <w:top w:w="70" w:type="dxa"/>
+              <w:left w:w="70" w:type="dxa"/>
+              <w:bottom w:w="70" w:type="dxa"/>
+              <w:right w:w="70" w:type="dxa"/>
+            </w:tcMar>
           </w:tcPr>
           <w:p>
             <w:pPr>
               <w:keepNext w:val="0"/>
-              <w:spacing w:before="0" w:after="0" w:line="276" w:lineRule="auto"/>
+              <w:spacing w:before="0" w:after="40" w:line="276" w:lineRule="auto"/>
               <w:ind w:firstLine="0"/>
-              <w:jc w:val="center"/>
+              <w:jc w:val="left"/>
             </w:pPr>
             <w:r>
               <w:rPr>
                 <w:rFonts w:ascii="Times New Roman" w:hAnsi="Times New Roman" w:eastAsia="宋体"/>
                 <w:b w:val="0"/>
                 <w:color w:val="000000"/>
-                <w:sz w:val="21"/>
+                <w:sz w:val="19"/>
               </w:rPr>
               <w:t>439</w:t>
             </w:r>
@@ -6808,20 +9628,26 @@
               <w:left w:w="80" w:type="dxa"/>
               <w:right w:w="80" w:type="dxa"/>
             </w:tcMar>
+            <w:tcMar>
+              <w:top w:w="70" w:type="dxa"/>
+              <w:left w:w="70" w:type="dxa"/>
+              <w:bottom w:w="70" w:type="dxa"/>
+              <w:right w:w="70" w:type="dxa"/>
+            </w:tcMar>
           </w:tcPr>
           <w:p>
             <w:pPr>
               <w:keepNext w:val="0"/>
-              <w:spacing w:before="0" w:after="0" w:line="276" w:lineRule="auto"/>
+              <w:spacing w:before="0" w:after="40" w:line="276" w:lineRule="auto"/>
               <w:ind w:firstLine="0"/>
-              <w:jc w:val="center"/>
+              <w:jc w:val="left"/>
             </w:pPr>
             <w:r>
               <w:rPr>
                 <w:rFonts w:ascii="Times New Roman" w:hAnsi="Times New Roman" w:eastAsia="宋体"/>
                 <w:b w:val="0"/>
                 <w:color w:val="000000"/>
-                <w:sz w:val="21"/>
+                <w:sz w:val="19"/>
               </w:rPr>
               <w:t>83.52</w:t>
             </w:r>
@@ -6837,20 +9663,26 @@
               <w:left w:w="80" w:type="dxa"/>
               <w:right w:w="80" w:type="dxa"/>
             </w:tcMar>
+            <w:tcMar>
+              <w:top w:w="70" w:type="dxa"/>
+              <w:left w:w="70" w:type="dxa"/>
+              <w:bottom w:w="70" w:type="dxa"/>
+              <w:right w:w="70" w:type="dxa"/>
+            </w:tcMar>
           </w:tcPr>
           <w:p>
             <w:pPr>
               <w:keepNext w:val="0"/>
-              <w:spacing w:before="0" w:after="0" w:line="276" w:lineRule="auto"/>
+              <w:spacing w:before="0" w:after="40" w:line="276" w:lineRule="auto"/>
               <w:ind w:firstLine="0"/>
-              <w:jc w:val="center"/>
+              <w:jc w:val="left"/>
             </w:pPr>
             <w:r>
               <w:rPr>
                 <w:rFonts w:ascii="Times New Roman" w:hAnsi="Times New Roman" w:eastAsia="宋体"/>
                 <w:b w:val="0"/>
                 <w:color w:val="000000"/>
-                <w:sz w:val="21"/>
+                <w:sz w:val="19"/>
               </w:rPr>
               <w:t>83.98</w:t>
             </w:r>
@@ -6860,30 +9692,36 @@
     </w:tbl>
     <w:p>
       <w:pPr>
-        <w:spacing w:after="0" w:before="0" w:line="60" w:lineRule="exact"/>
+        <w:keepNext w:val="0"/>
+        <w:keepLines w:val="0"/>
+        <w:pageBreakBefore w:val="0"/>
+        <w:widowControl/>
+        <w:spacing w:line="300" w:lineRule="auto" w:before="0" w:after="80"/>
+        <w:jc w:val="both"/>
       </w:pPr>
       <w:r>
         <w:rPr>
           <w:rFonts w:ascii="Times New Roman" w:hAnsi="Times New Roman" w:eastAsia="宋体"/>
           <w:color w:val="000000"/>
-          <w:sz w:val="6"/>
-        </w:rPr>
-      </w:r>
-    </w:p>
-    <w:p>
-      <w:r>
-        <w:rPr>
-          <w:rFonts w:ascii="Times New Roman" w:hAnsi="Times New Roman" w:eastAsia="宋体"/>
-          <w:color w:val="000000"/>
+          <w:sz w:val="21"/>
         </w:rPr>
         <w:t>A0在改写题上比原题下降25.00个百分点，错拼F1降到53.67%；B0原始生成的改写F1为68.00%，错拼F1为62.67%。这与完整模板测试接近满分形成明显差别：片名定位和关系表达变化会把错误传到后续图谱查询或生成环节。即使图谱事实存在，链接到错误电影或识别了错误关系，也无法得到正确答案。表8采用F1；错拼集合准确率实际为A0的53.00%和B0的61.00%，不能将它们与F1混用。</w:t>
       </w:r>
     </w:p>
     <w:p>
+      <w:pPr>
+        <w:keepNext w:val="0"/>
+        <w:keepLines w:val="0"/>
+        <w:pageBreakBefore w:val="0"/>
+        <w:widowControl/>
+        <w:spacing w:line="300" w:lineRule="auto" w:before="0" w:after="80"/>
+        <w:jc w:val="both"/>
+      </w:pPr>
       <w:r>
         <w:rPr>
           <w:rFonts w:ascii="Times New Roman" w:hAnsi="Times New Roman" w:eastAsia="宋体"/>
           <w:color w:val="000000"/>
+          <w:sz w:val="21"/>
         </w:rPr>
         <w:t>这些结果部分符合预期：规范输入有利于管道系统，错拼会破坏片名匹配；同时，神经方法也没有自动解决表达改写问题。B0在错拼F1上较高，而A0在当前改写集上较高，说明不同错误类型需要分别分析。逐题检查链接和关系输出，使我能够区分片名定位失败与关系表达识别失败，单一总体分数无法呈现这些差别。</w:t>
       </w:r>
@@ -6891,29 +9729,56 @@
     <w:p>
       <w:pPr>
         <w:pStyle w:val="Heading3"/>
+        <w:keepNext/>
+        <w:keepLines w:val="0"/>
+        <w:pageBreakBefore w:val="0"/>
+        <w:widowControl/>
+        <w:spacing w:line="300" w:lineRule="auto" w:before="200" w:after="100"/>
+        <w:jc w:val="left"/>
       </w:pPr>
       <w:r>
         <w:rPr>
-          <w:rFonts w:ascii="Times New Roman" w:hAnsi="Times New Roman" w:eastAsia="黑体"/>
+          <w:rFonts w:ascii="Times New Roman" w:hAnsi="Times New Roman" w:eastAsia="宋体"/>
+          <w:b/>
+          <w:i w:val="0"/>
           <w:color w:val="000000"/>
+          <w:sz w:val="22"/>
         </w:rPr>
         <w:t>5.5.3 答案实体解析与名称恢复</w:t>
       </w:r>
     </w:p>
     <w:p>
+      <w:pPr>
+        <w:keepNext w:val="0"/>
+        <w:keepLines w:val="0"/>
+        <w:pageBreakBefore w:val="0"/>
+        <w:widowControl/>
+        <w:spacing w:line="300" w:lineRule="auto" w:before="0" w:after="80"/>
+        <w:jc w:val="both"/>
+      </w:pPr>
       <w:r>
         <w:rPr>
           <w:rFonts w:ascii="Times New Roman" w:hAnsi="Times New Roman" w:eastAsia="宋体"/>
           <w:color w:val="000000"/>
+          <w:sz w:val="21"/>
         </w:rPr>
         <w:t>复核生成答案时，我发现最长短语匹配可能把两位导演的完整姓名误识别为同名组合条目，因而修正了实体解析规则。该问题在测试后发现，我将同一v2规则应用于各系统已保存的验证和测试输出，保留原始评分，未改变训练权重、生成文本和检查点选择。五组神经测试结果各修正3题、回退0题，验证成绩及B0选模结果保持不变；前文统一报告v2口径。</w:t>
       </w:r>
     </w:p>
     <w:p>
+      <w:pPr>
+        <w:keepNext w:val="0"/>
+        <w:keepLines w:val="0"/>
+        <w:pageBreakBefore w:val="0"/>
+        <w:widowControl/>
+        <w:spacing w:line="300" w:lineRule="auto" w:before="0" w:after="80"/>
+        <w:jc w:val="both"/>
+      </w:pPr>
       <w:r>
         <w:rPr>
           <w:rFonts w:ascii="Times New Roman" w:hAnsi="Times New Roman" w:eastAsia="宋体"/>
           <w:color w:val="000000"/>
+          <w:sz w:val="21"/>
         </w:rPr>
         <w:t>名称恢复处理的是另一个问题：生成文本中的特殊字符或实体名称可能偏离库内写法。我利用实际链接电影的保留事实名称作无歧义恢复，再进行独立评价；既不读取标准关系，也不从标准答案反推应恢复的实体。它作为B0之后的附加步骤单列，不替换原始B0学习率和消融成绩。</w:t>
       </w:r>
@@ -6921,7 +9786,10 @@
     <w:p>
       <w:pPr>
         <w:keepNext/>
-        <w:spacing w:before="100" w:after="100" w:line="276" w:lineRule="auto"/>
+        <w:keepLines w:val="0"/>
+        <w:pageBreakBefore w:val="0"/>
+        <w:widowControl/>
+        <w:spacing w:before="0" w:after="80" w:line="300" w:lineRule="auto"/>
         <w:ind w:firstLine="0"/>
         <w:jc w:val="center"/>
       </w:pPr>
@@ -6930,7 +9798,7 @@
           <w:rFonts w:ascii="Times New Roman" w:hAnsi="Times New Roman" w:eastAsia="宋体"/>
           <w:b/>
           <w:color w:val="000000"/>
-          <w:sz w:val="21"/>
+          <w:sz w:val="19"/>
         </w:rPr>
         <w:t>表9 B0原始生成与独立名称恢复比较</w:t>
       </w:r>
@@ -6948,6 +9816,12 @@
           <w:right w:val="single" w:sz="5" w:color="D9D9D9"/>
           <w:insideH w:val="single" w:sz="5" w:color="D9D9D9"/>
           <w:insideV w:val="single" w:sz="5" w:color="D9D9D9"/>
+          <w:top w:val="single" w:sz="4" w:color="D9D9D9"/>
+          <w:left w:val="single" w:sz="4" w:color="D9D9D9"/>
+          <w:bottom w:val="single" w:sz="4" w:color="D9D9D9"/>
+          <w:right w:val="single" w:sz="4" w:color="D9D9D9"/>
+          <w:insideH w:val="single" w:sz="4" w:color="D9D9D9"/>
+          <w:insideV w:val="single" w:sz="4" w:color="D9D9D9"/>
         </w:tblBorders>
       </w:tblPr>
       <w:tblGrid>
@@ -6961,6 +9835,7 @@
         <w:trPr>
           <w:cantSplit/>
           <w:tblHeader/>
+          <w:tblHeader/>
         </w:trPr>
         <w:tc>
           <w:tcPr>
@@ -6973,20 +9848,27 @@
               <w:right w:w="80" w:type="dxa"/>
             </w:tcMar>
             <w:shd w:fill="EFEFEF"/>
+            <w:tcMar>
+              <w:top w:w="70" w:type="dxa"/>
+              <w:left w:w="70" w:type="dxa"/>
+              <w:bottom w:w="70" w:type="dxa"/>
+              <w:right w:w="70" w:type="dxa"/>
+            </w:tcMar>
+            <w:shd w:fill="E7E6E6"/>
           </w:tcPr>
           <w:p>
             <w:pPr>
               <w:keepNext/>
-              <w:spacing w:before="0" w:after="0" w:line="276" w:lineRule="auto"/>
+              <w:spacing w:before="0" w:after="40" w:line="276" w:lineRule="auto"/>
               <w:ind w:firstLine="0"/>
-              <w:jc w:val="center"/>
+              <w:jc w:val="left"/>
             </w:pPr>
             <w:r>
               <w:rPr>
                 <w:rFonts w:ascii="Times New Roman" w:hAnsi="Times New Roman" w:eastAsia="宋体"/>
                 <w:b/>
                 <w:color w:val="000000"/>
-                <w:sz w:val="20"/>
+                <w:sz w:val="19"/>
               </w:rPr>
               <w:t>处理方式</w:t>
             </w:r>
@@ -7003,20 +9885,27 @@
               <w:right w:w="80" w:type="dxa"/>
             </w:tcMar>
             <w:shd w:fill="EFEFEF"/>
+            <w:tcMar>
+              <w:top w:w="70" w:type="dxa"/>
+              <w:left w:w="70" w:type="dxa"/>
+              <w:bottom w:w="70" w:type="dxa"/>
+              <w:right w:w="70" w:type="dxa"/>
+            </w:tcMar>
+            <w:shd w:fill="E7E6E6"/>
           </w:tcPr>
           <w:p>
             <w:pPr>
               <w:keepNext/>
-              <w:spacing w:before="0" w:after="0" w:line="276" w:lineRule="auto"/>
+              <w:spacing w:before="0" w:after="40" w:line="276" w:lineRule="auto"/>
               <w:ind w:firstLine="0"/>
-              <w:jc w:val="center"/>
+              <w:jc w:val="left"/>
             </w:pPr>
             <w:r>
               <w:rPr>
                 <w:rFonts w:ascii="Times New Roman" w:hAnsi="Times New Roman" w:eastAsia="宋体"/>
                 <w:b/>
                 <w:color w:val="000000"/>
-                <w:sz w:val="20"/>
+                <w:sz w:val="19"/>
               </w:rPr>
               <w:t>集合准确率%</w:t>
             </w:r>
@@ -7033,20 +9922,27 @@
               <w:right w:w="80" w:type="dxa"/>
             </w:tcMar>
             <w:shd w:fill="EFEFEF"/>
+            <w:tcMar>
+              <w:top w:w="70" w:type="dxa"/>
+              <w:left w:w="70" w:type="dxa"/>
+              <w:bottom w:w="70" w:type="dxa"/>
+              <w:right w:w="70" w:type="dxa"/>
+            </w:tcMar>
+            <w:shd w:fill="E7E6E6"/>
           </w:tcPr>
           <w:p>
             <w:pPr>
               <w:keepNext/>
-              <w:spacing w:before="0" w:after="0" w:line="276" w:lineRule="auto"/>
+              <w:spacing w:before="0" w:after="40" w:line="276" w:lineRule="auto"/>
               <w:ind w:firstLine="0"/>
-              <w:jc w:val="center"/>
+              <w:jc w:val="left"/>
             </w:pPr>
             <w:r>
               <w:rPr>
                 <w:rFonts w:ascii="Times New Roman" w:hAnsi="Times New Roman" w:eastAsia="宋体"/>
                 <w:b/>
                 <w:color w:val="000000"/>
-                <w:sz w:val="20"/>
+                <w:sz w:val="19"/>
               </w:rPr>
               <w:t>实体F1%</w:t>
             </w:r>
@@ -7063,20 +9959,27 @@
               <w:right w:w="80" w:type="dxa"/>
             </w:tcMar>
             <w:shd w:fill="EFEFEF"/>
+            <w:tcMar>
+              <w:top w:w="70" w:type="dxa"/>
+              <w:left w:w="70" w:type="dxa"/>
+              <w:bottom w:w="70" w:type="dxa"/>
+              <w:right w:w="70" w:type="dxa"/>
+            </w:tcMar>
+            <w:shd w:fill="E7E6E6"/>
           </w:tcPr>
           <w:p>
             <w:pPr>
               <w:keepNext/>
-              <w:spacing w:before="0" w:after="0" w:line="276" w:lineRule="auto"/>
+              <w:spacing w:before="0" w:after="40" w:line="276" w:lineRule="auto"/>
               <w:ind w:firstLine="0"/>
-              <w:jc w:val="center"/>
+              <w:jc w:val="left"/>
             </w:pPr>
             <w:r>
               <w:rPr>
                 <w:rFonts w:ascii="Times New Roman" w:hAnsi="Times New Roman" w:eastAsia="宋体"/>
                 <w:b/>
                 <w:color w:val="000000"/>
-                <w:sz w:val="20"/>
+                <w:sz w:val="19"/>
               </w:rPr>
               <w:t>BLEU</w:t>
             </w:r>
@@ -7093,20 +9996,27 @@
               <w:right w:w="80" w:type="dxa"/>
             </w:tcMar>
             <w:shd w:fill="EFEFEF"/>
+            <w:tcMar>
+              <w:top w:w="70" w:type="dxa"/>
+              <w:left w:w="70" w:type="dxa"/>
+              <w:bottom w:w="70" w:type="dxa"/>
+              <w:right w:w="70" w:type="dxa"/>
+            </w:tcMar>
+            <w:shd w:fill="E7E6E6"/>
           </w:tcPr>
           <w:p>
             <w:pPr>
               <w:keepNext/>
-              <w:spacing w:before="0" w:after="0" w:line="276" w:lineRule="auto"/>
+              <w:spacing w:before="0" w:after="40" w:line="276" w:lineRule="auto"/>
               <w:ind w:firstLine="0"/>
-              <w:jc w:val="center"/>
+              <w:jc w:val="left"/>
             </w:pPr>
             <w:r>
               <w:rPr>
                 <w:rFonts w:ascii="Times New Roman" w:hAnsi="Times New Roman" w:eastAsia="宋体"/>
                 <w:b/>
                 <w:color w:val="000000"/>
-                <w:sz w:val="20"/>
+                <w:sz w:val="19"/>
               </w:rPr>
               <w:t>ROUGE-L</w:t>
             </w:r>
@@ -7127,20 +10037,26 @@
               <w:left w:w="80" w:type="dxa"/>
               <w:right w:w="80" w:type="dxa"/>
             </w:tcMar>
+            <w:tcMar>
+              <w:top w:w="70" w:type="dxa"/>
+              <w:left w:w="70" w:type="dxa"/>
+              <w:bottom w:w="70" w:type="dxa"/>
+              <w:right w:w="70" w:type="dxa"/>
+            </w:tcMar>
           </w:tcPr>
           <w:p>
             <w:pPr>
               <w:keepNext/>
-              <w:spacing w:before="0" w:after="0" w:line="276" w:lineRule="auto"/>
+              <w:spacing w:before="0" w:after="40" w:line="276" w:lineRule="auto"/>
               <w:ind w:firstLine="0"/>
-              <w:jc w:val="center"/>
+              <w:jc w:val="left"/>
             </w:pPr>
             <w:r>
               <w:rPr>
                 <w:rFonts w:ascii="Times New Roman" w:hAnsi="Times New Roman" w:eastAsia="宋体"/>
                 <w:b w:val="0"/>
                 <w:color w:val="000000"/>
-                <w:sz w:val="20"/>
+                <w:sz w:val="19"/>
               </w:rPr>
               <w:t>B0原始生成</w:t>
             </w:r>
@@ -7156,20 +10072,26 @@
               <w:left w:w="80" w:type="dxa"/>
               <w:right w:w="80" w:type="dxa"/>
             </w:tcMar>
+            <w:tcMar>
+              <w:top w:w="70" w:type="dxa"/>
+              <w:left w:w="70" w:type="dxa"/>
+              <w:bottom w:w="70" w:type="dxa"/>
+              <w:right w:w="70" w:type="dxa"/>
+            </w:tcMar>
           </w:tcPr>
           <w:p>
             <w:pPr>
               <w:keepNext/>
-              <w:spacing w:before="0" w:after="0" w:line="276" w:lineRule="auto"/>
+              <w:spacing w:before="0" w:after="40" w:line="276" w:lineRule="auto"/>
               <w:ind w:firstLine="0"/>
-              <w:jc w:val="center"/>
+              <w:jc w:val="left"/>
             </w:pPr>
             <w:r>
               <w:rPr>
                 <w:rFonts w:ascii="Times New Roman" w:hAnsi="Times New Roman" w:eastAsia="宋体"/>
                 <w:b w:val="0"/>
                 <w:color w:val="000000"/>
-                <w:sz w:val="20"/>
+                <w:sz w:val="19"/>
               </w:rPr>
               <w:t>99.53</w:t>
             </w:r>
@@ -7185,20 +10107,26 @@
               <w:left w:w="80" w:type="dxa"/>
               <w:right w:w="80" w:type="dxa"/>
             </w:tcMar>
+            <w:tcMar>
+              <w:top w:w="70" w:type="dxa"/>
+              <w:left w:w="70" w:type="dxa"/>
+              <w:bottom w:w="70" w:type="dxa"/>
+              <w:right w:w="70" w:type="dxa"/>
+            </w:tcMar>
           </w:tcPr>
           <w:p>
             <w:pPr>
               <w:keepNext/>
-              <w:spacing w:before="0" w:after="0" w:line="276" w:lineRule="auto"/>
+              <w:spacing w:before="0" w:after="40" w:line="276" w:lineRule="auto"/>
               <w:ind w:firstLine="0"/>
-              <w:jc w:val="center"/>
+              <w:jc w:val="left"/>
             </w:pPr>
             <w:r>
               <w:rPr>
                 <w:rFonts w:ascii="Times New Roman" w:hAnsi="Times New Roman" w:eastAsia="宋体"/>
                 <w:b w:val="0"/>
                 <w:color w:val="000000"/>
-                <w:sz w:val="20"/>
+                <w:sz w:val="19"/>
               </w:rPr>
               <w:t>99.53</w:t>
             </w:r>
@@ -7214,20 +10142,26 @@
               <w:left w:w="80" w:type="dxa"/>
               <w:right w:w="80" w:type="dxa"/>
             </w:tcMar>
+            <w:tcMar>
+              <w:top w:w="70" w:type="dxa"/>
+              <w:left w:w="70" w:type="dxa"/>
+              <w:bottom w:w="70" w:type="dxa"/>
+              <w:right w:w="70" w:type="dxa"/>
+            </w:tcMar>
           </w:tcPr>
           <w:p>
             <w:pPr>
               <w:keepNext/>
-              <w:spacing w:before="0" w:after="0" w:line="276" w:lineRule="auto"/>
+              <w:spacing w:before="0" w:after="40" w:line="276" w:lineRule="auto"/>
               <w:ind w:firstLine="0"/>
-              <w:jc w:val="center"/>
+              <w:jc w:val="left"/>
             </w:pPr>
             <w:r>
               <w:rPr>
                 <w:rFonts w:ascii="Times New Roman" w:hAnsi="Times New Roman" w:eastAsia="宋体"/>
                 <w:b w:val="0"/>
                 <w:color w:val="000000"/>
-                <w:sz w:val="20"/>
+                <w:sz w:val="19"/>
               </w:rPr>
               <w:t>99.78</w:t>
             </w:r>
@@ -7243,20 +10177,26 @@
               <w:left w:w="80" w:type="dxa"/>
               <w:right w:w="80" w:type="dxa"/>
             </w:tcMar>
+            <w:tcMar>
+              <w:top w:w="70" w:type="dxa"/>
+              <w:left w:w="70" w:type="dxa"/>
+              <w:bottom w:w="70" w:type="dxa"/>
+              <w:right w:w="70" w:type="dxa"/>
+            </w:tcMar>
           </w:tcPr>
           <w:p>
             <w:pPr>
               <w:keepNext/>
-              <w:spacing w:before="0" w:after="0" w:line="276" w:lineRule="auto"/>
+              <w:spacing w:before="0" w:after="40" w:line="276" w:lineRule="auto"/>
               <w:ind w:firstLine="0"/>
-              <w:jc w:val="center"/>
+              <w:jc w:val="left"/>
             </w:pPr>
             <w:r>
               <w:rPr>
                 <w:rFonts w:ascii="Times New Roman" w:hAnsi="Times New Roman" w:eastAsia="宋体"/>
                 <w:b w:val="0"/>
                 <w:color w:val="000000"/>
-                <w:sz w:val="20"/>
+                <w:sz w:val="19"/>
               </w:rPr>
               <w:t>99.89</w:t>
             </w:r>
@@ -7277,20 +10217,26 @@
               <w:left w:w="80" w:type="dxa"/>
               <w:right w:w="80" w:type="dxa"/>
             </w:tcMar>
+            <w:tcMar>
+              <w:top w:w="70" w:type="dxa"/>
+              <w:left w:w="70" w:type="dxa"/>
+              <w:bottom w:w="70" w:type="dxa"/>
+              <w:right w:w="70" w:type="dxa"/>
+            </w:tcMar>
           </w:tcPr>
           <w:p>
             <w:pPr>
               <w:keepNext w:val="0"/>
-              <w:spacing w:before="0" w:after="0" w:line="276" w:lineRule="auto"/>
+              <w:spacing w:before="0" w:after="40" w:line="276" w:lineRule="auto"/>
               <w:ind w:firstLine="0"/>
-              <w:jc w:val="center"/>
+              <w:jc w:val="left"/>
             </w:pPr>
             <w:r>
               <w:rPr>
                 <w:rFonts w:ascii="Times New Roman" w:hAnsi="Times New Roman" w:eastAsia="宋体"/>
                 <w:b w:val="0"/>
                 <w:color w:val="000000"/>
-                <w:sz w:val="20"/>
+                <w:sz w:val="19"/>
               </w:rPr>
               <w:t>B0加名称恢复</w:t>
             </w:r>
@@ -7306,20 +10252,26 @@
               <w:left w:w="80" w:type="dxa"/>
               <w:right w:w="80" w:type="dxa"/>
             </w:tcMar>
+            <w:tcMar>
+              <w:top w:w="70" w:type="dxa"/>
+              <w:left w:w="70" w:type="dxa"/>
+              <w:bottom w:w="70" w:type="dxa"/>
+              <w:right w:w="70" w:type="dxa"/>
+            </w:tcMar>
           </w:tcPr>
           <w:p>
             <w:pPr>
               <w:keepNext w:val="0"/>
-              <w:spacing w:before="0" w:after="0" w:line="276" w:lineRule="auto"/>
+              <w:spacing w:before="0" w:after="40" w:line="276" w:lineRule="auto"/>
               <w:ind w:firstLine="0"/>
-              <w:jc w:val="center"/>
+              <w:jc w:val="left"/>
             </w:pPr>
             <w:r>
               <w:rPr>
                 <w:rFonts w:ascii="Times New Roman" w:hAnsi="Times New Roman" w:eastAsia="宋体"/>
                 <w:b w:val="0"/>
                 <w:color w:val="000000"/>
-                <w:sz w:val="20"/>
+                <w:sz w:val="19"/>
               </w:rPr>
               <w:t>100.00</w:t>
             </w:r>
@@ -7335,20 +10287,26 @@
               <w:left w:w="80" w:type="dxa"/>
               <w:right w:w="80" w:type="dxa"/>
             </w:tcMar>
+            <w:tcMar>
+              <w:top w:w="70" w:type="dxa"/>
+              <w:left w:w="70" w:type="dxa"/>
+              <w:bottom w:w="70" w:type="dxa"/>
+              <w:right w:w="70" w:type="dxa"/>
+            </w:tcMar>
           </w:tcPr>
           <w:p>
             <w:pPr>
               <w:keepNext w:val="0"/>
-              <w:spacing w:before="0" w:after="0" w:line="276" w:lineRule="auto"/>
+              <w:spacing w:before="0" w:after="40" w:line="276" w:lineRule="auto"/>
               <w:ind w:firstLine="0"/>
-              <w:jc w:val="center"/>
+              <w:jc w:val="left"/>
             </w:pPr>
             <w:r>
               <w:rPr>
                 <w:rFonts w:ascii="Times New Roman" w:hAnsi="Times New Roman" w:eastAsia="宋体"/>
                 <w:b w:val="0"/>
                 <w:color w:val="000000"/>
-                <w:sz w:val="20"/>
+                <w:sz w:val="19"/>
               </w:rPr>
               <w:t>100.00</w:t>
             </w:r>
@@ -7364,20 +10322,26 @@
               <w:left w:w="80" w:type="dxa"/>
               <w:right w:w="80" w:type="dxa"/>
             </w:tcMar>
+            <w:tcMar>
+              <w:top w:w="70" w:type="dxa"/>
+              <w:left w:w="70" w:type="dxa"/>
+              <w:bottom w:w="70" w:type="dxa"/>
+              <w:right w:w="70" w:type="dxa"/>
+            </w:tcMar>
           </w:tcPr>
           <w:p>
             <w:pPr>
               <w:keepNext w:val="0"/>
-              <w:spacing w:before="0" w:after="0" w:line="276" w:lineRule="auto"/>
+              <w:spacing w:before="0" w:after="40" w:line="276" w:lineRule="auto"/>
               <w:ind w:firstLine="0"/>
-              <w:jc w:val="center"/>
+              <w:jc w:val="left"/>
             </w:pPr>
             <w:r>
               <w:rPr>
                 <w:rFonts w:ascii="Times New Roman" w:hAnsi="Times New Roman" w:eastAsia="宋体"/>
                 <w:b w:val="0"/>
                 <w:color w:val="000000"/>
-                <w:sz w:val="20"/>
+                <w:sz w:val="19"/>
               </w:rPr>
               <w:t>99.91</w:t>
             </w:r>
@@ -7393,20 +10357,26 @@
               <w:left w:w="80" w:type="dxa"/>
               <w:right w:w="80" w:type="dxa"/>
             </w:tcMar>
+            <w:tcMar>
+              <w:top w:w="70" w:type="dxa"/>
+              <w:left w:w="70" w:type="dxa"/>
+              <w:bottom w:w="70" w:type="dxa"/>
+              <w:right w:w="70" w:type="dxa"/>
+            </w:tcMar>
           </w:tcPr>
           <w:p>
             <w:pPr>
               <w:keepNext w:val="0"/>
-              <w:spacing w:before="0" w:after="0" w:line="276" w:lineRule="auto"/>
+              <w:spacing w:before="0" w:after="40" w:line="276" w:lineRule="auto"/>
               <w:ind w:firstLine="0"/>
-              <w:jc w:val="center"/>
+              <w:jc w:val="left"/>
             </w:pPr>
             <w:r>
               <w:rPr>
                 <w:rFonts w:ascii="Times New Roman" w:hAnsi="Times New Roman" w:eastAsia="宋体"/>
                 <w:b w:val="0"/>
                 <w:color w:val="000000"/>
-                <w:sz w:val="20"/>
+                <w:sz w:val="19"/>
               </w:rPr>
               <w:t>99.98</w:t>
             </w:r>
@@ -7416,30 +10386,36 @@
     </w:tbl>
     <w:p>
       <w:pPr>
-        <w:spacing w:after="0" w:before="0" w:line="60" w:lineRule="exact"/>
+        <w:keepNext w:val="0"/>
+        <w:keepLines w:val="0"/>
+        <w:pageBreakBefore w:val="0"/>
+        <w:widowControl/>
+        <w:spacing w:line="300" w:lineRule="auto" w:before="0" w:after="80"/>
+        <w:jc w:val="both"/>
       </w:pPr>
       <w:r>
         <w:rPr>
           <w:rFonts w:ascii="Times New Roman" w:hAnsi="Times New Roman" w:eastAsia="宋体"/>
           <w:color w:val="000000"/>
-          <w:sz w:val="6"/>
-        </w:rPr>
-      </w:r>
-    </w:p>
-    <w:p>
-      <w:r>
-        <w:rPr>
-          <w:rFonts w:ascii="Times New Roman" w:hAnsi="Times New Roman" w:eastAsia="宋体"/>
-          <w:color w:val="000000"/>
+          <w:sz w:val="21"/>
         </w:rPr>
         <w:t>在统一v2口径下，名称恢复修正测试集42题，回退0题，共54题文本发生变化；验证集修正24题、回退0题、39题文本变化。测试后处理实测耗时2.89098秒，与原始生成计时分开记录。恢复后实体指标为100.00%，而BLEU与ROUGE-L仍低于100，说明实体恢复不要求整句完全复制参考文本。</w:t>
       </w:r>
     </w:p>
     <w:p>
+      <w:pPr>
+        <w:keepNext w:val="0"/>
+        <w:keepLines w:val="0"/>
+        <w:pageBreakBefore w:val="0"/>
+        <w:widowControl/>
+        <w:spacing w:line="300" w:lineRule="auto" w:before="0" w:after="80"/>
+        <w:jc w:val="both"/>
+      </w:pPr>
       <w:r>
         <w:rPr>
           <w:rFonts w:ascii="Times New Roman" w:hAnsi="Times New Roman" w:eastAsia="宋体"/>
           <w:color w:val="000000"/>
+          <w:sz w:val="21"/>
         </w:rPr>
         <w:t>在439道扰动题中，名称恢复没有修正或回退实体判分，B0的F1仍为83.98%。这说明它主要处理已有正确上下文中的名称形式，不能代替电影链接和关系理解。错误分析也让我认识到，评价程序本身需要逐题复核：解析规则的修正会改变分数，却不等于模型重新学会了这些问题。</w:t>
       </w:r>
@@ -7447,150 +10423,357 @@
     <w:p>
       <w:pPr>
         <w:pStyle w:val="Heading3"/>
+        <w:keepNext/>
+        <w:keepLines w:val="0"/>
+        <w:pageBreakBefore w:val="0"/>
+        <w:widowControl/>
+        <w:spacing w:line="300" w:lineRule="auto" w:before="200" w:after="100"/>
+        <w:jc w:val="left"/>
       </w:pPr>
       <w:r>
         <w:rPr>
-          <w:rFonts w:ascii="Times New Roman" w:hAnsi="Times New Roman" w:eastAsia="黑体"/>
+          <w:rFonts w:ascii="Times New Roman" w:hAnsi="Times New Roman" w:eastAsia="宋体"/>
+          <w:b/>
+          <w:i w:val="0"/>
           <w:color w:val="000000"/>
+          <w:sz w:val="22"/>
         </w:rPr>
         <w:t>5.5.4 中文输入与界面检验</w:t>
       </w:r>
     </w:p>
     <w:p>
+      <w:pPr>
+        <w:keepNext w:val="0"/>
+        <w:keepLines w:val="0"/>
+        <w:pageBreakBefore w:val="0"/>
+        <w:widowControl/>
+        <w:spacing w:line="300" w:lineRule="auto" w:before="0" w:after="80"/>
+        <w:jc w:val="both"/>
+      </w:pPr>
       <w:r>
         <w:rPr>
           <w:rFonts w:ascii="Times New Roman" w:hAnsi="Times New Roman" w:eastAsia="宋体"/>
           <w:color w:val="000000"/>
+          <w:sz w:val="21"/>
         </w:rPr>
         <w:t>在英文主实验之外，我增加了中文问题适配和中文界面交互。输入适配识别中文片名和四类关系表达，再调用现有问答流程；输出优先使用可用中文标签，缺少时保留原名称。两人共同整理的489条辅助实体记录只用于中文显示和电影别名，保持原图谱、问答划分及训练输入不变。中文功能未重新训练A0或神经模型。</w:t>
       </w:r>
     </w:p>
     <w:p>
+      <w:pPr>
+        <w:keepNext w:val="0"/>
+        <w:keepLines w:val="0"/>
+        <w:pageBreakBefore w:val="0"/>
+        <w:widowControl/>
+        <w:spacing w:line="300" w:lineRule="auto" w:before="0" w:after="80"/>
+        <w:jc w:val="both"/>
+      </w:pPr>
       <w:r>
         <w:rPr>
           <w:rFonts w:ascii="Times New Roman" w:hAnsi="Times New Roman" w:eastAsia="宋体"/>
           <w:color w:val="000000"/>
+          <w:sz w:val="21"/>
         </w:rPr>
         <w:t>中文A0检验使用20部验证、测试电影，包含240道可回答题和20道拒答题。规范问法、混合片名及改写各80道，四种关系各60道；正例实体集合准确率和负例拒答正确率均为100.00%。另通过真实神经HTTP调用检查8道正例和8道负例，该小样本的实体回答或拒答均正确，中文输出覆盖全部样例。它们说明当前受控输入流程可以运行，不能扩展解释为自然中文问答总体准确率。</w:t>
       </w:r>
     </w:p>
     <w:p>
+      <w:pPr>
+        <w:keepNext w:val="0"/>
+        <w:keepLines w:val="0"/>
+        <w:pageBreakBefore w:val="0"/>
+        <w:widowControl/>
+        <w:spacing w:line="300" w:lineRule="auto" w:before="0" w:after="80"/>
+        <w:jc w:val="both"/>
+      </w:pPr>
       <w:r>
         <w:rPr>
           <w:rFonts w:ascii="Times New Roman" w:hAnsi="Times New Roman" w:eastAsia="宋体"/>
           <w:color w:val="000000"/>
+          <w:sz w:val="21"/>
         </w:rPr>
         <w:t>初次中文题面中，有8个未限定年份的同名片名被正确拒答。随后我对选中电影和问法统一在片名外补充已有上映年份，再冻结题面检验；因此，这一100.00%结果对应诊断后明确片名的受控问题，不能写成模型修复了歧义或重新训练后提升。中文扩展后，我还重跑原8917道英文测试题，电影、关系、答案实体集合和答案文本均与保留的A0预测一致，未发生变化。</w:t>
       </w:r>
     </w:p>
     <w:p>
+      <w:pPr>
+        <w:keepNext w:val="0"/>
+        <w:keepLines w:val="0"/>
+        <w:pageBreakBefore w:val="0"/>
+        <w:widowControl/>
+        <w:spacing w:line="300" w:lineRule="auto" w:before="0" w:after="80"/>
+        <w:jc w:val="both"/>
+      </w:pPr>
       <w:r>
         <w:rPr>
           <w:rFonts w:ascii="Times New Roman" w:hAnsi="Times New Roman" w:eastAsia="宋体"/>
           <w:color w:val="000000"/>
+          <w:sz w:val="21"/>
         </w:rPr>
         <w:t>综合本轮现象，结果适用于可见冻结图谱上的模板问题及上述小样本诊断。共同神经配置各只使用种子42训练一次，未估计多种子波动；自动名称匹配也可能遗漏库外错误名称。对系统的解释应同时考虑数据条件、实体评价口径和错误类型，不能只依据接近满分的文本或实体指标概括开放域能力。</w:t>
       </w:r>
     </w:p>
     <w:p>
       <w:pPr>
-        <w:pStyle w:val="Heading1"/>
+        <w:pStyle w:val="Heading3"/>
+        <w:keepNext/>
+        <w:keepLines w:val="0"/>
+        <w:pageBreakBefore w:val="0"/>
+        <w:widowControl/>
+        <w:spacing w:line="300" w:lineRule="auto" w:before="200" w:after="100"/>
+        <w:jc w:val="left"/>
       </w:pPr>
       <w:r>
         <w:rPr>
-          <w:rFonts w:ascii="Times New Roman" w:hAnsi="Times New Roman" w:eastAsia="黑体"/>
+          <w:rFonts w:ascii="Times New Roman" w:hAnsi="Times New Roman" w:eastAsia="宋体"/>
+          <w:b/>
+          <w:i w:val="0"/>
           <w:color w:val="000000"/>
+          <w:sz w:val="22"/>
+        </w:rPr>
+        <w:t>免训练语义扩展的收益与限制</w:t>
+      </w:r>
+    </w:p>
+    <w:p>
+      <w:pPr>
+        <w:keepNext w:val="0"/>
+        <w:keepLines w:val="0"/>
+        <w:pageBreakBefore w:val="0"/>
+        <w:widowControl/>
+        <w:spacing w:line="300" w:lineRule="auto" w:before="0" w:after="80"/>
+        <w:jc w:val="both"/>
+      </w:pPr>
+      <w:r>
+        <w:rPr>
+          <w:rFonts w:ascii="Times New Roman" w:hAnsi="Times New Roman" w:eastAsia="宋体"/>
+          <w:color w:val="000000"/>
+          <w:sz w:val="21"/>
+        </w:rPr>
+        <w:t>当前P0已跑通真实模型规划与图谱执行，但20题开发验收不足以支撑“已理解任意自然语言”。较好的拒答状态与较低的计划匹配可以同时出现：系统可能安全地澄清，也可能选择了错误属性、漏掉条件或把反查简化为单跳。模板回退只保证执行结果按规则完整呈现，不能修正错误计划。应保留计划、实体和证据，以便逐题定位错误。</w:t>
+      </w:r>
+    </w:p>
+    <w:p>
+      <w:pPr>
+        <w:keepNext w:val="0"/>
+        <w:keepLines w:val="0"/>
+        <w:pageBreakBefore w:val="0"/>
+        <w:widowControl/>
+        <w:spacing w:line="300" w:lineRule="auto" w:before="0" w:after="80"/>
+        <w:jc w:val="both"/>
+      </w:pPr>
+      <w:r>
+        <w:rPr>
+          <w:rFonts w:ascii="Times New Roman" w:hAnsi="Times New Roman" w:eastAsia="宋体"/>
+          <w:color w:val="000000"/>
+          <w:sz w:val="21"/>
+        </w:rPr>
+        <w:t>后续优先开展免训练改进：加强属性定义与正反例提示，加入候选实体完整性检查，对未支持条件显式拒答；固定提示后，由独立人员编写覆盖更多电影和表达的新题集，分别测计划、工具、状态、文本事实和延迟。只有新方案在独立题上可靠改善，才考虑替换默认分支。进一步训练应保留拒答样本与旧模板回归，避免只优化可答题。</w:t>
+      </w:r>
+    </w:p>
+    <w:p>
+      <w:pPr>
+        <w:keepNext w:val="0"/>
+        <w:keepLines w:val="0"/>
+        <w:pageBreakBefore w:val="0"/>
+        <w:widowControl/>
+        <w:spacing w:line="300" w:lineRule="auto" w:before="0" w:after="80"/>
+        <w:jc w:val="both"/>
+      </w:pPr>
+      <w:r>
+        <w:rPr>
+          <w:rFonts w:ascii="Times New Roman" w:hAnsi="Times New Roman" w:eastAsia="宋体"/>
+          <w:color w:val="000000"/>
+          <w:sz w:val="21"/>
+        </w:rPr>
+        <w:t>本机完整代码回归716项通过（39.21秒）。协议模拟、Schema、执行器及Web测试证明工程行为，不能代替真实模型自然语言能力评价。</w:t>
+      </w:r>
+    </w:p>
+    <w:p>
+      <w:pPr>
+        <w:pStyle w:val="Heading1"/>
+        <w:keepNext/>
+        <w:keepLines w:val="0"/>
+        <w:pageBreakBefore w:val="0"/>
+        <w:widowControl/>
+        <w:spacing w:line="300" w:lineRule="auto" w:before="200" w:after="100"/>
+        <w:jc w:val="left"/>
+      </w:pPr>
+      <w:r>
+        <w:rPr>
+          <w:rFonts w:ascii="Times New Roman" w:hAnsi="Times New Roman" w:eastAsia="宋体"/>
+          <w:b/>
+          <w:i w:val="0"/>
+          <w:color w:val="000000"/>
+          <w:sz w:val="26"/>
         </w:rPr>
         <w:t>6 实验总结</w:t>
       </w:r>
     </w:p>
     <w:p>
+      <w:pPr>
+        <w:keepNext w:val="0"/>
+        <w:keepLines w:val="0"/>
+        <w:pageBreakBefore w:val="0"/>
+        <w:widowControl/>
+        <w:spacing w:line="300" w:lineRule="auto" w:before="0" w:after="80"/>
+        <w:jc w:val="both"/>
+      </w:pPr>
       <w:r>
         <w:rPr>
           <w:rFonts w:ascii="Times New Roman" w:hAnsi="Times New Roman" w:eastAsia="宋体"/>
           <w:color w:val="000000"/>
+          <w:sz w:val="21"/>
         </w:rPr>
-        <w:t>通过本次实验，我把阈值的作用落实到了每一道问题：原有范围不改变结果，是因为门槛没有触及预测置信度；补充提高阈值后，正确事实仍在图谱中，系统却因接受门槛而拒答。结合可回答题分母和误拒答数，比只看总体分数更能说明参数究竟改变了什么。</w:t>
+        <w:t>本实验把输入、链接、关系、事实与评分串联起来。阈值0.99以下不改变模板成绩，是因门槛未触及预测置信度；0.998和0.999触发误拒答。扰动诊断说明片名与表达变化仍会导致失败，模板满分不能代表开放域能力。实体解析修订、名称恢复与模型训练分别记录，避免把评分或后处理变化误称模型提升。</w:t>
       </w:r>
     </w:p>
     <w:p>
+      <w:pPr>
+        <w:keepNext w:val="0"/>
+        <w:keepLines w:val="0"/>
+        <w:pageBreakBefore w:val="0"/>
+        <w:widowControl/>
+        <w:spacing w:line="300" w:lineRule="auto" w:before="0" w:after="80"/>
+        <w:jc w:val="both"/>
+      </w:pPr>
       <w:r>
         <w:rPr>
           <w:rFonts w:ascii="Times New Roman" w:hAnsi="Times New Roman" w:eastAsia="宋体"/>
           <w:color w:val="000000"/>
+          <w:sz w:val="21"/>
         </w:rPr>
-        <w:t>扰动题表明，关系表达和片名变化会显著影响回答，固定模板满分无法替代鲁棒性分析。组合实体解析修正和名称恢复则让我区分了生成错误、名称形式错误与评价错误：同一文本在修正解析后得分变化，与模型训练提升是不同的事情。与夏俊杰的神经训练结果对照后，我也更清楚验证选模、独立后处理和最终测试应保持各自的实验作用。</w:t>
+        <w:t>最新报告责任范围为：A0管道、电影实体链接与候选确认、关系阈值诊断、P0语义规划与确定性执行、严格评价、拒答分析及证据交互。两人按模块均衡承担报告解释、复现与答辩，约各占一半；共同核对数据划分、评价口径、CI和结论。该分配依据当前交付模块组织，不追溯原始贡献，也不据此声称每人独立执行过全部服务器任务。</w:t>
       </w:r>
     </w:p>
     <w:p>
+      <w:pPr>
+        <w:keepNext w:val="0"/>
+        <w:keepLines w:val="0"/>
+        <w:pageBreakBefore w:val="0"/>
+        <w:widowControl/>
+        <w:spacing w:line="300" w:lineRule="auto" w:before="0" w:after="80"/>
+        <w:jc w:val="both"/>
+      </w:pPr>
       <w:r>
         <w:rPr>
           <w:rFonts w:ascii="Times New Roman" w:hAnsi="Times New Roman" w:eastAsia="宋体"/>
           <w:color w:val="000000"/>
+          <w:sz w:val="21"/>
         </w:rPr>
-        <w:t>中文适配把这些认识应用到实际交互中：同名电影需要年份等信息，显示标签应有来源，输出流程变化后还要检查原英文问题是否保持一致。本次实验的主要收获，是能够沿着输入、链接、关系、事实、生成和评分逐步解释结果，而不是仅依据最终准确率判断系统是否有效。</w:t>
+        <w:t>人工评分仍为空，真实终端环境截图尚需补入。报告完成日期填写2026年10月30日，10月31日扩展按真实日期单列为补充记录。课程代码包不含完整数据和模型，运行资产按manifest另取。</w:t>
+      </w:r>
+    </w:p>
+    <w:p>
+      <w:pPr>
+        <w:keepNext w:val="0"/>
+        <w:keepLines w:val="0"/>
+        <w:pageBreakBefore w:val="0"/>
+        <w:widowControl/>
+        <w:spacing w:line="300" w:lineRule="auto" w:before="0" w:after="80"/>
+        <w:jc w:val="both"/>
+      </w:pPr>
+      <w:r>
+        <w:rPr>
+          <w:rFonts w:ascii="Times New Roman" w:hAnsi="Times New Roman" w:eastAsia="宋体"/>
+          <w:color w:val="000000"/>
+          <w:sz w:val="21"/>
+        </w:rPr>
+        <w:t>补充记录见verification/2026-10-31/下的freeform_v2/completed/、trainfree/runtime_5000_final_v2/与semantic_p0/dev_v1/；P0模型来源：https://huggingface.co/Qwen/Qwen2.5-3B-Instruct。</w:t>
       </w:r>
     </w:p>
     <w:p>
       <w:pPr>
         <w:pStyle w:val="Heading1"/>
+        <w:keepNext/>
+        <w:keepLines w:val="0"/>
+        <w:pageBreakBefore w:val="0"/>
+        <w:widowControl/>
+        <w:spacing w:line="300" w:lineRule="auto" w:before="200" w:after="100"/>
+        <w:jc w:val="left"/>
       </w:pPr>
       <w:r>
         <w:rPr>
-          <w:rFonts w:ascii="Times New Roman" w:hAnsi="Times New Roman" w:eastAsia="黑体"/>
+          <w:rFonts w:ascii="Times New Roman" w:hAnsi="Times New Roman" w:eastAsia="宋体"/>
+          <w:b/>
+          <w:i w:val="0"/>
           <w:color w:val="000000"/>
+          <w:sz w:val="26"/>
         </w:rPr>
         <w:t>7 参考文献</w:t>
       </w:r>
     </w:p>
     <w:p>
       <w:pPr>
+        <w:keepNext w:val="0"/>
+        <w:keepLines w:val="0"/>
+        <w:pageBreakBefore w:val="0"/>
+        <w:widowControl/>
+        <w:spacing w:line="276" w:lineRule="auto" w:before="0" w:after="40"/>
         <w:ind w:firstLine="0"/>
+        <w:jc w:val="both"/>
       </w:pPr>
       <w:r>
         <w:rPr>
           <w:rFonts w:ascii="Times New Roman" w:hAnsi="Times New Roman" w:eastAsia="宋体"/>
           <w:color w:val="000000"/>
-          <w:sz w:val="20"/>
+          <w:sz w:val="19"/>
         </w:rPr>
         <w:t>[1] Bordes A, Usunier N, Garcia-Duran A, et al. Translating Embeddings for Modeling Multi-relational Data. Advances in Neural Information Processing Systems 26, 2013.</w:t>
       </w:r>
     </w:p>
     <w:p>
       <w:pPr>
+        <w:keepNext w:val="0"/>
+        <w:keepLines w:val="0"/>
+        <w:pageBreakBefore w:val="0"/>
+        <w:widowControl/>
+        <w:spacing w:line="276" w:lineRule="auto" w:before="0" w:after="40"/>
         <w:ind w:firstLine="0"/>
+        <w:jc w:val="both"/>
       </w:pPr>
       <w:r>
         <w:rPr>
           <w:rFonts w:ascii="Times New Roman" w:hAnsi="Times New Roman" w:eastAsia="宋体"/>
           <w:color w:val="000000"/>
-          <w:sz w:val="20"/>
+          <w:sz w:val="19"/>
         </w:rPr>
         <w:t>[2] Chung H W, Hou L, Longpre S, et al. Scaling Instruction-Finetuned Language Models. arXiv:2210.11416, 2022.</w:t>
       </w:r>
     </w:p>
     <w:p>
       <w:pPr>
+        <w:keepNext w:val="0"/>
+        <w:keepLines w:val="0"/>
+        <w:pageBreakBefore w:val="0"/>
+        <w:widowControl/>
+        <w:spacing w:line="276" w:lineRule="auto" w:before="0" w:after="40"/>
         <w:ind w:firstLine="0"/>
+        <w:jc w:val="both"/>
       </w:pPr>
       <w:r>
         <w:rPr>
           <w:rFonts w:ascii="Times New Roman" w:hAnsi="Times New Roman" w:eastAsia="宋体"/>
           <w:color w:val="000000"/>
-          <w:sz w:val="20"/>
+          <w:sz w:val="19"/>
         </w:rPr>
         <w:t>[3] Google. FLAN-T5-small模型卡. https://huggingface.co/google/flan-t5-small；本实验使用版本0fc9ddf78a1e988dac52e2dac162b0ede4fd74ab。</w:t>
       </w:r>
     </w:p>
     <w:p>
       <w:pPr>
+        <w:keepNext w:val="0"/>
+        <w:keepLines w:val="0"/>
+        <w:pageBreakBefore w:val="0"/>
+        <w:widowControl/>
+        <w:spacing w:line="276" w:lineRule="auto" w:before="0" w:after="40"/>
         <w:ind w:firstLine="0"/>
+        <w:jc w:val="both"/>
       </w:pPr>
       <w:r>
         <w:rPr>
           <w:rFonts w:ascii="Times New Roman" w:hAnsi="Times New Roman" w:eastAsia="宋体"/>
           <w:color w:val="000000"/>
-          <w:sz w:val="20"/>
+          <w:sz w:val="19"/>
         </w:rPr>
         <w:t>[4] Wikidata. Wikidata数据与实体标签. https://www.wikidata.org/。</w:t>
       </w:r>
@@ -7598,59 +10781,191 @@
     <w:p>
       <w:pPr>
         <w:pStyle w:val="Heading1"/>
+        <w:keepNext/>
+        <w:keepLines w:val="0"/>
+        <w:pageBreakBefore/>
+        <w:widowControl/>
+        <w:spacing w:line="300" w:lineRule="auto" w:before="200" w:after="100"/>
+        <w:jc w:val="left"/>
       </w:pPr>
       <w:r>
         <w:rPr>
-          <w:rFonts w:ascii="Times New Roman" w:hAnsi="Times New Roman" w:eastAsia="黑体"/>
+          <w:rFonts w:ascii="Times New Roman" w:hAnsi="Times New Roman" w:eastAsia="宋体"/>
+          <w:b/>
+          <w:i w:val="0"/>
           <w:color w:val="000000"/>
+          <w:sz w:val="26"/>
         </w:rPr>
         <w:t>附录 实验记录索引</w:t>
       </w:r>
     </w:p>
     <w:p>
+      <w:pPr>
+        <w:keepNext w:val="0"/>
+        <w:keepLines w:val="0"/>
+        <w:pageBreakBefore w:val="0"/>
+        <w:widowControl/>
+        <w:spacing w:line="300" w:lineRule="auto" w:before="0" w:after="80"/>
+        <w:jc w:val="both"/>
+      </w:pPr>
       <w:r>
         <w:rPr>
           <w:rFonts w:ascii="Times New Roman" w:hAnsi="Times New Roman" w:eastAsia="宋体"/>
           <w:color w:val="000000"/>
+          <w:sz w:val="21"/>
         </w:rPr>
         <w:t>代码仓库：github.com/Asilences/AI_1_experiment。数据清单：datasets/movies-5000-20261029/manifest.json。主实验记录目录：verification/2026-10-30/。</w:t>
       </w:r>
     </w:p>
     <w:p>
+      <w:pPr>
+        <w:keepNext w:val="0"/>
+        <w:keepLines w:val="0"/>
+        <w:pageBreakBefore w:val="0"/>
+        <w:widowControl/>
+        <w:spacing w:line="300" w:lineRule="auto" w:before="0" w:after="80"/>
+        <w:jc w:val="both"/>
+      </w:pPr>
       <w:r>
         <w:rPr>
           <w:rFonts w:ascii="Times New Roman" w:hAnsi="Times New Roman" w:eastAsia="宋体"/>
           <w:color w:val="000000"/>
+          <w:sz w:val="21"/>
         </w:rPr>
         <w:t>主实验目录中，A0_thresholds/保存个人原预设阈值记录，decoder_revision_v2/保存统一解析与名称恢复比较，paired_robustness.json保存同源扰动结果。中文检验与界面记录位于verification/2026-10-31/。</w:t>
       </w:r>
     </w:p>
     <w:p>
+      <w:pPr>
+        <w:keepNext w:val="0"/>
+        <w:keepLines w:val="0"/>
+        <w:pageBreakBefore w:val="0"/>
+        <w:widowControl/>
+        <w:spacing w:line="300" w:lineRule="auto" w:before="0" w:after="80"/>
+        <w:jc w:val="both"/>
+      </w:pPr>
       <w:r>
         <w:rPr>
           <w:rFonts w:ascii="Times New Roman" w:hAnsi="Times New Roman" w:eastAsia="宋体"/>
           <w:color w:val="000000"/>
+          <w:sz w:val="21"/>
         </w:rPr>
         <w:t>补充阈值运行记录/summary.json保存0.30对照及三种高阈值的配置、指标和输入哈希，逐题预测与原预设分开保存。</w:t>
       </w:r>
     </w:p>
     <w:p>
       <w:pPr>
+        <w:keepNext w:val="0"/>
+        <w:keepLines w:val="0"/>
+        <w:pageBreakBefore w:val="0"/>
+        <w:widowControl/>
+        <w:spacing w:line="300" w:lineRule="auto" w:before="0" w:after="80"/>
         <w:ind w:firstLine="0"/>
+        <w:jc w:val="both"/>
       </w:pPr>
       <w:r>
         <w:rPr>
           <w:rFonts w:ascii="Times New Roman" w:hAnsi="Times New Roman" w:eastAsia="宋体"/>
           <w:color w:val="000000"/>
-          <w:sz w:val="20"/>
+          <w:sz w:val="21"/>
         </w:rPr>
         <w:t>5000部电影快照SHA-256：486faa982e84fd5781f62872fd02db11100fad82a013b37f454bbe4da520d867。冻结A0模型SHA-256：a14f3ee60168e3f0a2eefcda403c58400e861c1708dceebe63c396e1e8faa8dd。</w:t>
+      </w:r>
+    </w:p>
+    <w:p>
+      <w:pPr>
+        <w:keepNext w:val="0"/>
+        <w:keepLines w:val="0"/>
+        <w:pageBreakBefore w:val="0"/>
+        <w:widowControl/>
+        <w:spacing w:line="300" w:lineRule="auto" w:before="0" w:after="80"/>
+        <w:jc w:val="both"/>
+      </w:pPr>
+      <w:r>
+        <w:rPr>
+          <w:rFonts w:ascii="Times New Roman" w:hAnsi="Times New Roman" w:eastAsia="宋体"/>
+          <w:color w:val="000000"/>
+          <w:sz w:val="21"/>
+        </w:rPr>
+        <w:t>复现时先核对上述数据和模型哈希，再使用新的输出目录。主实验A0预测、严格评分、名称恢复和P0规划各自保留结果；不得覆盖已用于报告的冻结记录。下列命令用于复现说明，不表示本轮又进行了新的选模。</w:t>
+      </w:r>
+    </w:p>
+    <w:p>
+      <w:pPr>
+        <w:keepNext w:val="0"/>
+        <w:keepLines w:val="0"/>
+        <w:pageBreakBefore w:val="0"/>
+        <w:widowControl/>
+        <w:spacing w:line="300" w:lineRule="auto" w:before="0" w:after="80"/>
+        <w:jc w:val="both"/>
+      </w:pPr>
+      <w:r>
+        <w:rPr>
+          <w:rFonts w:ascii="Times New Roman" w:hAnsi="Times New Roman" w:eastAsia="宋体"/>
+          <w:color w:val="000000"/>
+          <w:sz w:val="21"/>
+        </w:rPr>
+        <w:t>.\.venv\Scripts\python.exe benchmarks/run_frozen_thresholds.py --data-dir data/processed/movies_5000_20261029 --model-path models/pipeline_5000_20261029/model.pkl --output-dir output/report_recheck_NEW</w:t>
+      </w:r>
+    </w:p>
+    <w:p>
+      <w:pPr>
+        <w:keepNext w:val="0"/>
+        <w:keepLines w:val="0"/>
+        <w:pageBreakBefore w:val="0"/>
+        <w:widowControl/>
+        <w:spacing w:line="300" w:lineRule="auto" w:before="0" w:after="80"/>
+        <w:jc w:val="both"/>
+      </w:pPr>
+      <w:r>
+        <w:rPr>
+          <w:rFonts w:ascii="Times New Roman" w:hAnsi="Times New Roman" w:eastAsia="宋体"/>
+          <w:color w:val="000000"/>
+          <w:sz w:val="21"/>
+        </w:rPr>
+        <w:t>阈值入口会加载同一冻结模型并分别保存配置、逐题预测与汇总。复核时检查问题ID唯一、8917题完整覆盖、可答8106题与拒答811题的分母，并核对阈值拒答是否发生在关系预测之后。高阈值是诊断实验，不能用已查看的测试数据重新选择正式默认值。</w:t>
+      </w:r>
+    </w:p>
+    <w:p>
+      <w:pPr>
+        <w:keepNext w:val="0"/>
+        <w:keepLines w:val="0"/>
+        <w:pageBreakBefore w:val="0"/>
+        <w:widowControl/>
+        <w:spacing w:line="300" w:lineRule="auto" w:before="0" w:after="80"/>
+        <w:jc w:val="both"/>
+      </w:pPr>
+      <w:r>
+        <w:rPr>
+          <w:rFonts w:ascii="Times New Roman" w:hAnsi="Times New Roman" w:eastAsia="宋体"/>
+          <w:color w:val="000000"/>
+          <w:sz w:val="21"/>
+        </w:rPr>
+        <w:t>.\.venv\Scripts\python.exe scripts/evaluate_semantic_dev.py --catalog-dir data/processed/movies_v2_20261030 --cases benchmarks/semantic_dev_v1.jsonl --output-dir output/semantic_recheck_NEW</w:t>
+      </w:r>
+    </w:p>
+    <w:p>
+      <w:pPr>
+        <w:keepNext w:val="0"/>
+        <w:keepLines w:val="0"/>
+        <w:pageBreakBefore w:val="0"/>
+        <w:widowControl/>
+        <w:spacing w:line="300" w:lineRule="auto" w:before="0" w:after="80"/>
+        <w:jc w:val="both"/>
+      </w:pPr>
+      <w:r>
+        <w:rPr>
+          <w:rFonts w:ascii="Times New Roman" w:hAnsi="Times New Roman" w:eastAsia="宋体"/>
+          <w:color w:val="000000"/>
+          <w:sz w:val="21"/>
+        </w:rPr>
+        <w:t>P0复跑前需检查冻结模型服务与SSH转发；服务不可用应报错，不能切换规则答案冒称P0。20题复跑仅检查同题同协议的可重复行为，仍不是新的独立测试。独立自然问题与人工文本事实评价需另建题集及评分记录。</w:t>
       </w:r>
     </w:p>
     <w:sectPr>
       <w:footerReference w:type="default" r:id="rId13"/>
       <w:pgSz w:w="11906" w:h="16838"/>
-      <w:pgMar w:top="1247" w:right="1304" w:bottom="1247" w:left="1304" w:header="720" w:footer="624" w:gutter="0"/>
+      <w:pgMar w:top="1191" w:right="1247" w:bottom="1134" w:left="1247" w:header="720" w:footer="624" w:gutter="0"/>
       <w:cols w:space="720"/>
       <w:docGrid w:linePitch="360"/>
     </w:sectPr>
@@ -8036,13 +11351,13 @@
     <w:rsid w:val="00FC693F"/>
     <w:pPr>
       <w:widowControl/>
-      <w:spacing w:line="324" w:lineRule="auto" w:after="90"/>
+      <w:spacing w:line="300" w:lineRule="auto" w:after="90"/>
       <w:ind w:firstLine="442"/>
     </w:pPr>
     <w:rPr>
       <w:rFonts w:ascii="Times New Roman" w:hAnsi="Times New Roman" w:eastAsia="宋体"/>
       <w:color w:val="000000"/>
-      <w:sz w:val="23"/>
+      <w:sz w:val="21"/>
     </w:rPr>
   </w:style>
   <w:style w:type="paragraph" w:styleId="Header">
@@ -8100,16 +11415,16 @@
     <w:pPr>
       <w:keepNext/>
       <w:keepLines/>
-      <w:spacing w:before="240" w:after="120"/>
+      <w:spacing w:before="240" w:after="120" w:line="300" w:lineRule="auto"/>
       <w:ind w:firstLine="0"/>
       <w:outlineLvl w:val="0"/>
     </w:pPr>
     <w:rPr>
-      <w:rFonts w:asciiTheme="majorHAnsi" w:eastAsiaTheme="majorEastAsia" w:hAnsiTheme="majorHAnsi" w:cstheme="majorBidi" w:ascii="Times New Roman" w:hAnsi="Times New Roman" w:eastAsia="黑体"/>
+      <w:rFonts w:asciiTheme="majorHAnsi" w:eastAsiaTheme="majorEastAsia" w:hAnsiTheme="majorHAnsi" w:cstheme="majorBidi" w:ascii="Times New Roman" w:hAnsi="Times New Roman" w:eastAsia="宋体"/>
       <w:b/>
       <w:bCs/>
       <w:color w:val="000000"/>
-      <w:sz w:val="28"/>
+      <w:sz w:val="26"/>
       <w:szCs w:val="28"/>
     </w:rPr>
   </w:style>
@@ -8125,16 +11440,16 @@
     <w:pPr>
       <w:keepNext/>
       <w:keepLines/>
-      <w:spacing w:before="180" w:after="120"/>
+      <w:spacing w:before="180" w:after="120" w:line="300" w:lineRule="auto"/>
       <w:ind w:firstLine="0"/>
       <w:outlineLvl w:val="1"/>
     </w:pPr>
     <w:rPr>
-      <w:rFonts w:asciiTheme="majorHAnsi" w:eastAsiaTheme="majorEastAsia" w:hAnsiTheme="majorHAnsi" w:cstheme="majorBidi" w:ascii="Times New Roman" w:hAnsi="Times New Roman" w:eastAsia="黑体"/>
+      <w:rFonts w:asciiTheme="majorHAnsi" w:eastAsiaTheme="majorEastAsia" w:hAnsiTheme="majorHAnsi" w:cstheme="majorBidi" w:ascii="Times New Roman" w:hAnsi="Times New Roman" w:eastAsia="宋体"/>
       <w:b/>
       <w:bCs/>
       <w:color w:val="000000"/>
-      <w:sz w:val="25"/>
+      <w:sz w:val="24"/>
       <w:szCs w:val="26"/>
     </w:rPr>
   </w:style>
@@ -8150,16 +11465,16 @@
     <w:pPr>
       <w:keepNext/>
       <w:keepLines/>
-      <w:spacing w:before="180" w:after="120"/>
+      <w:spacing w:before="180" w:after="120" w:line="300" w:lineRule="auto"/>
       <w:ind w:firstLine="0"/>
       <w:outlineLvl w:val="2"/>
     </w:pPr>
     <w:rPr>
-      <w:rFonts w:asciiTheme="majorHAnsi" w:eastAsiaTheme="majorEastAsia" w:hAnsiTheme="majorHAnsi" w:cstheme="majorBidi" w:ascii="Times New Roman" w:hAnsi="Times New Roman" w:eastAsia="黑体"/>
+      <w:rFonts w:asciiTheme="majorHAnsi" w:eastAsiaTheme="majorEastAsia" w:hAnsiTheme="majorHAnsi" w:cstheme="majorBidi" w:ascii="Times New Roman" w:hAnsi="Times New Roman" w:eastAsia="宋体"/>
       <w:b/>
       <w:bCs/>
       <w:color w:val="000000"/>
-      <w:sz w:val="23"/>
+      <w:sz w:val="22"/>
     </w:rPr>
   </w:style>
   <w:style w:type="paragraph" w:styleId="Heading4">
@@ -8390,7 +11705,7 @@
     <w:qFormat/>
     <w:rsid w:val="00FC693F"/>
     <w:pPr>
-      <w:spacing w:after="300" w:line="240" w:lineRule="auto"/>
+      <w:spacing w:after="300" w:line="300" w:lineRule="auto"/>
       <w:contextualSpacing/>
     </w:pPr>
     <w:rPr>
@@ -8398,7 +11713,7 @@
       <w:color w:val="000000"/>
       <w:spacing w:val="5"/>
       <w:kern w:val="28"/>
-      <w:sz w:val="52"/>
+      <w:sz w:val="36"/>
       <w:szCs w:val="52"/>
     </w:rPr>
   </w:style>
@@ -8429,6 +11744,7 @@
       <w:numPr>
         <w:ilvl w:val="1"/>
       </w:numPr>
+      <w:spacing w:line="300" w:lineRule="auto"/>
     </w:pPr>
     <w:rPr>
       <w:rFonts w:asciiTheme="majorHAnsi" w:eastAsiaTheme="majorEastAsia" w:hAnsiTheme="majorHAnsi" w:cstheme="majorBidi" w:ascii="Times New Roman" w:hAnsi="Times New Roman" w:eastAsia="宋体"/>
@@ -8436,7 +11752,7 @@
       <w:iCs/>
       <w:color w:val="000000"/>
       <w:spacing w:val="15"/>
-      <w:sz w:val="24"/>
+      <w:sz w:val="21"/>
       <w:szCs w:val="24"/>
     </w:rPr>
   </w:style>

--- a/reports/个人实验报告.docx
+++ b/reports/个人实验报告.docx
@@ -106,6 +106,24 @@
           <w:right w:val="single" w:sz="4" w:color="D9D9D9"/>
           <w:insideH w:val="single" w:sz="4" w:color="D9D9D9"/>
           <w:insideV w:val="single" w:sz="4" w:color="D9D9D9"/>
+          <w:top w:val="single" w:sz="4" w:color="D9D9D9"/>
+          <w:left w:val="single" w:sz="4" w:color="D9D9D9"/>
+          <w:bottom w:val="single" w:sz="4" w:color="D9D9D9"/>
+          <w:right w:val="single" w:sz="4" w:color="D9D9D9"/>
+          <w:insideH w:val="single" w:sz="4" w:color="D9D9D9"/>
+          <w:insideV w:val="single" w:sz="4" w:color="D9D9D9"/>
+          <w:top w:val="single" w:sz="4" w:color="D9D9D9"/>
+          <w:left w:val="single" w:sz="4" w:color="D9D9D9"/>
+          <w:bottom w:val="single" w:sz="4" w:color="D9D9D9"/>
+          <w:right w:val="single" w:sz="4" w:color="D9D9D9"/>
+          <w:insideH w:val="single" w:sz="4" w:color="D9D9D9"/>
+          <w:insideV w:val="single" w:sz="4" w:color="D9D9D9"/>
+          <w:top w:val="single" w:sz="4" w:color="D9D9D9"/>
+          <w:left w:val="single" w:sz="4" w:color="D9D9D9"/>
+          <w:bottom w:val="single" w:sz="4" w:color="D9D9D9"/>
+          <w:right w:val="single" w:sz="4" w:color="D9D9D9"/>
+          <w:insideH w:val="single" w:sz="4" w:color="D9D9D9"/>
+          <w:insideV w:val="single" w:sz="4" w:color="D9D9D9"/>
         </w:tblBorders>
       </w:tblPr>
       <w:tblGrid>
@@ -117,6 +135,9 @@
           <w:cantSplit/>
           <w:tblHeader/>
           <w:tblHeader/>
+          <w:tblHeader/>
+          <w:tblHeader/>
+          <w:tblHeader/>
         </w:trPr>
         <w:tc>
           <w:tcPr>
@@ -129,6 +150,27 @@
               <w:right w:w="80" w:type="dxa"/>
             </w:tcMar>
             <w:shd w:fill="EFEFEF"/>
+            <w:tcMar>
+              <w:top w:w="70" w:type="dxa"/>
+              <w:left w:w="70" w:type="dxa"/>
+              <w:bottom w:w="70" w:type="dxa"/>
+              <w:right w:w="70" w:type="dxa"/>
+            </w:tcMar>
+            <w:shd w:fill="E7E6E6"/>
+            <w:tcMar>
+              <w:top w:w="70" w:type="dxa"/>
+              <w:left w:w="70" w:type="dxa"/>
+              <w:bottom w:w="70" w:type="dxa"/>
+              <w:right w:w="70" w:type="dxa"/>
+            </w:tcMar>
+            <w:shd w:fill="E7E6E6"/>
+            <w:tcMar>
+              <w:top w:w="70" w:type="dxa"/>
+              <w:left w:w="70" w:type="dxa"/>
+              <w:bottom w:w="70" w:type="dxa"/>
+              <w:right w:w="70" w:type="dxa"/>
+            </w:tcMar>
+            <w:shd w:fill="E7E6E6"/>
             <w:tcMar>
               <w:top w:w="70" w:type="dxa"/>
               <w:left w:w="70" w:type="dxa"/>
@@ -166,6 +208,27 @@
               <w:right w:w="80" w:type="dxa"/>
             </w:tcMar>
             <w:shd w:fill="EFEFEF"/>
+            <w:tcMar>
+              <w:top w:w="70" w:type="dxa"/>
+              <w:left w:w="70" w:type="dxa"/>
+              <w:bottom w:w="70" w:type="dxa"/>
+              <w:right w:w="70" w:type="dxa"/>
+            </w:tcMar>
+            <w:shd w:fill="E7E6E6"/>
+            <w:tcMar>
+              <w:top w:w="70" w:type="dxa"/>
+              <w:left w:w="70" w:type="dxa"/>
+              <w:bottom w:w="70" w:type="dxa"/>
+              <w:right w:w="70" w:type="dxa"/>
+            </w:tcMar>
+            <w:shd w:fill="E7E6E6"/>
+            <w:tcMar>
+              <w:top w:w="70" w:type="dxa"/>
+              <w:left w:w="70" w:type="dxa"/>
+              <w:bottom w:w="70" w:type="dxa"/>
+              <w:right w:w="70" w:type="dxa"/>
+            </w:tcMar>
+            <w:shd w:fill="E7E6E6"/>
             <w:tcMar>
               <w:top w:w="70" w:type="dxa"/>
               <w:left w:w="70" w:type="dxa"/>
@@ -213,6 +276,24 @@
               <w:bottom w:w="70" w:type="dxa"/>
               <w:right w:w="70" w:type="dxa"/>
             </w:tcMar>
+            <w:tcMar>
+              <w:top w:w="70" w:type="dxa"/>
+              <w:left w:w="70" w:type="dxa"/>
+              <w:bottom w:w="70" w:type="dxa"/>
+              <w:right w:w="70" w:type="dxa"/>
+            </w:tcMar>
+            <w:tcMar>
+              <w:top w:w="70" w:type="dxa"/>
+              <w:left w:w="70" w:type="dxa"/>
+              <w:bottom w:w="70" w:type="dxa"/>
+              <w:right w:w="70" w:type="dxa"/>
+            </w:tcMar>
+            <w:tcMar>
+              <w:top w:w="70" w:type="dxa"/>
+              <w:left w:w="70" w:type="dxa"/>
+              <w:bottom w:w="70" w:type="dxa"/>
+              <w:right w:w="70" w:type="dxa"/>
+            </w:tcMar>
           </w:tcPr>
           <w:p>
             <w:pPr>
@@ -241,6 +322,24 @@
               <w:bottom w:w="60" w:type="dxa"/>
               <w:left w:w="80" w:type="dxa"/>
               <w:right w:w="80" w:type="dxa"/>
+            </w:tcMar>
+            <w:tcMar>
+              <w:top w:w="70" w:type="dxa"/>
+              <w:left w:w="70" w:type="dxa"/>
+              <w:bottom w:w="70" w:type="dxa"/>
+              <w:right w:w="70" w:type="dxa"/>
+            </w:tcMar>
+            <w:tcMar>
+              <w:top w:w="70" w:type="dxa"/>
+              <w:left w:w="70" w:type="dxa"/>
+              <w:bottom w:w="70" w:type="dxa"/>
+              <w:right w:w="70" w:type="dxa"/>
+            </w:tcMar>
+            <w:tcMar>
+              <w:top w:w="70" w:type="dxa"/>
+              <w:left w:w="70" w:type="dxa"/>
+              <w:bottom w:w="70" w:type="dxa"/>
+              <w:right w:w="70" w:type="dxa"/>
             </w:tcMar>
             <w:tcMar>
               <w:top w:w="70" w:type="dxa"/>
@@ -288,6 +387,24 @@
               <w:bottom w:w="70" w:type="dxa"/>
               <w:right w:w="70" w:type="dxa"/>
             </w:tcMar>
+            <w:tcMar>
+              <w:top w:w="70" w:type="dxa"/>
+              <w:left w:w="70" w:type="dxa"/>
+              <w:bottom w:w="70" w:type="dxa"/>
+              <w:right w:w="70" w:type="dxa"/>
+            </w:tcMar>
+            <w:tcMar>
+              <w:top w:w="70" w:type="dxa"/>
+              <w:left w:w="70" w:type="dxa"/>
+              <w:bottom w:w="70" w:type="dxa"/>
+              <w:right w:w="70" w:type="dxa"/>
+            </w:tcMar>
+            <w:tcMar>
+              <w:top w:w="70" w:type="dxa"/>
+              <w:left w:w="70" w:type="dxa"/>
+              <w:bottom w:w="70" w:type="dxa"/>
+              <w:right w:w="70" w:type="dxa"/>
+            </w:tcMar>
           </w:tcPr>
           <w:p>
             <w:pPr>
@@ -316,6 +433,24 @@
               <w:bottom w:w="60" w:type="dxa"/>
               <w:left w:w="80" w:type="dxa"/>
               <w:right w:w="80" w:type="dxa"/>
+            </w:tcMar>
+            <w:tcMar>
+              <w:top w:w="70" w:type="dxa"/>
+              <w:left w:w="70" w:type="dxa"/>
+              <w:bottom w:w="70" w:type="dxa"/>
+              <w:right w:w="70" w:type="dxa"/>
+            </w:tcMar>
+            <w:tcMar>
+              <w:top w:w="70" w:type="dxa"/>
+              <w:left w:w="70" w:type="dxa"/>
+              <w:bottom w:w="70" w:type="dxa"/>
+              <w:right w:w="70" w:type="dxa"/>
+            </w:tcMar>
+            <w:tcMar>
+              <w:top w:w="70" w:type="dxa"/>
+              <w:left w:w="70" w:type="dxa"/>
+              <w:bottom w:w="70" w:type="dxa"/>
+              <w:right w:w="70" w:type="dxa"/>
             </w:tcMar>
             <w:tcMar>
               <w:top w:w="70" w:type="dxa"/>
@@ -363,6 +498,24 @@
               <w:bottom w:w="70" w:type="dxa"/>
               <w:right w:w="70" w:type="dxa"/>
             </w:tcMar>
+            <w:tcMar>
+              <w:top w:w="70" w:type="dxa"/>
+              <w:left w:w="70" w:type="dxa"/>
+              <w:bottom w:w="70" w:type="dxa"/>
+              <w:right w:w="70" w:type="dxa"/>
+            </w:tcMar>
+            <w:tcMar>
+              <w:top w:w="70" w:type="dxa"/>
+              <w:left w:w="70" w:type="dxa"/>
+              <w:bottom w:w="70" w:type="dxa"/>
+              <w:right w:w="70" w:type="dxa"/>
+            </w:tcMar>
+            <w:tcMar>
+              <w:top w:w="70" w:type="dxa"/>
+              <w:left w:w="70" w:type="dxa"/>
+              <w:bottom w:w="70" w:type="dxa"/>
+              <w:right w:w="70" w:type="dxa"/>
+            </w:tcMar>
           </w:tcPr>
           <w:p>
             <w:pPr>
@@ -391,6 +544,24 @@
               <w:bottom w:w="60" w:type="dxa"/>
               <w:left w:w="80" w:type="dxa"/>
               <w:right w:w="80" w:type="dxa"/>
+            </w:tcMar>
+            <w:tcMar>
+              <w:top w:w="70" w:type="dxa"/>
+              <w:left w:w="70" w:type="dxa"/>
+              <w:bottom w:w="70" w:type="dxa"/>
+              <w:right w:w="70" w:type="dxa"/>
+            </w:tcMar>
+            <w:tcMar>
+              <w:top w:w="70" w:type="dxa"/>
+              <w:left w:w="70" w:type="dxa"/>
+              <w:bottom w:w="70" w:type="dxa"/>
+              <w:right w:w="70" w:type="dxa"/>
+            </w:tcMar>
+            <w:tcMar>
+              <w:top w:w="70" w:type="dxa"/>
+              <w:left w:w="70" w:type="dxa"/>
+              <w:bottom w:w="70" w:type="dxa"/>
+              <w:right w:w="70" w:type="dxa"/>
             </w:tcMar>
             <w:tcMar>
               <w:top w:w="70" w:type="dxa"/>
@@ -437,6 +608,24 @@
               <w:bottom w:w="70" w:type="dxa"/>
               <w:right w:w="70" w:type="dxa"/>
             </w:tcMar>
+            <w:tcMar>
+              <w:top w:w="70" w:type="dxa"/>
+              <w:left w:w="70" w:type="dxa"/>
+              <w:bottom w:w="70" w:type="dxa"/>
+              <w:right w:w="70" w:type="dxa"/>
+            </w:tcMar>
+            <w:tcMar>
+              <w:top w:w="70" w:type="dxa"/>
+              <w:left w:w="70" w:type="dxa"/>
+              <w:bottom w:w="70" w:type="dxa"/>
+              <w:right w:w="70" w:type="dxa"/>
+            </w:tcMar>
+            <w:tcMar>
+              <w:top w:w="70" w:type="dxa"/>
+              <w:left w:w="70" w:type="dxa"/>
+              <w:bottom w:w="70" w:type="dxa"/>
+              <w:right w:w="70" w:type="dxa"/>
+            </w:tcMar>
           </w:tcPr>
           <w:p>
             <w:pPr>
@@ -465,6 +654,24 @@
               <w:bottom w:w="60" w:type="dxa"/>
               <w:left w:w="80" w:type="dxa"/>
               <w:right w:w="80" w:type="dxa"/>
+            </w:tcMar>
+            <w:tcMar>
+              <w:top w:w="70" w:type="dxa"/>
+              <w:left w:w="70" w:type="dxa"/>
+              <w:bottom w:w="70" w:type="dxa"/>
+              <w:right w:w="70" w:type="dxa"/>
+            </w:tcMar>
+            <w:tcMar>
+              <w:top w:w="70" w:type="dxa"/>
+              <w:left w:w="70" w:type="dxa"/>
+              <w:bottom w:w="70" w:type="dxa"/>
+              <w:right w:w="70" w:type="dxa"/>
+            </w:tcMar>
+            <w:tcMar>
+              <w:top w:w="70" w:type="dxa"/>
+              <w:left w:w="70" w:type="dxa"/>
+              <w:bottom w:w="70" w:type="dxa"/>
+              <w:right w:w="70" w:type="dxa"/>
             </w:tcMar>
             <w:tcMar>
               <w:top w:w="70" w:type="dxa"/>
@@ -511,6 +718,24 @@
               <w:bottom w:w="70" w:type="dxa"/>
               <w:right w:w="70" w:type="dxa"/>
             </w:tcMar>
+            <w:tcMar>
+              <w:top w:w="70" w:type="dxa"/>
+              <w:left w:w="70" w:type="dxa"/>
+              <w:bottom w:w="70" w:type="dxa"/>
+              <w:right w:w="70" w:type="dxa"/>
+            </w:tcMar>
+            <w:tcMar>
+              <w:top w:w="70" w:type="dxa"/>
+              <w:left w:w="70" w:type="dxa"/>
+              <w:bottom w:w="70" w:type="dxa"/>
+              <w:right w:w="70" w:type="dxa"/>
+            </w:tcMar>
+            <w:tcMar>
+              <w:top w:w="70" w:type="dxa"/>
+              <w:left w:w="70" w:type="dxa"/>
+              <w:bottom w:w="70" w:type="dxa"/>
+              <w:right w:w="70" w:type="dxa"/>
+            </w:tcMar>
           </w:tcPr>
           <w:p>
             <w:pPr>
@@ -539,6 +764,24 @@
               <w:bottom w:w="60" w:type="dxa"/>
               <w:left w:w="80" w:type="dxa"/>
               <w:right w:w="80" w:type="dxa"/>
+            </w:tcMar>
+            <w:tcMar>
+              <w:top w:w="70" w:type="dxa"/>
+              <w:left w:w="70" w:type="dxa"/>
+              <w:bottom w:w="70" w:type="dxa"/>
+              <w:right w:w="70" w:type="dxa"/>
+            </w:tcMar>
+            <w:tcMar>
+              <w:top w:w="70" w:type="dxa"/>
+              <w:left w:w="70" w:type="dxa"/>
+              <w:bottom w:w="70" w:type="dxa"/>
+              <w:right w:w="70" w:type="dxa"/>
+            </w:tcMar>
+            <w:tcMar>
+              <w:top w:w="70" w:type="dxa"/>
+              <w:left w:w="70" w:type="dxa"/>
+              <w:bottom w:w="70" w:type="dxa"/>
+              <w:right w:w="70" w:type="dxa"/>
             </w:tcMar>
             <w:tcMar>
               <w:top w:w="70" w:type="dxa"/>
@@ -586,6 +829,24 @@
               <w:bottom w:w="70" w:type="dxa"/>
               <w:right w:w="70" w:type="dxa"/>
             </w:tcMar>
+            <w:tcMar>
+              <w:top w:w="70" w:type="dxa"/>
+              <w:left w:w="70" w:type="dxa"/>
+              <w:bottom w:w="70" w:type="dxa"/>
+              <w:right w:w="70" w:type="dxa"/>
+            </w:tcMar>
+            <w:tcMar>
+              <w:top w:w="70" w:type="dxa"/>
+              <w:left w:w="70" w:type="dxa"/>
+              <w:bottom w:w="70" w:type="dxa"/>
+              <w:right w:w="70" w:type="dxa"/>
+            </w:tcMar>
+            <w:tcMar>
+              <w:top w:w="70" w:type="dxa"/>
+              <w:left w:w="70" w:type="dxa"/>
+              <w:bottom w:w="70" w:type="dxa"/>
+              <w:right w:w="70" w:type="dxa"/>
+            </w:tcMar>
           </w:tcPr>
           <w:p>
             <w:pPr>
@@ -614,6 +875,24 @@
               <w:bottom w:w="60" w:type="dxa"/>
               <w:left w:w="80" w:type="dxa"/>
               <w:right w:w="80" w:type="dxa"/>
+            </w:tcMar>
+            <w:tcMar>
+              <w:top w:w="70" w:type="dxa"/>
+              <w:left w:w="70" w:type="dxa"/>
+              <w:bottom w:w="70" w:type="dxa"/>
+              <w:right w:w="70" w:type="dxa"/>
+            </w:tcMar>
+            <w:tcMar>
+              <w:top w:w="70" w:type="dxa"/>
+              <w:left w:w="70" w:type="dxa"/>
+              <w:bottom w:w="70" w:type="dxa"/>
+              <w:right w:w="70" w:type="dxa"/>
+            </w:tcMar>
+            <w:tcMar>
+              <w:top w:w="70" w:type="dxa"/>
+              <w:left w:w="70" w:type="dxa"/>
+              <w:bottom w:w="70" w:type="dxa"/>
+              <w:right w:w="70" w:type="dxa"/>
             </w:tcMar>
             <w:tcMar>
               <w:top w:w="70" w:type="dxa"/>
@@ -661,6 +940,24 @@
               <w:bottom w:w="70" w:type="dxa"/>
               <w:right w:w="70" w:type="dxa"/>
             </w:tcMar>
+            <w:tcMar>
+              <w:top w:w="70" w:type="dxa"/>
+              <w:left w:w="70" w:type="dxa"/>
+              <w:bottom w:w="70" w:type="dxa"/>
+              <w:right w:w="70" w:type="dxa"/>
+            </w:tcMar>
+            <w:tcMar>
+              <w:top w:w="70" w:type="dxa"/>
+              <w:left w:w="70" w:type="dxa"/>
+              <w:bottom w:w="70" w:type="dxa"/>
+              <w:right w:w="70" w:type="dxa"/>
+            </w:tcMar>
+            <w:tcMar>
+              <w:top w:w="70" w:type="dxa"/>
+              <w:left w:w="70" w:type="dxa"/>
+              <w:bottom w:w="70" w:type="dxa"/>
+              <w:right w:w="70" w:type="dxa"/>
+            </w:tcMar>
           </w:tcPr>
           <w:p>
             <w:pPr>
@@ -689,6 +986,24 @@
               <w:bottom w:w="60" w:type="dxa"/>
               <w:left w:w="80" w:type="dxa"/>
               <w:right w:w="80" w:type="dxa"/>
+            </w:tcMar>
+            <w:tcMar>
+              <w:top w:w="70" w:type="dxa"/>
+              <w:left w:w="70" w:type="dxa"/>
+              <w:bottom w:w="70" w:type="dxa"/>
+              <w:right w:w="70" w:type="dxa"/>
+            </w:tcMar>
+            <w:tcMar>
+              <w:top w:w="70" w:type="dxa"/>
+              <w:left w:w="70" w:type="dxa"/>
+              <w:bottom w:w="70" w:type="dxa"/>
+              <w:right w:w="70" w:type="dxa"/>
+            </w:tcMar>
+            <w:tcMar>
+              <w:top w:w="70" w:type="dxa"/>
+              <w:left w:w="70" w:type="dxa"/>
+              <w:bottom w:w="70" w:type="dxa"/>
+              <w:right w:w="70" w:type="dxa"/>
             </w:tcMar>
             <w:tcMar>
               <w:top w:w="70" w:type="dxa"/>
@@ -729,6 +1044,24 @@
               <w:bottom w:w="70" w:type="dxa"/>
               <w:right w:w="70" w:type="dxa"/>
             </w:tcMar>
+            <w:tcMar>
+              <w:top w:w="70" w:type="dxa"/>
+              <w:left w:w="70" w:type="dxa"/>
+              <w:bottom w:w="70" w:type="dxa"/>
+              <w:right w:w="70" w:type="dxa"/>
+            </w:tcMar>
+            <w:tcMar>
+              <w:top w:w="70" w:type="dxa"/>
+              <w:left w:w="70" w:type="dxa"/>
+              <w:bottom w:w="70" w:type="dxa"/>
+              <w:right w:w="70" w:type="dxa"/>
+            </w:tcMar>
+            <w:tcMar>
+              <w:top w:w="70" w:type="dxa"/>
+              <w:left w:w="70" w:type="dxa"/>
+              <w:bottom w:w="70" w:type="dxa"/>
+              <w:right w:w="70" w:type="dxa"/>
+            </w:tcMar>
           </w:tcPr>
           <w:p>
             <w:pPr>
@@ -751,6 +1084,24 @@
           <w:tcPr>
             <w:tcW w:type="dxa" w:w="6694"/>
             <w:vAlign w:val="center"/>
+            <w:tcMar>
+              <w:top w:w="70" w:type="dxa"/>
+              <w:left w:w="70" w:type="dxa"/>
+              <w:bottom w:w="70" w:type="dxa"/>
+              <w:right w:w="70" w:type="dxa"/>
+            </w:tcMar>
+            <w:tcMar>
+              <w:top w:w="70" w:type="dxa"/>
+              <w:left w:w="70" w:type="dxa"/>
+              <w:bottom w:w="70" w:type="dxa"/>
+              <w:right w:w="70" w:type="dxa"/>
+            </w:tcMar>
+            <w:tcMar>
+              <w:top w:w="70" w:type="dxa"/>
+              <w:left w:w="70" w:type="dxa"/>
+              <w:bottom w:w="70" w:type="dxa"/>
+              <w:right w:w="70" w:type="dxa"/>
+            </w:tcMar>
             <w:tcMar>
               <w:top w:w="70" w:type="dxa"/>
               <w:left w:w="70" w:type="dxa"/>
@@ -891,6 +1242,24 @@
           <w:right w:val="single" w:sz="4" w:color="D9D9D9"/>
           <w:insideH w:val="single" w:sz="4" w:color="D9D9D9"/>
           <w:insideV w:val="single" w:sz="4" w:color="D9D9D9"/>
+          <w:top w:val="single" w:sz="4" w:color="D9D9D9"/>
+          <w:left w:val="single" w:sz="4" w:color="D9D9D9"/>
+          <w:bottom w:val="single" w:sz="4" w:color="D9D9D9"/>
+          <w:right w:val="single" w:sz="4" w:color="D9D9D9"/>
+          <w:insideH w:val="single" w:sz="4" w:color="D9D9D9"/>
+          <w:insideV w:val="single" w:sz="4" w:color="D9D9D9"/>
+          <w:top w:val="single" w:sz="4" w:color="D9D9D9"/>
+          <w:left w:val="single" w:sz="4" w:color="D9D9D9"/>
+          <w:bottom w:val="single" w:sz="4" w:color="D9D9D9"/>
+          <w:right w:val="single" w:sz="4" w:color="D9D9D9"/>
+          <w:insideH w:val="single" w:sz="4" w:color="D9D9D9"/>
+          <w:insideV w:val="single" w:sz="4" w:color="D9D9D9"/>
+          <w:top w:val="single" w:sz="4" w:color="D9D9D9"/>
+          <w:left w:val="single" w:sz="4" w:color="D9D9D9"/>
+          <w:bottom w:val="single" w:sz="4" w:color="D9D9D9"/>
+          <w:right w:val="single" w:sz="4" w:color="D9D9D9"/>
+          <w:insideH w:val="single" w:sz="4" w:color="D9D9D9"/>
+          <w:insideV w:val="single" w:sz="4" w:color="D9D9D9"/>
         </w:tblBorders>
       </w:tblPr>
       <w:tblGrid>
@@ -902,6 +1271,9 @@
           <w:cantSplit/>
           <w:tblHeader/>
           <w:tblHeader/>
+          <w:tblHeader/>
+          <w:tblHeader/>
+          <w:tblHeader/>
         </w:trPr>
         <w:tc>
           <w:tcPr>
@@ -914,6 +1286,27 @@
               <w:right w:w="80" w:type="dxa"/>
             </w:tcMar>
             <w:shd w:fill="EFEFEF"/>
+            <w:tcMar>
+              <w:top w:w="70" w:type="dxa"/>
+              <w:left w:w="70" w:type="dxa"/>
+              <w:bottom w:w="70" w:type="dxa"/>
+              <w:right w:w="70" w:type="dxa"/>
+            </w:tcMar>
+            <w:shd w:fill="E7E6E6"/>
+            <w:tcMar>
+              <w:top w:w="70" w:type="dxa"/>
+              <w:left w:w="70" w:type="dxa"/>
+              <w:bottom w:w="70" w:type="dxa"/>
+              <w:right w:w="70" w:type="dxa"/>
+            </w:tcMar>
+            <w:shd w:fill="E7E6E6"/>
+            <w:tcMar>
+              <w:top w:w="70" w:type="dxa"/>
+              <w:left w:w="70" w:type="dxa"/>
+              <w:bottom w:w="70" w:type="dxa"/>
+              <w:right w:w="70" w:type="dxa"/>
+            </w:tcMar>
+            <w:shd w:fill="E7E6E6"/>
             <w:tcMar>
               <w:top w:w="70" w:type="dxa"/>
               <w:left w:w="70" w:type="dxa"/>
@@ -951,6 +1344,27 @@
               <w:right w:w="80" w:type="dxa"/>
             </w:tcMar>
             <w:shd w:fill="EFEFEF"/>
+            <w:tcMar>
+              <w:top w:w="70" w:type="dxa"/>
+              <w:left w:w="70" w:type="dxa"/>
+              <w:bottom w:w="70" w:type="dxa"/>
+              <w:right w:w="70" w:type="dxa"/>
+            </w:tcMar>
+            <w:shd w:fill="E7E6E6"/>
+            <w:tcMar>
+              <w:top w:w="70" w:type="dxa"/>
+              <w:left w:w="70" w:type="dxa"/>
+              <w:bottom w:w="70" w:type="dxa"/>
+              <w:right w:w="70" w:type="dxa"/>
+            </w:tcMar>
+            <w:shd w:fill="E7E6E6"/>
+            <w:tcMar>
+              <w:top w:w="70" w:type="dxa"/>
+              <w:left w:w="70" w:type="dxa"/>
+              <w:bottom w:w="70" w:type="dxa"/>
+              <w:right w:w="70" w:type="dxa"/>
+            </w:tcMar>
+            <w:shd w:fill="E7E6E6"/>
             <w:tcMar>
               <w:top w:w="70" w:type="dxa"/>
               <w:left w:w="70" w:type="dxa"/>
@@ -998,6 +1412,24 @@
               <w:bottom w:w="70" w:type="dxa"/>
               <w:right w:w="70" w:type="dxa"/>
             </w:tcMar>
+            <w:tcMar>
+              <w:top w:w="70" w:type="dxa"/>
+              <w:left w:w="70" w:type="dxa"/>
+              <w:bottom w:w="70" w:type="dxa"/>
+              <w:right w:w="70" w:type="dxa"/>
+            </w:tcMar>
+            <w:tcMar>
+              <w:top w:w="70" w:type="dxa"/>
+              <w:left w:w="70" w:type="dxa"/>
+              <w:bottom w:w="70" w:type="dxa"/>
+              <w:right w:w="70" w:type="dxa"/>
+            </w:tcMar>
+            <w:tcMar>
+              <w:top w:w="70" w:type="dxa"/>
+              <w:left w:w="70" w:type="dxa"/>
+              <w:bottom w:w="70" w:type="dxa"/>
+              <w:right w:w="70" w:type="dxa"/>
+            </w:tcMar>
           </w:tcPr>
           <w:p>
             <w:pPr>
@@ -1026,6 +1458,24 @@
               <w:bottom w:w="60" w:type="dxa"/>
               <w:left w:w="80" w:type="dxa"/>
               <w:right w:w="80" w:type="dxa"/>
+            </w:tcMar>
+            <w:tcMar>
+              <w:top w:w="70" w:type="dxa"/>
+              <w:left w:w="70" w:type="dxa"/>
+              <w:bottom w:w="70" w:type="dxa"/>
+              <w:right w:w="70" w:type="dxa"/>
+            </w:tcMar>
+            <w:tcMar>
+              <w:top w:w="70" w:type="dxa"/>
+              <w:left w:w="70" w:type="dxa"/>
+              <w:bottom w:w="70" w:type="dxa"/>
+              <w:right w:w="70" w:type="dxa"/>
+            </w:tcMar>
+            <w:tcMar>
+              <w:top w:w="70" w:type="dxa"/>
+              <w:left w:w="70" w:type="dxa"/>
+              <w:bottom w:w="70" w:type="dxa"/>
+              <w:right w:w="70" w:type="dxa"/>
             </w:tcMar>
             <w:tcMar>
               <w:top w:w="70" w:type="dxa"/>
@@ -1073,6 +1523,24 @@
               <w:bottom w:w="70" w:type="dxa"/>
               <w:right w:w="70" w:type="dxa"/>
             </w:tcMar>
+            <w:tcMar>
+              <w:top w:w="70" w:type="dxa"/>
+              <w:left w:w="70" w:type="dxa"/>
+              <w:bottom w:w="70" w:type="dxa"/>
+              <w:right w:w="70" w:type="dxa"/>
+            </w:tcMar>
+            <w:tcMar>
+              <w:top w:w="70" w:type="dxa"/>
+              <w:left w:w="70" w:type="dxa"/>
+              <w:bottom w:w="70" w:type="dxa"/>
+              <w:right w:w="70" w:type="dxa"/>
+            </w:tcMar>
+            <w:tcMar>
+              <w:top w:w="70" w:type="dxa"/>
+              <w:left w:w="70" w:type="dxa"/>
+              <w:bottom w:w="70" w:type="dxa"/>
+              <w:right w:w="70" w:type="dxa"/>
+            </w:tcMar>
           </w:tcPr>
           <w:p>
             <w:pPr>
@@ -1101,6 +1569,24 @@
               <w:bottom w:w="60" w:type="dxa"/>
               <w:left w:w="80" w:type="dxa"/>
               <w:right w:w="80" w:type="dxa"/>
+            </w:tcMar>
+            <w:tcMar>
+              <w:top w:w="70" w:type="dxa"/>
+              <w:left w:w="70" w:type="dxa"/>
+              <w:bottom w:w="70" w:type="dxa"/>
+              <w:right w:w="70" w:type="dxa"/>
+            </w:tcMar>
+            <w:tcMar>
+              <w:top w:w="70" w:type="dxa"/>
+              <w:left w:w="70" w:type="dxa"/>
+              <w:bottom w:w="70" w:type="dxa"/>
+              <w:right w:w="70" w:type="dxa"/>
+            </w:tcMar>
+            <w:tcMar>
+              <w:top w:w="70" w:type="dxa"/>
+              <w:left w:w="70" w:type="dxa"/>
+              <w:bottom w:w="70" w:type="dxa"/>
+              <w:right w:w="70" w:type="dxa"/>
             </w:tcMar>
             <w:tcMar>
               <w:top w:w="70" w:type="dxa"/>
@@ -1148,6 +1634,24 @@
               <w:bottom w:w="70" w:type="dxa"/>
               <w:right w:w="70" w:type="dxa"/>
             </w:tcMar>
+            <w:tcMar>
+              <w:top w:w="70" w:type="dxa"/>
+              <w:left w:w="70" w:type="dxa"/>
+              <w:bottom w:w="70" w:type="dxa"/>
+              <w:right w:w="70" w:type="dxa"/>
+            </w:tcMar>
+            <w:tcMar>
+              <w:top w:w="70" w:type="dxa"/>
+              <w:left w:w="70" w:type="dxa"/>
+              <w:bottom w:w="70" w:type="dxa"/>
+              <w:right w:w="70" w:type="dxa"/>
+            </w:tcMar>
+            <w:tcMar>
+              <w:top w:w="70" w:type="dxa"/>
+              <w:left w:w="70" w:type="dxa"/>
+              <w:bottom w:w="70" w:type="dxa"/>
+              <w:right w:w="70" w:type="dxa"/>
+            </w:tcMar>
           </w:tcPr>
           <w:p>
             <w:pPr>
@@ -1176,6 +1680,24 @@
               <w:bottom w:w="60" w:type="dxa"/>
               <w:left w:w="80" w:type="dxa"/>
               <w:right w:w="80" w:type="dxa"/>
+            </w:tcMar>
+            <w:tcMar>
+              <w:top w:w="70" w:type="dxa"/>
+              <w:left w:w="70" w:type="dxa"/>
+              <w:bottom w:w="70" w:type="dxa"/>
+              <w:right w:w="70" w:type="dxa"/>
+            </w:tcMar>
+            <w:tcMar>
+              <w:top w:w="70" w:type="dxa"/>
+              <w:left w:w="70" w:type="dxa"/>
+              <w:bottom w:w="70" w:type="dxa"/>
+              <w:right w:w="70" w:type="dxa"/>
+            </w:tcMar>
+            <w:tcMar>
+              <w:top w:w="70" w:type="dxa"/>
+              <w:left w:w="70" w:type="dxa"/>
+              <w:bottom w:w="70" w:type="dxa"/>
+              <w:right w:w="70" w:type="dxa"/>
             </w:tcMar>
             <w:tcMar>
               <w:top w:w="70" w:type="dxa"/>
@@ -1223,6 +1745,24 @@
               <w:bottom w:w="70" w:type="dxa"/>
               <w:right w:w="70" w:type="dxa"/>
             </w:tcMar>
+            <w:tcMar>
+              <w:top w:w="70" w:type="dxa"/>
+              <w:left w:w="70" w:type="dxa"/>
+              <w:bottom w:w="70" w:type="dxa"/>
+              <w:right w:w="70" w:type="dxa"/>
+            </w:tcMar>
+            <w:tcMar>
+              <w:top w:w="70" w:type="dxa"/>
+              <w:left w:w="70" w:type="dxa"/>
+              <w:bottom w:w="70" w:type="dxa"/>
+              <w:right w:w="70" w:type="dxa"/>
+            </w:tcMar>
+            <w:tcMar>
+              <w:top w:w="70" w:type="dxa"/>
+              <w:left w:w="70" w:type="dxa"/>
+              <w:bottom w:w="70" w:type="dxa"/>
+              <w:right w:w="70" w:type="dxa"/>
+            </w:tcMar>
           </w:tcPr>
           <w:p>
             <w:pPr>
@@ -1251,6 +1791,24 @@
               <w:bottom w:w="60" w:type="dxa"/>
               <w:left w:w="80" w:type="dxa"/>
               <w:right w:w="80" w:type="dxa"/>
+            </w:tcMar>
+            <w:tcMar>
+              <w:top w:w="70" w:type="dxa"/>
+              <w:left w:w="70" w:type="dxa"/>
+              <w:bottom w:w="70" w:type="dxa"/>
+              <w:right w:w="70" w:type="dxa"/>
+            </w:tcMar>
+            <w:tcMar>
+              <w:top w:w="70" w:type="dxa"/>
+              <w:left w:w="70" w:type="dxa"/>
+              <w:bottom w:w="70" w:type="dxa"/>
+              <w:right w:w="70" w:type="dxa"/>
+            </w:tcMar>
+            <w:tcMar>
+              <w:top w:w="70" w:type="dxa"/>
+              <w:left w:w="70" w:type="dxa"/>
+              <w:bottom w:w="70" w:type="dxa"/>
+              <w:right w:w="70" w:type="dxa"/>
             </w:tcMar>
             <w:tcMar>
               <w:top w:w="70" w:type="dxa"/>
@@ -1298,6 +1856,24 @@
               <w:bottom w:w="70" w:type="dxa"/>
               <w:right w:w="70" w:type="dxa"/>
             </w:tcMar>
+            <w:tcMar>
+              <w:top w:w="70" w:type="dxa"/>
+              <w:left w:w="70" w:type="dxa"/>
+              <w:bottom w:w="70" w:type="dxa"/>
+              <w:right w:w="70" w:type="dxa"/>
+            </w:tcMar>
+            <w:tcMar>
+              <w:top w:w="70" w:type="dxa"/>
+              <w:left w:w="70" w:type="dxa"/>
+              <w:bottom w:w="70" w:type="dxa"/>
+              <w:right w:w="70" w:type="dxa"/>
+            </w:tcMar>
+            <w:tcMar>
+              <w:top w:w="70" w:type="dxa"/>
+              <w:left w:w="70" w:type="dxa"/>
+              <w:bottom w:w="70" w:type="dxa"/>
+              <w:right w:w="70" w:type="dxa"/>
+            </w:tcMar>
           </w:tcPr>
           <w:p>
             <w:pPr>
@@ -1326,6 +1902,24 @@
               <w:bottom w:w="60" w:type="dxa"/>
               <w:left w:w="80" w:type="dxa"/>
               <w:right w:w="80" w:type="dxa"/>
+            </w:tcMar>
+            <w:tcMar>
+              <w:top w:w="70" w:type="dxa"/>
+              <w:left w:w="70" w:type="dxa"/>
+              <w:bottom w:w="70" w:type="dxa"/>
+              <w:right w:w="70" w:type="dxa"/>
+            </w:tcMar>
+            <w:tcMar>
+              <w:top w:w="70" w:type="dxa"/>
+              <w:left w:w="70" w:type="dxa"/>
+              <w:bottom w:w="70" w:type="dxa"/>
+              <w:right w:w="70" w:type="dxa"/>
+            </w:tcMar>
+            <w:tcMar>
+              <w:top w:w="70" w:type="dxa"/>
+              <w:left w:w="70" w:type="dxa"/>
+              <w:bottom w:w="70" w:type="dxa"/>
+              <w:right w:w="70" w:type="dxa"/>
             </w:tcMar>
             <w:tcMar>
               <w:top w:w="70" w:type="dxa"/>
@@ -1373,6 +1967,24 @@
               <w:bottom w:w="70" w:type="dxa"/>
               <w:right w:w="70" w:type="dxa"/>
             </w:tcMar>
+            <w:tcMar>
+              <w:top w:w="70" w:type="dxa"/>
+              <w:left w:w="70" w:type="dxa"/>
+              <w:bottom w:w="70" w:type="dxa"/>
+              <w:right w:w="70" w:type="dxa"/>
+            </w:tcMar>
+            <w:tcMar>
+              <w:top w:w="70" w:type="dxa"/>
+              <w:left w:w="70" w:type="dxa"/>
+              <w:bottom w:w="70" w:type="dxa"/>
+              <w:right w:w="70" w:type="dxa"/>
+            </w:tcMar>
+            <w:tcMar>
+              <w:top w:w="70" w:type="dxa"/>
+              <w:left w:w="70" w:type="dxa"/>
+              <w:bottom w:w="70" w:type="dxa"/>
+              <w:right w:w="70" w:type="dxa"/>
+            </w:tcMar>
           </w:tcPr>
           <w:p>
             <w:pPr>
@@ -1401,6 +2013,24 @@
               <w:bottom w:w="60" w:type="dxa"/>
               <w:left w:w="80" w:type="dxa"/>
               <w:right w:w="80" w:type="dxa"/>
+            </w:tcMar>
+            <w:tcMar>
+              <w:top w:w="70" w:type="dxa"/>
+              <w:left w:w="70" w:type="dxa"/>
+              <w:bottom w:w="70" w:type="dxa"/>
+              <w:right w:w="70" w:type="dxa"/>
+            </w:tcMar>
+            <w:tcMar>
+              <w:top w:w="70" w:type="dxa"/>
+              <w:left w:w="70" w:type="dxa"/>
+              <w:bottom w:w="70" w:type="dxa"/>
+              <w:right w:w="70" w:type="dxa"/>
+            </w:tcMar>
+            <w:tcMar>
+              <w:top w:w="70" w:type="dxa"/>
+              <w:left w:w="70" w:type="dxa"/>
+              <w:bottom w:w="70" w:type="dxa"/>
+              <w:right w:w="70" w:type="dxa"/>
             </w:tcMar>
             <w:tcMar>
               <w:top w:w="70" w:type="dxa"/>
@@ -1448,6 +2078,24 @@
               <w:bottom w:w="70" w:type="dxa"/>
               <w:right w:w="70" w:type="dxa"/>
             </w:tcMar>
+            <w:tcMar>
+              <w:top w:w="70" w:type="dxa"/>
+              <w:left w:w="70" w:type="dxa"/>
+              <w:bottom w:w="70" w:type="dxa"/>
+              <w:right w:w="70" w:type="dxa"/>
+            </w:tcMar>
+            <w:tcMar>
+              <w:top w:w="70" w:type="dxa"/>
+              <w:left w:w="70" w:type="dxa"/>
+              <w:bottom w:w="70" w:type="dxa"/>
+              <w:right w:w="70" w:type="dxa"/>
+            </w:tcMar>
+            <w:tcMar>
+              <w:top w:w="70" w:type="dxa"/>
+              <w:left w:w="70" w:type="dxa"/>
+              <w:bottom w:w="70" w:type="dxa"/>
+              <w:right w:w="70" w:type="dxa"/>
+            </w:tcMar>
           </w:tcPr>
           <w:p>
             <w:pPr>
@@ -1476,6 +2124,24 @@
               <w:bottom w:w="60" w:type="dxa"/>
               <w:left w:w="80" w:type="dxa"/>
               <w:right w:w="80" w:type="dxa"/>
+            </w:tcMar>
+            <w:tcMar>
+              <w:top w:w="70" w:type="dxa"/>
+              <w:left w:w="70" w:type="dxa"/>
+              <w:bottom w:w="70" w:type="dxa"/>
+              <w:right w:w="70" w:type="dxa"/>
+            </w:tcMar>
+            <w:tcMar>
+              <w:top w:w="70" w:type="dxa"/>
+              <w:left w:w="70" w:type="dxa"/>
+              <w:bottom w:w="70" w:type="dxa"/>
+              <w:right w:w="70" w:type="dxa"/>
+            </w:tcMar>
+            <w:tcMar>
+              <w:top w:w="70" w:type="dxa"/>
+              <w:left w:w="70" w:type="dxa"/>
+              <w:bottom w:w="70" w:type="dxa"/>
+              <w:right w:w="70" w:type="dxa"/>
             </w:tcMar>
             <w:tcMar>
               <w:top w:w="70" w:type="dxa"/>
@@ -1555,7 +2221,7 @@
           <w:color w:val="000000"/>
           <w:sz w:val="21"/>
         </w:rPr>
-        <w:t>环境截图待补1张真实操作系统终端图，须显示解释器路径、Python及依赖版本、当前目录。现有浏览器运行图不能替代这项材料。</w:t>
+        <w:t>本节区分原主实验、H盘本机复核和V100补充运行。2026年10月31日已保存本机及服务器真实终端文本，记录见verification/2026-10-31/pr12_audit_fixes/。当前交付尚无符合要求的真实终端环境截图，浏览器运行图不能替代该项课程材料；两台机器不要求使用相同版本。</w:t>
       </w:r>
     </w:p>
     <w:p>
@@ -1636,6 +2302,24 @@
           <w:right w:val="single" w:sz="4" w:color="D9D9D9"/>
           <w:insideH w:val="single" w:sz="4" w:color="D9D9D9"/>
           <w:insideV w:val="single" w:sz="4" w:color="D9D9D9"/>
+          <w:top w:val="single" w:sz="4" w:color="D9D9D9"/>
+          <w:left w:val="single" w:sz="4" w:color="D9D9D9"/>
+          <w:bottom w:val="single" w:sz="4" w:color="D9D9D9"/>
+          <w:right w:val="single" w:sz="4" w:color="D9D9D9"/>
+          <w:insideH w:val="single" w:sz="4" w:color="D9D9D9"/>
+          <w:insideV w:val="single" w:sz="4" w:color="D9D9D9"/>
+          <w:top w:val="single" w:sz="4" w:color="D9D9D9"/>
+          <w:left w:val="single" w:sz="4" w:color="D9D9D9"/>
+          <w:bottom w:val="single" w:sz="4" w:color="D9D9D9"/>
+          <w:right w:val="single" w:sz="4" w:color="D9D9D9"/>
+          <w:insideH w:val="single" w:sz="4" w:color="D9D9D9"/>
+          <w:insideV w:val="single" w:sz="4" w:color="D9D9D9"/>
+          <w:top w:val="single" w:sz="4" w:color="D9D9D9"/>
+          <w:left w:val="single" w:sz="4" w:color="D9D9D9"/>
+          <w:bottom w:val="single" w:sz="4" w:color="D9D9D9"/>
+          <w:right w:val="single" w:sz="4" w:color="D9D9D9"/>
+          <w:insideH w:val="single" w:sz="4" w:color="D9D9D9"/>
+          <w:insideV w:val="single" w:sz="4" w:color="D9D9D9"/>
         </w:tblBorders>
       </w:tblPr>
       <w:tblGrid>
@@ -1648,6 +2332,9 @@
           <w:cantSplit/>
           <w:tblHeader/>
           <w:tblHeader/>
+          <w:tblHeader/>
+          <w:tblHeader/>
+          <w:tblHeader/>
         </w:trPr>
         <w:tc>
           <w:tcPr>
@@ -1660,6 +2347,27 @@
               <w:right w:w="80" w:type="dxa"/>
             </w:tcMar>
             <w:shd w:fill="EFEFEF"/>
+            <w:tcMar>
+              <w:top w:w="70" w:type="dxa"/>
+              <w:left w:w="70" w:type="dxa"/>
+              <w:bottom w:w="70" w:type="dxa"/>
+              <w:right w:w="70" w:type="dxa"/>
+            </w:tcMar>
+            <w:shd w:fill="E7E6E6"/>
+            <w:tcMar>
+              <w:top w:w="70" w:type="dxa"/>
+              <w:left w:w="70" w:type="dxa"/>
+              <w:bottom w:w="70" w:type="dxa"/>
+              <w:right w:w="70" w:type="dxa"/>
+            </w:tcMar>
+            <w:shd w:fill="E7E6E6"/>
+            <w:tcMar>
+              <w:top w:w="70" w:type="dxa"/>
+              <w:left w:w="70" w:type="dxa"/>
+              <w:bottom w:w="70" w:type="dxa"/>
+              <w:right w:w="70" w:type="dxa"/>
+            </w:tcMar>
+            <w:shd w:fill="E7E6E6"/>
             <w:tcMar>
               <w:top w:w="70" w:type="dxa"/>
               <w:left w:w="70" w:type="dxa"/>
@@ -1704,6 +2412,27 @@
               <w:right w:w="70" w:type="dxa"/>
             </w:tcMar>
             <w:shd w:fill="E7E6E6"/>
+            <w:tcMar>
+              <w:top w:w="70" w:type="dxa"/>
+              <w:left w:w="70" w:type="dxa"/>
+              <w:bottom w:w="70" w:type="dxa"/>
+              <w:right w:w="70" w:type="dxa"/>
+            </w:tcMar>
+            <w:shd w:fill="E7E6E6"/>
+            <w:tcMar>
+              <w:top w:w="70" w:type="dxa"/>
+              <w:left w:w="70" w:type="dxa"/>
+              <w:bottom w:w="70" w:type="dxa"/>
+              <w:right w:w="70" w:type="dxa"/>
+            </w:tcMar>
+            <w:shd w:fill="E7E6E6"/>
+            <w:tcMar>
+              <w:top w:w="70" w:type="dxa"/>
+              <w:left w:w="70" w:type="dxa"/>
+              <w:bottom w:w="70" w:type="dxa"/>
+              <w:right w:w="70" w:type="dxa"/>
+            </w:tcMar>
+            <w:shd w:fill="E7E6E6"/>
           </w:tcPr>
           <w:p>
             <w:pPr>
@@ -1734,6 +2463,27 @@
               <w:right w:w="80" w:type="dxa"/>
             </w:tcMar>
             <w:shd w:fill="EFEFEF"/>
+            <w:tcMar>
+              <w:top w:w="70" w:type="dxa"/>
+              <w:left w:w="70" w:type="dxa"/>
+              <w:bottom w:w="70" w:type="dxa"/>
+              <w:right w:w="70" w:type="dxa"/>
+            </w:tcMar>
+            <w:shd w:fill="E7E6E6"/>
+            <w:tcMar>
+              <w:top w:w="70" w:type="dxa"/>
+              <w:left w:w="70" w:type="dxa"/>
+              <w:bottom w:w="70" w:type="dxa"/>
+              <w:right w:w="70" w:type="dxa"/>
+            </w:tcMar>
+            <w:shd w:fill="E7E6E6"/>
+            <w:tcMar>
+              <w:top w:w="70" w:type="dxa"/>
+              <w:left w:w="70" w:type="dxa"/>
+              <w:bottom w:w="70" w:type="dxa"/>
+              <w:right w:w="70" w:type="dxa"/>
+            </w:tcMar>
+            <w:shd w:fill="E7E6E6"/>
             <w:tcMar>
               <w:top w:w="70" w:type="dxa"/>
               <w:left w:w="70" w:type="dxa"/>
@@ -1781,6 +2531,24 @@
               <w:bottom w:w="70" w:type="dxa"/>
               <w:right w:w="70" w:type="dxa"/>
             </w:tcMar>
+            <w:tcMar>
+              <w:top w:w="70" w:type="dxa"/>
+              <w:left w:w="70" w:type="dxa"/>
+              <w:bottom w:w="70" w:type="dxa"/>
+              <w:right w:w="70" w:type="dxa"/>
+            </w:tcMar>
+            <w:tcMar>
+              <w:top w:w="70" w:type="dxa"/>
+              <w:left w:w="70" w:type="dxa"/>
+              <w:bottom w:w="70" w:type="dxa"/>
+              <w:right w:w="70" w:type="dxa"/>
+            </w:tcMar>
+            <w:tcMar>
+              <w:top w:w="70" w:type="dxa"/>
+              <w:left w:w="70" w:type="dxa"/>
+              <w:bottom w:w="70" w:type="dxa"/>
+              <w:right w:w="70" w:type="dxa"/>
+            </w:tcMar>
           </w:tcPr>
           <w:p>
             <w:pPr>
@@ -1816,6 +2584,24 @@
               <w:bottom w:w="70" w:type="dxa"/>
               <w:right w:w="70" w:type="dxa"/>
             </w:tcMar>
+            <w:tcMar>
+              <w:top w:w="70" w:type="dxa"/>
+              <w:left w:w="70" w:type="dxa"/>
+              <w:bottom w:w="70" w:type="dxa"/>
+              <w:right w:w="70" w:type="dxa"/>
+            </w:tcMar>
+            <w:tcMar>
+              <w:top w:w="70" w:type="dxa"/>
+              <w:left w:w="70" w:type="dxa"/>
+              <w:bottom w:w="70" w:type="dxa"/>
+              <w:right w:w="70" w:type="dxa"/>
+            </w:tcMar>
+            <w:tcMar>
+              <w:top w:w="70" w:type="dxa"/>
+              <w:left w:w="70" w:type="dxa"/>
+              <w:bottom w:w="70" w:type="dxa"/>
+              <w:right w:w="70" w:type="dxa"/>
+            </w:tcMar>
           </w:tcPr>
           <w:p>
             <w:pPr>
@@ -1844,6 +2630,24 @@
               <w:bottom w:w="60" w:type="dxa"/>
               <w:left w:w="80" w:type="dxa"/>
               <w:right w:w="80" w:type="dxa"/>
+            </w:tcMar>
+            <w:tcMar>
+              <w:top w:w="70" w:type="dxa"/>
+              <w:left w:w="70" w:type="dxa"/>
+              <w:bottom w:w="70" w:type="dxa"/>
+              <w:right w:w="70" w:type="dxa"/>
+            </w:tcMar>
+            <w:tcMar>
+              <w:top w:w="70" w:type="dxa"/>
+              <w:left w:w="70" w:type="dxa"/>
+              <w:bottom w:w="70" w:type="dxa"/>
+              <w:right w:w="70" w:type="dxa"/>
+            </w:tcMar>
+            <w:tcMar>
+              <w:top w:w="70" w:type="dxa"/>
+              <w:left w:w="70" w:type="dxa"/>
+              <w:bottom w:w="70" w:type="dxa"/>
+              <w:right w:w="70" w:type="dxa"/>
             </w:tcMar>
             <w:tcMar>
               <w:top w:w="70" w:type="dxa"/>
@@ -1891,6 +2695,24 @@
               <w:bottom w:w="70" w:type="dxa"/>
               <w:right w:w="70" w:type="dxa"/>
             </w:tcMar>
+            <w:tcMar>
+              <w:top w:w="70" w:type="dxa"/>
+              <w:left w:w="70" w:type="dxa"/>
+              <w:bottom w:w="70" w:type="dxa"/>
+              <w:right w:w="70" w:type="dxa"/>
+            </w:tcMar>
+            <w:tcMar>
+              <w:top w:w="70" w:type="dxa"/>
+              <w:left w:w="70" w:type="dxa"/>
+              <w:bottom w:w="70" w:type="dxa"/>
+              <w:right w:w="70" w:type="dxa"/>
+            </w:tcMar>
+            <w:tcMar>
+              <w:top w:w="70" w:type="dxa"/>
+              <w:left w:w="70" w:type="dxa"/>
+              <w:bottom w:w="70" w:type="dxa"/>
+              <w:right w:w="70" w:type="dxa"/>
+            </w:tcMar>
           </w:tcPr>
           <w:p>
             <w:pPr>
@@ -1926,6 +2748,24 @@
               <w:bottom w:w="70" w:type="dxa"/>
               <w:right w:w="70" w:type="dxa"/>
             </w:tcMar>
+            <w:tcMar>
+              <w:top w:w="70" w:type="dxa"/>
+              <w:left w:w="70" w:type="dxa"/>
+              <w:bottom w:w="70" w:type="dxa"/>
+              <w:right w:w="70" w:type="dxa"/>
+            </w:tcMar>
+            <w:tcMar>
+              <w:top w:w="70" w:type="dxa"/>
+              <w:left w:w="70" w:type="dxa"/>
+              <w:bottom w:w="70" w:type="dxa"/>
+              <w:right w:w="70" w:type="dxa"/>
+            </w:tcMar>
+            <w:tcMar>
+              <w:top w:w="70" w:type="dxa"/>
+              <w:left w:w="70" w:type="dxa"/>
+              <w:bottom w:w="70" w:type="dxa"/>
+              <w:right w:w="70" w:type="dxa"/>
+            </w:tcMar>
           </w:tcPr>
           <w:p>
             <w:pPr>
@@ -1954,6 +2794,24 @@
               <w:bottom w:w="60" w:type="dxa"/>
               <w:left w:w="80" w:type="dxa"/>
               <w:right w:w="80" w:type="dxa"/>
+            </w:tcMar>
+            <w:tcMar>
+              <w:top w:w="70" w:type="dxa"/>
+              <w:left w:w="70" w:type="dxa"/>
+              <w:bottom w:w="70" w:type="dxa"/>
+              <w:right w:w="70" w:type="dxa"/>
+            </w:tcMar>
+            <w:tcMar>
+              <w:top w:w="70" w:type="dxa"/>
+              <w:left w:w="70" w:type="dxa"/>
+              <w:bottom w:w="70" w:type="dxa"/>
+              <w:right w:w="70" w:type="dxa"/>
+            </w:tcMar>
+            <w:tcMar>
+              <w:top w:w="70" w:type="dxa"/>
+              <w:left w:w="70" w:type="dxa"/>
+              <w:bottom w:w="70" w:type="dxa"/>
+              <w:right w:w="70" w:type="dxa"/>
             </w:tcMar>
             <w:tcMar>
               <w:top w:w="70" w:type="dxa"/>
@@ -2001,6 +2859,24 @@
               <w:bottom w:w="70" w:type="dxa"/>
               <w:right w:w="70" w:type="dxa"/>
             </w:tcMar>
+            <w:tcMar>
+              <w:top w:w="70" w:type="dxa"/>
+              <w:left w:w="70" w:type="dxa"/>
+              <w:bottom w:w="70" w:type="dxa"/>
+              <w:right w:w="70" w:type="dxa"/>
+            </w:tcMar>
+            <w:tcMar>
+              <w:top w:w="70" w:type="dxa"/>
+              <w:left w:w="70" w:type="dxa"/>
+              <w:bottom w:w="70" w:type="dxa"/>
+              <w:right w:w="70" w:type="dxa"/>
+            </w:tcMar>
+            <w:tcMar>
+              <w:top w:w="70" w:type="dxa"/>
+              <w:left w:w="70" w:type="dxa"/>
+              <w:bottom w:w="70" w:type="dxa"/>
+              <w:right w:w="70" w:type="dxa"/>
+            </w:tcMar>
           </w:tcPr>
           <w:p>
             <w:pPr>
@@ -2036,6 +2912,24 @@
               <w:bottom w:w="70" w:type="dxa"/>
               <w:right w:w="70" w:type="dxa"/>
             </w:tcMar>
+            <w:tcMar>
+              <w:top w:w="70" w:type="dxa"/>
+              <w:left w:w="70" w:type="dxa"/>
+              <w:bottom w:w="70" w:type="dxa"/>
+              <w:right w:w="70" w:type="dxa"/>
+            </w:tcMar>
+            <w:tcMar>
+              <w:top w:w="70" w:type="dxa"/>
+              <w:left w:w="70" w:type="dxa"/>
+              <w:bottom w:w="70" w:type="dxa"/>
+              <w:right w:w="70" w:type="dxa"/>
+            </w:tcMar>
+            <w:tcMar>
+              <w:top w:w="70" w:type="dxa"/>
+              <w:left w:w="70" w:type="dxa"/>
+              <w:bottom w:w="70" w:type="dxa"/>
+              <w:right w:w="70" w:type="dxa"/>
+            </w:tcMar>
           </w:tcPr>
           <w:p>
             <w:pPr>
@@ -2064,6 +2958,24 @@
               <w:bottom w:w="60" w:type="dxa"/>
               <w:left w:w="80" w:type="dxa"/>
               <w:right w:w="80" w:type="dxa"/>
+            </w:tcMar>
+            <w:tcMar>
+              <w:top w:w="70" w:type="dxa"/>
+              <w:left w:w="70" w:type="dxa"/>
+              <w:bottom w:w="70" w:type="dxa"/>
+              <w:right w:w="70" w:type="dxa"/>
+            </w:tcMar>
+            <w:tcMar>
+              <w:top w:w="70" w:type="dxa"/>
+              <w:left w:w="70" w:type="dxa"/>
+              <w:bottom w:w="70" w:type="dxa"/>
+              <w:right w:w="70" w:type="dxa"/>
+            </w:tcMar>
+            <w:tcMar>
+              <w:top w:w="70" w:type="dxa"/>
+              <w:left w:w="70" w:type="dxa"/>
+              <w:bottom w:w="70" w:type="dxa"/>
+              <w:right w:w="70" w:type="dxa"/>
             </w:tcMar>
             <w:tcMar>
               <w:top w:w="70" w:type="dxa"/>
@@ -2111,6 +3023,24 @@
               <w:bottom w:w="70" w:type="dxa"/>
               <w:right w:w="70" w:type="dxa"/>
             </w:tcMar>
+            <w:tcMar>
+              <w:top w:w="70" w:type="dxa"/>
+              <w:left w:w="70" w:type="dxa"/>
+              <w:bottom w:w="70" w:type="dxa"/>
+              <w:right w:w="70" w:type="dxa"/>
+            </w:tcMar>
+            <w:tcMar>
+              <w:top w:w="70" w:type="dxa"/>
+              <w:left w:w="70" w:type="dxa"/>
+              <w:bottom w:w="70" w:type="dxa"/>
+              <w:right w:w="70" w:type="dxa"/>
+            </w:tcMar>
+            <w:tcMar>
+              <w:top w:w="70" w:type="dxa"/>
+              <w:left w:w="70" w:type="dxa"/>
+              <w:bottom w:w="70" w:type="dxa"/>
+              <w:right w:w="70" w:type="dxa"/>
+            </w:tcMar>
           </w:tcPr>
           <w:p>
             <w:pPr>
@@ -2146,6 +3076,24 @@
               <w:bottom w:w="70" w:type="dxa"/>
               <w:right w:w="70" w:type="dxa"/>
             </w:tcMar>
+            <w:tcMar>
+              <w:top w:w="70" w:type="dxa"/>
+              <w:left w:w="70" w:type="dxa"/>
+              <w:bottom w:w="70" w:type="dxa"/>
+              <w:right w:w="70" w:type="dxa"/>
+            </w:tcMar>
+            <w:tcMar>
+              <w:top w:w="70" w:type="dxa"/>
+              <w:left w:w="70" w:type="dxa"/>
+              <w:bottom w:w="70" w:type="dxa"/>
+              <w:right w:w="70" w:type="dxa"/>
+            </w:tcMar>
+            <w:tcMar>
+              <w:top w:w="70" w:type="dxa"/>
+              <w:left w:w="70" w:type="dxa"/>
+              <w:bottom w:w="70" w:type="dxa"/>
+              <w:right w:w="70" w:type="dxa"/>
+            </w:tcMar>
           </w:tcPr>
           <w:p>
             <w:pPr>
@@ -2174,6 +3122,24 @@
               <w:bottom w:w="60" w:type="dxa"/>
               <w:left w:w="80" w:type="dxa"/>
               <w:right w:w="80" w:type="dxa"/>
+            </w:tcMar>
+            <w:tcMar>
+              <w:top w:w="70" w:type="dxa"/>
+              <w:left w:w="70" w:type="dxa"/>
+              <w:bottom w:w="70" w:type="dxa"/>
+              <w:right w:w="70" w:type="dxa"/>
+            </w:tcMar>
+            <w:tcMar>
+              <w:top w:w="70" w:type="dxa"/>
+              <w:left w:w="70" w:type="dxa"/>
+              <w:bottom w:w="70" w:type="dxa"/>
+              <w:right w:w="70" w:type="dxa"/>
+            </w:tcMar>
+            <w:tcMar>
+              <w:top w:w="70" w:type="dxa"/>
+              <w:left w:w="70" w:type="dxa"/>
+              <w:bottom w:w="70" w:type="dxa"/>
+              <w:right w:w="70" w:type="dxa"/>
             </w:tcMar>
             <w:tcMar>
               <w:top w:w="70" w:type="dxa"/>
@@ -2926,7 +3892,7 @@
           <w:color w:val="000000"/>
           <w:sz w:val="21"/>
         </w:rPr>
-        <w:t>2026年10月31日实际下载并启动Qwen/Qwen2.5-3B-Instruct，修订号aa8e72537993ba99e69dfaafa59ed015b17504d1，FP16冻结推理，服务只监听服务器127.0.0.1，通过SSH转发到本机7870端口。GPU1实测进程约2.1—2.5GiB；25%是PyTorch分配器上限，不代表整卡独占。真实问题“Who put together the screenplay for Inception?”执行P58并返回Christopher Nolan；“what else did the person who made it direct? Just three titles.”执行导演反查，记录limit=3及模板回退。这两例用于确认真实HTTP链路，完整开发结果另表列出。</w:t>
+        <w:t>2026年10月31日实际下载并启动Qwen/Qwen2.5-3B-Instruct，修订号aa8e72537993ba99e69dfaafa59ed015b17504d1，FP16冻结推理，服务只监听服务器127.0.0.1，通过SSH转发到本机7870端口。GPU1上本账户P0服务PID的三次nvidia-smi采样均为7542 MiB（约7.37 GiB）；这是2026年10月31日的稳定进程采样，不是全生命周期峰值。原2.1—2.5 GiB说法撤回；25%仅为PyTorch分配器上限，不含全部CUDA开销，也不代表整卡独占。真实问题“Who put together the screenplay for Inception?”执行P58并返回Christopher Nolan；“what else did the person who made it direct? Just three titles.”执行导演反查，记录limit=3及模板回退。这两例用于确认真实HTTP链路，完整开发结果另表列出。</w:t>
       </w:r>
     </w:p>
     <w:p>
@@ -3025,6 +3991,24 @@
           <w:right w:val="single" w:sz="4" w:color="D9D9D9"/>
           <w:insideH w:val="single" w:sz="4" w:color="D9D9D9"/>
           <w:insideV w:val="single" w:sz="4" w:color="D9D9D9"/>
+          <w:top w:val="single" w:sz="4" w:color="D9D9D9"/>
+          <w:left w:val="single" w:sz="4" w:color="D9D9D9"/>
+          <w:bottom w:val="single" w:sz="4" w:color="D9D9D9"/>
+          <w:right w:val="single" w:sz="4" w:color="D9D9D9"/>
+          <w:insideH w:val="single" w:sz="4" w:color="D9D9D9"/>
+          <w:insideV w:val="single" w:sz="4" w:color="D9D9D9"/>
+          <w:top w:val="single" w:sz="4" w:color="D9D9D9"/>
+          <w:left w:val="single" w:sz="4" w:color="D9D9D9"/>
+          <w:bottom w:val="single" w:sz="4" w:color="D9D9D9"/>
+          <w:right w:val="single" w:sz="4" w:color="D9D9D9"/>
+          <w:insideH w:val="single" w:sz="4" w:color="D9D9D9"/>
+          <w:insideV w:val="single" w:sz="4" w:color="D9D9D9"/>
+          <w:top w:val="single" w:sz="4" w:color="D9D9D9"/>
+          <w:left w:val="single" w:sz="4" w:color="D9D9D9"/>
+          <w:bottom w:val="single" w:sz="4" w:color="D9D9D9"/>
+          <w:right w:val="single" w:sz="4" w:color="D9D9D9"/>
+          <w:insideH w:val="single" w:sz="4" w:color="D9D9D9"/>
+          <w:insideV w:val="single" w:sz="4" w:color="D9D9D9"/>
         </w:tblBorders>
       </w:tblPr>
       <w:tblGrid>
@@ -3036,6 +4020,9 @@
           <w:cantSplit/>
           <w:tblHeader/>
           <w:tblHeader/>
+          <w:tblHeader/>
+          <w:tblHeader/>
+          <w:tblHeader/>
         </w:trPr>
         <w:tc>
           <w:tcPr>
@@ -3048,6 +4035,27 @@
               <w:right w:w="80" w:type="dxa"/>
             </w:tcMar>
             <w:shd w:fill="EFEFEF"/>
+            <w:tcMar>
+              <w:top w:w="70" w:type="dxa"/>
+              <w:left w:w="70" w:type="dxa"/>
+              <w:bottom w:w="70" w:type="dxa"/>
+              <w:right w:w="70" w:type="dxa"/>
+            </w:tcMar>
+            <w:shd w:fill="E7E6E6"/>
+            <w:tcMar>
+              <w:top w:w="70" w:type="dxa"/>
+              <w:left w:w="70" w:type="dxa"/>
+              <w:bottom w:w="70" w:type="dxa"/>
+              <w:right w:w="70" w:type="dxa"/>
+            </w:tcMar>
+            <w:shd w:fill="E7E6E6"/>
+            <w:tcMar>
+              <w:top w:w="70" w:type="dxa"/>
+              <w:left w:w="70" w:type="dxa"/>
+              <w:bottom w:w="70" w:type="dxa"/>
+              <w:right w:w="70" w:type="dxa"/>
+            </w:tcMar>
+            <w:shd w:fill="E7E6E6"/>
             <w:tcMar>
               <w:top w:w="70" w:type="dxa"/>
               <w:left w:w="70" w:type="dxa"/>
@@ -3085,6 +4093,27 @@
               <w:right w:w="80" w:type="dxa"/>
             </w:tcMar>
             <w:shd w:fill="EFEFEF"/>
+            <w:tcMar>
+              <w:top w:w="70" w:type="dxa"/>
+              <w:left w:w="70" w:type="dxa"/>
+              <w:bottom w:w="70" w:type="dxa"/>
+              <w:right w:w="70" w:type="dxa"/>
+            </w:tcMar>
+            <w:shd w:fill="E7E6E6"/>
+            <w:tcMar>
+              <w:top w:w="70" w:type="dxa"/>
+              <w:left w:w="70" w:type="dxa"/>
+              <w:bottom w:w="70" w:type="dxa"/>
+              <w:right w:w="70" w:type="dxa"/>
+            </w:tcMar>
+            <w:shd w:fill="E7E6E6"/>
+            <w:tcMar>
+              <w:top w:w="70" w:type="dxa"/>
+              <w:left w:w="70" w:type="dxa"/>
+              <w:bottom w:w="70" w:type="dxa"/>
+              <w:right w:w="70" w:type="dxa"/>
+            </w:tcMar>
+            <w:shd w:fill="E7E6E6"/>
             <w:tcMar>
               <w:top w:w="70" w:type="dxa"/>
               <w:left w:w="70" w:type="dxa"/>
@@ -3132,6 +4161,24 @@
               <w:bottom w:w="70" w:type="dxa"/>
               <w:right w:w="70" w:type="dxa"/>
             </w:tcMar>
+            <w:tcMar>
+              <w:top w:w="70" w:type="dxa"/>
+              <w:left w:w="70" w:type="dxa"/>
+              <w:bottom w:w="70" w:type="dxa"/>
+              <w:right w:w="70" w:type="dxa"/>
+            </w:tcMar>
+            <w:tcMar>
+              <w:top w:w="70" w:type="dxa"/>
+              <w:left w:w="70" w:type="dxa"/>
+              <w:bottom w:w="70" w:type="dxa"/>
+              <w:right w:w="70" w:type="dxa"/>
+            </w:tcMar>
+            <w:tcMar>
+              <w:top w:w="70" w:type="dxa"/>
+              <w:left w:w="70" w:type="dxa"/>
+              <w:bottom w:w="70" w:type="dxa"/>
+              <w:right w:w="70" w:type="dxa"/>
+            </w:tcMar>
           </w:tcPr>
           <w:p>
             <w:pPr>
@@ -3160,6 +4207,24 @@
               <w:bottom w:w="60" w:type="dxa"/>
               <w:left w:w="80" w:type="dxa"/>
               <w:right w:w="80" w:type="dxa"/>
+            </w:tcMar>
+            <w:tcMar>
+              <w:top w:w="70" w:type="dxa"/>
+              <w:left w:w="70" w:type="dxa"/>
+              <w:bottom w:w="70" w:type="dxa"/>
+              <w:right w:w="70" w:type="dxa"/>
+            </w:tcMar>
+            <w:tcMar>
+              <w:top w:w="70" w:type="dxa"/>
+              <w:left w:w="70" w:type="dxa"/>
+              <w:bottom w:w="70" w:type="dxa"/>
+              <w:right w:w="70" w:type="dxa"/>
+            </w:tcMar>
+            <w:tcMar>
+              <w:top w:w="70" w:type="dxa"/>
+              <w:left w:w="70" w:type="dxa"/>
+              <w:bottom w:w="70" w:type="dxa"/>
+              <w:right w:w="70" w:type="dxa"/>
             </w:tcMar>
             <w:tcMar>
               <w:top w:w="70" w:type="dxa"/>
@@ -3207,6 +4272,24 @@
               <w:bottom w:w="70" w:type="dxa"/>
               <w:right w:w="70" w:type="dxa"/>
             </w:tcMar>
+            <w:tcMar>
+              <w:top w:w="70" w:type="dxa"/>
+              <w:left w:w="70" w:type="dxa"/>
+              <w:bottom w:w="70" w:type="dxa"/>
+              <w:right w:w="70" w:type="dxa"/>
+            </w:tcMar>
+            <w:tcMar>
+              <w:top w:w="70" w:type="dxa"/>
+              <w:left w:w="70" w:type="dxa"/>
+              <w:bottom w:w="70" w:type="dxa"/>
+              <w:right w:w="70" w:type="dxa"/>
+            </w:tcMar>
+            <w:tcMar>
+              <w:top w:w="70" w:type="dxa"/>
+              <w:left w:w="70" w:type="dxa"/>
+              <w:bottom w:w="70" w:type="dxa"/>
+              <w:right w:w="70" w:type="dxa"/>
+            </w:tcMar>
           </w:tcPr>
           <w:p>
             <w:pPr>
@@ -3235,6 +4318,24 @@
               <w:bottom w:w="60" w:type="dxa"/>
               <w:left w:w="80" w:type="dxa"/>
               <w:right w:w="80" w:type="dxa"/>
+            </w:tcMar>
+            <w:tcMar>
+              <w:top w:w="70" w:type="dxa"/>
+              <w:left w:w="70" w:type="dxa"/>
+              <w:bottom w:w="70" w:type="dxa"/>
+              <w:right w:w="70" w:type="dxa"/>
+            </w:tcMar>
+            <w:tcMar>
+              <w:top w:w="70" w:type="dxa"/>
+              <w:left w:w="70" w:type="dxa"/>
+              <w:bottom w:w="70" w:type="dxa"/>
+              <w:right w:w="70" w:type="dxa"/>
+            </w:tcMar>
+            <w:tcMar>
+              <w:top w:w="70" w:type="dxa"/>
+              <w:left w:w="70" w:type="dxa"/>
+              <w:bottom w:w="70" w:type="dxa"/>
+              <w:right w:w="70" w:type="dxa"/>
             </w:tcMar>
             <w:tcMar>
               <w:top w:w="70" w:type="dxa"/>
@@ -3282,6 +4383,24 @@
               <w:bottom w:w="70" w:type="dxa"/>
               <w:right w:w="70" w:type="dxa"/>
             </w:tcMar>
+            <w:tcMar>
+              <w:top w:w="70" w:type="dxa"/>
+              <w:left w:w="70" w:type="dxa"/>
+              <w:bottom w:w="70" w:type="dxa"/>
+              <w:right w:w="70" w:type="dxa"/>
+            </w:tcMar>
+            <w:tcMar>
+              <w:top w:w="70" w:type="dxa"/>
+              <w:left w:w="70" w:type="dxa"/>
+              <w:bottom w:w="70" w:type="dxa"/>
+              <w:right w:w="70" w:type="dxa"/>
+            </w:tcMar>
+            <w:tcMar>
+              <w:top w:w="70" w:type="dxa"/>
+              <w:left w:w="70" w:type="dxa"/>
+              <w:bottom w:w="70" w:type="dxa"/>
+              <w:right w:w="70" w:type="dxa"/>
+            </w:tcMar>
           </w:tcPr>
           <w:p>
             <w:pPr>
@@ -3310,6 +4429,24 @@
               <w:bottom w:w="60" w:type="dxa"/>
               <w:left w:w="80" w:type="dxa"/>
               <w:right w:w="80" w:type="dxa"/>
+            </w:tcMar>
+            <w:tcMar>
+              <w:top w:w="70" w:type="dxa"/>
+              <w:left w:w="70" w:type="dxa"/>
+              <w:bottom w:w="70" w:type="dxa"/>
+              <w:right w:w="70" w:type="dxa"/>
+            </w:tcMar>
+            <w:tcMar>
+              <w:top w:w="70" w:type="dxa"/>
+              <w:left w:w="70" w:type="dxa"/>
+              <w:bottom w:w="70" w:type="dxa"/>
+              <w:right w:w="70" w:type="dxa"/>
+            </w:tcMar>
+            <w:tcMar>
+              <w:top w:w="70" w:type="dxa"/>
+              <w:left w:w="70" w:type="dxa"/>
+              <w:bottom w:w="70" w:type="dxa"/>
+              <w:right w:w="70" w:type="dxa"/>
             </w:tcMar>
             <w:tcMar>
               <w:top w:w="70" w:type="dxa"/>
@@ -3357,6 +4494,24 @@
               <w:bottom w:w="70" w:type="dxa"/>
               <w:right w:w="70" w:type="dxa"/>
             </w:tcMar>
+            <w:tcMar>
+              <w:top w:w="70" w:type="dxa"/>
+              <w:left w:w="70" w:type="dxa"/>
+              <w:bottom w:w="70" w:type="dxa"/>
+              <w:right w:w="70" w:type="dxa"/>
+            </w:tcMar>
+            <w:tcMar>
+              <w:top w:w="70" w:type="dxa"/>
+              <w:left w:w="70" w:type="dxa"/>
+              <w:bottom w:w="70" w:type="dxa"/>
+              <w:right w:w="70" w:type="dxa"/>
+            </w:tcMar>
+            <w:tcMar>
+              <w:top w:w="70" w:type="dxa"/>
+              <w:left w:w="70" w:type="dxa"/>
+              <w:bottom w:w="70" w:type="dxa"/>
+              <w:right w:w="70" w:type="dxa"/>
+            </w:tcMar>
           </w:tcPr>
           <w:p>
             <w:pPr>
@@ -3385,6 +4540,24 @@
               <w:bottom w:w="60" w:type="dxa"/>
               <w:left w:w="80" w:type="dxa"/>
               <w:right w:w="80" w:type="dxa"/>
+            </w:tcMar>
+            <w:tcMar>
+              <w:top w:w="70" w:type="dxa"/>
+              <w:left w:w="70" w:type="dxa"/>
+              <w:bottom w:w="70" w:type="dxa"/>
+              <w:right w:w="70" w:type="dxa"/>
+            </w:tcMar>
+            <w:tcMar>
+              <w:top w:w="70" w:type="dxa"/>
+              <w:left w:w="70" w:type="dxa"/>
+              <w:bottom w:w="70" w:type="dxa"/>
+              <w:right w:w="70" w:type="dxa"/>
+            </w:tcMar>
+            <w:tcMar>
+              <w:top w:w="70" w:type="dxa"/>
+              <w:left w:w="70" w:type="dxa"/>
+              <w:bottom w:w="70" w:type="dxa"/>
+              <w:right w:w="70" w:type="dxa"/>
             </w:tcMar>
             <w:tcMar>
               <w:top w:w="70" w:type="dxa"/>
@@ -3432,6 +4605,24 @@
               <w:bottom w:w="70" w:type="dxa"/>
               <w:right w:w="70" w:type="dxa"/>
             </w:tcMar>
+            <w:tcMar>
+              <w:top w:w="70" w:type="dxa"/>
+              <w:left w:w="70" w:type="dxa"/>
+              <w:bottom w:w="70" w:type="dxa"/>
+              <w:right w:w="70" w:type="dxa"/>
+            </w:tcMar>
+            <w:tcMar>
+              <w:top w:w="70" w:type="dxa"/>
+              <w:left w:w="70" w:type="dxa"/>
+              <w:bottom w:w="70" w:type="dxa"/>
+              <w:right w:w="70" w:type="dxa"/>
+            </w:tcMar>
+            <w:tcMar>
+              <w:top w:w="70" w:type="dxa"/>
+              <w:left w:w="70" w:type="dxa"/>
+              <w:bottom w:w="70" w:type="dxa"/>
+              <w:right w:w="70" w:type="dxa"/>
+            </w:tcMar>
           </w:tcPr>
           <w:p>
             <w:pPr>
@@ -3460,6 +4651,24 @@
               <w:bottom w:w="60" w:type="dxa"/>
               <w:left w:w="80" w:type="dxa"/>
               <w:right w:w="80" w:type="dxa"/>
+            </w:tcMar>
+            <w:tcMar>
+              <w:top w:w="70" w:type="dxa"/>
+              <w:left w:w="70" w:type="dxa"/>
+              <w:bottom w:w="70" w:type="dxa"/>
+              <w:right w:w="70" w:type="dxa"/>
+            </w:tcMar>
+            <w:tcMar>
+              <w:top w:w="70" w:type="dxa"/>
+              <w:left w:w="70" w:type="dxa"/>
+              <w:bottom w:w="70" w:type="dxa"/>
+              <w:right w:w="70" w:type="dxa"/>
+            </w:tcMar>
+            <w:tcMar>
+              <w:top w:w="70" w:type="dxa"/>
+              <w:left w:w="70" w:type="dxa"/>
+              <w:bottom w:w="70" w:type="dxa"/>
+              <w:right w:w="70" w:type="dxa"/>
             </w:tcMar>
             <w:tcMar>
               <w:top w:w="70" w:type="dxa"/>
@@ -3507,6 +4716,24 @@
               <w:bottom w:w="70" w:type="dxa"/>
               <w:right w:w="70" w:type="dxa"/>
             </w:tcMar>
+            <w:tcMar>
+              <w:top w:w="70" w:type="dxa"/>
+              <w:left w:w="70" w:type="dxa"/>
+              <w:bottom w:w="70" w:type="dxa"/>
+              <w:right w:w="70" w:type="dxa"/>
+            </w:tcMar>
+            <w:tcMar>
+              <w:top w:w="70" w:type="dxa"/>
+              <w:left w:w="70" w:type="dxa"/>
+              <w:bottom w:w="70" w:type="dxa"/>
+              <w:right w:w="70" w:type="dxa"/>
+            </w:tcMar>
+            <w:tcMar>
+              <w:top w:w="70" w:type="dxa"/>
+              <w:left w:w="70" w:type="dxa"/>
+              <w:bottom w:w="70" w:type="dxa"/>
+              <w:right w:w="70" w:type="dxa"/>
+            </w:tcMar>
           </w:tcPr>
           <w:p>
             <w:pPr>
@@ -3535,6 +4762,24 @@
               <w:bottom w:w="60" w:type="dxa"/>
               <w:left w:w="80" w:type="dxa"/>
               <w:right w:w="80" w:type="dxa"/>
+            </w:tcMar>
+            <w:tcMar>
+              <w:top w:w="70" w:type="dxa"/>
+              <w:left w:w="70" w:type="dxa"/>
+              <w:bottom w:w="70" w:type="dxa"/>
+              <w:right w:w="70" w:type="dxa"/>
+            </w:tcMar>
+            <w:tcMar>
+              <w:top w:w="70" w:type="dxa"/>
+              <w:left w:w="70" w:type="dxa"/>
+              <w:bottom w:w="70" w:type="dxa"/>
+              <w:right w:w="70" w:type="dxa"/>
+            </w:tcMar>
+            <w:tcMar>
+              <w:top w:w="70" w:type="dxa"/>
+              <w:left w:w="70" w:type="dxa"/>
+              <w:bottom w:w="70" w:type="dxa"/>
+              <w:right w:w="70" w:type="dxa"/>
             </w:tcMar>
             <w:tcMar>
               <w:top w:w="70" w:type="dxa"/>
@@ -3651,6 +4896,24 @@
           <w:right w:val="single" w:sz="4" w:color="D9D9D9"/>
           <w:insideH w:val="single" w:sz="4" w:color="D9D9D9"/>
           <w:insideV w:val="single" w:sz="4" w:color="D9D9D9"/>
+          <w:top w:val="single" w:sz="4" w:color="D9D9D9"/>
+          <w:left w:val="single" w:sz="4" w:color="D9D9D9"/>
+          <w:bottom w:val="single" w:sz="4" w:color="D9D9D9"/>
+          <w:right w:val="single" w:sz="4" w:color="D9D9D9"/>
+          <w:insideH w:val="single" w:sz="4" w:color="D9D9D9"/>
+          <w:insideV w:val="single" w:sz="4" w:color="D9D9D9"/>
+          <w:top w:val="single" w:sz="4" w:color="D9D9D9"/>
+          <w:left w:val="single" w:sz="4" w:color="D9D9D9"/>
+          <w:bottom w:val="single" w:sz="4" w:color="D9D9D9"/>
+          <w:right w:val="single" w:sz="4" w:color="D9D9D9"/>
+          <w:insideH w:val="single" w:sz="4" w:color="D9D9D9"/>
+          <w:insideV w:val="single" w:sz="4" w:color="D9D9D9"/>
+          <w:top w:val="single" w:sz="4" w:color="D9D9D9"/>
+          <w:left w:val="single" w:sz="4" w:color="D9D9D9"/>
+          <w:bottom w:val="single" w:sz="4" w:color="D9D9D9"/>
+          <w:right w:val="single" w:sz="4" w:color="D9D9D9"/>
+          <w:insideH w:val="single" w:sz="4" w:color="D9D9D9"/>
+          <w:insideV w:val="single" w:sz="4" w:color="D9D9D9"/>
         </w:tblBorders>
       </w:tblPr>
       <w:tblGrid>
@@ -3662,11 +4925,35 @@
         <w:trPr>
           <w:tblHeader/>
           <w:cantSplit/>
+          <w:tblHeader/>
+          <w:tblHeader/>
+          <w:tblHeader/>
         </w:trPr>
         <w:tc>
           <w:tcPr>
             <w:tcW w:type="dxa" w:w="3288"/>
             <w:vAlign w:val="center"/>
+            <w:tcMar>
+              <w:top w:w="70" w:type="dxa"/>
+              <w:left w:w="70" w:type="dxa"/>
+              <w:bottom w:w="70" w:type="dxa"/>
+              <w:right w:w="70" w:type="dxa"/>
+            </w:tcMar>
+            <w:shd w:fill="E7E6E6"/>
+            <w:tcMar>
+              <w:top w:w="70" w:type="dxa"/>
+              <w:left w:w="70" w:type="dxa"/>
+              <w:bottom w:w="70" w:type="dxa"/>
+              <w:right w:w="70" w:type="dxa"/>
+            </w:tcMar>
+            <w:shd w:fill="E7E6E6"/>
+            <w:tcMar>
+              <w:top w:w="70" w:type="dxa"/>
+              <w:left w:w="70" w:type="dxa"/>
+              <w:bottom w:w="70" w:type="dxa"/>
+              <w:right w:w="70" w:type="dxa"/>
+            </w:tcMar>
+            <w:shd w:fill="E7E6E6"/>
             <w:tcMar>
               <w:top w:w="70" w:type="dxa"/>
               <w:left w:w="70" w:type="dxa"/>
@@ -3703,6 +4990,27 @@
               <w:right w:w="70" w:type="dxa"/>
             </w:tcMar>
             <w:shd w:fill="E7E6E6"/>
+            <w:tcMar>
+              <w:top w:w="70" w:type="dxa"/>
+              <w:left w:w="70" w:type="dxa"/>
+              <w:bottom w:w="70" w:type="dxa"/>
+              <w:right w:w="70" w:type="dxa"/>
+            </w:tcMar>
+            <w:shd w:fill="E7E6E6"/>
+            <w:tcMar>
+              <w:top w:w="70" w:type="dxa"/>
+              <w:left w:w="70" w:type="dxa"/>
+              <w:bottom w:w="70" w:type="dxa"/>
+              <w:right w:w="70" w:type="dxa"/>
+            </w:tcMar>
+            <w:shd w:fill="E7E6E6"/>
+            <w:tcMar>
+              <w:top w:w="70" w:type="dxa"/>
+              <w:left w:w="70" w:type="dxa"/>
+              <w:bottom w:w="70" w:type="dxa"/>
+              <w:right w:w="70" w:type="dxa"/>
+            </w:tcMar>
+            <w:shd w:fill="E7E6E6"/>
           </w:tcPr>
           <w:p>
             <w:pPr>
@@ -3725,6 +5033,27 @@
           <w:tcPr>
             <w:tcW w:type="dxa" w:w="3061"/>
             <w:vAlign w:val="center"/>
+            <w:tcMar>
+              <w:top w:w="70" w:type="dxa"/>
+              <w:left w:w="70" w:type="dxa"/>
+              <w:bottom w:w="70" w:type="dxa"/>
+              <w:right w:w="70" w:type="dxa"/>
+            </w:tcMar>
+            <w:shd w:fill="E7E6E6"/>
+            <w:tcMar>
+              <w:top w:w="70" w:type="dxa"/>
+              <w:left w:w="70" w:type="dxa"/>
+              <w:bottom w:w="70" w:type="dxa"/>
+              <w:right w:w="70" w:type="dxa"/>
+            </w:tcMar>
+            <w:shd w:fill="E7E6E6"/>
+            <w:tcMar>
+              <w:top w:w="70" w:type="dxa"/>
+              <w:left w:w="70" w:type="dxa"/>
+              <w:bottom w:w="70" w:type="dxa"/>
+              <w:right w:w="70" w:type="dxa"/>
+            </w:tcMar>
+            <w:shd w:fill="E7E6E6"/>
             <w:tcMar>
               <w:top w:w="70" w:type="dxa"/>
               <w:left w:w="70" w:type="dxa"/>
@@ -3765,6 +5094,24 @@
               <w:bottom w:w="70" w:type="dxa"/>
               <w:right w:w="70" w:type="dxa"/>
             </w:tcMar>
+            <w:tcMar>
+              <w:top w:w="70" w:type="dxa"/>
+              <w:left w:w="70" w:type="dxa"/>
+              <w:bottom w:w="70" w:type="dxa"/>
+              <w:right w:w="70" w:type="dxa"/>
+            </w:tcMar>
+            <w:tcMar>
+              <w:top w:w="70" w:type="dxa"/>
+              <w:left w:w="70" w:type="dxa"/>
+              <w:bottom w:w="70" w:type="dxa"/>
+              <w:right w:w="70" w:type="dxa"/>
+            </w:tcMar>
+            <w:tcMar>
+              <w:top w:w="70" w:type="dxa"/>
+              <w:left w:w="70" w:type="dxa"/>
+              <w:bottom w:w="70" w:type="dxa"/>
+              <w:right w:w="70" w:type="dxa"/>
+            </w:tcMar>
           </w:tcPr>
           <w:p>
             <w:pPr>
@@ -3793,6 +5140,24 @@
               <w:bottom w:w="70" w:type="dxa"/>
               <w:right w:w="70" w:type="dxa"/>
             </w:tcMar>
+            <w:tcMar>
+              <w:top w:w="70" w:type="dxa"/>
+              <w:left w:w="70" w:type="dxa"/>
+              <w:bottom w:w="70" w:type="dxa"/>
+              <w:right w:w="70" w:type="dxa"/>
+            </w:tcMar>
+            <w:tcMar>
+              <w:top w:w="70" w:type="dxa"/>
+              <w:left w:w="70" w:type="dxa"/>
+              <w:bottom w:w="70" w:type="dxa"/>
+              <w:right w:w="70" w:type="dxa"/>
+            </w:tcMar>
+            <w:tcMar>
+              <w:top w:w="70" w:type="dxa"/>
+              <w:left w:w="70" w:type="dxa"/>
+              <w:bottom w:w="70" w:type="dxa"/>
+              <w:right w:w="70" w:type="dxa"/>
+            </w:tcMar>
           </w:tcPr>
           <w:p>
             <w:pPr>
@@ -3815,6 +5180,24 @@
           <w:tcPr>
             <w:tcW w:type="dxa" w:w="3061"/>
             <w:vAlign w:val="center"/>
+            <w:tcMar>
+              <w:top w:w="70" w:type="dxa"/>
+              <w:left w:w="70" w:type="dxa"/>
+              <w:bottom w:w="70" w:type="dxa"/>
+              <w:right w:w="70" w:type="dxa"/>
+            </w:tcMar>
+            <w:tcMar>
+              <w:top w:w="70" w:type="dxa"/>
+              <w:left w:w="70" w:type="dxa"/>
+              <w:bottom w:w="70" w:type="dxa"/>
+              <w:right w:w="70" w:type="dxa"/>
+            </w:tcMar>
+            <w:tcMar>
+              <w:top w:w="70" w:type="dxa"/>
+              <w:left w:w="70" w:type="dxa"/>
+              <w:bottom w:w="70" w:type="dxa"/>
+              <w:right w:w="70" w:type="dxa"/>
+            </w:tcMar>
             <w:tcMar>
               <w:top w:w="70" w:type="dxa"/>
               <w:left w:w="70" w:type="dxa"/>
@@ -3854,6 +5237,24 @@
               <w:bottom w:w="70" w:type="dxa"/>
               <w:right w:w="70" w:type="dxa"/>
             </w:tcMar>
+            <w:tcMar>
+              <w:top w:w="70" w:type="dxa"/>
+              <w:left w:w="70" w:type="dxa"/>
+              <w:bottom w:w="70" w:type="dxa"/>
+              <w:right w:w="70" w:type="dxa"/>
+            </w:tcMar>
+            <w:tcMar>
+              <w:top w:w="70" w:type="dxa"/>
+              <w:left w:w="70" w:type="dxa"/>
+              <w:bottom w:w="70" w:type="dxa"/>
+              <w:right w:w="70" w:type="dxa"/>
+            </w:tcMar>
+            <w:tcMar>
+              <w:top w:w="70" w:type="dxa"/>
+              <w:left w:w="70" w:type="dxa"/>
+              <w:bottom w:w="70" w:type="dxa"/>
+              <w:right w:w="70" w:type="dxa"/>
+            </w:tcMar>
           </w:tcPr>
           <w:p>
             <w:pPr>
@@ -3882,6 +5283,24 @@
               <w:bottom w:w="70" w:type="dxa"/>
               <w:right w:w="70" w:type="dxa"/>
             </w:tcMar>
+            <w:tcMar>
+              <w:top w:w="70" w:type="dxa"/>
+              <w:left w:w="70" w:type="dxa"/>
+              <w:bottom w:w="70" w:type="dxa"/>
+              <w:right w:w="70" w:type="dxa"/>
+            </w:tcMar>
+            <w:tcMar>
+              <w:top w:w="70" w:type="dxa"/>
+              <w:left w:w="70" w:type="dxa"/>
+              <w:bottom w:w="70" w:type="dxa"/>
+              <w:right w:w="70" w:type="dxa"/>
+            </w:tcMar>
+            <w:tcMar>
+              <w:top w:w="70" w:type="dxa"/>
+              <w:left w:w="70" w:type="dxa"/>
+              <w:bottom w:w="70" w:type="dxa"/>
+              <w:right w:w="70" w:type="dxa"/>
+            </w:tcMar>
           </w:tcPr>
           <w:p>
             <w:pPr>
@@ -3904,6 +5323,24 @@
           <w:tcPr>
             <w:tcW w:type="dxa" w:w="3061"/>
             <w:vAlign w:val="center"/>
+            <w:tcMar>
+              <w:top w:w="70" w:type="dxa"/>
+              <w:left w:w="70" w:type="dxa"/>
+              <w:bottom w:w="70" w:type="dxa"/>
+              <w:right w:w="70" w:type="dxa"/>
+            </w:tcMar>
+            <w:tcMar>
+              <w:top w:w="70" w:type="dxa"/>
+              <w:left w:w="70" w:type="dxa"/>
+              <w:bottom w:w="70" w:type="dxa"/>
+              <w:right w:w="70" w:type="dxa"/>
+            </w:tcMar>
+            <w:tcMar>
+              <w:top w:w="70" w:type="dxa"/>
+              <w:left w:w="70" w:type="dxa"/>
+              <w:bottom w:w="70" w:type="dxa"/>
+              <w:right w:w="70" w:type="dxa"/>
+            </w:tcMar>
             <w:tcMar>
               <w:top w:w="70" w:type="dxa"/>
               <w:left w:w="70" w:type="dxa"/>
@@ -3943,6 +5380,24 @@
               <w:bottom w:w="70" w:type="dxa"/>
               <w:right w:w="70" w:type="dxa"/>
             </w:tcMar>
+            <w:tcMar>
+              <w:top w:w="70" w:type="dxa"/>
+              <w:left w:w="70" w:type="dxa"/>
+              <w:bottom w:w="70" w:type="dxa"/>
+              <w:right w:w="70" w:type="dxa"/>
+            </w:tcMar>
+            <w:tcMar>
+              <w:top w:w="70" w:type="dxa"/>
+              <w:left w:w="70" w:type="dxa"/>
+              <w:bottom w:w="70" w:type="dxa"/>
+              <w:right w:w="70" w:type="dxa"/>
+            </w:tcMar>
+            <w:tcMar>
+              <w:top w:w="70" w:type="dxa"/>
+              <w:left w:w="70" w:type="dxa"/>
+              <w:bottom w:w="70" w:type="dxa"/>
+              <w:right w:w="70" w:type="dxa"/>
+            </w:tcMar>
           </w:tcPr>
           <w:p>
             <w:pPr>
@@ -3971,6 +5426,24 @@
               <w:bottom w:w="70" w:type="dxa"/>
               <w:right w:w="70" w:type="dxa"/>
             </w:tcMar>
+            <w:tcMar>
+              <w:top w:w="70" w:type="dxa"/>
+              <w:left w:w="70" w:type="dxa"/>
+              <w:bottom w:w="70" w:type="dxa"/>
+              <w:right w:w="70" w:type="dxa"/>
+            </w:tcMar>
+            <w:tcMar>
+              <w:top w:w="70" w:type="dxa"/>
+              <w:left w:w="70" w:type="dxa"/>
+              <w:bottom w:w="70" w:type="dxa"/>
+              <w:right w:w="70" w:type="dxa"/>
+            </w:tcMar>
+            <w:tcMar>
+              <w:top w:w="70" w:type="dxa"/>
+              <w:left w:w="70" w:type="dxa"/>
+              <w:bottom w:w="70" w:type="dxa"/>
+              <w:right w:w="70" w:type="dxa"/>
+            </w:tcMar>
           </w:tcPr>
           <w:p>
             <w:pPr>
@@ -3993,6 +5466,24 @@
           <w:tcPr>
             <w:tcW w:type="dxa" w:w="3061"/>
             <w:vAlign w:val="center"/>
+            <w:tcMar>
+              <w:top w:w="70" w:type="dxa"/>
+              <w:left w:w="70" w:type="dxa"/>
+              <w:bottom w:w="70" w:type="dxa"/>
+              <w:right w:w="70" w:type="dxa"/>
+            </w:tcMar>
+            <w:tcMar>
+              <w:top w:w="70" w:type="dxa"/>
+              <w:left w:w="70" w:type="dxa"/>
+              <w:bottom w:w="70" w:type="dxa"/>
+              <w:right w:w="70" w:type="dxa"/>
+            </w:tcMar>
+            <w:tcMar>
+              <w:top w:w="70" w:type="dxa"/>
+              <w:left w:w="70" w:type="dxa"/>
+              <w:bottom w:w="70" w:type="dxa"/>
+              <w:right w:w="70" w:type="dxa"/>
+            </w:tcMar>
             <w:tcMar>
               <w:top w:w="70" w:type="dxa"/>
               <w:left w:w="70" w:type="dxa"/>
@@ -4032,6 +5523,24 @@
               <w:bottom w:w="70" w:type="dxa"/>
               <w:right w:w="70" w:type="dxa"/>
             </w:tcMar>
+            <w:tcMar>
+              <w:top w:w="70" w:type="dxa"/>
+              <w:left w:w="70" w:type="dxa"/>
+              <w:bottom w:w="70" w:type="dxa"/>
+              <w:right w:w="70" w:type="dxa"/>
+            </w:tcMar>
+            <w:tcMar>
+              <w:top w:w="70" w:type="dxa"/>
+              <w:left w:w="70" w:type="dxa"/>
+              <w:bottom w:w="70" w:type="dxa"/>
+              <w:right w:w="70" w:type="dxa"/>
+            </w:tcMar>
+            <w:tcMar>
+              <w:top w:w="70" w:type="dxa"/>
+              <w:left w:w="70" w:type="dxa"/>
+              <w:bottom w:w="70" w:type="dxa"/>
+              <w:right w:w="70" w:type="dxa"/>
+            </w:tcMar>
           </w:tcPr>
           <w:p>
             <w:pPr>
@@ -4060,6 +5569,24 @@
               <w:bottom w:w="70" w:type="dxa"/>
               <w:right w:w="70" w:type="dxa"/>
             </w:tcMar>
+            <w:tcMar>
+              <w:top w:w="70" w:type="dxa"/>
+              <w:left w:w="70" w:type="dxa"/>
+              <w:bottom w:w="70" w:type="dxa"/>
+              <w:right w:w="70" w:type="dxa"/>
+            </w:tcMar>
+            <w:tcMar>
+              <w:top w:w="70" w:type="dxa"/>
+              <w:left w:w="70" w:type="dxa"/>
+              <w:bottom w:w="70" w:type="dxa"/>
+              <w:right w:w="70" w:type="dxa"/>
+            </w:tcMar>
+            <w:tcMar>
+              <w:top w:w="70" w:type="dxa"/>
+              <w:left w:w="70" w:type="dxa"/>
+              <w:bottom w:w="70" w:type="dxa"/>
+              <w:right w:w="70" w:type="dxa"/>
+            </w:tcMar>
           </w:tcPr>
           <w:p>
             <w:pPr>
@@ -4082,6 +5609,24 @@
           <w:tcPr>
             <w:tcW w:type="dxa" w:w="3061"/>
             <w:vAlign w:val="center"/>
+            <w:tcMar>
+              <w:top w:w="70" w:type="dxa"/>
+              <w:left w:w="70" w:type="dxa"/>
+              <w:bottom w:w="70" w:type="dxa"/>
+              <w:right w:w="70" w:type="dxa"/>
+            </w:tcMar>
+            <w:tcMar>
+              <w:top w:w="70" w:type="dxa"/>
+              <w:left w:w="70" w:type="dxa"/>
+              <w:bottom w:w="70" w:type="dxa"/>
+              <w:right w:w="70" w:type="dxa"/>
+            </w:tcMar>
+            <w:tcMar>
+              <w:top w:w="70" w:type="dxa"/>
+              <w:left w:w="70" w:type="dxa"/>
+              <w:bottom w:w="70" w:type="dxa"/>
+              <w:right w:w="70" w:type="dxa"/>
+            </w:tcMar>
             <w:tcMar>
               <w:top w:w="70" w:type="dxa"/>
               <w:left w:w="70" w:type="dxa"/>
@@ -4121,6 +5666,24 @@
               <w:bottom w:w="70" w:type="dxa"/>
               <w:right w:w="70" w:type="dxa"/>
             </w:tcMar>
+            <w:tcMar>
+              <w:top w:w="70" w:type="dxa"/>
+              <w:left w:w="70" w:type="dxa"/>
+              <w:bottom w:w="70" w:type="dxa"/>
+              <w:right w:w="70" w:type="dxa"/>
+            </w:tcMar>
+            <w:tcMar>
+              <w:top w:w="70" w:type="dxa"/>
+              <w:left w:w="70" w:type="dxa"/>
+              <w:bottom w:w="70" w:type="dxa"/>
+              <w:right w:w="70" w:type="dxa"/>
+            </w:tcMar>
+            <w:tcMar>
+              <w:top w:w="70" w:type="dxa"/>
+              <w:left w:w="70" w:type="dxa"/>
+              <w:bottom w:w="70" w:type="dxa"/>
+              <w:right w:w="70" w:type="dxa"/>
+            </w:tcMar>
           </w:tcPr>
           <w:p>
             <w:pPr>
@@ -4149,6 +5712,24 @@
               <w:bottom w:w="70" w:type="dxa"/>
               <w:right w:w="70" w:type="dxa"/>
             </w:tcMar>
+            <w:tcMar>
+              <w:top w:w="70" w:type="dxa"/>
+              <w:left w:w="70" w:type="dxa"/>
+              <w:bottom w:w="70" w:type="dxa"/>
+              <w:right w:w="70" w:type="dxa"/>
+            </w:tcMar>
+            <w:tcMar>
+              <w:top w:w="70" w:type="dxa"/>
+              <w:left w:w="70" w:type="dxa"/>
+              <w:bottom w:w="70" w:type="dxa"/>
+              <w:right w:w="70" w:type="dxa"/>
+            </w:tcMar>
+            <w:tcMar>
+              <w:top w:w="70" w:type="dxa"/>
+              <w:left w:w="70" w:type="dxa"/>
+              <w:bottom w:w="70" w:type="dxa"/>
+              <w:right w:w="70" w:type="dxa"/>
+            </w:tcMar>
           </w:tcPr>
           <w:p>
             <w:pPr>
@@ -4171,6 +5752,24 @@
           <w:tcPr>
             <w:tcW w:type="dxa" w:w="3061"/>
             <w:vAlign w:val="center"/>
+            <w:tcMar>
+              <w:top w:w="70" w:type="dxa"/>
+              <w:left w:w="70" w:type="dxa"/>
+              <w:bottom w:w="70" w:type="dxa"/>
+              <w:right w:w="70" w:type="dxa"/>
+            </w:tcMar>
+            <w:tcMar>
+              <w:top w:w="70" w:type="dxa"/>
+              <w:left w:w="70" w:type="dxa"/>
+              <w:bottom w:w="70" w:type="dxa"/>
+              <w:right w:w="70" w:type="dxa"/>
+            </w:tcMar>
+            <w:tcMar>
+              <w:top w:w="70" w:type="dxa"/>
+              <w:left w:w="70" w:type="dxa"/>
+              <w:bottom w:w="70" w:type="dxa"/>
+              <w:right w:w="70" w:type="dxa"/>
+            </w:tcMar>
             <w:tcMar>
               <w:top w:w="70" w:type="dxa"/>
               <w:left w:w="70" w:type="dxa"/>
@@ -4210,6 +5809,24 @@
               <w:bottom w:w="70" w:type="dxa"/>
               <w:right w:w="70" w:type="dxa"/>
             </w:tcMar>
+            <w:tcMar>
+              <w:top w:w="70" w:type="dxa"/>
+              <w:left w:w="70" w:type="dxa"/>
+              <w:bottom w:w="70" w:type="dxa"/>
+              <w:right w:w="70" w:type="dxa"/>
+            </w:tcMar>
+            <w:tcMar>
+              <w:top w:w="70" w:type="dxa"/>
+              <w:left w:w="70" w:type="dxa"/>
+              <w:bottom w:w="70" w:type="dxa"/>
+              <w:right w:w="70" w:type="dxa"/>
+            </w:tcMar>
+            <w:tcMar>
+              <w:top w:w="70" w:type="dxa"/>
+              <w:left w:w="70" w:type="dxa"/>
+              <w:bottom w:w="70" w:type="dxa"/>
+              <w:right w:w="70" w:type="dxa"/>
+            </w:tcMar>
           </w:tcPr>
           <w:p>
             <w:pPr>
@@ -4238,6 +5855,24 @@
               <w:bottom w:w="70" w:type="dxa"/>
               <w:right w:w="70" w:type="dxa"/>
             </w:tcMar>
+            <w:tcMar>
+              <w:top w:w="70" w:type="dxa"/>
+              <w:left w:w="70" w:type="dxa"/>
+              <w:bottom w:w="70" w:type="dxa"/>
+              <w:right w:w="70" w:type="dxa"/>
+            </w:tcMar>
+            <w:tcMar>
+              <w:top w:w="70" w:type="dxa"/>
+              <w:left w:w="70" w:type="dxa"/>
+              <w:bottom w:w="70" w:type="dxa"/>
+              <w:right w:w="70" w:type="dxa"/>
+            </w:tcMar>
+            <w:tcMar>
+              <w:top w:w="70" w:type="dxa"/>
+              <w:left w:w="70" w:type="dxa"/>
+              <w:bottom w:w="70" w:type="dxa"/>
+              <w:right w:w="70" w:type="dxa"/>
+            </w:tcMar>
           </w:tcPr>
           <w:p>
             <w:pPr>
@@ -4260,6 +5895,24 @@
           <w:tcPr>
             <w:tcW w:type="dxa" w:w="3061"/>
             <w:vAlign w:val="center"/>
+            <w:tcMar>
+              <w:top w:w="70" w:type="dxa"/>
+              <w:left w:w="70" w:type="dxa"/>
+              <w:bottom w:w="70" w:type="dxa"/>
+              <w:right w:w="70" w:type="dxa"/>
+            </w:tcMar>
+            <w:tcMar>
+              <w:top w:w="70" w:type="dxa"/>
+              <w:left w:w="70" w:type="dxa"/>
+              <w:bottom w:w="70" w:type="dxa"/>
+              <w:right w:w="70" w:type="dxa"/>
+            </w:tcMar>
+            <w:tcMar>
+              <w:top w:w="70" w:type="dxa"/>
+              <w:left w:w="70" w:type="dxa"/>
+              <w:bottom w:w="70" w:type="dxa"/>
+              <w:right w:w="70" w:type="dxa"/>
+            </w:tcMar>
             <w:tcMar>
               <w:top w:w="70" w:type="dxa"/>
               <w:left w:w="70" w:type="dxa"/>
@@ -4299,6 +5952,24 @@
               <w:bottom w:w="70" w:type="dxa"/>
               <w:right w:w="70" w:type="dxa"/>
             </w:tcMar>
+            <w:tcMar>
+              <w:top w:w="70" w:type="dxa"/>
+              <w:left w:w="70" w:type="dxa"/>
+              <w:bottom w:w="70" w:type="dxa"/>
+              <w:right w:w="70" w:type="dxa"/>
+            </w:tcMar>
+            <w:tcMar>
+              <w:top w:w="70" w:type="dxa"/>
+              <w:left w:w="70" w:type="dxa"/>
+              <w:bottom w:w="70" w:type="dxa"/>
+              <w:right w:w="70" w:type="dxa"/>
+            </w:tcMar>
+            <w:tcMar>
+              <w:top w:w="70" w:type="dxa"/>
+              <w:left w:w="70" w:type="dxa"/>
+              <w:bottom w:w="70" w:type="dxa"/>
+              <w:right w:w="70" w:type="dxa"/>
+            </w:tcMar>
           </w:tcPr>
           <w:p>
             <w:pPr>
@@ -4327,6 +5998,24 @@
               <w:bottom w:w="70" w:type="dxa"/>
               <w:right w:w="70" w:type="dxa"/>
             </w:tcMar>
+            <w:tcMar>
+              <w:top w:w="70" w:type="dxa"/>
+              <w:left w:w="70" w:type="dxa"/>
+              <w:bottom w:w="70" w:type="dxa"/>
+              <w:right w:w="70" w:type="dxa"/>
+            </w:tcMar>
+            <w:tcMar>
+              <w:top w:w="70" w:type="dxa"/>
+              <w:left w:w="70" w:type="dxa"/>
+              <w:bottom w:w="70" w:type="dxa"/>
+              <w:right w:w="70" w:type="dxa"/>
+            </w:tcMar>
+            <w:tcMar>
+              <w:top w:w="70" w:type="dxa"/>
+              <w:left w:w="70" w:type="dxa"/>
+              <w:bottom w:w="70" w:type="dxa"/>
+              <w:right w:w="70" w:type="dxa"/>
+            </w:tcMar>
           </w:tcPr>
           <w:p>
             <w:pPr>
@@ -4349,6 +6038,24 @@
           <w:tcPr>
             <w:tcW w:type="dxa" w:w="3061"/>
             <w:vAlign w:val="center"/>
+            <w:tcMar>
+              <w:top w:w="70" w:type="dxa"/>
+              <w:left w:w="70" w:type="dxa"/>
+              <w:bottom w:w="70" w:type="dxa"/>
+              <w:right w:w="70" w:type="dxa"/>
+            </w:tcMar>
+            <w:tcMar>
+              <w:top w:w="70" w:type="dxa"/>
+              <w:left w:w="70" w:type="dxa"/>
+              <w:bottom w:w="70" w:type="dxa"/>
+              <w:right w:w="70" w:type="dxa"/>
+            </w:tcMar>
+            <w:tcMar>
+              <w:top w:w="70" w:type="dxa"/>
+              <w:left w:w="70" w:type="dxa"/>
+              <w:bottom w:w="70" w:type="dxa"/>
+              <w:right w:w="70" w:type="dxa"/>
+            </w:tcMar>
             <w:tcMar>
               <w:top w:w="70" w:type="dxa"/>
               <w:left w:w="70" w:type="dxa"/>
@@ -4471,6 +6178,24 @@
           <w:right w:val="single" w:sz="4" w:color="D9D9D9"/>
           <w:insideH w:val="single" w:sz="4" w:color="D9D9D9"/>
           <w:insideV w:val="single" w:sz="4" w:color="D9D9D9"/>
+          <w:top w:val="single" w:sz="4" w:color="D9D9D9"/>
+          <w:left w:val="single" w:sz="4" w:color="D9D9D9"/>
+          <w:bottom w:val="single" w:sz="4" w:color="D9D9D9"/>
+          <w:right w:val="single" w:sz="4" w:color="D9D9D9"/>
+          <w:insideH w:val="single" w:sz="4" w:color="D9D9D9"/>
+          <w:insideV w:val="single" w:sz="4" w:color="D9D9D9"/>
+          <w:top w:val="single" w:sz="4" w:color="D9D9D9"/>
+          <w:left w:val="single" w:sz="4" w:color="D9D9D9"/>
+          <w:bottom w:val="single" w:sz="4" w:color="D9D9D9"/>
+          <w:right w:val="single" w:sz="4" w:color="D9D9D9"/>
+          <w:insideH w:val="single" w:sz="4" w:color="D9D9D9"/>
+          <w:insideV w:val="single" w:sz="4" w:color="D9D9D9"/>
+          <w:top w:val="single" w:sz="4" w:color="D9D9D9"/>
+          <w:left w:val="single" w:sz="4" w:color="D9D9D9"/>
+          <w:bottom w:val="single" w:sz="4" w:color="D9D9D9"/>
+          <w:right w:val="single" w:sz="4" w:color="D9D9D9"/>
+          <w:insideH w:val="single" w:sz="4" w:color="D9D9D9"/>
+          <w:insideV w:val="single" w:sz="4" w:color="D9D9D9"/>
         </w:tblBorders>
       </w:tblPr>
       <w:tblGrid>
@@ -4486,6 +6211,9 @@
           <w:cantSplit/>
           <w:tblHeader/>
           <w:tblHeader/>
+          <w:tblHeader/>
+          <w:tblHeader/>
+          <w:tblHeader/>
         </w:trPr>
         <w:tc>
           <w:tcPr>
@@ -4498,6 +6226,27 @@
               <w:right w:w="80" w:type="dxa"/>
             </w:tcMar>
             <w:shd w:fill="EFEFEF"/>
+            <w:tcMar>
+              <w:top w:w="70" w:type="dxa"/>
+              <w:left w:w="70" w:type="dxa"/>
+              <w:bottom w:w="70" w:type="dxa"/>
+              <w:right w:w="70" w:type="dxa"/>
+            </w:tcMar>
+            <w:shd w:fill="E7E6E6"/>
+            <w:tcMar>
+              <w:top w:w="70" w:type="dxa"/>
+              <w:left w:w="70" w:type="dxa"/>
+              <w:bottom w:w="70" w:type="dxa"/>
+              <w:right w:w="70" w:type="dxa"/>
+            </w:tcMar>
+            <w:shd w:fill="E7E6E6"/>
+            <w:tcMar>
+              <w:top w:w="70" w:type="dxa"/>
+              <w:left w:w="70" w:type="dxa"/>
+              <w:bottom w:w="70" w:type="dxa"/>
+              <w:right w:w="70" w:type="dxa"/>
+            </w:tcMar>
+            <w:shd w:fill="E7E6E6"/>
             <w:tcMar>
               <w:top w:w="70" w:type="dxa"/>
               <w:left w:w="70" w:type="dxa"/>
@@ -4542,6 +6291,27 @@
               <w:right w:w="70" w:type="dxa"/>
             </w:tcMar>
             <w:shd w:fill="E7E6E6"/>
+            <w:tcMar>
+              <w:top w:w="70" w:type="dxa"/>
+              <w:left w:w="70" w:type="dxa"/>
+              <w:bottom w:w="70" w:type="dxa"/>
+              <w:right w:w="70" w:type="dxa"/>
+            </w:tcMar>
+            <w:shd w:fill="E7E6E6"/>
+            <w:tcMar>
+              <w:top w:w="70" w:type="dxa"/>
+              <w:left w:w="70" w:type="dxa"/>
+              <w:bottom w:w="70" w:type="dxa"/>
+              <w:right w:w="70" w:type="dxa"/>
+            </w:tcMar>
+            <w:shd w:fill="E7E6E6"/>
+            <w:tcMar>
+              <w:top w:w="70" w:type="dxa"/>
+              <w:left w:w="70" w:type="dxa"/>
+              <w:bottom w:w="70" w:type="dxa"/>
+              <w:right w:w="70" w:type="dxa"/>
+            </w:tcMar>
+            <w:shd w:fill="E7E6E6"/>
           </w:tcPr>
           <w:p>
             <w:pPr>
@@ -4572,6 +6342,27 @@
               <w:right w:w="80" w:type="dxa"/>
             </w:tcMar>
             <w:shd w:fill="EFEFEF"/>
+            <w:tcMar>
+              <w:top w:w="70" w:type="dxa"/>
+              <w:left w:w="70" w:type="dxa"/>
+              <w:bottom w:w="70" w:type="dxa"/>
+              <w:right w:w="70" w:type="dxa"/>
+            </w:tcMar>
+            <w:shd w:fill="E7E6E6"/>
+            <w:tcMar>
+              <w:top w:w="70" w:type="dxa"/>
+              <w:left w:w="70" w:type="dxa"/>
+              <w:bottom w:w="70" w:type="dxa"/>
+              <w:right w:w="70" w:type="dxa"/>
+            </w:tcMar>
+            <w:shd w:fill="E7E6E6"/>
+            <w:tcMar>
+              <w:top w:w="70" w:type="dxa"/>
+              <w:left w:w="70" w:type="dxa"/>
+              <w:bottom w:w="70" w:type="dxa"/>
+              <w:right w:w="70" w:type="dxa"/>
+            </w:tcMar>
+            <w:shd w:fill="E7E6E6"/>
             <w:tcMar>
               <w:top w:w="70" w:type="dxa"/>
               <w:left w:w="70" w:type="dxa"/>
@@ -4616,6 +6407,27 @@
               <w:right w:w="70" w:type="dxa"/>
             </w:tcMar>
             <w:shd w:fill="E7E6E6"/>
+            <w:tcMar>
+              <w:top w:w="70" w:type="dxa"/>
+              <w:left w:w="70" w:type="dxa"/>
+              <w:bottom w:w="70" w:type="dxa"/>
+              <w:right w:w="70" w:type="dxa"/>
+            </w:tcMar>
+            <w:shd w:fill="E7E6E6"/>
+            <w:tcMar>
+              <w:top w:w="70" w:type="dxa"/>
+              <w:left w:w="70" w:type="dxa"/>
+              <w:bottom w:w="70" w:type="dxa"/>
+              <w:right w:w="70" w:type="dxa"/>
+            </w:tcMar>
+            <w:shd w:fill="E7E6E6"/>
+            <w:tcMar>
+              <w:top w:w="70" w:type="dxa"/>
+              <w:left w:w="70" w:type="dxa"/>
+              <w:bottom w:w="70" w:type="dxa"/>
+              <w:right w:w="70" w:type="dxa"/>
+            </w:tcMar>
+            <w:shd w:fill="E7E6E6"/>
           </w:tcPr>
           <w:p>
             <w:pPr>
@@ -4646,6 +6458,27 @@
               <w:right w:w="80" w:type="dxa"/>
             </w:tcMar>
             <w:shd w:fill="EFEFEF"/>
+            <w:tcMar>
+              <w:top w:w="70" w:type="dxa"/>
+              <w:left w:w="70" w:type="dxa"/>
+              <w:bottom w:w="70" w:type="dxa"/>
+              <w:right w:w="70" w:type="dxa"/>
+            </w:tcMar>
+            <w:shd w:fill="E7E6E6"/>
+            <w:tcMar>
+              <w:top w:w="70" w:type="dxa"/>
+              <w:left w:w="70" w:type="dxa"/>
+              <w:bottom w:w="70" w:type="dxa"/>
+              <w:right w:w="70" w:type="dxa"/>
+            </w:tcMar>
+            <w:shd w:fill="E7E6E6"/>
+            <w:tcMar>
+              <w:top w:w="70" w:type="dxa"/>
+              <w:left w:w="70" w:type="dxa"/>
+              <w:bottom w:w="70" w:type="dxa"/>
+              <w:right w:w="70" w:type="dxa"/>
+            </w:tcMar>
+            <w:shd w:fill="E7E6E6"/>
             <w:tcMar>
               <w:top w:w="70" w:type="dxa"/>
               <w:left w:w="70" w:type="dxa"/>
@@ -4683,6 +6516,27 @@
               <w:right w:w="80" w:type="dxa"/>
             </w:tcMar>
             <w:shd w:fill="EFEFEF"/>
+            <w:tcMar>
+              <w:top w:w="70" w:type="dxa"/>
+              <w:left w:w="70" w:type="dxa"/>
+              <w:bottom w:w="70" w:type="dxa"/>
+              <w:right w:w="70" w:type="dxa"/>
+            </w:tcMar>
+            <w:shd w:fill="E7E6E6"/>
+            <w:tcMar>
+              <w:top w:w="70" w:type="dxa"/>
+              <w:left w:w="70" w:type="dxa"/>
+              <w:bottom w:w="70" w:type="dxa"/>
+              <w:right w:w="70" w:type="dxa"/>
+            </w:tcMar>
+            <w:shd w:fill="E7E6E6"/>
+            <w:tcMar>
+              <w:top w:w="70" w:type="dxa"/>
+              <w:left w:w="70" w:type="dxa"/>
+              <w:bottom w:w="70" w:type="dxa"/>
+              <w:right w:w="70" w:type="dxa"/>
+            </w:tcMar>
+            <w:shd w:fill="E7E6E6"/>
             <w:tcMar>
               <w:top w:w="70" w:type="dxa"/>
               <w:left w:w="70" w:type="dxa"/>
@@ -4730,6 +6584,24 @@
               <w:bottom w:w="70" w:type="dxa"/>
               <w:right w:w="70" w:type="dxa"/>
             </w:tcMar>
+            <w:tcMar>
+              <w:top w:w="70" w:type="dxa"/>
+              <w:left w:w="70" w:type="dxa"/>
+              <w:bottom w:w="70" w:type="dxa"/>
+              <w:right w:w="70" w:type="dxa"/>
+            </w:tcMar>
+            <w:tcMar>
+              <w:top w:w="70" w:type="dxa"/>
+              <w:left w:w="70" w:type="dxa"/>
+              <w:bottom w:w="70" w:type="dxa"/>
+              <w:right w:w="70" w:type="dxa"/>
+            </w:tcMar>
+            <w:tcMar>
+              <w:top w:w="70" w:type="dxa"/>
+              <w:left w:w="70" w:type="dxa"/>
+              <w:bottom w:w="70" w:type="dxa"/>
+              <w:right w:w="70" w:type="dxa"/>
+            </w:tcMar>
           </w:tcPr>
           <w:p>
             <w:pPr>
@@ -4765,6 +6637,24 @@
               <w:bottom w:w="70" w:type="dxa"/>
               <w:right w:w="70" w:type="dxa"/>
             </w:tcMar>
+            <w:tcMar>
+              <w:top w:w="70" w:type="dxa"/>
+              <w:left w:w="70" w:type="dxa"/>
+              <w:bottom w:w="70" w:type="dxa"/>
+              <w:right w:w="70" w:type="dxa"/>
+            </w:tcMar>
+            <w:tcMar>
+              <w:top w:w="70" w:type="dxa"/>
+              <w:left w:w="70" w:type="dxa"/>
+              <w:bottom w:w="70" w:type="dxa"/>
+              <w:right w:w="70" w:type="dxa"/>
+            </w:tcMar>
+            <w:tcMar>
+              <w:top w:w="70" w:type="dxa"/>
+              <w:left w:w="70" w:type="dxa"/>
+              <w:bottom w:w="70" w:type="dxa"/>
+              <w:right w:w="70" w:type="dxa"/>
+            </w:tcMar>
           </w:tcPr>
           <w:p>
             <w:pPr>
@@ -4800,6 +6690,24 @@
               <w:bottom w:w="70" w:type="dxa"/>
               <w:right w:w="70" w:type="dxa"/>
             </w:tcMar>
+            <w:tcMar>
+              <w:top w:w="70" w:type="dxa"/>
+              <w:left w:w="70" w:type="dxa"/>
+              <w:bottom w:w="70" w:type="dxa"/>
+              <w:right w:w="70" w:type="dxa"/>
+            </w:tcMar>
+            <w:tcMar>
+              <w:top w:w="70" w:type="dxa"/>
+              <w:left w:w="70" w:type="dxa"/>
+              <w:bottom w:w="70" w:type="dxa"/>
+              <w:right w:w="70" w:type="dxa"/>
+            </w:tcMar>
+            <w:tcMar>
+              <w:top w:w="70" w:type="dxa"/>
+              <w:left w:w="70" w:type="dxa"/>
+              <w:bottom w:w="70" w:type="dxa"/>
+              <w:right w:w="70" w:type="dxa"/>
+            </w:tcMar>
           </w:tcPr>
           <w:p>
             <w:pPr>
@@ -4835,6 +6743,24 @@
               <w:bottom w:w="70" w:type="dxa"/>
               <w:right w:w="70" w:type="dxa"/>
             </w:tcMar>
+            <w:tcMar>
+              <w:top w:w="70" w:type="dxa"/>
+              <w:left w:w="70" w:type="dxa"/>
+              <w:bottom w:w="70" w:type="dxa"/>
+              <w:right w:w="70" w:type="dxa"/>
+            </w:tcMar>
+            <w:tcMar>
+              <w:top w:w="70" w:type="dxa"/>
+              <w:left w:w="70" w:type="dxa"/>
+              <w:bottom w:w="70" w:type="dxa"/>
+              <w:right w:w="70" w:type="dxa"/>
+            </w:tcMar>
+            <w:tcMar>
+              <w:top w:w="70" w:type="dxa"/>
+              <w:left w:w="70" w:type="dxa"/>
+              <w:bottom w:w="70" w:type="dxa"/>
+              <w:right w:w="70" w:type="dxa"/>
+            </w:tcMar>
           </w:tcPr>
           <w:p>
             <w:pPr>
@@ -4870,6 +6796,24 @@
               <w:bottom w:w="70" w:type="dxa"/>
               <w:right w:w="70" w:type="dxa"/>
             </w:tcMar>
+            <w:tcMar>
+              <w:top w:w="70" w:type="dxa"/>
+              <w:left w:w="70" w:type="dxa"/>
+              <w:bottom w:w="70" w:type="dxa"/>
+              <w:right w:w="70" w:type="dxa"/>
+            </w:tcMar>
+            <w:tcMar>
+              <w:top w:w="70" w:type="dxa"/>
+              <w:left w:w="70" w:type="dxa"/>
+              <w:bottom w:w="70" w:type="dxa"/>
+              <w:right w:w="70" w:type="dxa"/>
+            </w:tcMar>
+            <w:tcMar>
+              <w:top w:w="70" w:type="dxa"/>
+              <w:left w:w="70" w:type="dxa"/>
+              <w:bottom w:w="70" w:type="dxa"/>
+              <w:right w:w="70" w:type="dxa"/>
+            </w:tcMar>
           </w:tcPr>
           <w:p>
             <w:pPr>
@@ -4898,6 +6842,24 @@
               <w:bottom w:w="60" w:type="dxa"/>
               <w:left w:w="80" w:type="dxa"/>
               <w:right w:w="80" w:type="dxa"/>
+            </w:tcMar>
+            <w:tcMar>
+              <w:top w:w="70" w:type="dxa"/>
+              <w:left w:w="70" w:type="dxa"/>
+              <w:bottom w:w="70" w:type="dxa"/>
+              <w:right w:w="70" w:type="dxa"/>
+            </w:tcMar>
+            <w:tcMar>
+              <w:top w:w="70" w:type="dxa"/>
+              <w:left w:w="70" w:type="dxa"/>
+              <w:bottom w:w="70" w:type="dxa"/>
+              <w:right w:w="70" w:type="dxa"/>
+            </w:tcMar>
+            <w:tcMar>
+              <w:top w:w="70" w:type="dxa"/>
+              <w:left w:w="70" w:type="dxa"/>
+              <w:bottom w:w="70" w:type="dxa"/>
+              <w:right w:w="70" w:type="dxa"/>
             </w:tcMar>
             <w:tcMar>
               <w:top w:w="70" w:type="dxa"/>
@@ -4945,6 +6907,24 @@
               <w:bottom w:w="70" w:type="dxa"/>
               <w:right w:w="70" w:type="dxa"/>
             </w:tcMar>
+            <w:tcMar>
+              <w:top w:w="70" w:type="dxa"/>
+              <w:left w:w="70" w:type="dxa"/>
+              <w:bottom w:w="70" w:type="dxa"/>
+              <w:right w:w="70" w:type="dxa"/>
+            </w:tcMar>
+            <w:tcMar>
+              <w:top w:w="70" w:type="dxa"/>
+              <w:left w:w="70" w:type="dxa"/>
+              <w:bottom w:w="70" w:type="dxa"/>
+              <w:right w:w="70" w:type="dxa"/>
+            </w:tcMar>
+            <w:tcMar>
+              <w:top w:w="70" w:type="dxa"/>
+              <w:left w:w="70" w:type="dxa"/>
+              <w:bottom w:w="70" w:type="dxa"/>
+              <w:right w:w="70" w:type="dxa"/>
+            </w:tcMar>
           </w:tcPr>
           <w:p>
             <w:pPr>
@@ -4980,6 +6960,24 @@
               <w:bottom w:w="70" w:type="dxa"/>
               <w:right w:w="70" w:type="dxa"/>
             </w:tcMar>
+            <w:tcMar>
+              <w:top w:w="70" w:type="dxa"/>
+              <w:left w:w="70" w:type="dxa"/>
+              <w:bottom w:w="70" w:type="dxa"/>
+              <w:right w:w="70" w:type="dxa"/>
+            </w:tcMar>
+            <w:tcMar>
+              <w:top w:w="70" w:type="dxa"/>
+              <w:left w:w="70" w:type="dxa"/>
+              <w:bottom w:w="70" w:type="dxa"/>
+              <w:right w:w="70" w:type="dxa"/>
+            </w:tcMar>
+            <w:tcMar>
+              <w:top w:w="70" w:type="dxa"/>
+              <w:left w:w="70" w:type="dxa"/>
+              <w:bottom w:w="70" w:type="dxa"/>
+              <w:right w:w="70" w:type="dxa"/>
+            </w:tcMar>
           </w:tcPr>
           <w:p>
             <w:pPr>
@@ -5015,6 +7013,24 @@
               <w:bottom w:w="70" w:type="dxa"/>
               <w:right w:w="70" w:type="dxa"/>
             </w:tcMar>
+            <w:tcMar>
+              <w:top w:w="70" w:type="dxa"/>
+              <w:left w:w="70" w:type="dxa"/>
+              <w:bottom w:w="70" w:type="dxa"/>
+              <w:right w:w="70" w:type="dxa"/>
+            </w:tcMar>
+            <w:tcMar>
+              <w:top w:w="70" w:type="dxa"/>
+              <w:left w:w="70" w:type="dxa"/>
+              <w:bottom w:w="70" w:type="dxa"/>
+              <w:right w:w="70" w:type="dxa"/>
+            </w:tcMar>
+            <w:tcMar>
+              <w:top w:w="70" w:type="dxa"/>
+              <w:left w:w="70" w:type="dxa"/>
+              <w:bottom w:w="70" w:type="dxa"/>
+              <w:right w:w="70" w:type="dxa"/>
+            </w:tcMar>
           </w:tcPr>
           <w:p>
             <w:pPr>
@@ -5050,6 +7066,24 @@
               <w:bottom w:w="70" w:type="dxa"/>
               <w:right w:w="70" w:type="dxa"/>
             </w:tcMar>
+            <w:tcMar>
+              <w:top w:w="70" w:type="dxa"/>
+              <w:left w:w="70" w:type="dxa"/>
+              <w:bottom w:w="70" w:type="dxa"/>
+              <w:right w:w="70" w:type="dxa"/>
+            </w:tcMar>
+            <w:tcMar>
+              <w:top w:w="70" w:type="dxa"/>
+              <w:left w:w="70" w:type="dxa"/>
+              <w:bottom w:w="70" w:type="dxa"/>
+              <w:right w:w="70" w:type="dxa"/>
+            </w:tcMar>
+            <w:tcMar>
+              <w:top w:w="70" w:type="dxa"/>
+              <w:left w:w="70" w:type="dxa"/>
+              <w:bottom w:w="70" w:type="dxa"/>
+              <w:right w:w="70" w:type="dxa"/>
+            </w:tcMar>
           </w:tcPr>
           <w:p>
             <w:pPr>
@@ -5085,6 +7119,24 @@
               <w:bottom w:w="70" w:type="dxa"/>
               <w:right w:w="70" w:type="dxa"/>
             </w:tcMar>
+            <w:tcMar>
+              <w:top w:w="70" w:type="dxa"/>
+              <w:left w:w="70" w:type="dxa"/>
+              <w:bottom w:w="70" w:type="dxa"/>
+              <w:right w:w="70" w:type="dxa"/>
+            </w:tcMar>
+            <w:tcMar>
+              <w:top w:w="70" w:type="dxa"/>
+              <w:left w:w="70" w:type="dxa"/>
+              <w:bottom w:w="70" w:type="dxa"/>
+              <w:right w:w="70" w:type="dxa"/>
+            </w:tcMar>
+            <w:tcMar>
+              <w:top w:w="70" w:type="dxa"/>
+              <w:left w:w="70" w:type="dxa"/>
+              <w:bottom w:w="70" w:type="dxa"/>
+              <w:right w:w="70" w:type="dxa"/>
+            </w:tcMar>
           </w:tcPr>
           <w:p>
             <w:pPr>
@@ -5113,6 +7165,24 @@
               <w:bottom w:w="60" w:type="dxa"/>
               <w:left w:w="80" w:type="dxa"/>
               <w:right w:w="80" w:type="dxa"/>
+            </w:tcMar>
+            <w:tcMar>
+              <w:top w:w="70" w:type="dxa"/>
+              <w:left w:w="70" w:type="dxa"/>
+              <w:bottom w:w="70" w:type="dxa"/>
+              <w:right w:w="70" w:type="dxa"/>
+            </w:tcMar>
+            <w:tcMar>
+              <w:top w:w="70" w:type="dxa"/>
+              <w:left w:w="70" w:type="dxa"/>
+              <w:bottom w:w="70" w:type="dxa"/>
+              <w:right w:w="70" w:type="dxa"/>
+            </w:tcMar>
+            <w:tcMar>
+              <w:top w:w="70" w:type="dxa"/>
+              <w:left w:w="70" w:type="dxa"/>
+              <w:bottom w:w="70" w:type="dxa"/>
+              <w:right w:w="70" w:type="dxa"/>
             </w:tcMar>
             <w:tcMar>
               <w:top w:w="70" w:type="dxa"/>
@@ -5160,6 +7230,24 @@
               <w:bottom w:w="70" w:type="dxa"/>
               <w:right w:w="70" w:type="dxa"/>
             </w:tcMar>
+            <w:tcMar>
+              <w:top w:w="70" w:type="dxa"/>
+              <w:left w:w="70" w:type="dxa"/>
+              <w:bottom w:w="70" w:type="dxa"/>
+              <w:right w:w="70" w:type="dxa"/>
+            </w:tcMar>
+            <w:tcMar>
+              <w:top w:w="70" w:type="dxa"/>
+              <w:left w:w="70" w:type="dxa"/>
+              <w:bottom w:w="70" w:type="dxa"/>
+              <w:right w:w="70" w:type="dxa"/>
+            </w:tcMar>
+            <w:tcMar>
+              <w:top w:w="70" w:type="dxa"/>
+              <w:left w:w="70" w:type="dxa"/>
+              <w:bottom w:w="70" w:type="dxa"/>
+              <w:right w:w="70" w:type="dxa"/>
+            </w:tcMar>
           </w:tcPr>
           <w:p>
             <w:pPr>
@@ -5195,6 +7283,24 @@
               <w:bottom w:w="70" w:type="dxa"/>
               <w:right w:w="70" w:type="dxa"/>
             </w:tcMar>
+            <w:tcMar>
+              <w:top w:w="70" w:type="dxa"/>
+              <w:left w:w="70" w:type="dxa"/>
+              <w:bottom w:w="70" w:type="dxa"/>
+              <w:right w:w="70" w:type="dxa"/>
+            </w:tcMar>
+            <w:tcMar>
+              <w:top w:w="70" w:type="dxa"/>
+              <w:left w:w="70" w:type="dxa"/>
+              <w:bottom w:w="70" w:type="dxa"/>
+              <w:right w:w="70" w:type="dxa"/>
+            </w:tcMar>
+            <w:tcMar>
+              <w:top w:w="70" w:type="dxa"/>
+              <w:left w:w="70" w:type="dxa"/>
+              <w:bottom w:w="70" w:type="dxa"/>
+              <w:right w:w="70" w:type="dxa"/>
+            </w:tcMar>
           </w:tcPr>
           <w:p>
             <w:pPr>
@@ -5230,6 +7336,24 @@
               <w:bottom w:w="70" w:type="dxa"/>
               <w:right w:w="70" w:type="dxa"/>
             </w:tcMar>
+            <w:tcMar>
+              <w:top w:w="70" w:type="dxa"/>
+              <w:left w:w="70" w:type="dxa"/>
+              <w:bottom w:w="70" w:type="dxa"/>
+              <w:right w:w="70" w:type="dxa"/>
+            </w:tcMar>
+            <w:tcMar>
+              <w:top w:w="70" w:type="dxa"/>
+              <w:left w:w="70" w:type="dxa"/>
+              <w:bottom w:w="70" w:type="dxa"/>
+              <w:right w:w="70" w:type="dxa"/>
+            </w:tcMar>
+            <w:tcMar>
+              <w:top w:w="70" w:type="dxa"/>
+              <w:left w:w="70" w:type="dxa"/>
+              <w:bottom w:w="70" w:type="dxa"/>
+              <w:right w:w="70" w:type="dxa"/>
+            </w:tcMar>
           </w:tcPr>
           <w:p>
             <w:pPr>
@@ -5265,6 +7389,24 @@
               <w:bottom w:w="70" w:type="dxa"/>
               <w:right w:w="70" w:type="dxa"/>
             </w:tcMar>
+            <w:tcMar>
+              <w:top w:w="70" w:type="dxa"/>
+              <w:left w:w="70" w:type="dxa"/>
+              <w:bottom w:w="70" w:type="dxa"/>
+              <w:right w:w="70" w:type="dxa"/>
+            </w:tcMar>
+            <w:tcMar>
+              <w:top w:w="70" w:type="dxa"/>
+              <w:left w:w="70" w:type="dxa"/>
+              <w:bottom w:w="70" w:type="dxa"/>
+              <w:right w:w="70" w:type="dxa"/>
+            </w:tcMar>
+            <w:tcMar>
+              <w:top w:w="70" w:type="dxa"/>
+              <w:left w:w="70" w:type="dxa"/>
+              <w:bottom w:w="70" w:type="dxa"/>
+              <w:right w:w="70" w:type="dxa"/>
+            </w:tcMar>
           </w:tcPr>
           <w:p>
             <w:pPr>
@@ -5300,6 +7442,24 @@
               <w:bottom w:w="70" w:type="dxa"/>
               <w:right w:w="70" w:type="dxa"/>
             </w:tcMar>
+            <w:tcMar>
+              <w:top w:w="70" w:type="dxa"/>
+              <w:left w:w="70" w:type="dxa"/>
+              <w:bottom w:w="70" w:type="dxa"/>
+              <w:right w:w="70" w:type="dxa"/>
+            </w:tcMar>
+            <w:tcMar>
+              <w:top w:w="70" w:type="dxa"/>
+              <w:left w:w="70" w:type="dxa"/>
+              <w:bottom w:w="70" w:type="dxa"/>
+              <w:right w:w="70" w:type="dxa"/>
+            </w:tcMar>
+            <w:tcMar>
+              <w:top w:w="70" w:type="dxa"/>
+              <w:left w:w="70" w:type="dxa"/>
+              <w:bottom w:w="70" w:type="dxa"/>
+              <w:right w:w="70" w:type="dxa"/>
+            </w:tcMar>
           </w:tcPr>
           <w:p>
             <w:pPr>
@@ -5328,6 +7488,24 @@
               <w:bottom w:w="60" w:type="dxa"/>
               <w:left w:w="80" w:type="dxa"/>
               <w:right w:w="80" w:type="dxa"/>
+            </w:tcMar>
+            <w:tcMar>
+              <w:top w:w="70" w:type="dxa"/>
+              <w:left w:w="70" w:type="dxa"/>
+              <w:bottom w:w="70" w:type="dxa"/>
+              <w:right w:w="70" w:type="dxa"/>
+            </w:tcMar>
+            <w:tcMar>
+              <w:top w:w="70" w:type="dxa"/>
+              <w:left w:w="70" w:type="dxa"/>
+              <w:bottom w:w="70" w:type="dxa"/>
+              <w:right w:w="70" w:type="dxa"/>
+            </w:tcMar>
+            <w:tcMar>
+              <w:top w:w="70" w:type="dxa"/>
+              <w:left w:w="70" w:type="dxa"/>
+              <w:bottom w:w="70" w:type="dxa"/>
+              <w:right w:w="70" w:type="dxa"/>
             </w:tcMar>
             <w:tcMar>
               <w:top w:w="70" w:type="dxa"/>
@@ -5375,6 +7553,24 @@
               <w:bottom w:w="70" w:type="dxa"/>
               <w:right w:w="70" w:type="dxa"/>
             </w:tcMar>
+            <w:tcMar>
+              <w:top w:w="70" w:type="dxa"/>
+              <w:left w:w="70" w:type="dxa"/>
+              <w:bottom w:w="70" w:type="dxa"/>
+              <w:right w:w="70" w:type="dxa"/>
+            </w:tcMar>
+            <w:tcMar>
+              <w:top w:w="70" w:type="dxa"/>
+              <w:left w:w="70" w:type="dxa"/>
+              <w:bottom w:w="70" w:type="dxa"/>
+              <w:right w:w="70" w:type="dxa"/>
+            </w:tcMar>
+            <w:tcMar>
+              <w:top w:w="70" w:type="dxa"/>
+              <w:left w:w="70" w:type="dxa"/>
+              <w:bottom w:w="70" w:type="dxa"/>
+              <w:right w:w="70" w:type="dxa"/>
+            </w:tcMar>
           </w:tcPr>
           <w:p>
             <w:pPr>
@@ -5410,6 +7606,24 @@
               <w:bottom w:w="70" w:type="dxa"/>
               <w:right w:w="70" w:type="dxa"/>
             </w:tcMar>
+            <w:tcMar>
+              <w:top w:w="70" w:type="dxa"/>
+              <w:left w:w="70" w:type="dxa"/>
+              <w:bottom w:w="70" w:type="dxa"/>
+              <w:right w:w="70" w:type="dxa"/>
+            </w:tcMar>
+            <w:tcMar>
+              <w:top w:w="70" w:type="dxa"/>
+              <w:left w:w="70" w:type="dxa"/>
+              <w:bottom w:w="70" w:type="dxa"/>
+              <w:right w:w="70" w:type="dxa"/>
+            </w:tcMar>
+            <w:tcMar>
+              <w:top w:w="70" w:type="dxa"/>
+              <w:left w:w="70" w:type="dxa"/>
+              <w:bottom w:w="70" w:type="dxa"/>
+              <w:right w:w="70" w:type="dxa"/>
+            </w:tcMar>
           </w:tcPr>
           <w:p>
             <w:pPr>
@@ -5445,6 +7659,24 @@
               <w:bottom w:w="70" w:type="dxa"/>
               <w:right w:w="70" w:type="dxa"/>
             </w:tcMar>
+            <w:tcMar>
+              <w:top w:w="70" w:type="dxa"/>
+              <w:left w:w="70" w:type="dxa"/>
+              <w:bottom w:w="70" w:type="dxa"/>
+              <w:right w:w="70" w:type="dxa"/>
+            </w:tcMar>
+            <w:tcMar>
+              <w:top w:w="70" w:type="dxa"/>
+              <w:left w:w="70" w:type="dxa"/>
+              <w:bottom w:w="70" w:type="dxa"/>
+              <w:right w:w="70" w:type="dxa"/>
+            </w:tcMar>
+            <w:tcMar>
+              <w:top w:w="70" w:type="dxa"/>
+              <w:left w:w="70" w:type="dxa"/>
+              <w:bottom w:w="70" w:type="dxa"/>
+              <w:right w:w="70" w:type="dxa"/>
+            </w:tcMar>
           </w:tcPr>
           <w:p>
             <w:pPr>
@@ -5480,6 +7712,24 @@
               <w:bottom w:w="70" w:type="dxa"/>
               <w:right w:w="70" w:type="dxa"/>
             </w:tcMar>
+            <w:tcMar>
+              <w:top w:w="70" w:type="dxa"/>
+              <w:left w:w="70" w:type="dxa"/>
+              <w:bottom w:w="70" w:type="dxa"/>
+              <w:right w:w="70" w:type="dxa"/>
+            </w:tcMar>
+            <w:tcMar>
+              <w:top w:w="70" w:type="dxa"/>
+              <w:left w:w="70" w:type="dxa"/>
+              <w:bottom w:w="70" w:type="dxa"/>
+              <w:right w:w="70" w:type="dxa"/>
+            </w:tcMar>
+            <w:tcMar>
+              <w:top w:w="70" w:type="dxa"/>
+              <w:left w:w="70" w:type="dxa"/>
+              <w:bottom w:w="70" w:type="dxa"/>
+              <w:right w:w="70" w:type="dxa"/>
+            </w:tcMar>
           </w:tcPr>
           <w:p>
             <w:pPr>
@@ -5515,6 +7765,24 @@
               <w:bottom w:w="70" w:type="dxa"/>
               <w:right w:w="70" w:type="dxa"/>
             </w:tcMar>
+            <w:tcMar>
+              <w:top w:w="70" w:type="dxa"/>
+              <w:left w:w="70" w:type="dxa"/>
+              <w:bottom w:w="70" w:type="dxa"/>
+              <w:right w:w="70" w:type="dxa"/>
+            </w:tcMar>
+            <w:tcMar>
+              <w:top w:w="70" w:type="dxa"/>
+              <w:left w:w="70" w:type="dxa"/>
+              <w:bottom w:w="70" w:type="dxa"/>
+              <w:right w:w="70" w:type="dxa"/>
+            </w:tcMar>
+            <w:tcMar>
+              <w:top w:w="70" w:type="dxa"/>
+              <w:left w:w="70" w:type="dxa"/>
+              <w:bottom w:w="70" w:type="dxa"/>
+              <w:right w:w="70" w:type="dxa"/>
+            </w:tcMar>
           </w:tcPr>
           <w:p>
             <w:pPr>
@@ -5543,6 +7811,24 @@
               <w:bottom w:w="60" w:type="dxa"/>
               <w:left w:w="80" w:type="dxa"/>
               <w:right w:w="80" w:type="dxa"/>
+            </w:tcMar>
+            <w:tcMar>
+              <w:top w:w="70" w:type="dxa"/>
+              <w:left w:w="70" w:type="dxa"/>
+              <w:bottom w:w="70" w:type="dxa"/>
+              <w:right w:w="70" w:type="dxa"/>
+            </w:tcMar>
+            <w:tcMar>
+              <w:top w:w="70" w:type="dxa"/>
+              <w:left w:w="70" w:type="dxa"/>
+              <w:bottom w:w="70" w:type="dxa"/>
+              <w:right w:w="70" w:type="dxa"/>
+            </w:tcMar>
+            <w:tcMar>
+              <w:top w:w="70" w:type="dxa"/>
+              <w:left w:w="70" w:type="dxa"/>
+              <w:bottom w:w="70" w:type="dxa"/>
+              <w:right w:w="70" w:type="dxa"/>
             </w:tcMar>
             <w:tcMar>
               <w:top w:w="70" w:type="dxa"/>
@@ -5646,6 +7932,24 @@
           <w:right w:val="single" w:sz="4" w:color="D9D9D9"/>
           <w:insideH w:val="single" w:sz="4" w:color="D9D9D9"/>
           <w:insideV w:val="single" w:sz="4" w:color="D9D9D9"/>
+          <w:top w:val="single" w:sz="4" w:color="D9D9D9"/>
+          <w:left w:val="single" w:sz="4" w:color="D9D9D9"/>
+          <w:bottom w:val="single" w:sz="4" w:color="D9D9D9"/>
+          <w:right w:val="single" w:sz="4" w:color="D9D9D9"/>
+          <w:insideH w:val="single" w:sz="4" w:color="D9D9D9"/>
+          <w:insideV w:val="single" w:sz="4" w:color="D9D9D9"/>
+          <w:top w:val="single" w:sz="4" w:color="D9D9D9"/>
+          <w:left w:val="single" w:sz="4" w:color="D9D9D9"/>
+          <w:bottom w:val="single" w:sz="4" w:color="D9D9D9"/>
+          <w:right w:val="single" w:sz="4" w:color="D9D9D9"/>
+          <w:insideH w:val="single" w:sz="4" w:color="D9D9D9"/>
+          <w:insideV w:val="single" w:sz="4" w:color="D9D9D9"/>
+          <w:top w:val="single" w:sz="4" w:color="D9D9D9"/>
+          <w:left w:val="single" w:sz="4" w:color="D9D9D9"/>
+          <w:bottom w:val="single" w:sz="4" w:color="D9D9D9"/>
+          <w:right w:val="single" w:sz="4" w:color="D9D9D9"/>
+          <w:insideH w:val="single" w:sz="4" w:color="D9D9D9"/>
+          <w:insideV w:val="single" w:sz="4" w:color="D9D9D9"/>
         </w:tblBorders>
       </w:tblPr>
       <w:tblGrid>
@@ -5661,6 +7965,9 @@
           <w:cantSplit/>
           <w:tblHeader/>
           <w:tblHeader/>
+          <w:tblHeader/>
+          <w:tblHeader/>
+          <w:tblHeader/>
         </w:trPr>
         <w:tc>
           <w:tcPr>
@@ -5673,6 +7980,27 @@
               <w:right w:w="80" w:type="dxa"/>
             </w:tcMar>
             <w:shd w:fill="EFEFEF"/>
+            <w:tcMar>
+              <w:top w:w="70" w:type="dxa"/>
+              <w:left w:w="70" w:type="dxa"/>
+              <w:bottom w:w="70" w:type="dxa"/>
+              <w:right w:w="70" w:type="dxa"/>
+            </w:tcMar>
+            <w:shd w:fill="E7E6E6"/>
+            <w:tcMar>
+              <w:top w:w="70" w:type="dxa"/>
+              <w:left w:w="70" w:type="dxa"/>
+              <w:bottom w:w="70" w:type="dxa"/>
+              <w:right w:w="70" w:type="dxa"/>
+            </w:tcMar>
+            <w:shd w:fill="E7E6E6"/>
+            <w:tcMar>
+              <w:top w:w="70" w:type="dxa"/>
+              <w:left w:w="70" w:type="dxa"/>
+              <w:bottom w:w="70" w:type="dxa"/>
+              <w:right w:w="70" w:type="dxa"/>
+            </w:tcMar>
+            <w:shd w:fill="E7E6E6"/>
             <w:tcMar>
               <w:top w:w="70" w:type="dxa"/>
               <w:left w:w="70" w:type="dxa"/>
@@ -5717,6 +8045,27 @@
               <w:right w:w="70" w:type="dxa"/>
             </w:tcMar>
             <w:shd w:fill="E7E6E6"/>
+            <w:tcMar>
+              <w:top w:w="70" w:type="dxa"/>
+              <w:left w:w="70" w:type="dxa"/>
+              <w:bottom w:w="70" w:type="dxa"/>
+              <w:right w:w="70" w:type="dxa"/>
+            </w:tcMar>
+            <w:shd w:fill="E7E6E6"/>
+            <w:tcMar>
+              <w:top w:w="70" w:type="dxa"/>
+              <w:left w:w="70" w:type="dxa"/>
+              <w:bottom w:w="70" w:type="dxa"/>
+              <w:right w:w="70" w:type="dxa"/>
+            </w:tcMar>
+            <w:shd w:fill="E7E6E6"/>
+            <w:tcMar>
+              <w:top w:w="70" w:type="dxa"/>
+              <w:left w:w="70" w:type="dxa"/>
+              <w:bottom w:w="70" w:type="dxa"/>
+              <w:right w:w="70" w:type="dxa"/>
+            </w:tcMar>
+            <w:shd w:fill="E7E6E6"/>
           </w:tcPr>
           <w:p>
             <w:pPr>
@@ -5747,6 +8096,27 @@
               <w:right w:w="80" w:type="dxa"/>
             </w:tcMar>
             <w:shd w:fill="EFEFEF"/>
+            <w:tcMar>
+              <w:top w:w="70" w:type="dxa"/>
+              <w:left w:w="70" w:type="dxa"/>
+              <w:bottom w:w="70" w:type="dxa"/>
+              <w:right w:w="70" w:type="dxa"/>
+            </w:tcMar>
+            <w:shd w:fill="E7E6E6"/>
+            <w:tcMar>
+              <w:top w:w="70" w:type="dxa"/>
+              <w:left w:w="70" w:type="dxa"/>
+              <w:bottom w:w="70" w:type="dxa"/>
+              <w:right w:w="70" w:type="dxa"/>
+            </w:tcMar>
+            <w:shd w:fill="E7E6E6"/>
+            <w:tcMar>
+              <w:top w:w="70" w:type="dxa"/>
+              <w:left w:w="70" w:type="dxa"/>
+              <w:bottom w:w="70" w:type="dxa"/>
+              <w:right w:w="70" w:type="dxa"/>
+            </w:tcMar>
+            <w:shd w:fill="E7E6E6"/>
             <w:tcMar>
               <w:top w:w="70" w:type="dxa"/>
               <w:left w:w="70" w:type="dxa"/>
@@ -5791,6 +8161,27 @@
               <w:right w:w="70" w:type="dxa"/>
             </w:tcMar>
             <w:shd w:fill="E7E6E6"/>
+            <w:tcMar>
+              <w:top w:w="70" w:type="dxa"/>
+              <w:left w:w="70" w:type="dxa"/>
+              <w:bottom w:w="70" w:type="dxa"/>
+              <w:right w:w="70" w:type="dxa"/>
+            </w:tcMar>
+            <w:shd w:fill="E7E6E6"/>
+            <w:tcMar>
+              <w:top w:w="70" w:type="dxa"/>
+              <w:left w:w="70" w:type="dxa"/>
+              <w:bottom w:w="70" w:type="dxa"/>
+              <w:right w:w="70" w:type="dxa"/>
+            </w:tcMar>
+            <w:shd w:fill="E7E6E6"/>
+            <w:tcMar>
+              <w:top w:w="70" w:type="dxa"/>
+              <w:left w:w="70" w:type="dxa"/>
+              <w:bottom w:w="70" w:type="dxa"/>
+              <w:right w:w="70" w:type="dxa"/>
+            </w:tcMar>
+            <w:shd w:fill="E7E6E6"/>
           </w:tcPr>
           <w:p>
             <w:pPr>
@@ -5821,6 +8212,27 @@
               <w:right w:w="80" w:type="dxa"/>
             </w:tcMar>
             <w:shd w:fill="EFEFEF"/>
+            <w:tcMar>
+              <w:top w:w="70" w:type="dxa"/>
+              <w:left w:w="70" w:type="dxa"/>
+              <w:bottom w:w="70" w:type="dxa"/>
+              <w:right w:w="70" w:type="dxa"/>
+            </w:tcMar>
+            <w:shd w:fill="E7E6E6"/>
+            <w:tcMar>
+              <w:top w:w="70" w:type="dxa"/>
+              <w:left w:w="70" w:type="dxa"/>
+              <w:bottom w:w="70" w:type="dxa"/>
+              <w:right w:w="70" w:type="dxa"/>
+            </w:tcMar>
+            <w:shd w:fill="E7E6E6"/>
+            <w:tcMar>
+              <w:top w:w="70" w:type="dxa"/>
+              <w:left w:w="70" w:type="dxa"/>
+              <w:bottom w:w="70" w:type="dxa"/>
+              <w:right w:w="70" w:type="dxa"/>
+            </w:tcMar>
+            <w:shd w:fill="E7E6E6"/>
             <w:tcMar>
               <w:top w:w="70" w:type="dxa"/>
               <w:left w:w="70" w:type="dxa"/>
@@ -5858,6 +8270,27 @@
               <w:right w:w="80" w:type="dxa"/>
             </w:tcMar>
             <w:shd w:fill="EFEFEF"/>
+            <w:tcMar>
+              <w:top w:w="70" w:type="dxa"/>
+              <w:left w:w="70" w:type="dxa"/>
+              <w:bottom w:w="70" w:type="dxa"/>
+              <w:right w:w="70" w:type="dxa"/>
+            </w:tcMar>
+            <w:shd w:fill="E7E6E6"/>
+            <w:tcMar>
+              <w:top w:w="70" w:type="dxa"/>
+              <w:left w:w="70" w:type="dxa"/>
+              <w:bottom w:w="70" w:type="dxa"/>
+              <w:right w:w="70" w:type="dxa"/>
+            </w:tcMar>
+            <w:shd w:fill="E7E6E6"/>
+            <w:tcMar>
+              <w:top w:w="70" w:type="dxa"/>
+              <w:left w:w="70" w:type="dxa"/>
+              <w:bottom w:w="70" w:type="dxa"/>
+              <w:right w:w="70" w:type="dxa"/>
+            </w:tcMar>
+            <w:shd w:fill="E7E6E6"/>
             <w:tcMar>
               <w:top w:w="70" w:type="dxa"/>
               <w:left w:w="70" w:type="dxa"/>
@@ -5905,6 +8338,24 @@
               <w:bottom w:w="70" w:type="dxa"/>
               <w:right w:w="70" w:type="dxa"/>
             </w:tcMar>
+            <w:tcMar>
+              <w:top w:w="70" w:type="dxa"/>
+              <w:left w:w="70" w:type="dxa"/>
+              <w:bottom w:w="70" w:type="dxa"/>
+              <w:right w:w="70" w:type="dxa"/>
+            </w:tcMar>
+            <w:tcMar>
+              <w:top w:w="70" w:type="dxa"/>
+              <w:left w:w="70" w:type="dxa"/>
+              <w:bottom w:w="70" w:type="dxa"/>
+              <w:right w:w="70" w:type="dxa"/>
+            </w:tcMar>
+            <w:tcMar>
+              <w:top w:w="70" w:type="dxa"/>
+              <w:left w:w="70" w:type="dxa"/>
+              <w:bottom w:w="70" w:type="dxa"/>
+              <w:right w:w="70" w:type="dxa"/>
+            </w:tcMar>
           </w:tcPr>
           <w:p>
             <w:pPr>
@@ -5940,6 +8391,24 @@
               <w:bottom w:w="70" w:type="dxa"/>
               <w:right w:w="70" w:type="dxa"/>
             </w:tcMar>
+            <w:tcMar>
+              <w:top w:w="70" w:type="dxa"/>
+              <w:left w:w="70" w:type="dxa"/>
+              <w:bottom w:w="70" w:type="dxa"/>
+              <w:right w:w="70" w:type="dxa"/>
+            </w:tcMar>
+            <w:tcMar>
+              <w:top w:w="70" w:type="dxa"/>
+              <w:left w:w="70" w:type="dxa"/>
+              <w:bottom w:w="70" w:type="dxa"/>
+              <w:right w:w="70" w:type="dxa"/>
+            </w:tcMar>
+            <w:tcMar>
+              <w:top w:w="70" w:type="dxa"/>
+              <w:left w:w="70" w:type="dxa"/>
+              <w:bottom w:w="70" w:type="dxa"/>
+              <w:right w:w="70" w:type="dxa"/>
+            </w:tcMar>
           </w:tcPr>
           <w:p>
             <w:pPr>
@@ -5975,6 +8444,24 @@
               <w:bottom w:w="70" w:type="dxa"/>
               <w:right w:w="70" w:type="dxa"/>
             </w:tcMar>
+            <w:tcMar>
+              <w:top w:w="70" w:type="dxa"/>
+              <w:left w:w="70" w:type="dxa"/>
+              <w:bottom w:w="70" w:type="dxa"/>
+              <w:right w:w="70" w:type="dxa"/>
+            </w:tcMar>
+            <w:tcMar>
+              <w:top w:w="70" w:type="dxa"/>
+              <w:left w:w="70" w:type="dxa"/>
+              <w:bottom w:w="70" w:type="dxa"/>
+              <w:right w:w="70" w:type="dxa"/>
+            </w:tcMar>
+            <w:tcMar>
+              <w:top w:w="70" w:type="dxa"/>
+              <w:left w:w="70" w:type="dxa"/>
+              <w:bottom w:w="70" w:type="dxa"/>
+              <w:right w:w="70" w:type="dxa"/>
+            </w:tcMar>
           </w:tcPr>
           <w:p>
             <w:pPr>
@@ -6010,6 +8497,24 @@
               <w:bottom w:w="70" w:type="dxa"/>
               <w:right w:w="70" w:type="dxa"/>
             </w:tcMar>
+            <w:tcMar>
+              <w:top w:w="70" w:type="dxa"/>
+              <w:left w:w="70" w:type="dxa"/>
+              <w:bottom w:w="70" w:type="dxa"/>
+              <w:right w:w="70" w:type="dxa"/>
+            </w:tcMar>
+            <w:tcMar>
+              <w:top w:w="70" w:type="dxa"/>
+              <w:left w:w="70" w:type="dxa"/>
+              <w:bottom w:w="70" w:type="dxa"/>
+              <w:right w:w="70" w:type="dxa"/>
+            </w:tcMar>
+            <w:tcMar>
+              <w:top w:w="70" w:type="dxa"/>
+              <w:left w:w="70" w:type="dxa"/>
+              <w:bottom w:w="70" w:type="dxa"/>
+              <w:right w:w="70" w:type="dxa"/>
+            </w:tcMar>
           </w:tcPr>
           <w:p>
             <w:pPr>
@@ -6045,6 +8550,24 @@
               <w:bottom w:w="70" w:type="dxa"/>
               <w:right w:w="70" w:type="dxa"/>
             </w:tcMar>
+            <w:tcMar>
+              <w:top w:w="70" w:type="dxa"/>
+              <w:left w:w="70" w:type="dxa"/>
+              <w:bottom w:w="70" w:type="dxa"/>
+              <w:right w:w="70" w:type="dxa"/>
+            </w:tcMar>
+            <w:tcMar>
+              <w:top w:w="70" w:type="dxa"/>
+              <w:left w:w="70" w:type="dxa"/>
+              <w:bottom w:w="70" w:type="dxa"/>
+              <w:right w:w="70" w:type="dxa"/>
+            </w:tcMar>
+            <w:tcMar>
+              <w:top w:w="70" w:type="dxa"/>
+              <w:left w:w="70" w:type="dxa"/>
+              <w:bottom w:w="70" w:type="dxa"/>
+              <w:right w:w="70" w:type="dxa"/>
+            </w:tcMar>
           </w:tcPr>
           <w:p>
             <w:pPr>
@@ -6073,6 +8596,24 @@
               <w:bottom w:w="60" w:type="dxa"/>
               <w:left w:w="80" w:type="dxa"/>
               <w:right w:w="80" w:type="dxa"/>
+            </w:tcMar>
+            <w:tcMar>
+              <w:top w:w="70" w:type="dxa"/>
+              <w:left w:w="70" w:type="dxa"/>
+              <w:bottom w:w="70" w:type="dxa"/>
+              <w:right w:w="70" w:type="dxa"/>
+            </w:tcMar>
+            <w:tcMar>
+              <w:top w:w="70" w:type="dxa"/>
+              <w:left w:w="70" w:type="dxa"/>
+              <w:bottom w:w="70" w:type="dxa"/>
+              <w:right w:w="70" w:type="dxa"/>
+            </w:tcMar>
+            <w:tcMar>
+              <w:top w:w="70" w:type="dxa"/>
+              <w:left w:w="70" w:type="dxa"/>
+              <w:bottom w:w="70" w:type="dxa"/>
+              <w:right w:w="70" w:type="dxa"/>
             </w:tcMar>
             <w:tcMar>
               <w:top w:w="70" w:type="dxa"/>
@@ -6120,6 +8661,24 @@
               <w:bottom w:w="70" w:type="dxa"/>
               <w:right w:w="70" w:type="dxa"/>
             </w:tcMar>
+            <w:tcMar>
+              <w:top w:w="70" w:type="dxa"/>
+              <w:left w:w="70" w:type="dxa"/>
+              <w:bottom w:w="70" w:type="dxa"/>
+              <w:right w:w="70" w:type="dxa"/>
+            </w:tcMar>
+            <w:tcMar>
+              <w:top w:w="70" w:type="dxa"/>
+              <w:left w:w="70" w:type="dxa"/>
+              <w:bottom w:w="70" w:type="dxa"/>
+              <w:right w:w="70" w:type="dxa"/>
+            </w:tcMar>
+            <w:tcMar>
+              <w:top w:w="70" w:type="dxa"/>
+              <w:left w:w="70" w:type="dxa"/>
+              <w:bottom w:w="70" w:type="dxa"/>
+              <w:right w:w="70" w:type="dxa"/>
+            </w:tcMar>
           </w:tcPr>
           <w:p>
             <w:pPr>
@@ -6155,6 +8714,24 @@
               <w:bottom w:w="70" w:type="dxa"/>
               <w:right w:w="70" w:type="dxa"/>
             </w:tcMar>
+            <w:tcMar>
+              <w:top w:w="70" w:type="dxa"/>
+              <w:left w:w="70" w:type="dxa"/>
+              <w:bottom w:w="70" w:type="dxa"/>
+              <w:right w:w="70" w:type="dxa"/>
+            </w:tcMar>
+            <w:tcMar>
+              <w:top w:w="70" w:type="dxa"/>
+              <w:left w:w="70" w:type="dxa"/>
+              <w:bottom w:w="70" w:type="dxa"/>
+              <w:right w:w="70" w:type="dxa"/>
+            </w:tcMar>
+            <w:tcMar>
+              <w:top w:w="70" w:type="dxa"/>
+              <w:left w:w="70" w:type="dxa"/>
+              <w:bottom w:w="70" w:type="dxa"/>
+              <w:right w:w="70" w:type="dxa"/>
+            </w:tcMar>
           </w:tcPr>
           <w:p>
             <w:pPr>
@@ -6190,6 +8767,24 @@
               <w:bottom w:w="70" w:type="dxa"/>
               <w:right w:w="70" w:type="dxa"/>
             </w:tcMar>
+            <w:tcMar>
+              <w:top w:w="70" w:type="dxa"/>
+              <w:left w:w="70" w:type="dxa"/>
+              <w:bottom w:w="70" w:type="dxa"/>
+              <w:right w:w="70" w:type="dxa"/>
+            </w:tcMar>
+            <w:tcMar>
+              <w:top w:w="70" w:type="dxa"/>
+              <w:left w:w="70" w:type="dxa"/>
+              <w:bottom w:w="70" w:type="dxa"/>
+              <w:right w:w="70" w:type="dxa"/>
+            </w:tcMar>
+            <w:tcMar>
+              <w:top w:w="70" w:type="dxa"/>
+              <w:left w:w="70" w:type="dxa"/>
+              <w:bottom w:w="70" w:type="dxa"/>
+              <w:right w:w="70" w:type="dxa"/>
+            </w:tcMar>
           </w:tcPr>
           <w:p>
             <w:pPr>
@@ -6225,6 +8820,24 @@
               <w:bottom w:w="70" w:type="dxa"/>
               <w:right w:w="70" w:type="dxa"/>
             </w:tcMar>
+            <w:tcMar>
+              <w:top w:w="70" w:type="dxa"/>
+              <w:left w:w="70" w:type="dxa"/>
+              <w:bottom w:w="70" w:type="dxa"/>
+              <w:right w:w="70" w:type="dxa"/>
+            </w:tcMar>
+            <w:tcMar>
+              <w:top w:w="70" w:type="dxa"/>
+              <w:left w:w="70" w:type="dxa"/>
+              <w:bottom w:w="70" w:type="dxa"/>
+              <w:right w:w="70" w:type="dxa"/>
+            </w:tcMar>
+            <w:tcMar>
+              <w:top w:w="70" w:type="dxa"/>
+              <w:left w:w="70" w:type="dxa"/>
+              <w:bottom w:w="70" w:type="dxa"/>
+              <w:right w:w="70" w:type="dxa"/>
+            </w:tcMar>
           </w:tcPr>
           <w:p>
             <w:pPr>
@@ -6260,6 +8873,24 @@
               <w:bottom w:w="70" w:type="dxa"/>
               <w:right w:w="70" w:type="dxa"/>
             </w:tcMar>
+            <w:tcMar>
+              <w:top w:w="70" w:type="dxa"/>
+              <w:left w:w="70" w:type="dxa"/>
+              <w:bottom w:w="70" w:type="dxa"/>
+              <w:right w:w="70" w:type="dxa"/>
+            </w:tcMar>
+            <w:tcMar>
+              <w:top w:w="70" w:type="dxa"/>
+              <w:left w:w="70" w:type="dxa"/>
+              <w:bottom w:w="70" w:type="dxa"/>
+              <w:right w:w="70" w:type="dxa"/>
+            </w:tcMar>
+            <w:tcMar>
+              <w:top w:w="70" w:type="dxa"/>
+              <w:left w:w="70" w:type="dxa"/>
+              <w:bottom w:w="70" w:type="dxa"/>
+              <w:right w:w="70" w:type="dxa"/>
+            </w:tcMar>
           </w:tcPr>
           <w:p>
             <w:pPr>
@@ -6288,6 +8919,24 @@
               <w:bottom w:w="60" w:type="dxa"/>
               <w:left w:w="80" w:type="dxa"/>
               <w:right w:w="80" w:type="dxa"/>
+            </w:tcMar>
+            <w:tcMar>
+              <w:top w:w="70" w:type="dxa"/>
+              <w:left w:w="70" w:type="dxa"/>
+              <w:bottom w:w="70" w:type="dxa"/>
+              <w:right w:w="70" w:type="dxa"/>
+            </w:tcMar>
+            <w:tcMar>
+              <w:top w:w="70" w:type="dxa"/>
+              <w:left w:w="70" w:type="dxa"/>
+              <w:bottom w:w="70" w:type="dxa"/>
+              <w:right w:w="70" w:type="dxa"/>
+            </w:tcMar>
+            <w:tcMar>
+              <w:top w:w="70" w:type="dxa"/>
+              <w:left w:w="70" w:type="dxa"/>
+              <w:bottom w:w="70" w:type="dxa"/>
+              <w:right w:w="70" w:type="dxa"/>
             </w:tcMar>
             <w:tcMar>
               <w:top w:w="70" w:type="dxa"/>
@@ -6335,6 +8984,24 @@
               <w:bottom w:w="70" w:type="dxa"/>
               <w:right w:w="70" w:type="dxa"/>
             </w:tcMar>
+            <w:tcMar>
+              <w:top w:w="70" w:type="dxa"/>
+              <w:left w:w="70" w:type="dxa"/>
+              <w:bottom w:w="70" w:type="dxa"/>
+              <w:right w:w="70" w:type="dxa"/>
+            </w:tcMar>
+            <w:tcMar>
+              <w:top w:w="70" w:type="dxa"/>
+              <w:left w:w="70" w:type="dxa"/>
+              <w:bottom w:w="70" w:type="dxa"/>
+              <w:right w:w="70" w:type="dxa"/>
+            </w:tcMar>
+            <w:tcMar>
+              <w:top w:w="70" w:type="dxa"/>
+              <w:left w:w="70" w:type="dxa"/>
+              <w:bottom w:w="70" w:type="dxa"/>
+              <w:right w:w="70" w:type="dxa"/>
+            </w:tcMar>
           </w:tcPr>
           <w:p>
             <w:pPr>
@@ -6370,6 +9037,24 @@
               <w:bottom w:w="70" w:type="dxa"/>
               <w:right w:w="70" w:type="dxa"/>
             </w:tcMar>
+            <w:tcMar>
+              <w:top w:w="70" w:type="dxa"/>
+              <w:left w:w="70" w:type="dxa"/>
+              <w:bottom w:w="70" w:type="dxa"/>
+              <w:right w:w="70" w:type="dxa"/>
+            </w:tcMar>
+            <w:tcMar>
+              <w:top w:w="70" w:type="dxa"/>
+              <w:left w:w="70" w:type="dxa"/>
+              <w:bottom w:w="70" w:type="dxa"/>
+              <w:right w:w="70" w:type="dxa"/>
+            </w:tcMar>
+            <w:tcMar>
+              <w:top w:w="70" w:type="dxa"/>
+              <w:left w:w="70" w:type="dxa"/>
+              <w:bottom w:w="70" w:type="dxa"/>
+              <w:right w:w="70" w:type="dxa"/>
+            </w:tcMar>
           </w:tcPr>
           <w:p>
             <w:pPr>
@@ -6405,6 +9090,24 @@
               <w:bottom w:w="70" w:type="dxa"/>
               <w:right w:w="70" w:type="dxa"/>
             </w:tcMar>
+            <w:tcMar>
+              <w:top w:w="70" w:type="dxa"/>
+              <w:left w:w="70" w:type="dxa"/>
+              <w:bottom w:w="70" w:type="dxa"/>
+              <w:right w:w="70" w:type="dxa"/>
+            </w:tcMar>
+            <w:tcMar>
+              <w:top w:w="70" w:type="dxa"/>
+              <w:left w:w="70" w:type="dxa"/>
+              <w:bottom w:w="70" w:type="dxa"/>
+              <w:right w:w="70" w:type="dxa"/>
+            </w:tcMar>
+            <w:tcMar>
+              <w:top w:w="70" w:type="dxa"/>
+              <w:left w:w="70" w:type="dxa"/>
+              <w:bottom w:w="70" w:type="dxa"/>
+              <w:right w:w="70" w:type="dxa"/>
+            </w:tcMar>
           </w:tcPr>
           <w:p>
             <w:pPr>
@@ -6440,6 +9143,24 @@
               <w:bottom w:w="70" w:type="dxa"/>
               <w:right w:w="70" w:type="dxa"/>
             </w:tcMar>
+            <w:tcMar>
+              <w:top w:w="70" w:type="dxa"/>
+              <w:left w:w="70" w:type="dxa"/>
+              <w:bottom w:w="70" w:type="dxa"/>
+              <w:right w:w="70" w:type="dxa"/>
+            </w:tcMar>
+            <w:tcMar>
+              <w:top w:w="70" w:type="dxa"/>
+              <w:left w:w="70" w:type="dxa"/>
+              <w:bottom w:w="70" w:type="dxa"/>
+              <w:right w:w="70" w:type="dxa"/>
+            </w:tcMar>
+            <w:tcMar>
+              <w:top w:w="70" w:type="dxa"/>
+              <w:left w:w="70" w:type="dxa"/>
+              <w:bottom w:w="70" w:type="dxa"/>
+              <w:right w:w="70" w:type="dxa"/>
+            </w:tcMar>
           </w:tcPr>
           <w:p>
             <w:pPr>
@@ -6475,6 +9196,24 @@
               <w:bottom w:w="70" w:type="dxa"/>
               <w:right w:w="70" w:type="dxa"/>
             </w:tcMar>
+            <w:tcMar>
+              <w:top w:w="70" w:type="dxa"/>
+              <w:left w:w="70" w:type="dxa"/>
+              <w:bottom w:w="70" w:type="dxa"/>
+              <w:right w:w="70" w:type="dxa"/>
+            </w:tcMar>
+            <w:tcMar>
+              <w:top w:w="70" w:type="dxa"/>
+              <w:left w:w="70" w:type="dxa"/>
+              <w:bottom w:w="70" w:type="dxa"/>
+              <w:right w:w="70" w:type="dxa"/>
+            </w:tcMar>
+            <w:tcMar>
+              <w:top w:w="70" w:type="dxa"/>
+              <w:left w:w="70" w:type="dxa"/>
+              <w:bottom w:w="70" w:type="dxa"/>
+              <w:right w:w="70" w:type="dxa"/>
+            </w:tcMar>
           </w:tcPr>
           <w:p>
             <w:pPr>
@@ -6503,6 +9242,24 @@
               <w:bottom w:w="60" w:type="dxa"/>
               <w:left w:w="80" w:type="dxa"/>
               <w:right w:w="80" w:type="dxa"/>
+            </w:tcMar>
+            <w:tcMar>
+              <w:top w:w="70" w:type="dxa"/>
+              <w:left w:w="70" w:type="dxa"/>
+              <w:bottom w:w="70" w:type="dxa"/>
+              <w:right w:w="70" w:type="dxa"/>
+            </w:tcMar>
+            <w:tcMar>
+              <w:top w:w="70" w:type="dxa"/>
+              <w:left w:w="70" w:type="dxa"/>
+              <w:bottom w:w="70" w:type="dxa"/>
+              <w:right w:w="70" w:type="dxa"/>
+            </w:tcMar>
+            <w:tcMar>
+              <w:top w:w="70" w:type="dxa"/>
+              <w:left w:w="70" w:type="dxa"/>
+              <w:bottom w:w="70" w:type="dxa"/>
+              <w:right w:w="70" w:type="dxa"/>
             </w:tcMar>
             <w:tcMar>
               <w:top w:w="70" w:type="dxa"/>
@@ -6550,6 +9307,24 @@
               <w:bottom w:w="70" w:type="dxa"/>
               <w:right w:w="70" w:type="dxa"/>
             </w:tcMar>
+            <w:tcMar>
+              <w:top w:w="70" w:type="dxa"/>
+              <w:left w:w="70" w:type="dxa"/>
+              <w:bottom w:w="70" w:type="dxa"/>
+              <w:right w:w="70" w:type="dxa"/>
+            </w:tcMar>
+            <w:tcMar>
+              <w:top w:w="70" w:type="dxa"/>
+              <w:left w:w="70" w:type="dxa"/>
+              <w:bottom w:w="70" w:type="dxa"/>
+              <w:right w:w="70" w:type="dxa"/>
+            </w:tcMar>
+            <w:tcMar>
+              <w:top w:w="70" w:type="dxa"/>
+              <w:left w:w="70" w:type="dxa"/>
+              <w:bottom w:w="70" w:type="dxa"/>
+              <w:right w:w="70" w:type="dxa"/>
+            </w:tcMar>
           </w:tcPr>
           <w:p>
             <w:pPr>
@@ -6585,6 +9360,24 @@
               <w:bottom w:w="70" w:type="dxa"/>
               <w:right w:w="70" w:type="dxa"/>
             </w:tcMar>
+            <w:tcMar>
+              <w:top w:w="70" w:type="dxa"/>
+              <w:left w:w="70" w:type="dxa"/>
+              <w:bottom w:w="70" w:type="dxa"/>
+              <w:right w:w="70" w:type="dxa"/>
+            </w:tcMar>
+            <w:tcMar>
+              <w:top w:w="70" w:type="dxa"/>
+              <w:left w:w="70" w:type="dxa"/>
+              <w:bottom w:w="70" w:type="dxa"/>
+              <w:right w:w="70" w:type="dxa"/>
+            </w:tcMar>
+            <w:tcMar>
+              <w:top w:w="70" w:type="dxa"/>
+              <w:left w:w="70" w:type="dxa"/>
+              <w:bottom w:w="70" w:type="dxa"/>
+              <w:right w:w="70" w:type="dxa"/>
+            </w:tcMar>
           </w:tcPr>
           <w:p>
             <w:pPr>
@@ -6620,6 +9413,24 @@
               <w:bottom w:w="70" w:type="dxa"/>
               <w:right w:w="70" w:type="dxa"/>
             </w:tcMar>
+            <w:tcMar>
+              <w:top w:w="70" w:type="dxa"/>
+              <w:left w:w="70" w:type="dxa"/>
+              <w:bottom w:w="70" w:type="dxa"/>
+              <w:right w:w="70" w:type="dxa"/>
+            </w:tcMar>
+            <w:tcMar>
+              <w:top w:w="70" w:type="dxa"/>
+              <w:left w:w="70" w:type="dxa"/>
+              <w:bottom w:w="70" w:type="dxa"/>
+              <w:right w:w="70" w:type="dxa"/>
+            </w:tcMar>
+            <w:tcMar>
+              <w:top w:w="70" w:type="dxa"/>
+              <w:left w:w="70" w:type="dxa"/>
+              <w:bottom w:w="70" w:type="dxa"/>
+              <w:right w:w="70" w:type="dxa"/>
+            </w:tcMar>
           </w:tcPr>
           <w:p>
             <w:pPr>
@@ -6655,6 +9466,24 @@
               <w:bottom w:w="70" w:type="dxa"/>
               <w:right w:w="70" w:type="dxa"/>
             </w:tcMar>
+            <w:tcMar>
+              <w:top w:w="70" w:type="dxa"/>
+              <w:left w:w="70" w:type="dxa"/>
+              <w:bottom w:w="70" w:type="dxa"/>
+              <w:right w:w="70" w:type="dxa"/>
+            </w:tcMar>
+            <w:tcMar>
+              <w:top w:w="70" w:type="dxa"/>
+              <w:left w:w="70" w:type="dxa"/>
+              <w:bottom w:w="70" w:type="dxa"/>
+              <w:right w:w="70" w:type="dxa"/>
+            </w:tcMar>
+            <w:tcMar>
+              <w:top w:w="70" w:type="dxa"/>
+              <w:left w:w="70" w:type="dxa"/>
+              <w:bottom w:w="70" w:type="dxa"/>
+              <w:right w:w="70" w:type="dxa"/>
+            </w:tcMar>
           </w:tcPr>
           <w:p>
             <w:pPr>
@@ -6690,6 +9519,24 @@
               <w:bottom w:w="70" w:type="dxa"/>
               <w:right w:w="70" w:type="dxa"/>
             </w:tcMar>
+            <w:tcMar>
+              <w:top w:w="70" w:type="dxa"/>
+              <w:left w:w="70" w:type="dxa"/>
+              <w:bottom w:w="70" w:type="dxa"/>
+              <w:right w:w="70" w:type="dxa"/>
+            </w:tcMar>
+            <w:tcMar>
+              <w:top w:w="70" w:type="dxa"/>
+              <w:left w:w="70" w:type="dxa"/>
+              <w:bottom w:w="70" w:type="dxa"/>
+              <w:right w:w="70" w:type="dxa"/>
+            </w:tcMar>
+            <w:tcMar>
+              <w:top w:w="70" w:type="dxa"/>
+              <w:left w:w="70" w:type="dxa"/>
+              <w:bottom w:w="70" w:type="dxa"/>
+              <w:right w:w="70" w:type="dxa"/>
+            </w:tcMar>
           </w:tcPr>
           <w:p>
             <w:pPr>
@@ -6718,6 +9565,24 @@
               <w:bottom w:w="60" w:type="dxa"/>
               <w:left w:w="80" w:type="dxa"/>
               <w:right w:w="80" w:type="dxa"/>
+            </w:tcMar>
+            <w:tcMar>
+              <w:top w:w="70" w:type="dxa"/>
+              <w:left w:w="70" w:type="dxa"/>
+              <w:bottom w:w="70" w:type="dxa"/>
+              <w:right w:w="70" w:type="dxa"/>
+            </w:tcMar>
+            <w:tcMar>
+              <w:top w:w="70" w:type="dxa"/>
+              <w:left w:w="70" w:type="dxa"/>
+              <w:bottom w:w="70" w:type="dxa"/>
+              <w:right w:w="70" w:type="dxa"/>
+            </w:tcMar>
+            <w:tcMar>
+              <w:top w:w="70" w:type="dxa"/>
+              <w:left w:w="70" w:type="dxa"/>
+              <w:bottom w:w="70" w:type="dxa"/>
+              <w:right w:w="70" w:type="dxa"/>
             </w:tcMar>
             <w:tcMar>
               <w:top w:w="70" w:type="dxa"/>
@@ -6967,6 +9832,24 @@
           <w:right w:val="single" w:sz="4" w:color="D9D9D9"/>
           <w:insideH w:val="single" w:sz="4" w:color="D9D9D9"/>
           <w:insideV w:val="single" w:sz="4" w:color="D9D9D9"/>
+          <w:top w:val="single" w:sz="4" w:color="D9D9D9"/>
+          <w:left w:val="single" w:sz="4" w:color="D9D9D9"/>
+          <w:bottom w:val="single" w:sz="4" w:color="D9D9D9"/>
+          <w:right w:val="single" w:sz="4" w:color="D9D9D9"/>
+          <w:insideH w:val="single" w:sz="4" w:color="D9D9D9"/>
+          <w:insideV w:val="single" w:sz="4" w:color="D9D9D9"/>
+          <w:top w:val="single" w:sz="4" w:color="D9D9D9"/>
+          <w:left w:val="single" w:sz="4" w:color="D9D9D9"/>
+          <w:bottom w:val="single" w:sz="4" w:color="D9D9D9"/>
+          <w:right w:val="single" w:sz="4" w:color="D9D9D9"/>
+          <w:insideH w:val="single" w:sz="4" w:color="D9D9D9"/>
+          <w:insideV w:val="single" w:sz="4" w:color="D9D9D9"/>
+          <w:top w:val="single" w:sz="4" w:color="D9D9D9"/>
+          <w:left w:val="single" w:sz="4" w:color="D9D9D9"/>
+          <w:bottom w:val="single" w:sz="4" w:color="D9D9D9"/>
+          <w:right w:val="single" w:sz="4" w:color="D9D9D9"/>
+          <w:insideH w:val="single" w:sz="4" w:color="D9D9D9"/>
+          <w:insideV w:val="single" w:sz="4" w:color="D9D9D9"/>
         </w:tblBorders>
       </w:tblPr>
       <w:tblGrid>
@@ -6982,6 +9865,9 @@
           <w:cantSplit/>
           <w:tblHeader/>
           <w:tblHeader/>
+          <w:tblHeader/>
+          <w:tblHeader/>
+          <w:tblHeader/>
         </w:trPr>
         <w:tc>
           <w:tcPr>
@@ -6994,6 +9880,27 @@
               <w:right w:w="80" w:type="dxa"/>
             </w:tcMar>
             <w:shd w:fill="EFEFEF"/>
+            <w:tcMar>
+              <w:top w:w="70" w:type="dxa"/>
+              <w:left w:w="70" w:type="dxa"/>
+              <w:bottom w:w="70" w:type="dxa"/>
+              <w:right w:w="70" w:type="dxa"/>
+            </w:tcMar>
+            <w:shd w:fill="E7E6E6"/>
+            <w:tcMar>
+              <w:top w:w="70" w:type="dxa"/>
+              <w:left w:w="70" w:type="dxa"/>
+              <w:bottom w:w="70" w:type="dxa"/>
+              <w:right w:w="70" w:type="dxa"/>
+            </w:tcMar>
+            <w:shd w:fill="E7E6E6"/>
+            <w:tcMar>
+              <w:top w:w="70" w:type="dxa"/>
+              <w:left w:w="70" w:type="dxa"/>
+              <w:bottom w:w="70" w:type="dxa"/>
+              <w:right w:w="70" w:type="dxa"/>
+            </w:tcMar>
+            <w:shd w:fill="E7E6E6"/>
             <w:tcMar>
               <w:top w:w="70" w:type="dxa"/>
               <w:left w:w="70" w:type="dxa"/>
@@ -7038,6 +9945,27 @@
               <w:right w:w="70" w:type="dxa"/>
             </w:tcMar>
             <w:shd w:fill="E7E6E6"/>
+            <w:tcMar>
+              <w:top w:w="70" w:type="dxa"/>
+              <w:left w:w="70" w:type="dxa"/>
+              <w:bottom w:w="70" w:type="dxa"/>
+              <w:right w:w="70" w:type="dxa"/>
+            </w:tcMar>
+            <w:shd w:fill="E7E6E6"/>
+            <w:tcMar>
+              <w:top w:w="70" w:type="dxa"/>
+              <w:left w:w="70" w:type="dxa"/>
+              <w:bottom w:w="70" w:type="dxa"/>
+              <w:right w:w="70" w:type="dxa"/>
+            </w:tcMar>
+            <w:shd w:fill="E7E6E6"/>
+            <w:tcMar>
+              <w:top w:w="70" w:type="dxa"/>
+              <w:left w:w="70" w:type="dxa"/>
+              <w:bottom w:w="70" w:type="dxa"/>
+              <w:right w:w="70" w:type="dxa"/>
+            </w:tcMar>
+            <w:shd w:fill="E7E6E6"/>
           </w:tcPr>
           <w:p>
             <w:pPr>
@@ -7068,6 +9996,27 @@
               <w:right w:w="80" w:type="dxa"/>
             </w:tcMar>
             <w:shd w:fill="EFEFEF"/>
+            <w:tcMar>
+              <w:top w:w="70" w:type="dxa"/>
+              <w:left w:w="70" w:type="dxa"/>
+              <w:bottom w:w="70" w:type="dxa"/>
+              <w:right w:w="70" w:type="dxa"/>
+            </w:tcMar>
+            <w:shd w:fill="E7E6E6"/>
+            <w:tcMar>
+              <w:top w:w="70" w:type="dxa"/>
+              <w:left w:w="70" w:type="dxa"/>
+              <w:bottom w:w="70" w:type="dxa"/>
+              <w:right w:w="70" w:type="dxa"/>
+            </w:tcMar>
+            <w:shd w:fill="E7E6E6"/>
+            <w:tcMar>
+              <w:top w:w="70" w:type="dxa"/>
+              <w:left w:w="70" w:type="dxa"/>
+              <w:bottom w:w="70" w:type="dxa"/>
+              <w:right w:w="70" w:type="dxa"/>
+            </w:tcMar>
+            <w:shd w:fill="E7E6E6"/>
             <w:tcMar>
               <w:top w:w="70" w:type="dxa"/>
               <w:left w:w="70" w:type="dxa"/>
@@ -7112,6 +10061,27 @@
               <w:right w:w="70" w:type="dxa"/>
             </w:tcMar>
             <w:shd w:fill="E7E6E6"/>
+            <w:tcMar>
+              <w:top w:w="70" w:type="dxa"/>
+              <w:left w:w="70" w:type="dxa"/>
+              <w:bottom w:w="70" w:type="dxa"/>
+              <w:right w:w="70" w:type="dxa"/>
+            </w:tcMar>
+            <w:shd w:fill="E7E6E6"/>
+            <w:tcMar>
+              <w:top w:w="70" w:type="dxa"/>
+              <w:left w:w="70" w:type="dxa"/>
+              <w:bottom w:w="70" w:type="dxa"/>
+              <w:right w:w="70" w:type="dxa"/>
+            </w:tcMar>
+            <w:shd w:fill="E7E6E6"/>
+            <w:tcMar>
+              <w:top w:w="70" w:type="dxa"/>
+              <w:left w:w="70" w:type="dxa"/>
+              <w:bottom w:w="70" w:type="dxa"/>
+              <w:right w:w="70" w:type="dxa"/>
+            </w:tcMar>
+            <w:shd w:fill="E7E6E6"/>
           </w:tcPr>
           <w:p>
             <w:pPr>
@@ -7142,6 +10112,27 @@
               <w:right w:w="80" w:type="dxa"/>
             </w:tcMar>
             <w:shd w:fill="EFEFEF"/>
+            <w:tcMar>
+              <w:top w:w="70" w:type="dxa"/>
+              <w:left w:w="70" w:type="dxa"/>
+              <w:bottom w:w="70" w:type="dxa"/>
+              <w:right w:w="70" w:type="dxa"/>
+            </w:tcMar>
+            <w:shd w:fill="E7E6E6"/>
+            <w:tcMar>
+              <w:top w:w="70" w:type="dxa"/>
+              <w:left w:w="70" w:type="dxa"/>
+              <w:bottom w:w="70" w:type="dxa"/>
+              <w:right w:w="70" w:type="dxa"/>
+            </w:tcMar>
+            <w:shd w:fill="E7E6E6"/>
+            <w:tcMar>
+              <w:top w:w="70" w:type="dxa"/>
+              <w:left w:w="70" w:type="dxa"/>
+              <w:bottom w:w="70" w:type="dxa"/>
+              <w:right w:w="70" w:type="dxa"/>
+            </w:tcMar>
+            <w:shd w:fill="E7E6E6"/>
             <w:tcMar>
               <w:top w:w="70" w:type="dxa"/>
               <w:left w:w="70" w:type="dxa"/>
@@ -7179,6 +10170,27 @@
               <w:right w:w="80" w:type="dxa"/>
             </w:tcMar>
             <w:shd w:fill="EFEFEF"/>
+            <w:tcMar>
+              <w:top w:w="70" w:type="dxa"/>
+              <w:left w:w="70" w:type="dxa"/>
+              <w:bottom w:w="70" w:type="dxa"/>
+              <w:right w:w="70" w:type="dxa"/>
+            </w:tcMar>
+            <w:shd w:fill="E7E6E6"/>
+            <w:tcMar>
+              <w:top w:w="70" w:type="dxa"/>
+              <w:left w:w="70" w:type="dxa"/>
+              <w:bottom w:w="70" w:type="dxa"/>
+              <w:right w:w="70" w:type="dxa"/>
+            </w:tcMar>
+            <w:shd w:fill="E7E6E6"/>
+            <w:tcMar>
+              <w:top w:w="70" w:type="dxa"/>
+              <w:left w:w="70" w:type="dxa"/>
+              <w:bottom w:w="70" w:type="dxa"/>
+              <w:right w:w="70" w:type="dxa"/>
+            </w:tcMar>
+            <w:shd w:fill="E7E6E6"/>
             <w:tcMar>
               <w:top w:w="70" w:type="dxa"/>
               <w:left w:w="70" w:type="dxa"/>
@@ -7226,6 +10238,24 @@
               <w:bottom w:w="70" w:type="dxa"/>
               <w:right w:w="70" w:type="dxa"/>
             </w:tcMar>
+            <w:tcMar>
+              <w:top w:w="70" w:type="dxa"/>
+              <w:left w:w="70" w:type="dxa"/>
+              <w:bottom w:w="70" w:type="dxa"/>
+              <w:right w:w="70" w:type="dxa"/>
+            </w:tcMar>
+            <w:tcMar>
+              <w:top w:w="70" w:type="dxa"/>
+              <w:left w:w="70" w:type="dxa"/>
+              <w:bottom w:w="70" w:type="dxa"/>
+              <w:right w:w="70" w:type="dxa"/>
+            </w:tcMar>
+            <w:tcMar>
+              <w:top w:w="70" w:type="dxa"/>
+              <w:left w:w="70" w:type="dxa"/>
+              <w:bottom w:w="70" w:type="dxa"/>
+              <w:right w:w="70" w:type="dxa"/>
+            </w:tcMar>
           </w:tcPr>
           <w:p>
             <w:pPr>
@@ -7261,6 +10291,24 @@
               <w:bottom w:w="70" w:type="dxa"/>
               <w:right w:w="70" w:type="dxa"/>
             </w:tcMar>
+            <w:tcMar>
+              <w:top w:w="70" w:type="dxa"/>
+              <w:left w:w="70" w:type="dxa"/>
+              <w:bottom w:w="70" w:type="dxa"/>
+              <w:right w:w="70" w:type="dxa"/>
+            </w:tcMar>
+            <w:tcMar>
+              <w:top w:w="70" w:type="dxa"/>
+              <w:left w:w="70" w:type="dxa"/>
+              <w:bottom w:w="70" w:type="dxa"/>
+              <w:right w:w="70" w:type="dxa"/>
+            </w:tcMar>
+            <w:tcMar>
+              <w:top w:w="70" w:type="dxa"/>
+              <w:left w:w="70" w:type="dxa"/>
+              <w:bottom w:w="70" w:type="dxa"/>
+              <w:right w:w="70" w:type="dxa"/>
+            </w:tcMar>
           </w:tcPr>
           <w:p>
             <w:pPr>
@@ -7296,6 +10344,24 @@
               <w:bottom w:w="70" w:type="dxa"/>
               <w:right w:w="70" w:type="dxa"/>
             </w:tcMar>
+            <w:tcMar>
+              <w:top w:w="70" w:type="dxa"/>
+              <w:left w:w="70" w:type="dxa"/>
+              <w:bottom w:w="70" w:type="dxa"/>
+              <w:right w:w="70" w:type="dxa"/>
+            </w:tcMar>
+            <w:tcMar>
+              <w:top w:w="70" w:type="dxa"/>
+              <w:left w:w="70" w:type="dxa"/>
+              <w:bottom w:w="70" w:type="dxa"/>
+              <w:right w:w="70" w:type="dxa"/>
+            </w:tcMar>
+            <w:tcMar>
+              <w:top w:w="70" w:type="dxa"/>
+              <w:left w:w="70" w:type="dxa"/>
+              <w:bottom w:w="70" w:type="dxa"/>
+              <w:right w:w="70" w:type="dxa"/>
+            </w:tcMar>
           </w:tcPr>
           <w:p>
             <w:pPr>
@@ -7331,6 +10397,24 @@
               <w:bottom w:w="70" w:type="dxa"/>
               <w:right w:w="70" w:type="dxa"/>
             </w:tcMar>
+            <w:tcMar>
+              <w:top w:w="70" w:type="dxa"/>
+              <w:left w:w="70" w:type="dxa"/>
+              <w:bottom w:w="70" w:type="dxa"/>
+              <w:right w:w="70" w:type="dxa"/>
+            </w:tcMar>
+            <w:tcMar>
+              <w:top w:w="70" w:type="dxa"/>
+              <w:left w:w="70" w:type="dxa"/>
+              <w:bottom w:w="70" w:type="dxa"/>
+              <w:right w:w="70" w:type="dxa"/>
+            </w:tcMar>
+            <w:tcMar>
+              <w:top w:w="70" w:type="dxa"/>
+              <w:left w:w="70" w:type="dxa"/>
+              <w:bottom w:w="70" w:type="dxa"/>
+              <w:right w:w="70" w:type="dxa"/>
+            </w:tcMar>
           </w:tcPr>
           <w:p>
             <w:pPr>
@@ -7366,6 +10450,24 @@
               <w:bottom w:w="70" w:type="dxa"/>
               <w:right w:w="70" w:type="dxa"/>
             </w:tcMar>
+            <w:tcMar>
+              <w:top w:w="70" w:type="dxa"/>
+              <w:left w:w="70" w:type="dxa"/>
+              <w:bottom w:w="70" w:type="dxa"/>
+              <w:right w:w="70" w:type="dxa"/>
+            </w:tcMar>
+            <w:tcMar>
+              <w:top w:w="70" w:type="dxa"/>
+              <w:left w:w="70" w:type="dxa"/>
+              <w:bottom w:w="70" w:type="dxa"/>
+              <w:right w:w="70" w:type="dxa"/>
+            </w:tcMar>
+            <w:tcMar>
+              <w:top w:w="70" w:type="dxa"/>
+              <w:left w:w="70" w:type="dxa"/>
+              <w:bottom w:w="70" w:type="dxa"/>
+              <w:right w:w="70" w:type="dxa"/>
+            </w:tcMar>
           </w:tcPr>
           <w:p>
             <w:pPr>
@@ -7394,6 +10496,24 @@
               <w:bottom w:w="60" w:type="dxa"/>
               <w:left w:w="80" w:type="dxa"/>
               <w:right w:w="80" w:type="dxa"/>
+            </w:tcMar>
+            <w:tcMar>
+              <w:top w:w="70" w:type="dxa"/>
+              <w:left w:w="70" w:type="dxa"/>
+              <w:bottom w:w="70" w:type="dxa"/>
+              <w:right w:w="70" w:type="dxa"/>
+            </w:tcMar>
+            <w:tcMar>
+              <w:top w:w="70" w:type="dxa"/>
+              <w:left w:w="70" w:type="dxa"/>
+              <w:bottom w:w="70" w:type="dxa"/>
+              <w:right w:w="70" w:type="dxa"/>
+            </w:tcMar>
+            <w:tcMar>
+              <w:top w:w="70" w:type="dxa"/>
+              <w:left w:w="70" w:type="dxa"/>
+              <w:bottom w:w="70" w:type="dxa"/>
+              <w:right w:w="70" w:type="dxa"/>
             </w:tcMar>
             <w:tcMar>
               <w:top w:w="70" w:type="dxa"/>
@@ -7441,6 +10561,24 @@
               <w:bottom w:w="70" w:type="dxa"/>
               <w:right w:w="70" w:type="dxa"/>
             </w:tcMar>
+            <w:tcMar>
+              <w:top w:w="70" w:type="dxa"/>
+              <w:left w:w="70" w:type="dxa"/>
+              <w:bottom w:w="70" w:type="dxa"/>
+              <w:right w:w="70" w:type="dxa"/>
+            </w:tcMar>
+            <w:tcMar>
+              <w:top w:w="70" w:type="dxa"/>
+              <w:left w:w="70" w:type="dxa"/>
+              <w:bottom w:w="70" w:type="dxa"/>
+              <w:right w:w="70" w:type="dxa"/>
+            </w:tcMar>
+            <w:tcMar>
+              <w:top w:w="70" w:type="dxa"/>
+              <w:left w:w="70" w:type="dxa"/>
+              <w:bottom w:w="70" w:type="dxa"/>
+              <w:right w:w="70" w:type="dxa"/>
+            </w:tcMar>
           </w:tcPr>
           <w:p>
             <w:pPr>
@@ -7476,6 +10614,24 @@
               <w:bottom w:w="70" w:type="dxa"/>
               <w:right w:w="70" w:type="dxa"/>
             </w:tcMar>
+            <w:tcMar>
+              <w:top w:w="70" w:type="dxa"/>
+              <w:left w:w="70" w:type="dxa"/>
+              <w:bottom w:w="70" w:type="dxa"/>
+              <w:right w:w="70" w:type="dxa"/>
+            </w:tcMar>
+            <w:tcMar>
+              <w:top w:w="70" w:type="dxa"/>
+              <w:left w:w="70" w:type="dxa"/>
+              <w:bottom w:w="70" w:type="dxa"/>
+              <w:right w:w="70" w:type="dxa"/>
+            </w:tcMar>
+            <w:tcMar>
+              <w:top w:w="70" w:type="dxa"/>
+              <w:left w:w="70" w:type="dxa"/>
+              <w:bottom w:w="70" w:type="dxa"/>
+              <w:right w:w="70" w:type="dxa"/>
+            </w:tcMar>
           </w:tcPr>
           <w:p>
             <w:pPr>
@@ -7511,6 +10667,24 @@
               <w:bottom w:w="70" w:type="dxa"/>
               <w:right w:w="70" w:type="dxa"/>
             </w:tcMar>
+            <w:tcMar>
+              <w:top w:w="70" w:type="dxa"/>
+              <w:left w:w="70" w:type="dxa"/>
+              <w:bottom w:w="70" w:type="dxa"/>
+              <w:right w:w="70" w:type="dxa"/>
+            </w:tcMar>
+            <w:tcMar>
+              <w:top w:w="70" w:type="dxa"/>
+              <w:left w:w="70" w:type="dxa"/>
+              <w:bottom w:w="70" w:type="dxa"/>
+              <w:right w:w="70" w:type="dxa"/>
+            </w:tcMar>
+            <w:tcMar>
+              <w:top w:w="70" w:type="dxa"/>
+              <w:left w:w="70" w:type="dxa"/>
+              <w:bottom w:w="70" w:type="dxa"/>
+              <w:right w:w="70" w:type="dxa"/>
+            </w:tcMar>
           </w:tcPr>
           <w:p>
             <w:pPr>
@@ -7546,6 +10720,24 @@
               <w:bottom w:w="70" w:type="dxa"/>
               <w:right w:w="70" w:type="dxa"/>
             </w:tcMar>
+            <w:tcMar>
+              <w:top w:w="70" w:type="dxa"/>
+              <w:left w:w="70" w:type="dxa"/>
+              <w:bottom w:w="70" w:type="dxa"/>
+              <w:right w:w="70" w:type="dxa"/>
+            </w:tcMar>
+            <w:tcMar>
+              <w:top w:w="70" w:type="dxa"/>
+              <w:left w:w="70" w:type="dxa"/>
+              <w:bottom w:w="70" w:type="dxa"/>
+              <w:right w:w="70" w:type="dxa"/>
+            </w:tcMar>
+            <w:tcMar>
+              <w:top w:w="70" w:type="dxa"/>
+              <w:left w:w="70" w:type="dxa"/>
+              <w:bottom w:w="70" w:type="dxa"/>
+              <w:right w:w="70" w:type="dxa"/>
+            </w:tcMar>
           </w:tcPr>
           <w:p>
             <w:pPr>
@@ -7581,6 +10773,24 @@
               <w:bottom w:w="70" w:type="dxa"/>
               <w:right w:w="70" w:type="dxa"/>
             </w:tcMar>
+            <w:tcMar>
+              <w:top w:w="70" w:type="dxa"/>
+              <w:left w:w="70" w:type="dxa"/>
+              <w:bottom w:w="70" w:type="dxa"/>
+              <w:right w:w="70" w:type="dxa"/>
+            </w:tcMar>
+            <w:tcMar>
+              <w:top w:w="70" w:type="dxa"/>
+              <w:left w:w="70" w:type="dxa"/>
+              <w:bottom w:w="70" w:type="dxa"/>
+              <w:right w:w="70" w:type="dxa"/>
+            </w:tcMar>
+            <w:tcMar>
+              <w:top w:w="70" w:type="dxa"/>
+              <w:left w:w="70" w:type="dxa"/>
+              <w:bottom w:w="70" w:type="dxa"/>
+              <w:right w:w="70" w:type="dxa"/>
+            </w:tcMar>
           </w:tcPr>
           <w:p>
             <w:pPr>
@@ -7609,6 +10819,24 @@
               <w:bottom w:w="60" w:type="dxa"/>
               <w:left w:w="80" w:type="dxa"/>
               <w:right w:w="80" w:type="dxa"/>
+            </w:tcMar>
+            <w:tcMar>
+              <w:top w:w="70" w:type="dxa"/>
+              <w:left w:w="70" w:type="dxa"/>
+              <w:bottom w:w="70" w:type="dxa"/>
+              <w:right w:w="70" w:type="dxa"/>
+            </w:tcMar>
+            <w:tcMar>
+              <w:top w:w="70" w:type="dxa"/>
+              <w:left w:w="70" w:type="dxa"/>
+              <w:bottom w:w="70" w:type="dxa"/>
+              <w:right w:w="70" w:type="dxa"/>
+            </w:tcMar>
+            <w:tcMar>
+              <w:top w:w="70" w:type="dxa"/>
+              <w:left w:w="70" w:type="dxa"/>
+              <w:bottom w:w="70" w:type="dxa"/>
+              <w:right w:w="70" w:type="dxa"/>
             </w:tcMar>
             <w:tcMar>
               <w:top w:w="70" w:type="dxa"/>
@@ -7656,6 +10884,24 @@
               <w:bottom w:w="70" w:type="dxa"/>
               <w:right w:w="70" w:type="dxa"/>
             </w:tcMar>
+            <w:tcMar>
+              <w:top w:w="70" w:type="dxa"/>
+              <w:left w:w="70" w:type="dxa"/>
+              <w:bottom w:w="70" w:type="dxa"/>
+              <w:right w:w="70" w:type="dxa"/>
+            </w:tcMar>
+            <w:tcMar>
+              <w:top w:w="70" w:type="dxa"/>
+              <w:left w:w="70" w:type="dxa"/>
+              <w:bottom w:w="70" w:type="dxa"/>
+              <w:right w:w="70" w:type="dxa"/>
+            </w:tcMar>
+            <w:tcMar>
+              <w:top w:w="70" w:type="dxa"/>
+              <w:left w:w="70" w:type="dxa"/>
+              <w:bottom w:w="70" w:type="dxa"/>
+              <w:right w:w="70" w:type="dxa"/>
+            </w:tcMar>
           </w:tcPr>
           <w:p>
             <w:pPr>
@@ -7691,6 +10937,24 @@
               <w:bottom w:w="70" w:type="dxa"/>
               <w:right w:w="70" w:type="dxa"/>
             </w:tcMar>
+            <w:tcMar>
+              <w:top w:w="70" w:type="dxa"/>
+              <w:left w:w="70" w:type="dxa"/>
+              <w:bottom w:w="70" w:type="dxa"/>
+              <w:right w:w="70" w:type="dxa"/>
+            </w:tcMar>
+            <w:tcMar>
+              <w:top w:w="70" w:type="dxa"/>
+              <w:left w:w="70" w:type="dxa"/>
+              <w:bottom w:w="70" w:type="dxa"/>
+              <w:right w:w="70" w:type="dxa"/>
+            </w:tcMar>
+            <w:tcMar>
+              <w:top w:w="70" w:type="dxa"/>
+              <w:left w:w="70" w:type="dxa"/>
+              <w:bottom w:w="70" w:type="dxa"/>
+              <w:right w:w="70" w:type="dxa"/>
+            </w:tcMar>
           </w:tcPr>
           <w:p>
             <w:pPr>
@@ -7726,6 +10990,24 @@
               <w:bottom w:w="70" w:type="dxa"/>
               <w:right w:w="70" w:type="dxa"/>
             </w:tcMar>
+            <w:tcMar>
+              <w:top w:w="70" w:type="dxa"/>
+              <w:left w:w="70" w:type="dxa"/>
+              <w:bottom w:w="70" w:type="dxa"/>
+              <w:right w:w="70" w:type="dxa"/>
+            </w:tcMar>
+            <w:tcMar>
+              <w:top w:w="70" w:type="dxa"/>
+              <w:left w:w="70" w:type="dxa"/>
+              <w:bottom w:w="70" w:type="dxa"/>
+              <w:right w:w="70" w:type="dxa"/>
+            </w:tcMar>
+            <w:tcMar>
+              <w:top w:w="70" w:type="dxa"/>
+              <w:left w:w="70" w:type="dxa"/>
+              <w:bottom w:w="70" w:type="dxa"/>
+              <w:right w:w="70" w:type="dxa"/>
+            </w:tcMar>
           </w:tcPr>
           <w:p>
             <w:pPr>
@@ -7761,6 +11043,24 @@
               <w:bottom w:w="70" w:type="dxa"/>
               <w:right w:w="70" w:type="dxa"/>
             </w:tcMar>
+            <w:tcMar>
+              <w:top w:w="70" w:type="dxa"/>
+              <w:left w:w="70" w:type="dxa"/>
+              <w:bottom w:w="70" w:type="dxa"/>
+              <w:right w:w="70" w:type="dxa"/>
+            </w:tcMar>
+            <w:tcMar>
+              <w:top w:w="70" w:type="dxa"/>
+              <w:left w:w="70" w:type="dxa"/>
+              <w:bottom w:w="70" w:type="dxa"/>
+              <w:right w:w="70" w:type="dxa"/>
+            </w:tcMar>
+            <w:tcMar>
+              <w:top w:w="70" w:type="dxa"/>
+              <w:left w:w="70" w:type="dxa"/>
+              <w:bottom w:w="70" w:type="dxa"/>
+              <w:right w:w="70" w:type="dxa"/>
+            </w:tcMar>
           </w:tcPr>
           <w:p>
             <w:pPr>
@@ -7796,6 +11096,24 @@
               <w:bottom w:w="70" w:type="dxa"/>
               <w:right w:w="70" w:type="dxa"/>
             </w:tcMar>
+            <w:tcMar>
+              <w:top w:w="70" w:type="dxa"/>
+              <w:left w:w="70" w:type="dxa"/>
+              <w:bottom w:w="70" w:type="dxa"/>
+              <w:right w:w="70" w:type="dxa"/>
+            </w:tcMar>
+            <w:tcMar>
+              <w:top w:w="70" w:type="dxa"/>
+              <w:left w:w="70" w:type="dxa"/>
+              <w:bottom w:w="70" w:type="dxa"/>
+              <w:right w:w="70" w:type="dxa"/>
+            </w:tcMar>
+            <w:tcMar>
+              <w:top w:w="70" w:type="dxa"/>
+              <w:left w:w="70" w:type="dxa"/>
+              <w:bottom w:w="70" w:type="dxa"/>
+              <w:right w:w="70" w:type="dxa"/>
+            </w:tcMar>
           </w:tcPr>
           <w:p>
             <w:pPr>
@@ -7824,6 +11142,24 @@
               <w:bottom w:w="60" w:type="dxa"/>
               <w:left w:w="80" w:type="dxa"/>
               <w:right w:w="80" w:type="dxa"/>
+            </w:tcMar>
+            <w:tcMar>
+              <w:top w:w="70" w:type="dxa"/>
+              <w:left w:w="70" w:type="dxa"/>
+              <w:bottom w:w="70" w:type="dxa"/>
+              <w:right w:w="70" w:type="dxa"/>
+            </w:tcMar>
+            <w:tcMar>
+              <w:top w:w="70" w:type="dxa"/>
+              <w:left w:w="70" w:type="dxa"/>
+              <w:bottom w:w="70" w:type="dxa"/>
+              <w:right w:w="70" w:type="dxa"/>
+            </w:tcMar>
+            <w:tcMar>
+              <w:top w:w="70" w:type="dxa"/>
+              <w:left w:w="70" w:type="dxa"/>
+              <w:bottom w:w="70" w:type="dxa"/>
+              <w:right w:w="70" w:type="dxa"/>
             </w:tcMar>
             <w:tcMar>
               <w:top w:w="70" w:type="dxa"/>
@@ -7871,6 +11207,24 @@
               <w:bottom w:w="70" w:type="dxa"/>
               <w:right w:w="70" w:type="dxa"/>
             </w:tcMar>
+            <w:tcMar>
+              <w:top w:w="70" w:type="dxa"/>
+              <w:left w:w="70" w:type="dxa"/>
+              <w:bottom w:w="70" w:type="dxa"/>
+              <w:right w:w="70" w:type="dxa"/>
+            </w:tcMar>
+            <w:tcMar>
+              <w:top w:w="70" w:type="dxa"/>
+              <w:left w:w="70" w:type="dxa"/>
+              <w:bottom w:w="70" w:type="dxa"/>
+              <w:right w:w="70" w:type="dxa"/>
+            </w:tcMar>
+            <w:tcMar>
+              <w:top w:w="70" w:type="dxa"/>
+              <w:left w:w="70" w:type="dxa"/>
+              <w:bottom w:w="70" w:type="dxa"/>
+              <w:right w:w="70" w:type="dxa"/>
+            </w:tcMar>
           </w:tcPr>
           <w:p>
             <w:pPr>
@@ -7906,6 +11260,24 @@
               <w:bottom w:w="70" w:type="dxa"/>
               <w:right w:w="70" w:type="dxa"/>
             </w:tcMar>
+            <w:tcMar>
+              <w:top w:w="70" w:type="dxa"/>
+              <w:left w:w="70" w:type="dxa"/>
+              <w:bottom w:w="70" w:type="dxa"/>
+              <w:right w:w="70" w:type="dxa"/>
+            </w:tcMar>
+            <w:tcMar>
+              <w:top w:w="70" w:type="dxa"/>
+              <w:left w:w="70" w:type="dxa"/>
+              <w:bottom w:w="70" w:type="dxa"/>
+              <w:right w:w="70" w:type="dxa"/>
+            </w:tcMar>
+            <w:tcMar>
+              <w:top w:w="70" w:type="dxa"/>
+              <w:left w:w="70" w:type="dxa"/>
+              <w:bottom w:w="70" w:type="dxa"/>
+              <w:right w:w="70" w:type="dxa"/>
+            </w:tcMar>
           </w:tcPr>
           <w:p>
             <w:pPr>
@@ -7941,6 +11313,24 @@
               <w:bottom w:w="70" w:type="dxa"/>
               <w:right w:w="70" w:type="dxa"/>
             </w:tcMar>
+            <w:tcMar>
+              <w:top w:w="70" w:type="dxa"/>
+              <w:left w:w="70" w:type="dxa"/>
+              <w:bottom w:w="70" w:type="dxa"/>
+              <w:right w:w="70" w:type="dxa"/>
+            </w:tcMar>
+            <w:tcMar>
+              <w:top w:w="70" w:type="dxa"/>
+              <w:left w:w="70" w:type="dxa"/>
+              <w:bottom w:w="70" w:type="dxa"/>
+              <w:right w:w="70" w:type="dxa"/>
+            </w:tcMar>
+            <w:tcMar>
+              <w:top w:w="70" w:type="dxa"/>
+              <w:left w:w="70" w:type="dxa"/>
+              <w:bottom w:w="70" w:type="dxa"/>
+              <w:right w:w="70" w:type="dxa"/>
+            </w:tcMar>
           </w:tcPr>
           <w:p>
             <w:pPr>
@@ -7976,6 +11366,24 @@
               <w:bottom w:w="70" w:type="dxa"/>
               <w:right w:w="70" w:type="dxa"/>
             </w:tcMar>
+            <w:tcMar>
+              <w:top w:w="70" w:type="dxa"/>
+              <w:left w:w="70" w:type="dxa"/>
+              <w:bottom w:w="70" w:type="dxa"/>
+              <w:right w:w="70" w:type="dxa"/>
+            </w:tcMar>
+            <w:tcMar>
+              <w:top w:w="70" w:type="dxa"/>
+              <w:left w:w="70" w:type="dxa"/>
+              <w:bottom w:w="70" w:type="dxa"/>
+              <w:right w:w="70" w:type="dxa"/>
+            </w:tcMar>
+            <w:tcMar>
+              <w:top w:w="70" w:type="dxa"/>
+              <w:left w:w="70" w:type="dxa"/>
+              <w:bottom w:w="70" w:type="dxa"/>
+              <w:right w:w="70" w:type="dxa"/>
+            </w:tcMar>
           </w:tcPr>
           <w:p>
             <w:pPr>
@@ -8011,6 +11419,24 @@
               <w:bottom w:w="70" w:type="dxa"/>
               <w:right w:w="70" w:type="dxa"/>
             </w:tcMar>
+            <w:tcMar>
+              <w:top w:w="70" w:type="dxa"/>
+              <w:left w:w="70" w:type="dxa"/>
+              <w:bottom w:w="70" w:type="dxa"/>
+              <w:right w:w="70" w:type="dxa"/>
+            </w:tcMar>
+            <w:tcMar>
+              <w:top w:w="70" w:type="dxa"/>
+              <w:left w:w="70" w:type="dxa"/>
+              <w:bottom w:w="70" w:type="dxa"/>
+              <w:right w:w="70" w:type="dxa"/>
+            </w:tcMar>
+            <w:tcMar>
+              <w:top w:w="70" w:type="dxa"/>
+              <w:left w:w="70" w:type="dxa"/>
+              <w:bottom w:w="70" w:type="dxa"/>
+              <w:right w:w="70" w:type="dxa"/>
+            </w:tcMar>
           </w:tcPr>
           <w:p>
             <w:pPr>
@@ -8039,6 +11465,24 @@
               <w:bottom w:w="60" w:type="dxa"/>
               <w:left w:w="80" w:type="dxa"/>
               <w:right w:w="80" w:type="dxa"/>
+            </w:tcMar>
+            <w:tcMar>
+              <w:top w:w="70" w:type="dxa"/>
+              <w:left w:w="70" w:type="dxa"/>
+              <w:bottom w:w="70" w:type="dxa"/>
+              <w:right w:w="70" w:type="dxa"/>
+            </w:tcMar>
+            <w:tcMar>
+              <w:top w:w="70" w:type="dxa"/>
+              <w:left w:w="70" w:type="dxa"/>
+              <w:bottom w:w="70" w:type="dxa"/>
+              <w:right w:w="70" w:type="dxa"/>
+            </w:tcMar>
+            <w:tcMar>
+              <w:top w:w="70" w:type="dxa"/>
+              <w:left w:w="70" w:type="dxa"/>
+              <w:bottom w:w="70" w:type="dxa"/>
+              <w:right w:w="70" w:type="dxa"/>
             </w:tcMar>
             <w:tcMar>
               <w:top w:w="70" w:type="dxa"/>
@@ -8086,6 +11530,24 @@
               <w:bottom w:w="70" w:type="dxa"/>
               <w:right w:w="70" w:type="dxa"/>
             </w:tcMar>
+            <w:tcMar>
+              <w:top w:w="70" w:type="dxa"/>
+              <w:left w:w="70" w:type="dxa"/>
+              <w:bottom w:w="70" w:type="dxa"/>
+              <w:right w:w="70" w:type="dxa"/>
+            </w:tcMar>
+            <w:tcMar>
+              <w:top w:w="70" w:type="dxa"/>
+              <w:left w:w="70" w:type="dxa"/>
+              <w:bottom w:w="70" w:type="dxa"/>
+              <w:right w:w="70" w:type="dxa"/>
+            </w:tcMar>
+            <w:tcMar>
+              <w:top w:w="70" w:type="dxa"/>
+              <w:left w:w="70" w:type="dxa"/>
+              <w:bottom w:w="70" w:type="dxa"/>
+              <w:right w:w="70" w:type="dxa"/>
+            </w:tcMar>
           </w:tcPr>
           <w:p>
             <w:pPr>
@@ -8121,6 +11583,24 @@
               <w:bottom w:w="70" w:type="dxa"/>
               <w:right w:w="70" w:type="dxa"/>
             </w:tcMar>
+            <w:tcMar>
+              <w:top w:w="70" w:type="dxa"/>
+              <w:left w:w="70" w:type="dxa"/>
+              <w:bottom w:w="70" w:type="dxa"/>
+              <w:right w:w="70" w:type="dxa"/>
+            </w:tcMar>
+            <w:tcMar>
+              <w:top w:w="70" w:type="dxa"/>
+              <w:left w:w="70" w:type="dxa"/>
+              <w:bottom w:w="70" w:type="dxa"/>
+              <w:right w:w="70" w:type="dxa"/>
+            </w:tcMar>
+            <w:tcMar>
+              <w:top w:w="70" w:type="dxa"/>
+              <w:left w:w="70" w:type="dxa"/>
+              <w:bottom w:w="70" w:type="dxa"/>
+              <w:right w:w="70" w:type="dxa"/>
+            </w:tcMar>
           </w:tcPr>
           <w:p>
             <w:pPr>
@@ -8156,6 +11636,24 @@
               <w:bottom w:w="70" w:type="dxa"/>
               <w:right w:w="70" w:type="dxa"/>
             </w:tcMar>
+            <w:tcMar>
+              <w:top w:w="70" w:type="dxa"/>
+              <w:left w:w="70" w:type="dxa"/>
+              <w:bottom w:w="70" w:type="dxa"/>
+              <w:right w:w="70" w:type="dxa"/>
+            </w:tcMar>
+            <w:tcMar>
+              <w:top w:w="70" w:type="dxa"/>
+              <w:left w:w="70" w:type="dxa"/>
+              <w:bottom w:w="70" w:type="dxa"/>
+              <w:right w:w="70" w:type="dxa"/>
+            </w:tcMar>
+            <w:tcMar>
+              <w:top w:w="70" w:type="dxa"/>
+              <w:left w:w="70" w:type="dxa"/>
+              <w:bottom w:w="70" w:type="dxa"/>
+              <w:right w:w="70" w:type="dxa"/>
+            </w:tcMar>
           </w:tcPr>
           <w:p>
             <w:pPr>
@@ -8191,6 +11689,24 @@
               <w:bottom w:w="70" w:type="dxa"/>
               <w:right w:w="70" w:type="dxa"/>
             </w:tcMar>
+            <w:tcMar>
+              <w:top w:w="70" w:type="dxa"/>
+              <w:left w:w="70" w:type="dxa"/>
+              <w:bottom w:w="70" w:type="dxa"/>
+              <w:right w:w="70" w:type="dxa"/>
+            </w:tcMar>
+            <w:tcMar>
+              <w:top w:w="70" w:type="dxa"/>
+              <w:left w:w="70" w:type="dxa"/>
+              <w:bottom w:w="70" w:type="dxa"/>
+              <w:right w:w="70" w:type="dxa"/>
+            </w:tcMar>
+            <w:tcMar>
+              <w:top w:w="70" w:type="dxa"/>
+              <w:left w:w="70" w:type="dxa"/>
+              <w:bottom w:w="70" w:type="dxa"/>
+              <w:right w:w="70" w:type="dxa"/>
+            </w:tcMar>
           </w:tcPr>
           <w:p>
             <w:pPr>
@@ -8226,6 +11742,24 @@
               <w:bottom w:w="70" w:type="dxa"/>
               <w:right w:w="70" w:type="dxa"/>
             </w:tcMar>
+            <w:tcMar>
+              <w:top w:w="70" w:type="dxa"/>
+              <w:left w:w="70" w:type="dxa"/>
+              <w:bottom w:w="70" w:type="dxa"/>
+              <w:right w:w="70" w:type="dxa"/>
+            </w:tcMar>
+            <w:tcMar>
+              <w:top w:w="70" w:type="dxa"/>
+              <w:left w:w="70" w:type="dxa"/>
+              <w:bottom w:w="70" w:type="dxa"/>
+              <w:right w:w="70" w:type="dxa"/>
+            </w:tcMar>
+            <w:tcMar>
+              <w:top w:w="70" w:type="dxa"/>
+              <w:left w:w="70" w:type="dxa"/>
+              <w:bottom w:w="70" w:type="dxa"/>
+              <w:right w:w="70" w:type="dxa"/>
+            </w:tcMar>
           </w:tcPr>
           <w:p>
             <w:pPr>
@@ -8254,6 +11788,24 @@
               <w:bottom w:w="60" w:type="dxa"/>
               <w:left w:w="80" w:type="dxa"/>
               <w:right w:w="80" w:type="dxa"/>
+            </w:tcMar>
+            <w:tcMar>
+              <w:top w:w="70" w:type="dxa"/>
+              <w:left w:w="70" w:type="dxa"/>
+              <w:bottom w:w="70" w:type="dxa"/>
+              <w:right w:w="70" w:type="dxa"/>
+            </w:tcMar>
+            <w:tcMar>
+              <w:top w:w="70" w:type="dxa"/>
+              <w:left w:w="70" w:type="dxa"/>
+              <w:bottom w:w="70" w:type="dxa"/>
+              <w:right w:w="70" w:type="dxa"/>
+            </w:tcMar>
+            <w:tcMar>
+              <w:top w:w="70" w:type="dxa"/>
+              <w:left w:w="70" w:type="dxa"/>
+              <w:bottom w:w="70" w:type="dxa"/>
+              <w:right w:w="70" w:type="dxa"/>
             </w:tcMar>
             <w:tcMar>
               <w:top w:w="70" w:type="dxa"/>
@@ -8461,7 +12013,7 @@
           <w:color w:val="000000"/>
           <w:sz w:val="21"/>
         </w:rPr>
-        <w:t>四关系自由问法v2微调已完成3轮（学习率3e-5、有效batch16、seed42），按验证F1选择第3轮。验证总体F1由89.65%到93.20%，可答F1由88.03%到99.53%，拒答却从95.47%降至70.53%。6904题未见family测试实体F1为69.41%、可答F1为72.48%、拒答58.33%；没有旧B0同测试集对照，不能与原模板测试直接作提升差值。总耗时15632.05秒，进程采样峰值5600MiB；未替换界面默认模型。</w:t>
+        <w:t>四关系自由问法v2微调已完成3轮（学习率3e-5、有效batch16、seed42），按验证F1选择第3轮。验证总体F1由89.65%到93.20%，可答F1由88.03%到99.53%，拒答却从95.47%降至70.53%。6904题混合测试实体F1为69.4081%、可答F1为72.48%、拒答58.33%。其中738题的国家模板已出现于原训练题，不能把全部测试称为未见句式。没有旧B0同测试集对照，不能与原模板测试直接作提升差值。总耗时15632.05秒，进程采样峰值5600 MiB；未替换界面默认模型。</w:t>
       </w:r>
     </w:p>
     <w:p>
@@ -8480,6 +12032,664 @@
           <w:sz w:val="21"/>
         </w:rPr>
         <w:t>P0与D0的20题结果则显示：P0状态匹配为70%高于D0的60%，但计划43.75%低于75%，结构任务50%低于60%，平均延迟约5.95秒。这不是模型规模增大便必然提升的结果；提示约束、属性语义、多电影绑定与证据执行需要分别验收。</w:t>
+      </w:r>
+    </w:p>
+    <w:p>
+      <w:pPr>
+        <w:pStyle w:val="Heading3"/>
+        <w:keepNext/>
+        <w:keepLines w:val="0"/>
+        <w:pageBreakBefore w:val="0"/>
+        <w:widowControl/>
+        <w:spacing w:line="300" w:lineRule="auto" w:before="200" w:after="100"/>
+        <w:jc w:val="left"/>
+      </w:pPr>
+      <w:r>
+        <w:rPr>
+          <w:rFonts w:ascii="Times New Roman" w:hAnsi="Times New Roman" w:eastAsia="宋体"/>
+          <w:b/>
+          <w:i w:val="0"/>
+          <w:color w:val="000000"/>
+          <w:sz w:val="22"/>
+        </w:rPr>
+        <w:t>自由问法模板审计勘误</w:t>
+      </w:r>
+    </w:p>
+    <w:p>
+      <w:pPr>
+        <w:keepNext w:val="0"/>
+        <w:keepLines w:val="0"/>
+        <w:pageBreakBefore w:val="0"/>
+        <w:widowControl/>
+        <w:spacing w:line="300" w:lineRule="auto" w:before="0" w:after="80"/>
+        <w:jc w:val="both"/>
+      </w:pPr>
+      <w:r>
+        <w:rPr>
+          <w:rFonts w:ascii="Times New Roman" w:hAnsi="Times New Roman" w:eastAsia="宋体"/>
+          <w:color w:val="000000"/>
+          <w:sz w:val="21"/>
+        </w:rPr>
+        <w:t>审计比较实际原训练题与新增训练题的合并集合，以片名占位、NFKC、大小写及标点归一后的精确模板匹配分组。电影划分未发现交叉；family名不同并不保证句式未见。以下由原保存预测真实重计分，无重新训练、生成或选模。</w:t>
+      </w:r>
+    </w:p>
+    <w:tbl>
+      <w:tblPr>
+        <w:tblW w:type="auto" w:w="0"/>
+        <w:tblLayout w:type="fixed"/>
+        <w:tblLook w:firstColumn="1" w:firstRow="1" w:lastColumn="0" w:lastRow="0" w:noHBand="0" w:noVBand="1" w:val="04A0"/>
+        <w:tblBorders>
+          <w:top w:val="single" w:sz="4" w:color="D9D9D9"/>
+          <w:left w:val="single" w:sz="4" w:color="D9D9D9"/>
+          <w:bottom w:val="single" w:sz="4" w:color="D9D9D9"/>
+          <w:right w:val="single" w:sz="4" w:color="D9D9D9"/>
+          <w:insideH w:val="single" w:sz="4" w:color="D9D9D9"/>
+          <w:insideV w:val="single" w:sz="4" w:color="D9D9D9"/>
+          <w:top w:val="single" w:sz="4" w:color="D9D9D9"/>
+          <w:left w:val="single" w:sz="4" w:color="D9D9D9"/>
+          <w:bottom w:val="single" w:sz="4" w:color="D9D9D9"/>
+          <w:right w:val="single" w:sz="4" w:color="D9D9D9"/>
+          <w:insideH w:val="single" w:sz="4" w:color="D9D9D9"/>
+          <w:insideV w:val="single" w:sz="4" w:color="D9D9D9"/>
+          <w:top w:val="single" w:sz="4" w:color="D9D9D9"/>
+          <w:left w:val="single" w:sz="4" w:color="D9D9D9"/>
+          <w:bottom w:val="single" w:sz="4" w:color="D9D9D9"/>
+          <w:right w:val="single" w:sz="4" w:color="D9D9D9"/>
+          <w:insideH w:val="single" w:sz="4" w:color="D9D9D9"/>
+          <w:insideV w:val="single" w:sz="4" w:color="D9D9D9"/>
+        </w:tblBorders>
+      </w:tblPr>
+      <w:tblGrid>
+        <w:gridCol w:w="4649"/>
+        <w:gridCol w:w="1814"/>
+        <w:gridCol w:w="2948"/>
+      </w:tblGrid>
+      <w:tr>
+        <w:trPr>
+          <w:tblHeader/>
+          <w:cantSplit/>
+          <w:tblHeader/>
+          <w:tblHeader/>
+        </w:trPr>
+        <w:tc>
+          <w:tcPr>
+            <w:tcW w:type="dxa" w:w="4649"/>
+            <w:vAlign w:val="center"/>
+            <w:tcMar>
+              <w:top w:w="70" w:type="dxa"/>
+              <w:left w:w="70" w:type="dxa"/>
+              <w:bottom w:w="70" w:type="dxa"/>
+              <w:right w:w="70" w:type="dxa"/>
+            </w:tcMar>
+            <w:shd w:fill="E7E6E6"/>
+            <w:tcMar>
+              <w:top w:w="70" w:type="dxa"/>
+              <w:left w:w="70" w:type="dxa"/>
+              <w:bottom w:w="70" w:type="dxa"/>
+              <w:right w:w="70" w:type="dxa"/>
+            </w:tcMar>
+            <w:shd w:fill="E7E6E6"/>
+            <w:tcMar>
+              <w:top w:w="70" w:type="dxa"/>
+              <w:left w:w="70" w:type="dxa"/>
+              <w:bottom w:w="70" w:type="dxa"/>
+              <w:right w:w="70" w:type="dxa"/>
+            </w:tcMar>
+            <w:shd w:fill="E7E6E6"/>
+          </w:tcPr>
+          <w:p>
+            <w:pPr>
+              <w:keepNext/>
+              <w:spacing w:line="276" w:lineRule="auto" w:before="0" w:after="40"/>
+              <w:jc w:val="left"/>
+            </w:pPr>
+            <w:r>
+              <w:rPr>
+                <w:rFonts w:ascii="Times New Roman" w:hAnsi="Times New Roman" w:eastAsia="宋体"/>
+                <w:b/>
+                <w:color w:val="000000"/>
+                <w:sz w:val="19"/>
+              </w:rPr>
+              <w:t>测试分组</w:t>
+            </w:r>
+          </w:p>
+        </w:tc>
+        <w:tc>
+          <w:tcPr>
+            <w:tcW w:type="dxa" w:w="1814"/>
+            <w:vAlign w:val="center"/>
+            <w:tcMar>
+              <w:top w:w="70" w:type="dxa"/>
+              <w:left w:w="70" w:type="dxa"/>
+              <w:bottom w:w="70" w:type="dxa"/>
+              <w:right w:w="70" w:type="dxa"/>
+            </w:tcMar>
+            <w:shd w:fill="E7E6E6"/>
+            <w:tcMar>
+              <w:top w:w="70" w:type="dxa"/>
+              <w:left w:w="70" w:type="dxa"/>
+              <w:bottom w:w="70" w:type="dxa"/>
+              <w:right w:w="70" w:type="dxa"/>
+            </w:tcMar>
+            <w:shd w:fill="E7E6E6"/>
+            <w:tcMar>
+              <w:top w:w="70" w:type="dxa"/>
+              <w:left w:w="70" w:type="dxa"/>
+              <w:bottom w:w="70" w:type="dxa"/>
+              <w:right w:w="70" w:type="dxa"/>
+            </w:tcMar>
+            <w:shd w:fill="E7E6E6"/>
+          </w:tcPr>
+          <w:p>
+            <w:pPr>
+              <w:keepNext/>
+              <w:spacing w:line="276" w:lineRule="auto" w:before="0" w:after="40"/>
+              <w:jc w:val="left"/>
+            </w:pPr>
+            <w:r>
+              <w:rPr>
+                <w:rFonts w:ascii="Times New Roman" w:hAnsi="Times New Roman" w:eastAsia="宋体"/>
+                <w:b/>
+                <w:color w:val="000000"/>
+                <w:sz w:val="19"/>
+              </w:rPr>
+              <w:t>题数</w:t>
+            </w:r>
+          </w:p>
+        </w:tc>
+        <w:tc>
+          <w:tcPr>
+            <w:tcW w:type="dxa" w:w="2948"/>
+            <w:vAlign w:val="center"/>
+            <w:tcMar>
+              <w:top w:w="70" w:type="dxa"/>
+              <w:left w:w="70" w:type="dxa"/>
+              <w:bottom w:w="70" w:type="dxa"/>
+              <w:right w:w="70" w:type="dxa"/>
+            </w:tcMar>
+            <w:shd w:fill="E7E6E6"/>
+            <w:tcMar>
+              <w:top w:w="70" w:type="dxa"/>
+              <w:left w:w="70" w:type="dxa"/>
+              <w:bottom w:w="70" w:type="dxa"/>
+              <w:right w:w="70" w:type="dxa"/>
+            </w:tcMar>
+            <w:shd w:fill="E7E6E6"/>
+            <w:tcMar>
+              <w:top w:w="70" w:type="dxa"/>
+              <w:left w:w="70" w:type="dxa"/>
+              <w:bottom w:w="70" w:type="dxa"/>
+              <w:right w:w="70" w:type="dxa"/>
+            </w:tcMar>
+            <w:shd w:fill="E7E6E6"/>
+          </w:tcPr>
+          <w:p>
+            <w:pPr>
+              <w:keepNext/>
+              <w:spacing w:line="276" w:lineRule="auto" w:before="0" w:after="40"/>
+              <w:jc w:val="left"/>
+            </w:pPr>
+            <w:r>
+              <w:rPr>
+                <w:rFonts w:ascii="Times New Roman" w:hAnsi="Times New Roman" w:eastAsia="宋体"/>
+                <w:b/>
+                <w:color w:val="000000"/>
+                <w:sz w:val="19"/>
+              </w:rPr>
+              <w:t>实体Macro F1</w:t>
+            </w:r>
+          </w:p>
+        </w:tc>
+      </w:tr>
+      <w:tr>
+        <w:trPr>
+          <w:cantSplit/>
+        </w:trPr>
+        <w:tc>
+          <w:tcPr>
+            <w:tcW w:type="dxa" w:w="4649"/>
+            <w:vAlign w:val="center"/>
+            <w:tcMar>
+              <w:top w:w="70" w:type="dxa"/>
+              <w:left w:w="70" w:type="dxa"/>
+              <w:bottom w:w="70" w:type="dxa"/>
+              <w:right w:w="70" w:type="dxa"/>
+            </w:tcMar>
+            <w:tcMar>
+              <w:top w:w="70" w:type="dxa"/>
+              <w:left w:w="70" w:type="dxa"/>
+              <w:bottom w:w="70" w:type="dxa"/>
+              <w:right w:w="70" w:type="dxa"/>
+            </w:tcMar>
+            <w:tcMar>
+              <w:top w:w="70" w:type="dxa"/>
+              <w:left w:w="70" w:type="dxa"/>
+              <w:bottom w:w="70" w:type="dxa"/>
+              <w:right w:w="70" w:type="dxa"/>
+            </w:tcMar>
+          </w:tcPr>
+          <w:p>
+            <w:pPr>
+              <w:keepNext/>
+              <w:spacing w:line="276" w:lineRule="auto" w:before="0" w:after="40"/>
+              <w:jc w:val="left"/>
+            </w:pPr>
+            <w:r>
+              <w:rPr>
+                <w:rFonts w:ascii="Times New Roman" w:hAnsi="Times New Roman" w:eastAsia="宋体"/>
+                <w:b w:val="0"/>
+                <w:color w:val="000000"/>
+                <w:sz w:val="19"/>
+              </w:rPr>
+              <w:t>已见规范化模板</w:t>
+            </w:r>
+          </w:p>
+        </w:tc>
+        <w:tc>
+          <w:tcPr>
+            <w:tcW w:type="dxa" w:w="1814"/>
+            <w:vAlign w:val="center"/>
+            <w:tcMar>
+              <w:top w:w="70" w:type="dxa"/>
+              <w:left w:w="70" w:type="dxa"/>
+              <w:bottom w:w="70" w:type="dxa"/>
+              <w:right w:w="70" w:type="dxa"/>
+            </w:tcMar>
+            <w:tcMar>
+              <w:top w:w="70" w:type="dxa"/>
+              <w:left w:w="70" w:type="dxa"/>
+              <w:bottom w:w="70" w:type="dxa"/>
+              <w:right w:w="70" w:type="dxa"/>
+            </w:tcMar>
+            <w:tcMar>
+              <w:top w:w="70" w:type="dxa"/>
+              <w:left w:w="70" w:type="dxa"/>
+              <w:bottom w:w="70" w:type="dxa"/>
+              <w:right w:w="70" w:type="dxa"/>
+            </w:tcMar>
+          </w:tcPr>
+          <w:p>
+            <w:pPr>
+              <w:keepNext/>
+              <w:spacing w:line="276" w:lineRule="auto" w:before="0" w:after="40"/>
+              <w:jc w:val="left"/>
+            </w:pPr>
+            <w:r>
+              <w:rPr>
+                <w:rFonts w:ascii="Times New Roman" w:hAnsi="Times New Roman" w:eastAsia="宋体"/>
+                <w:b w:val="0"/>
+                <w:color w:val="000000"/>
+                <w:sz w:val="19"/>
+              </w:rPr>
+              <w:t>738</w:t>
+            </w:r>
+          </w:p>
+        </w:tc>
+        <w:tc>
+          <w:tcPr>
+            <w:tcW w:type="dxa" w:w="2948"/>
+            <w:vAlign w:val="center"/>
+            <w:tcMar>
+              <w:top w:w="70" w:type="dxa"/>
+              <w:left w:w="70" w:type="dxa"/>
+              <w:bottom w:w="70" w:type="dxa"/>
+              <w:right w:w="70" w:type="dxa"/>
+            </w:tcMar>
+            <w:tcMar>
+              <w:top w:w="70" w:type="dxa"/>
+              <w:left w:w="70" w:type="dxa"/>
+              <w:bottom w:w="70" w:type="dxa"/>
+              <w:right w:w="70" w:type="dxa"/>
+            </w:tcMar>
+            <w:tcMar>
+              <w:top w:w="70" w:type="dxa"/>
+              <w:left w:w="70" w:type="dxa"/>
+              <w:bottom w:w="70" w:type="dxa"/>
+              <w:right w:w="70" w:type="dxa"/>
+            </w:tcMar>
+          </w:tcPr>
+          <w:p>
+            <w:pPr>
+              <w:keepNext/>
+              <w:spacing w:line="276" w:lineRule="auto" w:before="0" w:after="40"/>
+              <w:jc w:val="left"/>
+            </w:pPr>
+            <w:r>
+              <w:rPr>
+                <w:rFonts w:ascii="Times New Roman" w:hAnsi="Times New Roman" w:eastAsia="宋体"/>
+                <w:b w:val="0"/>
+                <w:color w:val="000000"/>
+                <w:sz w:val="19"/>
+              </w:rPr>
+              <w:t>100.0000%</w:t>
+            </w:r>
+          </w:p>
+        </w:tc>
+      </w:tr>
+      <w:tr>
+        <w:trPr>
+          <w:cantSplit/>
+        </w:trPr>
+        <w:tc>
+          <w:tcPr>
+            <w:tcW w:type="dxa" w:w="4649"/>
+            <w:vAlign w:val="center"/>
+            <w:tcMar>
+              <w:top w:w="70" w:type="dxa"/>
+              <w:left w:w="70" w:type="dxa"/>
+              <w:bottom w:w="70" w:type="dxa"/>
+              <w:right w:w="70" w:type="dxa"/>
+            </w:tcMar>
+            <w:tcMar>
+              <w:top w:w="70" w:type="dxa"/>
+              <w:left w:w="70" w:type="dxa"/>
+              <w:bottom w:w="70" w:type="dxa"/>
+              <w:right w:w="70" w:type="dxa"/>
+            </w:tcMar>
+            <w:tcMar>
+              <w:top w:w="70" w:type="dxa"/>
+              <w:left w:w="70" w:type="dxa"/>
+              <w:bottom w:w="70" w:type="dxa"/>
+              <w:right w:w="70" w:type="dxa"/>
+            </w:tcMar>
+          </w:tcPr>
+          <w:p>
+            <w:pPr>
+              <w:keepNext/>
+              <w:spacing w:line="276" w:lineRule="auto" w:before="0" w:after="40"/>
+              <w:jc w:val="left"/>
+            </w:pPr>
+            <w:r>
+              <w:rPr>
+                <w:rFonts w:ascii="Times New Roman" w:hAnsi="Times New Roman" w:eastAsia="宋体"/>
+                <w:b w:val="0"/>
+                <w:color w:val="000000"/>
+                <w:sz w:val="19"/>
+              </w:rPr>
+              <w:t>其余模板</w:t>
+            </w:r>
+          </w:p>
+        </w:tc>
+        <w:tc>
+          <w:tcPr>
+            <w:tcW w:type="dxa" w:w="1814"/>
+            <w:vAlign w:val="center"/>
+            <w:tcMar>
+              <w:top w:w="70" w:type="dxa"/>
+              <w:left w:w="70" w:type="dxa"/>
+              <w:bottom w:w="70" w:type="dxa"/>
+              <w:right w:w="70" w:type="dxa"/>
+            </w:tcMar>
+            <w:tcMar>
+              <w:top w:w="70" w:type="dxa"/>
+              <w:left w:w="70" w:type="dxa"/>
+              <w:bottom w:w="70" w:type="dxa"/>
+              <w:right w:w="70" w:type="dxa"/>
+            </w:tcMar>
+            <w:tcMar>
+              <w:top w:w="70" w:type="dxa"/>
+              <w:left w:w="70" w:type="dxa"/>
+              <w:bottom w:w="70" w:type="dxa"/>
+              <w:right w:w="70" w:type="dxa"/>
+            </w:tcMar>
+          </w:tcPr>
+          <w:p>
+            <w:pPr>
+              <w:keepNext/>
+              <w:spacing w:line="276" w:lineRule="auto" w:before="0" w:after="40"/>
+              <w:jc w:val="left"/>
+            </w:pPr>
+            <w:r>
+              <w:rPr>
+                <w:rFonts w:ascii="Times New Roman" w:hAnsi="Times New Roman" w:eastAsia="宋体"/>
+                <w:b w:val="0"/>
+                <w:color w:val="000000"/>
+                <w:sz w:val="19"/>
+              </w:rPr>
+              <w:t>6166</w:t>
+            </w:r>
+          </w:p>
+        </w:tc>
+        <w:tc>
+          <w:tcPr>
+            <w:tcW w:type="dxa" w:w="2948"/>
+            <w:vAlign w:val="center"/>
+            <w:tcMar>
+              <w:top w:w="70" w:type="dxa"/>
+              <w:left w:w="70" w:type="dxa"/>
+              <w:bottom w:w="70" w:type="dxa"/>
+              <w:right w:w="70" w:type="dxa"/>
+            </w:tcMar>
+            <w:tcMar>
+              <w:top w:w="70" w:type="dxa"/>
+              <w:left w:w="70" w:type="dxa"/>
+              <w:bottom w:w="70" w:type="dxa"/>
+              <w:right w:w="70" w:type="dxa"/>
+            </w:tcMar>
+            <w:tcMar>
+              <w:top w:w="70" w:type="dxa"/>
+              <w:left w:w="70" w:type="dxa"/>
+              <w:bottom w:w="70" w:type="dxa"/>
+              <w:right w:w="70" w:type="dxa"/>
+            </w:tcMar>
+          </w:tcPr>
+          <w:p>
+            <w:pPr>
+              <w:keepNext/>
+              <w:spacing w:line="276" w:lineRule="auto" w:before="0" w:after="40"/>
+              <w:jc w:val="left"/>
+            </w:pPr>
+            <w:r>
+              <w:rPr>
+                <w:rFonts w:ascii="Times New Roman" w:hAnsi="Times New Roman" w:eastAsia="宋体"/>
+                <w:b w:val="0"/>
+                <w:color w:val="000000"/>
+                <w:sz w:val="19"/>
+              </w:rPr>
+              <w:t>65.7466%</w:t>
+            </w:r>
+          </w:p>
+        </w:tc>
+      </w:tr>
+      <w:tr>
+        <w:trPr>
+          <w:cantSplit/>
+        </w:trPr>
+        <w:tc>
+          <w:tcPr>
+            <w:tcW w:type="dxa" w:w="4649"/>
+            <w:vAlign w:val="center"/>
+            <w:tcMar>
+              <w:top w:w="70" w:type="dxa"/>
+              <w:left w:w="70" w:type="dxa"/>
+              <w:bottom w:w="70" w:type="dxa"/>
+              <w:right w:w="70" w:type="dxa"/>
+            </w:tcMar>
+            <w:tcMar>
+              <w:top w:w="70" w:type="dxa"/>
+              <w:left w:w="70" w:type="dxa"/>
+              <w:bottom w:w="70" w:type="dxa"/>
+              <w:right w:w="70" w:type="dxa"/>
+            </w:tcMar>
+            <w:tcMar>
+              <w:top w:w="70" w:type="dxa"/>
+              <w:left w:w="70" w:type="dxa"/>
+              <w:bottom w:w="70" w:type="dxa"/>
+              <w:right w:w="70" w:type="dxa"/>
+            </w:tcMar>
+          </w:tcPr>
+          <w:p>
+            <w:pPr>
+              <w:keepNext w:val="0"/>
+              <w:spacing w:line="276" w:lineRule="auto" w:before="0" w:after="40"/>
+              <w:jc w:val="left"/>
+            </w:pPr>
+            <w:r>
+              <w:rPr>
+                <w:rFonts w:ascii="Times New Roman" w:hAnsi="Times New Roman" w:eastAsia="宋体"/>
+                <w:b w:val="0"/>
+                <w:color w:val="000000"/>
+                <w:sz w:val="19"/>
+              </w:rPr>
+              <w:t>混合全体</w:t>
+            </w:r>
+          </w:p>
+        </w:tc>
+        <w:tc>
+          <w:tcPr>
+            <w:tcW w:type="dxa" w:w="1814"/>
+            <w:vAlign w:val="center"/>
+            <w:tcMar>
+              <w:top w:w="70" w:type="dxa"/>
+              <w:left w:w="70" w:type="dxa"/>
+              <w:bottom w:w="70" w:type="dxa"/>
+              <w:right w:w="70" w:type="dxa"/>
+            </w:tcMar>
+            <w:tcMar>
+              <w:top w:w="70" w:type="dxa"/>
+              <w:left w:w="70" w:type="dxa"/>
+              <w:bottom w:w="70" w:type="dxa"/>
+              <w:right w:w="70" w:type="dxa"/>
+            </w:tcMar>
+            <w:tcMar>
+              <w:top w:w="70" w:type="dxa"/>
+              <w:left w:w="70" w:type="dxa"/>
+              <w:bottom w:w="70" w:type="dxa"/>
+              <w:right w:w="70" w:type="dxa"/>
+            </w:tcMar>
+          </w:tcPr>
+          <w:p>
+            <w:pPr>
+              <w:keepNext w:val="0"/>
+              <w:spacing w:line="276" w:lineRule="auto" w:before="0" w:after="40"/>
+              <w:jc w:val="left"/>
+            </w:pPr>
+            <w:r>
+              <w:rPr>
+                <w:rFonts w:ascii="Times New Roman" w:hAnsi="Times New Roman" w:eastAsia="宋体"/>
+                <w:b w:val="0"/>
+                <w:color w:val="000000"/>
+                <w:sz w:val="19"/>
+              </w:rPr>
+              <w:t>6904</w:t>
+            </w:r>
+          </w:p>
+        </w:tc>
+        <w:tc>
+          <w:tcPr>
+            <w:tcW w:type="dxa" w:w="2948"/>
+            <w:vAlign w:val="center"/>
+            <w:tcMar>
+              <w:top w:w="70" w:type="dxa"/>
+              <w:left w:w="70" w:type="dxa"/>
+              <w:bottom w:w="70" w:type="dxa"/>
+              <w:right w:w="70" w:type="dxa"/>
+            </w:tcMar>
+            <w:tcMar>
+              <w:top w:w="70" w:type="dxa"/>
+              <w:left w:w="70" w:type="dxa"/>
+              <w:bottom w:w="70" w:type="dxa"/>
+              <w:right w:w="70" w:type="dxa"/>
+            </w:tcMar>
+            <w:tcMar>
+              <w:top w:w="70" w:type="dxa"/>
+              <w:left w:w="70" w:type="dxa"/>
+              <w:bottom w:w="70" w:type="dxa"/>
+              <w:right w:w="70" w:type="dxa"/>
+            </w:tcMar>
+          </w:tcPr>
+          <w:p>
+            <w:pPr>
+              <w:keepNext w:val="0"/>
+              <w:spacing w:line="276" w:lineRule="auto" w:before="0" w:after="40"/>
+              <w:jc w:val="left"/>
+            </w:pPr>
+            <w:r>
+              <w:rPr>
+                <w:rFonts w:ascii="Times New Roman" w:hAnsi="Times New Roman" w:eastAsia="宋体"/>
+                <w:b w:val="0"/>
+                <w:color w:val="000000"/>
+                <w:sz w:val="19"/>
+              </w:rPr>
+              <w:t>69.4081%</w:t>
+            </w:r>
+          </w:p>
+        </w:tc>
+      </w:tr>
+    </w:tbl>
+    <w:p>
+      <w:pPr>
+        <w:keepNext w:val="0"/>
+        <w:keepLines w:val="0"/>
+        <w:pageBreakBefore w:val="0"/>
+        <w:widowControl/>
+        <w:spacing w:line="300" w:lineRule="auto" w:before="0" w:after="80"/>
+        <w:jc w:val="both"/>
+      </w:pPr>
+      <w:r>
+        <w:rPr>
+          <w:rFonts w:ascii="Times New Roman" w:hAnsi="Times New Roman" w:eastAsia="宋体"/>
+          <w:color w:val="000000"/>
+          <w:sz w:val="21"/>
+        </w:rPr>
+        <w:t>738+6166=6904。其余模板仅表示未找到上述规范化精确匹配，不等于独立真人自然问答；6868道验证题的该类重叠为0。原v1/v2冻结数据和原分数保留，v3新增合并训练模板防重叠校验，未据此重新训练。原预测、分组题号和复算脚本见verification/2026-10-31/pr12_audit_fixes/freeform/及scripts/audit_freeform_overlap.py。</w:t>
+      </w:r>
+    </w:p>
+    <w:p>
+      <w:pPr>
+        <w:pStyle w:val="Heading3"/>
+        <w:keepNext/>
+        <w:keepLines w:val="0"/>
+        <w:pageBreakBefore w:val="0"/>
+        <w:widowControl/>
+        <w:spacing w:line="300" w:lineRule="auto" w:before="200" w:after="100"/>
+        <w:jc w:val="left"/>
+      </w:pPr>
+      <w:r>
+        <w:rPr>
+          <w:rFonts w:ascii="Times New Roman" w:hAnsi="Times New Roman" w:eastAsia="宋体"/>
+          <w:b/>
+          <w:i w:val="0"/>
+          <w:color w:val="000000"/>
+          <w:sz w:val="22"/>
+        </w:rPr>
+        <w:t>P0证据回答修订</w:t>
+      </w:r>
+    </w:p>
+    <w:p>
+      <w:pPr>
+        <w:keepNext w:val="0"/>
+        <w:keepLines w:val="0"/>
+        <w:pageBreakBefore w:val="0"/>
+        <w:widowControl/>
+        <w:spacing w:line="300" w:lineRule="auto" w:before="0" w:after="80"/>
+        <w:jc w:val="both"/>
+      </w:pPr>
+      <w:r>
+        <w:rPr>
+          <w:rFonts w:ascii="Times New Roman" w:hAnsi="Times New Roman" w:eastAsia="宋体"/>
+          <w:color w:val="000000"/>
+          <w:sz w:val="21"/>
+        </w:rPr>
+        <w:t>2026年10月31日审计修订后，P0最终展示始终由render_tool按执行结果生成完整受控证据句，模型原文仅存于raw_answer。只有与受控句仅空白不同且引用完全匹配的文本可标为accepted；正确引用不能证明任意附加断言成立。中英文合成控制器测试覆盖导演误写为演员、主客体颠倒及追加无证据获奖信息，均不得进入最终答案。这属于控制器测试，不是声称真实Qwen生成了这些错误。错误计划及图谱缺失仍需分别检查。</w:t>
+      </w:r>
+    </w:p>
+    <w:p>
+      <w:pPr>
+        <w:keepNext w:val="0"/>
+        <w:keepLines w:val="0"/>
+        <w:pageBreakBefore w:val="0"/>
+        <w:widowControl/>
+        <w:spacing w:line="300" w:lineRule="auto" w:before="0" w:after="80"/>
+        <w:jc w:val="both"/>
+      </w:pPr>
+      <w:r>
+        <w:rPr>
+          <w:rFonts w:ascii="Times New Roman" w:hAnsi="Times New Roman" w:eastAsia="宋体"/>
+          <w:color w:val="000000"/>
+          <w:sz w:val="21"/>
+        </w:rPr>
+        <w:t>对原20题保存输出的离线控制器重放使模板回退从11/20变为13/20，原accepted中的2条文本被拦下；没有调用模型、重新执行计划或重新测量延迟。上表11/20及延迟保留原开发运行口径，新重放另存pr12_audit_fixes/p0_guard_replay/，不能解释为模型能力提升。</w:t>
       </w:r>
     </w:p>
     <w:p>
@@ -8656,6 +12866,24 @@
           <w:right w:val="single" w:sz="4" w:color="D9D9D9"/>
           <w:insideH w:val="single" w:sz="4" w:color="D9D9D9"/>
           <w:insideV w:val="single" w:sz="4" w:color="D9D9D9"/>
+          <w:top w:val="single" w:sz="4" w:color="D9D9D9"/>
+          <w:left w:val="single" w:sz="4" w:color="D9D9D9"/>
+          <w:bottom w:val="single" w:sz="4" w:color="D9D9D9"/>
+          <w:right w:val="single" w:sz="4" w:color="D9D9D9"/>
+          <w:insideH w:val="single" w:sz="4" w:color="D9D9D9"/>
+          <w:insideV w:val="single" w:sz="4" w:color="D9D9D9"/>
+          <w:top w:val="single" w:sz="4" w:color="D9D9D9"/>
+          <w:left w:val="single" w:sz="4" w:color="D9D9D9"/>
+          <w:bottom w:val="single" w:sz="4" w:color="D9D9D9"/>
+          <w:right w:val="single" w:sz="4" w:color="D9D9D9"/>
+          <w:insideH w:val="single" w:sz="4" w:color="D9D9D9"/>
+          <w:insideV w:val="single" w:sz="4" w:color="D9D9D9"/>
+          <w:top w:val="single" w:sz="4" w:color="D9D9D9"/>
+          <w:left w:val="single" w:sz="4" w:color="D9D9D9"/>
+          <w:bottom w:val="single" w:sz="4" w:color="D9D9D9"/>
+          <w:right w:val="single" w:sz="4" w:color="D9D9D9"/>
+          <w:insideH w:val="single" w:sz="4" w:color="D9D9D9"/>
+          <w:insideV w:val="single" w:sz="4" w:color="D9D9D9"/>
         </w:tblBorders>
       </w:tblPr>
       <w:tblGrid>
@@ -8669,6 +12897,9 @@
           <w:cantSplit/>
           <w:tblHeader/>
           <w:tblHeader/>
+          <w:tblHeader/>
+          <w:tblHeader/>
+          <w:tblHeader/>
         </w:trPr>
         <w:tc>
           <w:tcPr>
@@ -8681,6 +12912,27 @@
               <w:right w:w="80" w:type="dxa"/>
             </w:tcMar>
             <w:shd w:fill="EFEFEF"/>
+            <w:tcMar>
+              <w:top w:w="70" w:type="dxa"/>
+              <w:left w:w="70" w:type="dxa"/>
+              <w:bottom w:w="70" w:type="dxa"/>
+              <w:right w:w="70" w:type="dxa"/>
+            </w:tcMar>
+            <w:shd w:fill="E7E6E6"/>
+            <w:tcMar>
+              <w:top w:w="70" w:type="dxa"/>
+              <w:left w:w="70" w:type="dxa"/>
+              <w:bottom w:w="70" w:type="dxa"/>
+              <w:right w:w="70" w:type="dxa"/>
+            </w:tcMar>
+            <w:shd w:fill="E7E6E6"/>
+            <w:tcMar>
+              <w:top w:w="70" w:type="dxa"/>
+              <w:left w:w="70" w:type="dxa"/>
+              <w:bottom w:w="70" w:type="dxa"/>
+              <w:right w:w="70" w:type="dxa"/>
+            </w:tcMar>
+            <w:shd w:fill="E7E6E6"/>
             <w:tcMar>
               <w:top w:w="70" w:type="dxa"/>
               <w:left w:w="70" w:type="dxa"/>
@@ -8725,6 +12977,27 @@
               <w:right w:w="70" w:type="dxa"/>
             </w:tcMar>
             <w:shd w:fill="E7E6E6"/>
+            <w:tcMar>
+              <w:top w:w="70" w:type="dxa"/>
+              <w:left w:w="70" w:type="dxa"/>
+              <w:bottom w:w="70" w:type="dxa"/>
+              <w:right w:w="70" w:type="dxa"/>
+            </w:tcMar>
+            <w:shd w:fill="E7E6E6"/>
+            <w:tcMar>
+              <w:top w:w="70" w:type="dxa"/>
+              <w:left w:w="70" w:type="dxa"/>
+              <w:bottom w:w="70" w:type="dxa"/>
+              <w:right w:w="70" w:type="dxa"/>
+            </w:tcMar>
+            <w:shd w:fill="E7E6E6"/>
+            <w:tcMar>
+              <w:top w:w="70" w:type="dxa"/>
+              <w:left w:w="70" w:type="dxa"/>
+              <w:bottom w:w="70" w:type="dxa"/>
+              <w:right w:w="70" w:type="dxa"/>
+            </w:tcMar>
+            <w:shd w:fill="E7E6E6"/>
           </w:tcPr>
           <w:p>
             <w:pPr>
@@ -8755,6 +13028,27 @@
               <w:right w:w="80" w:type="dxa"/>
             </w:tcMar>
             <w:shd w:fill="EFEFEF"/>
+            <w:tcMar>
+              <w:top w:w="70" w:type="dxa"/>
+              <w:left w:w="70" w:type="dxa"/>
+              <w:bottom w:w="70" w:type="dxa"/>
+              <w:right w:w="70" w:type="dxa"/>
+            </w:tcMar>
+            <w:shd w:fill="E7E6E6"/>
+            <w:tcMar>
+              <w:top w:w="70" w:type="dxa"/>
+              <w:left w:w="70" w:type="dxa"/>
+              <w:bottom w:w="70" w:type="dxa"/>
+              <w:right w:w="70" w:type="dxa"/>
+            </w:tcMar>
+            <w:shd w:fill="E7E6E6"/>
+            <w:tcMar>
+              <w:top w:w="70" w:type="dxa"/>
+              <w:left w:w="70" w:type="dxa"/>
+              <w:bottom w:w="70" w:type="dxa"/>
+              <w:right w:w="70" w:type="dxa"/>
+            </w:tcMar>
+            <w:shd w:fill="E7E6E6"/>
             <w:tcMar>
               <w:top w:w="70" w:type="dxa"/>
               <w:left w:w="70" w:type="dxa"/>
@@ -8792,6 +13086,27 @@
               <w:right w:w="80" w:type="dxa"/>
             </w:tcMar>
             <w:shd w:fill="EFEFEF"/>
+            <w:tcMar>
+              <w:top w:w="70" w:type="dxa"/>
+              <w:left w:w="70" w:type="dxa"/>
+              <w:bottom w:w="70" w:type="dxa"/>
+              <w:right w:w="70" w:type="dxa"/>
+            </w:tcMar>
+            <w:shd w:fill="E7E6E6"/>
+            <w:tcMar>
+              <w:top w:w="70" w:type="dxa"/>
+              <w:left w:w="70" w:type="dxa"/>
+              <w:bottom w:w="70" w:type="dxa"/>
+              <w:right w:w="70" w:type="dxa"/>
+            </w:tcMar>
+            <w:shd w:fill="E7E6E6"/>
+            <w:tcMar>
+              <w:top w:w="70" w:type="dxa"/>
+              <w:left w:w="70" w:type="dxa"/>
+              <w:bottom w:w="70" w:type="dxa"/>
+              <w:right w:w="70" w:type="dxa"/>
+            </w:tcMar>
+            <w:shd w:fill="E7E6E6"/>
             <w:tcMar>
               <w:top w:w="70" w:type="dxa"/>
               <w:left w:w="70" w:type="dxa"/>
@@ -8839,6 +13154,24 @@
               <w:bottom w:w="70" w:type="dxa"/>
               <w:right w:w="70" w:type="dxa"/>
             </w:tcMar>
+            <w:tcMar>
+              <w:top w:w="70" w:type="dxa"/>
+              <w:left w:w="70" w:type="dxa"/>
+              <w:bottom w:w="70" w:type="dxa"/>
+              <w:right w:w="70" w:type="dxa"/>
+            </w:tcMar>
+            <w:tcMar>
+              <w:top w:w="70" w:type="dxa"/>
+              <w:left w:w="70" w:type="dxa"/>
+              <w:bottom w:w="70" w:type="dxa"/>
+              <w:right w:w="70" w:type="dxa"/>
+            </w:tcMar>
+            <w:tcMar>
+              <w:top w:w="70" w:type="dxa"/>
+              <w:left w:w="70" w:type="dxa"/>
+              <w:bottom w:w="70" w:type="dxa"/>
+              <w:right w:w="70" w:type="dxa"/>
+            </w:tcMar>
           </w:tcPr>
           <w:p>
             <w:pPr>
@@ -8874,6 +13207,24 @@
               <w:bottom w:w="70" w:type="dxa"/>
               <w:right w:w="70" w:type="dxa"/>
             </w:tcMar>
+            <w:tcMar>
+              <w:top w:w="70" w:type="dxa"/>
+              <w:left w:w="70" w:type="dxa"/>
+              <w:bottom w:w="70" w:type="dxa"/>
+              <w:right w:w="70" w:type="dxa"/>
+            </w:tcMar>
+            <w:tcMar>
+              <w:top w:w="70" w:type="dxa"/>
+              <w:left w:w="70" w:type="dxa"/>
+              <w:bottom w:w="70" w:type="dxa"/>
+              <w:right w:w="70" w:type="dxa"/>
+            </w:tcMar>
+            <w:tcMar>
+              <w:top w:w="70" w:type="dxa"/>
+              <w:left w:w="70" w:type="dxa"/>
+              <w:bottom w:w="70" w:type="dxa"/>
+              <w:right w:w="70" w:type="dxa"/>
+            </w:tcMar>
           </w:tcPr>
           <w:p>
             <w:pPr>
@@ -8909,6 +13260,24 @@
               <w:bottom w:w="70" w:type="dxa"/>
               <w:right w:w="70" w:type="dxa"/>
             </w:tcMar>
+            <w:tcMar>
+              <w:top w:w="70" w:type="dxa"/>
+              <w:left w:w="70" w:type="dxa"/>
+              <w:bottom w:w="70" w:type="dxa"/>
+              <w:right w:w="70" w:type="dxa"/>
+            </w:tcMar>
+            <w:tcMar>
+              <w:top w:w="70" w:type="dxa"/>
+              <w:left w:w="70" w:type="dxa"/>
+              <w:bottom w:w="70" w:type="dxa"/>
+              <w:right w:w="70" w:type="dxa"/>
+            </w:tcMar>
+            <w:tcMar>
+              <w:top w:w="70" w:type="dxa"/>
+              <w:left w:w="70" w:type="dxa"/>
+              <w:bottom w:w="70" w:type="dxa"/>
+              <w:right w:w="70" w:type="dxa"/>
+            </w:tcMar>
           </w:tcPr>
           <w:p>
             <w:pPr>
@@ -8937,6 +13306,24 @@
               <w:bottom w:w="60" w:type="dxa"/>
               <w:left w:w="80" w:type="dxa"/>
               <w:right w:w="80" w:type="dxa"/>
+            </w:tcMar>
+            <w:tcMar>
+              <w:top w:w="70" w:type="dxa"/>
+              <w:left w:w="70" w:type="dxa"/>
+              <w:bottom w:w="70" w:type="dxa"/>
+              <w:right w:w="70" w:type="dxa"/>
+            </w:tcMar>
+            <w:tcMar>
+              <w:top w:w="70" w:type="dxa"/>
+              <w:left w:w="70" w:type="dxa"/>
+              <w:bottom w:w="70" w:type="dxa"/>
+              <w:right w:w="70" w:type="dxa"/>
+            </w:tcMar>
+            <w:tcMar>
+              <w:top w:w="70" w:type="dxa"/>
+              <w:left w:w="70" w:type="dxa"/>
+              <w:bottom w:w="70" w:type="dxa"/>
+              <w:right w:w="70" w:type="dxa"/>
             </w:tcMar>
             <w:tcMar>
               <w:top w:w="70" w:type="dxa"/>
@@ -8984,6 +13371,24 @@
               <w:bottom w:w="70" w:type="dxa"/>
               <w:right w:w="70" w:type="dxa"/>
             </w:tcMar>
+            <w:tcMar>
+              <w:top w:w="70" w:type="dxa"/>
+              <w:left w:w="70" w:type="dxa"/>
+              <w:bottom w:w="70" w:type="dxa"/>
+              <w:right w:w="70" w:type="dxa"/>
+            </w:tcMar>
+            <w:tcMar>
+              <w:top w:w="70" w:type="dxa"/>
+              <w:left w:w="70" w:type="dxa"/>
+              <w:bottom w:w="70" w:type="dxa"/>
+              <w:right w:w="70" w:type="dxa"/>
+            </w:tcMar>
+            <w:tcMar>
+              <w:top w:w="70" w:type="dxa"/>
+              <w:left w:w="70" w:type="dxa"/>
+              <w:bottom w:w="70" w:type="dxa"/>
+              <w:right w:w="70" w:type="dxa"/>
+            </w:tcMar>
           </w:tcPr>
           <w:p>
             <w:pPr>
@@ -9019,6 +13424,24 @@
               <w:bottom w:w="70" w:type="dxa"/>
               <w:right w:w="70" w:type="dxa"/>
             </w:tcMar>
+            <w:tcMar>
+              <w:top w:w="70" w:type="dxa"/>
+              <w:left w:w="70" w:type="dxa"/>
+              <w:bottom w:w="70" w:type="dxa"/>
+              <w:right w:w="70" w:type="dxa"/>
+            </w:tcMar>
+            <w:tcMar>
+              <w:top w:w="70" w:type="dxa"/>
+              <w:left w:w="70" w:type="dxa"/>
+              <w:bottom w:w="70" w:type="dxa"/>
+              <w:right w:w="70" w:type="dxa"/>
+            </w:tcMar>
+            <w:tcMar>
+              <w:top w:w="70" w:type="dxa"/>
+              <w:left w:w="70" w:type="dxa"/>
+              <w:bottom w:w="70" w:type="dxa"/>
+              <w:right w:w="70" w:type="dxa"/>
+            </w:tcMar>
           </w:tcPr>
           <w:p>
             <w:pPr>
@@ -9054,6 +13477,24 @@
               <w:bottom w:w="70" w:type="dxa"/>
               <w:right w:w="70" w:type="dxa"/>
             </w:tcMar>
+            <w:tcMar>
+              <w:top w:w="70" w:type="dxa"/>
+              <w:left w:w="70" w:type="dxa"/>
+              <w:bottom w:w="70" w:type="dxa"/>
+              <w:right w:w="70" w:type="dxa"/>
+            </w:tcMar>
+            <w:tcMar>
+              <w:top w:w="70" w:type="dxa"/>
+              <w:left w:w="70" w:type="dxa"/>
+              <w:bottom w:w="70" w:type="dxa"/>
+              <w:right w:w="70" w:type="dxa"/>
+            </w:tcMar>
+            <w:tcMar>
+              <w:top w:w="70" w:type="dxa"/>
+              <w:left w:w="70" w:type="dxa"/>
+              <w:bottom w:w="70" w:type="dxa"/>
+              <w:right w:w="70" w:type="dxa"/>
+            </w:tcMar>
           </w:tcPr>
           <w:p>
             <w:pPr>
@@ -9082,6 +13523,24 @@
               <w:bottom w:w="60" w:type="dxa"/>
               <w:left w:w="80" w:type="dxa"/>
               <w:right w:w="80" w:type="dxa"/>
+            </w:tcMar>
+            <w:tcMar>
+              <w:top w:w="70" w:type="dxa"/>
+              <w:left w:w="70" w:type="dxa"/>
+              <w:bottom w:w="70" w:type="dxa"/>
+              <w:right w:w="70" w:type="dxa"/>
+            </w:tcMar>
+            <w:tcMar>
+              <w:top w:w="70" w:type="dxa"/>
+              <w:left w:w="70" w:type="dxa"/>
+              <w:bottom w:w="70" w:type="dxa"/>
+              <w:right w:w="70" w:type="dxa"/>
+            </w:tcMar>
+            <w:tcMar>
+              <w:top w:w="70" w:type="dxa"/>
+              <w:left w:w="70" w:type="dxa"/>
+              <w:bottom w:w="70" w:type="dxa"/>
+              <w:right w:w="70" w:type="dxa"/>
             </w:tcMar>
             <w:tcMar>
               <w:top w:w="70" w:type="dxa"/>
@@ -9129,6 +13588,24 @@
               <w:bottom w:w="70" w:type="dxa"/>
               <w:right w:w="70" w:type="dxa"/>
             </w:tcMar>
+            <w:tcMar>
+              <w:top w:w="70" w:type="dxa"/>
+              <w:left w:w="70" w:type="dxa"/>
+              <w:bottom w:w="70" w:type="dxa"/>
+              <w:right w:w="70" w:type="dxa"/>
+            </w:tcMar>
+            <w:tcMar>
+              <w:top w:w="70" w:type="dxa"/>
+              <w:left w:w="70" w:type="dxa"/>
+              <w:bottom w:w="70" w:type="dxa"/>
+              <w:right w:w="70" w:type="dxa"/>
+            </w:tcMar>
+            <w:tcMar>
+              <w:top w:w="70" w:type="dxa"/>
+              <w:left w:w="70" w:type="dxa"/>
+              <w:bottom w:w="70" w:type="dxa"/>
+              <w:right w:w="70" w:type="dxa"/>
+            </w:tcMar>
           </w:tcPr>
           <w:p>
             <w:pPr>
@@ -9164,6 +13641,24 @@
               <w:bottom w:w="70" w:type="dxa"/>
               <w:right w:w="70" w:type="dxa"/>
             </w:tcMar>
+            <w:tcMar>
+              <w:top w:w="70" w:type="dxa"/>
+              <w:left w:w="70" w:type="dxa"/>
+              <w:bottom w:w="70" w:type="dxa"/>
+              <w:right w:w="70" w:type="dxa"/>
+            </w:tcMar>
+            <w:tcMar>
+              <w:top w:w="70" w:type="dxa"/>
+              <w:left w:w="70" w:type="dxa"/>
+              <w:bottom w:w="70" w:type="dxa"/>
+              <w:right w:w="70" w:type="dxa"/>
+            </w:tcMar>
+            <w:tcMar>
+              <w:top w:w="70" w:type="dxa"/>
+              <w:left w:w="70" w:type="dxa"/>
+              <w:bottom w:w="70" w:type="dxa"/>
+              <w:right w:w="70" w:type="dxa"/>
+            </w:tcMar>
           </w:tcPr>
           <w:p>
             <w:pPr>
@@ -9199,6 +13694,24 @@
               <w:bottom w:w="70" w:type="dxa"/>
               <w:right w:w="70" w:type="dxa"/>
             </w:tcMar>
+            <w:tcMar>
+              <w:top w:w="70" w:type="dxa"/>
+              <w:left w:w="70" w:type="dxa"/>
+              <w:bottom w:w="70" w:type="dxa"/>
+              <w:right w:w="70" w:type="dxa"/>
+            </w:tcMar>
+            <w:tcMar>
+              <w:top w:w="70" w:type="dxa"/>
+              <w:left w:w="70" w:type="dxa"/>
+              <w:bottom w:w="70" w:type="dxa"/>
+              <w:right w:w="70" w:type="dxa"/>
+            </w:tcMar>
+            <w:tcMar>
+              <w:top w:w="70" w:type="dxa"/>
+              <w:left w:w="70" w:type="dxa"/>
+              <w:bottom w:w="70" w:type="dxa"/>
+              <w:right w:w="70" w:type="dxa"/>
+            </w:tcMar>
           </w:tcPr>
           <w:p>
             <w:pPr>
@@ -9227,6 +13740,24 @@
               <w:bottom w:w="60" w:type="dxa"/>
               <w:left w:w="80" w:type="dxa"/>
               <w:right w:w="80" w:type="dxa"/>
+            </w:tcMar>
+            <w:tcMar>
+              <w:top w:w="70" w:type="dxa"/>
+              <w:left w:w="70" w:type="dxa"/>
+              <w:bottom w:w="70" w:type="dxa"/>
+              <w:right w:w="70" w:type="dxa"/>
+            </w:tcMar>
+            <w:tcMar>
+              <w:top w:w="70" w:type="dxa"/>
+              <w:left w:w="70" w:type="dxa"/>
+              <w:bottom w:w="70" w:type="dxa"/>
+              <w:right w:w="70" w:type="dxa"/>
+            </w:tcMar>
+            <w:tcMar>
+              <w:top w:w="70" w:type="dxa"/>
+              <w:left w:w="70" w:type="dxa"/>
+              <w:bottom w:w="70" w:type="dxa"/>
+              <w:right w:w="70" w:type="dxa"/>
             </w:tcMar>
             <w:tcMar>
               <w:top w:w="70" w:type="dxa"/>
@@ -9274,6 +13805,24 @@
               <w:bottom w:w="70" w:type="dxa"/>
               <w:right w:w="70" w:type="dxa"/>
             </w:tcMar>
+            <w:tcMar>
+              <w:top w:w="70" w:type="dxa"/>
+              <w:left w:w="70" w:type="dxa"/>
+              <w:bottom w:w="70" w:type="dxa"/>
+              <w:right w:w="70" w:type="dxa"/>
+            </w:tcMar>
+            <w:tcMar>
+              <w:top w:w="70" w:type="dxa"/>
+              <w:left w:w="70" w:type="dxa"/>
+              <w:bottom w:w="70" w:type="dxa"/>
+              <w:right w:w="70" w:type="dxa"/>
+            </w:tcMar>
+            <w:tcMar>
+              <w:top w:w="70" w:type="dxa"/>
+              <w:left w:w="70" w:type="dxa"/>
+              <w:bottom w:w="70" w:type="dxa"/>
+              <w:right w:w="70" w:type="dxa"/>
+            </w:tcMar>
           </w:tcPr>
           <w:p>
             <w:pPr>
@@ -9309,6 +13858,24 @@
               <w:bottom w:w="70" w:type="dxa"/>
               <w:right w:w="70" w:type="dxa"/>
             </w:tcMar>
+            <w:tcMar>
+              <w:top w:w="70" w:type="dxa"/>
+              <w:left w:w="70" w:type="dxa"/>
+              <w:bottom w:w="70" w:type="dxa"/>
+              <w:right w:w="70" w:type="dxa"/>
+            </w:tcMar>
+            <w:tcMar>
+              <w:top w:w="70" w:type="dxa"/>
+              <w:left w:w="70" w:type="dxa"/>
+              <w:bottom w:w="70" w:type="dxa"/>
+              <w:right w:w="70" w:type="dxa"/>
+            </w:tcMar>
+            <w:tcMar>
+              <w:top w:w="70" w:type="dxa"/>
+              <w:left w:w="70" w:type="dxa"/>
+              <w:bottom w:w="70" w:type="dxa"/>
+              <w:right w:w="70" w:type="dxa"/>
+            </w:tcMar>
           </w:tcPr>
           <w:p>
             <w:pPr>
@@ -9344,6 +13911,24 @@
               <w:bottom w:w="70" w:type="dxa"/>
               <w:right w:w="70" w:type="dxa"/>
             </w:tcMar>
+            <w:tcMar>
+              <w:top w:w="70" w:type="dxa"/>
+              <w:left w:w="70" w:type="dxa"/>
+              <w:bottom w:w="70" w:type="dxa"/>
+              <w:right w:w="70" w:type="dxa"/>
+            </w:tcMar>
+            <w:tcMar>
+              <w:top w:w="70" w:type="dxa"/>
+              <w:left w:w="70" w:type="dxa"/>
+              <w:bottom w:w="70" w:type="dxa"/>
+              <w:right w:w="70" w:type="dxa"/>
+            </w:tcMar>
+            <w:tcMar>
+              <w:top w:w="70" w:type="dxa"/>
+              <w:left w:w="70" w:type="dxa"/>
+              <w:bottom w:w="70" w:type="dxa"/>
+              <w:right w:w="70" w:type="dxa"/>
+            </w:tcMar>
           </w:tcPr>
           <w:p>
             <w:pPr>
@@ -9372,6 +13957,24 @@
               <w:bottom w:w="60" w:type="dxa"/>
               <w:left w:w="80" w:type="dxa"/>
               <w:right w:w="80" w:type="dxa"/>
+            </w:tcMar>
+            <w:tcMar>
+              <w:top w:w="70" w:type="dxa"/>
+              <w:left w:w="70" w:type="dxa"/>
+              <w:bottom w:w="70" w:type="dxa"/>
+              <w:right w:w="70" w:type="dxa"/>
+            </w:tcMar>
+            <w:tcMar>
+              <w:top w:w="70" w:type="dxa"/>
+              <w:left w:w="70" w:type="dxa"/>
+              <w:bottom w:w="70" w:type="dxa"/>
+              <w:right w:w="70" w:type="dxa"/>
+            </w:tcMar>
+            <w:tcMar>
+              <w:top w:w="70" w:type="dxa"/>
+              <w:left w:w="70" w:type="dxa"/>
+              <w:bottom w:w="70" w:type="dxa"/>
+              <w:right w:w="70" w:type="dxa"/>
             </w:tcMar>
             <w:tcMar>
               <w:top w:w="70" w:type="dxa"/>
@@ -9419,6 +14022,24 @@
               <w:bottom w:w="70" w:type="dxa"/>
               <w:right w:w="70" w:type="dxa"/>
             </w:tcMar>
+            <w:tcMar>
+              <w:top w:w="70" w:type="dxa"/>
+              <w:left w:w="70" w:type="dxa"/>
+              <w:bottom w:w="70" w:type="dxa"/>
+              <w:right w:w="70" w:type="dxa"/>
+            </w:tcMar>
+            <w:tcMar>
+              <w:top w:w="70" w:type="dxa"/>
+              <w:left w:w="70" w:type="dxa"/>
+              <w:bottom w:w="70" w:type="dxa"/>
+              <w:right w:w="70" w:type="dxa"/>
+            </w:tcMar>
+            <w:tcMar>
+              <w:top w:w="70" w:type="dxa"/>
+              <w:left w:w="70" w:type="dxa"/>
+              <w:bottom w:w="70" w:type="dxa"/>
+              <w:right w:w="70" w:type="dxa"/>
+            </w:tcMar>
           </w:tcPr>
           <w:p>
             <w:pPr>
@@ -9454,6 +14075,24 @@
               <w:bottom w:w="70" w:type="dxa"/>
               <w:right w:w="70" w:type="dxa"/>
             </w:tcMar>
+            <w:tcMar>
+              <w:top w:w="70" w:type="dxa"/>
+              <w:left w:w="70" w:type="dxa"/>
+              <w:bottom w:w="70" w:type="dxa"/>
+              <w:right w:w="70" w:type="dxa"/>
+            </w:tcMar>
+            <w:tcMar>
+              <w:top w:w="70" w:type="dxa"/>
+              <w:left w:w="70" w:type="dxa"/>
+              <w:bottom w:w="70" w:type="dxa"/>
+              <w:right w:w="70" w:type="dxa"/>
+            </w:tcMar>
+            <w:tcMar>
+              <w:top w:w="70" w:type="dxa"/>
+              <w:left w:w="70" w:type="dxa"/>
+              <w:bottom w:w="70" w:type="dxa"/>
+              <w:right w:w="70" w:type="dxa"/>
+            </w:tcMar>
           </w:tcPr>
           <w:p>
             <w:pPr>
@@ -9489,6 +14128,24 @@
               <w:bottom w:w="70" w:type="dxa"/>
               <w:right w:w="70" w:type="dxa"/>
             </w:tcMar>
+            <w:tcMar>
+              <w:top w:w="70" w:type="dxa"/>
+              <w:left w:w="70" w:type="dxa"/>
+              <w:bottom w:w="70" w:type="dxa"/>
+              <w:right w:w="70" w:type="dxa"/>
+            </w:tcMar>
+            <w:tcMar>
+              <w:top w:w="70" w:type="dxa"/>
+              <w:left w:w="70" w:type="dxa"/>
+              <w:bottom w:w="70" w:type="dxa"/>
+              <w:right w:w="70" w:type="dxa"/>
+            </w:tcMar>
+            <w:tcMar>
+              <w:top w:w="70" w:type="dxa"/>
+              <w:left w:w="70" w:type="dxa"/>
+              <w:bottom w:w="70" w:type="dxa"/>
+              <w:right w:w="70" w:type="dxa"/>
+            </w:tcMar>
           </w:tcPr>
           <w:p>
             <w:pPr>
@@ -9517,6 +14174,24 @@
               <w:bottom w:w="60" w:type="dxa"/>
               <w:left w:w="80" w:type="dxa"/>
               <w:right w:w="80" w:type="dxa"/>
+            </w:tcMar>
+            <w:tcMar>
+              <w:top w:w="70" w:type="dxa"/>
+              <w:left w:w="70" w:type="dxa"/>
+              <w:bottom w:w="70" w:type="dxa"/>
+              <w:right w:w="70" w:type="dxa"/>
+            </w:tcMar>
+            <w:tcMar>
+              <w:top w:w="70" w:type="dxa"/>
+              <w:left w:w="70" w:type="dxa"/>
+              <w:bottom w:w="70" w:type="dxa"/>
+              <w:right w:w="70" w:type="dxa"/>
+            </w:tcMar>
+            <w:tcMar>
+              <w:top w:w="70" w:type="dxa"/>
+              <w:left w:w="70" w:type="dxa"/>
+              <w:bottom w:w="70" w:type="dxa"/>
+              <w:right w:w="70" w:type="dxa"/>
             </w:tcMar>
             <w:tcMar>
               <w:top w:w="70" w:type="dxa"/>
@@ -9564,6 +14239,24 @@
               <w:bottom w:w="70" w:type="dxa"/>
               <w:right w:w="70" w:type="dxa"/>
             </w:tcMar>
+            <w:tcMar>
+              <w:top w:w="70" w:type="dxa"/>
+              <w:left w:w="70" w:type="dxa"/>
+              <w:bottom w:w="70" w:type="dxa"/>
+              <w:right w:w="70" w:type="dxa"/>
+            </w:tcMar>
+            <w:tcMar>
+              <w:top w:w="70" w:type="dxa"/>
+              <w:left w:w="70" w:type="dxa"/>
+              <w:bottom w:w="70" w:type="dxa"/>
+              <w:right w:w="70" w:type="dxa"/>
+            </w:tcMar>
+            <w:tcMar>
+              <w:top w:w="70" w:type="dxa"/>
+              <w:left w:w="70" w:type="dxa"/>
+              <w:bottom w:w="70" w:type="dxa"/>
+              <w:right w:w="70" w:type="dxa"/>
+            </w:tcMar>
           </w:tcPr>
           <w:p>
             <w:pPr>
@@ -9599,6 +14292,24 @@
               <w:bottom w:w="70" w:type="dxa"/>
               <w:right w:w="70" w:type="dxa"/>
             </w:tcMar>
+            <w:tcMar>
+              <w:top w:w="70" w:type="dxa"/>
+              <w:left w:w="70" w:type="dxa"/>
+              <w:bottom w:w="70" w:type="dxa"/>
+              <w:right w:w="70" w:type="dxa"/>
+            </w:tcMar>
+            <w:tcMar>
+              <w:top w:w="70" w:type="dxa"/>
+              <w:left w:w="70" w:type="dxa"/>
+              <w:bottom w:w="70" w:type="dxa"/>
+              <w:right w:w="70" w:type="dxa"/>
+            </w:tcMar>
+            <w:tcMar>
+              <w:top w:w="70" w:type="dxa"/>
+              <w:left w:w="70" w:type="dxa"/>
+              <w:bottom w:w="70" w:type="dxa"/>
+              <w:right w:w="70" w:type="dxa"/>
+            </w:tcMar>
           </w:tcPr>
           <w:p>
             <w:pPr>
@@ -9634,6 +14345,24 @@
               <w:bottom w:w="70" w:type="dxa"/>
               <w:right w:w="70" w:type="dxa"/>
             </w:tcMar>
+            <w:tcMar>
+              <w:top w:w="70" w:type="dxa"/>
+              <w:left w:w="70" w:type="dxa"/>
+              <w:bottom w:w="70" w:type="dxa"/>
+              <w:right w:w="70" w:type="dxa"/>
+            </w:tcMar>
+            <w:tcMar>
+              <w:top w:w="70" w:type="dxa"/>
+              <w:left w:w="70" w:type="dxa"/>
+              <w:bottom w:w="70" w:type="dxa"/>
+              <w:right w:w="70" w:type="dxa"/>
+            </w:tcMar>
+            <w:tcMar>
+              <w:top w:w="70" w:type="dxa"/>
+              <w:left w:w="70" w:type="dxa"/>
+              <w:bottom w:w="70" w:type="dxa"/>
+              <w:right w:w="70" w:type="dxa"/>
+            </w:tcMar>
           </w:tcPr>
           <w:p>
             <w:pPr>
@@ -9662,6 +14391,24 @@
               <w:bottom w:w="60" w:type="dxa"/>
               <w:left w:w="80" w:type="dxa"/>
               <w:right w:w="80" w:type="dxa"/>
+            </w:tcMar>
+            <w:tcMar>
+              <w:top w:w="70" w:type="dxa"/>
+              <w:left w:w="70" w:type="dxa"/>
+              <w:bottom w:w="70" w:type="dxa"/>
+              <w:right w:w="70" w:type="dxa"/>
+            </w:tcMar>
+            <w:tcMar>
+              <w:top w:w="70" w:type="dxa"/>
+              <w:left w:w="70" w:type="dxa"/>
+              <w:bottom w:w="70" w:type="dxa"/>
+              <w:right w:w="70" w:type="dxa"/>
+            </w:tcMar>
+            <w:tcMar>
+              <w:top w:w="70" w:type="dxa"/>
+              <w:left w:w="70" w:type="dxa"/>
+              <w:bottom w:w="70" w:type="dxa"/>
+              <w:right w:w="70" w:type="dxa"/>
             </w:tcMar>
             <w:tcMar>
               <w:top w:w="70" w:type="dxa"/>
@@ -9822,6 +14569,24 @@
           <w:right w:val="single" w:sz="4" w:color="D9D9D9"/>
           <w:insideH w:val="single" w:sz="4" w:color="D9D9D9"/>
           <w:insideV w:val="single" w:sz="4" w:color="D9D9D9"/>
+          <w:top w:val="single" w:sz="4" w:color="D9D9D9"/>
+          <w:left w:val="single" w:sz="4" w:color="D9D9D9"/>
+          <w:bottom w:val="single" w:sz="4" w:color="D9D9D9"/>
+          <w:right w:val="single" w:sz="4" w:color="D9D9D9"/>
+          <w:insideH w:val="single" w:sz="4" w:color="D9D9D9"/>
+          <w:insideV w:val="single" w:sz="4" w:color="D9D9D9"/>
+          <w:top w:val="single" w:sz="4" w:color="D9D9D9"/>
+          <w:left w:val="single" w:sz="4" w:color="D9D9D9"/>
+          <w:bottom w:val="single" w:sz="4" w:color="D9D9D9"/>
+          <w:right w:val="single" w:sz="4" w:color="D9D9D9"/>
+          <w:insideH w:val="single" w:sz="4" w:color="D9D9D9"/>
+          <w:insideV w:val="single" w:sz="4" w:color="D9D9D9"/>
+          <w:top w:val="single" w:sz="4" w:color="D9D9D9"/>
+          <w:left w:val="single" w:sz="4" w:color="D9D9D9"/>
+          <w:bottom w:val="single" w:sz="4" w:color="D9D9D9"/>
+          <w:right w:val="single" w:sz="4" w:color="D9D9D9"/>
+          <w:insideH w:val="single" w:sz="4" w:color="D9D9D9"/>
+          <w:insideV w:val="single" w:sz="4" w:color="D9D9D9"/>
         </w:tblBorders>
       </w:tblPr>
       <w:tblGrid>
@@ -9836,6 +14601,9 @@
           <w:cantSplit/>
           <w:tblHeader/>
           <w:tblHeader/>
+          <w:tblHeader/>
+          <w:tblHeader/>
+          <w:tblHeader/>
         </w:trPr>
         <w:tc>
           <w:tcPr>
@@ -9848,6 +14616,27 @@
               <w:right w:w="80" w:type="dxa"/>
             </w:tcMar>
             <w:shd w:fill="EFEFEF"/>
+            <w:tcMar>
+              <w:top w:w="70" w:type="dxa"/>
+              <w:left w:w="70" w:type="dxa"/>
+              <w:bottom w:w="70" w:type="dxa"/>
+              <w:right w:w="70" w:type="dxa"/>
+            </w:tcMar>
+            <w:shd w:fill="E7E6E6"/>
+            <w:tcMar>
+              <w:top w:w="70" w:type="dxa"/>
+              <w:left w:w="70" w:type="dxa"/>
+              <w:bottom w:w="70" w:type="dxa"/>
+              <w:right w:w="70" w:type="dxa"/>
+            </w:tcMar>
+            <w:shd w:fill="E7E6E6"/>
+            <w:tcMar>
+              <w:top w:w="70" w:type="dxa"/>
+              <w:left w:w="70" w:type="dxa"/>
+              <w:bottom w:w="70" w:type="dxa"/>
+              <w:right w:w="70" w:type="dxa"/>
+            </w:tcMar>
+            <w:shd w:fill="E7E6E6"/>
             <w:tcMar>
               <w:top w:w="70" w:type="dxa"/>
               <w:left w:w="70" w:type="dxa"/>
@@ -9892,6 +14681,27 @@
               <w:right w:w="70" w:type="dxa"/>
             </w:tcMar>
             <w:shd w:fill="E7E6E6"/>
+            <w:tcMar>
+              <w:top w:w="70" w:type="dxa"/>
+              <w:left w:w="70" w:type="dxa"/>
+              <w:bottom w:w="70" w:type="dxa"/>
+              <w:right w:w="70" w:type="dxa"/>
+            </w:tcMar>
+            <w:shd w:fill="E7E6E6"/>
+            <w:tcMar>
+              <w:top w:w="70" w:type="dxa"/>
+              <w:left w:w="70" w:type="dxa"/>
+              <w:bottom w:w="70" w:type="dxa"/>
+              <w:right w:w="70" w:type="dxa"/>
+            </w:tcMar>
+            <w:shd w:fill="E7E6E6"/>
+            <w:tcMar>
+              <w:top w:w="70" w:type="dxa"/>
+              <w:left w:w="70" w:type="dxa"/>
+              <w:bottom w:w="70" w:type="dxa"/>
+              <w:right w:w="70" w:type="dxa"/>
+            </w:tcMar>
+            <w:shd w:fill="E7E6E6"/>
           </w:tcPr>
           <w:p>
             <w:pPr>
@@ -9922,6 +14732,27 @@
               <w:right w:w="80" w:type="dxa"/>
             </w:tcMar>
             <w:shd w:fill="EFEFEF"/>
+            <w:tcMar>
+              <w:top w:w="70" w:type="dxa"/>
+              <w:left w:w="70" w:type="dxa"/>
+              <w:bottom w:w="70" w:type="dxa"/>
+              <w:right w:w="70" w:type="dxa"/>
+            </w:tcMar>
+            <w:shd w:fill="E7E6E6"/>
+            <w:tcMar>
+              <w:top w:w="70" w:type="dxa"/>
+              <w:left w:w="70" w:type="dxa"/>
+              <w:bottom w:w="70" w:type="dxa"/>
+              <w:right w:w="70" w:type="dxa"/>
+            </w:tcMar>
+            <w:shd w:fill="E7E6E6"/>
+            <w:tcMar>
+              <w:top w:w="70" w:type="dxa"/>
+              <w:left w:w="70" w:type="dxa"/>
+              <w:bottom w:w="70" w:type="dxa"/>
+              <w:right w:w="70" w:type="dxa"/>
+            </w:tcMar>
+            <w:shd w:fill="E7E6E6"/>
             <w:tcMar>
               <w:top w:w="70" w:type="dxa"/>
               <w:left w:w="70" w:type="dxa"/>
@@ -9966,6 +14797,27 @@
               <w:right w:w="70" w:type="dxa"/>
             </w:tcMar>
             <w:shd w:fill="E7E6E6"/>
+            <w:tcMar>
+              <w:top w:w="70" w:type="dxa"/>
+              <w:left w:w="70" w:type="dxa"/>
+              <w:bottom w:w="70" w:type="dxa"/>
+              <w:right w:w="70" w:type="dxa"/>
+            </w:tcMar>
+            <w:shd w:fill="E7E6E6"/>
+            <w:tcMar>
+              <w:top w:w="70" w:type="dxa"/>
+              <w:left w:w="70" w:type="dxa"/>
+              <w:bottom w:w="70" w:type="dxa"/>
+              <w:right w:w="70" w:type="dxa"/>
+            </w:tcMar>
+            <w:shd w:fill="E7E6E6"/>
+            <w:tcMar>
+              <w:top w:w="70" w:type="dxa"/>
+              <w:left w:w="70" w:type="dxa"/>
+              <w:bottom w:w="70" w:type="dxa"/>
+              <w:right w:w="70" w:type="dxa"/>
+            </w:tcMar>
+            <w:shd w:fill="E7E6E6"/>
           </w:tcPr>
           <w:p>
             <w:pPr>
@@ -9996,6 +14848,27 @@
               <w:right w:w="80" w:type="dxa"/>
             </w:tcMar>
             <w:shd w:fill="EFEFEF"/>
+            <w:tcMar>
+              <w:top w:w="70" w:type="dxa"/>
+              <w:left w:w="70" w:type="dxa"/>
+              <w:bottom w:w="70" w:type="dxa"/>
+              <w:right w:w="70" w:type="dxa"/>
+            </w:tcMar>
+            <w:shd w:fill="E7E6E6"/>
+            <w:tcMar>
+              <w:top w:w="70" w:type="dxa"/>
+              <w:left w:w="70" w:type="dxa"/>
+              <w:bottom w:w="70" w:type="dxa"/>
+              <w:right w:w="70" w:type="dxa"/>
+            </w:tcMar>
+            <w:shd w:fill="E7E6E6"/>
+            <w:tcMar>
+              <w:top w:w="70" w:type="dxa"/>
+              <w:left w:w="70" w:type="dxa"/>
+              <w:bottom w:w="70" w:type="dxa"/>
+              <w:right w:w="70" w:type="dxa"/>
+            </w:tcMar>
+            <w:shd w:fill="E7E6E6"/>
             <w:tcMar>
               <w:top w:w="70" w:type="dxa"/>
               <w:left w:w="70" w:type="dxa"/>
@@ -10043,6 +14916,24 @@
               <w:bottom w:w="70" w:type="dxa"/>
               <w:right w:w="70" w:type="dxa"/>
             </w:tcMar>
+            <w:tcMar>
+              <w:top w:w="70" w:type="dxa"/>
+              <w:left w:w="70" w:type="dxa"/>
+              <w:bottom w:w="70" w:type="dxa"/>
+              <w:right w:w="70" w:type="dxa"/>
+            </w:tcMar>
+            <w:tcMar>
+              <w:top w:w="70" w:type="dxa"/>
+              <w:left w:w="70" w:type="dxa"/>
+              <w:bottom w:w="70" w:type="dxa"/>
+              <w:right w:w="70" w:type="dxa"/>
+            </w:tcMar>
+            <w:tcMar>
+              <w:top w:w="70" w:type="dxa"/>
+              <w:left w:w="70" w:type="dxa"/>
+              <w:bottom w:w="70" w:type="dxa"/>
+              <w:right w:w="70" w:type="dxa"/>
+            </w:tcMar>
           </w:tcPr>
           <w:p>
             <w:pPr>
@@ -10078,6 +14969,24 @@
               <w:bottom w:w="70" w:type="dxa"/>
               <w:right w:w="70" w:type="dxa"/>
             </w:tcMar>
+            <w:tcMar>
+              <w:top w:w="70" w:type="dxa"/>
+              <w:left w:w="70" w:type="dxa"/>
+              <w:bottom w:w="70" w:type="dxa"/>
+              <w:right w:w="70" w:type="dxa"/>
+            </w:tcMar>
+            <w:tcMar>
+              <w:top w:w="70" w:type="dxa"/>
+              <w:left w:w="70" w:type="dxa"/>
+              <w:bottom w:w="70" w:type="dxa"/>
+              <w:right w:w="70" w:type="dxa"/>
+            </w:tcMar>
+            <w:tcMar>
+              <w:top w:w="70" w:type="dxa"/>
+              <w:left w:w="70" w:type="dxa"/>
+              <w:bottom w:w="70" w:type="dxa"/>
+              <w:right w:w="70" w:type="dxa"/>
+            </w:tcMar>
           </w:tcPr>
           <w:p>
             <w:pPr>
@@ -10113,6 +15022,24 @@
               <w:bottom w:w="70" w:type="dxa"/>
               <w:right w:w="70" w:type="dxa"/>
             </w:tcMar>
+            <w:tcMar>
+              <w:top w:w="70" w:type="dxa"/>
+              <w:left w:w="70" w:type="dxa"/>
+              <w:bottom w:w="70" w:type="dxa"/>
+              <w:right w:w="70" w:type="dxa"/>
+            </w:tcMar>
+            <w:tcMar>
+              <w:top w:w="70" w:type="dxa"/>
+              <w:left w:w="70" w:type="dxa"/>
+              <w:bottom w:w="70" w:type="dxa"/>
+              <w:right w:w="70" w:type="dxa"/>
+            </w:tcMar>
+            <w:tcMar>
+              <w:top w:w="70" w:type="dxa"/>
+              <w:left w:w="70" w:type="dxa"/>
+              <w:bottom w:w="70" w:type="dxa"/>
+              <w:right w:w="70" w:type="dxa"/>
+            </w:tcMar>
           </w:tcPr>
           <w:p>
             <w:pPr>
@@ -10148,6 +15075,24 @@
               <w:bottom w:w="70" w:type="dxa"/>
               <w:right w:w="70" w:type="dxa"/>
             </w:tcMar>
+            <w:tcMar>
+              <w:top w:w="70" w:type="dxa"/>
+              <w:left w:w="70" w:type="dxa"/>
+              <w:bottom w:w="70" w:type="dxa"/>
+              <w:right w:w="70" w:type="dxa"/>
+            </w:tcMar>
+            <w:tcMar>
+              <w:top w:w="70" w:type="dxa"/>
+              <w:left w:w="70" w:type="dxa"/>
+              <w:bottom w:w="70" w:type="dxa"/>
+              <w:right w:w="70" w:type="dxa"/>
+            </w:tcMar>
+            <w:tcMar>
+              <w:top w:w="70" w:type="dxa"/>
+              <w:left w:w="70" w:type="dxa"/>
+              <w:bottom w:w="70" w:type="dxa"/>
+              <w:right w:w="70" w:type="dxa"/>
+            </w:tcMar>
           </w:tcPr>
           <w:p>
             <w:pPr>
@@ -10176,6 +15121,24 @@
               <w:bottom w:w="60" w:type="dxa"/>
               <w:left w:w="80" w:type="dxa"/>
               <w:right w:w="80" w:type="dxa"/>
+            </w:tcMar>
+            <w:tcMar>
+              <w:top w:w="70" w:type="dxa"/>
+              <w:left w:w="70" w:type="dxa"/>
+              <w:bottom w:w="70" w:type="dxa"/>
+              <w:right w:w="70" w:type="dxa"/>
+            </w:tcMar>
+            <w:tcMar>
+              <w:top w:w="70" w:type="dxa"/>
+              <w:left w:w="70" w:type="dxa"/>
+              <w:bottom w:w="70" w:type="dxa"/>
+              <w:right w:w="70" w:type="dxa"/>
+            </w:tcMar>
+            <w:tcMar>
+              <w:top w:w="70" w:type="dxa"/>
+              <w:left w:w="70" w:type="dxa"/>
+              <w:bottom w:w="70" w:type="dxa"/>
+              <w:right w:w="70" w:type="dxa"/>
             </w:tcMar>
             <w:tcMar>
               <w:top w:w="70" w:type="dxa"/>
@@ -10223,6 +15186,24 @@
               <w:bottom w:w="70" w:type="dxa"/>
               <w:right w:w="70" w:type="dxa"/>
             </w:tcMar>
+            <w:tcMar>
+              <w:top w:w="70" w:type="dxa"/>
+              <w:left w:w="70" w:type="dxa"/>
+              <w:bottom w:w="70" w:type="dxa"/>
+              <w:right w:w="70" w:type="dxa"/>
+            </w:tcMar>
+            <w:tcMar>
+              <w:top w:w="70" w:type="dxa"/>
+              <w:left w:w="70" w:type="dxa"/>
+              <w:bottom w:w="70" w:type="dxa"/>
+              <w:right w:w="70" w:type="dxa"/>
+            </w:tcMar>
+            <w:tcMar>
+              <w:top w:w="70" w:type="dxa"/>
+              <w:left w:w="70" w:type="dxa"/>
+              <w:bottom w:w="70" w:type="dxa"/>
+              <w:right w:w="70" w:type="dxa"/>
+            </w:tcMar>
           </w:tcPr>
           <w:p>
             <w:pPr>
@@ -10258,6 +15239,24 @@
               <w:bottom w:w="70" w:type="dxa"/>
               <w:right w:w="70" w:type="dxa"/>
             </w:tcMar>
+            <w:tcMar>
+              <w:top w:w="70" w:type="dxa"/>
+              <w:left w:w="70" w:type="dxa"/>
+              <w:bottom w:w="70" w:type="dxa"/>
+              <w:right w:w="70" w:type="dxa"/>
+            </w:tcMar>
+            <w:tcMar>
+              <w:top w:w="70" w:type="dxa"/>
+              <w:left w:w="70" w:type="dxa"/>
+              <w:bottom w:w="70" w:type="dxa"/>
+              <w:right w:w="70" w:type="dxa"/>
+            </w:tcMar>
+            <w:tcMar>
+              <w:top w:w="70" w:type="dxa"/>
+              <w:left w:w="70" w:type="dxa"/>
+              <w:bottom w:w="70" w:type="dxa"/>
+              <w:right w:w="70" w:type="dxa"/>
+            </w:tcMar>
           </w:tcPr>
           <w:p>
             <w:pPr>
@@ -10293,6 +15292,24 @@
               <w:bottom w:w="70" w:type="dxa"/>
               <w:right w:w="70" w:type="dxa"/>
             </w:tcMar>
+            <w:tcMar>
+              <w:top w:w="70" w:type="dxa"/>
+              <w:left w:w="70" w:type="dxa"/>
+              <w:bottom w:w="70" w:type="dxa"/>
+              <w:right w:w="70" w:type="dxa"/>
+            </w:tcMar>
+            <w:tcMar>
+              <w:top w:w="70" w:type="dxa"/>
+              <w:left w:w="70" w:type="dxa"/>
+              <w:bottom w:w="70" w:type="dxa"/>
+              <w:right w:w="70" w:type="dxa"/>
+            </w:tcMar>
+            <w:tcMar>
+              <w:top w:w="70" w:type="dxa"/>
+              <w:left w:w="70" w:type="dxa"/>
+              <w:bottom w:w="70" w:type="dxa"/>
+              <w:right w:w="70" w:type="dxa"/>
+            </w:tcMar>
           </w:tcPr>
           <w:p>
             <w:pPr>
@@ -10328,6 +15345,24 @@
               <w:bottom w:w="70" w:type="dxa"/>
               <w:right w:w="70" w:type="dxa"/>
             </w:tcMar>
+            <w:tcMar>
+              <w:top w:w="70" w:type="dxa"/>
+              <w:left w:w="70" w:type="dxa"/>
+              <w:bottom w:w="70" w:type="dxa"/>
+              <w:right w:w="70" w:type="dxa"/>
+            </w:tcMar>
+            <w:tcMar>
+              <w:top w:w="70" w:type="dxa"/>
+              <w:left w:w="70" w:type="dxa"/>
+              <w:bottom w:w="70" w:type="dxa"/>
+              <w:right w:w="70" w:type="dxa"/>
+            </w:tcMar>
+            <w:tcMar>
+              <w:top w:w="70" w:type="dxa"/>
+              <w:left w:w="70" w:type="dxa"/>
+              <w:bottom w:w="70" w:type="dxa"/>
+              <w:right w:w="70" w:type="dxa"/>
+            </w:tcMar>
           </w:tcPr>
           <w:p>
             <w:pPr>
@@ -10356,6 +15391,24 @@
               <w:bottom w:w="60" w:type="dxa"/>
               <w:left w:w="80" w:type="dxa"/>
               <w:right w:w="80" w:type="dxa"/>
+            </w:tcMar>
+            <w:tcMar>
+              <w:top w:w="70" w:type="dxa"/>
+              <w:left w:w="70" w:type="dxa"/>
+              <w:bottom w:w="70" w:type="dxa"/>
+              <w:right w:w="70" w:type="dxa"/>
+            </w:tcMar>
+            <w:tcMar>
+              <w:top w:w="70" w:type="dxa"/>
+              <w:left w:w="70" w:type="dxa"/>
+              <w:bottom w:w="70" w:type="dxa"/>
+              <w:right w:w="70" w:type="dxa"/>
+            </w:tcMar>
+            <w:tcMar>
+              <w:top w:w="70" w:type="dxa"/>
+              <w:left w:w="70" w:type="dxa"/>
+              <w:bottom w:w="70" w:type="dxa"/>
+              <w:right w:w="70" w:type="dxa"/>
             </w:tcMar>
             <w:tcMar>
               <w:top w:w="70" w:type="dxa"/>
@@ -10585,7 +15638,121 @@
           <w:color w:val="000000"/>
           <w:sz w:val="21"/>
         </w:rPr>
-        <w:t>本机完整代码回归716项通过（39.21秒）。协议模拟、Schema、执行器及Web测试证明工程行为，不能代替真实模型自然语言能力评价。</w:t>
+        <w:t>本轮审计修订的完整代码回归740项通过（37.94秒），Ruff检查通过。协议模拟、Schema、执行器及Web测试验证工程行为，不能代替真实模型自然语言能力评价。旧716项运行记录保留原日期及上下文。</w:t>
+      </w:r>
+    </w:p>
+    <w:p>
+      <w:pPr>
+        <w:pStyle w:val="Heading3"/>
+        <w:keepNext/>
+        <w:keepLines w:val="0"/>
+        <w:pageBreakBefore w:val="0"/>
+        <w:widowControl/>
+        <w:spacing w:line="300" w:lineRule="auto" w:before="200" w:after="100"/>
+        <w:jc w:val="left"/>
+      </w:pPr>
+      <w:r>
+        <w:rPr>
+          <w:rFonts w:ascii="Times New Roman" w:hAnsi="Times New Roman" w:eastAsia="宋体"/>
+          <w:b/>
+          <w:i w:val="0"/>
+          <w:color w:val="000000"/>
+          <w:sz w:val="22"/>
+        </w:rPr>
+        <w:t>开发复杂度与部署成本比较</w:t>
+      </w:r>
+    </w:p>
+    <w:p>
+      <w:pPr>
+        <w:keepNext w:val="0"/>
+        <w:keepLines w:val="0"/>
+        <w:pageBreakBefore w:val="0"/>
+        <w:widowControl/>
+        <w:spacing w:line="300" w:lineRule="auto" w:before="0" w:after="80"/>
+        <w:jc w:val="both"/>
+      </w:pPr>
+      <w:r>
+        <w:rPr>
+          <w:rFonts w:ascii="Times New Roman" w:hAnsi="Times New Roman" w:eastAsia="宋体"/>
+          <w:color w:val="000000"/>
+          <w:sz w:val="21"/>
+        </w:rPr>
+        <w:t>A0由名称词典、TF-IDF关系分类器、事实查询及答案模板组成，依赖与部署较轻；增加属性和新问法时需要维护分类标签、别名及模板。B0除数据清洗外，还需要TransE映射、预训练权重、结构投影、训练与验证选模、解码和检查点管理，显存、依赖兼容与复现环节更多。本轮B0/C0同分说明额外结构模块并不保证收益，需结合实际结果决定维护价值。</w:t>
+      </w:r>
+    </w:p>
+    <w:p>
+      <w:pPr>
+        <w:keepNext w:val="0"/>
+        <w:keepLines w:val="0"/>
+        <w:pageBreakBefore w:val="0"/>
+        <w:widowControl/>
+        <w:spacing w:line="300" w:lineRule="auto" w:before="0" w:after="80"/>
+        <w:jc w:val="both"/>
+      </w:pPr>
+      <w:r>
+        <w:rPr>
+          <w:rFonts w:ascii="Times New Roman" w:hAnsi="Times New Roman" w:eastAsia="宋体"/>
+          <w:color w:val="000000"/>
+          <w:sz w:val="21"/>
+        </w:rPr>
+        <w:t>P0不做梯度训练，但增加模型服务、候选绑定、计划Schema、确定性执行、超时处理和证据审计；免训练减少训练环节，仍有较多开发与部署工作，原20题平均约5.95秒也增加交互成本。比较依据为实际kgqa/pipeline.py、neural.py、semantic_qa.py等模块及运行记录，未编造个人工时或按代码行数估算开发时间。</w:t>
+      </w:r>
+    </w:p>
+    <w:p>
+      <w:pPr>
+        <w:pStyle w:val="Heading3"/>
+        <w:keepNext/>
+        <w:keepLines w:val="0"/>
+        <w:pageBreakBefore w:val="0"/>
+        <w:widowControl/>
+        <w:spacing w:line="300" w:lineRule="auto" w:before="200" w:after="100"/>
+        <w:jc w:val="left"/>
+      </w:pPr>
+      <w:r>
+        <w:rPr>
+          <w:rFonts w:ascii="Times New Roman" w:hAnsi="Times New Roman" w:eastAsia="宋体"/>
+          <w:b/>
+          <w:i w:val="0"/>
+          <w:color w:val="000000"/>
+          <w:sz w:val="22"/>
+        </w:rPr>
+        <w:t>人工评价与复现材料状态</w:t>
+      </w:r>
+    </w:p>
+    <w:p>
+      <w:pPr>
+        <w:keepNext w:val="0"/>
+        <w:keepLines w:val="0"/>
+        <w:pageBreakBefore w:val="0"/>
+        <w:widowControl/>
+        <w:spacing w:line="300" w:lineRule="auto" w:before="0" w:after="80"/>
+        <w:jc w:val="both"/>
+      </w:pPr>
+      <w:r>
+        <w:rPr>
+          <w:rFonts w:ascii="Times New Roman" w:hAnsi="Times New Roman" w:eastAsia="宋体"/>
+          <w:color w:val="000000"/>
+          <w:sz w:val="21"/>
+        </w:rPr>
+        <w:t>课程任务书第4项明确要求人工评价准确性、完整性和流畅度。当前匿名样本已准备，尚无完整真人评分结果，因此本报告不声称该项要求已完成。至少一名真实评价者对相同100题的A0/B0共200份答案评分；准确性与完整性各0—2、流畅度1—5、无依据断言0/1。记录实际人数；多人独立评分时另报一致性，单人不计算一致性。空白不当零分，不用自动指标或LLM代填。</w:t>
+      </w:r>
+    </w:p>
+    <w:p>
+      <w:pPr>
+        <w:keepNext w:val="0"/>
+        <w:keepLines w:val="0"/>
+        <w:pageBreakBefore w:val="0"/>
+        <w:widowControl/>
+        <w:spacing w:line="300" w:lineRule="auto" w:before="0" w:after="80"/>
+        <w:jc w:val="both"/>
+      </w:pPr>
+      <w:r>
+        <w:rPr>
+          <w:rFonts w:ascii="Times New Roman" w:hAnsi="Times New Roman" w:eastAsia="宋体"/>
+          <w:color w:val="000000"/>
+          <w:sz w:val="21"/>
+        </w:rPr>
+        <w:t>冻结V2图谱及自由问法v2数据、逐题预测、验证选中检查点和配套TransE已另行发布，清单为configs/submission-assets-20261031.json，下载页为GitHub Release submission-assets-20261031。按清单恢复并逐文件校验；重采Wikidata属于新版本。检查点支持推理，不含优化器状态，不能声称可精确续训。课程代码包继续排除完整数据、大型权重与缓存。</w:t>
       </w:r>
     </w:p>
     <w:p>
@@ -10660,7 +15827,7 @@
           <w:color w:val="000000"/>
           <w:sz w:val="21"/>
         </w:rPr>
-        <w:t>人工评分仍为空，真实终端环境截图尚需补入。报告完成日期填写2026年10月30日，10月31日扩展按真实日期单列为补充记录。课程代码包不含完整数据和模型，运行资产按manifest另取。</w:t>
+        <w:t>本报告完成日期为2026年10月30日；10月31日扩展与审计按真实日期单列。人工评分和终端环境截图尚未完成，相关课程要求不能记为已满足。评分与环境采集入口见本轮修订说明。</w:t>
       </w:r>
     </w:p>
     <w:p>

--- a/reports/个人实验报告.docx
+++ b/reports/个人实验报告.docx
@@ -3774,14 +3774,7 @@
         <w:jc w:val="left"/>
       </w:pPr>
       <w:r>
-        <w:rPr>
-          <w:rFonts w:ascii="Times New Roman" w:hAnsi="Times New Roman" w:eastAsia="宋体" w:cs="Times New Roman"/>
-          <w:b/>
-          <w:i w:val="0"/>
-          <w:color w:val="000000"/>
-          <w:sz w:val="24"/>
-        </w:rPr>
-        <w:t>4.5 主观评价样本与评分规则</w:t>
+        <w:t>4.5 辅助评价样本与评分规则</w:t>
       </w:r>
     </w:p>
     <w:p>
@@ -3789,18 +3782,17 @@
         <w:keepNext w:val="0"/>
         <w:widowControl/>
         <w:spacing w:before="0" w:after="90" w:line="300" w:lineRule="auto"/>
-        <w:ind w:left="0" w:right="0" w:firstLine="420"/>
+        <w:ind w:firstLine="420" w:left="0" w:right="0"/>
         <w:jc w:val="both"/>
       </w:pPr>
       <w:r>
         <w:rPr>
-          <w:rFonts w:ascii="Times New Roman" w:hAnsi="Times New Roman" w:eastAsia="宋体" w:cs="Times New Roman"/>
+          <w:rFonts w:ascii="Times New Roman" w:hAnsi="Times New Roman" w:eastAsia="宋体"/>
           <w:b w:val="0"/>
-          <w:i w:val="0"/>
           <w:color w:val="000000"/>
           <w:sz w:val="21"/>
         </w:rPr>
-        <w:t>主观评价采用两人共同整理的同一组100道问题，覆盖100部电影，抽样种子为42，导演P57、类型P136、制作国家P495和原始语言P364各25题。每题保留A0与验证集选定B0的原始英文答案各一条，共200条匿名答案；问题、参考答案、答案位置和系统映射保持固定。两份报告采用相同样本与评分规则，评价结果应依据同一批实际评分记录统计。</w:t>
+        <w:t>评价沿用两人共同整理的100道问题，覆盖100部电影，抽样种子为42，导演P57、类型P136、制作国家P495和原始语言P364各25题。每题保留A0与验证集选定B0的原始英文答案各一条，共200条匿名答案；问题、参考答案、答案位置和系统映射保持固定。该样本用于四类关系的覆盖性诊断，评价对象不含名称恢复后的文本、中文自由问答或P0输出。两份报告使用同一批评分记录。</w:t>
       </w:r>
     </w:p>
     <w:p>
@@ -3808,18 +3800,35 @@
         <w:keepNext w:val="0"/>
         <w:widowControl/>
         <w:spacing w:before="0" w:after="90" w:line="300" w:lineRule="auto"/>
-        <w:ind w:left="0" w:right="0" w:firstLine="420"/>
+        <w:ind w:firstLine="420" w:left="0" w:right="0"/>
         <w:jc w:val="both"/>
       </w:pPr>
       <w:r>
         <w:rPr>
-          <w:rFonts w:ascii="Times New Roman" w:hAnsi="Times New Roman" w:eastAsia="宋体" w:cs="Times New Roman"/>
+          <w:rFonts w:ascii="Times New Roman" w:hAnsi="Times New Roman" w:eastAsia="宋体"/>
           <w:b w:val="0"/>
-          <w:i w:val="0"/>
           <w:color w:val="000000"/>
           <w:sz w:val="21"/>
         </w:rPr>
-        <w:t>准确性与完整性均为0—2分，分别判断事实是否正确以及是否覆盖所问的全部内容；流畅度为1—5分，从难以理解到表达自然；无依据断言记为0或1，分别表示未发现或存在参考事实不支持的断言。记录实际评价人数与评分日期，保留原始逐条评分；多人评价时另报一致性，单人不计算一致性。空白表示未评价，不计为零分。</w:t>
+        <w:t>2026年10月31日，采用两个独立上下文中的gpt-6.1-sol完成AI辅助评价，推理强度均为ultra。每个上下文逐条评价全部200条答案，合计形成400条记录，每条含四项分值和具体依据。评分时仅提供题目、两种参考表达和匿名答案，未提供系统身份、另一上下文评分或项目既有成绩，也未联网核验电影事实；评分完成后再按固定映射汇总。</w:t>
+      </w:r>
+    </w:p>
+    <w:p>
+      <w:pPr>
+        <w:keepNext w:val="0"/>
+        <w:widowControl/>
+        <w:spacing w:before="0" w:after="90" w:line="300" w:lineRule="auto"/>
+        <w:ind w:firstLine="420" w:left="0" w:right="0"/>
+        <w:jc w:val="both"/>
+      </w:pPr>
+      <w:r>
+        <w:rPr>
+          <w:rFonts w:ascii="Times New Roman" w:hAnsi="Times New Roman" w:eastAsia="宋体"/>
+          <w:b w:val="0"/>
+          <w:color w:val="000000"/>
+          <w:sz w:val="21"/>
+        </w:rPr>
+        <w:t>准确性与完整性均为0—2分，分别检查已回答的关系与实体是否正确，以及是否覆盖参考支持的全部所问内容；流畅度为1—5分，评价实际英语表达。无依据断言为0或1，表示是否存在给定参考不能支持的新增事实，该项不等于外部事实核验。两组原判分别保留，不协商消除分歧，并以同一答案的四项分值是否完全相同计算一致率。两个模型上下文不代表两名真人评价者，本次结果不替代课程要求的人工评价；目前尚无完整真人评分记录。</w:t>
       </w:r>
     </w:p>
     <w:p>
@@ -16265,14 +16274,7 @@
         <w:jc w:val="left"/>
       </w:pPr>
       <w:r>
-        <w:rPr>
-          <w:rFonts w:ascii="Times New Roman" w:hAnsi="Times New Roman" w:eastAsia="宋体" w:cs="Times New Roman"/>
-          <w:b/>
-          <w:i w:val="0"/>
-          <w:color w:val="000000"/>
-          <w:sz w:val="22"/>
-        </w:rPr>
-        <w:t>主观评价与复现材料状态</w:t>
+        <w:t>双独立AI辅助评价结果</w:t>
       </w:r>
     </w:p>
     <w:p>
@@ -16287,13 +16289,1678 @@
       </w:pPr>
       <w:r>
         <w:rPr>
-          <w:rFonts w:ascii="Times New Roman" w:hAnsi="Times New Roman" w:eastAsia="宋体" w:cs="Times New Roman"/>
+          <w:rFonts w:ascii="Times New Roman" w:hAnsi="Times New Roman" w:eastAsia="宋体"/>
           <w:b w:val="0"/>
-          <w:i w:val="0"/>
           <w:color w:val="000000"/>
           <w:sz w:val="21"/>
         </w:rPr>
-        <w:t>主观评价的样本与规则已按第4.5节统一。当前尚未取得实际评价者完整填写的逐条评分，因此本报告不列主观评价均值或评价者一致性结果；本章已有的实体F1、BLEU和ROUGE-L均来自自动评价。</w:t>
+        <w:t>按照第4.5节的方法，两组辅助评审均完成200条答案评价。表12按模型上下文和系统分别列出结果，每行对应100条答案。前三项报告均值，无依据断言报告被标记的答案数；这些分数单独统计，不计入实体F1、BLEU或ROUGE-L。</w:t>
+      </w:r>
+    </w:p>
+    <w:p>
+      <w:pPr>
+        <w:pStyle w:val="Caption"/>
+        <w:keepNext/>
+        <w:spacing w:line="240" w:lineRule="auto" w:before="60" w:after="90"/>
+        <w:ind w:firstLine="0" w:left="0" w:right="0"/>
+        <w:jc w:val="center"/>
+      </w:pPr>
+      <w:r>
+        <w:rPr>
+          <w:rFonts w:ascii="Times New Roman" w:hAnsi="Times New Roman" w:eastAsia="宋体"/>
+          <w:b w:val="0"/>
+          <w:color w:val="000000"/>
+          <w:sz w:val="19"/>
+        </w:rPr>
+        <w:t>表12 双独立模型上下文的AI辅助评价结果</w:t>
+      </w:r>
+    </w:p>
+    <w:tbl>
+      <w:tblPr>
+        <w:tblW w:type="auto" w:w="0"/>
+        <w:jc w:val="center"/>
+        <w:tblLayout w:type="fixed"/>
+        <w:tblLook w:firstColumn="1" w:firstRow="1" w:lastColumn="0" w:lastRow="0" w:noHBand="0" w:noVBand="1" w:val="04A0"/>
+        <w:tblBorders>
+          <w:top w:val="single" w:sz="4" w:color="D9D9D9"/>
+          <w:left w:val="single" w:sz="4" w:color="D9D9D9"/>
+          <w:bottom w:val="single" w:sz="4" w:color="D9D9D9"/>
+          <w:right w:val="single" w:sz="4" w:color="D9D9D9"/>
+          <w:insideH w:val="single" w:sz="4" w:color="D9D9D9"/>
+          <w:insideV w:val="single" w:sz="4" w:color="D9D9D9"/>
+        </w:tblBorders>
+        <w:tblCellMar>
+          <w:top w:w="75" w:type="dxa"/>
+          <w:bottom w:w="75" w:type="dxa"/>
+          <w:left w:w="90" w:type="dxa"/>
+          <w:right w:w="90" w:type="dxa"/>
+        </w:tblCellMar>
+      </w:tblPr>
+      <w:tblGrid>
+        <w:gridCol w:w="1191"/>
+        <w:gridCol w:w="624"/>
+        <w:gridCol w:w="794"/>
+        <w:gridCol w:w="1587"/>
+        <w:gridCol w:w="1587"/>
+        <w:gridCol w:w="1587"/>
+        <w:gridCol w:w="1587"/>
+      </w:tblGrid>
+      <w:tr>
+        <w:trPr>
+          <w:cantSplit/>
+          <w:tblHeader/>
+        </w:trPr>
+        <w:tc>
+          <w:tcPr>
+            <w:tcW w:type="dxa" w:w="1191"/>
+            <w:vAlign w:val="center"/>
+            <w:shd w:fill="E7E6E6"/>
+          </w:tcPr>
+          <w:p>
+            <w:pPr>
+              <w:keepNext/>
+              <w:spacing w:line="240" w:lineRule="auto" w:before="40" w:after="40"/>
+              <w:ind w:firstLine="0" w:left="0" w:right="0"/>
+              <w:jc w:val="center"/>
+            </w:pPr>
+            <w:r>
+              <w:rPr>
+                <w:rFonts w:ascii="Times New Roman" w:hAnsi="Times New Roman" w:eastAsia="宋体"/>
+                <w:b/>
+                <w:color w:val="000000"/>
+                <w:sz w:val="19"/>
+              </w:rPr>
+              <w:t>模型上下文</w:t>
+            </w:r>
+          </w:p>
+        </w:tc>
+        <w:tc>
+          <w:tcPr>
+            <w:tcW w:type="dxa" w:w="624"/>
+            <w:vAlign w:val="center"/>
+            <w:shd w:fill="E7E6E6"/>
+          </w:tcPr>
+          <w:p>
+            <w:pPr>
+              <w:keepNext/>
+              <w:spacing w:line="240" w:lineRule="auto" w:before="40" w:after="40"/>
+              <w:ind w:firstLine="0" w:left="0" w:right="0"/>
+              <w:jc w:val="center"/>
+            </w:pPr>
+            <w:r>
+              <w:rPr>
+                <w:rFonts w:ascii="Times New Roman" w:hAnsi="Times New Roman" w:eastAsia="宋体"/>
+                <w:b/>
+                <w:color w:val="000000"/>
+                <w:sz w:val="19"/>
+              </w:rPr>
+              <w:t>系统</w:t>
+            </w:r>
+          </w:p>
+        </w:tc>
+        <w:tc>
+          <w:tcPr>
+            <w:tcW w:type="dxa" w:w="794"/>
+            <w:vAlign w:val="center"/>
+            <w:shd w:fill="E7E6E6"/>
+          </w:tcPr>
+          <w:p>
+            <w:pPr>
+              <w:keepNext/>
+              <w:spacing w:line="240" w:lineRule="auto" w:before="40" w:after="40"/>
+              <w:ind w:firstLine="0" w:left="0" w:right="0"/>
+              <w:jc w:val="center"/>
+            </w:pPr>
+            <w:r>
+              <w:rPr>
+                <w:rFonts w:ascii="Times New Roman" w:hAnsi="Times New Roman" w:eastAsia="宋体"/>
+                <w:b/>
+                <w:color w:val="000000"/>
+                <w:sz w:val="19"/>
+              </w:rPr>
+              <w:t>答案数</w:t>
+            </w:r>
+          </w:p>
+        </w:tc>
+        <w:tc>
+          <w:tcPr>
+            <w:tcW w:type="dxa" w:w="1587"/>
+            <w:vAlign w:val="center"/>
+            <w:shd w:fill="E7E6E6"/>
+          </w:tcPr>
+          <w:p>
+            <w:pPr>
+              <w:keepNext/>
+              <w:spacing w:line="240" w:lineRule="auto" w:before="40" w:after="40"/>
+              <w:ind w:firstLine="0" w:left="0" w:right="0"/>
+              <w:jc w:val="center"/>
+            </w:pPr>
+            <w:r>
+              <w:rPr>
+                <w:rFonts w:ascii="Times New Roman" w:hAnsi="Times New Roman" w:eastAsia="宋体"/>
+                <w:b/>
+                <w:color w:val="000000"/>
+                <w:sz w:val="19"/>
+              </w:rPr>
+              <w:t>准确性均值</w:t>
+              <w:br/>
+              <w:t>0—2分</w:t>
+            </w:r>
+          </w:p>
+        </w:tc>
+        <w:tc>
+          <w:tcPr>
+            <w:tcW w:type="dxa" w:w="1587"/>
+            <w:vAlign w:val="center"/>
+            <w:shd w:fill="E7E6E6"/>
+          </w:tcPr>
+          <w:p>
+            <w:pPr>
+              <w:keepNext/>
+              <w:spacing w:line="240" w:lineRule="auto" w:before="40" w:after="40"/>
+              <w:ind w:firstLine="0" w:left="0" w:right="0"/>
+              <w:jc w:val="center"/>
+            </w:pPr>
+            <w:r>
+              <w:rPr>
+                <w:rFonts w:ascii="Times New Roman" w:hAnsi="Times New Roman" w:eastAsia="宋体"/>
+                <w:b/>
+                <w:color w:val="000000"/>
+                <w:sz w:val="19"/>
+              </w:rPr>
+              <w:t>完整性均值</w:t>
+              <w:br/>
+              <w:t>0—2分</w:t>
+            </w:r>
+          </w:p>
+        </w:tc>
+        <w:tc>
+          <w:tcPr>
+            <w:tcW w:type="dxa" w:w="1587"/>
+            <w:vAlign w:val="center"/>
+            <w:shd w:fill="E7E6E6"/>
+          </w:tcPr>
+          <w:p>
+            <w:pPr>
+              <w:keepNext/>
+              <w:spacing w:line="240" w:lineRule="auto" w:before="40" w:after="40"/>
+              <w:ind w:firstLine="0" w:left="0" w:right="0"/>
+              <w:jc w:val="center"/>
+            </w:pPr>
+            <w:r>
+              <w:rPr>
+                <w:rFonts w:ascii="Times New Roman" w:hAnsi="Times New Roman" w:eastAsia="宋体"/>
+                <w:b/>
+                <w:color w:val="000000"/>
+                <w:sz w:val="19"/>
+              </w:rPr>
+              <w:t>流畅度均值</w:t>
+              <w:br/>
+              <w:t>1—5分</w:t>
+            </w:r>
+          </w:p>
+        </w:tc>
+        <w:tc>
+          <w:tcPr>
+            <w:tcW w:type="dxa" w:w="1587"/>
+            <w:vAlign w:val="center"/>
+            <w:shd w:fill="E7E6E6"/>
+          </w:tcPr>
+          <w:p>
+            <w:pPr>
+              <w:keepNext/>
+              <w:spacing w:line="240" w:lineRule="auto" w:before="40" w:after="40"/>
+              <w:ind w:firstLine="0" w:left="0" w:right="0"/>
+              <w:jc w:val="center"/>
+            </w:pPr>
+            <w:r>
+              <w:rPr>
+                <w:rFonts w:ascii="Times New Roman" w:hAnsi="Times New Roman" w:eastAsia="宋体"/>
+                <w:b/>
+                <w:color w:val="000000"/>
+                <w:sz w:val="19"/>
+              </w:rPr>
+              <w:t>无依据断言</w:t>
+              <w:br/>
+              <w:t>条数</w:t>
+            </w:r>
+          </w:p>
+        </w:tc>
+      </w:tr>
+      <w:tr>
+        <w:trPr>
+          <w:cantSplit/>
+        </w:trPr>
+        <w:tc>
+          <w:tcPr>
+            <w:tcW w:type="dxa" w:w="1191"/>
+            <w:vAlign w:val="center"/>
+            <w:shd w:fill="FFFFFF"/>
+          </w:tcPr>
+          <w:p>
+            <w:pPr>
+              <w:keepNext/>
+              <w:spacing w:line="240" w:lineRule="auto" w:before="40" w:after="40"/>
+              <w:ind w:firstLine="0" w:left="0" w:right="0"/>
+              <w:jc w:val="center"/>
+            </w:pPr>
+            <w:r>
+              <w:rPr>
+                <w:rFonts w:ascii="Times New Roman" w:hAnsi="Times New Roman" w:eastAsia="宋体"/>
+                <w:b w:val="0"/>
+                <w:color w:val="000000"/>
+                <w:sz w:val="19"/>
+              </w:rPr>
+              <w:t>01</w:t>
+            </w:r>
+          </w:p>
+        </w:tc>
+        <w:tc>
+          <w:tcPr>
+            <w:tcW w:type="dxa" w:w="624"/>
+            <w:vAlign w:val="center"/>
+            <w:shd w:fill="FFFFFF"/>
+          </w:tcPr>
+          <w:p>
+            <w:pPr>
+              <w:keepNext/>
+              <w:spacing w:line="240" w:lineRule="auto" w:before="40" w:after="40"/>
+              <w:ind w:firstLine="0" w:left="0" w:right="0"/>
+              <w:jc w:val="center"/>
+            </w:pPr>
+            <w:r>
+              <w:rPr>
+                <w:rFonts w:ascii="Times New Roman" w:hAnsi="Times New Roman" w:eastAsia="宋体"/>
+                <w:b w:val="0"/>
+                <w:color w:val="000000"/>
+                <w:sz w:val="19"/>
+              </w:rPr>
+              <w:t>A0</w:t>
+            </w:r>
+          </w:p>
+        </w:tc>
+        <w:tc>
+          <w:tcPr>
+            <w:tcW w:type="dxa" w:w="794"/>
+            <w:vAlign w:val="center"/>
+            <w:shd w:fill="FFFFFF"/>
+          </w:tcPr>
+          <w:p>
+            <w:pPr>
+              <w:keepNext/>
+              <w:spacing w:line="240" w:lineRule="auto" w:before="40" w:after="40"/>
+              <w:ind w:firstLine="0" w:left="0" w:right="0"/>
+              <w:jc w:val="center"/>
+            </w:pPr>
+            <w:r>
+              <w:rPr>
+                <w:rFonts w:ascii="Times New Roman" w:hAnsi="Times New Roman" w:eastAsia="宋体"/>
+                <w:b w:val="0"/>
+                <w:color w:val="000000"/>
+                <w:sz w:val="19"/>
+              </w:rPr>
+              <w:t>100</w:t>
+            </w:r>
+          </w:p>
+        </w:tc>
+        <w:tc>
+          <w:tcPr>
+            <w:tcW w:type="dxa" w:w="1587"/>
+            <w:vAlign w:val="center"/>
+            <w:shd w:fill="FFFFFF"/>
+          </w:tcPr>
+          <w:p>
+            <w:pPr>
+              <w:keepNext/>
+              <w:spacing w:line="240" w:lineRule="auto" w:before="40" w:after="40"/>
+              <w:ind w:firstLine="0" w:left="0" w:right="0"/>
+              <w:jc w:val="center"/>
+            </w:pPr>
+            <w:r>
+              <w:rPr>
+                <w:rFonts w:ascii="Times New Roman" w:hAnsi="Times New Roman" w:eastAsia="宋体"/>
+                <w:b w:val="0"/>
+                <w:color w:val="000000"/>
+                <w:sz w:val="19"/>
+              </w:rPr>
+              <w:t>2.00</w:t>
+            </w:r>
+          </w:p>
+        </w:tc>
+        <w:tc>
+          <w:tcPr>
+            <w:tcW w:type="dxa" w:w="1587"/>
+            <w:vAlign w:val="center"/>
+            <w:shd w:fill="FFFFFF"/>
+          </w:tcPr>
+          <w:p>
+            <w:pPr>
+              <w:keepNext/>
+              <w:spacing w:line="240" w:lineRule="auto" w:before="40" w:after="40"/>
+              <w:ind w:firstLine="0" w:left="0" w:right="0"/>
+              <w:jc w:val="center"/>
+            </w:pPr>
+            <w:r>
+              <w:rPr>
+                <w:rFonts w:ascii="Times New Roman" w:hAnsi="Times New Roman" w:eastAsia="宋体"/>
+                <w:b w:val="0"/>
+                <w:color w:val="000000"/>
+                <w:sz w:val="19"/>
+              </w:rPr>
+              <w:t>2.00</w:t>
+            </w:r>
+          </w:p>
+        </w:tc>
+        <w:tc>
+          <w:tcPr>
+            <w:tcW w:type="dxa" w:w="1587"/>
+            <w:vAlign w:val="center"/>
+            <w:shd w:fill="FFFFFF"/>
+          </w:tcPr>
+          <w:p>
+            <w:pPr>
+              <w:keepNext/>
+              <w:spacing w:line="240" w:lineRule="auto" w:before="40" w:after="40"/>
+              <w:ind w:firstLine="0" w:left="0" w:right="0"/>
+              <w:jc w:val="center"/>
+            </w:pPr>
+            <w:r>
+              <w:rPr>
+                <w:rFonts w:ascii="Times New Roman" w:hAnsi="Times New Roman" w:eastAsia="宋体"/>
+                <w:b w:val="0"/>
+                <w:color w:val="000000"/>
+                <w:sz w:val="19"/>
+              </w:rPr>
+              <w:t>4.46</w:t>
+            </w:r>
+          </w:p>
+        </w:tc>
+        <w:tc>
+          <w:tcPr>
+            <w:tcW w:type="dxa" w:w="1587"/>
+            <w:vAlign w:val="center"/>
+            <w:shd w:fill="FFFFFF"/>
+          </w:tcPr>
+          <w:p>
+            <w:pPr>
+              <w:keepNext/>
+              <w:spacing w:line="240" w:lineRule="auto" w:before="40" w:after="40"/>
+              <w:ind w:firstLine="0" w:left="0" w:right="0"/>
+              <w:jc w:val="center"/>
+            </w:pPr>
+            <w:r>
+              <w:rPr>
+                <w:rFonts w:ascii="Times New Roman" w:hAnsi="Times New Roman" w:eastAsia="宋体"/>
+                <w:b w:val="0"/>
+                <w:color w:val="000000"/>
+                <w:sz w:val="19"/>
+              </w:rPr>
+              <w:t>0/100</w:t>
+            </w:r>
+          </w:p>
+        </w:tc>
+      </w:tr>
+      <w:tr>
+        <w:trPr>
+          <w:cantSplit/>
+        </w:trPr>
+        <w:tc>
+          <w:tcPr>
+            <w:tcW w:type="dxa" w:w="1191"/>
+            <w:vAlign w:val="center"/>
+            <w:shd w:fill="FFFFFF"/>
+          </w:tcPr>
+          <w:p>
+            <w:pPr>
+              <w:keepNext/>
+              <w:spacing w:line="240" w:lineRule="auto" w:before="40" w:after="40"/>
+              <w:ind w:firstLine="0" w:left="0" w:right="0"/>
+              <w:jc w:val="center"/>
+            </w:pPr>
+            <w:r>
+              <w:rPr>
+                <w:rFonts w:ascii="Times New Roman" w:hAnsi="Times New Roman" w:eastAsia="宋体"/>
+                <w:b w:val="0"/>
+                <w:color w:val="000000"/>
+                <w:sz w:val="19"/>
+              </w:rPr>
+              <w:t>01</w:t>
+            </w:r>
+          </w:p>
+        </w:tc>
+        <w:tc>
+          <w:tcPr>
+            <w:tcW w:type="dxa" w:w="624"/>
+            <w:vAlign w:val="center"/>
+            <w:shd w:fill="FFFFFF"/>
+          </w:tcPr>
+          <w:p>
+            <w:pPr>
+              <w:keepNext/>
+              <w:spacing w:line="240" w:lineRule="auto" w:before="40" w:after="40"/>
+              <w:ind w:firstLine="0" w:left="0" w:right="0"/>
+              <w:jc w:val="center"/>
+            </w:pPr>
+            <w:r>
+              <w:rPr>
+                <w:rFonts w:ascii="Times New Roman" w:hAnsi="Times New Roman" w:eastAsia="宋体"/>
+                <w:b w:val="0"/>
+                <w:color w:val="000000"/>
+                <w:sz w:val="19"/>
+              </w:rPr>
+              <w:t>B0</w:t>
+            </w:r>
+          </w:p>
+        </w:tc>
+        <w:tc>
+          <w:tcPr>
+            <w:tcW w:type="dxa" w:w="794"/>
+            <w:vAlign w:val="center"/>
+            <w:shd w:fill="FFFFFF"/>
+          </w:tcPr>
+          <w:p>
+            <w:pPr>
+              <w:keepNext/>
+              <w:spacing w:line="240" w:lineRule="auto" w:before="40" w:after="40"/>
+              <w:ind w:firstLine="0" w:left="0" w:right="0"/>
+              <w:jc w:val="center"/>
+            </w:pPr>
+            <w:r>
+              <w:rPr>
+                <w:rFonts w:ascii="Times New Roman" w:hAnsi="Times New Roman" w:eastAsia="宋体"/>
+                <w:b w:val="0"/>
+                <w:color w:val="000000"/>
+                <w:sz w:val="19"/>
+              </w:rPr>
+              <w:t>100</w:t>
+            </w:r>
+          </w:p>
+        </w:tc>
+        <w:tc>
+          <w:tcPr>
+            <w:tcW w:type="dxa" w:w="1587"/>
+            <w:vAlign w:val="center"/>
+            <w:shd w:fill="FFFFFF"/>
+          </w:tcPr>
+          <w:p>
+            <w:pPr>
+              <w:keepNext/>
+              <w:spacing w:line="240" w:lineRule="auto" w:before="40" w:after="40"/>
+              <w:ind w:firstLine="0" w:left="0" w:right="0"/>
+              <w:jc w:val="center"/>
+            </w:pPr>
+            <w:r>
+              <w:rPr>
+                <w:rFonts w:ascii="Times New Roman" w:hAnsi="Times New Roman" w:eastAsia="宋体"/>
+                <w:b w:val="0"/>
+                <w:color w:val="000000"/>
+                <w:sz w:val="19"/>
+              </w:rPr>
+              <w:t>1.99</w:t>
+            </w:r>
+          </w:p>
+        </w:tc>
+        <w:tc>
+          <w:tcPr>
+            <w:tcW w:type="dxa" w:w="1587"/>
+            <w:vAlign w:val="center"/>
+            <w:shd w:fill="FFFFFF"/>
+          </w:tcPr>
+          <w:p>
+            <w:pPr>
+              <w:keepNext/>
+              <w:spacing w:line="240" w:lineRule="auto" w:before="40" w:after="40"/>
+              <w:ind w:firstLine="0" w:left="0" w:right="0"/>
+              <w:jc w:val="center"/>
+            </w:pPr>
+            <w:r>
+              <w:rPr>
+                <w:rFonts w:ascii="Times New Roman" w:hAnsi="Times New Roman" w:eastAsia="宋体"/>
+                <w:b w:val="0"/>
+                <w:color w:val="000000"/>
+                <w:sz w:val="19"/>
+              </w:rPr>
+              <w:t>1.99</w:t>
+            </w:r>
+          </w:p>
+        </w:tc>
+        <w:tc>
+          <w:tcPr>
+            <w:tcW w:type="dxa" w:w="1587"/>
+            <w:vAlign w:val="center"/>
+            <w:shd w:fill="FFFFFF"/>
+          </w:tcPr>
+          <w:p>
+            <w:pPr>
+              <w:keepNext/>
+              <w:spacing w:line="240" w:lineRule="auto" w:before="40" w:after="40"/>
+              <w:ind w:firstLine="0" w:left="0" w:right="0"/>
+              <w:jc w:val="center"/>
+            </w:pPr>
+            <w:r>
+              <w:rPr>
+                <w:rFonts w:ascii="Times New Roman" w:hAnsi="Times New Roman" w:eastAsia="宋体"/>
+                <w:b w:val="0"/>
+                <w:color w:val="000000"/>
+                <w:sz w:val="19"/>
+              </w:rPr>
+              <w:t>4.45</w:t>
+            </w:r>
+          </w:p>
+        </w:tc>
+        <w:tc>
+          <w:tcPr>
+            <w:tcW w:type="dxa" w:w="1587"/>
+            <w:vAlign w:val="center"/>
+            <w:shd w:fill="FFFFFF"/>
+          </w:tcPr>
+          <w:p>
+            <w:pPr>
+              <w:keepNext/>
+              <w:spacing w:line="240" w:lineRule="auto" w:before="40" w:after="40"/>
+              <w:ind w:firstLine="0" w:left="0" w:right="0"/>
+              <w:jc w:val="center"/>
+            </w:pPr>
+            <w:r>
+              <w:rPr>
+                <w:rFonts w:ascii="Times New Roman" w:hAnsi="Times New Roman" w:eastAsia="宋体"/>
+                <w:b w:val="0"/>
+                <w:color w:val="000000"/>
+                <w:sz w:val="19"/>
+              </w:rPr>
+              <w:t>0/100</w:t>
+            </w:r>
+          </w:p>
+        </w:tc>
+      </w:tr>
+      <w:tr>
+        <w:trPr>
+          <w:cantSplit/>
+        </w:trPr>
+        <w:tc>
+          <w:tcPr>
+            <w:tcW w:type="dxa" w:w="1191"/>
+            <w:vAlign w:val="center"/>
+            <w:shd w:fill="FFFFFF"/>
+          </w:tcPr>
+          <w:p>
+            <w:pPr>
+              <w:keepNext/>
+              <w:spacing w:line="240" w:lineRule="auto" w:before="40" w:after="40"/>
+              <w:ind w:firstLine="0" w:left="0" w:right="0"/>
+              <w:jc w:val="center"/>
+            </w:pPr>
+            <w:r>
+              <w:rPr>
+                <w:rFonts w:ascii="Times New Roman" w:hAnsi="Times New Roman" w:eastAsia="宋体"/>
+                <w:b w:val="0"/>
+                <w:color w:val="000000"/>
+                <w:sz w:val="19"/>
+              </w:rPr>
+              <w:t>02</w:t>
+            </w:r>
+          </w:p>
+        </w:tc>
+        <w:tc>
+          <w:tcPr>
+            <w:tcW w:type="dxa" w:w="624"/>
+            <w:vAlign w:val="center"/>
+            <w:shd w:fill="FFFFFF"/>
+          </w:tcPr>
+          <w:p>
+            <w:pPr>
+              <w:keepNext/>
+              <w:spacing w:line="240" w:lineRule="auto" w:before="40" w:after="40"/>
+              <w:ind w:firstLine="0" w:left="0" w:right="0"/>
+              <w:jc w:val="center"/>
+            </w:pPr>
+            <w:r>
+              <w:rPr>
+                <w:rFonts w:ascii="Times New Roman" w:hAnsi="Times New Roman" w:eastAsia="宋体"/>
+                <w:b w:val="0"/>
+                <w:color w:val="000000"/>
+                <w:sz w:val="19"/>
+              </w:rPr>
+              <w:t>A0</w:t>
+            </w:r>
+          </w:p>
+        </w:tc>
+        <w:tc>
+          <w:tcPr>
+            <w:tcW w:type="dxa" w:w="794"/>
+            <w:vAlign w:val="center"/>
+            <w:shd w:fill="FFFFFF"/>
+          </w:tcPr>
+          <w:p>
+            <w:pPr>
+              <w:keepNext/>
+              <w:spacing w:line="240" w:lineRule="auto" w:before="40" w:after="40"/>
+              <w:ind w:firstLine="0" w:left="0" w:right="0"/>
+              <w:jc w:val="center"/>
+            </w:pPr>
+            <w:r>
+              <w:rPr>
+                <w:rFonts w:ascii="Times New Roman" w:hAnsi="Times New Roman" w:eastAsia="宋体"/>
+                <w:b w:val="0"/>
+                <w:color w:val="000000"/>
+                <w:sz w:val="19"/>
+              </w:rPr>
+              <w:t>100</w:t>
+            </w:r>
+          </w:p>
+        </w:tc>
+        <w:tc>
+          <w:tcPr>
+            <w:tcW w:type="dxa" w:w="1587"/>
+            <w:vAlign w:val="center"/>
+            <w:shd w:fill="FFFFFF"/>
+          </w:tcPr>
+          <w:p>
+            <w:pPr>
+              <w:keepNext/>
+              <w:spacing w:line="240" w:lineRule="auto" w:before="40" w:after="40"/>
+              <w:ind w:firstLine="0" w:left="0" w:right="0"/>
+              <w:jc w:val="center"/>
+            </w:pPr>
+            <w:r>
+              <w:rPr>
+                <w:rFonts w:ascii="Times New Roman" w:hAnsi="Times New Roman" w:eastAsia="宋体"/>
+                <w:b w:val="0"/>
+                <w:color w:val="000000"/>
+                <w:sz w:val="19"/>
+              </w:rPr>
+              <w:t>2.00</w:t>
+            </w:r>
+          </w:p>
+        </w:tc>
+        <w:tc>
+          <w:tcPr>
+            <w:tcW w:type="dxa" w:w="1587"/>
+            <w:vAlign w:val="center"/>
+            <w:shd w:fill="FFFFFF"/>
+          </w:tcPr>
+          <w:p>
+            <w:pPr>
+              <w:keepNext/>
+              <w:spacing w:line="240" w:lineRule="auto" w:before="40" w:after="40"/>
+              <w:ind w:firstLine="0" w:left="0" w:right="0"/>
+              <w:jc w:val="center"/>
+            </w:pPr>
+            <w:r>
+              <w:rPr>
+                <w:rFonts w:ascii="Times New Roman" w:hAnsi="Times New Roman" w:eastAsia="宋体"/>
+                <w:b w:val="0"/>
+                <w:color w:val="000000"/>
+                <w:sz w:val="19"/>
+              </w:rPr>
+              <w:t>2.00</w:t>
+            </w:r>
+          </w:p>
+        </w:tc>
+        <w:tc>
+          <w:tcPr>
+            <w:tcW w:type="dxa" w:w="1587"/>
+            <w:vAlign w:val="center"/>
+            <w:shd w:fill="FFFFFF"/>
+          </w:tcPr>
+          <w:p>
+            <w:pPr>
+              <w:keepNext/>
+              <w:spacing w:line="240" w:lineRule="auto" w:before="40" w:after="40"/>
+              <w:ind w:firstLine="0" w:left="0" w:right="0"/>
+              <w:jc w:val="center"/>
+            </w:pPr>
+            <w:r>
+              <w:rPr>
+                <w:rFonts w:ascii="Times New Roman" w:hAnsi="Times New Roman" w:eastAsia="宋体"/>
+                <w:b w:val="0"/>
+                <w:color w:val="000000"/>
+                <w:sz w:val="19"/>
+              </w:rPr>
+              <w:t>4.46</w:t>
+            </w:r>
+          </w:p>
+        </w:tc>
+        <w:tc>
+          <w:tcPr>
+            <w:tcW w:type="dxa" w:w="1587"/>
+            <w:vAlign w:val="center"/>
+            <w:shd w:fill="FFFFFF"/>
+          </w:tcPr>
+          <w:p>
+            <w:pPr>
+              <w:keepNext/>
+              <w:spacing w:line="240" w:lineRule="auto" w:before="40" w:after="40"/>
+              <w:ind w:firstLine="0" w:left="0" w:right="0"/>
+              <w:jc w:val="center"/>
+            </w:pPr>
+            <w:r>
+              <w:rPr>
+                <w:rFonts w:ascii="Times New Roman" w:hAnsi="Times New Roman" w:eastAsia="宋体"/>
+                <w:b w:val="0"/>
+                <w:color w:val="000000"/>
+                <w:sz w:val="19"/>
+              </w:rPr>
+              <w:t>0/100</w:t>
+            </w:r>
+          </w:p>
+        </w:tc>
+      </w:tr>
+      <w:tr>
+        <w:trPr>
+          <w:cantSplit/>
+        </w:trPr>
+        <w:tc>
+          <w:tcPr>
+            <w:tcW w:type="dxa" w:w="1191"/>
+            <w:vAlign w:val="center"/>
+            <w:shd w:fill="FFFFFF"/>
+          </w:tcPr>
+          <w:p>
+            <w:pPr>
+              <w:keepNext w:val="0"/>
+              <w:spacing w:line="240" w:lineRule="auto" w:before="40" w:after="40"/>
+              <w:ind w:firstLine="0" w:left="0" w:right="0"/>
+              <w:jc w:val="center"/>
+            </w:pPr>
+            <w:r>
+              <w:rPr>
+                <w:rFonts w:ascii="Times New Roman" w:hAnsi="Times New Roman" w:eastAsia="宋体"/>
+                <w:b w:val="0"/>
+                <w:color w:val="000000"/>
+                <w:sz w:val="19"/>
+              </w:rPr>
+              <w:t>02</w:t>
+            </w:r>
+          </w:p>
+        </w:tc>
+        <w:tc>
+          <w:tcPr>
+            <w:tcW w:type="dxa" w:w="624"/>
+            <w:vAlign w:val="center"/>
+            <w:shd w:fill="FFFFFF"/>
+          </w:tcPr>
+          <w:p>
+            <w:pPr>
+              <w:keepNext w:val="0"/>
+              <w:spacing w:line="240" w:lineRule="auto" w:before="40" w:after="40"/>
+              <w:ind w:firstLine="0" w:left="0" w:right="0"/>
+              <w:jc w:val="center"/>
+            </w:pPr>
+            <w:r>
+              <w:rPr>
+                <w:rFonts w:ascii="Times New Roman" w:hAnsi="Times New Roman" w:eastAsia="宋体"/>
+                <w:b w:val="0"/>
+                <w:color w:val="000000"/>
+                <w:sz w:val="19"/>
+              </w:rPr>
+              <w:t>B0</w:t>
+            </w:r>
+          </w:p>
+        </w:tc>
+        <w:tc>
+          <w:tcPr>
+            <w:tcW w:type="dxa" w:w="794"/>
+            <w:vAlign w:val="center"/>
+            <w:shd w:fill="FFFFFF"/>
+          </w:tcPr>
+          <w:p>
+            <w:pPr>
+              <w:keepNext w:val="0"/>
+              <w:spacing w:line="240" w:lineRule="auto" w:before="40" w:after="40"/>
+              <w:ind w:firstLine="0" w:left="0" w:right="0"/>
+              <w:jc w:val="center"/>
+            </w:pPr>
+            <w:r>
+              <w:rPr>
+                <w:rFonts w:ascii="Times New Roman" w:hAnsi="Times New Roman" w:eastAsia="宋体"/>
+                <w:b w:val="0"/>
+                <w:color w:val="000000"/>
+                <w:sz w:val="19"/>
+              </w:rPr>
+              <w:t>100</w:t>
+            </w:r>
+          </w:p>
+        </w:tc>
+        <w:tc>
+          <w:tcPr>
+            <w:tcW w:type="dxa" w:w="1587"/>
+            <w:vAlign w:val="center"/>
+            <w:shd w:fill="FFFFFF"/>
+          </w:tcPr>
+          <w:p>
+            <w:pPr>
+              <w:keepNext w:val="0"/>
+              <w:spacing w:line="240" w:lineRule="auto" w:before="40" w:after="40"/>
+              <w:ind w:firstLine="0" w:left="0" w:right="0"/>
+              <w:jc w:val="center"/>
+            </w:pPr>
+            <w:r>
+              <w:rPr>
+                <w:rFonts w:ascii="Times New Roman" w:hAnsi="Times New Roman" w:eastAsia="宋体"/>
+                <w:b w:val="0"/>
+                <w:color w:val="000000"/>
+                <w:sz w:val="19"/>
+              </w:rPr>
+              <w:t>2.00</w:t>
+            </w:r>
+          </w:p>
+        </w:tc>
+        <w:tc>
+          <w:tcPr>
+            <w:tcW w:type="dxa" w:w="1587"/>
+            <w:vAlign w:val="center"/>
+            <w:shd w:fill="FFFFFF"/>
+          </w:tcPr>
+          <w:p>
+            <w:pPr>
+              <w:keepNext w:val="0"/>
+              <w:spacing w:line="240" w:lineRule="auto" w:before="40" w:after="40"/>
+              <w:ind w:firstLine="0" w:left="0" w:right="0"/>
+              <w:jc w:val="center"/>
+            </w:pPr>
+            <w:r>
+              <w:rPr>
+                <w:rFonts w:ascii="Times New Roman" w:hAnsi="Times New Roman" w:eastAsia="宋体"/>
+                <w:b w:val="0"/>
+                <w:color w:val="000000"/>
+                <w:sz w:val="19"/>
+              </w:rPr>
+              <w:t>2.00</w:t>
+            </w:r>
+          </w:p>
+        </w:tc>
+        <w:tc>
+          <w:tcPr>
+            <w:tcW w:type="dxa" w:w="1587"/>
+            <w:vAlign w:val="center"/>
+            <w:shd w:fill="FFFFFF"/>
+          </w:tcPr>
+          <w:p>
+            <w:pPr>
+              <w:keepNext w:val="0"/>
+              <w:spacing w:line="240" w:lineRule="auto" w:before="40" w:after="40"/>
+              <w:ind w:firstLine="0" w:left="0" w:right="0"/>
+              <w:jc w:val="center"/>
+            </w:pPr>
+            <w:r>
+              <w:rPr>
+                <w:rFonts w:ascii="Times New Roman" w:hAnsi="Times New Roman" w:eastAsia="宋体"/>
+                <w:b w:val="0"/>
+                <w:color w:val="000000"/>
+                <w:sz w:val="19"/>
+              </w:rPr>
+              <w:t>4.45</w:t>
+            </w:r>
+          </w:p>
+        </w:tc>
+        <w:tc>
+          <w:tcPr>
+            <w:tcW w:type="dxa" w:w="1587"/>
+            <w:vAlign w:val="center"/>
+            <w:shd w:fill="FFFFFF"/>
+          </w:tcPr>
+          <w:p>
+            <w:pPr>
+              <w:keepNext w:val="0"/>
+              <w:spacing w:line="240" w:lineRule="auto" w:before="40" w:after="40"/>
+              <w:ind w:firstLine="0" w:left="0" w:right="0"/>
+              <w:jc w:val="center"/>
+            </w:pPr>
+            <w:r>
+              <w:rPr>
+                <w:rFonts w:ascii="Times New Roman" w:hAnsi="Times New Roman" w:eastAsia="宋体"/>
+                <w:b w:val="0"/>
+                <w:color w:val="000000"/>
+                <w:sz w:val="19"/>
+              </w:rPr>
+              <w:t>0/100</w:t>
+            </w:r>
+          </w:p>
+        </w:tc>
+      </w:tr>
+    </w:tbl>
+    <w:p>
+      <w:pPr>
+        <w:keepNext w:val="0"/>
+        <w:widowControl/>
+        <w:spacing w:before="0" w:after="90" w:line="300" w:lineRule="auto"/>
+        <w:ind w:firstLine="420" w:left="0" w:right="0"/>
+        <w:jc w:val="both"/>
+      </w:pPr>
+      <w:r>
+        <w:rPr>
+          <w:rFonts w:ascii="Times New Roman" w:hAnsi="Times New Roman" w:eastAsia="宋体"/>
+          <w:b w:val="0"/>
+          <w:color w:val="000000"/>
+          <w:sz w:val="21"/>
+        </w:rPr>
+        <w:t>A0在两次评审中的准确性与完整性均为2.00分；B0在上下文01中均为1.99分，在上下文02中均为2.00分。两次评审的流畅度均值相同，A0为4.46分、B0为4.45分，差距仅0.01分，当前样本不足以支持稳定的语言质量优劣判断。常见扣分理由是国名前缺少定冠词，以及单一语言或类型配复数句式。两组均未标记无依据断言，仅表示在给定参考范围内未发现新增事实。</w:t>
+      </w:r>
+    </w:p>
+    <w:p>
+      <w:pPr>
+        <w:keepNext w:val="0"/>
+        <w:widowControl/>
+        <w:spacing w:before="0" w:after="90" w:line="300" w:lineRule="auto"/>
+        <w:ind w:firstLine="420" w:left="0" w:right="0"/>
+        <w:jc w:val="both"/>
+      </w:pPr>
+      <w:r>
+        <w:rPr>
+          <w:rFonts w:ascii="Times New Roman" w:hAnsi="Times New Roman" w:eastAsia="宋体"/>
+          <w:b w:val="0"/>
+          <w:color w:val="000000"/>
+          <w:sz w:val="21"/>
+        </w:rPr>
+        <w:t>表13以200条被评答案为比较单位。199条答案的四项分值全部相同，完全一致率为99.5%；400是两次评分记录的总数，不是该一致率的分母。</w:t>
+      </w:r>
+    </w:p>
+    <w:p>
+      <w:pPr>
+        <w:pStyle w:val="Caption"/>
+        <w:keepNext/>
+        <w:spacing w:line="240" w:lineRule="auto" w:before="60" w:after="90"/>
+        <w:ind w:firstLine="0" w:left="0" w:right="0"/>
+        <w:jc w:val="center"/>
+      </w:pPr>
+      <w:r>
+        <w:rPr>
+          <w:rFonts w:ascii="Times New Roman" w:hAnsi="Times New Roman" w:eastAsia="宋体"/>
+          <w:b w:val="0"/>
+          <w:color w:val="000000"/>
+          <w:sz w:val="19"/>
+        </w:rPr>
+        <w:t>表13 两次辅助评分的完全一致情况</w:t>
+      </w:r>
+    </w:p>
+    <w:tbl>
+      <w:tblPr>
+        <w:tblW w:type="auto" w:w="0"/>
+        <w:jc w:val="center"/>
+        <w:tblLayout w:type="fixed"/>
+        <w:tblLook w:firstColumn="1" w:firstRow="1" w:lastColumn="0" w:lastRow="0" w:noHBand="0" w:noVBand="1" w:val="04A0"/>
+        <w:tblBorders>
+          <w:top w:val="single" w:sz="4" w:color="D9D9D9"/>
+          <w:left w:val="single" w:sz="4" w:color="D9D9D9"/>
+          <w:bottom w:val="single" w:sz="4" w:color="D9D9D9"/>
+          <w:right w:val="single" w:sz="4" w:color="D9D9D9"/>
+          <w:insideH w:val="single" w:sz="4" w:color="D9D9D9"/>
+          <w:insideV w:val="single" w:sz="4" w:color="D9D9D9"/>
+        </w:tblBorders>
+        <w:tblCellMar>
+          <w:top w:w="75" w:type="dxa"/>
+          <w:bottom w:w="75" w:type="dxa"/>
+          <w:left w:w="90" w:type="dxa"/>
+          <w:right w:w="90" w:type="dxa"/>
+        </w:tblCellMar>
+      </w:tblPr>
+      <w:tblGrid>
+        <w:gridCol w:w="2494"/>
+        <w:gridCol w:w="2154"/>
+        <w:gridCol w:w="2154"/>
+        <w:gridCol w:w="2154"/>
+      </w:tblGrid>
+      <w:tr>
+        <w:trPr>
+          <w:cantSplit/>
+          <w:tblHeader/>
+        </w:trPr>
+        <w:tc>
+          <w:tcPr>
+            <w:tcW w:type="dxa" w:w="2494"/>
+            <w:vAlign w:val="center"/>
+            <w:shd w:fill="E7E6E6"/>
+          </w:tcPr>
+          <w:p>
+            <w:pPr>
+              <w:keepNext/>
+              <w:spacing w:line="240" w:lineRule="auto" w:before="40" w:after="40"/>
+              <w:ind w:firstLine="0" w:left="0" w:right="0"/>
+              <w:jc w:val="center"/>
+            </w:pPr>
+            <w:r>
+              <w:rPr>
+                <w:rFonts w:ascii="Times New Roman" w:hAnsi="Times New Roman" w:eastAsia="宋体"/>
+                <w:b/>
+                <w:color w:val="000000"/>
+                <w:sz w:val="19"/>
+              </w:rPr>
+              <w:t>比较项目</w:t>
+            </w:r>
+          </w:p>
+        </w:tc>
+        <w:tc>
+          <w:tcPr>
+            <w:tcW w:type="dxa" w:w="2154"/>
+            <w:vAlign w:val="center"/>
+            <w:shd w:fill="E7E6E6"/>
+          </w:tcPr>
+          <w:p>
+            <w:pPr>
+              <w:keepNext/>
+              <w:spacing w:line="240" w:lineRule="auto" w:before="40" w:after="40"/>
+              <w:ind w:firstLine="0" w:left="0" w:right="0"/>
+              <w:jc w:val="center"/>
+            </w:pPr>
+            <w:r>
+              <w:rPr>
+                <w:rFonts w:ascii="Times New Roman" w:hAnsi="Times New Roman" w:eastAsia="宋体"/>
+                <w:b/>
+                <w:color w:val="000000"/>
+                <w:sz w:val="19"/>
+              </w:rPr>
+              <w:t>完全相同条数</w:t>
+            </w:r>
+          </w:p>
+        </w:tc>
+        <w:tc>
+          <w:tcPr>
+            <w:tcW w:type="dxa" w:w="2154"/>
+            <w:vAlign w:val="center"/>
+            <w:shd w:fill="E7E6E6"/>
+          </w:tcPr>
+          <w:p>
+            <w:pPr>
+              <w:keepNext/>
+              <w:spacing w:line="240" w:lineRule="auto" w:before="40" w:after="40"/>
+              <w:ind w:firstLine="0" w:left="0" w:right="0"/>
+              <w:jc w:val="center"/>
+            </w:pPr>
+            <w:r>
+              <w:rPr>
+                <w:rFonts w:ascii="Times New Roman" w:hAnsi="Times New Roman" w:eastAsia="宋体"/>
+                <w:b/>
+                <w:color w:val="000000"/>
+                <w:sz w:val="19"/>
+              </w:rPr>
+              <w:t>比较答案数</w:t>
+            </w:r>
+          </w:p>
+        </w:tc>
+        <w:tc>
+          <w:tcPr>
+            <w:tcW w:type="dxa" w:w="2154"/>
+            <w:vAlign w:val="center"/>
+            <w:shd w:fill="E7E6E6"/>
+          </w:tcPr>
+          <w:p>
+            <w:pPr>
+              <w:keepNext/>
+              <w:spacing w:line="240" w:lineRule="auto" w:before="40" w:after="40"/>
+              <w:ind w:firstLine="0" w:left="0" w:right="0"/>
+              <w:jc w:val="center"/>
+            </w:pPr>
+            <w:r>
+              <w:rPr>
+                <w:rFonts w:ascii="Times New Roman" w:hAnsi="Times New Roman" w:eastAsia="宋体"/>
+                <w:b/>
+                <w:color w:val="000000"/>
+                <w:sz w:val="19"/>
+              </w:rPr>
+              <w:t>完全一致率</w:t>
+            </w:r>
+          </w:p>
+        </w:tc>
+      </w:tr>
+      <w:tr>
+        <w:trPr>
+          <w:cantSplit/>
+        </w:trPr>
+        <w:tc>
+          <w:tcPr>
+            <w:tcW w:type="dxa" w:w="2494"/>
+            <w:vAlign w:val="center"/>
+            <w:shd w:fill="FFFFFF"/>
+          </w:tcPr>
+          <w:p>
+            <w:pPr>
+              <w:keepNext/>
+              <w:spacing w:line="240" w:lineRule="auto" w:before="40" w:after="40"/>
+              <w:ind w:firstLine="0" w:left="0" w:right="0"/>
+              <w:jc w:val="center"/>
+            </w:pPr>
+            <w:r>
+              <w:rPr>
+                <w:rFonts w:ascii="Times New Roman" w:hAnsi="Times New Roman" w:eastAsia="宋体"/>
+                <w:b w:val="0"/>
+                <w:color w:val="000000"/>
+                <w:sz w:val="19"/>
+              </w:rPr>
+              <w:t>准确性</w:t>
+            </w:r>
+          </w:p>
+        </w:tc>
+        <w:tc>
+          <w:tcPr>
+            <w:tcW w:type="dxa" w:w="2154"/>
+            <w:vAlign w:val="center"/>
+            <w:shd w:fill="FFFFFF"/>
+          </w:tcPr>
+          <w:p>
+            <w:pPr>
+              <w:keepNext/>
+              <w:spacing w:line="240" w:lineRule="auto" w:before="40" w:after="40"/>
+              <w:ind w:firstLine="0" w:left="0" w:right="0"/>
+              <w:jc w:val="center"/>
+            </w:pPr>
+            <w:r>
+              <w:rPr>
+                <w:rFonts w:ascii="Times New Roman" w:hAnsi="Times New Roman" w:eastAsia="宋体"/>
+                <w:b w:val="0"/>
+                <w:color w:val="000000"/>
+                <w:sz w:val="19"/>
+              </w:rPr>
+              <w:t>199</w:t>
+            </w:r>
+          </w:p>
+        </w:tc>
+        <w:tc>
+          <w:tcPr>
+            <w:tcW w:type="dxa" w:w="2154"/>
+            <w:vAlign w:val="center"/>
+            <w:shd w:fill="FFFFFF"/>
+          </w:tcPr>
+          <w:p>
+            <w:pPr>
+              <w:keepNext/>
+              <w:spacing w:line="240" w:lineRule="auto" w:before="40" w:after="40"/>
+              <w:ind w:firstLine="0" w:left="0" w:right="0"/>
+              <w:jc w:val="center"/>
+            </w:pPr>
+            <w:r>
+              <w:rPr>
+                <w:rFonts w:ascii="Times New Roman" w:hAnsi="Times New Roman" w:eastAsia="宋体"/>
+                <w:b w:val="0"/>
+                <w:color w:val="000000"/>
+                <w:sz w:val="19"/>
+              </w:rPr>
+              <w:t>200</w:t>
+            </w:r>
+          </w:p>
+        </w:tc>
+        <w:tc>
+          <w:tcPr>
+            <w:tcW w:type="dxa" w:w="2154"/>
+            <w:vAlign w:val="center"/>
+            <w:shd w:fill="FFFFFF"/>
+          </w:tcPr>
+          <w:p>
+            <w:pPr>
+              <w:keepNext/>
+              <w:spacing w:line="240" w:lineRule="auto" w:before="40" w:after="40"/>
+              <w:ind w:firstLine="0" w:left="0" w:right="0"/>
+              <w:jc w:val="center"/>
+            </w:pPr>
+            <w:r>
+              <w:rPr>
+                <w:rFonts w:ascii="Times New Roman" w:hAnsi="Times New Roman" w:eastAsia="宋体"/>
+                <w:b w:val="0"/>
+                <w:color w:val="000000"/>
+                <w:sz w:val="19"/>
+              </w:rPr>
+              <w:t>99.5%</w:t>
+            </w:r>
+          </w:p>
+        </w:tc>
+      </w:tr>
+      <w:tr>
+        <w:trPr>
+          <w:cantSplit/>
+        </w:trPr>
+        <w:tc>
+          <w:tcPr>
+            <w:tcW w:type="dxa" w:w="2494"/>
+            <w:vAlign w:val="center"/>
+            <w:shd w:fill="FFFFFF"/>
+          </w:tcPr>
+          <w:p>
+            <w:pPr>
+              <w:keepNext/>
+              <w:spacing w:line="240" w:lineRule="auto" w:before="40" w:after="40"/>
+              <w:ind w:firstLine="0" w:left="0" w:right="0"/>
+              <w:jc w:val="center"/>
+            </w:pPr>
+            <w:r>
+              <w:rPr>
+                <w:rFonts w:ascii="Times New Roman" w:hAnsi="Times New Roman" w:eastAsia="宋体"/>
+                <w:b w:val="0"/>
+                <w:color w:val="000000"/>
+                <w:sz w:val="19"/>
+              </w:rPr>
+              <w:t>完整性</w:t>
+            </w:r>
+          </w:p>
+        </w:tc>
+        <w:tc>
+          <w:tcPr>
+            <w:tcW w:type="dxa" w:w="2154"/>
+            <w:vAlign w:val="center"/>
+            <w:shd w:fill="FFFFFF"/>
+          </w:tcPr>
+          <w:p>
+            <w:pPr>
+              <w:keepNext/>
+              <w:spacing w:line="240" w:lineRule="auto" w:before="40" w:after="40"/>
+              <w:ind w:firstLine="0" w:left="0" w:right="0"/>
+              <w:jc w:val="center"/>
+            </w:pPr>
+            <w:r>
+              <w:rPr>
+                <w:rFonts w:ascii="Times New Roman" w:hAnsi="Times New Roman" w:eastAsia="宋体"/>
+                <w:b w:val="0"/>
+                <w:color w:val="000000"/>
+                <w:sz w:val="19"/>
+              </w:rPr>
+              <w:t>199</w:t>
+            </w:r>
+          </w:p>
+        </w:tc>
+        <w:tc>
+          <w:tcPr>
+            <w:tcW w:type="dxa" w:w="2154"/>
+            <w:vAlign w:val="center"/>
+            <w:shd w:fill="FFFFFF"/>
+          </w:tcPr>
+          <w:p>
+            <w:pPr>
+              <w:keepNext/>
+              <w:spacing w:line="240" w:lineRule="auto" w:before="40" w:after="40"/>
+              <w:ind w:firstLine="0" w:left="0" w:right="0"/>
+              <w:jc w:val="center"/>
+            </w:pPr>
+            <w:r>
+              <w:rPr>
+                <w:rFonts w:ascii="Times New Roman" w:hAnsi="Times New Roman" w:eastAsia="宋体"/>
+                <w:b w:val="0"/>
+                <w:color w:val="000000"/>
+                <w:sz w:val="19"/>
+              </w:rPr>
+              <w:t>200</w:t>
+            </w:r>
+          </w:p>
+        </w:tc>
+        <w:tc>
+          <w:tcPr>
+            <w:tcW w:type="dxa" w:w="2154"/>
+            <w:vAlign w:val="center"/>
+            <w:shd w:fill="FFFFFF"/>
+          </w:tcPr>
+          <w:p>
+            <w:pPr>
+              <w:keepNext/>
+              <w:spacing w:line="240" w:lineRule="auto" w:before="40" w:after="40"/>
+              <w:ind w:firstLine="0" w:left="0" w:right="0"/>
+              <w:jc w:val="center"/>
+            </w:pPr>
+            <w:r>
+              <w:rPr>
+                <w:rFonts w:ascii="Times New Roman" w:hAnsi="Times New Roman" w:eastAsia="宋体"/>
+                <w:b w:val="0"/>
+                <w:color w:val="000000"/>
+                <w:sz w:val="19"/>
+              </w:rPr>
+              <w:t>99.5%</w:t>
+            </w:r>
+          </w:p>
+        </w:tc>
+      </w:tr>
+      <w:tr>
+        <w:trPr>
+          <w:cantSplit/>
+        </w:trPr>
+        <w:tc>
+          <w:tcPr>
+            <w:tcW w:type="dxa" w:w="2494"/>
+            <w:vAlign w:val="center"/>
+            <w:shd w:fill="FFFFFF"/>
+          </w:tcPr>
+          <w:p>
+            <w:pPr>
+              <w:keepNext/>
+              <w:spacing w:line="240" w:lineRule="auto" w:before="40" w:after="40"/>
+              <w:ind w:firstLine="0" w:left="0" w:right="0"/>
+              <w:jc w:val="center"/>
+            </w:pPr>
+            <w:r>
+              <w:rPr>
+                <w:rFonts w:ascii="Times New Roman" w:hAnsi="Times New Roman" w:eastAsia="宋体"/>
+                <w:b w:val="0"/>
+                <w:color w:val="000000"/>
+                <w:sz w:val="19"/>
+              </w:rPr>
+              <w:t>流畅度</w:t>
+            </w:r>
+          </w:p>
+        </w:tc>
+        <w:tc>
+          <w:tcPr>
+            <w:tcW w:type="dxa" w:w="2154"/>
+            <w:vAlign w:val="center"/>
+            <w:shd w:fill="FFFFFF"/>
+          </w:tcPr>
+          <w:p>
+            <w:pPr>
+              <w:keepNext/>
+              <w:spacing w:line="240" w:lineRule="auto" w:before="40" w:after="40"/>
+              <w:ind w:firstLine="0" w:left="0" w:right="0"/>
+              <w:jc w:val="center"/>
+            </w:pPr>
+            <w:r>
+              <w:rPr>
+                <w:rFonts w:ascii="Times New Roman" w:hAnsi="Times New Roman" w:eastAsia="宋体"/>
+                <w:b w:val="0"/>
+                <w:color w:val="000000"/>
+                <w:sz w:val="19"/>
+              </w:rPr>
+              <w:t>200</w:t>
+            </w:r>
+          </w:p>
+        </w:tc>
+        <w:tc>
+          <w:tcPr>
+            <w:tcW w:type="dxa" w:w="2154"/>
+            <w:vAlign w:val="center"/>
+            <w:shd w:fill="FFFFFF"/>
+          </w:tcPr>
+          <w:p>
+            <w:pPr>
+              <w:keepNext/>
+              <w:spacing w:line="240" w:lineRule="auto" w:before="40" w:after="40"/>
+              <w:ind w:firstLine="0" w:left="0" w:right="0"/>
+              <w:jc w:val="center"/>
+            </w:pPr>
+            <w:r>
+              <w:rPr>
+                <w:rFonts w:ascii="Times New Roman" w:hAnsi="Times New Roman" w:eastAsia="宋体"/>
+                <w:b w:val="0"/>
+                <w:color w:val="000000"/>
+                <w:sz w:val="19"/>
+              </w:rPr>
+              <w:t>200</w:t>
+            </w:r>
+          </w:p>
+        </w:tc>
+        <w:tc>
+          <w:tcPr>
+            <w:tcW w:type="dxa" w:w="2154"/>
+            <w:vAlign w:val="center"/>
+            <w:shd w:fill="FFFFFF"/>
+          </w:tcPr>
+          <w:p>
+            <w:pPr>
+              <w:keepNext/>
+              <w:spacing w:line="240" w:lineRule="auto" w:before="40" w:after="40"/>
+              <w:ind w:firstLine="0" w:left="0" w:right="0"/>
+              <w:jc w:val="center"/>
+            </w:pPr>
+            <w:r>
+              <w:rPr>
+                <w:rFonts w:ascii="Times New Roman" w:hAnsi="Times New Roman" w:eastAsia="宋体"/>
+                <w:b w:val="0"/>
+                <w:color w:val="000000"/>
+                <w:sz w:val="19"/>
+              </w:rPr>
+              <w:t>100.0%</w:t>
+            </w:r>
+          </w:p>
+        </w:tc>
+      </w:tr>
+      <w:tr>
+        <w:trPr>
+          <w:cantSplit/>
+        </w:trPr>
+        <w:tc>
+          <w:tcPr>
+            <w:tcW w:type="dxa" w:w="2494"/>
+            <w:vAlign w:val="center"/>
+            <w:shd w:fill="FFFFFF"/>
+          </w:tcPr>
+          <w:p>
+            <w:pPr>
+              <w:keepNext/>
+              <w:spacing w:line="240" w:lineRule="auto" w:before="40" w:after="40"/>
+              <w:ind w:firstLine="0" w:left="0" w:right="0"/>
+              <w:jc w:val="center"/>
+            </w:pPr>
+            <w:r>
+              <w:rPr>
+                <w:rFonts w:ascii="Times New Roman" w:hAnsi="Times New Roman" w:eastAsia="宋体"/>
+                <w:b w:val="0"/>
+                <w:color w:val="000000"/>
+                <w:sz w:val="19"/>
+              </w:rPr>
+              <w:t>无依据断言</w:t>
+            </w:r>
+          </w:p>
+        </w:tc>
+        <w:tc>
+          <w:tcPr>
+            <w:tcW w:type="dxa" w:w="2154"/>
+            <w:vAlign w:val="center"/>
+            <w:shd w:fill="FFFFFF"/>
+          </w:tcPr>
+          <w:p>
+            <w:pPr>
+              <w:keepNext/>
+              <w:spacing w:line="240" w:lineRule="auto" w:before="40" w:after="40"/>
+              <w:ind w:firstLine="0" w:left="0" w:right="0"/>
+              <w:jc w:val="center"/>
+            </w:pPr>
+            <w:r>
+              <w:rPr>
+                <w:rFonts w:ascii="Times New Roman" w:hAnsi="Times New Roman" w:eastAsia="宋体"/>
+                <w:b w:val="0"/>
+                <w:color w:val="000000"/>
+                <w:sz w:val="19"/>
+              </w:rPr>
+              <w:t>200</w:t>
+            </w:r>
+          </w:p>
+        </w:tc>
+        <w:tc>
+          <w:tcPr>
+            <w:tcW w:type="dxa" w:w="2154"/>
+            <w:vAlign w:val="center"/>
+            <w:shd w:fill="FFFFFF"/>
+          </w:tcPr>
+          <w:p>
+            <w:pPr>
+              <w:keepNext/>
+              <w:spacing w:line="240" w:lineRule="auto" w:before="40" w:after="40"/>
+              <w:ind w:firstLine="0" w:left="0" w:right="0"/>
+              <w:jc w:val="center"/>
+            </w:pPr>
+            <w:r>
+              <w:rPr>
+                <w:rFonts w:ascii="Times New Roman" w:hAnsi="Times New Roman" w:eastAsia="宋体"/>
+                <w:b w:val="0"/>
+                <w:color w:val="000000"/>
+                <w:sz w:val="19"/>
+              </w:rPr>
+              <w:t>200</w:t>
+            </w:r>
+          </w:p>
+        </w:tc>
+        <w:tc>
+          <w:tcPr>
+            <w:tcW w:type="dxa" w:w="2154"/>
+            <w:vAlign w:val="center"/>
+            <w:shd w:fill="FFFFFF"/>
+          </w:tcPr>
+          <w:p>
+            <w:pPr>
+              <w:keepNext/>
+              <w:spacing w:line="240" w:lineRule="auto" w:before="40" w:after="40"/>
+              <w:ind w:firstLine="0" w:left="0" w:right="0"/>
+              <w:jc w:val="center"/>
+            </w:pPr>
+            <w:r>
+              <w:rPr>
+                <w:rFonts w:ascii="Times New Roman" w:hAnsi="Times New Roman" w:eastAsia="宋体"/>
+                <w:b w:val="0"/>
+                <w:color w:val="000000"/>
+                <w:sz w:val="19"/>
+              </w:rPr>
+              <w:t>100.0%</w:t>
+            </w:r>
+          </w:p>
+        </w:tc>
+      </w:tr>
+      <w:tr>
+        <w:trPr>
+          <w:cantSplit/>
+        </w:trPr>
+        <w:tc>
+          <w:tcPr>
+            <w:tcW w:type="dxa" w:w="2494"/>
+            <w:vAlign w:val="center"/>
+            <w:shd w:fill="FFFFFF"/>
+          </w:tcPr>
+          <w:p>
+            <w:pPr>
+              <w:keepNext w:val="0"/>
+              <w:spacing w:line="240" w:lineRule="auto" w:before="40" w:after="40"/>
+              <w:ind w:firstLine="0" w:left="0" w:right="0"/>
+              <w:jc w:val="center"/>
+            </w:pPr>
+            <w:r>
+              <w:rPr>
+                <w:rFonts w:ascii="Times New Roman" w:hAnsi="Times New Roman" w:eastAsia="宋体"/>
+                <w:b w:val="0"/>
+                <w:color w:val="000000"/>
+                <w:sz w:val="19"/>
+              </w:rPr>
+              <w:t>四项同时一致</w:t>
+            </w:r>
+          </w:p>
+        </w:tc>
+        <w:tc>
+          <w:tcPr>
+            <w:tcW w:type="dxa" w:w="2154"/>
+            <w:vAlign w:val="center"/>
+            <w:shd w:fill="FFFFFF"/>
+          </w:tcPr>
+          <w:p>
+            <w:pPr>
+              <w:keepNext w:val="0"/>
+              <w:spacing w:line="240" w:lineRule="auto" w:before="40" w:after="40"/>
+              <w:ind w:firstLine="0" w:left="0" w:right="0"/>
+              <w:jc w:val="center"/>
+            </w:pPr>
+            <w:r>
+              <w:rPr>
+                <w:rFonts w:ascii="Times New Roman" w:hAnsi="Times New Roman" w:eastAsia="宋体"/>
+                <w:b w:val="0"/>
+                <w:color w:val="000000"/>
+                <w:sz w:val="19"/>
+              </w:rPr>
+              <w:t>199</w:t>
+            </w:r>
+          </w:p>
+        </w:tc>
+        <w:tc>
+          <w:tcPr>
+            <w:tcW w:type="dxa" w:w="2154"/>
+            <w:vAlign w:val="center"/>
+            <w:shd w:fill="FFFFFF"/>
+          </w:tcPr>
+          <w:p>
+            <w:pPr>
+              <w:keepNext w:val="0"/>
+              <w:spacing w:line="240" w:lineRule="auto" w:before="40" w:after="40"/>
+              <w:ind w:firstLine="0" w:left="0" w:right="0"/>
+              <w:jc w:val="center"/>
+            </w:pPr>
+            <w:r>
+              <w:rPr>
+                <w:rFonts w:ascii="Times New Roman" w:hAnsi="Times New Roman" w:eastAsia="宋体"/>
+                <w:b w:val="0"/>
+                <w:color w:val="000000"/>
+                <w:sz w:val="19"/>
+              </w:rPr>
+              <w:t>200</w:t>
+            </w:r>
+          </w:p>
+        </w:tc>
+        <w:tc>
+          <w:tcPr>
+            <w:tcW w:type="dxa" w:w="2154"/>
+            <w:vAlign w:val="center"/>
+            <w:shd w:fill="FFFFFF"/>
+          </w:tcPr>
+          <w:p>
+            <w:pPr>
+              <w:keepNext w:val="0"/>
+              <w:spacing w:line="240" w:lineRule="auto" w:before="40" w:after="40"/>
+              <w:ind w:firstLine="0" w:left="0" w:right="0"/>
+              <w:jc w:val="center"/>
+            </w:pPr>
+            <w:r>
+              <w:rPr>
+                <w:rFonts w:ascii="Times New Roman" w:hAnsi="Times New Roman" w:eastAsia="宋体"/>
+                <w:b w:val="0"/>
+                <w:color w:val="000000"/>
+                <w:sz w:val="19"/>
+              </w:rPr>
+              <w:t>99.5%</w:t>
+            </w:r>
+          </w:p>
+        </w:tc>
+      </w:tr>
+    </w:tbl>
+    <w:p>
+      <w:pPr>
+        <w:keepNext w:val="0"/>
+        <w:widowControl/>
+        <w:spacing w:before="0" w:after="90" w:line="300" w:lineRule="auto"/>
+        <w:ind w:firstLine="420" w:left="0" w:right="0"/>
+        <w:jc w:val="both"/>
+      </w:pPr>
+      <w:r>
+        <w:rPr>
+          <w:rFonts w:ascii="Times New Roman" w:hAnsi="Times New Roman" w:eastAsia="宋体"/>
+          <w:b w:val="0"/>
+          <w:color w:val="000000"/>
+          <w:sz w:val="21"/>
+        </w:rPr>
+        <w:t>唯一分歧出现在Q1125282_P57_2的B0原始答案“Man on the Moon was directed by Milo Forman.”。参考姓名为Miloš Forman，输出缺少姓名末尾字符š。上下文01认为人物身份写法不确定、姓名信息仅部分保留，准确性与完整性各给1分；上下文02认为该姓名仍可辨认，两项各给2分。两次流畅度均为4分、无依据断言均为0。报告保留两组原判，不将其合并或裁决为一个分数；这里评价的是原始输出，并未用名称恢复后的答案替换。</w:t>
+      </w:r>
+    </w:p>
+    <w:p>
+      <w:pPr>
+        <w:keepNext w:val="0"/>
+        <w:widowControl/>
+        <w:spacing w:before="0" w:after="90" w:line="300" w:lineRule="auto"/>
+        <w:ind w:firstLine="420" w:left="0" w:right="0"/>
+        <w:jc w:val="both"/>
+      </w:pPr>
+      <w:r>
+        <w:rPr>
+          <w:rFonts w:ascii="Times New Roman" w:hAnsi="Times New Roman" w:eastAsia="宋体"/>
+          <w:b w:val="0"/>
+          <w:color w:val="000000"/>
+          <w:sz w:val="21"/>
+        </w:rPr>
+        <w:t>这组结果补充了固定模板答案的文本质量观察。相近的均值与较高一致率符合多数答案直接复述已知图谱事实的测试条件，但不能据此证明一般语言理解能力。两次评价使用相同模型，可能共享判断偏差，一致率只描述本次模型评分的重复性，不是人类评价者一致性或答案的绝对正确率。100题的覆盖性样本与给定参考也限制了结论范围，中文改写、错拼、开放问题和P0证据回答仍应分别评价。</w:t>
+      </w:r>
+    </w:p>
+    <w:p>
+      <w:pPr>
+        <w:keepNext w:val="0"/>
+        <w:widowControl/>
+        <w:spacing w:before="0" w:after="90" w:line="300" w:lineRule="auto"/>
+        <w:ind w:firstLine="420" w:left="0" w:right="0"/>
+        <w:jc w:val="both"/>
+      </w:pPr>
+      <w:r>
+        <w:rPr>
+          <w:rFonts w:ascii="Times New Roman" w:hAnsi="Times New Roman" w:eastAsia="宋体"/>
+          <w:b w:val="0"/>
+          <w:color w:val="000000"/>
+          <w:sz w:val="21"/>
+        </w:rPr>
+        <w:t>本次逐条评分CSV、原始JSONL、模型配置、评分细则及分歧记录统一保存于reports/辅助评价/20261031_sol_ultra/。两份报告引用同一份记录；原有人工评分表保持未评分状态，不以这些辅助分数回填。</w:t>
       </w:r>
     </w:p>
     <w:p>
@@ -16393,13 +18060,12 @@
       </w:pPr>
       <w:r>
         <w:rPr>
-          <w:rFonts w:ascii="Times New Roman" w:hAnsi="Times New Roman" w:eastAsia="宋体" w:cs="Times New Roman"/>
+          <w:rFonts w:ascii="Times New Roman" w:hAnsi="Times New Roman" w:eastAsia="宋体"/>
           <w:b w:val="0"/>
-          <w:i w:val="0"/>
           <w:color w:val="000000"/>
           <w:sz w:val="21"/>
         </w:rPr>
-        <w:t>5000部电影主实验于2026年10月30日完成，10月31日开展补充实验并整理环境截图。主观评价采用第4.5节的共同样本与规则，尚未取得完整实际评分，本报告不列主观均值。</w:t>
+        <w:t>5000部电影主实验于2026年10月30日完成，10月31日开展补充实验并整理环境截图。同日完成两个独立模型上下文的辅助评价，发现模板答案事实覆盖较高，轻微语言问题与姓名残缺仍需单独检查。两组原判和唯一分歧共同保留，结果范围与第4.5节的评价设置一致。</w:t>
       </w:r>
     </w:p>
     <w:p>
